--- a/output/imagined_futures_neurips2026.docx
+++ b/output/imagined_futures_neurips2026.docx
@@ -7,7 +7,7 @@
         <w:pStyle w:val="Title"/>
       </w:pPr>
       <w:r>
-        <w:t xml:space="preserve">Mechanistic Analysis of Future Representations in World Action Models</w:t>
+        <w:t xml:space="preserve">Do World Action Models Use Their Predicted Futures?</w:t>
       </w:r>
     </w:p>
     <w:p>
@@ -31,7 +31,7 @@
         <w:pStyle w:val="Abstract"/>
       </w:pPr>
       <w:r>
-        <w:t xml:space="preserve">World action models predict both how a scene will change and what action a robot should take. We study whether their predicted futures actually influence their actions. Previous work found that corrupting cache values assigned to future positions changes model behavior, but corruption cannot show what information the model uses. To test the role of future content directly, we obtain two possible continuations from the same simulator state. We then recompute one action after substituting the future representation from the other continuation, while holding the observation, instruction, noise, solver, and denoising schedule fixed. We measure how far the recomputed action moves from its original value toward the action paired with the replacement future; 0 indicates no movement and 1 reproduces the alternative action. We use the same normalization for simulator endpoints. At the first Cosmos Policy state, the recomputed action moves</w:t>
+        <w:t xml:space="preserve">World action models generate predicted future observations together with robot actions, but it remains unclear whether those futures influence action generation. We introduce future transplantation to test this directly. From the same simulator state, we sample two continuations and recompute one after replacing its future representation with the other’s, while holding the current inputs and sampling noise fixed. We then ask whether the recomputed action and its one-chunk simulator endpoint move toward the behavior paired with the donor future. In Cosmos Policy, at the first policy query in each of ten LIBERO-10 tasks, donor futures increase action projection by</w:t>
       </w:r>
       <w:r>
         <w:t xml:space="preserve"> </w:t>
@@ -45,7 +45,7 @@
         <w:t xml:space="preserve"> </w:t>
       </w:r>
       <w:r>
-        <w:t xml:space="preserve">of the recipient-to-donor displacement and the executed endpoint moves</w:t>
+        <w:t xml:space="preserve">and endpoint projection by</w:t>
       </w:r>
       <w:r>
         <w:t xml:space="preserve"> </w:t>
@@ -56,7 +56,10 @@
         </m:r>
       </m:oMath>
       <w:r>
-        <w:t xml:space="preserve">, with positive effects in all ten LIBERO-10 tasks. These effects are much smaller at later states. Additional Cosmos Policy experiments find positive action effects when wrist- or primary-camera futures are replaced, but near-zero effects when future proprioception or object state alone is changed. In Cosmos 3, replacement futures also move actions and simulator endpoints toward the corresponding alternative across four RoboLab tasks. Across four calibration tasks, replacing the transformer-attention keys and values associated with the replacement future at every direct future-to-action connection reduces this action movement by</w:t>
+        <w:t xml:space="preserve"> </w:t>
+      </w:r>
+      <w:r>
+        <w:t xml:space="preserve">relative to self-future recomputation. Effects are much smaller at later sampled states. Camera-future replacements also steer actions, whereas future proprioception and isolated object-state changes have near-zero effects. This pattern is consistent with sensitivity to camera-visible robot motion. In Cosmos 3, transplanted futures steer actions and endpoints across four RoboLab states. Replacing future-token keys and values wherever action tokens directly attend to future tokens reduces the action shift by</w:t>
       </w:r>
       <w:r>
         <w:t xml:space="preserve"> </w:t>
@@ -70,16 +73,16 @@
         <w:t xml:space="preserve"> </w:t>
       </w:r>
       <w:r>
-        <w:t xml:space="preserve">projection units. Thus, changing only the predicted future changes action in a way that depends on the future’s content. The Cosmos Policy experiments are most consistent with the model using predicted visible robot motion, while the separate Cosmos 3 experiment shows that future-token keys and values contribute to the action change. Neither experiment shows that the models compare predicted task outcomes when choosing an action.</w:t>
-      </w:r>
-    </w:p>
-    <w:bookmarkStart w:id="13" w:name="introduction"/>
+        <w:t xml:space="preserve">projection units on four calibration states and substantially attenuates it in one held-out state. These results show that generated future content can influence WAM actions. They do not establish that either model compares predicted task outcomes or performs planning.</w:t>
+      </w:r>
+    </w:p>
+    <w:bookmarkStart w:id="13" w:name="sec:introduction"/>
     <w:p>
       <w:pPr>
         <w:pStyle w:val="Heading1"/>
       </w:pPr>
       <w:r>
-        <w:t xml:space="preserve">1 Introduction</w:t>
+        <w:t xml:space="preserve">Introduction</w:t>
       </w:r>
     </w:p>
     <w:p>
@@ -87,151 +90,91 @@
         <w:pStyle w:val="FirstParagraph"/>
       </w:pPr>
       <w:r>
-        <w:t xml:space="preserve">World action models (WAMs) generate predicted future observations and robot actions within the same model</w:t>
-      </w:r>
-      <w:r>
-        <w:t xml:space="preserve"> </w:t>
-      </w:r>
-      <w:hyperlink w:anchor="ref-kim2026cosmospolicy">
+        <w:t xml:space="preserve">World action models (WAMs) couple prediction and control: the same model generates possible future observations and the robot action to take next</w:t>
+      </w:r>
+      <w:r>
+        <w:t xml:space="preserve"> </w:t>
+      </w:r>
+      <w:r>
+        <w:t xml:space="preserve">(Kim et al. 2026; NVIDIA 2026a)</w:t>
+      </w:r>
+      <w:r>
+        <w:t xml:space="preserve">. This design suggests that a WAM may use its predicted future when producing an action. Joint generation alone, however, does not establish that computation. A future may be an unused output, a generic computational workspace, a visual description of the robot motion paired with the action, or a prediction of task consequences used to choose among actions.</w:t>
+      </w:r>
+    </w:p>
+    <w:p>
+      <w:pPr>
+        <w:pStyle w:val="BodyText"/>
+      </w:pPr>
+      <w:r>
+        <w:t xml:space="preserve">These possibilities imply different accounts of the policy. If predicted robot motion drives the action, the model resembles visual inverse dynamics: it maps a current observation and a displayed future pose to the motion connecting them</w:t>
+      </w:r>
+      <w:r>
+        <w:t xml:space="preserve"> </w:t>
+      </w:r>
+      <w:r>
+        <w:t xml:space="preserve">(Hu et al. 2025; Du et al. 2023)</w:t>
+      </w:r>
+      <w:r>
+        <w:t xml:space="preserve">. If predicted object changes drive action selection, the computation is closer to visual planning, where candidate actions or subgoals are evaluated through their predicted outcomes</w:t>
+      </w:r>
+      <w:r>
+        <w:t xml:space="preserve"> </w:t>
+      </w:r>
+      <w:r>
+        <w:t xml:space="preserve">(Ebert et al. 2018; Du et al. 2024)</w:t>
+      </w:r>
+      <w:r>
+        <w:t xml:space="preserve">. We study Cosmos Policy in its direct-policy mode and the diffusion-generator component of Cosmos3-Nano-Policy-DROID. Neither inference procedure evaluated here generates and scores multiple candidate actions before acting.</w:t>
+      </w:r>
+    </w:p>
+    <w:p>
+      <w:pPr>
+        <w:pStyle w:val="BodyText"/>
+      </w:pPr>
+      <w:r>
+        <w:t xml:space="preserve">RIFT provides the closest causal evidence that future representations matter</w:t>
+      </w:r>
+      <w:r>
+        <w:t xml:space="preserve"> </w:t>
+      </w:r>
+      <w:r>
+        <w:t xml:space="preserve">(Zhang et al. 2026)</w:t>
+      </w:r>
+      <w:r>
+        <w:t xml:space="preserve">. It masks cached values at future positions or assigns them to different positions, changing closed-loop trajectories and task success across several WAMs. These interventions establish dependence on future-position activations, but they cannot identify the information being used. An arbitrary corruption may move an action in any direction, even if it destroys no meaningful representation of an alternative behavior.</w:t>
+      </w:r>
+    </w:p>
+    <w:p>
+      <w:pPr>
+        <w:pStyle w:val="BodyText"/>
+      </w:pPr>
+      <w:r>
+        <w:t xml:space="preserve">We introduce</w:t>
+      </w:r>
+      <w:r>
+        <w:t xml:space="preserve"> </w:t>
+      </w:r>
+      <w:r>
+        <w:rPr>
+          <w:i/>
+          <w:iCs/>
+        </w:rPr>
+        <w:t xml:space="preserve">reachable-donor future transplantation</w:t>
+      </w:r>
+      <w:r>
+        <w:t xml:space="preserve">. Starting from the same restored simulator state, we sample two continuations from the unmodified policy. We designate one continuation as the recipient and the other as the donor, then recompute the recipient with the donor’s predicted future while keeping its current inputs and random draws fixed. The donor action and endpoint are never given to the model; they are used only as references. We measure whether the recomputed action and its executed endpoint move toward the donor behavior rather than merely away from the recipient (Figure </w:t>
+      </w:r>
+      <w:hyperlink w:anchor="fig:overview">
         <w:r>
           <w:rPr>
             <w:rStyle w:val="Hyperlink"/>
           </w:rPr>
-          <w:t xml:space="preserve">[1]</w:t>
+          <w:t xml:space="preserve">1</w:t>
         </w:r>
       </w:hyperlink>
       <w:r>
-        <w:t xml:space="preserve">,</w:t>
-      </w:r>
-      <w:r>
-        <w:t xml:space="preserve"> </w:t>
-      </w:r>
-      <w:hyperlink w:anchor="ref-nvidia2026cosmos3">
-        <w:r>
-          <w:rPr>
-            <w:rStyle w:val="Hyperlink"/>
-          </w:rPr>
-          <w:t xml:space="preserve">[2]</w:t>
-        </w:r>
-      </w:hyperlink>
-      <w:r>
-        <w:t xml:space="preserve">. We study two such models. Cosmos Policy represents actions and future observations in a common latent sequence, while Cosmos 3 jointly denoises future-video and action tokens</w:t>
-      </w:r>
-      <w:r>
-        <w:t xml:space="preserve"> </w:t>
-      </w:r>
-      <w:hyperlink w:anchor="ref-kim2026cosmospolicy">
-        <w:r>
-          <w:rPr>
-            <w:rStyle w:val="Hyperlink"/>
-          </w:rPr>
-          <w:t xml:space="preserve">[1]</w:t>
-        </w:r>
-      </w:hyperlink>
-      <w:r>
-        <w:t xml:space="preserve">,</w:t>
-      </w:r>
-      <w:r>
-        <w:t xml:space="preserve"> </w:t>
-      </w:r>
-      <w:hyperlink w:anchor="ref-nvidia2026cosmos3">
-        <w:r>
-          <w:rPr>
-            <w:rStyle w:val="Hyperlink"/>
-          </w:rPr>
-          <w:t xml:space="preserve">[2]</w:t>
-        </w:r>
-      </w:hyperlink>
-      <w:r>
-        <w:t xml:space="preserve">. In both cases, the action computation can use information from the predicted future. The model architecture does not tell us whether it does so, or what information it uses when it does.</w:t>
-      </w:r>
-    </w:p>
-    <w:p>
-      <w:pPr>
-        <w:pStyle w:val="BodyText"/>
-      </w:pPr>
-      <w:r>
-        <w:t xml:space="preserve">Changing the representation of a future could affect action for several reasons. Future tokens may participate in the model’s computation without describing a particular behavior; disrupting them could then change the action in an arbitrary direction. The model might instead use predicted video of the robot’s motion to help generate the corresponding action. A more planning-like possibility is that the model predicts changes in task objects and uses those consequences to choose among actions. Explicit visual planners implement the latter approach by generating candidate actions or subgoals, predicting their outcomes, and comparing those outcomes using a goal or value function</w:t>
-      </w:r>
-      <w:r>
-        <w:t xml:space="preserve"> </w:t>
-      </w:r>
-      <w:hyperlink w:anchor="ref-kim2026cosmospolicy">
-        <w:r>
-          <w:rPr>
-            <w:rStyle w:val="Hyperlink"/>
-          </w:rPr>
-          <w:t xml:space="preserve">[1]</w:t>
-        </w:r>
-      </w:hyperlink>
-      <w:r>
-        <w:t xml:space="preserve">,</w:t>
-      </w:r>
-      <w:r>
-        <w:t xml:space="preserve"> </w:t>
-      </w:r>
-      <w:hyperlink w:anchor="ref-ebert2018visualforesight">
-        <w:r>
-          <w:rPr>
-            <w:rStyle w:val="Hyperlink"/>
-          </w:rPr>
-          <w:t xml:space="preserve">[3]</w:t>
-        </w:r>
-      </w:hyperlink>
-      <w:r>
-        <w:t xml:space="preserve">,</w:t>
-      </w:r>
-      <w:r>
-        <w:t xml:space="preserve"> </w:t>
-      </w:r>
-      <w:hyperlink w:anchor="ref-du2024videolanguage">
-        <w:r>
-          <w:rPr>
-            <w:rStyle w:val="Hyperlink"/>
-          </w:rPr>
-          <w:t xml:space="preserve">[4]</w:t>
-        </w:r>
-      </w:hyperlink>
-      <w:r>
-        <w:t xml:space="preserve">. Cosmos Policy and Cosmos 3 do not use this type of explicit candidate search during the inference procedures studied here. Whether their predicted futures nevertheless provide information about actions or task consequences must therefore be tested experimentally.</w:t>
-      </w:r>
-    </w:p>
-    <w:p>
-      <w:pPr>
-        <w:pStyle w:val="BodyText"/>
-      </w:pPr>
-      <w:r>
-        <w:t xml:space="preserve">RIFT provides the closest prior evidence that future representations affect WAM behavior</w:t>
-      </w:r>
-      <w:r>
-        <w:t xml:space="preserve"> </w:t>
-      </w:r>
-      <w:hyperlink w:anchor="ref-zhang2026rift">
-        <w:r>
-          <w:rPr>
-            <w:rStyle w:val="Hyperlink"/>
-          </w:rPr>
-          <w:t xml:space="preserve">[5]</w:t>
-        </w:r>
-      </w:hyperlink>
-      <w:r>
-        <w:t xml:space="preserve">. It masks cached values stored at future positions or reassigns them to different positions. Across four models evaluated on the 40-task LIBERO Spatial, Object, Goal, and Long protocol, these interventions change closed-loop trajectories and reduce task success. This shows that values associated with future positions, and their locations, matter for action generation. It does not show what information in those values matters. Masking a representation can change an action in any direction, so the resulting change cannot be associated with the meaning of a specific alternative future.</w:t>
-      </w:r>
-    </w:p>
-    <w:p>
-      <w:pPr>
-        <w:pStyle w:val="BodyText"/>
-      </w:pPr>
-      <w:r>
-        <w:t xml:space="preserve">We instead compare two futures generated by the same policy from the same simulator state. Starting from an exactly restored simulator state, we run the unmodified policy twice to obtain two continuations. We call the continuation that will be recomputed the recipient and the other continuation the donor. Each continuation contains a predicted future, an action, and an endpoint obtained by executing that action in the simulator. We recompute the recipient after replacing its predicted future with the donor future, while keeping the current observation, instruction, noise, solver, and denoising schedule unchanged. The donor action and endpoint are never given to the model; they are used only to evaluate the result. We refer to this procedure as reachable-donor future transplantation, or future transplantation for short.</w:t>
-      </w:r>
-    </w:p>
-    <w:p>
-      <w:pPr>
-        <w:pStyle w:val="BodyText"/>
-      </w:pPr>
-      <w:r>
-        <w:t xml:space="preserve">We measure whether the recomputed action and endpoint move from the original recipient behavior toward the donor behavior. An unchanged recipient has a normalized projection of 0, and a result equal to the donor has a projection of 1. A positive difference between the donor-future and self-future conditions therefore means that the replacement moves behavior in the direction associated with the replacement future. We also reverse the roles of the two continuations and, in Cosmos 3, compare several donors generated from the same state. These comparisons test whether the action follows the selected future rather than merely moving away from its original value.</w:t>
+        <w:t xml:space="preserve">).</w:t>
       </w:r>
     </w:p>
     <w:bookmarkStart w:id="12" w:name="fig:overview"/>
@@ -242,7 +185,7 @@
       <w:r>
         <w:drawing>
           <wp:inline>
-            <wp:extent cx="5285983" cy="1711890"/>
+            <wp:extent cx="5257800" cy="1695450"/>
             <wp:effectExtent b="0" l="0" r="0" t="0"/>
             <wp:docPr descr="" title="" id="10" name="Picture"/>
             <a:graphic>
@@ -263,7 +206,7 @@
                   <pic:spPr bwMode="auto">
                     <a:xfrm>
                       <a:off x="0" y="0"/>
-                      <a:ext cx="5285983" cy="1711890"/>
+                      <a:ext cx="5257800" cy="1695450"/>
                     </a:xfrm>
                     <a:prstGeom prst="rect">
                       <a:avLst/>
@@ -287,7 +230,7 @@
         <w:pStyle w:val="ImageCaption"/>
       </w:pPr>
       <w:r>
-        <w:t xml:space="preserve">Figure 1: Future transplantation. (a) The policy generates two continuations from the same simulator state. (b) We recompute the recipient with the donor’s predicted future while keeping its current inputs and noise fixed. (c) We measure how far the resulting action and endpoint move from the recipient toward the donor. In the Cosmos 3 pathway experiment, we then replace the keys and values associated with future tokens to test whether they contribute to this change.</w:t>
+        <w:t xml:space="preserve">Future transplantation. We generate two continuations from one simulator state, recompute the recipient with the donor future, and project the new action and one-chunk endpoint onto the recipient-to-donor direction. In Cosmos 3, we additionally replace future-token keys and values to test their contribution to the action shift.</w:t>
       </w:r>
     </w:p>
     <w:bookmarkEnd w:id="12"/>
@@ -296,26 +239,150 @@
         <w:pStyle w:val="BodyText"/>
       </w:pPr>
       <w:r>
-        <w:t xml:space="preserve">In both models, replacing a future shifts actions and simulator endpoints toward the behavior that originally accompanied the replacement. In Cosmos Policy, the effect is largest at the first evaluation state and is much smaller at later states. We then repeat the intervention separately for future wrist video, primary-camera video, and proprioception. We also change robot and object content separately. The measured effects are most consistent with the model using predicted visible robot motion at the evaluated states; changing object state alone has almost no effect. In a separate Cosmos 3 experiment, replacing the donor run’s future-token keys and values with those from the recipient run substantially reduces the action change. This result identifies an internal representation that contributes to the Cosmos 3 effect, but it does not determine what those tensors represent. The experiments do not test candidate search or value comparison, do not establish consistent effects on task success, and do not show that object consequences are unused in other models or states.</w:t>
+        <w:t xml:space="preserve">Transplanted futures steer actions and simulator endpoints toward the donor in both models. Cosmos Policy experiments further show much larger effects for camera futures than for future proprioception or isolated object-state changes. In Cosmos 3, replacing future-token keys and values substantially attenuates the action shift. These findings answer three successively narrower questions: whether future content affects action, which changes in that content matter in Cosmos Policy, and which attention activations contribute to the Cosmos 3 effect. Because the content and pathway experiments use different models, they do not form a single end-to-end mechanism. They also do not show that either model evaluates predicted task outcomes.</w:t>
       </w:r>
     </w:p>
     <w:bookmarkEnd w:id="13"/>
-    <w:bookmarkStart w:id="16" w:name="sec:background"/>
+    <w:bookmarkStart w:id="14" w:name="sec:related"/>
     <w:p>
       <w:pPr>
         <w:pStyle w:val="Heading1"/>
       </w:pPr>
       <w:r>
-        <w:t xml:space="preserve">2 Background and Related Work</w:t>
-      </w:r>
-    </w:p>
-    <w:bookmarkStart w:id="14" w:name="future-prediction-in-robot-policies"/>
+        <w:t xml:space="preserve">Related Work</w:t>
+      </w:r>
+    </w:p>
+    <w:p>
+      <w:pPr>
+        <w:pStyle w:val="FirstParagraph"/>
+      </w:pPr>
+      <w:r>
+        <w:t xml:space="preserve">Robot policies use predicted visual futures through several interfaces. Some methods first generate a future video and then infer actions from that video or its representation</w:t>
+      </w:r>
+      <w:r>
+        <w:t xml:space="preserve"> </w:t>
+      </w:r>
+      <w:r>
+        <w:t xml:space="preserve">(Hu et al. 2025; Du et al. 2023)</w:t>
+      </w:r>
+      <w:r>
+        <w:t xml:space="preserve">. Others model video and actions jointly</w:t>
+      </w:r>
+      <w:r>
+        <w:t xml:space="preserve"> </w:t>
+      </w:r>
+      <w:r>
+        <w:t xml:space="preserve">(Guo et al. 2024; Li et al. 2025; Kim et al. 2026; NVIDIA 2026a)</w:t>
+      </w:r>
+      <w:r>
+        <w:t xml:space="preserve">. Joint training does not require that a model generate or use video at inference time; UVA, for example, can omit video generation during inference</w:t>
+      </w:r>
+      <w:r>
+        <w:t xml:space="preserve"> </w:t>
+      </w:r>
+      <w:r>
+        <w:t xml:space="preserve">(Li et al. 2025)</w:t>
+      </w:r>
+      <w:r>
+        <w:t xml:space="preserve">. Explicit visual planners instead generate candidate actions or subgoals, predict their outcomes, and compare those outcomes using a goal or value function</w:t>
+      </w:r>
+      <w:r>
+        <w:t xml:space="preserve"> </w:t>
+      </w:r>
+      <w:r>
+        <w:t xml:space="preserve">(Ebert et al. 2018; Du et al. 2024)</w:t>
+      </w:r>
+      <w:r>
+        <w:t xml:space="preserve">.</w:t>
+      </w:r>
+    </w:p>
+    <w:p>
+      <w:pPr>
+        <w:pStyle w:val="BodyText"/>
+      </w:pPr>
+      <w:r>
+        <w:t xml:space="preserve">Recent WAM studies have begun to separate predictive training from the use of predictions during action generation. Fast-WAM removes explicit future rollout while retaining competitive policy performance</w:t>
+      </w:r>
+      <w:r>
+        <w:t xml:space="preserve"> </w:t>
+      </w:r>
+      <w:r>
+        <w:t xml:space="preserve">(Yuan et al. 2026)</w:t>
+      </w:r>
+      <w:r>
+        <w:t xml:space="preserve">. Faster-WAM keeps a lower-cost connection from future representations to actions and reports improved robustness in its evaluation settings</w:t>
+      </w:r>
+      <w:r>
+        <w:t xml:space="preserve"> </w:t>
+      </w:r>
+      <w:r>
+        <w:t xml:space="preserve">(Zhao et al. 2026)</w:t>
+      </w:r>
+      <w:r>
+        <w:t xml:space="preserve">. AGRA finds that visually plausible predictions do not necessarily support reliable action inference in one architecture</w:t>
+      </w:r>
+      <w:r>
+        <w:t xml:space="preserve"> </w:t>
+      </w:r>
+      <w:r>
+        <w:t xml:space="preserve">(Qiu et al. 2026)</w:t>
+      </w:r>
+      <w:r>
+        <w:t xml:space="preserve">. RIFT directly intervenes on activations at future positions</w:t>
+      </w:r>
+      <w:r>
+        <w:t xml:space="preserve"> </w:t>
+      </w:r>
+      <w:r>
+        <w:t xml:space="preserve">(Zhang et al. 2026)</w:t>
+      </w:r>
+      <w:r>
+        <w:t xml:space="preserve">. We instead replace one naturally generated future with another and test whether the action follows the selected donor.</w:t>
+      </w:r>
+    </w:p>
+    <w:p>
+      <w:pPr>
+        <w:pStyle w:val="BodyText"/>
+      </w:pPr>
+      <w:r>
+        <w:t xml:space="preserve">Future transplantation is an activation-replacement intervention. Such methods distinguish information that is merely decodable from information that affects a model’s output</w:t>
+      </w:r>
+      <w:r>
+        <w:t xml:space="preserve"> </w:t>
+      </w:r>
+      <w:r>
+        <w:t xml:space="preserve">(Pearl 2001; Meng et al. 2022; Goldowsky-Dill et al. 2023; Zhang and Nanda 2024)</w:t>
+      </w:r>
+      <w:r>
+        <w:t xml:space="preserve">. A replacement can affect several computational routes at once, and untouched activations may compensate for it</w:t>
+      </w:r>
+      <w:r>
+        <w:t xml:space="preserve"> </w:t>
+      </w:r>
+      <w:r>
+        <w:t xml:space="preserve">(Vaidyanathan et al. 2026)</w:t>
+      </w:r>
+      <w:r>
+        <w:t xml:space="preserve">. We therefore use the Cosmos 3 intervention only to test whether future-token keys and values contribute to the action shift, not to claim a complete causal decomposition.</w:t>
+      </w:r>
+    </w:p>
+    <w:bookmarkEnd w:id="14"/>
+    <w:bookmarkStart w:id="18" w:name="sec:method"/>
+    <w:p>
+      <w:pPr>
+        <w:pStyle w:val="Heading1"/>
+      </w:pPr>
+      <w:r>
+        <w:t xml:space="preserve">Methods</w:t>
+      </w:r>
+    </w:p>
+    <w:bookmarkStart w:id="15" w:name="Xf0705b5aec3ba6ca91c2cc5d339e58d96b08c49"/>
     <w:p>
       <w:pPr>
         <w:pStyle w:val="Heading2"/>
       </w:pPr>
       <w:r>
-        <w:t xml:space="preserve">2.1 Future prediction in robot policies</w:t>
+        <w:t xml:space="preserve">Future transplantation and directional projection</w:t>
       </w:r>
     </w:p>
     <w:p>
@@ -323,300 +390,6 @@
         <w:pStyle w:val="FirstParagraph"/>
       </w:pPr>
       <w:r>
-        <w:t xml:space="preserve">Robot policies use predicted visual futures in two common ways. Some methods first predict a future video and then infer actions from that video or its representation</w:t>
-      </w:r>
-      <w:r>
-        <w:t xml:space="preserve"> </w:t>
-      </w:r>
-      <w:hyperlink w:anchor="ref-hu2025vpp">
-        <w:r>
-          <w:rPr>
-            <w:rStyle w:val="Hyperlink"/>
-          </w:rPr>
-          <w:t xml:space="preserve">[6]</w:t>
-        </w:r>
-      </w:hyperlink>
-      <w:r>
-        <w:t xml:space="preserve">,</w:t>
-      </w:r>
-      <w:r>
-        <w:t xml:space="preserve"> </w:t>
-      </w:r>
-      <w:hyperlink w:anchor="ref-du2023unipi">
-        <w:r>
-          <w:rPr>
-            <w:rStyle w:val="Hyperlink"/>
-          </w:rPr>
-          <w:t xml:space="preserve">[7]</w:t>
-        </w:r>
-      </w:hyperlink>
-      <w:r>
-        <w:t xml:space="preserve">. Other methods represent video and actions in a shared generative model</w:t>
-      </w:r>
-      <w:r>
-        <w:t xml:space="preserve"> </w:t>
-      </w:r>
-      <w:hyperlink w:anchor="ref-kim2026cosmospolicy">
-        <w:r>
-          <w:rPr>
-            <w:rStyle w:val="Hyperlink"/>
-          </w:rPr>
-          <w:t xml:space="preserve">[1]</w:t>
-        </w:r>
-      </w:hyperlink>
-      <w:r>
-        <w:t xml:space="preserve">,</w:t>
-      </w:r>
-      <w:r>
-        <w:t xml:space="preserve"> </w:t>
-      </w:r>
-      <w:hyperlink w:anchor="ref-nvidia2026cosmos3">
-        <w:r>
-          <w:rPr>
-            <w:rStyle w:val="Hyperlink"/>
-          </w:rPr>
-          <w:t xml:space="preserve">[2]</w:t>
-        </w:r>
-      </w:hyperlink>
-      <w:r>
-        <w:t xml:space="preserve">,</w:t>
-      </w:r>
-      <w:r>
-        <w:t xml:space="preserve"> </w:t>
-      </w:r>
-      <w:hyperlink w:anchor="ref-guo2024pad">
-        <w:r>
-          <w:rPr>
-            <w:rStyle w:val="Hyperlink"/>
-          </w:rPr>
-          <w:t xml:space="preserve">[8]</w:t>
-        </w:r>
-      </w:hyperlink>
-      <w:r>
-        <w:t xml:space="preserve">,</w:t>
-      </w:r>
-      <w:r>
-        <w:t xml:space="preserve"> </w:t>
-      </w:r>
-      <w:hyperlink w:anchor="ref-li2025uva">
-        <w:r>
-          <w:rPr>
-            <w:rStyle w:val="Hyperlink"/>
-          </w:rPr>
-          <w:t xml:space="preserve">[9]</w:t>
-        </w:r>
-      </w:hyperlink>
-      <w:r>
-        <w:t xml:space="preserve">. Joint training does not necessarily mean that the model must generate or use a future at inference time. UVA, for example, can omit video generation during inference even though it is trained jointly on video and actions</w:t>
-      </w:r>
-      <w:r>
-        <w:t xml:space="preserve"> </w:t>
-      </w:r>
-      <w:hyperlink w:anchor="ref-li2025uva">
-        <w:r>
-          <w:rPr>
-            <w:rStyle w:val="Hyperlink"/>
-          </w:rPr>
-          <w:t xml:space="preserve">[9]</w:t>
-        </w:r>
-      </w:hyperlink>
-      <w:r>
-        <w:t xml:space="preserve">.</w:t>
-      </w:r>
-    </w:p>
-    <w:p>
-      <w:pPr>
-        <w:pStyle w:val="BodyText"/>
-      </w:pPr>
-      <w:r>
-        <w:t xml:space="preserve">Several recent studies separate predictive training from the use of predictions during action generation. Fast-WAM removes explicit future rollout while retaining competitive policy performance</w:t>
-      </w:r>
-      <w:r>
-        <w:t xml:space="preserve"> </w:t>
-      </w:r>
-      <w:hyperlink w:anchor="ref-yuan2026fastwam">
-        <w:r>
-          <w:rPr>
-            <w:rStyle w:val="Hyperlink"/>
-          </w:rPr>
-          <w:t xml:space="preserve">[10]</w:t>
-        </w:r>
-      </w:hyperlink>
-      <w:r>
-        <w:t xml:space="preserve">. Faster-WAM keeps a lower-cost connection from future representations to actions and reports improved robustness in its evaluation settings</w:t>
-      </w:r>
-      <w:r>
-        <w:t xml:space="preserve"> </w:t>
-      </w:r>
-      <w:hyperlink w:anchor="ref-zhao2026fasterwam">
-        <w:r>
-          <w:rPr>
-            <w:rStyle w:val="Hyperlink"/>
-          </w:rPr>
-          <w:t xml:space="preserve">[11]</w:t>
-        </w:r>
-      </w:hyperlink>
-      <w:r>
-        <w:t xml:space="preserve">. AGRA finds that visually plausible predictions do not necessarily support reliable action inference in one WAM architecture</w:t>
-      </w:r>
-      <w:r>
-        <w:t xml:space="preserve"> </w:t>
-      </w:r>
-      <w:hyperlink w:anchor="ref-qiu2026agra">
-        <w:r>
-          <w:rPr>
-            <w:rStyle w:val="Hyperlink"/>
-          </w:rPr>
-          <w:t xml:space="preserve">[12]</w:t>
-        </w:r>
-      </w:hyperlink>
-      <w:r>
-        <w:t xml:space="preserve">. RIFT directly changes representations associated with future positions and shows that they affect policy behavior</w:t>
-      </w:r>
-      <w:r>
-        <w:t xml:space="preserve"> </w:t>
-      </w:r>
-      <w:hyperlink w:anchor="ref-zhang2026rift">
-        <w:r>
-          <w:rPr>
-            <w:rStyle w:val="Hyperlink"/>
-          </w:rPr>
-          <w:t xml:space="preserve">[5]</w:t>
-        </w:r>
-      </w:hyperlink>
-      <w:r>
-        <w:t xml:space="preserve">. Our experiments ask a different question: whether replacing one policy-generated future with another changes the action toward the behavior associated with the replacement.</w:t>
-      </w:r>
-    </w:p>
-    <w:p>
-      <w:pPr>
-        <w:pStyle w:val="BodyText"/>
-      </w:pPr>
-      <w:r>
-        <w:t xml:space="preserve">We first test this question using complete futures. We then repeat the experiment after changing only the predicted video view, proprioception, robot motion, or object state in Cosmos Policy. Finally, we replace internal keys and values associated with future-video tokens in Cosmos 3 to test whether those tensors contribute to the action change.</w:t>
-      </w:r>
-    </w:p>
-    <w:bookmarkEnd w:id="14"/>
-    <w:bookmarkStart w:id="15" w:name="activation-replacement"/>
-    <w:p>
-      <w:pPr>
-        <w:pStyle w:val="Heading2"/>
-      </w:pPr>
-      <w:r>
-        <w:t xml:space="preserve">2.2 Activation replacement</w:t>
-      </w:r>
-    </w:p>
-    <w:p>
-      <w:pPr>
-        <w:pStyle w:val="FirstParagraph"/>
-      </w:pPr>
-      <w:r>
-        <w:t xml:space="preserve">Information can be present in an activation without affecting the model’s output. Activation-replacement methods test for an effect by substituting an internal representation recorded in one run for the corresponding representation in another run</w:t>
-      </w:r>
-      <w:r>
-        <w:t xml:space="preserve"> </w:t>
-      </w:r>
-      <w:hyperlink w:anchor="ref-pearl2001direct">
-        <w:r>
-          <w:rPr>
-            <w:rStyle w:val="Hyperlink"/>
-          </w:rPr>
-          <w:t xml:space="preserve">[13]</w:t>
-        </w:r>
-      </w:hyperlink>
-      <w:r>
-        <w:t xml:space="preserve">,</w:t>
-      </w:r>
-      <w:r>
-        <w:t xml:space="preserve"> </w:t>
-      </w:r>
-      <w:hyperlink w:anchor="ref-meng2022rome">
-        <w:r>
-          <w:rPr>
-            <w:rStyle w:val="Hyperlink"/>
-          </w:rPr>
-          <w:t xml:space="preserve">[14]</w:t>
-        </w:r>
-      </w:hyperlink>
-      <w:r>
-        <w:t xml:space="preserve">,</w:t>
-      </w:r>
-      <w:r>
-        <w:t xml:space="preserve"> </w:t>
-      </w:r>
-      <w:hyperlink w:anchor="ref-goldowskydill2023pathpatching">
-        <w:r>
-          <w:rPr>
-            <w:rStyle w:val="Hyperlink"/>
-          </w:rPr>
-          <w:t xml:space="preserve">[15]</w:t>
-        </w:r>
-      </w:hyperlink>
-      <w:r>
-        <w:t xml:space="preserve">,</w:t>
-      </w:r>
-      <w:r>
-        <w:t xml:space="preserve"> </w:t>
-      </w:r>
-      <w:hyperlink w:anchor="ref-zhang2024activationpatching">
-        <w:r>
-          <w:rPr>
-            <w:rStyle w:val="Hyperlink"/>
-          </w:rPr>
-          <w:t xml:space="preserve">[16]</w:t>
-        </w:r>
-      </w:hyperlink>
-      <w:r>
-        <w:t xml:space="preserve">. The rest of the second computation is left unchanged. Replacing a group of activations can affect several interacting computational routes, and unmodified representations may compensate for or interact with the replacement</w:t>
-      </w:r>
-      <w:r>
-        <w:t xml:space="preserve"> </w:t>
-      </w:r>
-      <w:hyperlink w:anchor="ref-vaidyanathan2026multiplemediators">
-        <w:r>
-          <w:rPr>
-            <w:rStyle w:val="Hyperlink"/>
-          </w:rPr>
-          <w:t xml:space="preserve">[17]</w:t>
-        </w:r>
-      </w:hyperlink>
-      <w:r>
-        <w:t xml:space="preserve">. We therefore use the Cosmos 3 experiment only to test whether future-token keys and values contribute to the action change. It does not provide a complete decomposition of the action computation.</w:t>
-      </w:r>
-    </w:p>
-    <w:bookmarkEnd w:id="15"/>
-    <w:bookmarkEnd w:id="16"/>
-    <w:bookmarkStart w:id="21" w:name="sec:method"/>
-    <w:p>
-      <w:pPr>
-        <w:pStyle w:val="Heading1"/>
-      </w:pPr>
-      <w:r>
-        <w:t xml:space="preserve">3 Methods</w:t>
-      </w:r>
-    </w:p>
-    <w:p>
-      <w:pPr>
-        <w:pStyle w:val="FirstParagraph"/>
-      </w:pPr>
-      <w:r>
-        <w:t xml:space="preserve">We test whether changing a model’s predicted future changes its action in the direction associated with that future. Starting from the same saved simulator state, we sample two continuations from the unmodified policy. We then rerun one continuation after replacing its future representation with the future from the other continuation. The second continuation provides both the replacement future and an independently generated action against which we evaluate the change.</w:t>
-      </w:r>
-    </w:p>
-    <w:bookmarkStart w:id="17" w:name="future-transplantation"/>
-    <w:p>
-      <w:pPr>
-        <w:pStyle w:val="Heading2"/>
-      </w:pPr>
-      <w:r>
-        <w:t xml:space="preserve">3.1 Future transplantation</w:t>
-      </w:r>
-    </w:p>
-    <w:p>
-      <w:pPr>
-        <w:pStyle w:val="FirstParagraph"/>
-      </w:pPr>
-      <w:r>
         <w:t xml:space="preserve">Let</w:t>
       </w:r>
       <w:r>
@@ -631,7 +404,7 @@
         <w:t xml:space="preserve"> </w:t>
       </w:r>
       <w:r>
-        <w:t xml:space="preserve">denote a saved simulator state. Two runs of the unmodified policy from</w:t>
+        <w:t xml:space="preserve">be a saved simulator state. Two runs of the unmodified policy from</w:t>
       </w:r>
       <w:r>
         <w:t xml:space="preserve"> </w:t>
@@ -762,7 +535,7 @@
         </m:sSub>
       </m:oMath>
       <w:r>
-        <w:t xml:space="preserve">, and executed endpoints</w:t>
+        <w:t xml:space="preserve">, and endpoints</w:t>
       </w:r>
       <w:r>
         <w:t xml:space="preserve"> </w:t>
@@ -811,7 +584,10 @@
         </m:sSub>
       </m:oMath>
       <w:r>
-        <w:t xml:space="preserve">. We refer to</w:t>
+        <w:t xml:space="preserve"> </w:t>
+      </w:r>
+      <w:r>
+        <w:t xml:space="preserve">obtained by executing one action chunk. We call</w:t>
       </w:r>
       <w:r>
         <w:t xml:space="preserve"> </w:t>
@@ -825,7 +601,7 @@
         <w:t xml:space="preserve"> </w:t>
       </w:r>
       <w:r>
-        <w:t xml:space="preserve">as the recipient branch and</w:t>
+        <w:t xml:space="preserve">the recipient and</w:t>
       </w:r>
       <w:r>
         <w:t xml:space="preserve"> </w:t>
@@ -839,7 +615,7 @@
         <w:t xml:space="preserve"> </w:t>
       </w:r>
       <w:r>
-        <w:t xml:space="preserve">as the donor branch.</w:t>
+        <w:t xml:space="preserve">the donor.</w:t>
       </w:r>
     </w:p>
     <w:p>
@@ -858,7 +634,7 @@
         </m:r>
       </m:oMath>
       <w:r>
-        <w:t xml:space="preserve">, we restore the same simulator state and current observation. We keep the instruction, action-noise realization, future-noise realization, solver, and denoising schedule fixed, but replace</w:t>
+        <w:t xml:space="preserve">, we restore the same state and observation. We keep the instruction, action-noise realization, future-noise realization, solver, and denoising schedule fixed, but replace</w:t>
       </w:r>
       <w:r>
         <w:t xml:space="preserve"> </w:t>
@@ -901,56 +677,21 @@
         </m:sSub>
       </m:oMath>
       <w:r>
-        <w:t xml:space="preserve">. The model never receives</w:t>
-      </w:r>
-      <w:r>
-        <w:t xml:space="preserve"> </w:t>
-      </w:r>
-      <m:oMath>
-        <m:sSub>
-          <m:e>
-            <m:r>
-              <m:rPr>
-                <m:sty m:val="bi"/>
-              </m:rPr>
-              <m:t>a</m:t>
-            </m:r>
-          </m:e>
-          <m:sub>
-            <m:r>
-              <m:t>B</m:t>
-            </m:r>
-          </m:sub>
-        </m:sSub>
-      </m:oMath>
-      <w:r>
-        <w:t xml:space="preserve"> </w:t>
-      </w:r>
-      <w:r>
-        <w:t xml:space="preserve">or</w:t>
-      </w:r>
-      <w:r>
-        <w:t xml:space="preserve"> </w:t>
-      </w:r>
-      <m:oMath>
-        <m:sSub>
-          <m:e>
-            <m:r>
-              <m:rPr>
-                <m:sty m:val="bi"/>
-              </m:rPr>
-              <m:t>e</m:t>
-            </m:r>
-          </m:e>
-          <m:sub>
-            <m:r>
-              <m:t>B</m:t>
-            </m:r>
-          </m:sub>
-        </m:sSub>
-      </m:oMath>
-      <w:r>
-        <w:t xml:space="preserve">; these values are used only after inference to evaluate the result. We also repeat the experiment with</w:t>
+        <w:t xml:space="preserve">. We also reverse the roles of</w:t>
+      </w:r>
+      <w:r>
+        <w:t xml:space="preserve"> </w:t>
+      </w:r>
+      <m:oMath>
+        <m:r>
+          <m:t>A</m:t>
+        </m:r>
+      </m:oMath>
+      <w:r>
+        <w:t xml:space="preserve"> </w:t>
+      </w:r>
+      <w:r>
+        <w:t xml:space="preserve">and</w:t>
       </w:r>
       <w:r>
         <w:t xml:space="preserve"> </w:t>
@@ -961,42 +702,57 @@
         </m:r>
       </m:oMath>
       <w:r>
-        <w:t xml:space="preserve"> </w:t>
-      </w:r>
-      <w:r>
-        <w:t xml:space="preserve">as the recipient and</w:t>
-      </w:r>
-      <w:r>
-        <w:t xml:space="preserve"> </w:t>
-      </w:r>
-      <m:oMath>
-        <m:r>
-          <m:t>A</m:t>
-        </m:r>
-      </m:oMath>
-      <w:r>
-        <w:t xml:space="preserve"> </w:t>
-      </w:r>
-      <w:r>
-        <w:t xml:space="preserve">as the donor.</w:t>
-      </w:r>
-    </w:p>
-    <w:bookmarkEnd w:id="17"/>
-    <w:bookmarkStart w:id="18" w:name="X5edd4386d61c668806c761ddc68f974b44edfd9"/>
-    <w:p>
-      <w:pPr>
-        <w:pStyle w:val="Heading2"/>
-      </w:pPr>
-      <w:r>
-        <w:t xml:space="preserve">3.2 Measuring movement toward the donor behavior</w:t>
-      </w:r>
-    </w:p>
-    <w:p>
-      <w:pPr>
-        <w:pStyle w:val="FirstParagraph"/>
-      </w:pPr>
-      <w:r>
-        <w:t xml:space="preserve">For an intervened action chunk</w:t>
+        <w:t xml:space="preserve">. For either an action chunk or endpoint, let</w:t>
+      </w:r>
+      <w:r>
+        <w:t xml:space="preserve"> </w:t>
+      </w:r>
+      <m:oMath>
+        <m:r>
+          <m:rPr>
+            <m:sty m:val="bi"/>
+          </m:rPr>
+          <m:t>x</m:t>
+        </m:r>
+        <m:r>
+          <m:rPr>
+            <m:sty m:val="p"/>
+          </m:rPr>
+          <m:t>∈</m:t>
+        </m:r>
+        <m:r>
+          <m:rPr>
+            <m:sty m:val="p"/>
+          </m:rPr>
+          <m:t>{</m:t>
+        </m:r>
+        <m:r>
+          <m:rPr>
+            <m:sty m:val="bi"/>
+          </m:rPr>
+          <m:t>a</m:t>
+        </m:r>
+        <m:r>
+          <m:rPr>
+            <m:sty m:val="p"/>
+          </m:rPr>
+          <m:t>,</m:t>
+        </m:r>
+        <m:r>
+          <m:rPr>
+            <m:sty m:val="bi"/>
+          </m:rPr>
+          <m:t>e</m:t>
+        </m:r>
+        <m:r>
+          <m:rPr>
+            <m:sty m:val="p"/>
+          </m:rPr>
+          <m:t>}</m:t>
+        </m:r>
+      </m:oMath>
+      <w:r>
+        <w:t xml:space="preserve">. We measure the projection of an intervened output</w:t>
       </w:r>
       <w:r>
         <w:t xml:space="preserve"> </w:t>
@@ -1011,13 +767,16 @@
               <m:rPr>
                 <m:sty m:val="bi"/>
               </m:rPr>
-              <m:t>a</m:t>
+              <m:t>x</m:t>
             </m:r>
           </m:e>
         </m:acc>
       </m:oMath>
       <w:r>
-        <w:t xml:space="preserve">, we measure its projection onto the direction from the original recipient action to the original donor action:</w:t>
+        <w:t xml:space="preserve"> </w:t>
+      </w:r>
+      <w:r>
+        <w:t xml:space="preserve">onto the recipient-to-donor direction:</w:t>
       </w:r>
     </w:p>
     <w:p>
@@ -1037,7 +796,7 @@
             </m:e>
             <m:sub>
               <m:r>
-                <m:t>a</m:t>
+                <m:t>x</m:t>
               </m:r>
             </m:sub>
           </m:sSub>
@@ -1056,7 +815,7 @@
                 <m:rPr>
                   <m:sty m:val="bi"/>
                 </m:rPr>
-                <m:t>a</m:t>
+                <m:t>x</m:t>
               </m:r>
             </m:e>
           </m:acc>
@@ -1110,7 +869,7 @@
                     <m:rPr>
                       <m:sty m:val="bi"/>
                     </m:rPr>
-                    <m:t>a</m:t>
+                    <m:t>x</m:t>
                   </m:r>
                 </m:e>
               </m:acc>
@@ -1126,7 +885,7 @@
                     <m:rPr>
                       <m:sty m:val="bi"/>
                     </m:rPr>
-                    <m:t>a</m:t>
+                    <m:t>x</m:t>
                   </m:r>
                 </m:e>
                 <m:sub>
@@ -1165,7 +924,7 @@
                     <m:rPr>
                       <m:sty m:val="bi"/>
                     </m:rPr>
-                    <m:t>a</m:t>
+                    <m:t>x</m:t>
                   </m:r>
                 </m:e>
                 <m:sub>
@@ -1186,7 +945,7 @@
                     <m:rPr>
                       <m:sty m:val="bi"/>
                     </m:rPr>
-                    <m:t>a</m:t>
+                    <m:t>x</m:t>
                   </m:r>
                 </m:e>
                 <m:sub>
@@ -1219,7 +978,7 @@
                             <m:rPr>
                               <m:sty m:val="bi"/>
                             </m:rPr>
-                            <m:t>a</m:t>
+                            <m:t>x</m:t>
                           </m:r>
                         </m:e>
                         <m:sub>
@@ -1240,7 +999,7 @@
                             <m:rPr>
                               <m:sty m:val="bi"/>
                             </m:rPr>
-                            <m:t>a</m:t>
+                            <m:t>x</m:t>
                           </m:r>
                         </m:e>
                         <m:sub>
@@ -1279,293 +1038,7 @@
         <w:pStyle w:val="FirstParagraph"/>
       </w:pPr>
       <w:r>
-        <w:t xml:space="preserve">Under this normalization, the recipient action has projection 0 and the donor action has projection 1. We define the corresponding projection for an executed endpoint</w:t>
-      </w:r>
-      <w:r>
-        <w:t xml:space="preserve"> </w:t>
-      </w:r>
-      <m:oMath>
-        <m:acc>
-          <m:accPr>
-            <m:chr m:val="̂"/>
-          </m:accPr>
-          <m:e>
-            <m:r>
-              <m:rPr>
-                <m:sty m:val="bi"/>
-              </m:rPr>
-              <m:t>e</m:t>
-            </m:r>
-          </m:e>
-        </m:acc>
-      </m:oMath>
-      <w:r>
-        <w:t xml:space="preserve"> </w:t>
-      </w:r>
-      <w:r>
-        <w:t xml:space="preserve">as</w:t>
-      </w:r>
-    </w:p>
-    <w:p>
-      <w:pPr>
-        <w:pStyle w:val="BodyText"/>
-      </w:pPr>
-      <m:oMathPara>
-        <m:oMathParaPr>
-          <m:jc m:val="center"/>
-        </m:oMathParaPr>
-        <m:oMath>
-          <m:sSub>
-            <m:e>
-              <m:r>
-                <m:t>π</m:t>
-              </m:r>
-            </m:e>
-            <m:sub>
-              <m:r>
-                <m:t>e</m:t>
-              </m:r>
-            </m:sub>
-          </m:sSub>
-          <m:r>
-            <m:rPr>
-              <m:sty m:val="p"/>
-            </m:rPr>
-            <m:t>(</m:t>
-          </m:r>
-          <m:acc>
-            <m:accPr>
-              <m:chr m:val="̂"/>
-            </m:accPr>
-            <m:e>
-              <m:r>
-                <m:rPr>
-                  <m:sty m:val="bi"/>
-                </m:rPr>
-                <m:t>e</m:t>
-              </m:r>
-            </m:e>
-          </m:acc>
-          <m:r>
-            <m:rPr>
-              <m:sty m:val="p"/>
-            </m:rPr>
-            <m:t>;</m:t>
-          </m:r>
-          <m:r>
-            <m:t>A</m:t>
-          </m:r>
-          <m:r>
-            <m:rPr>
-              <m:sty m:val="p"/>
-            </m:rPr>
-            <m:t>,</m:t>
-          </m:r>
-          <m:r>
-            <m:t>B</m:t>
-          </m:r>
-          <m:r>
-            <m:rPr>
-              <m:sty m:val="p"/>
-            </m:rPr>
-            <m:t>)</m:t>
-          </m:r>
-          <m:r>
-            <m:rPr>
-              <m:sty m:val="p"/>
-            </m:rPr>
-            <m:t>=</m:t>
-          </m:r>
-          <m:f>
-            <m:fPr>
-              <m:type m:val="bar"/>
-            </m:fPr>
-            <m:num>
-              <m:r>
-                <m:rPr>
-                  <m:sty m:val="p"/>
-                </m:rPr>
-                <m:t>(</m:t>
-              </m:r>
-              <m:acc>
-                <m:accPr>
-                  <m:chr m:val="̂"/>
-                </m:accPr>
-                <m:e>
-                  <m:r>
-                    <m:rPr>
-                      <m:sty m:val="bi"/>
-                    </m:rPr>
-                    <m:t>e</m:t>
-                  </m:r>
-                </m:e>
-              </m:acc>
-              <m:r>
-                <m:rPr>
-                  <m:sty m:val="p"/>
-                </m:rPr>
-                <m:t>−</m:t>
-              </m:r>
-              <m:sSub>
-                <m:e>
-                  <m:r>
-                    <m:rPr>
-                      <m:sty m:val="bi"/>
-                    </m:rPr>
-                    <m:t>e</m:t>
-                  </m:r>
-                </m:e>
-                <m:sub>
-                  <m:r>
-                    <m:t>A</m:t>
-                  </m:r>
-                </m:sub>
-              </m:sSub>
-              <m:sSup>
-                <m:e>
-                  <m:r>
-                    <m:rPr>
-                      <m:sty m:val="p"/>
-                    </m:rPr>
-                    <m:t>)</m:t>
-                  </m:r>
-                </m:e>
-                <m:sup>
-                  <m:r>
-                    <m:rPr>
-                      <m:sty m:val="p"/>
-                    </m:rPr>
-                    <m:t>⊤</m:t>
-                  </m:r>
-                </m:sup>
-              </m:sSup>
-              <m:r>
-                <m:rPr>
-                  <m:sty m:val="p"/>
-                </m:rPr>
-                <m:t>(</m:t>
-              </m:r>
-              <m:sSub>
-                <m:e>
-                  <m:r>
-                    <m:rPr>
-                      <m:sty m:val="bi"/>
-                    </m:rPr>
-                    <m:t>e</m:t>
-                  </m:r>
-                </m:e>
-                <m:sub>
-                  <m:r>
-                    <m:t>B</m:t>
-                  </m:r>
-                </m:sub>
-              </m:sSub>
-              <m:r>
-                <m:rPr>
-                  <m:sty m:val="p"/>
-                </m:rPr>
-                <m:t>−</m:t>
-              </m:r>
-              <m:sSub>
-                <m:e>
-                  <m:r>
-                    <m:rPr>
-                      <m:sty m:val="bi"/>
-                    </m:rPr>
-                    <m:t>e</m:t>
-                  </m:r>
-                </m:e>
-                <m:sub>
-                  <m:r>
-                    <m:t>A</m:t>
-                  </m:r>
-                </m:sub>
-              </m:sSub>
-              <m:r>
-                <m:rPr>
-                  <m:sty m:val="p"/>
-                </m:rPr>
-                <m:t>)</m:t>
-              </m:r>
-            </m:num>
-            <m:den>
-              <m:sSubSup>
-                <m:e>
-                  <m:d>
-                    <m:dPr>
-                      <m:begChr m:val="‖"/>
-                      <m:sepChr m:val=""/>
-                      <m:endChr m:val="‖"/>
-                      <m:grow/>
-                    </m:dPr>
-                    <m:e>
-                      <m:sSub>
-                        <m:e>
-                          <m:r>
-                            <m:rPr>
-                              <m:sty m:val="bi"/>
-                            </m:rPr>
-                            <m:t>e</m:t>
-                          </m:r>
-                        </m:e>
-                        <m:sub>
-                          <m:r>
-                            <m:t>B</m:t>
-                          </m:r>
-                        </m:sub>
-                      </m:sSub>
-                      <m:r>
-                        <m:rPr>
-                          <m:sty m:val="p"/>
-                        </m:rPr>
-                        <m:t>−</m:t>
-                      </m:r>
-                      <m:sSub>
-                        <m:e>
-                          <m:r>
-                            <m:rPr>
-                              <m:sty m:val="bi"/>
-                            </m:rPr>
-                            <m:t>e</m:t>
-                          </m:r>
-                        </m:e>
-                        <m:sub>
-                          <m:r>
-                            <m:t>A</m:t>
-                          </m:r>
-                        </m:sub>
-                      </m:sSub>
-                    </m:e>
-                  </m:d>
-                </m:e>
-                <m:sub>
-                  <m:r>
-                    <m:t>2</m:t>
-                  </m:r>
-                </m:sub>
-                <m:sup>
-                  <m:r>
-                    <m:t>2</m:t>
-                  </m:r>
-                </m:sup>
-              </m:sSubSup>
-            </m:den>
-          </m:f>
-          <m:r>
-            <m:rPr>
-              <m:sty m:val="p"/>
-            </m:rPr>
-            <m:t>.</m:t>
-          </m:r>
-        </m:oMath>
-      </m:oMathPara>
-    </w:p>
-    <w:p>
-      <w:pPr>
-        <w:pStyle w:val="FirstParagraph"/>
-      </w:pPr>
-      <w:r>
-        <w:t xml:space="preserve">We execute every intervened action from the same saved simulator state. As a control, we also recompute the recipient with its own future. We report the difference between the donor-future and self-future conditions:</w:t>
+        <w:t xml:space="preserve">The recipient has projection 0 and the donor has projection 1. We also recompute the recipient with its own future and define</w:t>
       </w:r>
     </w:p>
     <w:p>
@@ -1588,7 +1061,7 @@
             </m:e>
             <m:sub>
               <m:r>
-                <m:t>a</m:t>
+                <m:t>x</m:t>
               </m:r>
             </m:sub>
           </m:sSub>
@@ -1606,7 +1079,7 @@
             </m:e>
             <m:sub>
               <m:r>
-                <m:t>a</m:t>
+                <m:t>x</m:t>
               </m:r>
             </m:sub>
           </m:sSub>
@@ -1627,7 +1100,7 @@
                     <m:rPr>
                       <m:sty m:val="bi"/>
                     </m:rPr>
-                    <m:t>a</m:t>
+                    <m:t>x</m:t>
                   </m:r>
                 </m:e>
               </m:acc>
@@ -1703,7 +1176,7 @@
             </m:e>
             <m:sub>
               <m:r>
-                <m:t>a</m:t>
+                <m:t>x</m:t>
               </m:r>
             </m:sub>
           </m:sSub>
@@ -1724,219 +1197,7 @@
                     <m:rPr>
                       <m:sty m:val="bi"/>
                     </m:rPr>
-                    <m:t>a</m:t>
-                  </m:r>
-                </m:e>
-              </m:acc>
-            </m:e>
-            <m:sub>
-              <m:r>
-                <m:rPr>
-                  <m:sty m:val="p"/>
-                </m:rPr>
-                <m:t>s</m:t>
-              </m:r>
-              <m:r>
-                <m:rPr>
-                  <m:sty m:val="p"/>
-                </m:rPr>
-                <m:t>e</m:t>
-              </m:r>
-              <m:r>
-                <m:rPr>
-                  <m:sty m:val="p"/>
-                </m:rPr>
-                <m:t>l</m:t>
-              </m:r>
-              <m:r>
-                <m:rPr>
-                  <m:sty m:val="p"/>
-                </m:rPr>
-                <m:t>f</m:t>
-              </m:r>
-            </m:sub>
-          </m:sSub>
-          <m:r>
-            <m:rPr>
-              <m:sty m:val="p"/>
-            </m:rPr>
-            <m:t>;</m:t>
-          </m:r>
-          <m:r>
-            <m:t>A</m:t>
-          </m:r>
-          <m:r>
-            <m:rPr>
-              <m:sty m:val="p"/>
-            </m:rPr>
-            <m:t>,</m:t>
-          </m:r>
-          <m:r>
-            <m:t>B</m:t>
-          </m:r>
-          <m:r>
-            <m:rPr>
-              <m:sty m:val="p"/>
-            </m:rPr>
-            <m:t>)</m:t>
-          </m:r>
-          <m:r>
-            <m:rPr>
-              <m:sty m:val="p"/>
-            </m:rPr>
-            <m:t>,</m:t>
-          </m:r>
-          <m:r>
-            <m:t>  </m:t>
-          </m:r>
-          <m:sSub>
-            <m:e>
-              <m:r>
-                <m:rPr>
-                  <m:sty m:val="p"/>
-                </m:rPr>
-                <m:t>Δ</m:t>
-              </m:r>
-            </m:e>
-            <m:sub>
-              <m:r>
-                <m:t>e</m:t>
-              </m:r>
-            </m:sub>
-          </m:sSub>
-          <m:r>
-            <m:rPr>
-              <m:sty m:val="p"/>
-            </m:rPr>
-            <m:t>=</m:t>
-          </m:r>
-          <m:sSub>
-            <m:e>
-              <m:r>
-                <m:t>π</m:t>
-              </m:r>
-            </m:e>
-            <m:sub>
-              <m:r>
-                <m:t>e</m:t>
-              </m:r>
-            </m:sub>
-          </m:sSub>
-          <m:r>
-            <m:rPr>
-              <m:sty m:val="p"/>
-            </m:rPr>
-            <m:t>(</m:t>
-          </m:r>
-          <m:sSub>
-            <m:e>
-              <m:acc>
-                <m:accPr>
-                  <m:chr m:val="̂"/>
-                </m:accPr>
-                <m:e>
-                  <m:r>
-                    <m:rPr>
-                      <m:sty m:val="bi"/>
-                    </m:rPr>
-                    <m:t>e</m:t>
-                  </m:r>
-                </m:e>
-              </m:acc>
-            </m:e>
-            <m:sub>
-              <m:r>
-                <m:rPr>
-                  <m:sty m:val="p"/>
-                </m:rPr>
-                <m:t>d</m:t>
-              </m:r>
-              <m:r>
-                <m:rPr>
-                  <m:sty m:val="p"/>
-                </m:rPr>
-                <m:t>o</m:t>
-              </m:r>
-              <m:r>
-                <m:rPr>
-                  <m:sty m:val="p"/>
-                </m:rPr>
-                <m:t>n</m:t>
-              </m:r>
-              <m:r>
-                <m:rPr>
-                  <m:sty m:val="p"/>
-                </m:rPr>
-                <m:t>o</m:t>
-              </m:r>
-              <m:r>
-                <m:rPr>
-                  <m:sty m:val="p"/>
-                </m:rPr>
-                <m:t>r</m:t>
-              </m:r>
-            </m:sub>
-          </m:sSub>
-          <m:r>
-            <m:rPr>
-              <m:sty m:val="p"/>
-            </m:rPr>
-            <m:t>;</m:t>
-          </m:r>
-          <m:r>
-            <m:t>A</m:t>
-          </m:r>
-          <m:r>
-            <m:rPr>
-              <m:sty m:val="p"/>
-            </m:rPr>
-            <m:t>,</m:t>
-          </m:r>
-          <m:r>
-            <m:t>B</m:t>
-          </m:r>
-          <m:r>
-            <m:rPr>
-              <m:sty m:val="p"/>
-            </m:rPr>
-            <m:t>)</m:t>
-          </m:r>
-          <m:r>
-            <m:rPr>
-              <m:sty m:val="p"/>
-            </m:rPr>
-            <m:t>−</m:t>
-          </m:r>
-          <m:sSub>
-            <m:e>
-              <m:r>
-                <m:t>π</m:t>
-              </m:r>
-            </m:e>
-            <m:sub>
-              <m:r>
-                <m:t>e</m:t>
-              </m:r>
-            </m:sub>
-          </m:sSub>
-          <m:r>
-            <m:rPr>
-              <m:sty m:val="p"/>
-            </m:rPr>
-            <m:t>(</m:t>
-          </m:r>
-          <m:sSub>
-            <m:e>
-              <m:acc>
-                <m:accPr>
-                  <m:chr m:val="̂"/>
-                </m:accPr>
-                <m:e>
-                  <m:r>
-                    <m:rPr>
-                      <m:sty m:val="bi"/>
-                    </m:rPr>
-                    <m:t>e</m:t>
+                    <m:t>x</m:t>
                   </m:r>
                 </m:e>
               </m:acc>
@@ -2006,42 +1267,17 @@
         <w:pStyle w:val="FirstParagraph"/>
       </w:pPr>
       <w:r>
-        <w:t xml:space="preserve">A positive value means that the donor future moves the output from branch</w:t>
-      </w:r>
-      <w:r>
-        <w:t xml:space="preserve"> </w:t>
-      </w:r>
-      <m:oMath>
-        <m:r>
-          <m:t>A</m:t>
-        </m:r>
-      </m:oMath>
-      <w:r>
-        <w:t xml:space="preserve"> </w:t>
-      </w:r>
-      <w:r>
-        <w:t xml:space="preserve">toward branch</w:t>
-      </w:r>
-      <w:r>
-        <w:t xml:space="preserve"> </w:t>
-      </w:r>
-      <m:oMath>
-        <m:r>
-          <m:t>B</m:t>
-        </m:r>
-      </m:oMath>
-      <w:r>
-        <w:t xml:space="preserve">. An arbitrary perturbation can instead produce zero or negative projection even when it changes the action substantially.</w:t>
-      </w:r>
-    </w:p>
-    <w:bookmarkEnd w:id="18"/>
-    <w:bookmarkStart w:id="19" w:name="models-and-evaluation-sets"/>
+        <w:t xml:space="preserve">A positive value means that the donor future moves the output toward the donor behavior. An arbitrary perturbation can change the output substantially while having zero or negative projection.</w:t>
+      </w:r>
+    </w:p>
+    <w:bookmarkEnd w:id="15"/>
+    <w:bookmarkStart w:id="16" w:name="models-states-and-controls"/>
     <w:p>
       <w:pPr>
         <w:pStyle w:val="Heading2"/>
       </w:pPr>
       <w:r>
-        <w:t xml:space="preserve">3.3 Models and evaluation sets</w:t>
+        <w:t xml:space="preserve">Models, states, and controls</w:t>
       </w:r>
     </w:p>
     <w:p>
@@ -2049,7 +1285,7 @@
         <w:pStyle w:val="FirstParagraph"/>
       </w:pPr>
       <w:r>
-        <w:t xml:space="preserve">We use this projection measure for both public policies. For Cosmos Policy, we evaluate the</w:t>
+        <w:t xml:space="preserve">For Cosmos Policy, we use the</w:t>
       </w:r>
       <w:r>
         <w:t xml:space="preserve"> </w:t>
@@ -2064,110 +1300,504 @@
         <w:t xml:space="preserve"> </w:t>
       </w:r>
       <w:r>
-        <w:t xml:space="preserve">checkpoint on the ten long-horizon LIBERO tasks known as LIBERO-10</w:t>
-      </w:r>
-      <w:r>
-        <w:t xml:space="preserve"> </w:t>
-      </w:r>
-      <w:hyperlink w:anchor="ref-kim2026cosmospolicy">
+        <w:t xml:space="preserve">checkpoint in direct-policy mode on the ten long-horizon LIBERO tasks, which we call LIBERO-10</w:t>
+      </w:r>
+      <w:r>
+        <w:t xml:space="preserve"> </w:t>
+      </w:r>
+      <w:r>
+        <w:t xml:space="preserve">(Kim et al. 2026; Liu et al. 2023)</w:t>
+      </w:r>
+      <w:r>
+        <w:t xml:space="preserve">. The prespecified evaluation set contains 30 states: one per task at the first policy query, after three action chunks, and after six action chunks. At each state, eight unmodified runs are used to select one pair based only on action and endpoint distance. We evaluate both transplant directions with three future-noise draws each.</w:t>
+      </w:r>
+    </w:p>
+    <w:p>
+      <w:pPr>
+        <w:pStyle w:val="BodyText"/>
+      </w:pPr>
+      <w:r>
+        <w:t xml:space="preserve">For Cosmos 3, we intervene in the 36-layer diffusion-generator component of the 16B</w:t>
+      </w:r>
+      <w:r>
+        <w:t xml:space="preserve"> </w:t>
+      </w:r>
+      <w:r>
+        <w:rPr>
+          <w:rStyle w:val="VerbatimChar"/>
+        </w:rPr>
+        <w:t xml:space="preserve">Cosmos3-Nano-Policy-DROID</w:t>
+      </w:r>
+      <w:r>
+        <w:t xml:space="preserve"> </w:t>
+      </w:r>
+      <w:r>
+        <w:t xml:space="preserve">checkpoint, where future-video and action coordinates are jointly denoised</w:t>
+      </w:r>
+      <w:r>
+        <w:t xml:space="preserve"> </w:t>
+      </w:r>
+      <w:r>
+        <w:t xml:space="preserve">(NVIDIA 2026a, 2026b)</w:t>
+      </w:r>
+      <w:r>
+        <w:t xml:space="preserve">. We evaluate one state from each of four RoboLab tasks selected without intervention outcomes</w:t>
+      </w:r>
+      <w:r>
+        <w:t xml:space="preserve"> </w:t>
+      </w:r>
+      <w:r>
+        <w:t xml:space="preserve">(Yang et al. 2026)</w:t>
+      </w:r>
+      <w:r>
+        <w:t xml:space="preserve">. These states provide 12 donor continuations. Each donor is tested with its model-predicted future and with a future encoded from the video produced by executing the donor action. A fifth Banana state is reserved for the held-out key–value experiment.</w:t>
+      </w:r>
+    </w:p>
+    <w:p>
+      <w:pPr>
+        <w:pStyle w:val="BodyText"/>
+      </w:pPr>
+      <w:r>
+        <w:t xml:space="preserve">Controls use the recipient’s own future, Gaussian noise matched to the donor future’s norm and distance from the recipient, and a within-task shuffled future. No-op recomputations verify that the intervention code leaves unmodified runs unchanged. At each patched Cosmos 3 attention operation, we replace only keys and values belonging to future-video tokens; no action coordinate or action-token key or value is patched directly.</w:t>
+      </w:r>
+    </w:p>
+    <w:p>
+      <w:pPr>
+        <w:pStyle w:val="BodyText"/>
+      </w:pPr>
+      <w:r>
+        <w:t xml:space="preserve">The independent unit is a restored simulator state. Reciprocal directions, donors, noise draws, and process launches are repeated measurements of that state. We average within each state and compute 95% confidence intervals with 10,000 cluster-bootstrap resamples over states</w:t>
+      </w:r>
+      <w:r>
+        <w:t xml:space="preserve"> </w:t>
+      </w:r>
+      <w:r>
+        <w:t xml:space="preserve">(Field and Welsh 2007)</w:t>
+      </w:r>
+      <w:r>
+        <w:t xml:space="preserve">. For Cosmos 3, this is equivalent to resampling the four tasks. The prespecified smallest effect of interest for the confirmatory Cosmos Policy Predict2 experiments is 0.10 projection units</w:t>
+      </w:r>
+      <w:r>
+        <w:t xml:space="preserve"> </w:t>
+      </w:r>
+      <w:r>
+        <w:t xml:space="preserve">(Lakens 2017)</w:t>
+      </w:r>
+      <w:r>
+        <w:t xml:space="preserve">.</w:t>
+      </w:r>
+    </w:p>
+    <w:bookmarkEnd w:id="16"/>
+    <w:bookmarkStart w:id="17" w:name="content-and-pathway-interventions"/>
+    <w:p>
+      <w:pPr>
+        <w:pStyle w:val="Heading2"/>
+      </w:pPr>
+      <w:r>
+        <w:t xml:space="preserve">Content and pathway interventions</w:t>
+      </w:r>
+    </w:p>
+    <w:p>
+      <w:pPr>
+        <w:pStyle w:val="FirstParagraph"/>
+      </w:pPr>
+      <w:r>
+        <w:t xml:space="preserve">We use three experiments to identify which changes in a Cosmos Policy future are associated with the action shift. First, at the ten first-query states, we replace the wrist-camera future, primary-camera future, or future proprioception separately. Second, at 20 held-out states, we independently re-render binary robot state</w:t>
+      </w:r>
+      <w:r>
+        <w:t xml:space="preserve"> </w:t>
+      </w:r>
+      <m:oMath>
+        <m:r>
+          <m:t>R</m:t>
+        </m:r>
+      </m:oMath>
+      <w:r>
+        <w:t xml:space="preserve"> </w:t>
+      </w:r>
+      <w:r>
+        <w:t xml:space="preserve">and object state</w:t>
+      </w:r>
+      <w:r>
+        <w:t xml:space="preserve"> </w:t>
+      </w:r>
+      <m:oMath>
+        <m:r>
+          <m:t>O</m:t>
+        </m:r>
+      </m:oMath>
+      <w:r>
+        <w:t xml:space="preserve">, producing four</w:t>
+      </w:r>
+      <w:r>
+        <w:t xml:space="preserve"> </w:t>
+      </w:r>
+      <m:oMath>
+        <m:r>
+          <m:t>2</m:t>
+        </m:r>
+        <m:r>
+          <m:rPr>
+            <m:sty m:val="p"/>
+          </m:rPr>
+          <m:t>×</m:t>
+        </m:r>
+        <m:r>
+          <m:t>2</m:t>
+        </m:r>
+      </m:oMath>
+      <w:r>
+        <w:t xml:space="preserve"> </w:t>
+      </w:r>
+      <w:r>
+        <w:t xml:space="preserve">combinations per state. A decoder identifies the intended combination in 74/80 primary-camera videos and 79/80 wrist-camera videos, confirming that the manipulation is visible in both views. The available analysis reports the object-state main effect, but not the robot-state main effect. Third, we search unmodified policy continuations for natural pairs that differ primarily in robot motion or object state. Only four states meet the matching criteria, below the prespecified minimum of ten, so this analysis is exploratory.</w:t>
+      </w:r>
+    </w:p>
+    <w:p>
+      <w:pPr>
+        <w:pStyle w:val="BodyText"/>
+      </w:pPr>
+      <w:r>
+        <w:t xml:space="preserve">For the Cosmos 3 pathway experiment, we record future-token keys and values from a recipient-future run, then replace the corresponding activations during a donor-future run. We test replacement at layer 16, at every direct future-to-action attention read, and at those direct reads plus future-to-current-video reads that can carry future information to the action indirectly. Four states are used to calibrate these schemes. We then freeze the interventions and apply them unchanged to the held-out Banana state. We report the decrease in donor projection caused by each replacement. This is an intervention effect, not a formal mediation estimate.</w:t>
+      </w:r>
+    </w:p>
+    <w:bookmarkEnd w:id="17"/>
+    <w:bookmarkEnd w:id="18"/>
+    <w:bookmarkStart w:id="36" w:name="sec:results"/>
+    <w:p>
+      <w:pPr>
+        <w:pStyle w:val="Heading1"/>
+      </w:pPr>
+      <w:r>
+        <w:t xml:space="preserve">Results</w:t>
+      </w:r>
+    </w:p>
+    <w:bookmarkStart w:id="25" w:name="sec:directionality"/>
+    <w:p>
+      <w:pPr>
+        <w:pStyle w:val="Heading2"/>
+      </w:pPr>
+      <w:r>
+        <w:t xml:space="preserve">Coherent donor futures steer actions toward donor behavior</w:t>
+      </w:r>
+    </w:p>
+    <w:bookmarkStart w:id="19" w:name="cosmos-policy."/>
+    <w:p>
+      <w:pPr>
+        <w:pStyle w:val="Heading4"/>
+      </w:pPr>
+      <w:r>
+        <w:t xml:space="preserve">Cosmos Policy.</w:t>
+      </w:r>
+    </w:p>
+    <w:p>
+      <w:pPr>
+        <w:pStyle w:val="FirstParagraph"/>
+      </w:pPr>
+      <w:r>
+        <w:t xml:space="preserve">At the first policy query, donor futures increase action projection by</w:t>
+      </w:r>
+      <w:r>
+        <w:t xml:space="preserve"> </w:t>
+      </w:r>
+      <m:oMath>
+        <m:sSub>
+          <m:e>
+            <m:r>
+              <m:rPr>
+                <m:sty m:val="p"/>
+              </m:rPr>
+              <m:t>Δ</m:t>
+            </m:r>
+          </m:e>
+          <m:sub>
+            <m:r>
+              <m:t>a</m:t>
+            </m:r>
+          </m:sub>
+        </m:sSub>
+        <m:r>
+          <m:rPr>
+            <m:sty m:val="p"/>
+          </m:rPr>
+          <m:t>=</m:t>
+        </m:r>
+        <m:r>
+          <m:t>0.499</m:t>
+        </m:r>
+      </m:oMath>
+      <w:r>
+        <w:t xml:space="preserve"> </w:t>
+      </w:r>
+      <w:r>
+        <w:t xml:space="preserve">(95% CI</w:t>
+      </w:r>
+      <w:r>
+        <w:t xml:space="preserve"> </w:t>
+      </w:r>
+      <m:oMath>
+        <m:r>
+          <m:rPr>
+            <m:sty m:val="p"/>
+          </m:rPr>
+          <m:t>[</m:t>
+        </m:r>
+        <m:r>
+          <m:t>0.336</m:t>
+        </m:r>
+        <m:r>
+          <m:rPr>
+            <m:sty m:val="p"/>
+          </m:rPr>
+          <m:t>,</m:t>
+        </m:r>
+        <m:r>
+          <m:t>0.679</m:t>
+        </m:r>
+        <m:r>
+          <m:rPr>
+            <m:sty m:val="p"/>
+          </m:rPr>
+          <m:t>]</m:t>
+        </m:r>
+      </m:oMath>
+      <w:r>
+        <w:t xml:space="preserve">) relative to self-future recomputation. The effect is positive in all ten tasks. Executing the recomputed action from the same state yields a corresponding endpoint effect of</w:t>
+      </w:r>
+      <w:r>
+        <w:t xml:space="preserve"> </w:t>
+      </w:r>
+      <m:oMath>
+        <m:sSub>
+          <m:e>
+            <m:r>
+              <m:rPr>
+                <m:sty m:val="p"/>
+              </m:rPr>
+              <m:t>Δ</m:t>
+            </m:r>
+          </m:e>
+          <m:sub>
+            <m:r>
+              <m:t>e</m:t>
+            </m:r>
+          </m:sub>
+        </m:sSub>
+        <m:r>
+          <m:rPr>
+            <m:sty m:val="p"/>
+          </m:rPr>
+          <m:t>=</m:t>
+        </m:r>
+        <m:r>
+          <m:t>0.552</m:t>
+        </m:r>
+      </m:oMath>
+      <w:r>
+        <w:t xml:space="preserve"> </w:t>
+      </w:r>
+      <w:r>
+        <w:t xml:space="preserve">(</w:t>
+      </w:r>
+      <m:oMath>
+        <m:r>
+          <m:rPr>
+            <m:sty m:val="p"/>
+          </m:rPr>
+          <m:t>[</m:t>
+        </m:r>
+        <m:r>
+          <m:t>0.387</m:t>
+        </m:r>
+        <m:r>
+          <m:rPr>
+            <m:sty m:val="p"/>
+          </m:rPr>
+          <m:t>,</m:t>
+        </m:r>
+        <m:r>
+          <m:t>0.728</m:t>
+        </m:r>
+        <m:r>
+          <m:rPr>
+            <m:sty m:val="p"/>
+          </m:rPr>
+          <m:t>]</m:t>
+        </m:r>
+      </m:oMath>
+      <w:r>
+        <w:t xml:space="preserve">), also positive in all ten tasks. Relative to the Gaussian and shuffled-future controls, the action-projection differences are</w:t>
+      </w:r>
+      <w:r>
+        <w:t xml:space="preserve"> </w:t>
+      </w:r>
+      <m:oMath>
+        <m:r>
+          <m:t>0.497</m:t>
+        </m:r>
+      </m:oMath>
+      <w:r>
+        <w:t xml:space="preserve"> </w:t>
+      </w:r>
+      <w:r>
+        <w:t xml:space="preserve">and</w:t>
+      </w:r>
+      <w:r>
+        <w:t xml:space="preserve"> </w:t>
+      </w:r>
+      <m:oMath>
+        <m:r>
+          <m:t>0.255</m:t>
+        </m:r>
+      </m:oMath>
+      <w:r>
+        <w:t xml:space="preserve">, and the endpoint differences are</w:t>
+      </w:r>
+      <w:r>
+        <w:t xml:space="preserve"> </w:t>
+      </w:r>
+      <m:oMath>
+        <m:r>
+          <m:t>0.549</m:t>
+        </m:r>
+      </m:oMath>
+      <w:r>
+        <w:t xml:space="preserve"> </w:t>
+      </w:r>
+      <w:r>
+        <w:t xml:space="preserve">and</w:t>
+      </w:r>
+      <w:r>
+        <w:t xml:space="preserve"> </w:t>
+      </w:r>
+      <m:oMath>
+        <m:r>
+          <m:t>0.277</m:t>
+        </m:r>
+      </m:oMath>
+      <w:r>
+        <w:t xml:space="preserve">. Confidence intervals are unavailable for these secondary control contrasts.</w:t>
+      </w:r>
+    </w:p>
+    <w:p>
+      <w:pPr>
+        <w:pStyle w:val="BodyText"/>
+      </w:pPr>
+      <w:r>
+        <w:t xml:space="preserve">Effects are much smaller at the later sampled states (Figure </w:t>
+      </w:r>
+      <w:hyperlink w:anchor="fig:directionality">
         <w:r>
           <w:rPr>
             <w:rStyle w:val="Hyperlink"/>
           </w:rPr>
-          <w:t xml:space="preserve">[1]</w:t>
+          <w:t xml:space="preserve">2</w:t>
         </w:r>
       </w:hyperlink>
       <w:r>
-        <w:t xml:space="preserve">,</w:t>
-      </w:r>
-      <w:r>
-        <w:t xml:space="preserve"> </w:t>
-      </w:r>
-      <w:hyperlink w:anchor="ref-liu2023libero">
-        <w:r>
-          <w:rPr>
-            <w:rStyle w:val="Hyperlink"/>
-          </w:rPr>
-          <w:t xml:space="preserve">[18]</w:t>
-        </w:r>
-      </w:hyperlink>
-      <w:r>
-        <w:t xml:space="preserve">. The evaluation set was specified before the intervention results were analyzed and contains 30 simulator states: one state from each task at the first policy query, after three action chunks, and after six action chunks. At each state, eight unmodified policy runs are used to select one pair of branches. We evaluate both transplant directions with three future-noise draws each.</w:t>
-      </w:r>
-    </w:p>
-    <w:p>
-      <w:pPr>
-        <w:pStyle w:val="BodyText"/>
-      </w:pPr>
-      <w:r>
-        <w:t xml:space="preserve">For Cosmos 3, we evaluate the 16B</w:t>
-      </w:r>
-      <w:r>
-        <w:t xml:space="preserve"> </w:t>
-      </w:r>
-      <w:r>
-        <w:rPr>
-          <w:rStyle w:val="VerbatimChar"/>
-        </w:rPr>
-        <w:t xml:space="preserve">Cosmos3-Nano-Policy-DROID</w:t>
-      </w:r>
-      <w:r>
-        <w:t xml:space="preserve"> </w:t>
-      </w:r>
-      <w:r>
-        <w:t xml:space="preserve">checkpoint in RoboLab</w:t>
-      </w:r>
-      <w:r>
-        <w:t xml:space="preserve"> </w:t>
-      </w:r>
-      <w:hyperlink w:anchor="ref-nvidia2026cosmos3">
-        <w:r>
-          <w:rPr>
-            <w:rStyle w:val="Hyperlink"/>
-          </w:rPr>
-          <w:t xml:space="preserve">[2]</w:t>
-        </w:r>
-      </w:hyperlink>
-      <w:r>
-        <w:t xml:space="preserve">,</w:t>
-      </w:r>
-      <w:r>
-        <w:t xml:space="preserve"> </w:t>
-      </w:r>
-      <w:hyperlink w:anchor="ref-nvidia2026cosmos3droid">
-        <w:r>
-          <w:rPr>
-            <w:rStyle w:val="Hyperlink"/>
-          </w:rPr>
-          <w:t xml:space="preserve">[19]</w:t>
-        </w:r>
-      </w:hyperlink>
-      <w:r>
-        <w:t xml:space="preserve">,</w:t>
-      </w:r>
-      <w:r>
-        <w:t xml:space="preserve"> </w:t>
-      </w:r>
-      <w:hyperlink w:anchor="ref-yang2026robolab">
-        <w:r>
-          <w:rPr>
-            <w:rStyle w:val="Hyperlink"/>
-          </w:rPr>
-          <w:t xml:space="preserve">[20]</w:t>
-        </w:r>
-      </w:hyperlink>
-      <w:r>
-        <w:t xml:space="preserve">. We select one simulator state from each of four tasks without using intervention outcomes. The four states provide 12 donor continuations in total. We test each donor using two versions of its future: the future predicted by the model and a future obtained by encoding the video produced when the donor action is executed in the simulator. We reserve a fifth state from the Banana task for the held-out experiment in Section 6.</w:t>
+        <w:t xml:space="preserve">a). After three action chunks,</w:t>
+      </w:r>
+      <w:r>
+        <w:t xml:space="preserve"> </w:t>
+      </w:r>
+      <m:oMath>
+        <m:sSub>
+          <m:e>
+            <m:r>
+              <m:rPr>
+                <m:sty m:val="p"/>
+              </m:rPr>
+              <m:t>Δ</m:t>
+            </m:r>
+          </m:e>
+          <m:sub>
+            <m:r>
+              <m:t>a</m:t>
+            </m:r>
+          </m:sub>
+        </m:sSub>
+        <m:r>
+          <m:rPr>
+            <m:sty m:val="p"/>
+          </m:rPr>
+          <m:t>=</m:t>
+        </m:r>
+        <m:r>
+          <m:t>0.031</m:t>
+        </m:r>
+      </m:oMath>
+      <w:r>
+        <w:t xml:space="preserve"> </w:t>
+      </w:r>
+      <w:r>
+        <w:t xml:space="preserve">and</w:t>
+      </w:r>
+      <w:r>
+        <w:t xml:space="preserve"> </w:t>
+      </w:r>
+      <m:oMath>
+        <m:sSub>
+          <m:e>
+            <m:r>
+              <m:rPr>
+                <m:sty m:val="p"/>
+              </m:rPr>
+              <m:t>Δ</m:t>
+            </m:r>
+          </m:e>
+          <m:sub>
+            <m:r>
+              <m:t>e</m:t>
+            </m:r>
+          </m:sub>
+        </m:sSub>
+        <m:r>
+          <m:rPr>
+            <m:sty m:val="p"/>
+          </m:rPr>
+          <m:t>=</m:t>
+        </m:r>
+        <m:r>
+          <m:t>0.004</m:t>
+        </m:r>
+      </m:oMath>
+      <w:r>
+        <w:t xml:space="preserve">; after six chunks, they are</w:t>
+      </w:r>
+      <w:r>
+        <w:t xml:space="preserve"> </w:t>
+      </w:r>
+      <m:oMath>
+        <m:r>
+          <m:t>0.027</m:t>
+        </m:r>
+      </m:oMath>
+      <w:r>
+        <w:t xml:space="preserve"> </w:t>
+      </w:r>
+      <w:r>
+        <w:t xml:space="preserve">and</w:t>
+      </w:r>
+      <w:r>
+        <w:t xml:space="preserve"> </w:t>
+      </w:r>
+      <m:oMath>
+        <m:r>
+          <m:t>0.025</m:t>
+        </m:r>
+      </m:oMath>
+      <w:r>
+        <w:t xml:space="preserve">. Because each decision point uses a different saved state, these measurements do not distinguish temporal decay from state-specific variation.</w:t>
       </w:r>
     </w:p>
     <w:bookmarkEnd w:id="19"/>
-    <w:bookmarkStart w:id="20" w:name="controls-and-statistical-analysis"/>
-    <w:p>
-      <w:pPr>
-        <w:pStyle w:val="Heading2"/>
-      </w:pPr>
-      <w:r>
-        <w:t xml:space="preserve">3.4 Controls and statistical analysis</w:t>
+    <w:bookmarkStart w:id="24" w:name="cosmos-3."/>
+    <w:p>
+      <w:pPr>
+        <w:pStyle w:val="Heading4"/>
+      </w:pPr>
+      <w:r>
+        <w:t xml:space="preserve">Cosmos 3.</w:t>
       </w:r>
     </w:p>
     <w:p>
@@ -2175,85 +1805,49 @@
         <w:pStyle w:val="FirstParagraph"/>
       </w:pPr>
       <w:r>
-        <w:t xml:space="preserve">We select donor pairs using only the distance between their unmodified actions and endpoints. In addition to the self-future control, we compare against Gaussian noise matched to the donor future in norm and distance from the recipient future, a future shuffled within the same task, and a natural control chosen before evaluation. The available experiment record does not specify how the natural control was constructed. No-op recomputations verify that the intervention code leaves an unmodified run unchanged. Our unit of statistical independence is an exactly restored simulator state. Reciprocal directions, donors, noise draws, and repeated process launches are treated as repeated measurements of that state.</w:t>
-      </w:r>
-    </w:p>
-    <w:p>
-      <w:pPr>
-        <w:pStyle w:val="BodyText"/>
-      </w:pPr>
-      <w:r>
-        <w:t xml:space="preserve">We first average the measurements within each state and then compute 95% confidence intervals using 10,000 cluster-bootstrap resamples over states</w:t>
-      </w:r>
-      <w:r>
-        <w:t xml:space="preserve"> </w:t>
-      </w:r>
-      <w:hyperlink w:anchor="ref-field2007clusterbootstrap">
-        <w:r>
-          <w:rPr>
-            <w:rStyle w:val="Hyperlink"/>
-          </w:rPr>
-          <w:t xml:space="preserve">[21]</w:t>
-        </w:r>
-      </w:hyperlink>
-      <w:r>
-        <w:t xml:space="preserve">. For the Cosmos 3 experiment, which contains one independent state per task, the bootstrap resamples the four tasks. For the confirmatory Cosmos Policy Predict2 experiments, the prespecified smallest effect of interest is 0.10 projection units, or ten percent of the displacement from recipient to donor</w:t>
-      </w:r>
-      <w:r>
-        <w:t xml:space="preserve"> </w:t>
-      </w:r>
-      <w:hyperlink w:anchor="ref-lakens2017equivalence">
-        <w:r>
-          <w:rPr>
-            <w:rStyle w:val="Hyperlink"/>
-          </w:rPr>
-          <w:t xml:space="preserve">[22]</w:t>
-        </w:r>
-      </w:hyperlink>
-      <w:r>
-        <w:t xml:space="preserve">. Appendix A provides additional implementation and reproducibility details.</w:t>
-      </w:r>
-    </w:p>
-    <w:bookmarkEnd w:id="20"/>
-    <w:bookmarkEnd w:id="21"/>
-    <w:bookmarkStart w:id="28" w:name="sec:directionality"/>
-    <w:p>
-      <w:pPr>
-        <w:pStyle w:val="Heading1"/>
-      </w:pPr>
-      <w:r>
-        <w:t xml:space="preserve">4 Results</w:t>
-      </w:r>
-    </w:p>
-    <w:bookmarkStart w:id="22" w:name="cosmos-policy"/>
-    <w:p>
-      <w:pPr>
-        <w:pStyle w:val="Heading2"/>
-      </w:pPr>
-      <w:r>
-        <w:t xml:space="preserve">4.1 Cosmos Policy</w:t>
-      </w:r>
-    </w:p>
-    <w:p>
-      <w:pPr>
-        <w:pStyle w:val="FirstParagraph"/>
-      </w:pPr>
-      <w:r>
-        <w:t xml:space="preserve">At the first policy query, the mean difference in action projection between the donor-future and self-future conditions is</w:t>
-      </w:r>
-      <w:r>
-        <w:t xml:space="preserve"> </w:t>
-      </w:r>
-      <m:oMath>
-        <m:r>
-          <m:t>0.499</m:t>
-        </m:r>
-      </m:oMath>
-      <w:r>
-        <w:t xml:space="preserve"> </w:t>
-      </w:r>
-      <w:r>
-        <w:t xml:space="preserve">(95% CI</w:t>
+        <w:t xml:space="preserve">The available Cosmos 3 analysis reports raw donor projection</w:t>
+      </w:r>
+      <w:r>
+        <w:t xml:space="preserve"> </w:t>
+      </w:r>
+      <m:oMath>
+        <m:r>
+          <m:t>π</m:t>
+        </m:r>
+      </m:oMath>
+      <w:r>
+        <w:t xml:space="preserve">, rather than the donor-minus-self difference</w:t>
+      </w:r>
+      <w:r>
+        <w:t xml:space="preserve"> </w:t>
+      </w:r>
+      <m:oMath>
+        <m:r>
+          <m:rPr>
+            <m:sty m:val="p"/>
+          </m:rPr>
+          <m:t>Δ</m:t>
+        </m:r>
+      </m:oMath>
+      <w:r>
+        <w:t xml:space="preserve"> </w:t>
+      </w:r>
+      <w:r>
+        <w:t xml:space="preserve">used above; the self-future control is near zero. Across the four independent states, model-predicted donor futures yield a mean action projection of</w:t>
+      </w:r>
+      <w:r>
+        <w:t xml:space="preserve"> </w:t>
+      </w:r>
+      <m:oMath>
+        <m:r>
+          <m:t>0.985</m:t>
+        </m:r>
+      </m:oMath>
+      <w:r>
+        <w:t xml:space="preserve"> </w:t>
+      </w:r>
+      <w:r>
+        <w:t xml:space="preserve">(task-bootstrap 95% CI</w:t>
       </w:r>
       <w:r>
         <w:t xml:space="preserve"> </w:t>
@@ -2266,7 +1860,7 @@
           <m:t>[</m:t>
         </m:r>
         <m:r>
-          <m:t>0.336</m:t>
+          <m:t>0.974</m:t>
         </m:r>
         <m:r>
           <m:rPr>
@@ -2275,7 +1869,7 @@
           <m:t>,</m:t>
         </m:r>
         <m:r>
-          <m:t>0.679</m:t>
+          <m:t>0.993</m:t>
         </m:r>
         <m:r>
           <m:rPr>
@@ -2285,14 +1879,14 @@
         </m:r>
       </m:oMath>
       <w:r>
-        <w:t xml:space="preserve">) and is positive in all ten tasks. The corresponding difference in executed endpoint projection is</w:t>
-      </w:r>
-      <w:r>
-        <w:t xml:space="preserve"> </w:t>
-      </w:r>
-      <m:oMath>
-        <m:r>
-          <m:t>0.552</m:t>
+        <w:t xml:space="preserve">) and endpoint projection of</w:t>
+      </w:r>
+      <w:r>
+        <w:t xml:space="preserve"> </w:t>
+      </w:r>
+      <m:oMath>
+        <m:r>
+          <m:t>0.975</m:t>
         </m:r>
       </m:oMath>
       <w:r>
@@ -2309,7 +1903,7 @@
           <m:t>[</m:t>
         </m:r>
         <m:r>
-          <m:t>0.387</m:t>
+          <m:t>0.833</m:t>
         </m:r>
         <m:r>
           <m:rPr>
@@ -2318,7 +1912,7 @@
           <m:t>,</m:t>
         </m:r>
         <m:r>
-          <m:t>0.728</m:t>
+          <m:t>1.079</m:t>
         </m:r>
         <m:r>
           <m:rPr>
@@ -2328,149 +1922,14 @@
         </m:r>
       </m:oMath>
       <w:r>
-        <w:t xml:space="preserve">), also positive in all ten tasks.</w:t>
-      </w:r>
-    </w:p>
-    <w:p>
-      <w:pPr>
-        <w:pStyle w:val="BodyText"/>
-      </w:pPr>
-      <w:r>
-        <w:t xml:space="preserve">We also compare the donor-future condition with three other controls. The action-projection differences relative to the Gaussian, natural, and shuffled-future controls are</w:t>
-      </w:r>
-      <w:r>
-        <w:t xml:space="preserve"> </w:t>
-      </w:r>
-      <m:oMath>
-        <m:r>
-          <m:t>0.497</m:t>
-        </m:r>
-      </m:oMath>
-      <w:r>
-        <w:t xml:space="preserve">,</w:t>
-      </w:r>
-      <w:r>
-        <w:t xml:space="preserve"> </w:t>
-      </w:r>
-      <m:oMath>
-        <m:r>
-          <m:t>0.103</m:t>
-        </m:r>
-      </m:oMath>
-      <w:r>
-        <w:t xml:space="preserve">, and</w:t>
-      </w:r>
-      <w:r>
-        <w:t xml:space="preserve"> </w:t>
-      </w:r>
-      <m:oMath>
-        <m:r>
-          <m:t>0.255</m:t>
-        </m:r>
-      </m:oMath>
-      <w:r>
-        <w:t xml:space="preserve">, respectively. The corresponding endpoint-projection differences are</w:t>
-      </w:r>
-      <w:r>
-        <w:t xml:space="preserve"> </w:t>
-      </w:r>
-      <m:oMath>
-        <m:r>
-          <m:t>0.549</m:t>
-        </m:r>
-      </m:oMath>
-      <w:r>
-        <w:t xml:space="preserve">,</w:t>
-      </w:r>
-      <w:r>
-        <w:t xml:space="preserve"> </w:t>
-      </w:r>
-      <m:oMath>
-        <m:r>
-          <m:t>0.110</m:t>
-        </m:r>
-      </m:oMath>
-      <w:r>
-        <w:t xml:space="preserve">, and</w:t>
-      </w:r>
-      <w:r>
-        <w:t xml:space="preserve"> </w:t>
-      </w:r>
-      <m:oMath>
-        <m:r>
-          <m:t>0.277</m:t>
-        </m:r>
-      </m:oMath>
-      <w:r>
-        <w:t xml:space="preserve">. Confidence intervals are not available for these control comparisons. Thus, at the first policy query, replacing the original future with a donor future moves both the action and the executed endpoint toward the donor continuation.</w:t>
-      </w:r>
-    </w:p>
-    <w:p>
-      <w:pPr>
-        <w:pStyle w:val="BodyText"/>
-      </w:pPr>
-      <w:r>
-        <w:t xml:space="preserve">The effect is much smaller at the two later evaluation states (Figure 2a). After three action chunks, the mean differences are</w:t>
-      </w:r>
-      <w:r>
-        <w:t xml:space="preserve"> </w:t>
-      </w:r>
-      <m:oMath>
-        <m:r>
-          <m:t>0.031</m:t>
-        </m:r>
-      </m:oMath>
-      <w:r>
-        <w:t xml:space="preserve"> </w:t>
-      </w:r>
-      <w:r>
-        <w:t xml:space="preserve">for action projection and</w:t>
-      </w:r>
-      <w:r>
-        <w:t xml:space="preserve"> </w:t>
-      </w:r>
-      <m:oMath>
-        <m:r>
-          <m:t>0.004</m:t>
-        </m:r>
-      </m:oMath>
-      <w:r>
-        <w:t xml:space="preserve"> </w:t>
-      </w:r>
-      <w:r>
-        <w:t xml:space="preserve">for endpoint projection. After six chunks, they are</w:t>
-      </w:r>
-      <w:r>
-        <w:t xml:space="preserve"> </w:t>
-      </w:r>
-      <m:oMath>
-        <m:r>
-          <m:t>0.027</m:t>
-        </m:r>
-      </m:oMath>
-      <w:r>
-        <w:t xml:space="preserve"> </w:t>
-      </w:r>
-      <w:r>
-        <w:t xml:space="preserve">and</w:t>
-      </w:r>
-      <w:r>
-        <w:t xml:space="preserve"> </w:t>
-      </w:r>
-      <m:oMath>
-        <m:r>
-          <m:t>0.025</m:t>
-        </m:r>
-      </m:oMath>
-      <w:r>
-        <w:t xml:space="preserve">. Across all 30 states, the mean action effect is</w:t>
-      </w:r>
-      <w:r>
-        <w:t xml:space="preserve"> </w:t>
-      </w:r>
-      <m:oMath>
-        <m:r>
-          <m:t>0.186</m:t>
+        <w:t xml:space="preserve">). Futures encoded from executed donor branches yield action projection</w:t>
+      </w:r>
+      <w:r>
+        <w:t xml:space="preserve"> </w:t>
+      </w:r>
+      <m:oMath>
+        <m:r>
+          <m:t>1.060</m:t>
         </m:r>
       </m:oMath>
       <w:r>
@@ -2487,7 +1946,7 @@
           <m:t>[</m:t>
         </m:r>
         <m:r>
-          <m:t>0.095</m:t>
+          <m:t>1.010</m:t>
         </m:r>
         <m:r>
           <m:rPr>
@@ -2496,7 +1955,7 @@
           <m:t>,</m:t>
         </m:r>
         <m:r>
-          <m:t>0.290</m:t>
+          <m:t>1.103</m:t>
         </m:r>
         <m:r>
           <m:rPr>
@@ -2506,14 +1965,14 @@
         </m:r>
       </m:oMath>
       <w:r>
-        <w:t xml:space="preserve">) and the mean endpoint effect is</w:t>
-      </w:r>
-      <w:r>
-        <w:t xml:space="preserve"> </w:t>
-      </w:r>
-      <m:oMath>
-        <m:r>
-          <m:t>0.194</m:t>
+        <w:t xml:space="preserve">) and endpoint projection</w:t>
+      </w:r>
+      <w:r>
+        <w:t xml:space="preserve"> </w:t>
+      </w:r>
+      <m:oMath>
+        <m:r>
+          <m:t>1.027</m:t>
         </m:r>
       </m:oMath>
       <w:r>
@@ -2530,7 +1989,7 @@
           <m:t>[</m:t>
         </m:r>
         <m:r>
-          <m:t>0.091</m:t>
+          <m:t>0.824</m:t>
         </m:r>
         <m:r>
           <m:rPr>
@@ -2539,7 +1998,7 @@
           <m:t>,</m:t>
         </m:r>
         <m:r>
-          <m:t>0.305</m:t>
+          <m:t>1.204</m:t>
         </m:r>
         <m:r>
           <m:rPr>
@@ -2549,253 +2008,10 @@
         </m:r>
       </m:oMath>
       <w:r>
-        <w:t xml:space="preserve">). The lower bounds of both intervals fall just below the prespecified threshold of 0.10. Each evaluation point uses a different saved state, so the comparison does not separate the effect of elapsed time from other differences among the states. We therefore observe a large effect at the sampled first-query states, but cannot conclude that the effect weakens because time has elapsed.</w:t>
-      </w:r>
-    </w:p>
-    <w:bookmarkEnd w:id="22"/>
-    <w:bookmarkStart w:id="27" w:name="cosmos-3"/>
-    <w:p>
-      <w:pPr>
-        <w:pStyle w:val="Heading2"/>
-      </w:pPr>
-      <w:r>
-        <w:t xml:space="preserve">4.2 Cosmos 3</w:t>
-      </w:r>
-    </w:p>
-    <w:p>
-      <w:pPr>
-        <w:pStyle w:val="FirstParagraph"/>
-      </w:pPr>
-      <w:r>
-        <w:t xml:space="preserve">Cosmos3-Nano has 36 transformer layers and jointly denoises future-video and action tokens using bidirectional diffusion attention</w:t>
-      </w:r>
-      <w:r>
-        <w:t xml:space="preserve"> </w:t>
-      </w:r>
-      <w:hyperlink w:anchor="ref-nvidia2026cosmos3">
-        <w:r>
-          <w:rPr>
-            <w:rStyle w:val="Hyperlink"/>
-          </w:rPr>
-          <w:t xml:space="preserve">[2]</w:t>
-        </w:r>
-      </w:hyperlink>
-      <w:r>
-        <w:t xml:space="preserve">,</w:t>
-      </w:r>
-      <w:r>
-        <w:t xml:space="preserve"> </w:t>
-      </w:r>
-      <w:hyperlink w:anchor="ref-nvidia2026cosmos3droid">
-        <w:r>
-          <w:rPr>
-            <w:rStyle w:val="Hyperlink"/>
-          </w:rPr>
-          <w:t xml:space="preserve">[19]</w:t>
-        </w:r>
-      </w:hyperlink>
-      <w:r>
-        <w:t xml:space="preserve">. At the final boundary of the guided sampler, we replace only the unconditioned future-video coordinates; no action coordinate is modified. Control runs reproduce the original action bitwise and confirm that the intervention never writes directly to the action tokens. To evaluate endpoints, we reconstruct the RoboLab simulator, restore the saved state, and replay the same observation prefix before executing each action</w:t>
-      </w:r>
-      <w:r>
-        <w:t xml:space="preserve"> </w:t>
-      </w:r>
-      <w:hyperlink w:anchor="ref-yang2026robolab">
-        <w:r>
-          <w:rPr>
-            <w:rStyle w:val="Hyperlink"/>
-          </w:rPr>
-          <w:t xml:space="preserve">[20]</w:t>
-        </w:r>
-      </w:hyperlink>
-      <w:r>
-        <w:t xml:space="preserve">.</w:t>
-      </w:r>
-    </w:p>
-    <w:p>
-      <w:pPr>
-        <w:pStyle w:val="BodyText"/>
-      </w:pPr>
-      <w:r>
-        <w:t xml:space="preserve">Across the four tasks, transplanting model-predicted donor futures produces a mean action projection of</w:t>
-      </w:r>
-      <w:r>
-        <w:t xml:space="preserve"> </w:t>
-      </w:r>
-      <m:oMath>
-        <m:r>
-          <m:t>0.985</m:t>
-        </m:r>
-      </m:oMath>
-      <w:r>
-        <w:t xml:space="preserve"> </w:t>
-      </w:r>
-      <w:r>
-        <w:t xml:space="preserve">(task-bootstrap 95% CI</w:t>
-      </w:r>
-      <w:r>
-        <w:t xml:space="preserve"> </w:t>
-      </w:r>
-      <m:oMath>
-        <m:r>
-          <m:rPr>
-            <m:sty m:val="p"/>
-          </m:rPr>
-          <m:t>[</m:t>
-        </m:r>
-        <m:r>
-          <m:t>0.974</m:t>
-        </m:r>
-        <m:r>
-          <m:rPr>
-            <m:sty m:val="p"/>
-          </m:rPr>
-          <m:t>,</m:t>
-        </m:r>
-        <m:r>
-          <m:t>0.993</m:t>
-        </m:r>
-        <m:r>
-          <m:rPr>
-            <m:sty m:val="p"/>
-          </m:rPr>
-          <m:t>]</m:t>
-        </m:r>
-      </m:oMath>
-      <w:r>
-        <w:t xml:space="preserve">) and a mean simulator-endpoint projection of</w:t>
-      </w:r>
-      <w:r>
-        <w:t xml:space="preserve"> </w:t>
-      </w:r>
-      <m:oMath>
-        <m:r>
-          <m:t>0.975</m:t>
-        </m:r>
-      </m:oMath>
-      <w:r>
-        <w:t xml:space="preserve"> </w:t>
-      </w:r>
-      <w:r>
-        <w:t xml:space="preserve">(</w:t>
-      </w:r>
-      <m:oMath>
-        <m:r>
-          <m:rPr>
-            <m:sty m:val="p"/>
-          </m:rPr>
-          <m:t>[</m:t>
-        </m:r>
-        <m:r>
-          <m:t>0.833</m:t>
-        </m:r>
-        <m:r>
-          <m:rPr>
-            <m:sty m:val="p"/>
-          </m:rPr>
-          <m:t>,</m:t>
-        </m:r>
-        <m:r>
-          <m:t>1.079</m:t>
-        </m:r>
-        <m:r>
-          <m:rPr>
-            <m:sty m:val="p"/>
-          </m:rPr>
-          <m:t>]</m:t>
-        </m:r>
-      </m:oMath>
-      <w:r>
-        <w:t xml:space="preserve">). Transplanting future representations encoded from simulator-executed donor branches produces a mean action projection of</w:t>
-      </w:r>
-      <w:r>
-        <w:t xml:space="preserve"> </w:t>
-      </w:r>
-      <m:oMath>
-        <m:r>
-          <m:t>1.060</m:t>
-        </m:r>
-      </m:oMath>
-      <w:r>
-        <w:t xml:space="preserve"> </w:t>
-      </w:r>
-      <w:r>
-        <w:t xml:space="preserve">(</w:t>
-      </w:r>
-      <m:oMath>
-        <m:r>
-          <m:rPr>
-            <m:sty m:val="p"/>
-          </m:rPr>
-          <m:t>[</m:t>
-        </m:r>
-        <m:r>
-          <m:t>1.010</m:t>
-        </m:r>
-        <m:r>
-          <m:rPr>
-            <m:sty m:val="p"/>
-          </m:rPr>
-          <m:t>,</m:t>
-        </m:r>
-        <m:r>
-          <m:t>1.103</m:t>
-        </m:r>
-        <m:r>
-          <m:rPr>
-            <m:sty m:val="p"/>
-          </m:rPr>
-          <m:t>]</m:t>
-        </m:r>
-      </m:oMath>
-      <w:r>
-        <w:t xml:space="preserve">) and a mean endpoint projection of</w:t>
-      </w:r>
-      <w:r>
-        <w:t xml:space="preserve"> </w:t>
-      </w:r>
-      <m:oMath>
-        <m:r>
-          <m:t>1.027</m:t>
-        </m:r>
-      </m:oMath>
-      <w:r>
-        <w:t xml:space="preserve"> </w:t>
-      </w:r>
-      <w:r>
-        <w:t xml:space="preserve">(</w:t>
-      </w:r>
-      <m:oMath>
-        <m:r>
-          <m:rPr>
-            <m:sty m:val="p"/>
-          </m:rPr>
-          <m:t>[</m:t>
-        </m:r>
-        <m:r>
-          <m:t>0.824</m:t>
-        </m:r>
-        <m:r>
-          <m:rPr>
-            <m:sty m:val="p"/>
-          </m:rPr>
-          <m:t>,</m:t>
-        </m:r>
-        <m:r>
-          <m:t>1.204</m:t>
-        </m:r>
-        <m:r>
-          <m:rPr>
-            <m:sty m:val="p"/>
-          </m:rPr>
-          <m:t>]</m:t>
-        </m:r>
-      </m:oMath>
-      <w:r>
-        <w:t xml:space="preserve">). All 24 interventions, comprising 12 donors evaluated with two future sources, have positive projection. For each intervention, we also ask which native donor is closest to the resulting output. Action-space nearest-donor accuracy is 12/12 for both future sources. Endpoint nearest-donor accuracy is 10/12 for predicted futures and 11/12 for futures encoded from executed branches. The self-future and geometry-matched Gaussian controls have projections near zero, although exact confidence intervals are not available for these controls.</w:t>
-      </w:r>
-    </w:p>
-    <w:bookmarkStart w:id="26" w:name="fig:directionality"/>
+        <w:t xml:space="preserve">). All 24 interventions—12 donors evaluated with two future sources—have positive donor projection. Multiple donors improve measurement within a state but do not increase the number of independent states.</w:t>
+      </w:r>
+    </w:p>
+    <w:bookmarkStart w:id="23" w:name="fig:directionality"/>
     <w:p>
       <w:pPr>
         <w:pStyle w:val="CaptionedFigure"/>
@@ -2803,20 +2019,20 @@
       <w:r>
         <w:drawing>
           <wp:inline>
-            <wp:extent cx="5334000" cy="1758175"/>
+            <wp:extent cx="5334000" cy="1762064"/>
             <wp:effectExtent b="0" l="0" r="0" t="0"/>
-            <wp:docPr descr="" title="" id="24" name="Picture"/>
+            <wp:docPr descr="" title="" id="21" name="Picture"/>
             <a:graphic>
               <a:graphicData uri="http://schemas.openxmlformats.org/drawingml/2006/picture">
                 <pic:pic>
                   <pic:nvPicPr>
-                    <pic:cNvPr descr="figures/directionality_results.png" id="25" name="Picture"/>
+                    <pic:cNvPr descr="figures/directionality_results.png" id="22" name="Picture"/>
                     <pic:cNvPicPr>
                       <a:picLocks noChangeArrowheads="1" noChangeAspect="1"/>
                     </pic:cNvPicPr>
                   </pic:nvPicPr>
                   <pic:blipFill>
-                    <a:blip r:embed="rId23"/>
+                    <a:blip r:embed="rId20"/>
                     <a:stretch>
                       <a:fillRect/>
                     </a:stretch>
@@ -2824,7 +2040,7 @@
                   <pic:spPr bwMode="auto">
                     <a:xfrm>
                       <a:off x="0" y="0"/>
-                      <a:ext cx="5334000" cy="1758175"/>
+                      <a:ext cx="5334000" cy="1762064"/>
                     </a:xfrm>
                     <a:prstGeom prst="rect">
                       <a:avLst/>
@@ -2848,27 +2064,52 @@
         <w:pStyle w:val="ImageCaption"/>
       </w:pPr>
       <w:r>
-        <w:t xml:space="preserve">Figure 2: Results of future transplantation. (a) In Cosmos Policy, action and endpoint projection are largest at the first policy query and much smaller at the two later evaluation states. Intervals are shown where available. (b) All 24 Cosmos 3 interventions have positive projection toward their respective donors. Bars show 95% confidence intervals obtained by resampling tasks.</w:t>
-      </w:r>
-    </w:p>
-    <w:bookmarkEnd w:id="26"/>
+        <w:t xml:space="preserve">Directional effects of future transplantation. (a) Cosmos Policy reports the donor-minus-self projection difference</w:t>
+      </w:r>
+      <w:r>
+        <w:t xml:space="preserve"> </w:t>
+      </w:r>
+      <m:oMath>
+        <m:r>
+          <m:rPr>
+            <m:sty m:val="p"/>
+          </m:rPr>
+          <m:t>Δ</m:t>
+        </m:r>
+      </m:oMath>
+      <w:r>
+        <w:t xml:space="preserve">; effects are large at first-query states and small at later sampled states. (b) Cosmos 3 reports raw donor projection</w:t>
+      </w:r>
+      <w:r>
+        <w:t xml:space="preserve"> </w:t>
+      </w:r>
+      <m:oMath>
+        <m:r>
+          <m:t>π</m:t>
+        </m:r>
+      </m:oMath>
+      <w:r>
+        <w:t xml:space="preserve">; 0 reproduces the recipient and 1 reproduces the donor. Intervals are 95% cluster-bootstrap confidence intervals where available.</w:t>
+      </w:r>
+    </w:p>
+    <w:bookmarkEnd w:id="23"/>
     <w:p>
       <w:pPr>
         <w:pStyle w:val="BodyText"/>
       </w:pPr>
       <w:r>
-        <w:t xml:space="preserve">The Cosmos 3 results are based on four independent simulator states, one each from the Rubik’s cube, mustard, spoon, and marker tasks. Testing several donors from each state determines whether the effect is specific to the chosen donor, but does not increase the number of independent states. We use a fifth state from the Banana task only for the held-out test in Section 6. None of the selected branch pairs in either model showed a stable difference in binary task success across repeated continuations. We therefore report effects on actions and endpoints, not on task success.</w:t>
-      </w:r>
-    </w:p>
-    <w:bookmarkEnd w:id="27"/>
-    <w:bookmarkEnd w:id="28"/>
-    <w:bookmarkStart w:id="36" w:name="sec:content"/>
-    <w:p>
-      <w:pPr>
-        <w:pStyle w:val="Heading1"/>
-      </w:pPr>
-      <w:r>
-        <w:t xml:space="preserve">5 Analysis of Future Content in Cosmos Policy</w:t>
+        <w:t xml:space="preserve">Neither model’s selected branch pairs show stable differences in binary task success. The evidence therefore concerns donor-directed action shifts and one-chunk simulator endpoints, not closed-loop task completion.</w:t>
+      </w:r>
+    </w:p>
+    <w:bookmarkEnd w:id="24"/>
+    <w:bookmarkEnd w:id="25"/>
+    <w:bookmarkStart w:id="30" w:name="sec:content"/>
+    <w:p>
+      <w:pPr>
+        <w:pStyle w:val="Heading2"/>
+      </w:pPr>
+      <w:r>
+        <w:t xml:space="preserve">Cosmos Policy effects track camera-visible robot motion</w:t>
       </w:r>
     </w:p>
     <w:p>
@@ -2876,24 +2117,18 @@
         <w:pStyle w:val="FirstParagraph"/>
       </w:pPr>
       <w:r>
-        <w:t xml:space="preserve">A donor future changes several correlated parts of the predicted scene, including robot pose, object state, camera motion, and task progress. We conduct three additional experiments in Cosmos Policy to determine which changes are associated with the action effect.</w:t>
-      </w:r>
-    </w:p>
-    <w:bookmarkStart w:id="29" w:name="visual-and-proprioceptive-futures"/>
-    <w:p>
-      <w:pPr>
-        <w:pStyle w:val="Heading2"/>
-      </w:pPr>
-      <w:r>
-        <w:t xml:space="preserve">5.1 Visual and proprioceptive futures</w:t>
-      </w:r>
-    </w:p>
-    <w:p>
-      <w:pPr>
-        <w:pStyle w:val="FirstParagraph"/>
-      </w:pPr>
-      <w:r>
-        <w:t xml:space="preserve">We first repeat the intervention while replacing one component of the future at a time. At the ten first-query states, replacing the wrist-camera future produces a mean action effect of</w:t>
+        <w:t xml:space="preserve">Replacing one future component at a time reveals a large difference across modalities (Figure </w:t>
+      </w:r>
+      <w:hyperlink w:anchor="fig:content">
+        <w:r>
+          <w:rPr>
+            <w:rStyle w:val="Hyperlink"/>
+          </w:rPr>
+          <w:t xml:space="preserve">3</w:t>
+        </w:r>
+      </w:hyperlink>
+      <w:r>
+        <w:t xml:space="preserve">a). Wrist-camera futures produce a mean action effect of</w:t>
       </w:r>
       <w:r>
         <w:t xml:space="preserve"> </w:t>
@@ -2936,7 +2171,7 @@
         </m:r>
       </m:oMath>
       <w:r>
-        <w:t xml:space="preserve">). Replacing the primary-camera future produces a smaller mean effect of</w:t>
+        <w:t xml:space="preserve">), primary-camera futures produce</w:t>
       </w:r>
       <w:r>
         <w:t xml:space="preserve"> </w:t>
@@ -2979,7 +2214,7 @@
         </m:r>
       </m:oMath>
       <w:r>
-        <w:t xml:space="preserve">). Replacing future proprioception produces a mean effect of</w:t>
+        <w:t xml:space="preserve">), and future proprioception produces</w:t>
       </w:r>
       <w:r>
         <w:t xml:space="preserve"> </w:t>
@@ -3028,25 +2263,15 @@
         </m:r>
       </m:oMath>
       <w:r>
-        <w:t xml:space="preserve">). Thus, the largest effect occurs for the wrist camera, which closely tracks the manipulator, while the confidence interval for future proprioception includes zero (Figure 3a).</w:t>
-      </w:r>
-    </w:p>
-    <w:bookmarkEnd w:id="29"/>
-    <w:bookmarkStart w:id="30" w:name="X5e43eec1309b730185ec4bf53612bb4965ad4be"/>
-    <w:p>
-      <w:pPr>
-        <w:pStyle w:val="Heading2"/>
-      </w:pPr>
-      <w:r>
-        <w:t xml:space="preserve">5.2 Separating robot motion from object state</w:t>
-      </w:r>
-    </w:p>
-    <w:p>
-      <w:pPr>
-        <w:pStyle w:val="FirstParagraph"/>
-      </w:pPr>
-      <w:r>
-        <w:t xml:space="preserve">To separate robot motion from object state, we analyze a</w:t>
+        <w:t xml:space="preserve">). The strongest effect therefore comes from the view that most closely tracks the manipulator, while the proprioception interval includes zero.</w:t>
+      </w:r>
+    </w:p>
+    <w:p>
+      <w:pPr>
+        <w:pStyle w:val="BodyText"/>
+      </w:pPr>
+      <w:r>
+        <w:t xml:space="preserve">In the factorized</w:t>
       </w:r>
       <w:r>
         <w:t xml:space="preserve"> </w:t>
@@ -3069,29 +2294,37 @@
         <w:t xml:space="preserve"> </w:t>
       </w:r>
       <w:r>
-        <w:t xml:space="preserve">experiment that was specified before analysis. At 20 held-out LIBERO states, robot state</w:t>
-      </w:r>
-      <w:r>
-        <w:t xml:space="preserve"> </w:t>
-      </w:r>
-      <m:oMath>
-        <m:r>
-          <m:t>R</m:t>
-        </m:r>
+        <w:t xml:space="preserve">experiment, changing object state while averaging over robot state produces a mean action effect of</w:t>
+      </w:r>
+      <w:r>
+        <w:t xml:space="preserve"> </w:t>
+      </w:r>
+      <m:oMath>
+        <m:r>
+          <m:t>0.00015</m:t>
+        </m:r>
+      </m:oMath>
+      <w:r>
+        <w:t xml:space="preserve"> </w:t>
+      </w:r>
+      <w:r>
+        <w:t xml:space="preserve">(</w:t>
+      </w:r>
+      <m:oMath>
         <m:r>
           <m:rPr>
             <m:sty m:val="p"/>
           </m:rPr>
-          <m:t>∈</m:t>
+          <m:t>[</m:t>
         </m:r>
         <m:r>
           <m:rPr>
             <m:sty m:val="p"/>
           </m:rPr>
-          <m:t>{</m:t>
-        </m:r>
-        <m:r>
-          <m:t>0</m:t>
+          <m:t>−</m:t>
+        </m:r>
+        <m:r>
+          <m:t>0.00012</m:t>
         </m:r>
         <m:r>
           <m:rPr>
@@ -3100,42 +2333,47 @@
           <m:t>,</m:t>
         </m:r>
         <m:r>
-          <m:t>1</m:t>
+          <m:t>0.00049</m:t>
         </m:r>
         <m:r>
           <m:rPr>
             <m:sty m:val="p"/>
           </m:rPr>
-          <m:t>}</m:t>
-        </m:r>
-      </m:oMath>
-      <w:r>
-        <w:t xml:space="preserve"> </w:t>
-      </w:r>
-      <w:r>
-        <w:t xml:space="preserve">and object state</w:t>
-      </w:r>
-      <w:r>
-        <w:t xml:space="preserve"> </w:t>
-      </w:r>
-      <m:oMath>
-        <m:r>
-          <m:t>O</m:t>
-        </m:r>
+          <m:t>]</m:t>
+        </m:r>
+      </m:oMath>
+      <w:r>
+        <w:t xml:space="preserve">) and endpoint effect of</w:t>
+      </w:r>
+      <w:r>
+        <w:t xml:space="preserve"> </w:t>
+      </w:r>
+      <m:oMath>
+        <m:r>
+          <m:t>0.00018</m:t>
+        </m:r>
+      </m:oMath>
+      <w:r>
+        <w:t xml:space="preserve"> </w:t>
+      </w:r>
+      <w:r>
+        <w:t xml:space="preserve">(</w:t>
+      </w:r>
+      <m:oMath>
         <m:r>
           <m:rPr>
             <m:sty m:val="p"/>
           </m:rPr>
-          <m:t>∈</m:t>
+          <m:t>[</m:t>
         </m:r>
         <m:r>
           <m:rPr>
             <m:sty m:val="p"/>
           </m:rPr>
-          <m:t>{</m:t>
-        </m:r>
-        <m:r>
-          <m:t>0</m:t>
+          <m:t>−</m:t>
+        </m:r>
+        <m:r>
+          <m:t>0.00040</m:t>
         </m:r>
         <m:r>
           <m:rPr>
@@ -3144,20 +2382,17 @@
           <m:t>,</m:t>
         </m:r>
         <m:r>
-          <m:t>1</m:t>
+          <m:t>0.00102</m:t>
         </m:r>
         <m:r>
           <m:rPr>
             <m:sty m:val="p"/>
           </m:rPr>
-          <m:t>}</m:t>
-        </m:r>
-      </m:oMath>
-      <w:r>
-        <w:t xml:space="preserve"> </w:t>
-      </w:r>
-      <w:r>
-        <w:t xml:space="preserve">are re-rendered independently, producing all four combinations. A decoder recovers the intended combination with 92.5% top-1 accuracy from the primary-camera video and 98.75% accuracy from the wrist-camera video. This check confirms that the re-rendering changes the predicted future in the intended way.</w:t>
+          <m:t>]</m:t>
+        </m:r>
+      </m:oMath>
+      <w:r>
+        <w:t xml:space="preserve">). These near-zero effects occur even though the decoder reliably identifies the rendered conditions. The result isolates the object-state main effect; because the robot-state main effect was not reported, it does not by itself establish a robot-versus-object contrast. The re-rendered videos may also lie outside the distribution of futures normally generated by the policy.</w:t>
       </w:r>
     </w:p>
     <w:p>
@@ -3165,14 +2400,14 @@
         <w:pStyle w:val="BodyText"/>
       </w:pPr>
       <w:r>
-        <w:t xml:space="preserve">Changing object state while averaging over robot state produces a mean action effect of</w:t>
-      </w:r>
-      <w:r>
-        <w:t xml:space="preserve"> </w:t>
-      </w:r>
-      <m:oMath>
-        <m:r>
-          <m:t>0.00015</m:t>
+        <w:t xml:space="preserve">The four exploratory natural pairs show the same qualitative pattern without re-rendering. Futures that differ primarily in robot motion produce a mean action effect of</w:t>
+      </w:r>
+      <w:r>
+        <w:t xml:space="preserve"> </w:t>
+      </w:r>
+      <m:oMath>
+        <m:r>
+          <m:t>0.291</m:t>
         </m:r>
       </m:oMath>
       <w:r>
@@ -3189,13 +2424,7 @@
           <m:t>[</m:t>
         </m:r>
         <m:r>
-          <m:rPr>
-            <m:sty m:val="p"/>
-          </m:rPr>
-          <m:t>−</m:t>
-        </m:r>
-        <m:r>
-          <m:t>0.00012</m:t>
+          <m:t>0.060</m:t>
         </m:r>
         <m:r>
           <m:rPr>
@@ -3204,7 +2433,7 @@
           <m:t>,</m:t>
         </m:r>
         <m:r>
-          <m:t>0.00049</m:t>
+          <m:t>0.521</m:t>
         </m:r>
         <m:r>
           <m:rPr>
@@ -3214,14 +2443,14 @@
         </m:r>
       </m:oMath>
       <w:r>
-        <w:t xml:space="preserve">) and a mean executed goal-state effect of</w:t>
-      </w:r>
-      <w:r>
-        <w:t xml:space="preserve"> </w:t>
-      </w:r>
-      <m:oMath>
-        <m:r>
-          <m:t>0.00018</m:t>
+        <w:t xml:space="preserve">) and robot-endpoint effect of</w:t>
+      </w:r>
+      <w:r>
+        <w:t xml:space="preserve"> </w:t>
+      </w:r>
+      <m:oMath>
+        <m:r>
+          <m:t>0.315</m:t>
         </m:r>
       </m:oMath>
       <w:r>
@@ -3238,13 +2467,7 @@
           <m:t>[</m:t>
         </m:r>
         <m:r>
-          <m:rPr>
-            <m:sty m:val="p"/>
-          </m:rPr>
-          <m:t>−</m:t>
-        </m:r>
-        <m:r>
-          <m:t>0.00040</m:t>
+          <m:t>0.059</m:t>
         </m:r>
         <m:r>
           <m:rPr>
@@ -3253,7 +2476,7 @@
           <m:t>,</m:t>
         </m:r>
         <m:r>
-          <m:t>0.00102</m:t>
+          <m:t>0.571</m:t>
         </m:r>
         <m:r>
           <m:rPr>
@@ -3263,134 +2486,7 @@
         </m:r>
       </m:oMath>
       <w:r>
-        <w:t xml:space="preserve">). Identifying the intended</w:t>
-      </w:r>
-      <w:r>
-        <w:t xml:space="preserve"> </w:t>
-      </w:r>
-      <m:oMath>
-        <m:r>
-          <m:t>2</m:t>
-        </m:r>
-        <m:r>
-          <m:rPr>
-            <m:sty m:val="p"/>
-          </m:rPr>
-          <m:t>×</m:t>
-        </m:r>
-        <m:r>
-          <m:t>2</m:t>
-        </m:r>
-      </m:oMath>
-      <w:r>
-        <w:t xml:space="preserve"> </w:t>
-      </w:r>
-      <w:r>
-        <w:t xml:space="preserve">target cell from the executed endpoint has an accuracy of 0.25, exactly equal to chance. The experiment therefore finds no detectable action or endpoint effect from the isolated object-state manipulation, even though the intended change can be decoded from the videos. The available analysis does not include the robot-state main effect, so this experiment isolates only the effect of changing object state. In addition, the re-rendered videos may fall outside the distribution of futures normally generated by the policy.</w:t>
-      </w:r>
-    </w:p>
-    <w:bookmarkEnd w:id="30"/>
-    <w:bookmarkStart w:id="35" w:name="natural-matched-pair-analysis"/>
-    <w:p>
-      <w:pPr>
-        <w:pStyle w:val="Heading2"/>
-      </w:pPr>
-      <w:r>
-        <w:t xml:space="preserve">5.3 Natural matched-pair analysis</w:t>
-      </w:r>
-    </w:p>
-    <w:p>
-      <w:pPr>
-        <w:pStyle w:val="FirstParagraph"/>
-      </w:pPr>
-      <w:r>
-        <w:t xml:space="preserve">To avoid synthetic combinations of robot and object state, we also search for futures generated by the unmodified policy that differ primarily in one of these quantities. Only four states meet the matching criteria, fewer than the prespecified minimum of ten. In these states, transplanting a future that differs in robot motion produces a mean action effect of</w:t>
-      </w:r>
-      <w:r>
-        <w:t xml:space="preserve"> </w:t>
-      </w:r>
-      <m:oMath>
-        <m:r>
-          <m:t>0.291</m:t>
-        </m:r>
-      </m:oMath>
-      <w:r>
-        <w:t xml:space="preserve"> </w:t>
-      </w:r>
-      <w:r>
-        <w:t xml:space="preserve">(</w:t>
-      </w:r>
-      <m:oMath>
-        <m:r>
-          <m:rPr>
-            <m:sty m:val="p"/>
-          </m:rPr>
-          <m:t>[</m:t>
-        </m:r>
-        <m:r>
-          <m:t>0.060</m:t>
-        </m:r>
-        <m:r>
-          <m:rPr>
-            <m:sty m:val="p"/>
-          </m:rPr>
-          <m:t>,</m:t>
-        </m:r>
-        <m:r>
-          <m:t>0.521</m:t>
-        </m:r>
-        <m:r>
-          <m:rPr>
-            <m:sty m:val="p"/>
-          </m:rPr>
-          <m:t>]</m:t>
-        </m:r>
-      </m:oMath>
-      <w:r>
-        <w:t xml:space="preserve">) and a mean executed robot-endpoint effect of</w:t>
-      </w:r>
-      <w:r>
-        <w:t xml:space="preserve"> </w:t>
-      </w:r>
-      <m:oMath>
-        <m:r>
-          <m:t>0.315</m:t>
-        </m:r>
-      </m:oMath>
-      <w:r>
-        <w:t xml:space="preserve"> </w:t>
-      </w:r>
-      <w:r>
-        <w:t xml:space="preserve">(</w:t>
-      </w:r>
-      <m:oMath>
-        <m:r>
-          <m:rPr>
-            <m:sty m:val="p"/>
-          </m:rPr>
-          <m:t>[</m:t>
-        </m:r>
-        <m:r>
-          <m:t>0.059</m:t>
-        </m:r>
-        <m:r>
-          <m:rPr>
-            <m:sty m:val="p"/>
-          </m:rPr>
-          <m:t>,</m:t>
-        </m:r>
-        <m:r>
-          <m:t>0.571</m:t>
-        </m:r>
-        <m:r>
-          <m:rPr>
-            <m:sty m:val="p"/>
-          </m:rPr>
-          <m:t>]</m:t>
-        </m:r>
-      </m:oMath>
-      <w:r>
-        <w:t xml:space="preserve">). For futures that differ primarily in object state, the corresponding action and goal-endpoint means are both</w:t>
+        <w:t xml:space="preserve">). Pairs that differ primarily in object state produce means of</w:t>
       </w:r>
       <w:r>
         <w:t xml:space="preserve"> </w:t>
@@ -3401,10 +2497,13 @@
         </m:r>
       </m:oMath>
       <w:r>
-        <w:t xml:space="preserve">, with confidence intervals that include zero. The exact interval bounds are unavailable, and nearest-donor accuracy remains at chance. We therefore treat this four-state analysis as exploratory.</w:t>
-      </w:r>
-    </w:p>
-    <w:bookmarkStart w:id="34" w:name="fig:content"/>
+        <w:t xml:space="preserve"> </w:t>
+      </w:r>
+      <w:r>
+        <w:t xml:space="preserve">for both action and goal-endpoint projection, with intervals that include zero. Because this analysis contains only four states and incomplete interval reporting for the object pairs, it should be treated as suggestive.</w:t>
+      </w:r>
+    </w:p>
+    <w:bookmarkStart w:id="29" w:name="fig:content"/>
     <w:p>
       <w:pPr>
         <w:pStyle w:val="CaptionedFigure"/>
@@ -3412,20 +2511,20 @@
       <w:r>
         <w:drawing>
           <wp:inline>
-            <wp:extent cx="5334000" cy="1711876"/>
+            <wp:extent cx="5334000" cy="1709572"/>
             <wp:effectExtent b="0" l="0" r="0" t="0"/>
-            <wp:docPr descr="" title="" id="32" name="Picture"/>
+            <wp:docPr descr="" title="" id="27" name="Picture"/>
             <a:graphic>
               <a:graphicData uri="http://schemas.openxmlformats.org/drawingml/2006/picture">
                 <pic:pic>
                   <pic:nvPicPr>
-                    <pic:cNvPr descr="figures/content_results.png" id="33" name="Picture"/>
+                    <pic:cNvPr descr="figures/content_results.png" id="28" name="Picture"/>
                     <pic:cNvPicPr>
                       <a:picLocks noChangeArrowheads="1" noChangeAspect="1"/>
                     </pic:cNvPicPr>
                   </pic:nvPicPr>
                   <pic:blipFill>
-                    <a:blip r:embed="rId31"/>
+                    <a:blip r:embed="rId26"/>
                     <a:stretch>
                       <a:fillRect/>
                     </a:stretch>
@@ -3433,7 +2532,7 @@
                   <pic:spPr bwMode="auto">
                     <a:xfrm>
                       <a:off x="0" y="0"/>
-                      <a:ext cx="5334000" cy="1711876"/>
+                      <a:ext cx="5334000" cy="1709572"/>
                     </a:xfrm>
                     <a:prstGeom prst="rect">
                       <a:avLst/>
@@ -3457,36 +2556,26 @@
         <w:pStyle w:val="ImageCaption"/>
       </w:pPr>
       <w:r>
-        <w:t xml:space="preserve">Figure 3: Content interventions in Cosmos Policy. (a) Wrist- and primary-camera future replacement shifts action toward the donor, while future proprioception has an estimated effect near zero. (b) Changing object state has almost no effect on action or executed goal-state projection, even though a decoder reliably recovers the manipulated state. (c) In four exploratory natural pairs, futures that differ in robot motion shift both actions and executed robot endpoints. Bars show 95% confidence intervals obtained by resampling states.</w:t>
-      </w:r>
-    </w:p>
-    <w:bookmarkEnd w:id="34"/>
+        <w:t xml:space="preserve">Cosmos Policy content interventions. (a) Action effects from replacing each future modality. (b) Estimated object-state main effect in the factorized intervention. (c) Action and robot-endpoint effects in four exploratory natural robot-motion pairs. Bars show 95% cluster-bootstrap confidence intervals.</w:t>
+      </w:r>
+    </w:p>
+    <w:bookmarkEnd w:id="29"/>
     <w:p>
       <w:pPr>
         <w:pStyle w:val="BodyText"/>
       </w:pPr>
       <w:r>
-        <w:t xml:space="preserve">Across these experiments, action changes are associated most strongly with visible differences in robot motion. Wrist- and primary-camera futures shift action toward the donor, while future proprioception and isolated changes to object state have estimated effects near zero. The four natural matched pairs show the same pattern without re-rendering. We refer to this pattern as prospective visual action conditioning. We have not directly decoded a latent representation of robot motion, and the same content experiment has not been conducted in Cosmos 3.</w:t>
-      </w:r>
-    </w:p>
-    <w:bookmarkEnd w:id="35"/>
-    <w:bookmarkEnd w:id="36"/>
-    <w:bookmarkStart w:id="44" w:name="sec:pathway"/>
-    <w:p>
-      <w:pPr>
-        <w:pStyle w:val="Heading1"/>
-      </w:pPr>
-      <w:r>
-        <w:t xml:space="preserve">6 Analysis of Future-Token Keys and Values in Cosmos 3</w:t>
-      </w:r>
-    </w:p>
-    <w:bookmarkStart w:id="37" w:name="replacing-future-token-keys-and-values"/>
+        <w:t xml:space="preserve">Together, the camera interventions and natural pairs are consistent with sensitivity to camera-visible robot motion at the sampled Cosmos Policy states. They do not show that the policy generally ignores object consequences or localize a latent robot-motion representation.</w:t>
+      </w:r>
+    </w:p>
+    <w:bookmarkEnd w:id="30"/>
+    <w:bookmarkStart w:id="35" w:name="sec:pathway"/>
     <w:p>
       <w:pPr>
         <w:pStyle w:val="Heading2"/>
       </w:pPr>
       <w:r>
-        <w:t xml:space="preserve">6.1 Replacing future-token keys and values</w:t>
+        <w:t xml:space="preserve">Future-token keys and values contribute to the Cosmos 3 action shift</w:t>
       </w:r>
     </w:p>
     <w:p>
@@ -3494,7 +2583,150 @@
         <w:pStyle w:val="FirstParagraph"/>
       </w:pPr>
       <w:r>
-        <w:t xml:space="preserve">We next test whether the keys and values computed for future-video tokens contribute to the action change observed after future transplantation. We first run the model with the recipient future and record the future-token keys and values. We then run the model with the donor future and replace selected future-token keys and values with those recorded from the recipient run. No tokens are added, removed, or reordered. The current-video, text, and action-token keys and values remain unchanged, as do the current observation, instruction, and noise realization. Replaying a recorded run and replacing a recipient run’s keys and values with the same keys and values both reproduce the original action exactly.</w:t>
+        <w:t xml:space="preserve">On four calibration states, donor futures produce a mean action projection of</w:t>
+      </w:r>
+      <w:r>
+        <w:t xml:space="preserve"> </w:t>
+      </w:r>
+      <m:oMath>
+        <m:r>
+          <m:t>0.981</m:t>
+        </m:r>
+      </m:oMath>
+      <w:r>
+        <w:t xml:space="preserve"> </w:t>
+      </w:r>
+      <w:r>
+        <w:t xml:space="preserve">before key–value replacement. Replacing future-token keys and values at layer 16 reduces projection by</w:t>
+      </w:r>
+      <w:r>
+        <w:t xml:space="preserve"> </w:t>
+      </w:r>
+      <m:oMath>
+        <m:r>
+          <m:t>0.346</m:t>
+        </m:r>
+      </m:oMath>
+      <w:r>
+        <w:t xml:space="preserve"> </w:t>
+      </w:r>
+      <w:r>
+        <w:t xml:space="preserve">units (</w:t>
+      </w:r>
+      <m:oMath>
+        <m:r>
+          <m:rPr>
+            <m:sty m:val="p"/>
+          </m:rPr>
+          <m:t>[</m:t>
+        </m:r>
+        <m:r>
+          <m:t>0.192</m:t>
+        </m:r>
+        <m:r>
+          <m:rPr>
+            <m:sty m:val="p"/>
+          </m:rPr>
+          <m:t>,</m:t>
+        </m:r>
+        <m:r>
+          <m:t>0.501</m:t>
+        </m:r>
+        <m:r>
+          <m:rPr>
+            <m:sty m:val="p"/>
+          </m:rPr>
+          <m:t>]</m:t>
+        </m:r>
+      </m:oMath>
+      <w:r>
+        <w:t xml:space="preserve">). Replacement at all direct future-to-action attention reads reduces projection by</w:t>
+      </w:r>
+      <w:r>
+        <w:t xml:space="preserve"> </w:t>
+      </w:r>
+      <m:oMath>
+        <m:r>
+          <m:t>0.842</m:t>
+        </m:r>
+      </m:oMath>
+      <w:r>
+        <w:t xml:space="preserve"> </w:t>
+      </w:r>
+      <w:r>
+        <w:t xml:space="preserve">(</w:t>
+      </w:r>
+      <m:oMath>
+        <m:r>
+          <m:rPr>
+            <m:sty m:val="p"/>
+          </m:rPr>
+          <m:t>[</m:t>
+        </m:r>
+        <m:r>
+          <m:t>0.766</m:t>
+        </m:r>
+        <m:r>
+          <m:rPr>
+            <m:sty m:val="p"/>
+          </m:rPr>
+          <m:t>,</m:t>
+        </m:r>
+        <m:r>
+          <m:t>0.910</m:t>
+        </m:r>
+        <m:r>
+          <m:rPr>
+            <m:sty m:val="p"/>
+          </m:rPr>
+          <m:t>]</m:t>
+        </m:r>
+      </m:oMath>
+      <w:r>
+        <w:t xml:space="preserve">), with a positive reduction in all four states. Extending the replacement to future-to-current-video reads reduces projection by</w:t>
+      </w:r>
+      <w:r>
+        <w:t xml:space="preserve"> </w:t>
+      </w:r>
+      <m:oMath>
+        <m:r>
+          <m:t>0.995</m:t>
+        </m:r>
+      </m:oMath>
+      <w:r>
+        <w:t xml:space="preserve"> </w:t>
+      </w:r>
+      <w:r>
+        <w:t xml:space="preserve">(</w:t>
+      </w:r>
+      <m:oMath>
+        <m:r>
+          <m:rPr>
+            <m:sty m:val="p"/>
+          </m:rPr>
+          <m:t>[</m:t>
+        </m:r>
+        <m:r>
+          <m:t>0.976</m:t>
+        </m:r>
+        <m:r>
+          <m:rPr>
+            <m:sty m:val="p"/>
+          </m:rPr>
+          <m:t>,</m:t>
+        </m:r>
+        <m:r>
+          <m:t>1.013</m:t>
+        </m:r>
+        <m:r>
+          <m:rPr>
+            <m:sty m:val="p"/>
+          </m:rPr>
+          <m:t>]</m:t>
+        </m:r>
+      </m:oMath>
+      <w:r>
+        <w:t xml:space="preserve">). Record, replay, and same-run replacement controls reproduce the original actions exactly.</w:t>
       </w:r>
     </w:p>
     <w:p>
@@ -3502,211 +2734,18 @@
         <w:pStyle w:val="BodyText"/>
       </w:pPr>
       <w:r>
-        <w:t xml:space="preserve">We evaluate three replacement schemes. The first replaces future-token keys and values only at layer 16. The second replaces them at every attention connection through which action tokens read future tokens directly. The third also replaces them where current-video tokens read future tokens, thereby blocking the indirect route in which future information first enters the current-video representation and later reaches the action. For each scheme, we report how much the replacement decreases projection toward the donor action. This intervention-specific decrease is not an estimate of a population natural indirect effect</w:t>
-      </w:r>
-      <w:r>
-        <w:t xml:space="preserve"> </w:t>
-      </w:r>
-      <w:hyperlink w:anchor="ref-pearl2001direct">
+        <w:t xml:space="preserve">The frozen interventions produce the same ordering on the held-out Banana state (Figure </w:t>
+      </w:r>
+      <w:hyperlink w:anchor="fig:pathway">
         <w:r>
           <w:rPr>
             <w:rStyle w:val="Hyperlink"/>
           </w:rPr>
-          <w:t xml:space="preserve">[13]</w:t>
+          <w:t xml:space="preserve">4</w:t>
         </w:r>
       </w:hyperlink>
       <w:r>
-        <w:t xml:space="preserve">,</w:t>
-      </w:r>
-      <w:r>
-        <w:t xml:space="preserve"> </w:t>
-      </w:r>
-      <w:hyperlink w:anchor="ref-zhang2024activationpatching">
-        <w:r>
-          <w:rPr>
-            <w:rStyle w:val="Hyperlink"/>
-          </w:rPr>
-          <w:t xml:space="preserve">[16]</w:t>
-        </w:r>
-      </w:hyperlink>
-      <w:r>
-        <w:t xml:space="preserve">.</w:t>
-      </w:r>
-    </w:p>
-    <w:bookmarkEnd w:id="37"/>
-    <w:bookmarkStart w:id="38" w:name="calibration-results"/>
-    <w:p>
-      <w:pPr>
-        <w:pStyle w:val="Heading2"/>
-      </w:pPr>
-      <w:r>
-        <w:t xml:space="preserve">6.2 Calibration results</w:t>
-      </w:r>
-    </w:p>
-    <w:p>
-      <w:pPr>
-        <w:pStyle w:val="FirstParagraph"/>
-      </w:pPr>
-      <w:r>
-        <w:t xml:space="preserve">We first evaluate the three replacement schemes on four calibration tasks that are excluded from the held-out evaluation. Without key–value replacement, the mean projection toward the donor action is</w:t>
-      </w:r>
-      <w:r>
-        <w:t xml:space="preserve"> </w:t>
-      </w:r>
-      <m:oMath>
-        <m:r>
-          <m:t>0.981</m:t>
-        </m:r>
-      </m:oMath>
-      <w:r>
-        <w:t xml:space="preserve">. Replacing future-token keys and values at layer 16 decreases projection by</w:t>
-      </w:r>
-      <w:r>
-        <w:t xml:space="preserve"> </w:t>
-      </w:r>
-      <m:oMath>
-        <m:r>
-          <m:t>0.346</m:t>
-        </m:r>
-      </m:oMath>
-      <w:r>
-        <w:t xml:space="preserve"> </w:t>
-      </w:r>
-      <w:r>
-        <w:t xml:space="preserve">units (</w:t>
-      </w:r>
-      <m:oMath>
-        <m:r>
-          <m:rPr>
-            <m:sty m:val="p"/>
-          </m:rPr>
-          <m:t>[</m:t>
-        </m:r>
-        <m:r>
-          <m:t>0.192</m:t>
-        </m:r>
-        <m:r>
-          <m:rPr>
-            <m:sty m:val="p"/>
-          </m:rPr>
-          <m:t>,</m:t>
-        </m:r>
-        <m:r>
-          <m:t>0.501</m:t>
-        </m:r>
-        <m:r>
-          <m:rPr>
-            <m:sty m:val="p"/>
-          </m:rPr>
-          <m:t>]</m:t>
-        </m:r>
-      </m:oMath>
-      <w:r>
-        <w:t xml:space="preserve">). Replacing them at every direct future-to-action connection decreases projection by</w:t>
-      </w:r>
-      <w:r>
-        <w:t xml:space="preserve"> </w:t>
-      </w:r>
-      <m:oMath>
-        <m:r>
-          <m:t>0.842</m:t>
-        </m:r>
-      </m:oMath>
-      <w:r>
-        <w:t xml:space="preserve"> </w:t>
-      </w:r>
-      <w:r>
-        <w:t xml:space="preserve">units (</w:t>
-      </w:r>
-      <m:oMath>
-        <m:r>
-          <m:rPr>
-            <m:sty m:val="p"/>
-          </m:rPr>
-          <m:t>[</m:t>
-        </m:r>
-        <m:r>
-          <m:t>0.766</m:t>
-        </m:r>
-        <m:r>
-          <m:rPr>
-            <m:sty m:val="p"/>
-          </m:rPr>
-          <m:t>,</m:t>
-        </m:r>
-        <m:r>
-          <m:t>0.910</m:t>
-        </m:r>
-        <m:r>
-          <m:rPr>
-            <m:sty m:val="p"/>
-          </m:rPr>
-          <m:t>]</m:t>
-        </m:r>
-      </m:oMath>
-      <w:r>
-        <w:t xml:space="preserve">), with a positive decrease in all four tasks. Replacing them along both the direct route and the indirect route through current-video tokens decreases projection by</w:t>
-      </w:r>
-      <w:r>
-        <w:t xml:space="preserve"> </w:t>
-      </w:r>
-      <m:oMath>
-        <m:r>
-          <m:t>0.995</m:t>
-        </m:r>
-      </m:oMath>
-      <w:r>
-        <w:t xml:space="preserve"> </w:t>
-      </w:r>
-      <w:r>
-        <w:t xml:space="preserve">units (</w:t>
-      </w:r>
-      <m:oMath>
-        <m:r>
-          <m:rPr>
-            <m:sty m:val="p"/>
-          </m:rPr>
-          <m:t>[</m:t>
-        </m:r>
-        <m:r>
-          <m:t>0.976</m:t>
-        </m:r>
-        <m:r>
-          <m:rPr>
-            <m:sty m:val="p"/>
-          </m:rPr>
-          <m:t>,</m:t>
-        </m:r>
-        <m:r>
-          <m:t>1.013</m:t>
-        </m:r>
-        <m:r>
-          <m:rPr>
-            <m:sty m:val="p"/>
-          </m:rPr>
-          <m:t>]</m:t>
-        </m:r>
-      </m:oMath>
-      <w:r>
-        <w:t xml:space="preserve">). All record, replay, and same-run replacement controls reproduce the original actions exactly.</w:t>
-      </w:r>
-    </w:p>
-    <w:bookmarkEnd w:id="38"/>
-    <w:bookmarkStart w:id="43" w:name="held-out-evaluation"/>
-    <w:p>
-      <w:pPr>
-        <w:pStyle w:val="Heading2"/>
-      </w:pPr>
-      <w:r>
-        <w:t xml:space="preserve">6.3 Held-out evaluation</w:t>
-      </w:r>
-    </w:p>
-    <w:p>
-      <w:pPr>
-        <w:pStyle w:val="FirstParagraph"/>
-      </w:pPr>
-      <w:r>
-        <w:t xml:space="preserve">After completing the calibration analysis, we select layer 16 and evaluate the same replacement schemes without modification on the held-out Banana state (Figure 4b). When the donor future is model-predicted, action projection is</w:t>
+        <w:t xml:space="preserve">b). For a model-predicted donor future, action projection falls from</w:t>
       </w:r>
       <w:r>
         <w:t xml:space="preserve"> </w:t>
@@ -3720,7 +2759,7 @@
         <w:t xml:space="preserve"> </w:t>
       </w:r>
       <w:r>
-        <w:t xml:space="preserve">without replacement. It changes to</w:t>
+        <w:t xml:space="preserve">to</w:t>
       </w:r>
       <w:r>
         <w:t xml:space="preserve"> </w:t>
@@ -3734,7 +2773,7 @@
         <w:t xml:space="preserve"> </w:t>
       </w:r>
       <w:r>
-        <w:t xml:space="preserve">after replacement at layer 16,</w:t>
+        <w:t xml:space="preserve">after layer-16 replacement,</w:t>
       </w:r>
       <w:r>
         <w:t xml:space="preserve"> </w:t>
@@ -3748,7 +2787,7 @@
         <w:t xml:space="preserve"> </w:t>
       </w:r>
       <w:r>
-        <w:t xml:space="preserve">after replacement along all direct future-to-action connections, and</w:t>
+        <w:t xml:space="preserve">after direct replacement, and</w:t>
       </w:r>
       <w:r>
         <w:t xml:space="preserve"> </w:t>
@@ -3768,7 +2807,7 @@
         <w:t xml:space="preserve"> </w:t>
       </w:r>
       <w:r>
-        <w:t xml:space="preserve">after also blocking the indirect route through current-video tokens. When the future is encoded from a simulator-executed donor branch, the corresponding action projections are</w:t>
+        <w:t xml:space="preserve">after the extended replacement. For a future encoded from an executed donor branch, the corresponding values are</w:t>
       </w:r>
       <w:r>
         <w:t xml:space="preserve"> </w:t>
@@ -3821,88 +2860,7 @@
         <w:t xml:space="preserve">.</w:t>
       </w:r>
     </w:p>
-    <w:p>
-      <w:pPr>
-        <w:pStyle w:val="BodyText"/>
-      </w:pPr>
-      <w:r>
-        <w:t xml:space="preserve">The endpoint results are less consistent. For the predicted future, endpoint projection changes from</w:t>
-      </w:r>
-      <w:r>
-        <w:t xml:space="preserve"> </w:t>
-      </w:r>
-      <m:oMath>
-        <m:r>
-          <m:t>0.973</m:t>
-        </m:r>
-      </m:oMath>
-      <w:r>
-        <w:t xml:space="preserve"> </w:t>
-      </w:r>
-      <w:r>
-        <w:t xml:space="preserve">without replacement to</w:t>
-      </w:r>
-      <w:r>
-        <w:t xml:space="preserve"> </w:t>
-      </w:r>
-      <m:oMath>
-        <m:r>
-          <m:t>0.242</m:t>
-        </m:r>
-      </m:oMath>
-      <w:r>
-        <w:t xml:space="preserve"> </w:t>
-      </w:r>
-      <w:r>
-        <w:t xml:space="preserve">after replacing the direct future-to-action connections and to</w:t>
-      </w:r>
-      <w:r>
-        <w:t xml:space="preserve"> </w:t>
-      </w:r>
-      <m:oMath>
-        <m:r>
-          <m:rPr>
-            <m:sty m:val="p"/>
-          </m:rPr>
-          <m:t>−</m:t>
-        </m:r>
-        <m:r>
-          <m:t>0.335</m:t>
-        </m:r>
-      </m:oMath>
-      <w:r>
-        <w:t xml:space="preserve"> </w:t>
-      </w:r>
-      <w:r>
-        <w:t xml:space="preserve">after also blocking the indirect route. For the future encoded from an executed branch, the direct replacement changes endpoint projection only from</w:t>
-      </w:r>
-      <w:r>
-        <w:t xml:space="preserve"> </w:t>
-      </w:r>
-      <m:oMath>
-        <m:r>
-          <m:t>1.019</m:t>
-        </m:r>
-      </m:oMath>
-      <w:r>
-        <w:t xml:space="preserve"> </w:t>
-      </w:r>
-      <w:r>
-        <w:t xml:space="preserve">to</w:t>
-      </w:r>
-      <w:r>
-        <w:t xml:space="preserve"> </w:t>
-      </w:r>
-      <m:oMath>
-        <m:r>
-          <m:t>0.976</m:t>
-        </m:r>
-      </m:oMath>
-      <w:r>
-        <w:t xml:space="preserve">, despite its larger effect on the action. Thus, replacing future-token keys and values reduces the action effect for both future sources in this state, but does not consistently reduce the executed endpoint effect. Repeating the calibration in five independently launched processes yields bitwise-identical action effects. These repetitions verify numerical stability but do not provide additional independent states.</w:t>
-      </w:r>
-    </w:p>
-    <w:bookmarkStart w:id="42" w:name="fig:pathway"/>
+    <w:bookmarkStart w:id="34" w:name="fig:pathway"/>
     <w:p>
       <w:pPr>
         <w:pStyle w:val="CaptionedFigure"/>
@@ -3910,20 +2868,20 @@
       <w:r>
         <w:drawing>
           <wp:inline>
-            <wp:extent cx="5334000" cy="1761371"/>
+            <wp:extent cx="5334000" cy="1762753"/>
             <wp:effectExtent b="0" l="0" r="0" t="0"/>
-            <wp:docPr descr="" title="" id="40" name="Picture"/>
+            <wp:docPr descr="" title="" id="32" name="Picture"/>
             <a:graphic>
               <a:graphicData uri="http://schemas.openxmlformats.org/drawingml/2006/picture">
                 <pic:pic>
                   <pic:nvPicPr>
-                    <pic:cNvPr descr="figures/pathway_results.png" id="41" name="Picture"/>
+                    <pic:cNvPr descr="figures/pathway_results.png" id="33" name="Picture"/>
                     <pic:cNvPicPr>
                       <a:picLocks noChangeArrowheads="1" noChangeAspect="1"/>
                     </pic:cNvPicPr>
                   </pic:nvPicPr>
                   <pic:blipFill>
-                    <a:blip r:embed="rId39"/>
+                    <a:blip r:embed="rId31"/>
                     <a:stretch>
                       <a:fillRect/>
                     </a:stretch>
@@ -3931,7 +2889,7 @@
                   <pic:spPr bwMode="auto">
                     <a:xfrm>
                       <a:off x="0" y="0"/>
-                      <a:ext cx="5334000" cy="1761371"/>
+                      <a:ext cx="5334000" cy="1762753"/>
                     </a:xfrm>
                     <a:prstGeom prst="rect">
                       <a:avLst/>
@@ -3955,41 +2913,80 @@
         <w:pStyle w:val="ImageCaption"/>
       </w:pPr>
       <w:r>
-        <w:t xml:space="preserve">Figure 4: Replacing future-token keys and values in Cosmos 3. (a) Substituting keys and values from the recipient run for the donor run’s future-token keys and values reduces donor projection in all four calibration tasks. Bars show 95% confidence intervals obtained by resampling tasks. (b) The same replacements reduce action projection on the held-out Banana state for both predicted futures and futures encoded from simulator-executed branches.</w:t>
-      </w:r>
-    </w:p>
-    <w:bookmarkEnd w:id="42"/>
+        <w:t xml:space="preserve">Future-token key–value replacement in Cosmos 3. (a) Reduction in donor-action projection across four calibration states. (b) Action projection on the held-out Banana state under the frozen replacement schemes.</w:t>
+      </w:r>
+    </w:p>
+    <w:bookmarkEnd w:id="34"/>
     <w:p>
       <w:pPr>
         <w:pStyle w:val="BodyText"/>
       </w:pPr>
       <w:r>
-        <w:t xml:space="preserve">Replacing future-token keys and values substantially reduces the action change. This shows that these tensors contribute to the effect, but does not show that they are the only way information from the future reaches the action</w:t>
-      </w:r>
-      <w:r>
-        <w:t xml:space="preserve"> </w:t>
-      </w:r>
-      <w:hyperlink w:anchor="ref-vaidyanathan2026multiplemediators">
-        <w:r>
-          <w:rPr>
-            <w:rStyle w:val="Hyperlink"/>
-          </w:rPr>
-          <w:t xml:space="preserve">[17]</w:t>
-        </w:r>
-      </w:hyperlink>
-      <w:r>
-        <w:t xml:space="preserve">. Appendix C reports an additional attention experiment in Cosmos Policy.</w:t>
-      </w:r>
-    </w:p>
-    <w:bookmarkEnd w:id="43"/>
-    <w:bookmarkEnd w:id="44"/>
-    <w:bookmarkStart w:id="46" w:name="sec:discussion"/>
+        <w:t xml:space="preserve">Endpoint effects are less consistent. For the predicted future, direct replacement changes endpoint projection from</w:t>
+      </w:r>
+      <w:r>
+        <w:t xml:space="preserve"> </w:t>
+      </w:r>
+      <m:oMath>
+        <m:r>
+          <m:t>0.973</m:t>
+        </m:r>
+      </m:oMath>
+      <w:r>
+        <w:t xml:space="preserve"> </w:t>
+      </w:r>
+      <w:r>
+        <w:t xml:space="preserve">to</w:t>
+      </w:r>
+      <w:r>
+        <w:t xml:space="preserve"> </w:t>
+      </w:r>
+      <m:oMath>
+        <m:r>
+          <m:t>0.242</m:t>
+        </m:r>
+      </m:oMath>
+      <w:r>
+        <w:t xml:space="preserve">; for the executed-branch future, it changes endpoint projection only from</w:t>
+      </w:r>
+      <w:r>
+        <w:t xml:space="preserve"> </w:t>
+      </w:r>
+      <m:oMath>
+        <m:r>
+          <m:t>1.019</m:t>
+        </m:r>
+      </m:oMath>
+      <w:r>
+        <w:t xml:space="preserve"> </w:t>
+      </w:r>
+      <w:r>
+        <w:t xml:space="preserve">to</w:t>
+      </w:r>
+      <w:r>
+        <w:t xml:space="preserve"> </w:t>
+      </w:r>
+      <m:oMath>
+        <m:r>
+          <m:t>0.976</m:t>
+        </m:r>
+      </m:oMath>
+      <w:r>
+        <w:t xml:space="preserve"> </w:t>
+      </w:r>
+      <w:r>
+        <w:t xml:space="preserve">despite a large action effect. The intervention therefore identifies future-token attention activations that contribute to the donor-directed action shift, but it does not establish what they encode or whether they are the only route from future tokens to action.</w:t>
+      </w:r>
+    </w:p>
+    <w:bookmarkEnd w:id="35"/>
+    <w:bookmarkEnd w:id="36"/>
+    <w:bookmarkStart w:id="39" w:name="sec:discussion"/>
     <w:p>
       <w:pPr>
         <w:pStyle w:val="Heading1"/>
       </w:pPr>
       <w:r>
-        <w:t xml:space="preserve">7 Discussion</w:t>
+        <w:t xml:space="preserve">Discussion and Limitations</w:t>
       </w:r>
     </w:p>
     <w:p>
@@ -3997,21 +2994,7 @@
         <w:pStyle w:val="FirstParagraph"/>
       </w:pPr>
       <w:r>
-        <w:t xml:space="preserve">In both models, future transplantation shifts action toward the behavior associated with the replacement future. This extends the RIFT result that changing values at future positions affects action generation</w:t>
-      </w:r>
-      <w:r>
-        <w:t xml:space="preserve"> </w:t>
-      </w:r>
-      <w:hyperlink w:anchor="ref-zhang2026rift">
-        <w:r>
-          <w:rPr>
-            <w:rStyle w:val="Hyperlink"/>
-          </w:rPr>
-          <w:t xml:space="preserve">[5]</w:t>
-        </w:r>
-      </w:hyperlink>
-      <w:r>
-        <w:t xml:space="preserve">. An arbitrary perturbation may change the action in any direction; the positive projections toward the donor instead show that the content of the replacement future matters.</w:t>
+        <w:t xml:space="preserve">Future transplantation provides stronger evidence than corruption alone because it asks whether an action change follows the content of a specific alternative future. Positive donor projections in both checkpoints show that future representations do more than occupy behaviorally sensitive positions: selecting a different coherent future predictably changes the direction of the action.</w:t>
       </w:r>
     </w:p>
     <w:p>
@@ -4019,35 +3002,7 @@
         <w:pStyle w:val="BodyText"/>
       </w:pPr>
       <w:r>
-        <w:t xml:space="preserve">In Cosmos Policy, the size of the effect depends on what changes in the future. The effect is largest for the wrist camera, which directly shows robot motion, and the estimated effects of future proprioception and isolated object-state changes are near zero. Natural pairs that differ in robot motion produce positive effects without using re-rendered videos. We call this pattern prospective visual action conditioning. It resembles visual inverse dynamics, in which an action is inferred from a current observation and a target future observation</w:t>
-      </w:r>
-      <w:r>
-        <w:t xml:space="preserve"> </w:t>
-      </w:r>
-      <w:hyperlink w:anchor="ref-hu2025vpp">
-        <w:r>
-          <w:rPr>
-            <w:rStyle w:val="Hyperlink"/>
-          </w:rPr>
-          <w:t xml:space="preserve">[6]</w:t>
-        </w:r>
-      </w:hyperlink>
-      <w:r>
-        <w:t xml:space="preserve">,</w:t>
-      </w:r>
-      <w:r>
-        <w:t xml:space="preserve"> </w:t>
-      </w:r>
-      <w:hyperlink w:anchor="ref-du2023unipi">
-        <w:r>
-          <w:rPr>
-            <w:rStyle w:val="Hyperlink"/>
-          </w:rPr>
-          <w:t xml:space="preserve">[7]</w:t>
-        </w:r>
-      </w:hyperlink>
-      <w:r>
-        <w:t xml:space="preserve">. We do not directly decode or locate a latent representation of robot motion.</w:t>
+        <w:t xml:space="preserve">In Cosmos Policy, the camera and natural-pair results are consistent with an inverse-dynamics-like use of visible robot motion. The action follows a displayed robot future, whereas future proprioception and isolated object-state changes have near-zero effects. This is not evidence that predicted object consequences never matter. The synthetic intervention tests one restricted object-state contrast, and the natural analysis contains only four states.</w:t>
       </w:r>
     </w:p>
     <w:p>
@@ -4055,7 +3010,24 @@
         <w:pStyle w:val="BodyText"/>
       </w:pPr>
       <w:r>
-        <w:t xml:space="preserve">The content and internal experiments cannot yet be combined into one mechanism because they were conducted in different models. Cosmos Policy shows which changes to a future affect action. Cosmos 3 shows that future-token keys and values contribute to its action change. We do not show that the visible robot-motion information identified in Cosmos Policy is represented in the tensors replaced in Cosmos 3.</w:t>
+        <w:t xml:space="preserve">The content and pathway results also do not form one mechanism. Cosmos Policy identifies future changes associated with the action shift, while the Cosmos 3 intervention identifies attention activations that contribute to its shift. Because these experiments use different models, we do not show that camera-visible robot-motion information passes through the replaced Cosmos 3 keys and values. More broadly, neither experiment tests candidate generation, outcome comparison, or value-based choice. The results therefore establish future-dependent action generation, not planning.</w:t>
+      </w:r>
+    </w:p>
+    <w:bookmarkStart w:id="37" w:name="limitations."/>
+    <w:p>
+      <w:pPr>
+        <w:pStyle w:val="Heading4"/>
+      </w:pPr>
+      <w:r>
+        <w:t xml:space="preserve">Limitations.</w:t>
+      </w:r>
+    </w:p>
+    <w:p>
+      <w:pPr>
+        <w:pStyle w:val="FirstParagraph"/>
+      </w:pPr>
+      <w:r>
+        <w:t xml:space="preserve">The evidence comes from a limited number of independent states. Cosmos Policy’s largest effects occur at one first-query state from each of ten tasks; later estimates are much smaller, and decision point is confounded with saved state. Cosmos 3 transplantation uses four states, while the held-out key–value test uses one. Additional donors and process launches improve within-state measurement but do not establish generalization across states. We also do not establish effects on task success.</w:t>
       </w:r>
     </w:p>
     <w:p>
@@ -4063,64 +3035,11 @@
         <w:pStyle w:val="BodyText"/>
       </w:pPr>
       <w:r>
-        <w:t xml:space="preserve">These experiments do not test whether either model plans. Visual planning methods generate candidate trajectories or subgoals, evaluate their predicted outcomes using a goal or value function, and choose among them before acting</w:t>
-      </w:r>
-      <w:r>
-        <w:t xml:space="preserve"> </w:t>
-      </w:r>
-      <w:hyperlink w:anchor="ref-kim2026cosmospolicy">
-        <w:r>
-          <w:rPr>
-            <w:rStyle w:val="Hyperlink"/>
-          </w:rPr>
-          <w:t xml:space="preserve">[1]</w:t>
-        </w:r>
-      </w:hyperlink>
-      <w:r>
-        <w:t xml:space="preserve">,</w:t>
-      </w:r>
-      <w:r>
-        <w:t xml:space="preserve"> </w:t>
-      </w:r>
-      <w:hyperlink w:anchor="ref-ebert2018visualforesight">
-        <w:r>
-          <w:rPr>
-            <w:rStyle w:val="Hyperlink"/>
-          </w:rPr>
-          <w:t xml:space="preserve">[3]</w:t>
-        </w:r>
-      </w:hyperlink>
-      <w:r>
-        <w:t xml:space="preserve">,</w:t>
-      </w:r>
-      <w:r>
-        <w:t xml:space="preserve"> </w:t>
-      </w:r>
-      <w:hyperlink w:anchor="ref-du2024videolanguage">
-        <w:r>
-          <w:rPr>
-            <w:rStyle w:val="Hyperlink"/>
-          </w:rPr>
-          <w:t xml:space="preserve">[4]</w:t>
-        </w:r>
-      </w:hyperlink>
-      <w:r>
-        <w:t xml:space="preserve">. We do not test candidate search, value comparison, or consistent action selection based on predicted task outcomes. We use the term</w:t>
-      </w:r>
-      <w:r>
-        <w:t xml:space="preserve"> </w:t>
-      </w:r>
-      <w:r>
-        <w:t xml:space="preserve">“imagined future”</w:t>
-      </w:r>
-      <w:r>
-        <w:t xml:space="preserve"> </w:t>
-      </w:r>
-      <w:r>
-        <w:t xml:space="preserve">only to refer to a future representation generated by the model.</w:t>
-      </w:r>
-    </w:p>
-    <w:bookmarkStart w:id="45" w:name="broader-impact."/>
+        <w:t xml:space="preserve">The content and pathway analyses have further limits. Factorized videos may be outside the policy’s normal future distribution and provide only the object-state main effect. The natural matched-pair analysis falls below its prespecified sample size. On the held-out Cosmos 3 state, key–value replacement does not consistently reduce endpoint effects even when it reduces action projection. These qualifications limit the interpretation to the sampled checkpoints and states.</w:t>
+      </w:r>
+    </w:p>
+    <w:bookmarkEnd w:id="37"/>
+    <w:bookmarkStart w:id="38" w:name="broader-impact."/>
     <w:p>
       <w:pPr>
         <w:pStyle w:val="Heading4"/>
@@ -4134,18 +3053,18 @@
         <w:pStyle w:val="FirstParagraph"/>
       </w:pPr>
       <w:r>
-        <w:t xml:space="preserve">Future transplantation may help determine whether a model’s visual predictions affect its actions, rather than merely appearing plausible. The same intervention could also be used to redirect actions, and effects measured in a small number of simulator states may not persist in deployment. Before using such interventions in deployed systems, they would need to be tested across more states and combined with physical safety constraints and action monitoring.</w:t>
-      </w:r>
-    </w:p>
-    <w:bookmarkEnd w:id="45"/>
-    <w:bookmarkEnd w:id="46"/>
-    <w:bookmarkStart w:id="47" w:name="sec:limitations"/>
+        <w:t xml:space="preserve">Future transplantation may help audit whether a robot policy’s predictions affect its actions, but the same intervention could redirect behavior. Any use outside simulation would require broader state coverage, physical safety constraints, and independent action monitoring.</w:t>
+      </w:r>
+    </w:p>
+    <w:bookmarkEnd w:id="38"/>
+    <w:bookmarkEnd w:id="39"/>
+    <w:bookmarkStart w:id="40" w:name="conclusion"/>
     <w:p>
       <w:pPr>
         <w:pStyle w:val="Heading1"/>
       </w:pPr>
       <w:r>
-        <w:t xml:space="preserve">8 Limitations</w:t>
+        <w:t xml:space="preserve">Conclusion</w:t>
       </w:r>
     </w:p>
     <w:p>
@@ -4153,51 +3072,17 @@
         <w:pStyle w:val="FirstParagraph"/>
       </w:pPr>
       <w:r>
-        <w:t xml:space="preserve">The experiments cover a limited number of independent states. The Cosmos Policy study includes ten LIBERO tasks, but the large effects occur at the first evaluation state in each task. Effects are much smaller after three and six action chunks. Because each evaluation point uses a different saved state, the comparison changes both the state and the amount of elapsed execution. It cannot determine whether the reduction is caused by time, by the particular later states, or by another difference between the groups. The Cosmos 3 donor experiment contains four independent states, and the key–value replacement experiment contains one additional held-out state. These sample sizes do not support conclusions about the full distribution of states encountered by either policy. Testing more donors or repeating an intervention from the same state improves measurement within that state but does not add independent evidence. We also do not measure whether the interventions change binary task success.</w:t>
-      </w:r>
-    </w:p>
-    <w:p>
-      <w:pPr>
-        <w:pStyle w:val="BodyText"/>
-      </w:pPr>
-      <w:r>
-        <w:t xml:space="preserve">The Cosmos Policy content analysis has additional qualifications. The factorized videos combine robot and object states independently and may be outside the distribution of futures generated by the model. Although the decoder confirms that the intended object changes are present, the available analysis does not include the numerical main effect of changing robot state. The natural matched-pair analysis avoids re-rendered videos but includes only four independent states, fewer than the prespecified minimum of ten. Exact confidence intervals are also unavailable for its object-only estimates. We have not repeated the robot–object experiment in Cosmos 3. The visible-motion interpretation is therefore limited to the sampled Cosmos Policy states and does not show that either model ignores object consequences in general.</w:t>
-      </w:r>
-    </w:p>
-    <w:p>
-      <w:pPr>
-        <w:pStyle w:val="BodyText"/>
-      </w:pPr>
-      <w:r>
-        <w:t xml:space="preserve">The held-out Cosmos 3 result also differs between actions and endpoints. Replacing keys and values at the direct future-to-action connections reduces action projection for both future sources, but does not reduce endpoint projection for the future encoded from an executed branch. The Cosmos Policy attention experiment changes the normalization of the remaining attention weights and lacks a reported state count, confidence intervals, and endpoint results. Repeating the code in new processes verifies numerical stability, but not generalization to new states. Appendix B reports exploratory and excluded results, and Appendix A lists missing reproducibility details.</w:t>
-      </w:r>
-    </w:p>
-    <w:bookmarkEnd w:id="47"/>
-    <w:bookmarkStart w:id="48" w:name="conclusion"/>
+        <w:t xml:space="preserve">Future transplantation provides donor-specific evidence that predicted futures influence actions in both WAM checkpoints. Connecting camera-visible robot motion to the future-token key–value pathway within one model, across more states and task outcomes, remains an open problem.</w:t>
+      </w:r>
+    </w:p>
+    <w:bookmarkEnd w:id="40"/>
+    <w:bookmarkStart w:id="41" w:name="app:reproducibility"/>
     <w:p>
       <w:pPr>
         <w:pStyle w:val="Heading1"/>
       </w:pPr>
       <w:r>
-        <w:t xml:space="preserve">9 Conclusion</w:t>
-      </w:r>
-    </w:p>
-    <w:p>
-      <w:pPr>
-        <w:pStyle w:val="FirstParagraph"/>
-      </w:pPr>
-      <w:r>
-        <w:t xml:space="preserve">Replacing one generated future with another moves action toward the behavior associated with the replacement in both Cosmos Policy and Cosmos 3. The Cosmos Policy content results are most consistent with prospective visible robot motion. In Cosmos 3, the movement becomes much smaller when future-token keys and values are replaced with those from the original run. Because these experiments use different models, we do not yet follow robot-motion information from a generated future through the network to the action. Future work should test this mechanism within one model, at later decision points, and on task outcomes.</w:t>
-      </w:r>
-    </w:p>
-    <w:bookmarkEnd w:id="48"/>
-    <w:bookmarkStart w:id="49" w:name="app:reproducibility"/>
-    <w:p>
-      <w:pPr>
-        <w:pStyle w:val="Heading1"/>
-      </w:pPr>
-      <w:r>
-        <w:t xml:space="preserve">Appendix A: Reproducibility Details</w:t>
+        <w:t xml:space="preserve">Reproducibility Details</w:t>
       </w:r>
     </w:p>
     <w:p>
@@ -4249,35 +3134,16 @@
         <w:t xml:space="preserve">2b9f9517</w:t>
       </w:r>
       <w:r>
-        <w:t xml:space="preserve">. The public model report and checkpoint describe a 36-layer Nano policy that uses four diffusion steps and predicts a 32-action chunk of absolute joint positions</w:t>
-      </w:r>
-      <w:r>
-        <w:t xml:space="preserve"> </w:t>
-      </w:r>
-      <w:hyperlink w:anchor="ref-nvidia2026cosmos3">
-        <w:r>
-          <w:rPr>
-            <w:rStyle w:val="Hyperlink"/>
-          </w:rPr>
-          <w:t xml:space="preserve">[2]</w:t>
-        </w:r>
-      </w:hyperlink>
-      <w:r>
-        <w:t xml:space="preserve">,</w:t>
-      </w:r>
-      <w:r>
-        <w:t xml:space="preserve"> </w:t>
-      </w:r>
-      <w:hyperlink w:anchor="ref-nvidia2026cosmos3droid">
-        <w:r>
-          <w:rPr>
-            <w:rStyle w:val="Hyperlink"/>
-          </w:rPr>
-          <w:t xml:space="preserve">[19]</w:t>
-        </w:r>
-      </w:hyperlink>
-      <w:r>
-        <w:t xml:space="preserve">. For each endpoint evaluation, we reconstruct the simulator, restore the saved state, and replay the same observation prefix. Separate control runs check the token layout, sampler wrapper, cache recording and replay, and same-run replacement. Each control reproduces the expected action bitwise, and sentinel values confirm that interventions to future representations never modify the action-token slice directly.</w:t>
+        <w:t xml:space="preserve">. The public report and checkpoint describe a diffusion generator with 36 transformer layers, four diffusion steps, and 32-action chunks of absolute joint positions</w:t>
+      </w:r>
+      <w:r>
+        <w:t xml:space="preserve"> </w:t>
+      </w:r>
+      <w:r>
+        <w:t xml:space="preserve">(NVIDIA 2026a, 2026b)</w:t>
+      </w:r>
+      <w:r>
+        <w:t xml:space="preserve">. For each endpoint evaluation, we reconstruct the simulator, restore the saved state, and replay the same observation prefix. Separate controls check token layout, sampler wrapping, cache recording and replay, and same-run replacement. Sentinel values verify that interventions to future representations never write to the action-token slice directly. Repeating the held-out action intervention in five independently launched processes yields bitwise-identical results; these repetitions test numerical stability, not generalization.</w:t>
       </w:r>
     </w:p>
     <w:p>
@@ -4285,32 +3151,17 @@
         <w:pStyle w:val="BodyText"/>
       </w:pPr>
       <w:r>
-        <w:t xml:space="preserve">Complete reproduction additionally requires the full seed list, repository hashes, container digests, per-run wall-clock times, and aggregate compute. These items are not included in the current artifact. The provided</w:t>
-      </w:r>
-      <w:r>
-        <w:t xml:space="preserve"> </w:t>
-      </w:r>
-      <w:r>
-        <w:rPr>
-          <w:rStyle w:val="VerbatimChar"/>
-        </w:rPr>
-        <w:t xml:space="preserve">results/paper_summary.json</w:t>
-      </w:r>
-      <w:r>
-        <w:t xml:space="preserve"> </w:t>
-      </w:r>
-      <w:r>
-        <w:t xml:space="preserve">contains the values used to generate the manuscript figures, but not the full intervention logs or implementation code.</w:t>
-      </w:r>
-    </w:p>
-    <w:bookmarkEnd w:id="49"/>
-    <w:bookmarkStart w:id="50" w:name="app:additional-boundaries"/>
+        <w:t xml:space="preserve">The supplied artifact contains the aggregate values used for the figures, but not the full seed list, intervention logs, code, repository hashes, container digests, per-run wall-clock times, or aggregate compute. These items must be added to a complete reproduction package.</w:t>
+      </w:r>
+    </w:p>
+    <w:bookmarkEnd w:id="41"/>
+    <w:bookmarkStart w:id="42" w:name="app:additional"/>
     <w:p>
       <w:pPr>
         <w:pStyle w:val="Heading1"/>
       </w:pPr>
       <w:r>
-        <w:t xml:space="preserve">Appendix B: Additional Results and Exclusions</w:t>
+        <w:t xml:space="preserve">Additional Results and Exclusions</w:t>
       </w:r>
     </w:p>
     <w:p>
@@ -4318,21 +3169,52 @@
         <w:pStyle w:val="FirstParagraph"/>
       </w:pPr>
       <w:r>
+        <w:t xml:space="preserve">Across all 30 Cosmos Policy states, the mean donor-minus-self effect is</w:t>
+      </w:r>
+      <w:r>
+        <w:t xml:space="preserve"> </w:t>
+      </w:r>
+      <m:oMath>
+        <m:r>
+          <m:t>0.186</m:t>
+        </m:r>
+      </m:oMath>
+      <w:r>
+        <w:t xml:space="preserve"> </w:t>
+      </w:r>
+      <w:r>
+        <w:t xml:space="preserve">for actions and</w:t>
+      </w:r>
+      <w:r>
+        <w:t xml:space="preserve"> </w:t>
+      </w:r>
+      <m:oMath>
+        <m:r>
+          <m:t>0.194</m:t>
+        </m:r>
+      </m:oMath>
+      <w:r>
+        <w:t xml:space="preserve"> </w:t>
+      </w:r>
+      <w:r>
+        <w:t xml:space="preserve">for endpoints. Because the three decision points may be nested within task trajectories, the first-query analysis is the cleaner confirmatory result. For Cosmos 3, action-space nearest-donor accuracy is 12/12 for both future sources. Endpoint nearest-donor accuracy is 10/12 for predicted futures and 11/12 for executed-branch futures.</w:t>
+      </w:r>
+    </w:p>
+    <w:p>
+      <w:pPr>
+        <w:pStyle w:val="BodyText"/>
+      </w:pPr>
+      <w:r>
         <w:t xml:space="preserve">We separately evaluated six states in RoboCasa</w:t>
       </w:r>
       <w:r>
         <w:t xml:space="preserve"> </w:t>
       </w:r>
-      <w:hyperlink w:anchor="ref-nasiriany2024robocasa">
-        <w:r>
-          <w:rPr>
-            <w:rStyle w:val="Hyperlink"/>
-          </w:rPr>
-          <w:t xml:space="preserve">[23]</w:t>
-        </w:r>
-      </w:hyperlink>
-      <w:r>
-        <w:t xml:space="preserve">. This experiment was exploratory and is not pooled with the LIBERO analysis. The donor-minus-self endpoint effect is</w:t>
+      <w:r>
+        <w:t xml:space="preserve">(Nasiriany et al. 2024)</w:t>
+      </w:r>
+      <w:r>
+        <w:t xml:space="preserve">. This exploratory experiment is not pooled with LIBERO. The donor-minus-self endpoint effect is</w:t>
       </w:r>
       <w:r>
         <w:t xml:space="preserve"> </w:t>
@@ -4378,111 +3260,7 @@
         </m:r>
       </m:oMath>
       <w:r>
-        <w:t xml:space="preserve">) and is positive in all six states. The action effect is smaller and does not reliably exceed the Gaussian control. The selected Predict2 continuation pairs do not show stable differences in binary success across repeated runs. An unfinished 20-state Cosmos 3 study is excluded from all reported estimates.</w:t>
-      </w:r>
-    </w:p>
-    <w:bookmarkEnd w:id="50"/>
-    <w:bookmarkStart w:id="51" w:name="app:predict2-edge"/>
-    <w:p>
-      <w:pPr>
-        <w:pStyle w:val="Heading1"/>
-      </w:pPr>
-      <w:r>
-        <w:t xml:space="preserve">Appendix C: Future-to-Action Attention in Cosmos Policy</w:t>
-      </w:r>
-    </w:p>
-    <w:p>
-      <w:pPr>
-        <w:pStyle w:val="FirstParagraph"/>
-      </w:pPr>
-      <w:r>
-        <w:t xml:space="preserve">We also remove future-token keys from action-token queries at block 27 of Cosmos Policy. The available experiment summary reports four intervention settings, 0.25, 0.50, 0.75, and 1.00, but does not specify the gating rule used to define them. Across these settings, the normalized action L2 change is</w:t>
-      </w:r>
-      <w:r>
-        <w:t xml:space="preserve"> </w:t>
-      </w:r>
-      <m:oMath>
-        <m:r>
-          <m:t>0.022</m:t>
-        </m:r>
-      </m:oMath>
-      <w:r>
-        <w:t xml:space="preserve">,</w:t>
-      </w:r>
-      <w:r>
-        <w:t xml:space="preserve"> </w:t>
-      </w:r>
-      <m:oMath>
-        <m:r>
-          <m:t>0.035</m:t>
-        </m:r>
-      </m:oMath>
-      <w:r>
-        <w:t xml:space="preserve">,</w:t>
-      </w:r>
-      <w:r>
-        <w:t xml:space="preserve"> </w:t>
-      </w:r>
-      <m:oMath>
-        <m:r>
-          <m:t>0.054</m:t>
-        </m:r>
-      </m:oMath>
-      <w:r>
-        <w:t xml:space="preserve">, and</w:t>
-      </w:r>
-      <w:r>
-        <w:t xml:space="preserve"> </w:t>
-      </w:r>
-      <m:oMath>
-        <m:r>
-          <m:t>0.068</m:t>
-        </m:r>
-      </m:oMath>
-      <w:r>
-        <w:t xml:space="preserve">. Recomputing attention with all keys retained reproduces the original result bitwise. At the 1.00 setting, the action change is</w:t>
-      </w:r>
-      <w:r>
-        <w:t xml:space="preserve"> </w:t>
-      </w:r>
-      <m:oMath>
-        <m:r>
-          <m:t>0.016</m:t>
-        </m:r>
-      </m:oMath>
-      <w:r>
-        <w:t xml:space="preserve"> </w:t>
-      </w:r>
-      <w:r>
-        <w:t xml:space="preserve">larger than when the same number of keys is chosen at random and</w:t>
-      </w:r>
-      <w:r>
-        <w:t xml:space="preserve"> </w:t>
-      </w:r>
-      <m:oMath>
-        <m:r>
-          <m:t>0.048</m:t>
-        </m:r>
-      </m:oMath>
-      <w:r>
-        <w:t xml:space="preserve"> </w:t>
-      </w:r>
-      <w:r>
-        <w:t xml:space="preserve">larger than when future keys are removed at block 0. Removing the same number of current-observation keys at block 27 produces an effect</w:t>
-      </w:r>
-      <w:r>
-        <w:t xml:space="preserve"> </w:t>
-      </w:r>
-      <m:oMath>
-        <m:r>
-          <m:t>0.024</m:t>
-        </m:r>
-      </m:oMath>
-      <w:r>
-        <w:t xml:space="preserve"> </w:t>
-      </w:r>
-      <w:r>
-        <w:t xml:space="preserve">larger than removing future keys.</w:t>
+        <w:t xml:space="preserve">) and is positive in all six states. The action effect is smaller and does not reliably exceed the Gaussian control. An unfinished 20-state Cosmos 3 study is excluded from all reported estimates.</w:t>
       </w:r>
     </w:p>
     <w:p>
@@ -4490,11 +3268,11 @@
         <w:pStyle w:val="BodyText"/>
       </w:pPr>
       <w:r>
-        <w:t xml:space="preserve">Removing keys also renormalizes attention over the keys that remain, so this experiment does not isolate the contribution of the removed connections alone. The available results also omit the number of independent states, confidence intervals, and endpoint effects. We therefore treat this experiment only as supporting evidence that future-to-action attention at block 27 affects action generation.</w:t>
-      </w:r>
-    </w:p>
-    <w:bookmarkEnd w:id="51"/>
-    <w:bookmarkStart w:id="102" w:name="neurips-paper-checklist"/>
+        <w:t xml:space="preserve">The original draft also reported a natural control whose construction was not documented and a Cosmos Policy attention ablation whose gating rule, independent-state count, confidence intervals, and endpoint effects were unavailable. We exclude both from the revised paper rather than treat them as interpretable evidence.</w:t>
+      </w:r>
+    </w:p>
+    <w:bookmarkEnd w:id="42"/>
+    <w:bookmarkStart w:id="93" w:name="neurips-paper-checklist"/>
     <w:p>
       <w:pPr>
         <w:pStyle w:val="Heading1"/>
@@ -4517,27 +3295,47 @@
         </w:rPr>
         <w:t xml:space="preserve">Claims</w:t>
       </w:r>
-      <w:r>
-        <w:t xml:space="preserve"> </w:t>
-      </w:r>
+    </w:p>
+    <w:p>
+      <w:pPr>
+        <w:numPr>
+          <w:ilvl w:val="0"/>
+          <w:numId w:val="1001"/>
+        </w:numPr>
+      </w:pPr>
       <w:r>
         <w:t xml:space="preserve">Question: Do the main claims made in the abstract and introduction accurately reflect the paper’s contributions and scope?</w:t>
       </w:r>
-      <w:r>
-        <w:t xml:space="preserve"> </w:t>
-      </w:r>
-      <w:r>
-        <w:t xml:space="preserve">Answer: Yes</w:t>
-      </w:r>
-      <w:r>
-        <w:t xml:space="preserve"> </w:t>
-      </w:r>
-      <w:r>
-        <w:t xml:space="preserve">Justification: The abstract and Sections 1, 4–9 state the future-replacement result, its variation across decision points, and the limits on claims about planning and task success.</w:t>
-      </w:r>
-      <w:r>
-        <w:t xml:space="preserve"> </w:t>
-      </w:r>
+    </w:p>
+    <w:p>
+      <w:pPr>
+        <w:numPr>
+          <w:ilvl w:val="0"/>
+          <w:numId w:val="1001"/>
+        </w:numPr>
+      </w:pPr>
+      <w:r>
+        <w:t xml:space="preserve">Answer:</w:t>
+      </w:r>
+    </w:p>
+    <w:p>
+      <w:pPr>
+        <w:numPr>
+          <w:ilvl w:val="0"/>
+          <w:numId w:val="1001"/>
+        </w:numPr>
+      </w:pPr>
+      <w:r>
+        <w:t xml:space="preserve">Justification: The abstract, Introduction, Results, and Discussion state the future-transplantation result, its variation across decision points, and the limits on claims about planning and task success.</w:t>
+      </w:r>
+    </w:p>
+    <w:p>
+      <w:pPr>
+        <w:numPr>
+          <w:ilvl w:val="0"/>
+          <w:numId w:val="1001"/>
+        </w:numPr>
+      </w:pPr>
       <w:r>
         <w:t xml:space="preserve">Guidelines:</w:t>
       </w:r>
@@ -4550,7 +3348,7 @@
         </w:numPr>
       </w:pPr>
       <w:r>
-        <w:t xml:space="preserve">The answer N/A means that the abstract and introduction do not include the claims made in the paper.</w:t>
+        <w:t xml:space="preserve">The answer means that the abstract and introduction do not include the claims made in the paper.</w:t>
       </w:r>
     </w:p>
     <w:p>
@@ -4561,7 +3359,7 @@
         </w:numPr>
       </w:pPr>
       <w:r>
-        <w:t xml:space="preserve">The abstract and/or introduction should clearly state the claims made, including the contributions made in the paper and important assumptions and limitations. A No or N/A answer to this question will not be perceived well by the reviewers.</w:t>
+        <w:t xml:space="preserve">The abstract and/or introduction should clearly state the claims made, including the contributions made in the paper and important assumptions and limitations. A or answer to this question will not be perceived well by the reviewers.</w:t>
       </w:r>
     </w:p>
     <w:p>
@@ -4600,27 +3398,47 @@
         </w:rPr>
         <w:t xml:space="preserve">Limitations</w:t>
       </w:r>
-      <w:r>
-        <w:t xml:space="preserve"> </w:t>
-      </w:r>
+    </w:p>
+    <w:p>
+      <w:pPr>
+        <w:numPr>
+          <w:ilvl w:val="0"/>
+          <w:numId w:val="1001"/>
+        </w:numPr>
+      </w:pPr>
       <w:r>
         <w:t xml:space="preserve">Question: Does the paper discuss the limitations of the work performed by the authors?</w:t>
       </w:r>
-      <w:r>
-        <w:t xml:space="preserve"> </w:t>
-      </w:r>
-      <w:r>
-        <w:t xml:space="preserve">Answer: Yes</w:t>
-      </w:r>
-      <w:r>
-        <w:t xml:space="preserve"> </w:t>
-      </w:r>
-      <w:r>
-        <w:t xml:space="preserve">Justification: Result-specific qualifications appear in Sections 4–6, and Section 8 discusses model and state coverage, the later-state comparison, the factorized object intervention, the internal replacement experiments, and the absence of task-success results.</w:t>
-      </w:r>
-      <w:r>
-        <w:t xml:space="preserve"> </w:t>
-      </w:r>
+    </w:p>
+    <w:p>
+      <w:pPr>
+        <w:numPr>
+          <w:ilvl w:val="0"/>
+          <w:numId w:val="1001"/>
+        </w:numPr>
+      </w:pPr>
+      <w:r>
+        <w:t xml:space="preserve">Answer:</w:t>
+      </w:r>
+    </w:p>
+    <w:p>
+      <w:pPr>
+        <w:numPr>
+          <w:ilvl w:val="0"/>
+          <w:numId w:val="1001"/>
+        </w:numPr>
+      </w:pPr>
+      <w:r>
+        <w:t xml:space="preserve">Justification: Result-specific qualifications appear beside the relevant findings, and the Discussion and Limitations section addresses model and state coverage, the later-state comparison, the factorized object intervention, the internal replacement experiment, and the absence of task-success results.</w:t>
+      </w:r>
+    </w:p>
+    <w:p>
+      <w:pPr>
+        <w:numPr>
+          <w:ilvl w:val="0"/>
+          <w:numId w:val="1001"/>
+        </w:numPr>
+      </w:pPr>
       <w:r>
         <w:t xml:space="preserve">Guidelines:</w:t>
       </w:r>
@@ -4633,7 +3451,7 @@
         </w:numPr>
       </w:pPr>
       <w:r>
-        <w:t xml:space="preserve">The answer N/A means that the paper has no limitation while the answer No means that the paper has limitations, but those are not discussed in the paper.</w:t>
+        <w:t xml:space="preserve">The answer means that the paper has no limitation while the answer means that the paper has limitations, but those are not discussed in the paper.</w:t>
       </w:r>
     </w:p>
     <w:p>
@@ -4739,27 +3557,47 @@
         </w:rPr>
         <w:t xml:space="preserve">Theory assumptions and proofs</w:t>
       </w:r>
-      <w:r>
-        <w:t xml:space="preserve"> </w:t>
-      </w:r>
+    </w:p>
+    <w:p>
+      <w:pPr>
+        <w:numPr>
+          <w:ilvl w:val="0"/>
+          <w:numId w:val="1001"/>
+        </w:numPr>
+      </w:pPr>
       <w:r>
         <w:t xml:space="preserve">Question: For each theoretical result, does the paper provide the full set of assumptions and a complete (and correct) proof?</w:t>
       </w:r>
-      <w:r>
-        <w:t xml:space="preserve"> </w:t>
-      </w:r>
-      <w:r>
-        <w:t xml:space="preserve">Answer: N/A</w:t>
-      </w:r>
-      <w:r>
-        <w:t xml:space="preserve"> </w:t>
-      </w:r>
+    </w:p>
+    <w:p>
+      <w:pPr>
+        <w:numPr>
+          <w:ilvl w:val="0"/>
+          <w:numId w:val="1001"/>
+        </w:numPr>
+      </w:pPr>
+      <w:r>
+        <w:t xml:space="preserve">Answer:</w:t>
+      </w:r>
+    </w:p>
+    <w:p>
+      <w:pPr>
+        <w:numPr>
+          <w:ilvl w:val="0"/>
+          <w:numId w:val="1001"/>
+        </w:numPr>
+      </w:pPr>
       <w:r>
         <w:t xml:space="preserve">Justification: The paper reports empirical intervention results and does not claim a theorem or formal proof.</w:t>
       </w:r>
-      <w:r>
-        <w:t xml:space="preserve"> </w:t>
-      </w:r>
+    </w:p>
+    <w:p>
+      <w:pPr>
+        <w:numPr>
+          <w:ilvl w:val="0"/>
+          <w:numId w:val="1001"/>
+        </w:numPr>
+      </w:pPr>
       <w:r>
         <w:t xml:space="preserve">Guidelines:</w:t>
       </w:r>
@@ -4772,7 +3610,7 @@
         </w:numPr>
       </w:pPr>
       <w:r>
-        <w:t xml:space="preserve">The answer N/A means that the paper does not include theoretical results.</w:t>
+        <w:t xml:space="preserve">The answer means that the paper does not include theoretical results.</w:t>
       </w:r>
     </w:p>
     <w:p>
@@ -4844,27 +3682,47 @@
         </w:rPr>
         <w:t xml:space="preserve">Experimental result reproducibility</w:t>
       </w:r>
-      <w:r>
-        <w:t xml:space="preserve"> </w:t>
-      </w:r>
+    </w:p>
+    <w:p>
+      <w:pPr>
+        <w:numPr>
+          <w:ilvl w:val="0"/>
+          <w:numId w:val="1001"/>
+        </w:numPr>
+      </w:pPr>
       <w:r>
         <w:t xml:space="preserve">Question: Does the paper fully disclose all the information needed to reproduce the main experimental results of the paper to the extent that it affects the main claims and/or conclusions of the paper (regardless of whether the code and data are provided or not)?</w:t>
       </w:r>
-      <w:r>
-        <w:t xml:space="preserve"> </w:t>
-      </w:r>
-      <w:r>
-        <w:t xml:space="preserve">Answer: No</w:t>
-      </w:r>
-      <w:r>
-        <w:t xml:space="preserve"> </w:t>
-      </w:r>
-      <w:r>
-        <w:t xml:space="preserve">Justification: Sections 3–6 and Appendix A specify the estimands, experimental units, controls, clustering, public checkpoints, and exactness gates. The complete seed list, all repository hashes and container digests, intervention code, and run logs are not yet included.</w:t>
-      </w:r>
-      <w:r>
-        <w:t xml:space="preserve"> </w:t>
-      </w:r>
+    </w:p>
+    <w:p>
+      <w:pPr>
+        <w:numPr>
+          <w:ilvl w:val="0"/>
+          <w:numId w:val="1001"/>
+        </w:numPr>
+      </w:pPr>
+      <w:r>
+        <w:t xml:space="preserve">Answer:</w:t>
+      </w:r>
+    </w:p>
+    <w:p>
+      <w:pPr>
+        <w:numPr>
+          <w:ilvl w:val="0"/>
+          <w:numId w:val="1001"/>
+        </w:numPr>
+      </w:pPr>
+      <w:r>
+        <w:t xml:space="preserve">Justification: The Methods, Results, and Appendix A specify the estimands, experimental units, controls, clustering, public checkpoints, and exactness gates. The complete seed list, all repository hashes and container digests, intervention code, and run logs are not yet included.</w:t>
+      </w:r>
+    </w:p>
+    <w:p>
+      <w:pPr>
+        <w:numPr>
+          <w:ilvl w:val="0"/>
+          <w:numId w:val="1001"/>
+        </w:numPr>
+      </w:pPr>
       <w:r>
         <w:t xml:space="preserve">Guidelines:</w:t>
       </w:r>
@@ -4877,7 +3735,7 @@
         </w:numPr>
       </w:pPr>
       <w:r>
-        <w:t xml:space="preserve">The answer N/A means that the paper does not include experiments.</w:t>
+        <w:t xml:space="preserve">The answer means that the paper does not include experiments.</w:t>
       </w:r>
     </w:p>
     <w:p>
@@ -4888,7 +3746,7 @@
         </w:numPr>
       </w:pPr>
       <w:r>
-        <w:t xml:space="preserve">If the paper includes experiments, a No answer to this question will not be perceived well by the reviewers: Making the paper reproducible is important, regardless of whether the code and data are provided or not.</w:t>
+        <w:t xml:space="preserve">If the paper includes experiments, a answer to this question will not be perceived well by the reviewers: Making the paper reproducible is important, regardless of whether the code and data are provided or not.</w:t>
       </w:r>
     </w:p>
     <w:p>
@@ -4982,27 +3840,47 @@
         </w:rPr>
         <w:t xml:space="preserve">Open access to data and code</w:t>
       </w:r>
-      <w:r>
-        <w:t xml:space="preserve"> </w:t>
-      </w:r>
+    </w:p>
+    <w:p>
+      <w:pPr>
+        <w:numPr>
+          <w:ilvl w:val="0"/>
+          <w:numId w:val="1001"/>
+        </w:numPr>
+      </w:pPr>
       <w:r>
         <w:t xml:space="preserve">Question: Does the paper provide open access to the data and code, with sufficient instructions to faithfully reproduce the main experimental results, as described in supplemental material?</w:t>
       </w:r>
-      <w:r>
-        <w:t xml:space="preserve"> </w:t>
-      </w:r>
-      <w:r>
-        <w:t xml:space="preserve">Answer: No</w:t>
-      </w:r>
-      <w:r>
-        <w:t xml:space="preserve"> </w:t>
-      </w:r>
+    </w:p>
+    <w:p>
+      <w:pPr>
+        <w:numPr>
+          <w:ilvl w:val="0"/>
+          <w:numId w:val="1001"/>
+        </w:numPr>
+      </w:pPr>
+      <w:r>
+        <w:t xml:space="preserve">Answer:</w:t>
+      </w:r>
+    </w:p>
+    <w:p>
+      <w:pPr>
+        <w:numPr>
+          <w:ilvl w:val="0"/>
+          <w:numId w:val="1001"/>
+        </w:numPr>
+      </w:pPr>
       <w:r>
         <w:t xml:space="preserve">Justification: The source package includes machine-readable values for the paper figures, but not the intervention code, raw logs, or an anonymous public reproduction artifact.</w:t>
       </w:r>
-      <w:r>
-        <w:t xml:space="preserve"> </w:t>
-      </w:r>
+    </w:p>
+    <w:p>
+      <w:pPr>
+        <w:numPr>
+          <w:ilvl w:val="0"/>
+          <w:numId w:val="1001"/>
+        </w:numPr>
+      </w:pPr>
       <w:r>
         <w:t xml:space="preserve">Guidelines:</w:t>
       </w:r>
@@ -5015,7 +3893,7 @@
         </w:numPr>
       </w:pPr>
       <w:r>
-        <w:t xml:space="preserve">The answer N/A means that paper does not include experiments requiring code.</w:t>
+        <w:t xml:space="preserve">The answer means that paper does not include experiments requiring code.</w:t>
       </w:r>
     </w:p>
     <w:p>
@@ -5028,7 +3906,7 @@
       <w:r>
         <w:t xml:space="preserve">Please see the NeurIPS code and data submission guidelines (</w:t>
       </w:r>
-      <w:hyperlink r:id="rId52">
+      <w:hyperlink r:id="rId43">
         <w:r>
           <w:rPr>
             <w:rStyle w:val="Hyperlink"/>
@@ -5048,7 +3926,7 @@
         </w:numPr>
       </w:pPr>
       <w:r>
-        <w:t xml:space="preserve">While we encourage the release of code and data, we understand that this might not be possible, so No is an acceptable answer. Papers cannot be rejected simply for not including code, unless this is central to the contribution (e.g., for a new open-source benchmark).</w:t>
+        <w:t xml:space="preserve">While we encourage the release of code and data, we understand that this might not be possible, so is an acceptable answer. Papers cannot be rejected simply for not including code, unless this is central to the contribution (e.g., for a new open-source benchmark).</w:t>
       </w:r>
     </w:p>
     <w:p>
@@ -5061,7 +3939,7 @@
       <w:r>
         <w:t xml:space="preserve">The instructions should contain the exact command and environment needed to run to reproduce the results. See the NeurIPS code and data submission guidelines (</w:t>
       </w:r>
-      <w:hyperlink r:id="rId52">
+      <w:hyperlink r:id="rId43">
         <w:r>
           <w:rPr>
             <w:rStyle w:val="Hyperlink"/>
@@ -5131,27 +4009,47 @@
         </w:rPr>
         <w:t xml:space="preserve">Experimental setting/details</w:t>
       </w:r>
-      <w:r>
-        <w:t xml:space="preserve"> </w:t>
-      </w:r>
+    </w:p>
+    <w:p>
+      <w:pPr>
+        <w:numPr>
+          <w:ilvl w:val="0"/>
+          <w:numId w:val="1001"/>
+        </w:numPr>
+      </w:pPr>
       <w:r>
         <w:t xml:space="preserve">Question: Does the paper specify all the training and test details (e.g., data splits, hyperparameters, how they were chosen, type of optimizer) necessary to understand the results?</w:t>
       </w:r>
-      <w:r>
-        <w:t xml:space="preserve"> </w:t>
-      </w:r>
-      <w:r>
-        <w:t xml:space="preserve">Answer: Yes</w:t>
-      </w:r>
-      <w:r>
-        <w:t xml:space="preserve"> </w:t>
-      </w:r>
-      <w:r>
-        <w:t xml:space="preserve">Justification: Sections 3–6 provide the state grid, branch construction, intervention targets, controls, action horizons, model interfaces, and statistical analysis needed to interpret the results. Appendix A states which exact environment details are available and which remain unreported.</w:t>
-      </w:r>
-      <w:r>
-        <w:t xml:space="preserve"> </w:t>
-      </w:r>
+    </w:p>
+    <w:p>
+      <w:pPr>
+        <w:numPr>
+          <w:ilvl w:val="0"/>
+          <w:numId w:val="1001"/>
+        </w:numPr>
+      </w:pPr>
+      <w:r>
+        <w:t xml:space="preserve">Answer:</w:t>
+      </w:r>
+    </w:p>
+    <w:p>
+      <w:pPr>
+        <w:numPr>
+          <w:ilvl w:val="0"/>
+          <w:numId w:val="1001"/>
+        </w:numPr>
+      </w:pPr>
+      <w:r>
+        <w:t xml:space="preserve">Justification: The Methods and Results provide the state grid, branch construction, intervention targets, controls, action horizons, model interfaces, and statistical analysis needed to interpret the results. Appendix A states which exact environment details are available and which remain unreported.</w:t>
+      </w:r>
+    </w:p>
+    <w:p>
+      <w:pPr>
+        <w:numPr>
+          <w:ilvl w:val="0"/>
+          <w:numId w:val="1001"/>
+        </w:numPr>
+      </w:pPr>
       <w:r>
         <w:t xml:space="preserve">Guidelines:</w:t>
       </w:r>
@@ -5164,7 +4062,7 @@
         </w:numPr>
       </w:pPr>
       <w:r>
-        <w:t xml:space="preserve">The answer N/A means that the paper does not include experiments.</w:t>
+        <w:t xml:space="preserve">The answer means that the paper does not include experiments.</w:t>
       </w:r>
     </w:p>
     <w:p>
@@ -5203,27 +4101,47 @@
         </w:rPr>
         <w:t xml:space="preserve">Experiment statistical significance</w:t>
       </w:r>
-      <w:r>
-        <w:t xml:space="preserve"> </w:t>
-      </w:r>
+    </w:p>
+    <w:p>
+      <w:pPr>
+        <w:numPr>
+          <w:ilvl w:val="0"/>
+          <w:numId w:val="1001"/>
+        </w:numPr>
+      </w:pPr>
       <w:r>
         <w:t xml:space="preserve">Question: Does the paper report error bars suitably and correctly defined or other appropriate information about the statistical significance of the experiments?</w:t>
       </w:r>
-      <w:r>
-        <w:t xml:space="preserve"> </w:t>
-      </w:r>
-      <w:r>
-        <w:t xml:space="preserve">Answer: Yes</w:t>
-      </w:r>
-      <w:r>
-        <w:t xml:space="preserve"> </w:t>
-      </w:r>
-      <w:r>
-        <w:t xml:space="preserve">Justification: Principal estimates have explicitly defined 95% cluster-bootstrap intervals, the independent unit and 10,000-resample procedure are stated in Section 3.4, and exact sign counts are reported where relevant. The text identifies controls and secondary means for which exact intervals were not available.</w:t>
-      </w:r>
-      <w:r>
-        <w:t xml:space="preserve"> </w:t>
-      </w:r>
+    </w:p>
+    <w:p>
+      <w:pPr>
+        <w:numPr>
+          <w:ilvl w:val="0"/>
+          <w:numId w:val="1001"/>
+        </w:numPr>
+      </w:pPr>
+      <w:r>
+        <w:t xml:space="preserve">Answer:</w:t>
+      </w:r>
+    </w:p>
+    <w:p>
+      <w:pPr>
+        <w:numPr>
+          <w:ilvl w:val="0"/>
+          <w:numId w:val="1001"/>
+        </w:numPr>
+      </w:pPr>
+      <w:r>
+        <w:t xml:space="preserve">Justification: Principal estimates have explicitly defined 95% cluster-bootstrap intervals, the independent unit and 10,000-resample procedure are stated in the Methods, and exact sign counts are reported where relevant. The text identifies controls and secondary means for which exact intervals were not available.</w:t>
+      </w:r>
+    </w:p>
+    <w:p>
+      <w:pPr>
+        <w:numPr>
+          <w:ilvl w:val="0"/>
+          <w:numId w:val="1001"/>
+        </w:numPr>
+      </w:pPr>
       <w:r>
         <w:t xml:space="preserve">Guidelines:</w:t>
       </w:r>
@@ -5236,7 +4154,7 @@
         </w:numPr>
       </w:pPr>
       <w:r>
-        <w:t xml:space="preserve">The answer N/A means that the paper does not include experiments.</w:t>
+        <w:t xml:space="preserve">The answer means that the paper does not include experiments.</w:t>
       </w:r>
     </w:p>
     <w:p>
@@ -5247,7 +4165,7 @@
         </w:numPr>
       </w:pPr>
       <w:r>
-        <w:t xml:space="preserve">The authors should answer Yes if the results are accompanied by error bars, confidence intervals, or statistical significance tests, at least for the experiments that support the main claims of the paper.</w:t>
+        <w:t xml:space="preserve">The authors should answer if the results are accompanied by error bars, confidence intervals, or statistical significance tests, at least for the experiments that support the main claims of the paper.</w:t>
       </w:r>
     </w:p>
     <w:p>
@@ -5341,27 +4259,47 @@
         </w:rPr>
         <w:t xml:space="preserve">Experiments compute resources</w:t>
       </w:r>
-      <w:r>
-        <w:t xml:space="preserve"> </w:t>
-      </w:r>
+    </w:p>
+    <w:p>
+      <w:pPr>
+        <w:numPr>
+          <w:ilvl w:val="0"/>
+          <w:numId w:val="1001"/>
+        </w:numPr>
+      </w:pPr>
       <w:r>
         <w:t xml:space="preserve">Question: For each experiment, does the paper provide sufficient information on the computer resources (type of compute workers, memory, time of execution) needed to reproduce the experiments?</w:t>
       </w:r>
-      <w:r>
-        <w:t xml:space="preserve"> </w:t>
-      </w:r>
-      <w:r>
-        <w:t xml:space="preserve">Answer: No</w:t>
-      </w:r>
-      <w:r>
-        <w:t xml:space="preserve"> </w:t>
-      </w:r>
+    </w:p>
+    <w:p>
+      <w:pPr>
+        <w:numPr>
+          <w:ilvl w:val="0"/>
+          <w:numId w:val="1001"/>
+        </w:numPr>
+      </w:pPr>
+      <w:r>
+        <w:t xml:space="preserve">Answer:</w:t>
+      </w:r>
+    </w:p>
+    <w:p>
+      <w:pPr>
+        <w:numPr>
+          <w:ilvl w:val="0"/>
+          <w:numId w:val="1001"/>
+        </w:numPr>
+      </w:pPr>
       <w:r>
         <w:t xml:space="preserve">Justification: Appendix A reports GPU type and software environment, but complete per-run wall-clock and aggregate compute-hour accounting is still being assembled for the submission artifact.</w:t>
       </w:r>
-      <w:r>
-        <w:t xml:space="preserve"> </w:t>
-      </w:r>
+    </w:p>
+    <w:p>
+      <w:pPr>
+        <w:numPr>
+          <w:ilvl w:val="0"/>
+          <w:numId w:val="1001"/>
+        </w:numPr>
+      </w:pPr>
       <w:r>
         <w:t xml:space="preserve">Guidelines:</w:t>
       </w:r>
@@ -5374,7 +4312,7 @@
         </w:numPr>
       </w:pPr>
       <w:r>
-        <w:t xml:space="preserve">The answer N/A means that the paper does not include experiments.</w:t>
+        <w:t xml:space="preserve">The answer means that the paper does not include experiments.</w:t>
       </w:r>
     </w:p>
     <w:p>
@@ -5424,16 +4362,21 @@
         </w:rPr>
         <w:t xml:space="preserve">Code of ethics</w:t>
       </w:r>
-      <w:r>
-        <w:t xml:space="preserve"> </w:t>
-      </w:r>
+    </w:p>
+    <w:p>
+      <w:pPr>
+        <w:numPr>
+          <w:ilvl w:val="0"/>
+          <w:numId w:val="1001"/>
+        </w:numPr>
+      </w:pPr>
       <w:r>
         <w:t xml:space="preserve">Question: Does the research conducted in the paper conform, in every respect, with the NeurIPS Code of Ethics</w:t>
       </w:r>
       <w:r>
         <w:t xml:space="preserve"> </w:t>
       </w:r>
-      <w:hyperlink r:id="rId53">
+      <w:hyperlink r:id="rId44">
         <w:r>
           <w:rPr>
             <w:rStyle w:val="Hyperlink"/>
@@ -5444,21 +4387,36 @@
       <w:r>
         <w:t xml:space="preserve">?</w:t>
       </w:r>
-      <w:r>
-        <w:t xml:space="preserve"> </w:t>
-      </w:r>
-      <w:r>
-        <w:t xml:space="preserve">Answer: Yes</w:t>
-      </w:r>
-      <w:r>
-        <w:t xml:space="preserve"> </w:t>
-      </w:r>
+    </w:p>
+    <w:p>
+      <w:pPr>
+        <w:numPr>
+          <w:ilvl w:val="0"/>
+          <w:numId w:val="1001"/>
+        </w:numPr>
+      </w:pPr>
+      <w:r>
+        <w:t xml:space="preserve">Answer:</w:t>
+      </w:r>
+    </w:p>
+    <w:p>
+      <w:pPr>
+        <w:numPr>
+          <w:ilvl w:val="0"/>
+          <w:numId w:val="1001"/>
+        </w:numPr>
+      </w:pPr>
       <w:r>
         <w:t xml:space="preserve">Justification: The experiments use public robot-policy checkpoints and simulation benchmarks, involve no people or personal data, and report negative and failed intervention results rather than selectively discarding them.</w:t>
       </w:r>
-      <w:r>
-        <w:t xml:space="preserve"> </w:t>
-      </w:r>
+    </w:p>
+    <w:p>
+      <w:pPr>
+        <w:numPr>
+          <w:ilvl w:val="0"/>
+          <w:numId w:val="1001"/>
+        </w:numPr>
+      </w:pPr>
       <w:r>
         <w:t xml:space="preserve">Guidelines:</w:t>
       </w:r>
@@ -5471,7 +4429,7 @@
         </w:numPr>
       </w:pPr>
       <w:r>
-        <w:t xml:space="preserve">The answer N/A means that the authors have not reviewed the NeurIPS Code of Ethics.</w:t>
+        <w:t xml:space="preserve">The answer means that the authors have not reviewed the NeurIPS Code of Ethics.</w:t>
       </w:r>
     </w:p>
     <w:p>
@@ -5482,7 +4440,7 @@
         </w:numPr>
       </w:pPr>
       <w:r>
-        <w:t xml:space="preserve">If the authors answer No, they should explain the special circumstances that require a deviation from the Code of Ethics.</w:t>
+        <w:t xml:space="preserve">If the authors answer , they should explain the special circumstances that require a deviation from the Code of Ethics.</w:t>
       </w:r>
     </w:p>
     <w:p>
@@ -5510,27 +4468,47 @@
         </w:rPr>
         <w:t xml:space="preserve">Broader impacts</w:t>
       </w:r>
-      <w:r>
-        <w:t xml:space="preserve"> </w:t>
-      </w:r>
+    </w:p>
+    <w:p>
+      <w:pPr>
+        <w:numPr>
+          <w:ilvl w:val="0"/>
+          <w:numId w:val="1001"/>
+        </w:numPr>
+      </w:pPr>
       <w:r>
         <w:t xml:space="preserve">Question: Does the paper discuss both potential positive societal impacts and negative societal impacts of the work performed?</w:t>
       </w:r>
-      <w:r>
-        <w:t xml:space="preserve"> </w:t>
-      </w:r>
-      <w:r>
-        <w:t xml:space="preserve">Answer: Yes</w:t>
-      </w:r>
-      <w:r>
-        <w:t xml:space="preserve"> </w:t>
-      </w:r>
-      <w:r>
-        <w:t xml:space="preserve">Justification: Section 7 discusses auditability benefits, action-redirection misuse, false confidence from narrow simulation, and corresponding validation and safety-monitoring needs.</w:t>
-      </w:r>
-      <w:r>
-        <w:t xml:space="preserve"> </w:t>
-      </w:r>
+    </w:p>
+    <w:p>
+      <w:pPr>
+        <w:numPr>
+          <w:ilvl w:val="0"/>
+          <w:numId w:val="1001"/>
+        </w:numPr>
+      </w:pPr>
+      <w:r>
+        <w:t xml:space="preserve">Answer:</w:t>
+      </w:r>
+    </w:p>
+    <w:p>
+      <w:pPr>
+        <w:numPr>
+          <w:ilvl w:val="0"/>
+          <w:numId w:val="1001"/>
+        </w:numPr>
+      </w:pPr>
+      <w:r>
+        <w:t xml:space="preserve">Justification: The Discussion and Limitations section discusses auditability benefits, action-redirection misuse, false confidence from narrow simulation, and corresponding validation and safety-monitoring needs.</w:t>
+      </w:r>
+    </w:p>
+    <w:p>
+      <w:pPr>
+        <w:numPr>
+          <w:ilvl w:val="0"/>
+          <w:numId w:val="1001"/>
+        </w:numPr>
+      </w:pPr>
       <w:r>
         <w:t xml:space="preserve">Guidelines:</w:t>
       </w:r>
@@ -5543,7 +4521,7 @@
         </w:numPr>
       </w:pPr>
       <w:r>
-        <w:t xml:space="preserve">The answer N/A means that there is no societal impact of the work performed.</w:t>
+        <w:t xml:space="preserve">The answer means that there is no societal impact of the work performed.</w:t>
       </w:r>
     </w:p>
     <w:p>
@@ -5554,7 +4532,7 @@
         </w:numPr>
       </w:pPr>
       <w:r>
-        <w:t xml:space="preserve">If the authors answer N/A or No, they should explain why their work has no societal impact or why the paper does not address societal impact.</w:t>
+        <w:t xml:space="preserve">If the authors answer or , they should explain why their work has no societal impact or why the paper does not address societal impact.</w:t>
       </w:r>
     </w:p>
     <w:p>
@@ -5615,27 +4593,47 @@
         </w:rPr>
         <w:t xml:space="preserve">Safeguards</w:t>
       </w:r>
-      <w:r>
-        <w:t xml:space="preserve"> </w:t>
-      </w:r>
+    </w:p>
+    <w:p>
+      <w:pPr>
+        <w:numPr>
+          <w:ilvl w:val="0"/>
+          <w:numId w:val="1001"/>
+        </w:numPr>
+      </w:pPr>
       <w:r>
         <w:t xml:space="preserve">Question: Does the paper describe safeguards that have been put in place for responsible release of data or models that have a high risk for misuse (e.g., pre-trained language models, image generators, or scraped datasets)?</w:t>
       </w:r>
-      <w:r>
-        <w:t xml:space="preserve"> </w:t>
-      </w:r>
-      <w:r>
-        <w:t xml:space="preserve">Answer: N/A</w:t>
-      </w:r>
-      <w:r>
-        <w:t xml:space="preserve"> </w:t>
-      </w:r>
+    </w:p>
+    <w:p>
+      <w:pPr>
+        <w:numPr>
+          <w:ilvl w:val="0"/>
+          <w:numId w:val="1001"/>
+        </w:numPr>
+      </w:pPr>
+      <w:r>
+        <w:t xml:space="preserve">Answer:</w:t>
+      </w:r>
+    </w:p>
+    <w:p>
+      <w:pPr>
+        <w:numPr>
+          <w:ilvl w:val="0"/>
+          <w:numId w:val="1001"/>
+        </w:numPr>
+      </w:pPr>
       <w:r>
         <w:t xml:space="preserve">Justification: This work does not release a new high-risk pretrained model or scraped dataset; it analyzes existing robot policies in simulation.</w:t>
       </w:r>
-      <w:r>
-        <w:t xml:space="preserve"> </w:t>
-      </w:r>
+    </w:p>
+    <w:p>
+      <w:pPr>
+        <w:numPr>
+          <w:ilvl w:val="0"/>
+          <w:numId w:val="1001"/>
+        </w:numPr>
+      </w:pPr>
       <w:r>
         <w:t xml:space="preserve">Guidelines:</w:t>
       </w:r>
@@ -5648,7 +4646,7 @@
         </w:numPr>
       </w:pPr>
       <w:r>
-        <w:t xml:space="preserve">The answer N/A means that the paper poses no such risks.</w:t>
+        <w:t xml:space="preserve">The answer means that the paper poses no such risks.</w:t>
       </w:r>
     </w:p>
     <w:p>
@@ -5698,27 +4696,47 @@
         </w:rPr>
         <w:t xml:space="preserve">Licenses for existing assets</w:t>
       </w:r>
-      <w:r>
-        <w:t xml:space="preserve"> </w:t>
-      </w:r>
+    </w:p>
+    <w:p>
+      <w:pPr>
+        <w:numPr>
+          <w:ilvl w:val="0"/>
+          <w:numId w:val="1001"/>
+        </w:numPr>
+      </w:pPr>
       <w:r>
         <w:t xml:space="preserve">Question: Are the creators or original owners of assets (e.g., code, data, models), used in the paper, properly credited and are the license and terms of use explicitly mentioned and properly respected?</w:t>
       </w:r>
-      <w:r>
-        <w:t xml:space="preserve"> </w:t>
-      </w:r>
-      <w:r>
-        <w:t xml:space="preserve">Answer: No</w:t>
-      </w:r>
-      <w:r>
-        <w:t xml:space="preserve"> </w:t>
-      </w:r>
+    </w:p>
+    <w:p>
+      <w:pPr>
+        <w:numPr>
+          <w:ilvl w:val="0"/>
+          <w:numId w:val="1001"/>
+        </w:numPr>
+      </w:pPr>
+      <w:r>
+        <w:t xml:space="preserve">Answer:</w:t>
+      </w:r>
+    </w:p>
+    <w:p>
+      <w:pPr>
+        <w:numPr>
+          <w:ilvl w:val="0"/>
+          <w:numId w:val="1001"/>
+        </w:numPr>
+      </w:pPr>
       <w:r>
         <w:t xml:space="preserve">Justification: Existing assets are cited and exact source revisions are recorded, but an explicit license inventory for every upstream code and benchmark asset remains to be added before submission.</w:t>
       </w:r>
-      <w:r>
-        <w:t xml:space="preserve"> </w:t>
-      </w:r>
+    </w:p>
+    <w:p>
+      <w:pPr>
+        <w:numPr>
+          <w:ilvl w:val="0"/>
+          <w:numId w:val="1001"/>
+        </w:numPr>
+      </w:pPr>
       <w:r>
         <w:t xml:space="preserve">Guidelines:</w:t>
       </w:r>
@@ -5731,7 +4749,7 @@
         </w:numPr>
       </w:pPr>
       <w:r>
-        <w:t xml:space="preserve">The answer N/A means that the paper does not use existing assets.</w:t>
+        <w:t xml:space="preserve">The answer means that the paper does not use existing assets.</w:t>
       </w:r>
     </w:p>
     <w:p>
@@ -5791,7 +4809,7 @@
       <w:r>
         <w:t xml:space="preserve"> </w:t>
       </w:r>
-      <w:hyperlink r:id="rId54">
+      <w:hyperlink r:id="rId45">
         <w:r>
           <w:rPr>
             <w:rStyle w:val="Hyperlink"/>
@@ -5842,27 +4860,47 @@
         </w:rPr>
         <w:t xml:space="preserve">New assets</w:t>
       </w:r>
-      <w:r>
-        <w:t xml:space="preserve"> </w:t>
-      </w:r>
+    </w:p>
+    <w:p>
+      <w:pPr>
+        <w:numPr>
+          <w:ilvl w:val="0"/>
+          <w:numId w:val="1001"/>
+        </w:numPr>
+      </w:pPr>
       <w:r>
         <w:t xml:space="preserve">Question: Are new assets introduced in the paper well documented and is the documentation provided alongside the assets?</w:t>
       </w:r>
-      <w:r>
-        <w:t xml:space="preserve"> </w:t>
-      </w:r>
-      <w:r>
-        <w:t xml:space="preserve">Answer: No</w:t>
-      </w:r>
-      <w:r>
-        <w:t xml:space="preserve"> </w:t>
-      </w:r>
+    </w:p>
+    <w:p>
+      <w:pPr>
+        <w:numPr>
+          <w:ilvl w:val="0"/>
+          <w:numId w:val="1001"/>
+        </w:numPr>
+      </w:pPr>
+      <w:r>
+        <w:t xml:space="preserve">Answer:</w:t>
+      </w:r>
+    </w:p>
+    <w:p>
+      <w:pPr>
+        <w:numPr>
+          <w:ilvl w:val="0"/>
+          <w:numId w:val="1001"/>
+        </w:numPr>
+      </w:pPr>
       <w:r>
         <w:t xml:space="preserve">Justification: New intervention code and result manifests are documented in the working artifact, but the anonymized release package and its final license are not yet attached to this draft.</w:t>
       </w:r>
-      <w:r>
-        <w:t xml:space="preserve"> </w:t>
-      </w:r>
+    </w:p>
+    <w:p>
+      <w:pPr>
+        <w:numPr>
+          <w:ilvl w:val="0"/>
+          <w:numId w:val="1001"/>
+        </w:numPr>
+      </w:pPr>
       <w:r>
         <w:t xml:space="preserve">Guidelines:</w:t>
       </w:r>
@@ -5875,7 +4913,7 @@
         </w:numPr>
       </w:pPr>
       <w:r>
-        <w:t xml:space="preserve">The answer N/A means that the paper does not release new assets.</w:t>
+        <w:t xml:space="preserve">The answer means that the paper does not release new assets.</w:t>
       </w:r>
     </w:p>
     <w:p>
@@ -5925,27 +4963,47 @@
         </w:rPr>
         <w:t xml:space="preserve">Crowdsourcing and research with human subjects</w:t>
       </w:r>
-      <w:r>
-        <w:t xml:space="preserve"> </w:t>
-      </w:r>
+    </w:p>
+    <w:p>
+      <w:pPr>
+        <w:numPr>
+          <w:ilvl w:val="0"/>
+          <w:numId w:val="1001"/>
+        </w:numPr>
+      </w:pPr>
       <w:r>
         <w:t xml:space="preserve">Question: For crowdsourcing experiments and research with human subjects, does the paper include the full text of instructions given to participants and screenshots, if applicable, as well as details about compensation (if any)?</w:t>
       </w:r>
-      <w:r>
-        <w:t xml:space="preserve"> </w:t>
-      </w:r>
-      <w:r>
-        <w:t xml:space="preserve">Answer: N/A</w:t>
-      </w:r>
-      <w:r>
-        <w:t xml:space="preserve"> </w:t>
-      </w:r>
+    </w:p>
+    <w:p>
+      <w:pPr>
+        <w:numPr>
+          <w:ilvl w:val="0"/>
+          <w:numId w:val="1001"/>
+        </w:numPr>
+      </w:pPr>
+      <w:r>
+        <w:t xml:space="preserve">Answer:</w:t>
+      </w:r>
+    </w:p>
+    <w:p>
+      <w:pPr>
+        <w:numPr>
+          <w:ilvl w:val="0"/>
+          <w:numId w:val="1001"/>
+        </w:numPr>
+      </w:pPr>
       <w:r>
         <w:t xml:space="preserve">Justification: The research contains no crowdsourcing and no human participants.</w:t>
       </w:r>
-      <w:r>
-        <w:t xml:space="preserve"> </w:t>
-      </w:r>
+    </w:p>
+    <w:p>
+      <w:pPr>
+        <w:numPr>
+          <w:ilvl w:val="0"/>
+          <w:numId w:val="1001"/>
+        </w:numPr>
+      </w:pPr>
       <w:r>
         <w:t xml:space="preserve">Guidelines:</w:t>
       </w:r>
@@ -5958,7 +5016,7 @@
         </w:numPr>
       </w:pPr>
       <w:r>
-        <w:t xml:space="preserve">The answer N/A means that the paper does not involve crowdsourcing nor research with human subjects.</w:t>
+        <w:t xml:space="preserve">The answer means that the paper does not involve crowdsourcing nor research with human subjects.</w:t>
       </w:r>
     </w:p>
     <w:p>
@@ -5997,27 +5055,47 @@
         </w:rPr>
         <w:t xml:space="preserve">Institutional review board (IRB) approvals or equivalent for research with human subjects</w:t>
       </w:r>
-      <w:r>
-        <w:t xml:space="preserve"> </w:t>
-      </w:r>
+    </w:p>
+    <w:p>
+      <w:pPr>
+        <w:numPr>
+          <w:ilvl w:val="0"/>
+          <w:numId w:val="1001"/>
+        </w:numPr>
+      </w:pPr>
       <w:r>
         <w:t xml:space="preserve">Question: Does the paper describe potential risks incurred by study participants, whether such risks were disclosed to the subjects, and whether Institutional Review Board (IRB) approvals (or an equivalent approval/review based on the requirements of your country or institution) were obtained?</w:t>
       </w:r>
-      <w:r>
-        <w:t xml:space="preserve"> </w:t>
-      </w:r>
-      <w:r>
-        <w:t xml:space="preserve">Answer: N/A</w:t>
-      </w:r>
-      <w:r>
-        <w:t xml:space="preserve"> </w:t>
-      </w:r>
+    </w:p>
+    <w:p>
+      <w:pPr>
+        <w:numPr>
+          <w:ilvl w:val="0"/>
+          <w:numId w:val="1001"/>
+        </w:numPr>
+      </w:pPr>
+      <w:r>
+        <w:t xml:space="preserve">Answer:</w:t>
+      </w:r>
+    </w:p>
+    <w:p>
+      <w:pPr>
+        <w:numPr>
+          <w:ilvl w:val="0"/>
+          <w:numId w:val="1001"/>
+        </w:numPr>
+      </w:pPr>
       <w:r>
         <w:t xml:space="preserve">Justification: The research contains no human-subject data collection or interaction.</w:t>
       </w:r>
-      <w:r>
-        <w:t xml:space="preserve"> </w:t>
-      </w:r>
+    </w:p>
+    <w:p>
+      <w:pPr>
+        <w:numPr>
+          <w:ilvl w:val="0"/>
+          <w:numId w:val="1001"/>
+        </w:numPr>
+      </w:pPr>
       <w:r>
         <w:t xml:space="preserve">Guidelines:</w:t>
       </w:r>
@@ -6030,7 +5108,7 @@
         </w:numPr>
       </w:pPr>
       <w:r>
-        <w:t xml:space="preserve">The answer N/A means that the paper does not involve crowdsourcing nor research with human subjects.</w:t>
+        <w:t xml:space="preserve">The answer means that the paper does not involve crowdsourcing nor research with human subjects.</w:t>
       </w:r>
     </w:p>
     <w:p>
@@ -6080,9 +5158,14 @@
         </w:rPr>
         <w:t xml:space="preserve">Declaration of LLM usage</w:t>
       </w:r>
-      <w:r>
-        <w:t xml:space="preserve"> </w:t>
-      </w:r>
+    </w:p>
+    <w:p>
+      <w:pPr>
+        <w:numPr>
+          <w:ilvl w:val="0"/>
+          <w:numId w:val="1001"/>
+        </w:numPr>
+      </w:pPr>
       <w:r>
         <w:t xml:space="preserve">Question: Does the paper describe the usage of LLMs if it is an important, original, or non-standard component of the core methods in this research? Note that if the LLM is used only for writing, editing, or formatting purposes and does</w:t>
       </w:r>
@@ -6102,21 +5185,36 @@
       <w:r>
         <w:t xml:space="preserve">impact the core methodology, scientific rigor, or originality of the research, declaration is not required.</w:t>
       </w:r>
-      <w:r>
-        <w:t xml:space="preserve"> </w:t>
-      </w:r>
-      <w:r>
-        <w:t xml:space="preserve">Answer: N/A</w:t>
-      </w:r>
-      <w:r>
-        <w:t xml:space="preserve"> </w:t>
-      </w:r>
+    </w:p>
+    <w:p>
+      <w:pPr>
+        <w:numPr>
+          <w:ilvl w:val="0"/>
+          <w:numId w:val="1001"/>
+        </w:numPr>
+      </w:pPr>
+      <w:r>
+        <w:t xml:space="preserve">Answer:</w:t>
+      </w:r>
+    </w:p>
+    <w:p>
+      <w:pPr>
+        <w:numPr>
+          <w:ilvl w:val="0"/>
+          <w:numId w:val="1001"/>
+        </w:numPr>
+      </w:pPr>
       <w:r>
         <w:t xml:space="preserve">Justification: Language models were used only for writing and formatting assistance, not as a component of the experimental method or scientific evaluation.</w:t>
       </w:r>
-      <w:r>
-        <w:t xml:space="preserve"> </w:t>
-      </w:r>
+    </w:p>
+    <w:p>
+      <w:pPr>
+        <w:numPr>
+          <w:ilvl w:val="0"/>
+          <w:numId w:val="1001"/>
+        </w:numPr>
+      </w:pPr>
       <w:r>
         <w:t xml:space="preserve">Guidelines:</w:t>
       </w:r>
@@ -6129,7 +5227,7 @@
         </w:numPr>
       </w:pPr>
       <w:r>
-        <w:t xml:space="preserve">The answer N/A means that the core method development in this research does not involve LLMs as any important, original, or non-standard components.</w:t>
+        <w:t xml:space="preserve">The answer means that the core method development in this research does not involve LLMs as any important, original, or non-standard components.</w:t>
       </w:r>
     </w:p>
     <w:p>
@@ -6143,23 +5241,20 @@
         <w:t xml:space="preserve">Please refer to our LLM policy in the NeurIPS handbook for what should or should not be described.</w:t>
       </w:r>
     </w:p>
-    <w:bookmarkStart w:id="101" w:name="refs"/>
-    <w:bookmarkStart w:id="56" w:name="ref-kim2026cosmospolicy"/>
+    <w:bookmarkStart w:id="92" w:name="refs"/>
+    <w:bookmarkStart w:id="47" w:name="ref-du2023unipi"/>
     <w:p>
       <w:pPr>
         <w:pStyle w:val="Bibliography"/>
       </w:pPr>
       <w:r>
-        <w:t xml:space="preserve">[1]</w:t>
-      </w:r>
-      <w:r>
-        <w:t xml:space="preserve"> </w:t>
-      </w:r>
-      <w:r>
-        <w:t xml:space="preserve">	</w:t>
-      </w:r>
-      <w:r>
-        <w:t xml:space="preserve">M. J. Kim</w:t>
+        <w:t xml:space="preserve">Du, Yilun, Sherry Yang, Bo Dai, et al. 2023.</w:t>
+      </w:r>
+      <w:r>
+        <w:t xml:space="preserve"> </w:t>
+      </w:r>
+      <w:r>
+        <w:t xml:space="preserve">“Learning Universal Policies via Text-Guided Video Generation.”</w:t>
       </w:r>
       <w:r>
         <w:t xml:space="preserve"> </w:t>
@@ -6169,28 +5264,43 @@
           <w:i/>
           <w:iCs/>
         </w:rPr>
-        <w:t xml:space="preserve">et al.</w:t>
-      </w:r>
-      <w:r>
-        <w:t xml:space="preserve">,</w:t>
-      </w:r>
-      <w:r>
-        <w:t xml:space="preserve"> </w:t>
-      </w:r>
-      <w:r>
-        <w:t xml:space="preserve">“</w:t>
-      </w:r>
-      <w:r>
-        <w:t xml:space="preserve">Cosmos Policy</w:t>
-      </w:r>
-      <w:r>
-        <w:t xml:space="preserve">: Fine-tuning video models for visuomotor control and planning,”</w:t>
-      </w:r>
-      <w:r>
-        <w:t xml:space="preserve"> </w:t>
-      </w:r>
-      <w:r>
-        <w:t xml:space="preserve">in</w:t>
+        <w:t xml:space="preserve">Advances in Neural Information Processing Systems</w:t>
+      </w:r>
+      <w:r>
+        <w:t xml:space="preserve"> </w:t>
+      </w:r>
+      <w:r>
+        <w:t xml:space="preserve">36.</w:t>
+      </w:r>
+      <w:r>
+        <w:t xml:space="preserve"> </w:t>
+      </w:r>
+      <w:hyperlink r:id="rId46">
+        <w:r>
+          <w:rPr>
+            <w:rStyle w:val="Hyperlink"/>
+          </w:rPr>
+          <w:t xml:space="preserve">https://proceedings.neurips.cc/paper_files/paper/2023/hash/1d5b9233ad716a43be5c0d3023cb82d0-Abstract.html</w:t>
+        </w:r>
+      </w:hyperlink>
+      <w:r>
+        <w:t xml:space="preserve">.</w:t>
+      </w:r>
+    </w:p>
+    <w:bookmarkEnd w:id="47"/>
+    <w:bookmarkStart w:id="49" w:name="ref-du2024videolanguage"/>
+    <w:p>
+      <w:pPr>
+        <w:pStyle w:val="Bibliography"/>
+      </w:pPr>
+      <w:r>
+        <w:t xml:space="preserve">Du, Yilun, Sherry Yang, Pete Florence, et al. 2024.</w:t>
+      </w:r>
+      <w:r>
+        <w:t xml:space="preserve"> </w:t>
+      </w:r>
+      <w:r>
+        <w:t xml:space="preserve">“Video Language Planning.”</w:t>
       </w:r>
       <w:r>
         <w:t xml:space="preserve"> </w:t>
@@ -6200,15 +5310,279 @@
           <w:i/>
           <w:iCs/>
         </w:rPr>
-        <w:t xml:space="preserve">The fourteenth international conference on learning representations</w:t>
-      </w:r>
-      <w:r>
-        <w:t xml:space="preserve">, 2026. Available:</w:t>
-      </w:r>
-      <w:r>
-        <w:t xml:space="preserve"> </w:t>
-      </w:r>
-      <w:hyperlink r:id="rId55">
+        <w:t xml:space="preserve">The Twelfth International Conference on Learning Representations</w:t>
+      </w:r>
+      <w:r>
+        <w:t xml:space="preserve">.</w:t>
+      </w:r>
+      <w:r>
+        <w:t xml:space="preserve"> </w:t>
+      </w:r>
+      <w:hyperlink r:id="rId48">
+        <w:r>
+          <w:rPr>
+            <w:rStyle w:val="Hyperlink"/>
+          </w:rPr>
+          <w:t xml:space="preserve">https://openreview.net/forum?id=9pKtcJcMP3</w:t>
+        </w:r>
+      </w:hyperlink>
+      <w:r>
+        <w:t xml:space="preserve">.</w:t>
+      </w:r>
+    </w:p>
+    <w:bookmarkEnd w:id="49"/>
+    <w:bookmarkStart w:id="51" w:name="ref-ebert2018visualforesight"/>
+    <w:p>
+      <w:pPr>
+        <w:pStyle w:val="Bibliography"/>
+      </w:pPr>
+      <w:r>
+        <w:t xml:space="preserve">Ebert, Frederik, Chelsea Finn, Sudeep Dasari, Annie Xie, Alex Lee, and Sergey Levine. 2018.</w:t>
+      </w:r>
+      <w:r>
+        <w:t xml:space="preserve"> </w:t>
+      </w:r>
+      <w:r>
+        <w:t xml:space="preserve">“Visual Foresight: Model-Based Deep Reinforcement Learning for Vision-Based Robotic Control.”</w:t>
+      </w:r>
+      <w:r>
+        <w:t xml:space="preserve"> </w:t>
+      </w:r>
+      <w:r>
+        <w:rPr>
+          <w:i/>
+          <w:iCs/>
+        </w:rPr>
+        <w:t xml:space="preserve">arXiv Preprint arXiv:1812.00568</w:t>
+      </w:r>
+      <w:r>
+        <w:t xml:space="preserve">.</w:t>
+      </w:r>
+      <w:r>
+        <w:t xml:space="preserve"> </w:t>
+      </w:r>
+      <w:hyperlink r:id="rId50">
+        <w:r>
+          <w:rPr>
+            <w:rStyle w:val="Hyperlink"/>
+          </w:rPr>
+          <w:t xml:space="preserve">https://arxiv.org/abs/1812.00568</w:t>
+        </w:r>
+      </w:hyperlink>
+      <w:r>
+        <w:t xml:space="preserve">.</w:t>
+      </w:r>
+    </w:p>
+    <w:bookmarkEnd w:id="51"/>
+    <w:bookmarkStart w:id="53" w:name="ref-field2007clusterbootstrap"/>
+    <w:p>
+      <w:pPr>
+        <w:pStyle w:val="Bibliography"/>
+      </w:pPr>
+      <w:r>
+        <w:t xml:space="preserve">Field, C. A., and A. H. Welsh. 2007.</w:t>
+      </w:r>
+      <w:r>
+        <w:t xml:space="preserve"> </w:t>
+      </w:r>
+      <w:r>
+        <w:t xml:space="preserve">“Bootstrapping Clustered Data.”</w:t>
+      </w:r>
+      <w:r>
+        <w:t xml:space="preserve"> </w:t>
+      </w:r>
+      <w:r>
+        <w:rPr>
+          <w:i/>
+          <w:iCs/>
+        </w:rPr>
+        <w:t xml:space="preserve">Journal of the Royal Statistical Society: Series B</w:t>
+      </w:r>
+      <w:r>
+        <w:t xml:space="preserve"> </w:t>
+      </w:r>
+      <w:r>
+        <w:t xml:space="preserve">69 (3): 369–90.</w:t>
+      </w:r>
+      <w:r>
+        <w:t xml:space="preserve"> </w:t>
+      </w:r>
+      <w:hyperlink r:id="rId52">
+        <w:r>
+          <w:rPr>
+            <w:rStyle w:val="Hyperlink"/>
+          </w:rPr>
+          <w:t xml:space="preserve">https://doi.org/10.1111/j.1467-9868.2007.00593.x</w:t>
+        </w:r>
+      </w:hyperlink>
+      <w:r>
+        <w:t xml:space="preserve">.</w:t>
+      </w:r>
+    </w:p>
+    <w:bookmarkEnd w:id="53"/>
+    <w:bookmarkStart w:id="55" w:name="ref-goldowskydill2023pathpatching"/>
+    <w:p>
+      <w:pPr>
+        <w:pStyle w:val="Bibliography"/>
+      </w:pPr>
+      <w:r>
+        <w:t xml:space="preserve">Goldowsky-Dill, Nicholas, Chris MacLeod, Lucas Sato, and Aryaman Arora. 2023.</w:t>
+      </w:r>
+      <w:r>
+        <w:t xml:space="preserve"> </w:t>
+      </w:r>
+      <w:r>
+        <w:rPr>
+          <w:i/>
+          <w:iCs/>
+        </w:rPr>
+        <w:t xml:space="preserve">Localizing Model Behavior with Path Patching</w:t>
+      </w:r>
+      <w:r>
+        <w:t xml:space="preserve">.</w:t>
+      </w:r>
+      <w:r>
+        <w:t xml:space="preserve"> </w:t>
+      </w:r>
+      <w:hyperlink r:id="rId54">
+        <w:r>
+          <w:rPr>
+            <w:rStyle w:val="Hyperlink"/>
+          </w:rPr>
+          <w:t xml:space="preserve">https://doi.org/10.48550/arXiv.2304.05969</w:t>
+        </w:r>
+      </w:hyperlink>
+      <w:r>
+        <w:t xml:space="preserve">.</w:t>
+      </w:r>
+    </w:p>
+    <w:bookmarkEnd w:id="55"/>
+    <w:bookmarkStart w:id="57" w:name="ref-guo2024pad"/>
+    <w:p>
+      <w:pPr>
+        <w:pStyle w:val="Bibliography"/>
+      </w:pPr>
+      <w:r>
+        <w:t xml:space="preserve">Guo, Yanjiang, Yucheng Hu, Jianke Zhang, et al. 2024.</w:t>
+      </w:r>
+      <w:r>
+        <w:t xml:space="preserve"> </w:t>
+      </w:r>
+      <w:r>
+        <w:t xml:space="preserve">“Prediction with Action: Visual Policy Learning via Joint Denoising Process.”</w:t>
+      </w:r>
+      <w:r>
+        <w:t xml:space="preserve"> </w:t>
+      </w:r>
+      <w:r>
+        <w:rPr>
+          <w:i/>
+          <w:iCs/>
+        </w:rPr>
+        <w:t xml:space="preserve">Advances in Neural Information Processing Systems</w:t>
+      </w:r>
+      <w:r>
+        <w:t xml:space="preserve"> </w:t>
+      </w:r>
+      <w:r>
+        <w:t xml:space="preserve">37: 112386–410.</w:t>
+      </w:r>
+      <w:r>
+        <w:t xml:space="preserve"> </w:t>
+      </w:r>
+      <w:hyperlink r:id="rId56">
+        <w:r>
+          <w:rPr>
+            <w:rStyle w:val="Hyperlink"/>
+          </w:rPr>
+          <w:t xml:space="preserve">https://doi.org/10.52202/079017-3570</w:t>
+        </w:r>
+      </w:hyperlink>
+      <w:r>
+        <w:t xml:space="preserve">.</w:t>
+      </w:r>
+    </w:p>
+    <w:bookmarkEnd w:id="57"/>
+    <w:bookmarkStart w:id="59" w:name="ref-hu2025vpp"/>
+    <w:p>
+      <w:pPr>
+        <w:pStyle w:val="Bibliography"/>
+      </w:pPr>
+      <w:r>
+        <w:t xml:space="preserve">Hu, Yucheng, Yanjiang Guo, Pengchao Wang, et al. 2025.</w:t>
+      </w:r>
+      <w:r>
+        <w:t xml:space="preserve"> </w:t>
+      </w:r>
+      <w:r>
+        <w:t xml:space="preserve">“Video Prediction Policy: A Generalist Robot Policy with Predictive Visual Representations.”</w:t>
+      </w:r>
+      <w:r>
+        <w:t xml:space="preserve"> </w:t>
+      </w:r>
+      <w:r>
+        <w:rPr>
+          <w:i/>
+          <w:iCs/>
+        </w:rPr>
+        <w:t xml:space="preserve">Proceedings of the 42nd International Conference on Machine Learning</w:t>
+      </w:r>
+      <w:r>
+        <w:t xml:space="preserve">, Proceedings of machine learning research, vol. 267: 24328–46.</w:t>
+      </w:r>
+      <w:r>
+        <w:t xml:space="preserve"> </w:t>
+      </w:r>
+      <w:hyperlink r:id="rId58">
+        <w:r>
+          <w:rPr>
+            <w:rStyle w:val="Hyperlink"/>
+          </w:rPr>
+          <w:t xml:space="preserve">https://proceedings.mlr.press/v267/hu25g.html</w:t>
+        </w:r>
+      </w:hyperlink>
+      <w:r>
+        <w:t xml:space="preserve">.</w:t>
+      </w:r>
+    </w:p>
+    <w:bookmarkEnd w:id="59"/>
+    <w:bookmarkStart w:id="61" w:name="ref-kim2026cosmospolicy"/>
+    <w:p>
+      <w:pPr>
+        <w:pStyle w:val="Bibliography"/>
+      </w:pPr>
+      <w:r>
+        <w:t xml:space="preserve">Kim, Moo Jin, Yihuai Gao, Tsung-Yi Lin, et al. 2026.</w:t>
+      </w:r>
+      <w:r>
+        <w:t xml:space="preserve"> </w:t>
+      </w:r>
+      <w:r>
+        <w:t xml:space="preserve">“</w:t>
+      </w:r>
+      <w:r>
+        <w:t xml:space="preserve">Cosmos Policy</w:t>
+      </w:r>
+      <w:r>
+        <w:t xml:space="preserve">: Fine-Tuning Video Models for Visuomotor Control and Planning.”</w:t>
+      </w:r>
+      <w:r>
+        <w:t xml:space="preserve"> </w:t>
+      </w:r>
+      <w:r>
+        <w:rPr>
+          <w:i/>
+          <w:iCs/>
+        </w:rPr>
+        <w:t xml:space="preserve">The Fourteenth International Conference on Learning Representations</w:t>
+      </w:r>
+      <w:r>
+        <w:t xml:space="preserve">.</w:t>
+      </w:r>
+      <w:r>
+        <w:t xml:space="preserve"> </w:t>
+      </w:r>
+      <w:hyperlink r:id="rId60">
         <w:r>
           <w:rPr>
             <w:rStyle w:val="Hyperlink"/>
@@ -6216,45 +5590,24 @@
           <w:t xml:space="preserve">https://openreview.net/forum?id=wPEIStHxYH</w:t>
         </w:r>
       </w:hyperlink>
-    </w:p>
-    <w:bookmarkEnd w:id="56"/>
-    <w:bookmarkStart w:id="58" w:name="ref-nvidia2026cosmos3"/>
+      <w:r>
+        <w:t xml:space="preserve">.</w:t>
+      </w:r>
+    </w:p>
+    <w:bookmarkEnd w:id="61"/>
+    <w:bookmarkStart w:id="63" w:name="ref-lakens2017equivalence"/>
     <w:p>
       <w:pPr>
         <w:pStyle w:val="Bibliography"/>
       </w:pPr>
       <w:r>
-        <w:t xml:space="preserve">[2]</w:t>
-      </w:r>
-      <w:r>
-        <w:t xml:space="preserve"> </w:t>
-      </w:r>
-      <w:r>
-        <w:t xml:space="preserve">	</w:t>
-      </w:r>
-      <w:r>
-        <w:t xml:space="preserve">NVIDIA,</w:t>
-      </w:r>
-      <w:r>
-        <w:t xml:space="preserve"> </w:t>
-      </w:r>
-      <w:r>
-        <w:t xml:space="preserve">“</w:t>
-      </w:r>
-      <w:r>
-        <w:t xml:space="preserve">Cosmos 3</w:t>
-      </w:r>
-      <w:r>
-        <w:t xml:space="preserve">: Omnimodal world models for physical</w:t>
-      </w:r>
-      <w:r>
-        <w:t xml:space="preserve"> </w:t>
-      </w:r>
-      <w:r>
-        <w:t xml:space="preserve">AI</w:t>
-      </w:r>
-      <w:r>
-        <w:t xml:space="preserve">,”</w:t>
+        <w:t xml:space="preserve">Lakens, Daniël. 2017.</w:t>
+      </w:r>
+      <w:r>
+        <w:t xml:space="preserve"> </w:t>
+      </w:r>
+      <w:r>
+        <w:t xml:space="preserve">“Equivalence Tests: A Practical Primer for t Tests, Correlations, and Meta-Analyses.”</w:t>
       </w:r>
       <w:r>
         <w:t xml:space="preserve"> </w:t>
@@ -6264,49 +5617,37 @@
           <w:i/>
           <w:iCs/>
         </w:rPr>
-        <w:t xml:space="preserve">arXiv preprint arXiv:2606.02800</w:t>
-      </w:r>
-      <w:r>
-        <w:t xml:space="preserve">, 2026, doi:</w:t>
-      </w:r>
-      <w:r>
-        <w:t xml:space="preserve"> </w:t>
-      </w:r>
-      <w:hyperlink r:id="rId57">
+        <w:t xml:space="preserve">Social Psychological and Personality Science</w:t>
+      </w:r>
+      <w:r>
+        <w:t xml:space="preserve"> </w:t>
+      </w:r>
+      <w:r>
+        <w:t xml:space="preserve">8 (4): 355–62.</w:t>
+      </w:r>
+      <w:r>
+        <w:t xml:space="preserve"> </w:t>
+      </w:r>
+      <w:hyperlink r:id="rId62">
         <w:r>
           <w:rPr>
             <w:rStyle w:val="Hyperlink"/>
           </w:rPr>
-          <w:t xml:space="preserve">10.48550/arXiv.2606.02800</w:t>
+          <w:t xml:space="preserve">https://doi.org/10.1177/1948550617697177</w:t>
         </w:r>
       </w:hyperlink>
       <w:r>
         <w:t xml:space="preserve">.</w:t>
       </w:r>
     </w:p>
-    <w:bookmarkEnd w:id="58"/>
-    <w:bookmarkStart w:id="60" w:name="ref-ebert2018visualforesight"/>
+    <w:bookmarkEnd w:id="63"/>
+    <w:bookmarkStart w:id="65" w:name="ref-li2025uva"/>
     <w:p>
       <w:pPr>
         <w:pStyle w:val="Bibliography"/>
       </w:pPr>
       <w:r>
-        <w:t xml:space="preserve">[3]</w:t>
-      </w:r>
-      <w:r>
-        <w:t xml:space="preserve"> </w:t>
-      </w:r>
-      <w:r>
-        <w:t xml:space="preserve">	</w:t>
-      </w:r>
-      <w:r>
-        <w:t xml:space="preserve">F. Ebert, C. Finn, S. Dasari, A. Xie, A. Lee, and S. Levine,</w:t>
-      </w:r>
-      <w:r>
-        <w:t xml:space="preserve"> </w:t>
-      </w:r>
-      <w:r>
-        <w:t xml:space="preserve">“Visual foresight: Model-based deep reinforcement learning for vision-based robotic control,”</w:t>
+        <w:t xml:space="preserve">Li, Shuang, Yihuai Gao, Dorsa Sadigh, and Shuran Song. 2025.</w:t>
       </w:r>
       <w:r>
         <w:t xml:space="preserve"> </w:t>
@@ -6316,40 +5657,46 @@
           <w:i/>
           <w:iCs/>
         </w:rPr>
-        <w:t xml:space="preserve">arXiv preprint arXiv:1812.00568</w:t>
-      </w:r>
-      <w:r>
-        <w:t xml:space="preserve">, 2018, Available:</w:t>
-      </w:r>
-      <w:r>
-        <w:t xml:space="preserve"> </w:t>
-      </w:r>
-      <w:hyperlink r:id="rId59">
+        <w:t xml:space="preserve">Unified Video Action Model</w:t>
+      </w:r>
+      <w:r>
+        <w:t xml:space="preserve">.</w:t>
+      </w:r>
+      <w:r>
+        <w:t xml:space="preserve"> </w:t>
+      </w:r>
+      <w:hyperlink r:id="rId64">
         <w:r>
           <w:rPr>
             <w:rStyle w:val="Hyperlink"/>
           </w:rPr>
-          <w:t xml:space="preserve">https://arxiv.org/abs/1812.00568</w:t>
+          <w:t xml:space="preserve">https://doi.org/10.48550/arXiv.2503.00200</w:t>
         </w:r>
       </w:hyperlink>
-    </w:p>
-    <w:bookmarkEnd w:id="60"/>
-    <w:bookmarkStart w:id="62" w:name="ref-du2024videolanguage"/>
+      <w:r>
+        <w:t xml:space="preserve">.</w:t>
+      </w:r>
+    </w:p>
+    <w:bookmarkEnd w:id="65"/>
+    <w:bookmarkStart w:id="67" w:name="ref-liu2023libero"/>
     <w:p>
       <w:pPr>
         <w:pStyle w:val="Bibliography"/>
       </w:pPr>
       <w:r>
-        <w:t xml:space="preserve">[4]</w:t>
-      </w:r>
-      <w:r>
-        <w:t xml:space="preserve"> </w:t>
-      </w:r>
-      <w:r>
-        <w:t xml:space="preserve">	</w:t>
-      </w:r>
-      <w:r>
-        <w:t xml:space="preserve">Y. Du</w:t>
+        <w:t xml:space="preserve">Liu, Bo, Yifeng Zhu, Chongkai Gao, et al. 2023.</w:t>
+      </w:r>
+      <w:r>
+        <w:t xml:space="preserve"> </w:t>
+      </w:r>
+      <w:r>
+        <w:t xml:space="preserve">“</w:t>
+      </w:r>
+      <w:r>
+        <w:t xml:space="preserve">LIBERO</w:t>
+      </w:r>
+      <w:r>
+        <w:t xml:space="preserve">: Benchmarking Knowledge Transfer for Lifelong Robot Learning.”</w:t>
       </w:r>
       <w:r>
         <w:t xml:space="preserve"> </w:t>
@@ -6359,22 +5706,52 @@
           <w:i/>
           <w:iCs/>
         </w:rPr>
-        <w:t xml:space="preserve">et al.</w:t>
-      </w:r>
-      <w:r>
-        <w:t xml:space="preserve">,</w:t>
-      </w:r>
-      <w:r>
-        <w:t xml:space="preserve"> </w:t>
-      </w:r>
-      <w:r>
-        <w:t xml:space="preserve">“Video language planning,”</w:t>
-      </w:r>
-      <w:r>
-        <w:t xml:space="preserve"> </w:t>
-      </w:r>
-      <w:r>
-        <w:t xml:space="preserve">in</w:t>
+        <w:t xml:space="preserve">Advances in Neural Information Processing Systems</w:t>
+      </w:r>
+      <w:r>
+        <w:t xml:space="preserve"> </w:t>
+      </w:r>
+      <w:r>
+        <w:t xml:space="preserve">36: 44776–91.</w:t>
+      </w:r>
+      <w:r>
+        <w:t xml:space="preserve"> </w:t>
+      </w:r>
+      <w:hyperlink r:id="rId66">
+        <w:r>
+          <w:rPr>
+            <w:rStyle w:val="Hyperlink"/>
+          </w:rPr>
+          <w:t xml:space="preserve">https://doi.org/10.52202/075280-1939</w:t>
+        </w:r>
+      </w:hyperlink>
+      <w:r>
+        <w:t xml:space="preserve">.</w:t>
+      </w:r>
+    </w:p>
+    <w:bookmarkEnd w:id="67"/>
+    <w:bookmarkStart w:id="69" w:name="ref-meng2022rome"/>
+    <w:p>
+      <w:pPr>
+        <w:pStyle w:val="Bibliography"/>
+      </w:pPr>
+      <w:r>
+        <w:t xml:space="preserve">Meng, Kevin, David Bau, Alex Andonian, and Yonatan Belinkov. 2022.</w:t>
+      </w:r>
+      <w:r>
+        <w:t xml:space="preserve"> </w:t>
+      </w:r>
+      <w:r>
+        <w:t xml:space="preserve">“Locating and Editing Factual Associations in</w:t>
+      </w:r>
+      <w:r>
+        <w:t xml:space="preserve"> </w:t>
+      </w:r>
+      <w:r>
+        <w:t xml:space="preserve">GPT</w:t>
+      </w:r>
+      <w:r>
+        <w:t xml:space="preserve">.”</w:t>
       </w:r>
       <w:r>
         <w:t xml:space="preserve"> </w:t>
@@ -6384,97 +5761,110 @@
           <w:i/>
           <w:iCs/>
         </w:rPr>
-        <w:t xml:space="preserve">The twelfth international conference on learning representations</w:t>
-      </w:r>
-      <w:r>
-        <w:t xml:space="preserve">, 2024. Available:</w:t>
-      </w:r>
-      <w:r>
-        <w:t xml:space="preserve"> </w:t>
-      </w:r>
-      <w:hyperlink r:id="rId61">
+        <w:t xml:space="preserve">Advances in Neural Information Processing Systems</w:t>
+      </w:r>
+      <w:r>
+        <w:t xml:space="preserve"> </w:t>
+      </w:r>
+      <w:r>
+        <w:t xml:space="preserve">35: 17359–72.</w:t>
+      </w:r>
+      <w:r>
+        <w:t xml:space="preserve"> </w:t>
+      </w:r>
+      <w:hyperlink r:id="rId68">
         <w:r>
           <w:rPr>
             <w:rStyle w:val="Hyperlink"/>
           </w:rPr>
-          <w:t xml:space="preserve">https://openreview.net/forum?id=9pKtcJcMP3</w:t>
+          <w:t xml:space="preserve">https://doi.org/10.52202/068431-1262</w:t>
         </w:r>
       </w:hyperlink>
-    </w:p>
-    <w:bookmarkEnd w:id="62"/>
-    <w:bookmarkStart w:id="64" w:name="ref-zhang2026rift"/>
+      <w:r>
+        <w:t xml:space="preserve">.</w:t>
+      </w:r>
+    </w:p>
+    <w:bookmarkEnd w:id="69"/>
+    <w:bookmarkStart w:id="71" w:name="ref-nasiriany2024robocasa"/>
     <w:p>
       <w:pPr>
         <w:pStyle w:val="Bibliography"/>
       </w:pPr>
       <w:r>
-        <w:t xml:space="preserve">[5]</w:t>
-      </w:r>
-      <w:r>
-        <w:t xml:space="preserve"> </w:t>
-      </w:r>
-      <w:r>
-        <w:t xml:space="preserve">	</w:t>
-      </w:r>
-      <w:r>
-        <w:t xml:space="preserve">C. Zhang, J. Tong, X. Li, Y. Wang, and H. Li,</w:t>
-      </w:r>
-      <w:r>
-        <w:t xml:space="preserve"> </w:t>
-      </w:r>
-      <w:r>
-        <w:t xml:space="preserve">“Keep the future, drop the rollout:</w:t>
-      </w:r>
-      <w:r>
-        <w:t xml:space="preserve"> </w:t>
-      </w:r>
-      <w:r>
-        <w:t xml:space="preserve">RIFT</w:t>
-      </w:r>
-      <w:r>
-        <w:t xml:space="preserve"> </w:t>
-      </w:r>
-      <w:r>
-        <w:t xml:space="preserve">for world action models.”</w:t>
-      </w:r>
-      <w:r>
-        <w:t xml:space="preserve"> </w:t>
-      </w:r>
-      <w:r>
-        <w:t xml:space="preserve">2026. doi:</w:t>
-      </w:r>
-      <w:r>
-        <w:t xml:space="preserve"> </w:t>
-      </w:r>
-      <w:hyperlink r:id="rId63">
+        <w:t xml:space="preserve">Nasiriany, Soroush, Abhiram Maddukuri, Lance Zhang, et al. 2024.</w:t>
+      </w:r>
+      <w:r>
+        <w:t xml:space="preserve"> </w:t>
+      </w:r>
+      <w:r>
+        <w:t xml:space="preserve">“</w:t>
+      </w:r>
+      <w:r>
+        <w:t xml:space="preserve">RoboCasa</w:t>
+      </w:r>
+      <w:r>
+        <w:t xml:space="preserve">: Large-Scale Simulation of Household Tasks for Generalist Robots.”</w:t>
+      </w:r>
+      <w:r>
+        <w:t xml:space="preserve"> </w:t>
+      </w:r>
+      <w:r>
+        <w:rPr>
+          <w:i/>
+          <w:iCs/>
+        </w:rPr>
+        <w:t xml:space="preserve">Proceedings of Robotics: Science and Systems</w:t>
+      </w:r>
+      <w:r>
+        <w:t xml:space="preserve"> </w:t>
+      </w:r>
+      <w:r>
+        <w:t xml:space="preserve">(Delft, Netherlands), July.</w:t>
+      </w:r>
+      <w:r>
+        <w:t xml:space="preserve"> </w:t>
+      </w:r>
+      <w:hyperlink r:id="rId70">
         <w:r>
           <w:rPr>
             <w:rStyle w:val="Hyperlink"/>
           </w:rPr>
-          <w:t xml:space="preserve">10.48550/arXiv.2608.11521</w:t>
+          <w:t xml:space="preserve">https://doi.org/10.15607/RSS.2024.XX.050</w:t>
         </w:r>
       </w:hyperlink>
       <w:r>
         <w:t xml:space="preserve">.</w:t>
       </w:r>
     </w:p>
-    <w:bookmarkEnd w:id="64"/>
-    <w:bookmarkStart w:id="66" w:name="ref-hu2025vpp"/>
+    <w:bookmarkEnd w:id="71"/>
+    <w:bookmarkStart w:id="73" w:name="ref-nvidia2026cosmos3"/>
     <w:p>
       <w:pPr>
         <w:pStyle w:val="Bibliography"/>
       </w:pPr>
       <w:r>
-        <w:t xml:space="preserve">[6]</w:t>
-      </w:r>
-      <w:r>
-        <w:t xml:space="preserve"> </w:t>
-      </w:r>
-      <w:r>
-        <w:t xml:space="preserve">	</w:t>
-      </w:r>
-      <w:r>
-        <w:t xml:space="preserve">Y. Hu</w:t>
+        <w:t xml:space="preserve">NVIDIA. 2026a.</w:t>
+      </w:r>
+      <w:r>
+        <w:t xml:space="preserve"> </w:t>
+      </w:r>
+      <w:r>
+        <w:t xml:space="preserve">“</w:t>
+      </w:r>
+      <w:r>
+        <w:t xml:space="preserve">Cosmos 3</w:t>
+      </w:r>
+      <w:r>
+        <w:t xml:space="preserve">: Omnimodal World Models for Physical</w:t>
+      </w:r>
+      <w:r>
+        <w:t xml:space="preserve"> </w:t>
+      </w:r>
+      <w:r>
+        <w:t xml:space="preserve">AI</w:t>
+      </w:r>
+      <w:r>
+        <w:t xml:space="preserve">.”</w:t>
       </w:r>
       <w:r>
         <w:t xml:space="preserve"> </w:t>
@@ -6484,22 +5874,34 @@
           <w:i/>
           <w:iCs/>
         </w:rPr>
-        <w:t xml:space="preserve">et al.</w:t>
-      </w:r>
-      <w:r>
-        <w:t xml:space="preserve">,</w:t>
-      </w:r>
-      <w:r>
-        <w:t xml:space="preserve"> </w:t>
-      </w:r>
-      <w:r>
-        <w:t xml:space="preserve">“Video prediction policy: A generalist robot policy with predictive visual representations,”</w:t>
-      </w:r>
-      <w:r>
-        <w:t xml:space="preserve"> </w:t>
-      </w:r>
-      <w:r>
-        <w:t xml:space="preserve">in</w:t>
+        <w:t xml:space="preserve">arXiv Preprint arXiv:2606.02800</w:t>
+      </w:r>
+      <w:r>
+        <w:t xml:space="preserve">, ahead of print.</w:t>
+      </w:r>
+      <w:r>
+        <w:t xml:space="preserve"> </w:t>
+      </w:r>
+      <w:hyperlink r:id="rId72">
+        <w:r>
+          <w:rPr>
+            <w:rStyle w:val="Hyperlink"/>
+          </w:rPr>
+          <w:t xml:space="preserve">https://doi.org/10.48550/arXiv.2606.02800</w:t>
+        </w:r>
+      </w:hyperlink>
+      <w:r>
+        <w:t xml:space="preserve">.</w:t>
+      </w:r>
+    </w:p>
+    <w:bookmarkEnd w:id="73"/>
+    <w:bookmarkStart w:id="75" w:name="ref-nvidia2026cosmos3droid"/>
+    <w:p>
+      <w:pPr>
+        <w:pStyle w:val="Bibliography"/>
+      </w:pPr>
+      <w:r>
+        <w:t xml:space="preserve">NVIDIA. 2026b.</w:t>
       </w:r>
       <w:r>
         <w:t xml:space="preserve"> </w:t>
@@ -6509,40 +5911,40 @@
           <w:i/>
           <w:iCs/>
         </w:rPr>
-        <w:t xml:space="preserve">Proceedings of the 42nd international conference on machine learning</w:t>
-      </w:r>
-      <w:r>
-        <w:t xml:space="preserve">, in Proceedings of machine learning research, vol. 267. PMLR, 2025, pp. 24328–24346. Available:</w:t>
-      </w:r>
-      <w:r>
-        <w:t xml:space="preserve"> </w:t>
-      </w:r>
-      <w:hyperlink r:id="rId65">
+        <w:t xml:space="preserve">Cosmos3-Nano-Policy-DROID</w:t>
+      </w:r>
+      <w:r>
+        <w:t xml:space="preserve">. Hugging Face model checkpoint and configuration.</w:t>
+      </w:r>
+      <w:r>
+        <w:t xml:space="preserve"> </w:t>
+      </w:r>
+      <w:hyperlink r:id="rId74">
         <w:r>
           <w:rPr>
             <w:rStyle w:val="Hyperlink"/>
           </w:rPr>
-          <w:t xml:space="preserve">https://proceedings.mlr.press/v267/hu25g.html</w:t>
+          <w:t xml:space="preserve">https://huggingface.co/nvidia/Cosmos3-Nano-Policy-DROID</w:t>
         </w:r>
       </w:hyperlink>
-    </w:p>
-    <w:bookmarkEnd w:id="66"/>
-    <w:bookmarkStart w:id="68" w:name="ref-du2023unipi"/>
+      <w:r>
+        <w:t xml:space="preserve">.</w:t>
+      </w:r>
+    </w:p>
+    <w:bookmarkEnd w:id="75"/>
+    <w:bookmarkStart w:id="77" w:name="ref-pearl2001direct"/>
     <w:p>
       <w:pPr>
         <w:pStyle w:val="Bibliography"/>
       </w:pPr>
       <w:r>
-        <w:t xml:space="preserve">[7]</w:t>
-      </w:r>
-      <w:r>
-        <w:t xml:space="preserve"> </w:t>
-      </w:r>
-      <w:r>
-        <w:t xml:space="preserve">	</w:t>
-      </w:r>
-      <w:r>
-        <w:t xml:space="preserve">Y. Du</w:t>
+        <w:t xml:space="preserve">Pearl, Judea. 2001.</w:t>
+      </w:r>
+      <w:r>
+        <w:t xml:space="preserve"> </w:t>
+      </w:r>
+      <w:r>
+        <w:t xml:space="preserve">“Direct and Indirect Effects.”</w:t>
       </w:r>
       <w:r>
         <w:t xml:space="preserve"> </w:t>
@@ -6552,368 +5954,18 @@
           <w:i/>
           <w:iCs/>
         </w:rPr>
-        <w:t xml:space="preserve">et al.</w:t>
-      </w:r>
-      <w:r>
-        <w:t xml:space="preserve">,</w:t>
-      </w:r>
-      <w:r>
-        <w:t xml:space="preserve"> </w:t>
-      </w:r>
-      <w:r>
-        <w:t xml:space="preserve">“Learning universal policies via text-guided video generation,”</w:t>
-      </w:r>
-      <w:r>
-        <w:t xml:space="preserve"> </w:t>
-      </w:r>
-      <w:r>
-        <w:t xml:space="preserve">in</w:t>
-      </w:r>
-      <w:r>
-        <w:t xml:space="preserve"> </w:t>
-      </w:r>
-      <w:r>
-        <w:rPr>
-          <w:i/>
-          <w:iCs/>
-        </w:rPr>
-        <w:t xml:space="preserve">Advances in neural information processing systems</w:t>
-      </w:r>
-      <w:r>
-        <w:t xml:space="preserve">, 2023. Available:</w:t>
-      </w:r>
-      <w:r>
-        <w:t xml:space="preserve"> </w:t>
-      </w:r>
-      <w:hyperlink r:id="rId67">
-        <w:r>
-          <w:rPr>
-            <w:rStyle w:val="Hyperlink"/>
-          </w:rPr>
-          <w:t xml:space="preserve">https://proceedings.neurips.cc/paper_files/paper/2023/hash/1d5b9233ad716a43be5c0d3023cb82d0-Abstract.html</w:t>
-        </w:r>
-      </w:hyperlink>
-    </w:p>
-    <w:bookmarkEnd w:id="68"/>
-    <w:bookmarkStart w:id="70" w:name="ref-guo2024pad"/>
-    <w:p>
-      <w:pPr>
-        <w:pStyle w:val="Bibliography"/>
-      </w:pPr>
-      <w:r>
-        <w:t xml:space="preserve">[8]</w:t>
-      </w:r>
-      <w:r>
-        <w:t xml:space="preserve"> </w:t>
-      </w:r>
-      <w:r>
-        <w:t xml:space="preserve">	</w:t>
-      </w:r>
-      <w:r>
-        <w:t xml:space="preserve">Y. Guo</w:t>
-      </w:r>
-      <w:r>
-        <w:t xml:space="preserve"> </w:t>
-      </w:r>
-      <w:r>
-        <w:rPr>
-          <w:i/>
-          <w:iCs/>
-        </w:rPr>
-        <w:t xml:space="preserve">et al.</w:t>
-      </w:r>
-      <w:r>
-        <w:t xml:space="preserve">,</w:t>
-      </w:r>
-      <w:r>
-        <w:t xml:space="preserve"> </w:t>
-      </w:r>
-      <w:r>
-        <w:t xml:space="preserve">“Prediction with action: Visual policy learning via joint denoising process,”</w:t>
-      </w:r>
-      <w:r>
-        <w:t xml:space="preserve"> </w:t>
-      </w:r>
-      <w:r>
-        <w:t xml:space="preserve">in</w:t>
-      </w:r>
-      <w:r>
-        <w:t xml:space="preserve"> </w:t>
-      </w:r>
-      <w:r>
-        <w:rPr>
-          <w:i/>
-          <w:iCs/>
-        </w:rPr>
-        <w:t xml:space="preserve">Advances in neural information processing systems</w:t>
-      </w:r>
-      <w:r>
-        <w:t xml:space="preserve">, Curran Associates, Inc., 2024, pp. 112386–112410. doi:</w:t>
-      </w:r>
-      <w:r>
-        <w:t xml:space="preserve"> </w:t>
-      </w:r>
-      <w:hyperlink r:id="rId69">
-        <w:r>
-          <w:rPr>
-            <w:rStyle w:val="Hyperlink"/>
-          </w:rPr>
-          <w:t xml:space="preserve">10.52202/079017-3570</w:t>
-        </w:r>
-      </w:hyperlink>
-      <w:r>
-        <w:t xml:space="preserve">.</w:t>
-      </w:r>
-    </w:p>
-    <w:bookmarkEnd w:id="70"/>
-    <w:bookmarkStart w:id="72" w:name="ref-li2025uva"/>
-    <w:p>
-      <w:pPr>
-        <w:pStyle w:val="Bibliography"/>
-      </w:pPr>
-      <w:r>
-        <w:t xml:space="preserve">[9]</w:t>
-      </w:r>
-      <w:r>
-        <w:t xml:space="preserve"> </w:t>
-      </w:r>
-      <w:r>
-        <w:t xml:space="preserve">	</w:t>
-      </w:r>
-      <w:r>
-        <w:t xml:space="preserve">S. Li, Y. Gao, D. Sadigh, and S. Song,</w:t>
-      </w:r>
-      <w:r>
-        <w:t xml:space="preserve"> </w:t>
-      </w:r>
-      <w:r>
-        <w:t xml:space="preserve">“Unified video action model.”</w:t>
-      </w:r>
-      <w:r>
-        <w:t xml:space="preserve"> </w:t>
-      </w:r>
-      <w:r>
-        <w:t xml:space="preserve">2025. doi:</w:t>
-      </w:r>
-      <w:r>
-        <w:t xml:space="preserve"> </w:t>
-      </w:r>
-      <w:hyperlink r:id="rId71">
-        <w:r>
-          <w:rPr>
-            <w:rStyle w:val="Hyperlink"/>
-          </w:rPr>
-          <w:t xml:space="preserve">10.48550/arXiv.2503.00200</w:t>
-        </w:r>
-      </w:hyperlink>
-      <w:r>
-        <w:t xml:space="preserve">.</w:t>
-      </w:r>
-    </w:p>
-    <w:bookmarkEnd w:id="72"/>
-    <w:bookmarkStart w:id="74" w:name="ref-yuan2026fastwam"/>
-    <w:p>
-      <w:pPr>
-        <w:pStyle w:val="Bibliography"/>
-      </w:pPr>
-      <w:r>
-        <w:t xml:space="preserve">[10]</w:t>
-      </w:r>
-      <w:r>
-        <w:t xml:space="preserve"> </w:t>
-      </w:r>
-      <w:r>
-        <w:t xml:space="preserve">	</w:t>
-      </w:r>
-      <w:r>
-        <w:t xml:space="preserve">T. Yuan, Z. Dong, Y. Liu, and H. Zhao,</w:t>
-      </w:r>
-      <w:r>
-        <w:t xml:space="preserve"> </w:t>
-      </w:r>
-      <w:r>
-        <w:t xml:space="preserve">“</w:t>
-      </w:r>
-      <w:r>
-        <w:t xml:space="preserve">Fast-WAM</w:t>
-      </w:r>
-      <w:r>
-        <w:t xml:space="preserve">: Do world action models need test-time future imagination?”</w:t>
-      </w:r>
-      <w:r>
-        <w:t xml:space="preserve"> 2026. doi:</w:t>
-      </w:r>
-      <w:r>
-        <w:t xml:space="preserve"> </w:t>
-      </w:r>
-      <w:hyperlink r:id="rId73">
-        <w:r>
-          <w:rPr>
-            <w:rStyle w:val="Hyperlink"/>
-          </w:rPr>
-          <w:t xml:space="preserve">10.48550/arXiv.2603.16666</w:t>
-        </w:r>
-      </w:hyperlink>
-      <w:r>
-        <w:t xml:space="preserve">.</w:t>
-      </w:r>
-    </w:p>
-    <w:bookmarkEnd w:id="74"/>
-    <w:bookmarkStart w:id="76" w:name="ref-zhao2026fasterwam"/>
-    <w:p>
-      <w:pPr>
-        <w:pStyle w:val="Bibliography"/>
-      </w:pPr>
-      <w:r>
-        <w:t xml:space="preserve">[11]</w:t>
-      </w:r>
-      <w:r>
-        <w:t xml:space="preserve"> </w:t>
-      </w:r>
-      <w:r>
-        <w:t xml:space="preserve">	</w:t>
-      </w:r>
-      <w:r>
-        <w:t xml:space="preserve">W. Zhao</w:t>
-      </w:r>
-      <w:r>
-        <w:t xml:space="preserve"> </w:t>
-      </w:r>
-      <w:r>
-        <w:rPr>
-          <w:i/>
-          <w:iCs/>
-        </w:rPr>
-        <w:t xml:space="preserve">et al.</w:t>
-      </w:r>
-      <w:r>
-        <w:t xml:space="preserve">,</w:t>
-      </w:r>
-      <w:r>
-        <w:t xml:space="preserve"> </w:t>
-      </w:r>
-      <w:r>
-        <w:t xml:space="preserve">“</w:t>
-      </w:r>
-      <w:r>
-        <w:t xml:space="preserve">Faster-WAM</w:t>
-      </w:r>
-      <w:r>
-        <w:t xml:space="preserve">: Efficient inference-time future conditioning for robust world action models.”</w:t>
-      </w:r>
-      <w:r>
-        <w:t xml:space="preserve"> </w:t>
-      </w:r>
-      <w:r>
-        <w:t xml:space="preserve">2026. doi:</w:t>
-      </w:r>
-      <w:r>
-        <w:t xml:space="preserve"> </w:t>
-      </w:r>
-      <w:hyperlink r:id="rId75">
-        <w:r>
-          <w:rPr>
-            <w:rStyle w:val="Hyperlink"/>
-          </w:rPr>
-          <w:t xml:space="preserve">10.48550/arXiv.2608.04404</w:t>
-        </w:r>
-      </w:hyperlink>
-      <w:r>
-        <w:t xml:space="preserve">.</w:t>
-      </w:r>
-    </w:p>
-    <w:bookmarkEnd w:id="76"/>
-    <w:bookmarkStart w:id="78" w:name="ref-qiu2026agra"/>
-    <w:p>
-      <w:pPr>
-        <w:pStyle w:val="Bibliography"/>
-      </w:pPr>
-      <w:r>
-        <w:t xml:space="preserve">[12]</w:t>
-      </w:r>
-      <w:r>
-        <w:t xml:space="preserve"> </w:t>
-      </w:r>
-      <w:r>
-        <w:t xml:space="preserve">	</w:t>
-      </w:r>
-      <w:r>
-        <w:t xml:space="preserve">L. Qiu, Y. Li, Y. Chen, Y. Ge, Y. Ge, and X. Liu,</w:t>
-      </w:r>
-      <w:r>
-        <w:t xml:space="preserve"> </w:t>
-      </w:r>
-      <w:r>
-        <w:t xml:space="preserve">“Making foresight actionable: Repurposing representation alignment in world action models.”</w:t>
-      </w:r>
-      <w:r>
-        <w:t xml:space="preserve"> </w:t>
-      </w:r>
-      <w:r>
-        <w:t xml:space="preserve">2026. doi:</w:t>
-      </w:r>
-      <w:r>
-        <w:t xml:space="preserve"> </w:t>
-      </w:r>
-      <w:hyperlink r:id="rId77">
-        <w:r>
-          <w:rPr>
-            <w:rStyle w:val="Hyperlink"/>
-          </w:rPr>
-          <w:t xml:space="preserve">10.48550/arXiv.2606.12217</w:t>
-        </w:r>
-      </w:hyperlink>
-      <w:r>
-        <w:t xml:space="preserve">.</w:t>
-      </w:r>
-    </w:p>
-    <w:bookmarkEnd w:id="78"/>
-    <w:bookmarkStart w:id="80" w:name="ref-pearl2001direct"/>
-    <w:p>
-      <w:pPr>
-        <w:pStyle w:val="Bibliography"/>
-      </w:pPr>
-      <w:r>
-        <w:t xml:space="preserve">[13]</w:t>
-      </w:r>
-      <w:r>
-        <w:t xml:space="preserve"> </w:t>
-      </w:r>
-      <w:r>
-        <w:t xml:space="preserve">	</w:t>
-      </w:r>
-      <w:r>
-        <w:t xml:space="preserve">J. Pearl,</w:t>
-      </w:r>
-      <w:r>
-        <w:t xml:space="preserve"> </w:t>
-      </w:r>
-      <w:r>
-        <w:t xml:space="preserve">“Direct and indirect effects,”</w:t>
-      </w:r>
-      <w:r>
-        <w:t xml:space="preserve"> </w:t>
-      </w:r>
-      <w:r>
-        <w:t xml:space="preserve">in</w:t>
-      </w:r>
-      <w:r>
-        <w:t xml:space="preserve"> </w:t>
-      </w:r>
-      <w:r>
-        <w:rPr>
-          <w:i/>
-          <w:iCs/>
-        </w:rPr>
-        <w:t xml:space="preserve">Proceedings of the seventeenth conference on uncertainty in artificial intelligence</w:t>
-      </w:r>
-      <w:r>
-        <w:t xml:space="preserve">, San Francisco, CA: Morgan Kaufmann, 2001, pp. 411–420. Available:</w:t>
-      </w:r>
-      <w:r>
-        <w:t xml:space="preserve"> </w:t>
-      </w:r>
-      <w:hyperlink r:id="rId79">
+        <w:t xml:space="preserve">Proceedings of the Seventeenth Conference on Uncertainty in Artificial Intelligence</w:t>
+      </w:r>
+      <w:r>
+        <w:t xml:space="preserve"> </w:t>
+      </w:r>
+      <w:r>
+        <w:t xml:space="preserve">(San Francisco, CA), 411–20.</w:t>
+      </w:r>
+      <w:r>
+        <w:t xml:space="preserve"> </w:t>
+      </w:r>
+      <w:hyperlink r:id="rId76">
         <w:r>
           <w:rPr>
             <w:rStyle w:val="Hyperlink"/>
@@ -6921,45 +5973,18 @@
           <w:t xml:space="preserve">https://ftp.cs.ucla.edu/pub/stat_ser/R273.pdf</w:t>
         </w:r>
       </w:hyperlink>
-    </w:p>
-    <w:bookmarkEnd w:id="80"/>
-    <w:bookmarkStart w:id="82" w:name="ref-meng2022rome"/>
+      <w:r>
+        <w:t xml:space="preserve">.</w:t>
+      </w:r>
+    </w:p>
+    <w:bookmarkEnd w:id="77"/>
+    <w:bookmarkStart w:id="79" w:name="ref-qiu2026agra"/>
     <w:p>
       <w:pPr>
         <w:pStyle w:val="Bibliography"/>
       </w:pPr>
       <w:r>
-        <w:t xml:space="preserve">[14]</w:t>
-      </w:r>
-      <w:r>
-        <w:t xml:space="preserve"> </w:t>
-      </w:r>
-      <w:r>
-        <w:t xml:space="preserve">	</w:t>
-      </w:r>
-      <w:r>
-        <w:t xml:space="preserve">K. Meng, D. Bau, A. Andonian, and Y. Belinkov,</w:t>
-      </w:r>
-      <w:r>
-        <w:t xml:space="preserve"> </w:t>
-      </w:r>
-      <w:r>
-        <w:t xml:space="preserve">“Locating and editing factual associations in</w:t>
-      </w:r>
-      <w:r>
-        <w:t xml:space="preserve"> </w:t>
-      </w:r>
-      <w:r>
-        <w:t xml:space="preserve">GPT</w:t>
-      </w:r>
-      <w:r>
-        <w:t xml:space="preserve">,”</w:t>
-      </w:r>
-      <w:r>
-        <w:t xml:space="preserve"> </w:t>
-      </w:r>
-      <w:r>
-        <w:t xml:space="preserve">in</w:t>
+        <w:t xml:space="preserve">Qiu, Lu, Yizhuo Li, Yi Chen, Yuying Ge, Yixiao Ge, and Xihui Liu. 2026.</w:t>
       </w:r>
       <w:r>
         <w:t xml:space="preserve"> </w:t>
@@ -6969,100 +5994,83 @@
           <w:i/>
           <w:iCs/>
         </w:rPr>
-        <w:t xml:space="preserve">Advances in neural information processing systems</w:t>
-      </w:r>
-      <w:r>
-        <w:t xml:space="preserve">, Curran Associates, Inc., 2022, pp. 17359–17372. doi:</w:t>
-      </w:r>
-      <w:r>
-        <w:t xml:space="preserve"> </w:t>
-      </w:r>
-      <w:hyperlink r:id="rId81">
+        <w:t xml:space="preserve">Making Foresight Actionable: Repurposing Representation Alignment in World Action Models</w:t>
+      </w:r>
+      <w:r>
+        <w:t xml:space="preserve">.</w:t>
+      </w:r>
+      <w:r>
+        <w:t xml:space="preserve"> </w:t>
+      </w:r>
+      <w:hyperlink r:id="rId78">
         <w:r>
           <w:rPr>
             <w:rStyle w:val="Hyperlink"/>
           </w:rPr>
-          <w:t xml:space="preserve">10.52202/068431-1262</w:t>
+          <w:t xml:space="preserve">https://doi.org/10.48550/arXiv.2606.12217</w:t>
         </w:r>
       </w:hyperlink>
       <w:r>
         <w:t xml:space="preserve">.</w:t>
       </w:r>
     </w:p>
-    <w:bookmarkEnd w:id="82"/>
-    <w:bookmarkStart w:id="84" w:name="ref-goldowskydill2023pathpatching"/>
+    <w:bookmarkEnd w:id="79"/>
+    <w:bookmarkStart w:id="81" w:name="ref-vaidyanathan2026multiplemediators"/>
     <w:p>
       <w:pPr>
         <w:pStyle w:val="Bibliography"/>
       </w:pPr>
       <w:r>
-        <w:t xml:space="preserve">[15]</w:t>
-      </w:r>
-      <w:r>
-        <w:t xml:space="preserve"> </w:t>
-      </w:r>
-      <w:r>
-        <w:t xml:space="preserve">	</w:t>
-      </w:r>
-      <w:r>
-        <w:t xml:space="preserve">N. Goldowsky-Dill, C. MacLeod, L. Sato, and A. Arora,</w:t>
-      </w:r>
-      <w:r>
-        <w:t xml:space="preserve"> </w:t>
-      </w:r>
-      <w:r>
-        <w:t xml:space="preserve">“Localizing model behavior with path patching.”</w:t>
-      </w:r>
-      <w:r>
-        <w:t xml:space="preserve"> </w:t>
-      </w:r>
-      <w:r>
-        <w:t xml:space="preserve">2023. doi:</w:t>
-      </w:r>
-      <w:r>
-        <w:t xml:space="preserve"> </w:t>
-      </w:r>
-      <w:hyperlink r:id="rId83">
+        <w:t xml:space="preserve">Vaidyanathan, Sankaran, David Arbour, Aaron Mueller, Scott Niekum, and David Jensen. 2026.</w:t>
+      </w:r>
+      <w:r>
+        <w:t xml:space="preserve"> </w:t>
+      </w:r>
+      <w:r>
+        <w:rPr>
+          <w:i/>
+          <w:iCs/>
+        </w:rPr>
+        <w:t xml:space="preserve">The Curse of Multiple Mediators: Hidden Interaction Effects in Activation Patching</w:t>
+      </w:r>
+      <w:r>
+        <w:t xml:space="preserve">.</w:t>
+      </w:r>
+      <w:r>
+        <w:t xml:space="preserve"> </w:t>
+      </w:r>
+      <w:hyperlink r:id="rId80">
         <w:r>
           <w:rPr>
             <w:rStyle w:val="Hyperlink"/>
           </w:rPr>
-          <w:t xml:space="preserve">10.48550/arXiv.2304.05969</w:t>
+          <w:t xml:space="preserve">https://doi.org/10.48550/arXiv.2606.27510</w:t>
         </w:r>
       </w:hyperlink>
       <w:r>
         <w:t xml:space="preserve">.</w:t>
       </w:r>
     </w:p>
-    <w:bookmarkEnd w:id="84"/>
-    <w:bookmarkStart w:id="86" w:name="ref-zhang2024activationpatching"/>
+    <w:bookmarkEnd w:id="81"/>
+    <w:bookmarkStart w:id="83" w:name="ref-yang2026robolab"/>
     <w:p>
       <w:pPr>
         <w:pStyle w:val="Bibliography"/>
       </w:pPr>
       <w:r>
-        <w:t xml:space="preserve">[16]</w:t>
-      </w:r>
-      <w:r>
-        <w:t xml:space="preserve"> </w:t>
-      </w:r>
-      <w:r>
-        <w:t xml:space="preserve">	</w:t>
-      </w:r>
-      <w:r>
-        <w:t xml:space="preserve">F. Zhang and N. Nanda,</w:t>
-      </w:r>
-      <w:r>
-        <w:t xml:space="preserve"> </w:t>
-      </w:r>
-      <w:r>
-        <w:t xml:space="preserve">“Towards best practices of activation patching in language models: Metrics and methods,”</w:t>
-      </w:r>
-      <w:r>
-        <w:t xml:space="preserve"> </w:t>
-      </w:r>
-      <w:r>
-        <w:t xml:space="preserve">in</w:t>
+        <w:t xml:space="preserve">Yang, Xuning, Rishit Dagli, Alex Zook, et al. 2026.</w:t>
+      </w:r>
+      <w:r>
+        <w:t xml:space="preserve"> </w:t>
+      </w:r>
+      <w:r>
+        <w:t xml:space="preserve">“</w:t>
+      </w:r>
+      <w:r>
+        <w:t xml:space="preserve">RoboLab</w:t>
+      </w:r>
+      <w:r>
+        <w:t xml:space="preserve">: A High-Fidelity Simulation Benchmark for Analysis of Task Generalist Policies.”</w:t>
       </w:r>
       <w:r>
         <w:t xml:space="preserve"> </w:t>
@@ -7072,15 +6080,167 @@
           <w:i/>
           <w:iCs/>
         </w:rPr>
-        <w:t xml:space="preserve">The twelfth international conference on learning representations</w:t>
-      </w:r>
-      <w:r>
-        <w:t xml:space="preserve">, 2024. Available:</w:t>
-      </w:r>
-      <w:r>
-        <w:t xml:space="preserve"> </w:t>
-      </w:r>
-      <w:hyperlink r:id="rId85">
+        <w:t xml:space="preserve">Proceedings of Robotics: Science and Systems</w:t>
+      </w:r>
+      <w:r>
+        <w:t xml:space="preserve"> </w:t>
+      </w:r>
+      <w:r>
+        <w:t xml:space="preserve">(Sydney, Australia), July.</w:t>
+      </w:r>
+      <w:r>
+        <w:t xml:space="preserve"> </w:t>
+      </w:r>
+      <w:hyperlink r:id="rId82">
+        <w:r>
+          <w:rPr>
+            <w:rStyle w:val="Hyperlink"/>
+          </w:rPr>
+          <w:t xml:space="preserve">https://doi.org/10.15607/RSS.2026.XXII.096</w:t>
+        </w:r>
+      </w:hyperlink>
+      <w:r>
+        <w:t xml:space="preserve">.</w:t>
+      </w:r>
+    </w:p>
+    <w:bookmarkEnd w:id="83"/>
+    <w:bookmarkStart w:id="85" w:name="ref-yuan2026fastwam"/>
+    <w:p>
+      <w:pPr>
+        <w:pStyle w:val="Bibliography"/>
+      </w:pPr>
+      <w:r>
+        <w:t xml:space="preserve">Yuan, Tianyuan, Zibin Dong, Yicheng Liu, and Hang Zhao. 2026.</w:t>
+      </w:r>
+      <w:r>
+        <w:t xml:space="preserve"> </w:t>
+      </w:r>
+      <w:r>
+        <w:rPr>
+          <w:i/>
+          <w:iCs/>
+        </w:rPr>
+        <w:t xml:space="preserve">Fast-WAM</w:t>
+      </w:r>
+      <w:r>
+        <w:rPr>
+          <w:i/>
+          <w:iCs/>
+        </w:rPr>
+        <w:t xml:space="preserve">: Do World Action Models Need Test-Time Future Imagination?</w:t>
+      </w:r>
+      <w:r>
+        <w:t xml:space="preserve"> </w:t>
+      </w:r>
+      <w:hyperlink r:id="rId84">
+        <w:r>
+          <w:rPr>
+            <w:rStyle w:val="Hyperlink"/>
+          </w:rPr>
+          <w:t xml:space="preserve">https://doi.org/10.48550/arXiv.2603.16666</w:t>
+        </w:r>
+      </w:hyperlink>
+      <w:r>
+        <w:t xml:space="preserve">.</w:t>
+      </w:r>
+    </w:p>
+    <w:bookmarkEnd w:id="85"/>
+    <w:bookmarkStart w:id="87" w:name="ref-zhang2026rift"/>
+    <w:p>
+      <w:pPr>
+        <w:pStyle w:val="Bibliography"/>
+      </w:pPr>
+      <w:r>
+        <w:t xml:space="preserve">Zhang, Chushan, Jinguang Tong, Xuesong Li, Yikai Wang, and Hongdong Li. 2026.</w:t>
+      </w:r>
+      <w:r>
+        <w:t xml:space="preserve"> </w:t>
+      </w:r>
+      <w:r>
+        <w:rPr>
+          <w:i/>
+          <w:iCs/>
+        </w:rPr>
+        <w:t xml:space="preserve">Keep the Future, Drop the Rollout:</w:t>
+      </w:r>
+      <w:r>
+        <w:rPr>
+          <w:i/>
+          <w:iCs/>
+        </w:rPr>
+        <w:t xml:space="preserve"> </w:t>
+      </w:r>
+      <w:r>
+        <w:rPr>
+          <w:i/>
+          <w:iCs/>
+        </w:rPr>
+        <w:t xml:space="preserve">RIFT</w:t>
+      </w:r>
+      <w:r>
+        <w:rPr>
+          <w:i/>
+          <w:iCs/>
+        </w:rPr>
+        <w:t xml:space="preserve"> </w:t>
+      </w:r>
+      <w:r>
+        <w:rPr>
+          <w:i/>
+          <w:iCs/>
+        </w:rPr>
+        <w:t xml:space="preserve">for World Action Models</w:t>
+      </w:r>
+      <w:r>
+        <w:t xml:space="preserve">.</w:t>
+      </w:r>
+      <w:r>
+        <w:t xml:space="preserve"> </w:t>
+      </w:r>
+      <w:hyperlink r:id="rId86">
+        <w:r>
+          <w:rPr>
+            <w:rStyle w:val="Hyperlink"/>
+          </w:rPr>
+          <w:t xml:space="preserve">https://doi.org/10.48550/arXiv.2608.11521</w:t>
+        </w:r>
+      </w:hyperlink>
+      <w:r>
+        <w:t xml:space="preserve">.</w:t>
+      </w:r>
+    </w:p>
+    <w:bookmarkEnd w:id="87"/>
+    <w:bookmarkStart w:id="89" w:name="ref-zhang2024activationpatching"/>
+    <w:p>
+      <w:pPr>
+        <w:pStyle w:val="Bibliography"/>
+      </w:pPr>
+      <w:r>
+        <w:t xml:space="preserve">Zhang, Fred, and Neel Nanda. 2024.</w:t>
+      </w:r>
+      <w:r>
+        <w:t xml:space="preserve"> </w:t>
+      </w:r>
+      <w:r>
+        <w:t xml:space="preserve">“Towards Best Practices of Activation Patching in Language Models: Metrics and Methods.”</w:t>
+      </w:r>
+      <w:r>
+        <w:t xml:space="preserve"> </w:t>
+      </w:r>
+      <w:r>
+        <w:rPr>
+          <w:i/>
+          <w:iCs/>
+        </w:rPr>
+        <w:t xml:space="preserve">The Twelfth International Conference on Learning Representations</w:t>
+      </w:r>
+      <w:r>
+        <w:t xml:space="preserve">.</w:t>
+      </w:r>
+      <w:r>
+        <w:t xml:space="preserve"> </w:t>
+      </w:r>
+      <w:hyperlink r:id="rId88">
         <w:r>
           <w:rPr>
             <w:rStyle w:val="Hyperlink"/>
@@ -7088,432 +6248,57 @@
           <w:t xml:space="preserve">https://openreview.net/forum?id=Hf17y6u9BC</w:t>
         </w:r>
       </w:hyperlink>
-    </w:p>
-    <w:bookmarkEnd w:id="86"/>
-    <w:bookmarkStart w:id="88" w:name="ref-vaidyanathan2026multiplemediators"/>
+      <w:r>
+        <w:t xml:space="preserve">.</w:t>
+      </w:r>
+    </w:p>
+    <w:bookmarkEnd w:id="89"/>
+    <w:bookmarkStart w:id="91" w:name="ref-zhao2026fasterwam"/>
     <w:p>
       <w:pPr>
         <w:pStyle w:val="Bibliography"/>
       </w:pPr>
       <w:r>
-        <w:t xml:space="preserve">[17]</w:t>
-      </w:r>
-      <w:r>
-        <w:t xml:space="preserve"> </w:t>
-      </w:r>
-      <w:r>
-        <w:t xml:space="preserve">	</w:t>
-      </w:r>
-      <w:r>
-        <w:t xml:space="preserve">S. Vaidyanathan, D. Arbour, A. Mueller, S. Niekum, and D. Jensen,</w:t>
-      </w:r>
-      <w:r>
-        <w:t xml:space="preserve"> </w:t>
-      </w:r>
-      <w:r>
-        <w:t xml:space="preserve">“The curse of multiple mediators: Hidden interaction effects in activation patching.”</w:t>
-      </w:r>
-      <w:r>
-        <w:t xml:space="preserve"> </w:t>
-      </w:r>
-      <w:r>
-        <w:t xml:space="preserve">2026. doi:</w:t>
-      </w:r>
-      <w:r>
-        <w:t xml:space="preserve"> </w:t>
-      </w:r>
-      <w:hyperlink r:id="rId87">
+        <w:t xml:space="preserve">Zhao, Weiheng, Haoyi Jiang, Xin Shi, et al. 2026.</w:t>
+      </w:r>
+      <w:r>
+        <w:t xml:space="preserve"> </w:t>
+      </w:r>
+      <w:r>
+        <w:rPr>
+          <w:i/>
+          <w:iCs/>
+        </w:rPr>
+        <w:t xml:space="preserve">Faster-WAM</w:t>
+      </w:r>
+      <w:r>
+        <w:rPr>
+          <w:i/>
+          <w:iCs/>
+        </w:rPr>
+        <w:t xml:space="preserve">: Efficient Inference-Time Future Conditioning for Robust World Action Models</w:t>
+      </w:r>
+      <w:r>
+        <w:t xml:space="preserve">.</w:t>
+      </w:r>
+      <w:r>
+        <w:t xml:space="preserve"> </w:t>
+      </w:r>
+      <w:hyperlink r:id="rId90">
         <w:r>
           <w:rPr>
             <w:rStyle w:val="Hyperlink"/>
           </w:rPr>
-          <w:t xml:space="preserve">10.48550/arXiv.2606.27510</w:t>
+          <w:t xml:space="preserve">https://doi.org/10.48550/arXiv.2608.04404</w:t>
         </w:r>
       </w:hyperlink>
       <w:r>
         <w:t xml:space="preserve">.</w:t>
       </w:r>
     </w:p>
-    <w:bookmarkEnd w:id="88"/>
-    <w:bookmarkStart w:id="90" w:name="ref-liu2023libero"/>
-    <w:p>
-      <w:pPr>
-        <w:pStyle w:val="Bibliography"/>
-      </w:pPr>
-      <w:r>
-        <w:t xml:space="preserve">[18]</w:t>
-      </w:r>
-      <w:r>
-        <w:t xml:space="preserve"> </w:t>
-      </w:r>
-      <w:r>
-        <w:t xml:space="preserve">	</w:t>
-      </w:r>
-      <w:r>
-        <w:t xml:space="preserve">B. Liu</w:t>
-      </w:r>
-      <w:r>
-        <w:t xml:space="preserve"> </w:t>
-      </w:r>
-      <w:r>
-        <w:rPr>
-          <w:i/>
-          <w:iCs/>
-        </w:rPr>
-        <w:t xml:space="preserve">et al.</w:t>
-      </w:r>
-      <w:r>
-        <w:t xml:space="preserve">,</w:t>
-      </w:r>
-      <w:r>
-        <w:t xml:space="preserve"> </w:t>
-      </w:r>
-      <w:r>
-        <w:t xml:space="preserve">“</w:t>
-      </w:r>
-      <w:r>
-        <w:t xml:space="preserve">LIBERO</w:t>
-      </w:r>
-      <w:r>
-        <w:t xml:space="preserve">: Benchmarking knowledge transfer for lifelong robot learning,”</w:t>
-      </w:r>
-      <w:r>
-        <w:t xml:space="preserve"> </w:t>
-      </w:r>
-      <w:r>
-        <w:t xml:space="preserve">in</w:t>
-      </w:r>
-      <w:r>
-        <w:t xml:space="preserve"> </w:t>
-      </w:r>
-      <w:r>
-        <w:rPr>
-          <w:i/>
-          <w:iCs/>
-        </w:rPr>
-        <w:t xml:space="preserve">Advances in neural information processing systems</w:t>
-      </w:r>
-      <w:r>
-        <w:t xml:space="preserve">, Curran Associates, Inc., 2023, pp. 44776–44791. doi:</w:t>
-      </w:r>
-      <w:r>
-        <w:t xml:space="preserve"> </w:t>
-      </w:r>
-      <w:hyperlink r:id="rId89">
-        <w:r>
-          <w:rPr>
-            <w:rStyle w:val="Hyperlink"/>
-          </w:rPr>
-          <w:t xml:space="preserve">10.52202/075280-1939</w:t>
-        </w:r>
-      </w:hyperlink>
-      <w:r>
-        <w:t xml:space="preserve">.</w:t>
-      </w:r>
-    </w:p>
-    <w:bookmarkEnd w:id="90"/>
-    <w:bookmarkStart w:id="92" w:name="ref-nvidia2026cosmos3droid"/>
-    <w:p>
-      <w:pPr>
-        <w:pStyle w:val="Bibliography"/>
-      </w:pPr>
-      <w:r>
-        <w:t xml:space="preserve">[19]</w:t>
-      </w:r>
-      <w:r>
-        <w:t xml:space="preserve"> </w:t>
-      </w:r>
-      <w:r>
-        <w:t xml:space="preserve">	</w:t>
-      </w:r>
-      <w:r>
-        <w:t xml:space="preserve">NVIDIA,</w:t>
-      </w:r>
-      <w:r>
-        <w:t xml:space="preserve"> </w:t>
-      </w:r>
-      <w:r>
-        <w:t xml:space="preserve">“Cosmos3-nano-policy-DROID.”</w:t>
-      </w:r>
-      <w:r>
-        <w:t xml:space="preserve"> </w:t>
-      </w:r>
-      <w:r>
-        <w:t xml:space="preserve">Hugging Face model checkpoint and configuration, 2026. Available:</w:t>
-      </w:r>
-      <w:r>
-        <w:t xml:space="preserve"> </w:t>
-      </w:r>
-      <w:hyperlink r:id="rId91">
-        <w:r>
-          <w:rPr>
-            <w:rStyle w:val="Hyperlink"/>
-          </w:rPr>
-          <w:t xml:space="preserve">https://huggingface.co/nvidia/Cosmos3-Nano-Policy-DROID</w:t>
-        </w:r>
-      </w:hyperlink>
-    </w:p>
+    <w:bookmarkEnd w:id="91"/>
     <w:bookmarkEnd w:id="92"/>
-    <w:bookmarkStart w:id="94" w:name="ref-yang2026robolab"/>
-    <w:p>
-      <w:pPr>
-        <w:pStyle w:val="Bibliography"/>
-      </w:pPr>
-      <w:r>
-        <w:t xml:space="preserve">[20]</w:t>
-      </w:r>
-      <w:r>
-        <w:t xml:space="preserve"> </w:t>
-      </w:r>
-      <w:r>
-        <w:t xml:space="preserve">	</w:t>
-      </w:r>
-      <w:r>
-        <w:t xml:space="preserve">X. Yang</w:t>
-      </w:r>
-      <w:r>
-        <w:t xml:space="preserve"> </w:t>
-      </w:r>
-      <w:r>
-        <w:rPr>
-          <w:i/>
-          <w:iCs/>
-        </w:rPr>
-        <w:t xml:space="preserve">et al.</w:t>
-      </w:r>
-      <w:r>
-        <w:t xml:space="preserve">,</w:t>
-      </w:r>
-      <w:r>
-        <w:t xml:space="preserve"> </w:t>
-      </w:r>
-      <w:r>
-        <w:t xml:space="preserve">“</w:t>
-      </w:r>
-      <w:r>
-        <w:t xml:space="preserve">RoboLab</w:t>
-      </w:r>
-      <w:r>
-        <w:t xml:space="preserve">: A high-fidelity simulation benchmark for analysis of task generalist policies,”</w:t>
-      </w:r>
-      <w:r>
-        <w:t xml:space="preserve"> </w:t>
-      </w:r>
-      <w:r>
-        <w:t xml:space="preserve">in</w:t>
-      </w:r>
-      <w:r>
-        <w:t xml:space="preserve"> </w:t>
-      </w:r>
-      <w:r>
-        <w:rPr>
-          <w:i/>
-          <w:iCs/>
-        </w:rPr>
-        <w:t xml:space="preserve">Proceedings of robotics: Science and systems</w:t>
-      </w:r>
-      <w:r>
-        <w:t xml:space="preserve">, Sydney, Australia, Jul. 2026. doi:</w:t>
-      </w:r>
-      <w:r>
-        <w:t xml:space="preserve"> </w:t>
-      </w:r>
-      <w:hyperlink r:id="rId93">
-        <w:r>
-          <w:rPr>
-            <w:rStyle w:val="Hyperlink"/>
-          </w:rPr>
-          <w:t xml:space="preserve">10.15607/RSS.2026.XXII.096</w:t>
-        </w:r>
-      </w:hyperlink>
-      <w:r>
-        <w:t xml:space="preserve">.</w:t>
-      </w:r>
-    </w:p>
-    <w:bookmarkEnd w:id="94"/>
-    <w:bookmarkStart w:id="96" w:name="ref-field2007clusterbootstrap"/>
-    <w:p>
-      <w:pPr>
-        <w:pStyle w:val="Bibliography"/>
-      </w:pPr>
-      <w:r>
-        <w:t xml:space="preserve">[21]</w:t>
-      </w:r>
-      <w:r>
-        <w:t xml:space="preserve"> </w:t>
-      </w:r>
-      <w:r>
-        <w:t xml:space="preserve">	</w:t>
-      </w:r>
-      <w:r>
-        <w:t xml:space="preserve">C. A. Field and A. H. Welsh,</w:t>
-      </w:r>
-      <w:r>
-        <w:t xml:space="preserve"> </w:t>
-      </w:r>
-      <w:r>
-        <w:t xml:space="preserve">“Bootstrapping clustered data,”</w:t>
-      </w:r>
-      <w:r>
-        <w:t xml:space="preserve"> </w:t>
-      </w:r>
-      <w:r>
-        <w:rPr>
-          <w:i/>
-          <w:iCs/>
-        </w:rPr>
-        <w:t xml:space="preserve">Journal of the Royal Statistical Society: Series B</w:t>
-      </w:r>
-      <w:r>
-        <w:t xml:space="preserve">, vol. 69, no. 3, pp. 369–390, 2007, doi:</w:t>
-      </w:r>
-      <w:r>
-        <w:t xml:space="preserve"> </w:t>
-      </w:r>
-      <w:hyperlink r:id="rId95">
-        <w:r>
-          <w:rPr>
-            <w:rStyle w:val="Hyperlink"/>
-          </w:rPr>
-          <w:t xml:space="preserve">10.1111/j.1467-9868.2007.00593.x</w:t>
-        </w:r>
-      </w:hyperlink>
-      <w:r>
-        <w:t xml:space="preserve">.</w:t>
-      </w:r>
-    </w:p>
-    <w:bookmarkEnd w:id="96"/>
-    <w:bookmarkStart w:id="98" w:name="ref-lakens2017equivalence"/>
-    <w:p>
-      <w:pPr>
-        <w:pStyle w:val="Bibliography"/>
-      </w:pPr>
-      <w:r>
-        <w:t xml:space="preserve">[22]</w:t>
-      </w:r>
-      <w:r>
-        <w:t xml:space="preserve"> </w:t>
-      </w:r>
-      <w:r>
-        <w:t xml:space="preserve">	</w:t>
-      </w:r>
-      <w:r>
-        <w:t xml:space="preserve">D. Lakens,</w:t>
-      </w:r>
-      <w:r>
-        <w:t xml:space="preserve"> </w:t>
-      </w:r>
-      <w:r>
-        <w:t xml:space="preserve">“Equivalence tests: A practical primer for t tests, correlations, and meta-analyses,”</w:t>
-      </w:r>
-      <w:r>
-        <w:t xml:space="preserve"> </w:t>
-      </w:r>
-      <w:r>
-        <w:rPr>
-          <w:i/>
-          <w:iCs/>
-        </w:rPr>
-        <w:t xml:space="preserve">Social Psychological and Personality Science</w:t>
-      </w:r>
-      <w:r>
-        <w:t xml:space="preserve">, vol. 8, no. 4, pp. 355–362, 2017, doi:</w:t>
-      </w:r>
-      <w:r>
-        <w:t xml:space="preserve"> </w:t>
-      </w:r>
-      <w:hyperlink r:id="rId97">
-        <w:r>
-          <w:rPr>
-            <w:rStyle w:val="Hyperlink"/>
-          </w:rPr>
-          <w:t xml:space="preserve">10.1177/1948550617697177</w:t>
-        </w:r>
-      </w:hyperlink>
-      <w:r>
-        <w:t xml:space="preserve">.</w:t>
-      </w:r>
-    </w:p>
-    <w:bookmarkEnd w:id="98"/>
-    <w:bookmarkStart w:id="100" w:name="ref-nasiriany2024robocasa"/>
-    <w:p>
-      <w:pPr>
-        <w:pStyle w:val="Bibliography"/>
-      </w:pPr>
-      <w:r>
-        <w:t xml:space="preserve">[23]</w:t>
-      </w:r>
-      <w:r>
-        <w:t xml:space="preserve"> </w:t>
-      </w:r>
-      <w:r>
-        <w:t xml:space="preserve">	</w:t>
-      </w:r>
-      <w:r>
-        <w:t xml:space="preserve">S. Nasiriany</w:t>
-      </w:r>
-      <w:r>
-        <w:t xml:space="preserve"> </w:t>
-      </w:r>
-      <w:r>
-        <w:rPr>
-          <w:i/>
-          <w:iCs/>
-        </w:rPr>
-        <w:t xml:space="preserve">et al.</w:t>
-      </w:r>
-      <w:r>
-        <w:t xml:space="preserve">,</w:t>
-      </w:r>
-      <w:r>
-        <w:t xml:space="preserve"> </w:t>
-      </w:r>
-      <w:r>
-        <w:t xml:space="preserve">“</w:t>
-      </w:r>
-      <w:r>
-        <w:t xml:space="preserve">RoboCasa</w:t>
-      </w:r>
-      <w:r>
-        <w:t xml:space="preserve">: Large-scale simulation of household tasks for generalist robots,”</w:t>
-      </w:r>
-      <w:r>
-        <w:t xml:space="preserve"> </w:t>
-      </w:r>
-      <w:r>
-        <w:t xml:space="preserve">in</w:t>
-      </w:r>
-      <w:r>
-        <w:t xml:space="preserve"> </w:t>
-      </w:r>
-      <w:r>
-        <w:rPr>
-          <w:i/>
-          <w:iCs/>
-        </w:rPr>
-        <w:t xml:space="preserve">Proceedings of robotics: Science and systems</w:t>
-      </w:r>
-      <w:r>
-        <w:t xml:space="preserve">, Delft, Netherlands, Jul. 2024. doi:</w:t>
-      </w:r>
-      <w:r>
-        <w:t xml:space="preserve"> </w:t>
-      </w:r>
-      <w:hyperlink r:id="rId99">
-        <w:r>
-          <w:rPr>
-            <w:rStyle w:val="Hyperlink"/>
-          </w:rPr>
-          <w:t xml:space="preserve">10.15607/RSS.2024.XX.050</w:t>
-        </w:r>
-      </w:hyperlink>
-      <w:r>
-        <w:t xml:space="preserve">.</w:t>
-      </w:r>
-    </w:p>
-    <w:bookmarkEnd w:id="100"/>
-    <w:bookmarkEnd w:id="101"/>
-    <w:bookmarkEnd w:id="102"/>
+    <w:bookmarkEnd w:id="93"/>
     <w:sectPr>
       <w:footnotePr>
         <w:numRestart w:val="eachSect"/>

--- a/output/imagined_futures_neurips2026.docx
+++ b/output/imagined_futures_neurips2026.docx
@@ -7,7 +7,13 @@
         <w:pStyle w:val="Title"/>
       </w:pPr>
       <w:r>
-        <w:t xml:space="preserve">Do World Action Models Use Their Predicted Futures?</w:t>
+        <w:t xml:space="preserve">How Do World Action Models Use Their Futures?</w:t>
+      </w:r>
+      <w:r>
+        <w:br/>
+      </w:r>
+      <w:r>
+        <w:t xml:space="preserve">Evidence from Mechanistic Interventions</w:t>
       </w:r>
     </w:p>
     <w:p>
@@ -31,49 +37,57 @@
         <w:pStyle w:val="Abstract"/>
       </w:pPr>
       <w:r>
-        <w:t xml:space="preserve">World action models generate predicted future observations together with robot actions, but it remains unclear whether those futures influence action generation. We introduce future transplantation to test this directly. From the same simulator state, we sample two continuations and recompute one after replacing its future representation with the other’s, while holding the current inputs and sampling noise fixed. We then ask whether the recomputed action and its one-chunk simulator endpoint move toward the behavior paired with the donor future. In Cosmos Policy, at the first policy query in each of ten LIBERO-10 tasks, donor futures increase action projection by</w:t>
-      </w:r>
-      <w:r>
-        <w:t xml:space="preserve"> </w:t>
-      </w:r>
-      <m:oMath>
-        <m:r>
-          <m:t>0.499</m:t>
-        </m:r>
-      </m:oMath>
-      <w:r>
-        <w:t xml:space="preserve"> </w:t>
-      </w:r>
-      <w:r>
-        <w:t xml:space="preserve">and endpoint projection by</w:t>
-      </w:r>
-      <w:r>
-        <w:t xml:space="preserve"> </w:t>
-      </w:r>
-      <m:oMath>
-        <m:r>
-          <m:t>0.552</m:t>
-        </m:r>
-      </m:oMath>
-      <w:r>
-        <w:t xml:space="preserve"> </w:t>
-      </w:r>
-      <w:r>
-        <w:t xml:space="preserve">relative to self-future recomputation. Effects are much smaller at later sampled states. Camera-future replacements also steer actions, whereas future proprioception and isolated object-state changes have near-zero effects. This pattern is consistent with sensitivity to camera-visible robot motion. In Cosmos 3, transplanted futures steer actions and endpoints across four RoboLab states. Replacing future-token keys and values wherever action tokens directly attend to future tokens reduces the action shift by</w:t>
-      </w:r>
-      <w:r>
-        <w:t xml:space="preserve"> </w:t>
-      </w:r>
-      <m:oMath>
-        <m:r>
-          <m:t>0.842</m:t>
-        </m:r>
-      </m:oMath>
-      <w:r>
-        <w:t xml:space="preserve"> </w:t>
-      </w:r>
-      <w:r>
-        <w:t xml:space="preserve">projection units on four calibration states and substantially attenuates it in one held-out state. These results show that generated future content can influence WAM actions. They do not establish that either model compares predicted task outcomes or performs planning.</w:t>
+        <w:t xml:space="preserve">World action models jointly generate possible future observations and robot actions, but joint generation does not show whether a particular future affects the action. We introduce reachable-donor future transplantation. From one restored simulator state, two unmodified policy runs produce alternative futures, actions, and endpoints. We replace the recipient’s future with the donor’s while holding the current observation, instruction, sampling noise, and denoising schedule fixed, then measure movement toward the donor action and its one-chunk simulator endpoint. In Cosmos 3, a frozen population study across 22 states and six RoboLab tasks finds predicted-future action steering of</w:t>
+      </w:r>
+      <w:r>
+        <w:t xml:space="preserve"> </w:t>
+      </w:r>
+      <m:oMath>
+        <m:r>
+          <m:t>0.992</m:t>
+        </m:r>
+      </m:oMath>
+      <w:r>
+        <w:t xml:space="preserve"> </w:t>
+      </w:r>
+      <w:r>
+        <w:t xml:space="preserve">and executed-future endpoint steering of</w:t>
+      </w:r>
+      <w:r>
+        <w:t xml:space="preserve"> </w:t>
+      </w:r>
+      <m:oMath>
+        <m:r>
+          <m:t>1.003</m:t>
+        </m:r>
+      </m:oMath>
+      <w:r>
+        <w:t xml:space="preserve"> </w:t>
+      </w:r>
+      <w:r>
+        <w:t xml:space="preserve">on a normalized recipient-to-donor scale. Replacing donor-run future-token keys and values with self-future counterparts reduces predicted-action steering by</w:t>
+      </w:r>
+      <w:r>
+        <w:t xml:space="preserve"> </w:t>
+      </w:r>
+      <m:oMath>
+        <m:r>
+          <m:t>0.877</m:t>
+        </m:r>
+      </m:oMath>
+      <w:r>
+        <w:t xml:space="preserve">; action and endpoint reductions are positive in all 22 states. Yet isolated robot- and object-pixel interventions each have effects below</w:t>
+      </w:r>
+      <w:r>
+        <w:t xml:space="preserve"> </w:t>
+      </w:r>
+      <m:oMath>
+        <m:r>
+          <m:t>0.011</m:t>
+        </m:r>
+      </m:oMath>
+      <w:r>
+        <w:t xml:space="preserve">. In Cosmos Policy’s direct-policy mode, coherent futures steer actions and endpoints at early states across all ten LIBERO-Long tasks, with visual content carrying most of the effect. The results establish donor-specific future use and an active internal pathway, while leaving candidate-future search and value-based outcome comparison untested.</w:t>
       </w:r>
     </w:p>
     <w:bookmarkStart w:id="13" w:name="sec:introduction"/>
@@ -90,7 +104,7 @@
         <w:pStyle w:val="FirstParagraph"/>
       </w:pPr>
       <w:r>
-        <w:t xml:space="preserve">World action models (WAMs) couple prediction and control: the same model generates possible future observations and the robot action to take next</w:t>
+        <w:t xml:space="preserve">Many world action models (WAMs) generate future observations alongside robot actions</w:t>
       </w:r>
       <w:r>
         <w:t xml:space="preserve"> </w:t>
@@ -99,7 +113,7 @@
         <w:t xml:space="preserve">(Kim et al. 2026; NVIDIA 2026a)</w:t>
       </w:r>
       <w:r>
-        <w:t xml:space="preserve">. This design suggests that a WAM may use its predicted future when producing an action. Joint generation alone, however, does not establish that computation. A future may be an unused output, a generic computational workspace, a visual description of the robot motion paired with the action, or a prediction of task consequences used to choose among actions.</w:t>
+        <w:t xml:space="preserve">. This architecture suggests a simple account: the model predicts what may happen and uses that prediction to act. Joint generation alone does not establish this computation. A generated future could be behaviorally irrelevant, serve as a general workspace, describe the robot motion already paired with the action, or represent task consequences used to choose among actions.</w:t>
       </w:r>
     </w:p>
     <w:p>
@@ -107,7 +121,7 @@
         <w:pStyle w:val="BodyText"/>
       </w:pPr>
       <w:r>
-        <w:t xml:space="preserve">These possibilities imply different accounts of the policy. If predicted robot motion drives the action, the model resembles visual inverse dynamics: it maps a current observation and a displayed future pose to the motion connecting them</w:t>
+        <w:t xml:space="preserve">These alternatives imply different functional roles. A policy that conditions action inference on predicted future observations resembles an inverse-dynamics interface</w:t>
       </w:r>
       <w:r>
         <w:t xml:space="preserve"> </w:t>
@@ -116,7 +130,7 @@
         <w:t xml:space="preserve">(Hu et al. 2025; Du et al. 2023)</w:t>
       </w:r>
       <w:r>
-        <w:t xml:space="preserve">. If predicted object changes drive action selection, the computation is closer to visual planning, where candidate actions or subgoals are evaluated through their predicted outcomes</w:t>
+        <w:t xml:space="preserve">. A system that generates alternatives and compares their predicted outcomes with a cost or learned heuristic more closely resembles explicit visual planning</w:t>
       </w:r>
       <w:r>
         <w:t xml:space="preserve"> </w:t>
@@ -125,7 +139,18 @@
         <w:t xml:space="preserve">(Ebert et al. 2018; Du et al. 2024)</w:t>
       </w:r>
       <w:r>
-        <w:t xml:space="preserve">. We study Cosmos Policy in its direct-policy mode and the diffusion-generator component of Cosmos3-Nano-Policy-DROID. Neither inference procedure evaluated here generates and scores multiple candidate actions before acting.</w:t>
+        <w:t xml:space="preserve">. We study Cosmos Policy’s direct-policy mode and the diffusion-generator component of Cosmos3-Nano-Policy-DROID. The inference procedures evaluated here do not generate and score multiple candidate actions before acting; Cosmos Policy’s separate best-of-</w:t>
+      </w:r>
+      <m:oMath>
+        <m:r>
+          <m:t>N</m:t>
+        </m:r>
+      </m:oMath>
+      <w:r>
+        <w:t xml:space="preserve"> </w:t>
+      </w:r>
+      <w:r>
+        <w:t xml:space="preserve">planning mode is outside our study.</w:t>
       </w:r>
     </w:p>
     <w:p>
@@ -142,7 +167,7 @@
         <w:t xml:space="preserve">(Zhang et al. 2026)</w:t>
       </w:r>
       <w:r>
-        <w:t xml:space="preserve">. It masks cached values at future positions or assigns them to different positions, changing closed-loop trajectories and task success across several WAMs. These interventions establish dependence on future-position activations, but they cannot identify the information being used. An arbitrary corruption may move an action in any direction, even if it destroys no meaningful representation of an alternative behavior.</w:t>
+        <w:t xml:space="preserve">. Masking the future read or editing values stored at future positions changes closed-loop trajectories and task success across several WAMs. This establishes dependence on a structured future interface, but a destructive intervention does not say what a particular coherent alternative future tells the policy to do. A damaged representation can move an action in any direction.</w:t>
       </w:r>
     </w:p>
     <w:p>
@@ -150,20 +175,7 @@
         <w:pStyle w:val="BodyText"/>
       </w:pPr>
       <w:r>
-        <w:t xml:space="preserve">We introduce</w:t>
-      </w:r>
-      <w:r>
-        <w:t xml:space="preserve"> </w:t>
-      </w:r>
-      <w:r>
-        <w:rPr>
-          <w:i/>
-          <w:iCs/>
-        </w:rPr>
-        <w:t xml:space="preserve">reachable-donor future transplantation</w:t>
-      </w:r>
-      <w:r>
-        <w:t xml:space="preserve">. Starting from the same restored simulator state, we sample two continuations from the unmodified policy. We designate one continuation as the recipient and the other as the donor, then recompute the recipient with the donor’s predicted future while keeping its current inputs and random draws fixed. The donor action and endpoint are never given to the model; they are used only as references. We measure whether the recomputed action and its executed endpoint move toward the donor behavior rather than merely away from the recipient (Figure </w:t>
+        <w:t xml:space="preserve">We make the test directional. From the same restored state, two native policy continuations define a recipient and a donor. We insert the donor future into the recipient computation while retaining the recipient’s current inputs and random draws. The donor action is never supplied to the model; it defines an independent direction against which we score the intervened action and its executed simulator endpoint (Figure </w:t>
       </w:r>
       <w:hyperlink w:anchor="fig:overview">
         <w:r>
@@ -174,7 +186,15 @@
         </w:r>
       </w:hyperlink>
       <w:r>
-        <w:t xml:space="preserve">).</w:t>
+        <w:t xml:space="preserve">). If the future only perturbs computation, the result need not align with the donor. If its content steers behavior, both action and endpoint should move toward the continuation paired with that future.</w:t>
+      </w:r>
+    </w:p>
+    <w:p>
+      <w:pPr>
+        <w:pStyle w:val="BodyText"/>
+      </w:pPr>
+      <w:r>
+        <w:t xml:space="preserve">The experiments follow three linked questions. First, do coherent donor futures steer behavior? Second, which parts of the future recreate that effect? Third, which future-to-action interfaces carry it? Cosmos 3 provides the strongest within-model chain: steering generalizes across 22 sampled states, isolated robot or object pixels do not recreate it, and future-token K/V replacement suppresses both action and endpoint steering in every state. Cosmos Policy supplies an earlier-model comparison in which effects are concentrated at early states and are most consistent with camera-visible robot motion. Together, the results support future-dependent action generation without establishing candidate search, outcome comparison, or task-level planning.</w:t>
       </w:r>
     </w:p>
     <w:bookmarkStart w:id="12" w:name="fig:overview"/>
@@ -185,14 +205,14 @@
       <w:r>
         <w:drawing>
           <wp:inline>
-            <wp:extent cx="5257800" cy="1695450"/>
+            <wp:extent cx="5257800" cy="1701800"/>
             <wp:effectExtent b="0" l="0" r="0" t="0"/>
             <wp:docPr descr="" title="" id="10" name="Picture"/>
             <a:graphic>
               <a:graphicData uri="http://schemas.openxmlformats.org/drawingml/2006/picture">
                 <pic:pic>
                   <pic:nvPicPr>
-                    <pic:cNvPr descr="figures/method_overview.png" id="11" name="Picture"/>
+                    <pic:cNvPr descr="figures/method_overview.pdf" id="11" name="Picture"/>
                     <pic:cNvPicPr>
                       <a:picLocks noChangeArrowheads="1" noChangeAspect="1"/>
                     </pic:cNvPicPr>
@@ -206,7 +226,7 @@
                   <pic:spPr bwMode="auto">
                     <a:xfrm>
                       <a:off x="0" y="0"/>
-                      <a:ext cx="5257800" cy="1695450"/>
+                      <a:ext cx="5257800" cy="1701800"/>
                     </a:xfrm>
                     <a:prstGeom prst="rect">
                       <a:avLst/>
@@ -230,26 +250,189 @@
         <w:pStyle w:val="ImageCaption"/>
       </w:pPr>
       <w:r>
-        <w:t xml:space="preserve">Future transplantation. We generate two continuations from one simulator state, recompute the recipient with the donor future, and project the new action and one-chunk endpoint onto the recipient-to-donor direction. In Cosmos 3, we additionally replace future-token keys and values to test their contribution to the action shift.</w:t>
+        <w:t xml:space="preserve">Reachable-donor future transplantation. Two unmodified continuations start from the same simulator state. The recipient is recomputed with the donor future while its other inputs and random draws remain fixed. Signed projections measure movement from recipient behavior (0) toward donor behavior (1); K/V replacement then tests whether future-token activations carry that shift.</w:t>
       </w:r>
     </w:p>
     <w:bookmarkEnd w:id="12"/>
+    <w:bookmarkEnd w:id="13"/>
+    <w:bookmarkStart w:id="16" w:name="sec:related"/>
+    <w:p>
+      <w:pPr>
+        <w:pStyle w:val="Heading1"/>
+      </w:pPr>
+      <w:r>
+        <w:t xml:space="preserve">Related Work</w:t>
+      </w:r>
+    </w:p>
+    <w:bookmarkStart w:id="14" w:name="prediction-and-control."/>
+    <w:p>
+      <w:pPr>
+        <w:pStyle w:val="Heading4"/>
+      </w:pPr>
+      <w:r>
+        <w:t xml:space="preserve">Prediction and control.</w:t>
+      </w:r>
+    </w:p>
+    <w:p>
+      <w:pPr>
+        <w:pStyle w:val="FirstParagraph"/>
+      </w:pPr>
+      <w:r>
+        <w:t xml:space="preserve">Some visual robot policies generate future frames and infer actions from them; others condition action inference on predicted video representations</w:t>
+      </w:r>
+      <w:r>
+        <w:t xml:space="preserve"> </w:t>
+      </w:r>
+      <w:r>
+        <w:t xml:space="preserve">(Du et al. 2023; Hu et al. 2025)</w:t>
+      </w:r>
+      <w:r>
+        <w:t xml:space="preserve">. Joint video–action models instead learn future observations and controls in one model</w:t>
+      </w:r>
+      <w:r>
+        <w:t xml:space="preserve"> </w:t>
+      </w:r>
+      <w:r>
+        <w:t xml:space="preserve">(Guo et al. 2024; Li et al. 2025; Kim et al. 2026; NVIDIA 2026a; Ye et al. 2026)</w:t>
+      </w:r>
+      <w:r>
+        <w:t xml:space="preserve">. Their training objective does not determine whether a particular generated future is used at inference. UVA, for example, can omit video generation at test time</w:t>
+      </w:r>
+      <w:r>
+        <w:t xml:space="preserve"> </w:t>
+      </w:r>
+      <w:r>
+        <w:t xml:space="preserve">(Li et al. 2025)</w:t>
+      </w:r>
+      <w:r>
+        <w:t xml:space="preserve">. Explicit visual planners answer a different question by sampling alternatives, predicting their outcomes, and comparing them with a goal-dependent score</w:t>
+      </w:r>
+      <w:r>
+        <w:t xml:space="preserve"> </w:t>
+      </w:r>
+      <w:r>
+        <w:t xml:space="preserve">(Ebert et al. 2018; Du et al. 2024)</w:t>
+      </w:r>
+      <w:r>
+        <w:t xml:space="preserve">.</w:t>
+      </w:r>
+    </w:p>
     <w:p>
       <w:pPr>
         <w:pStyle w:val="BodyText"/>
       </w:pPr>
       <w:r>
-        <w:t xml:space="preserve">Transplanted futures steer actions and simulator endpoints toward the donor in both models. Cosmos Policy experiments further show much larger effects for camera futures than for future proprioception or isolated object-state changes. In Cosmos 3, replacing future-token keys and values substantially attenuates the action shift. These findings answer three successively narrower questions: whether future content affects action, which changes in that content matter in Cosmos Policy, and which attention activations contribute to the Cosmos 3 effect. Because the content and pathway experiments use different models, they do not form a single end-to-end mechanism. They also do not show that either model evaluates predicted task outcomes.</w:t>
-      </w:r>
-    </w:p>
-    <w:bookmarkEnd w:id="13"/>
-    <w:bookmarkStart w:id="14" w:name="sec:related"/>
+        <w:t xml:space="preserve">Recent WAM studies separate predictive training from the use of predictions during action generation. Fast-WAM removes explicit test-time rollout while retaining competitive performance in its evaluations</w:t>
+      </w:r>
+      <w:r>
+        <w:t xml:space="preserve"> </w:t>
+      </w:r>
+      <w:r>
+        <w:t xml:space="preserve">(Yuan et al. 2026)</w:t>
+      </w:r>
+      <w:r>
+        <w:t xml:space="preserve">; Faster-WAM retains a lower-cost future-conditioning route and reports improved robustness</w:t>
+      </w:r>
+      <w:r>
+        <w:t xml:space="preserve"> </w:t>
+      </w:r>
+      <w:r>
+        <w:t xml:space="preserve">(Zhao et al. 2026)</w:t>
+      </w:r>
+      <w:r>
+        <w:t xml:space="preserve">. AGRA finds that visually plausible foresight need not support reliable action inference in its studied architecture</w:t>
+      </w:r>
+      <w:r>
+        <w:t xml:space="preserve"> </w:t>
+      </w:r>
+      <w:r>
+        <w:t xml:space="preserve">(Qiu et al. 2026)</w:t>
+      </w:r>
+      <w:r>
+        <w:t xml:space="preserve">. RIFT directly establishes dependence on future-position values and their organization</w:t>
+      </w:r>
+      <w:r>
+        <w:t xml:space="preserve"> </w:t>
+      </w:r>
+      <w:r>
+        <w:t xml:space="preserve">(Zhang et al. 2026)</w:t>
+      </w:r>
+      <w:r>
+        <w:t xml:space="preserve">. Our contribution is complementary: we exchange two coherent, policy-generated alternatives and ask whether behavior follows the selected donor.</w:t>
+      </w:r>
+    </w:p>
+    <w:bookmarkEnd w:id="14"/>
+    <w:bookmarkStart w:id="15" w:name="mechanistic-interventions."/>
+    <w:p>
+      <w:pPr>
+        <w:pStyle w:val="Heading4"/>
+      </w:pPr>
+      <w:r>
+        <w:t xml:space="preserve">Mechanistic interventions.</w:t>
+      </w:r>
+    </w:p>
+    <w:p>
+      <w:pPr>
+        <w:pStyle w:val="FirstParagraph"/>
+      </w:pPr>
+      <w:r>
+        <w:t xml:space="preserve">Activation replacement tests whether an internal representation affects an output rather than merely being decodable from it</w:t>
+      </w:r>
+      <w:r>
+        <w:t xml:space="preserve"> </w:t>
+      </w:r>
+      <w:r>
+        <w:t xml:space="preserve">(Vig et al. 2020; Meng et al. 2022)</w:t>
+      </w:r>
+      <w:r>
+        <w:t xml:space="preserve">. Path patching extends this logic to specified computational routes</w:t>
+      </w:r>
+      <w:r>
+        <w:t xml:space="preserve"> </w:t>
+      </w:r>
+      <w:r>
+        <w:t xml:space="preserve">(Goldowsky-Dill et al. 2023)</w:t>
+      </w:r>
+      <w:r>
+        <w:t xml:space="preserve">. Conclusions can depend on the counterfactual pair and metric</w:t>
+      </w:r>
+      <w:r>
+        <w:t xml:space="preserve"> </w:t>
+      </w:r>
+      <w:r>
+        <w:t xml:space="preserve">(Zhang and Nanda 2024)</w:t>
+      </w:r>
+      <w:r>
+        <w:t xml:space="preserve">, while multi-component effects need not add when patched and unpatched routes interact</w:t>
+      </w:r>
+      <w:r>
+        <w:t xml:space="preserve"> </w:t>
+      </w:r>
+      <w:r>
+        <w:t xml:space="preserve">(Vaidyanathan et al. 2026)</w:t>
+      </w:r>
+      <w:r>
+        <w:t xml:space="preserve">. We therefore treat K/V replacement as evidence for an active pathway, not a complete circuit decomposition.</w:t>
+      </w:r>
+    </w:p>
+    <w:bookmarkEnd w:id="15"/>
+    <w:bookmarkEnd w:id="16"/>
+    <w:bookmarkStart w:id="24" w:name="sec:methods"/>
     <w:p>
       <w:pPr>
         <w:pStyle w:val="Heading1"/>
       </w:pPr>
       <w:r>
-        <w:t xml:space="preserve">Related Work</w:t>
+        <w:t xml:space="preserve">Methods</w:t>
+      </w:r>
+    </w:p>
+    <w:bookmarkStart w:id="17" w:name="Xf0705b5aec3ba6ca91c2cc5d339e58d96b08c49"/>
+    <w:p>
+      <w:pPr>
+        <w:pStyle w:val="Heading2"/>
+      </w:pPr>
+      <w:r>
+        <w:t xml:space="preserve">Future transplantation and directional projection</w:t>
       </w:r>
     </w:p>
     <w:p>
@@ -257,140 +440,7 @@
         <w:pStyle w:val="FirstParagraph"/>
       </w:pPr>
       <w:r>
-        <w:t xml:space="preserve">Robot policies use predicted visual futures through several interfaces. Some methods first generate a future video and then infer actions from that video or its representation</w:t>
-      </w:r>
-      <w:r>
-        <w:t xml:space="preserve"> </w:t>
-      </w:r>
-      <w:r>
-        <w:t xml:space="preserve">(Hu et al. 2025; Du et al. 2023)</w:t>
-      </w:r>
-      <w:r>
-        <w:t xml:space="preserve">. Others model video and actions jointly</w:t>
-      </w:r>
-      <w:r>
-        <w:t xml:space="preserve"> </w:t>
-      </w:r>
-      <w:r>
-        <w:t xml:space="preserve">(Guo et al. 2024; Li et al. 2025; Kim et al. 2026; NVIDIA 2026a)</w:t>
-      </w:r>
-      <w:r>
-        <w:t xml:space="preserve">. Joint training does not require that a model generate or use video at inference time; UVA, for example, can omit video generation during inference</w:t>
-      </w:r>
-      <w:r>
-        <w:t xml:space="preserve"> </w:t>
-      </w:r>
-      <w:r>
-        <w:t xml:space="preserve">(Li et al. 2025)</w:t>
-      </w:r>
-      <w:r>
-        <w:t xml:space="preserve">. Explicit visual planners instead generate candidate actions or subgoals, predict their outcomes, and compare those outcomes using a goal or value function</w:t>
-      </w:r>
-      <w:r>
-        <w:t xml:space="preserve"> </w:t>
-      </w:r>
-      <w:r>
-        <w:t xml:space="preserve">(Ebert et al. 2018; Du et al. 2024)</w:t>
-      </w:r>
-      <w:r>
-        <w:t xml:space="preserve">.</w:t>
-      </w:r>
-    </w:p>
-    <w:p>
-      <w:pPr>
-        <w:pStyle w:val="BodyText"/>
-      </w:pPr>
-      <w:r>
-        <w:t xml:space="preserve">Recent WAM studies have begun to separate predictive training from the use of predictions during action generation. Fast-WAM removes explicit future rollout while retaining competitive policy performance</w:t>
-      </w:r>
-      <w:r>
-        <w:t xml:space="preserve"> </w:t>
-      </w:r>
-      <w:r>
-        <w:t xml:space="preserve">(Yuan et al. 2026)</w:t>
-      </w:r>
-      <w:r>
-        <w:t xml:space="preserve">. Faster-WAM keeps a lower-cost connection from future representations to actions and reports improved robustness in its evaluation settings</w:t>
-      </w:r>
-      <w:r>
-        <w:t xml:space="preserve"> </w:t>
-      </w:r>
-      <w:r>
-        <w:t xml:space="preserve">(Zhao et al. 2026)</w:t>
-      </w:r>
-      <w:r>
-        <w:t xml:space="preserve">. AGRA finds that visually plausible predictions do not necessarily support reliable action inference in one architecture</w:t>
-      </w:r>
-      <w:r>
-        <w:t xml:space="preserve"> </w:t>
-      </w:r>
-      <w:r>
-        <w:t xml:space="preserve">(Qiu et al. 2026)</w:t>
-      </w:r>
-      <w:r>
-        <w:t xml:space="preserve">. RIFT directly intervenes on activations at future positions</w:t>
-      </w:r>
-      <w:r>
-        <w:t xml:space="preserve"> </w:t>
-      </w:r>
-      <w:r>
-        <w:t xml:space="preserve">(Zhang et al. 2026)</w:t>
-      </w:r>
-      <w:r>
-        <w:t xml:space="preserve">. We instead replace one naturally generated future with another and test whether the action follows the selected donor.</w:t>
-      </w:r>
-    </w:p>
-    <w:p>
-      <w:pPr>
-        <w:pStyle w:val="BodyText"/>
-      </w:pPr>
-      <w:r>
-        <w:t xml:space="preserve">Future transplantation is an activation-replacement intervention. Such methods distinguish information that is merely decodable from information that affects a model’s output</w:t>
-      </w:r>
-      <w:r>
-        <w:t xml:space="preserve"> </w:t>
-      </w:r>
-      <w:r>
-        <w:t xml:space="preserve">(Pearl 2001; Meng et al. 2022; Goldowsky-Dill et al. 2023; Zhang and Nanda 2024)</w:t>
-      </w:r>
-      <w:r>
-        <w:t xml:space="preserve">. A replacement can affect several computational routes at once, and untouched activations may compensate for it</w:t>
-      </w:r>
-      <w:r>
-        <w:t xml:space="preserve"> </w:t>
-      </w:r>
-      <w:r>
-        <w:t xml:space="preserve">(Vaidyanathan et al. 2026)</w:t>
-      </w:r>
-      <w:r>
-        <w:t xml:space="preserve">. We therefore use the Cosmos 3 intervention only to test whether future-token keys and values contribute to the action shift, not to claim a complete causal decomposition.</w:t>
-      </w:r>
-    </w:p>
-    <w:bookmarkEnd w:id="14"/>
-    <w:bookmarkStart w:id="18" w:name="sec:method"/>
-    <w:p>
-      <w:pPr>
-        <w:pStyle w:val="Heading1"/>
-      </w:pPr>
-      <w:r>
-        <w:t xml:space="preserve">Methods</w:t>
-      </w:r>
-    </w:p>
-    <w:bookmarkStart w:id="15" w:name="Xf0705b5aec3ba6ca91c2cc5d339e58d96b08c49"/>
-    <w:p>
-      <w:pPr>
-        <w:pStyle w:val="Heading2"/>
-      </w:pPr>
-      <w:r>
-        <w:t xml:space="preserve">Future transplantation and directional projection</w:t>
-      </w:r>
-    </w:p>
-    <w:p>
-      <w:pPr>
-        <w:pStyle w:val="FirstParagraph"/>
-      </w:pPr>
-      <w:r>
-        <w:t xml:space="preserve">Let</w:t>
+        <w:t xml:space="preserve">Let saved simulator state</w:t>
       </w:r>
       <w:r>
         <w:t xml:space="preserve"> </w:t>
@@ -404,21 +454,7 @@
         <w:t xml:space="preserve"> </w:t>
       </w:r>
       <w:r>
-        <w:t xml:space="preserve">be a saved simulator state. Two runs of the unmodified policy from</w:t>
-      </w:r>
-      <w:r>
-        <w:t xml:space="preserve"> </w:t>
-      </w:r>
-      <m:oMath>
-        <m:r>
-          <m:t>S</m:t>
-        </m:r>
-      </m:oMath>
-      <w:r>
-        <w:t xml:space="preserve"> </w:t>
-      </w:r>
-      <w:r>
-        <w:t xml:space="preserve">produce branches</w:t>
+        <w:t xml:space="preserve">admit two unmodified branches</w:t>
       </w:r>
       <w:r>
         <w:t xml:space="preserve"> </w:t>
@@ -461,17 +497,12 @@
             </m:r>
           </m:sub>
         </m:sSub>
-      </m:oMath>
-      <w:r>
-        <w:t xml:space="preserve"> </w:t>
-      </w:r>
-      <w:r>
-        <w:t xml:space="preserve">and</w:t>
-      </w:r>
-      <w:r>
-        <w:t xml:space="preserve"> </w:t>
-      </w:r>
-      <m:oMath>
+        <m:r>
+          <m:rPr>
+            <m:sty m:val="p"/>
+          </m:rPr>
+          <m:t>,</m:t>
+        </m:r>
         <m:sSub>
           <m:e>
             <m:r>
@@ -507,17 +538,12 @@
             </m:r>
           </m:sub>
         </m:sSub>
-      </m:oMath>
-      <w:r>
-        <w:t xml:space="preserve"> </w:t>
-      </w:r>
-      <w:r>
-        <w:t xml:space="preserve">and</w:t>
-      </w:r>
-      <w:r>
-        <w:t xml:space="preserve"> </w:t>
-      </w:r>
-      <m:oMath>
+        <m:r>
+          <m:rPr>
+            <m:sty m:val="p"/>
+          </m:rPr>
+          <m:t>,</m:t>
+        </m:r>
         <m:sSub>
           <m:e>
             <m:r>
@@ -556,17 +582,12 @@
             </m:r>
           </m:sub>
         </m:sSub>
-      </m:oMath>
-      <w:r>
-        <w:t xml:space="preserve"> </w:t>
-      </w:r>
-      <w:r>
-        <w:t xml:space="preserve">and</w:t>
-      </w:r>
-      <w:r>
-        <w:t xml:space="preserve"> </w:t>
-      </w:r>
-      <m:oMath>
+        <m:r>
+          <m:rPr>
+            <m:sty m:val="p"/>
+          </m:rPr>
+          <m:t>,</m:t>
+        </m:r>
         <m:sSub>
           <m:e>
             <m:r>
@@ -615,15 +636,7 @@
         <w:t xml:space="preserve"> </w:t>
       </w:r>
       <w:r>
-        <w:t xml:space="preserve">the donor.</w:t>
-      </w:r>
-    </w:p>
-    <w:p>
-      <w:pPr>
-        <w:pStyle w:val="BodyText"/>
-      </w:pPr>
-      <w:r>
-        <w:t xml:space="preserve">To recompute branch</w:t>
+        <w:t xml:space="preserve">the donor. To recompute</w:t>
       </w:r>
       <w:r>
         <w:t xml:space="preserve"> </w:t>
@@ -634,7 +647,7 @@
         </m:r>
       </m:oMath>
       <w:r>
-        <w:t xml:space="preserve">, we restore the same state and observation. We keep the instruction, action-noise realization, future-noise realization, solver, and denoising schedule fixed, but replace</w:t>
+        <w:t xml:space="preserve">, we restore the same state and observation, retain its instruction, action noise, future-noise path, solver, and denoising schedule, and replace only</w:t>
       </w:r>
       <w:r>
         <w:t xml:space="preserve"> </w:t>
@@ -677,32 +690,15 @@
         </m:sSub>
       </m:oMath>
       <w:r>
-        <w:t xml:space="preserve">. We also reverse the roles of</w:t>
-      </w:r>
-      <w:r>
-        <w:t xml:space="preserve"> </w:t>
-      </w:r>
-      <m:oMath>
-        <m:r>
-          <m:t>A</m:t>
-        </m:r>
-      </m:oMath>
-      <w:r>
-        <w:t xml:space="preserve"> </w:t>
-      </w:r>
-      <w:r>
-        <w:t xml:space="preserve">and</w:t>
-      </w:r>
-      <w:r>
-        <w:t xml:space="preserve"> </w:t>
-      </w:r>
-      <m:oMath>
-        <m:r>
-          <m:t>B</m:t>
-        </m:r>
-      </m:oMath>
-      <w:r>
-        <w:t xml:space="preserve">. For either an action chunk or endpoint, let</w:t>
+        <w:t xml:space="preserve">. We also reverse the branch roles.</w:t>
+      </w:r>
+    </w:p>
+    <w:p>
+      <w:pPr>
+        <w:pStyle w:val="BodyText"/>
+      </w:pPr>
+      <w:r>
+        <w:t xml:space="preserve">For an action or endpoint</w:t>
       </w:r>
       <w:r>
         <w:t xml:space="preserve"> </w:t>
@@ -752,31 +748,7 @@
         </m:r>
       </m:oMath>
       <w:r>
-        <w:t xml:space="preserve">. We measure the projection of an intervened output</w:t>
-      </w:r>
-      <w:r>
-        <w:t xml:space="preserve"> </w:t>
-      </w:r>
-      <m:oMath>
-        <m:acc>
-          <m:accPr>
-            <m:chr m:val="̂"/>
-          </m:accPr>
-          <m:e>
-            <m:r>
-              <m:rPr>
-                <m:sty m:val="bi"/>
-              </m:rPr>
-              <m:t>x</m:t>
-            </m:r>
-          </m:e>
-        </m:acc>
-      </m:oMath>
-      <w:r>
-        <w:t xml:space="preserve"> </w:t>
-      </w:r>
-      <w:r>
-        <w:t xml:space="preserve">onto the recipient-to-donor direction:</w:t>
+        <w:t xml:space="preserve">, normalized donor projection is</w:t>
       </w:r>
     </w:p>
     <w:p>
@@ -1038,7 +1010,7 @@
         <w:pStyle w:val="FirstParagraph"/>
       </w:pPr>
       <w:r>
-        <w:t xml:space="preserve">The recipient has projection 0 and the donor has projection 1. We also recompute the recipient with its own future and define</w:t>
+        <w:t xml:space="preserve">The recipient is 0 and the donor is 1; negative values move away from the donor and values above 1 overshoot it. The primary steering contrast subtracts the corresponding self-future recomputation:</w:t>
       </w:r>
     </w:p>
     <w:p>
@@ -1267,17 +1239,26 @@
         <w:pStyle w:val="FirstParagraph"/>
       </w:pPr>
       <w:r>
-        <w:t xml:space="preserve">A positive value means that the donor future moves the output toward the donor behavior. An arbitrary perturbation can change the output substantially while having zero or negative projection.</w:t>
-      </w:r>
-    </w:p>
-    <w:bookmarkEnd w:id="15"/>
-    <w:bookmarkStart w:id="16" w:name="models-states-and-controls"/>
+        <w:t xml:space="preserve">Pairs are selected using native action and endpoint separation, never intervention outcomes. Every endpoint arm is executed after restoring the exact simulator state.</w:t>
+      </w:r>
+    </w:p>
+    <w:bookmarkEnd w:id="17"/>
+    <w:bookmarkStart w:id="20" w:name="models-populations-and-controls"/>
     <w:p>
       <w:pPr>
         <w:pStyle w:val="Heading2"/>
       </w:pPr>
       <w:r>
-        <w:t xml:space="preserve">Models, states, and controls</w:t>
+        <w:t xml:space="preserve">Models, populations, and controls</w:t>
+      </w:r>
+    </w:p>
+    <w:bookmarkStart w:id="18" w:name="cosmos-policy."/>
+    <w:p>
+      <w:pPr>
+        <w:pStyle w:val="Heading4"/>
+      </w:pPr>
+      <w:r>
+        <w:t xml:space="preserve">Cosmos Policy.</w:t>
       </w:r>
     </w:p>
     <w:p>
@@ -1285,7 +1266,7 @@
         <w:pStyle w:val="FirstParagraph"/>
       </w:pPr>
       <w:r>
-        <w:t xml:space="preserve">For Cosmos Policy, we use the</w:t>
+        <w:t xml:space="preserve">We evaluate the public</w:t>
       </w:r>
       <w:r>
         <w:t xml:space="preserve"> </w:t>
@@ -1300,7 +1281,7 @@
         <w:t xml:space="preserve"> </w:t>
       </w:r>
       <w:r>
-        <w:t xml:space="preserve">checkpoint in direct-policy mode on the ten long-horizon LIBERO tasks, which we call LIBERO-10</w:t>
+        <w:t xml:space="preserve">checkpoint in direct-policy mode on LIBERO-Long, also called LIBERO-10</w:t>
       </w:r>
       <w:r>
         <w:t xml:space="preserve"> </w:t>
@@ -1309,15 +1290,25 @@
         <w:t xml:space="preserve">(Kim et al. 2026; Liu et al. 2023)</w:t>
       </w:r>
       <w:r>
-        <w:t xml:space="preserve">. The prespecified evaluation set contains 30 states: one per task at the first policy query, after three action chunks, and after six action chunks. At each state, eight unmodified runs are used to select one pair based only on action and endpoint distance. We evaluate both transplant directions with three future-noise draws each.</w:t>
-      </w:r>
-    </w:p>
-    <w:p>
-      <w:pPr>
-        <w:pStyle w:val="BodyText"/>
-      </w:pPr>
-      <w:r>
-        <w:t xml:space="preserve">For Cosmos 3, we intervene in the 36-layer diffusion-generator component of the 16B</w:t>
+        <w:t xml:space="preserve">. The frozen grid contains 30 states: ten tasks crossed with the first query, a state after three open-loop chunks, and a state after six chunks. Eight native runs determine one reciprocal donor pair per state; three future-noise draws are repeated within direction. Endpoints concatenate goal-relevant simulator coordinates with the official nine-dimensional proprioceptive endpoint.</w:t>
+      </w:r>
+    </w:p>
+    <w:bookmarkEnd w:id="18"/>
+    <w:bookmarkStart w:id="19" w:name="cosmos-3."/>
+    <w:p>
+      <w:pPr>
+        <w:pStyle w:val="Heading4"/>
+      </w:pPr>
+      <w:r>
+        <w:t xml:space="preserve">Cosmos 3.</w:t>
+      </w:r>
+    </w:p>
+    <w:p>
+      <w:pPr>
+        <w:pStyle w:val="FirstParagraph"/>
+      </w:pPr>
+      <w:r>
+        <w:t xml:space="preserve">We evaluate the 16B</w:t>
       </w:r>
       <w:r>
         <w:t xml:space="preserve"> </w:t>
@@ -1332,25 +1323,16 @@
         <w:t xml:space="preserve"> </w:t>
       </w:r>
       <w:r>
-        <w:t xml:space="preserve">checkpoint, where future-video and action coordinates are jointly denoised</w:t>
-      </w:r>
-      <w:r>
-        <w:t xml:space="preserve"> </w:t>
-      </w:r>
-      <w:r>
-        <w:t xml:space="preserve">(NVIDIA 2026a, 2026b)</w:t>
-      </w:r>
-      <w:r>
-        <w:t xml:space="preserve">. We evaluate one state from each of four RoboLab tasks selected without intervention outcomes</w:t>
-      </w:r>
-      <w:r>
-        <w:t xml:space="preserve"> </w:t>
-      </w:r>
-      <w:r>
-        <w:t xml:space="preserve">(Yang et al. 2026)</w:t>
-      </w:r>
-      <w:r>
-        <w:t xml:space="preserve">. These states provide 12 donor continuations. Each donor is tested with its model-predicted future and with a future encoded from the video produced by executing the donor action. A fifth Banana state is reserved for the held-out key–value experiment.</w:t>
+        <w:t xml:space="preserve">checkpoint on six eligible RoboLab tasks</w:t>
+      </w:r>
+      <w:r>
+        <w:t xml:space="preserve"> </w:t>
+      </w:r>
+      <w:r>
+        <w:t xml:space="preserve">(NVIDIA 2026a, 2026b; Yang et al. 2026)</w:t>
+      </w:r>
+      <w:r>
+        <w:t xml:space="preserve">. Its diffusion generator has 36 two-way full-attention layers, four denoising calls, 33 raw video frames mapped to nine VAE latent frames, and 32 absolute joint-position actions. The transplant targets unconditioned future-video coordinates at the final guided-sampler boundary. A frozen screen selected 24 state clusters, capped at four per task, using only native success, action and endpoint separation, and replay validity. Twenty-two completed. Two source branches ended before producing full 33-frame videos and were left missing rather than replaced. Reciprocal directions and predicted versus executed future sources are repeated measurements within state.</w:t>
       </w:r>
     </w:p>
     <w:p>
@@ -1358,7 +1340,26 @@
         <w:pStyle w:val="BodyText"/>
       </w:pPr>
       <w:r>
-        <w:t xml:space="preserve">Controls use the recipient’s own future, Gaussian noise matched to the donor future’s norm and distance from the recipient, and a within-task shuffled future. No-op recomputations verify that the intervention code leaves unmodified runs unchanged. At each patched Cosmos 3 attention operation, we replace only keys and values belonging to future-video tokens; no action coordinate or action-token key or value is patched directly.</w:t>
+        <w:t xml:space="preserve">Controls include exact self-future recomputation, Gaussian targets matched to the donor in norm and recipient distance, a prespecified natural-future control, within-task shuffled futures, and bitwise no-op checks. For Cosmos 3, identity layout capture, sampler wrapping, cache record/replay, and self patches reproduce actions bitwise; sentinels confirm that the transplant does not directly write to action coordinates. Executed-future conditions encode video from reachable donor actions and replay the same environment prefix before intervention.</w:t>
+      </w:r>
+    </w:p>
+    <w:bookmarkEnd w:id="19"/>
+    <w:bookmarkEnd w:id="20"/>
+    <w:bookmarkStart w:id="21" w:name="robot-and-object-interventions"/>
+    <w:p>
+      <w:pPr>
+        <w:pStyle w:val="Heading2"/>
+      </w:pPr>
+      <w:r>
+        <w:t xml:space="preserve">Robot and object interventions</w:t>
+      </w:r>
+    </w:p>
+    <w:p>
+      <w:pPr>
+        <w:pStyle w:val="FirstParagraph"/>
+      </w:pPr>
+      <w:r>
+        <w:t xml:space="preserve">We isolate content in complementary ways. In Cosmos Policy, first-query interventions replace the wrist-camera future, primary-camera future, or future proprioception separately. A second study crosses binary robot and object states in re-rendered videos at 20 held-out states. A decoder checks whether the intended cell remains visible. A natural-pair screen separately searches policy-generated continuations for robot-divergent/object-matched and object-divergent/robot-matched futures; only four states meet its criteria, below the planned minimum of ten.</w:t>
       </w:r>
     </w:p>
     <w:p>
@@ -1366,7 +1367,87 @@
         <w:pStyle w:val="BodyText"/>
       </w:pPr>
       <w:r>
-        <w:t xml:space="preserve">The independent unit is a restored simulator state. Reciprocal directions, donors, noise draws, and process launches are repeated measurements of that state. We average within each state and compute 95% confidence intervals with 10,000 cluster-bootstrap resamples over states</w:t>
+        <w:t xml:space="preserve">For Cosmos 3, a separately frozen factor study selected 12 population states round-robin by native object-position separation. Ten completed across all six tasks. Starting from the recipient video, an object-priority disjoint mask copies donor object pixels, donor robot pixels outside the object mask, both, or neither. This</w:t>
+      </w:r>
+      <w:r>
+        <w:t xml:space="preserve"> </w:t>
+      </w:r>
+      <m:oMath>
+        <m:r>
+          <m:t>2</m:t>
+        </m:r>
+        <m:r>
+          <m:rPr>
+            <m:sty m:val="p"/>
+          </m:rPr>
+          <m:t>×</m:t>
+        </m:r>
+        <m:r>
+          <m:t>2</m:t>
+        </m:r>
+      </m:oMath>
+      <w:r>
+        <w:t xml:space="preserve"> </w:t>
+      </w:r>
+      <w:r>
+        <w:t xml:space="preserve">design tests isolated pixel factors; it does not guarantee an in-distribution video or isolate a latent semantic variable.</w:t>
+      </w:r>
+    </w:p>
+    <w:bookmarkEnd w:id="21"/>
+    <w:bookmarkStart w:id="22" w:name="kv-interventions"/>
+    <w:p>
+      <w:pPr>
+        <w:pStyle w:val="Heading2"/>
+      </w:pPr>
+      <w:r>
+        <w:t xml:space="preserve">K/V interventions</w:t>
+      </w:r>
+    </w:p>
+    <w:p>
+      <w:pPr>
+        <w:pStyle w:val="FirstParagraph"/>
+      </w:pPr>
+      <w:r>
+        <w:t xml:space="preserve">In Cosmos Policy, action queries can attend to future keys. We continuously gate future keys at prespecified block 27, with exact all-key recomputation, equal-count random-key and current-key controls, and a block-0 control. This removal changes attention normalization, so it tests whether a late future-to-action edge is active, not the information carried by a token-count-preserving route.</w:t>
+      </w:r>
+    </w:p>
+    <w:p>
+      <w:pPr>
+        <w:pStyle w:val="BodyText"/>
+      </w:pPr>
+      <w:r>
+        <w:t xml:space="preserve">Cosmos 3 permits the stronger replacement test. We record future-video keys and values from a self-future run, then substitute them for donor-run future-token K/V at the frozen direct interface. Token count, token order, current-video K/V, text K/V, action K/V, observation, instruction, and noise remain fixed. Layer and pathway choices were frozen on excluded calibration tasks before the 22-state population intervention. We report</w:t>
+      </w:r>
+      <w:r>
+        <w:t xml:space="preserve"> </w:t>
+      </w:r>
+      <w:r>
+        <w:rPr>
+          <w:i/>
+          <w:iCs/>
+        </w:rPr>
+        <w:t xml:space="preserve">K/V replacement loss</w:t>
+      </w:r>
+      <w:r>
+        <w:t xml:space="preserve">: the reduction in donor projection after substituting self-future K/V. This is an operational intervention contrast, not a population natural indirect effect.</w:t>
+      </w:r>
+    </w:p>
+    <w:bookmarkEnd w:id="22"/>
+    <w:bookmarkStart w:id="23" w:name="statistical-analysis"/>
+    <w:p>
+      <w:pPr>
+        <w:pStyle w:val="Heading2"/>
+      </w:pPr>
+      <w:r>
+        <w:t xml:space="preserve">Statistical analysis</w:t>
+      </w:r>
+    </w:p>
+    <w:p>
+      <w:pPr>
+        <w:pStyle w:val="FirstParagraph"/>
+      </w:pPr>
+      <w:r>
+        <w:t xml:space="preserve">The independent unit is a restored simulator state. We first average reciprocal directions, donors, noise draws, and process repeats within state, then form 95% percentile intervals from 10,000 bootstrap resamples of states</w:t>
       </w:r>
       <w:r>
         <w:t xml:space="preserve"> </w:t>
@@ -1375,7 +1456,21 @@
         <w:t xml:space="preserve">(Field and Welsh 2007)</w:t>
       </w:r>
       <w:r>
-        <w:t xml:space="preserve">. For Cosmos 3, this is equivalent to resampling the four tasks. The prespecified smallest effect of interest for the confirmatory Cosmos Policy Predict2 experiments is 0.10 projection units</w:t>
+        <w:t xml:space="preserve">. Task-balanced sensitivity analyses average states within task before resampling tasks. We prespecified</w:t>
+      </w:r>
+      <w:r>
+        <w:t xml:space="preserve"> </w:t>
+      </w:r>
+      <m:oMath>
+        <m:r>
+          <m:t>0.10</m:t>
+        </m:r>
+      </m:oMath>
+      <w:r>
+        <w:t xml:space="preserve"> </w:t>
+      </w:r>
+      <w:r>
+        <w:t xml:space="preserve">projection units—10% of the native recipient-to-donor displacement—as the smallest effect of interest for the Cosmos Policy confirmatory family and the Cosmos 3 population and factor families</w:t>
       </w:r>
       <w:r>
         <w:t xml:space="preserve"> </w:t>
@@ -1384,17 +1479,38 @@
         <w:t xml:space="preserve">(Lakens 2017)</w:t>
       </w:r>
       <w:r>
-        <w:t xml:space="preserve">.</w:t>
-      </w:r>
-    </w:p>
-    <w:bookmarkEnd w:id="16"/>
-    <w:bookmarkStart w:id="17" w:name="content-and-pathway-interventions"/>
+        <w:t xml:space="preserve">. Prespecified primary sign-test</w:t>
+      </w:r>
+      <w:r>
+        <w:t xml:space="preserve"> </w:t>
+      </w:r>
+      <m:oMath>
+        <m:r>
+          <m:t>p</m:t>
+        </m:r>
+      </m:oMath>
+      <w:r>
+        <w:t xml:space="preserve">-values use Holm correction.</w:t>
+      </w:r>
+    </w:p>
+    <w:bookmarkEnd w:id="23"/>
+    <w:bookmarkEnd w:id="24"/>
+    <w:bookmarkStart w:id="38" w:name="sec:results"/>
+    <w:p>
+      <w:pPr>
+        <w:pStyle w:val="Heading1"/>
+      </w:pPr>
+      <w:r>
+        <w:t xml:space="preserve">Results</w:t>
+      </w:r>
+    </w:p>
+    <w:bookmarkStart w:id="31" w:name="sec:steering"/>
     <w:p>
       <w:pPr>
         <w:pStyle w:val="Heading2"/>
       </w:pPr>
       <w:r>
-        <w:t xml:space="preserve">Content and pathway interventions</w:t>
+        <w:t xml:space="preserve">Do coherent futures steer behavior?</w:t>
       </w:r>
     </w:p>
     <w:p>
@@ -1402,91 +1518,298 @@
         <w:pStyle w:val="FirstParagraph"/>
       </w:pPr>
       <w:r>
-        <w:t xml:space="preserve">We use three experiments to identify which changes in a Cosmos Policy future are associated with the action shift. First, at the ten first-query states, we replace the wrist-camera future, primary-camera future, or future proprioception separately. Second, at 20 held-out states, we independently re-render binary robot state</w:t>
-      </w:r>
-      <w:r>
-        <w:t xml:space="preserve"> </w:t>
-      </w:r>
-      <m:oMath>
-        <m:r>
-          <m:t>R</m:t>
-        </m:r>
-      </m:oMath>
-      <w:r>
-        <w:t xml:space="preserve"> </w:t>
-      </w:r>
-      <w:r>
-        <w:t xml:space="preserve">and object state</w:t>
-      </w:r>
-      <w:r>
-        <w:t xml:space="preserve"> </w:t>
-      </w:r>
-      <m:oMath>
-        <m:r>
-          <m:t>O</m:t>
-        </m:r>
-      </m:oMath>
-      <w:r>
-        <w:t xml:space="preserve">, producing four</w:t>
-      </w:r>
-      <w:r>
-        <w:t xml:space="preserve"> </w:t>
-      </w:r>
-      <m:oMath>
-        <m:r>
-          <m:t>2</m:t>
-        </m:r>
-        <m:r>
-          <m:rPr>
-            <m:sty m:val="p"/>
-          </m:rPr>
-          <m:t>×</m:t>
-        </m:r>
-        <m:r>
-          <m:t>2</m:t>
-        </m:r>
-      </m:oMath>
-      <w:r>
-        <w:t xml:space="preserve"> </w:t>
-      </w:r>
-      <w:r>
-        <w:t xml:space="preserve">combinations per state. A decoder identifies the intended combination in 74/80 primary-camera videos and 79/80 wrist-camera videos, confirming that the manipulation is visible in both views. The available analysis reports the object-state main effect, but not the robot-state main effect. Third, we search unmodified policy continuations for natural pairs that differ primarily in robot motion or object state. Only four states meet the matching criteria, below the prespecified minimum of ten, so this analysis is exploratory.</w:t>
-      </w:r>
-    </w:p>
-    <w:p>
-      <w:pPr>
-        <w:pStyle w:val="BodyText"/>
-      </w:pPr>
-      <w:r>
-        <w:t xml:space="preserve">For the Cosmos 3 pathway experiment, we record future-token keys and values from a recipient-future run, then replace the corresponding activations during a donor-future run. We test replacement at layer 16, at every direct future-to-action attention read, and at those direct reads plus future-to-current-video reads that can carry future information to the action indirectly. Four states are used to calibrate these schemes. We then freeze the interventions and apply them unchanged to the held-out Banana state. We report the decrease in donor projection caused by each replacement. This is an intervention effect, not a formal mediation estimate.</w:t>
-      </w:r>
-    </w:p>
-    <w:bookmarkEnd w:id="17"/>
-    <w:bookmarkEnd w:id="18"/>
-    <w:bookmarkStart w:id="36" w:name="sec:results"/>
-    <w:p>
-      <w:pPr>
-        <w:pStyle w:val="Heading1"/>
-      </w:pPr>
-      <w:r>
-        <w:t xml:space="preserve">Results</w:t>
-      </w:r>
-    </w:p>
-    <w:bookmarkStart w:id="25" w:name="sec:directionality"/>
-    <w:p>
-      <w:pPr>
-        <w:pStyle w:val="Heading2"/>
-      </w:pPr>
-      <w:r>
-        <w:t xml:space="preserve">Coherent donor futures steer actions toward donor behavior</w:t>
-      </w:r>
-    </w:p>
-    <w:bookmarkStart w:id="19" w:name="cosmos-policy."/>
+        <w:rPr>
+          <w:b/>
+          <w:bCs/>
+        </w:rPr>
+        <w:t xml:space="preserve">Yes: coherent donor futures steer both actions and their one-chunk simulator endpoints.</w:t>
+      </w:r>
+    </w:p>
+    <w:bookmarkStart w:id="25" w:name="cosmos-3.-1"/>
     <w:p>
       <w:pPr>
         <w:pStyle w:val="Heading4"/>
       </w:pPr>
       <w:r>
+        <w:t xml:space="preserve">Cosmos 3.</w:t>
+      </w:r>
+    </w:p>
+    <w:p>
+      <w:pPr>
+        <w:pStyle w:val="FirstParagraph"/>
+      </w:pPr>
+      <w:r>
+        <w:t xml:space="preserve">Across 22 completed states and all six tasks, predicted-future action steering is</w:t>
+      </w:r>
+      <w:r>
+        <w:t xml:space="preserve"> </w:t>
+      </w:r>
+      <m:oMath>
+        <m:r>
+          <m:t>0.992</m:t>
+        </m:r>
+      </m:oMath>
+      <w:r>
+        <w:t xml:space="preserve"> </w:t>
+      </w:r>
+      <w:r>
+        <w:t xml:space="preserve">(95% state-bootstrap CI</w:t>
+      </w:r>
+      <w:r>
+        <w:t xml:space="preserve"> </w:t>
+      </w:r>
+      <m:oMath>
+        <m:r>
+          <m:rPr>
+            <m:sty m:val="p"/>
+          </m:rPr>
+          <m:t>[</m:t>
+        </m:r>
+        <m:r>
+          <m:t>0.972</m:t>
+        </m:r>
+        <m:r>
+          <m:rPr>
+            <m:sty m:val="p"/>
+          </m:rPr>
+          <m:t>,</m:t>
+        </m:r>
+        <m:r>
+          <m:t>1.010</m:t>
+        </m:r>
+        <m:r>
+          <m:rPr>
+            <m:sty m:val="p"/>
+          </m:rPr>
+          <m:t>]</m:t>
+        </m:r>
+      </m:oMath>
+      <w:r>
+        <w:t xml:space="preserve">), positive in 22/22 states. It is</w:t>
+      </w:r>
+      <w:r>
+        <w:t xml:space="preserve"> </w:t>
+      </w:r>
+      <m:oMath>
+        <m:r>
+          <m:t>0.433</m:t>
+        </m:r>
+      </m:oMath>
+      <w:r>
+        <w:t xml:space="preserve"> </w:t>
+      </w:r>
+      <w:r>
+        <w:t xml:space="preserve">(</w:t>
+      </w:r>
+      <m:oMath>
+        <m:r>
+          <m:rPr>
+            <m:sty m:val="p"/>
+          </m:rPr>
+          <m:t>[</m:t>
+        </m:r>
+        <m:r>
+          <m:t>0.332</m:t>
+        </m:r>
+        <m:r>
+          <m:rPr>
+            <m:sty m:val="p"/>
+          </m:rPr>
+          <m:t>,</m:t>
+        </m:r>
+        <m:r>
+          <m:t>0.538</m:t>
+        </m:r>
+        <m:r>
+          <m:rPr>
+            <m:sty m:val="p"/>
+          </m:rPr>
+          <m:t>]</m:t>
+        </m:r>
+      </m:oMath>
+      <w:r>
+        <w:t xml:space="preserve">) above the natural-future control. Futures encoded from executed donor branches yield action steering of</w:t>
+      </w:r>
+      <w:r>
+        <w:t xml:space="preserve"> </w:t>
+      </w:r>
+      <m:oMath>
+        <m:r>
+          <m:t>0.983</m:t>
+        </m:r>
+      </m:oMath>
+      <w:r>
+        <w:t xml:space="preserve"> </w:t>
+      </w:r>
+      <w:r>
+        <w:t xml:space="preserve">(</w:t>
+      </w:r>
+      <m:oMath>
+        <m:r>
+          <m:rPr>
+            <m:sty m:val="p"/>
+          </m:rPr>
+          <m:t>[</m:t>
+        </m:r>
+        <m:r>
+          <m:t>0.890</m:t>
+        </m:r>
+        <m:r>
+          <m:rPr>
+            <m:sty m:val="p"/>
+          </m:rPr>
+          <m:t>,</m:t>
+        </m:r>
+        <m:r>
+          <m:t>1.064</m:t>
+        </m:r>
+        <m:r>
+          <m:rPr>
+            <m:sty m:val="p"/>
+          </m:rPr>
+          <m:t>]</m:t>
+        </m:r>
+      </m:oMath>
+      <w:r>
+        <w:t xml:space="preserve">) and executed-endpoint steering of</w:t>
+      </w:r>
+      <w:r>
+        <w:t xml:space="preserve"> </w:t>
+      </w:r>
+      <m:oMath>
+        <m:r>
+          <m:t>1.003</m:t>
+        </m:r>
+      </m:oMath>
+      <w:r>
+        <w:t xml:space="preserve"> </w:t>
+      </w:r>
+      <w:r>
+        <w:t xml:space="preserve">(</w:t>
+      </w:r>
+      <m:oMath>
+        <m:r>
+          <m:rPr>
+            <m:sty m:val="p"/>
+          </m:rPr>
+          <m:t>[</m:t>
+        </m:r>
+        <m:r>
+          <m:t>0.950</m:t>
+        </m:r>
+        <m:r>
+          <m:rPr>
+            <m:sty m:val="p"/>
+          </m:rPr>
+          <m:t>,</m:t>
+        </m:r>
+        <m:r>
+          <m:t>1.050</m:t>
+        </m:r>
+        <m:r>
+          <m:rPr>
+            <m:sty m:val="p"/>
+          </m:rPr>
+          <m:t>]</m:t>
+        </m:r>
+      </m:oMath>
+      <w:r>
+        <w:t xml:space="preserve">), both positive in 22/22 states. Executed-future action steering exceeds the geometry-matched Gaussian by</w:t>
+      </w:r>
+      <w:r>
+        <w:t xml:space="preserve"> </w:t>
+      </w:r>
+      <m:oMath>
+        <m:r>
+          <m:t>0.941</m:t>
+        </m:r>
+      </m:oMath>
+      <w:r>
+        <w:t xml:space="preserve"> </w:t>
+      </w:r>
+      <w:r>
+        <w:t xml:space="preserve">(</w:t>
+      </w:r>
+      <m:oMath>
+        <m:r>
+          <m:rPr>
+            <m:sty m:val="p"/>
+          </m:rPr>
+          <m:t>[</m:t>
+        </m:r>
+        <m:r>
+          <m:t>0.837</m:t>
+        </m:r>
+        <m:r>
+          <m:rPr>
+            <m:sty m:val="p"/>
+          </m:rPr>
+          <m:t>,</m:t>
+        </m:r>
+        <m:r>
+          <m:t>1.032</m:t>
+        </m:r>
+        <m:r>
+          <m:rPr>
+            <m:sty m:val="p"/>
+          </m:rPr>
+          <m:t>]</m:t>
+        </m:r>
+      </m:oMath>
+      <w:r>
+        <w:t xml:space="preserve">) and the natural control by</w:t>
+      </w:r>
+      <w:r>
+        <w:t xml:space="preserve"> </w:t>
+      </w:r>
+      <m:oMath>
+        <m:r>
+          <m:t>0.391</m:t>
+        </m:r>
+      </m:oMath>
+      <w:r>
+        <w:t xml:space="preserve"> </w:t>
+      </w:r>
+      <w:r>
+        <w:t xml:space="preserve">(</w:t>
+      </w:r>
+      <m:oMath>
+        <m:r>
+          <m:rPr>
+            <m:sty m:val="p"/>
+          </m:rPr>
+          <m:t>[</m:t>
+        </m:r>
+        <m:r>
+          <m:t>0.246</m:t>
+        </m:r>
+        <m:r>
+          <m:rPr>
+            <m:sty m:val="p"/>
+          </m:rPr>
+          <m:t>,</m:t>
+        </m:r>
+        <m:r>
+          <m:t>0.533</m:t>
+        </m:r>
+        <m:r>
+          <m:rPr>
+            <m:sty m:val="p"/>
+          </m:rPr>
+          <m:t>]</m:t>
+        </m:r>
+      </m:oMath>
+      <w:r>
+        <w:t xml:space="preserve">). Task-balanced analyses give the same qualitative conclusions. A separate four-task engineering study identifies the correct donor in 12/12 cases for both future sources.</w:t>
+      </w:r>
+    </w:p>
+    <w:bookmarkEnd w:id="25"/>
+    <w:bookmarkStart w:id="30" w:name="cosmos-policy.-1"/>
+    <w:p>
+      <w:pPr>
+        <w:pStyle w:val="Heading4"/>
+      </w:pPr>
+      <w:r>
         <w:t xml:space="preserve">Cosmos Policy.</w:t>
       </w:r>
     </w:p>
@@ -1495,33 +1818,12 @@
         <w:pStyle w:val="FirstParagraph"/>
       </w:pPr>
       <w:r>
-        <w:t xml:space="preserve">At the first policy query, donor futures increase action projection by</w:t>
-      </w:r>
-      <w:r>
-        <w:t xml:space="preserve"> </w:t>
-      </w:r>
-      <m:oMath>
-        <m:sSub>
-          <m:e>
-            <m:r>
-              <m:rPr>
-                <m:sty m:val="p"/>
-              </m:rPr>
-              <m:t>Δ</m:t>
-            </m:r>
-          </m:e>
-          <m:sub>
-            <m:r>
-              <m:t>a</m:t>
-            </m:r>
-          </m:sub>
-        </m:sSub>
-        <m:r>
-          <m:rPr>
-            <m:sty m:val="p"/>
-          </m:rPr>
-          <m:t>=</m:t>
-        </m:r>
+        <w:t xml:space="preserve">At the first query, donor-minus-self action steering is</w:t>
+      </w:r>
+      <w:r>
+        <w:t xml:space="preserve"> </w:t>
+      </w:r>
+      <m:oMath>
         <m:r>
           <m:t>0.499</m:t>
         </m:r>
@@ -1530,10 +1832,7 @@
         <w:t xml:space="preserve"> </w:t>
       </w:r>
       <w:r>
-        <w:t xml:space="preserve">(95% CI</w:t>
-      </w:r>
-      <w:r>
-        <w:t xml:space="preserve"> </w:t>
+        <w:t xml:space="preserve">(</w:t>
       </w:r>
       <m:oMath>
         <m:r>
@@ -1562,33 +1861,12 @@
         </m:r>
       </m:oMath>
       <w:r>
-        <w:t xml:space="preserve">) relative to self-future recomputation. The effect is positive in all ten tasks. Executing the recomputed action from the same state yields a corresponding endpoint effect of</w:t>
-      </w:r>
-      <w:r>
-        <w:t xml:space="preserve"> </w:t>
-      </w:r>
-      <m:oMath>
-        <m:sSub>
-          <m:e>
-            <m:r>
-              <m:rPr>
-                <m:sty m:val="p"/>
-              </m:rPr>
-              <m:t>Δ</m:t>
-            </m:r>
-          </m:e>
-          <m:sub>
-            <m:r>
-              <m:t>e</m:t>
-            </m:r>
-          </m:sub>
-        </m:sSub>
-        <m:r>
-          <m:rPr>
-            <m:sty m:val="p"/>
-          </m:rPr>
-          <m:t>=</m:t>
-        </m:r>
+        <w:t xml:space="preserve">), positive in all ten tasks. Executed-endpoint steering is</w:t>
+      </w:r>
+      <w:r>
+        <w:t xml:space="preserve"> </w:t>
+      </w:r>
+      <m:oMath>
         <m:r>
           <m:t>0.552</m:t>
         </m:r>
@@ -1626,10 +1904,7 @@
         </m:r>
       </m:oMath>
       <w:r>
-        <w:t xml:space="preserve">), also positive in all ten tasks. Relative to the Gaussian and shuffled-future controls, the action-projection differences are</w:t>
-      </w:r>
-      <w:r>
-        <w:t xml:space="preserve"> </w:t>
+        <w:t xml:space="preserve">), also positive in all ten. The action contrast remains positive against Gaussian (</w:t>
       </w:r>
       <m:oMath>
         <m:r>
@@ -1637,6 +1912,66 @@
         </m:r>
       </m:oMath>
       <w:r>
+        <w:t xml:space="preserve">), natural (</w:t>
+      </w:r>
+      <m:oMath>
+        <m:r>
+          <m:t>0.103</m:t>
+        </m:r>
+      </m:oMath>
+      <w:r>
+        <w:t xml:space="preserve">), and shuffled-future (</w:t>
+      </w:r>
+      <m:oMath>
+        <m:r>
+          <m:t>0.255</m:t>
+        </m:r>
+      </m:oMath>
+      <w:r>
+        <w:t xml:space="preserve">) controls; endpoint contrasts are</w:t>
+      </w:r>
+      <w:r>
+        <w:t xml:space="preserve"> </w:t>
+      </w:r>
+      <m:oMath>
+        <m:r>
+          <m:t>0.549</m:t>
+        </m:r>
+      </m:oMath>
+      <w:r>
+        <w:t xml:space="preserve">,</w:t>
+      </w:r>
+      <w:r>
+        <w:t xml:space="preserve"> </w:t>
+      </w:r>
+      <m:oMath>
+        <m:r>
+          <m:t>0.110</m:t>
+        </m:r>
+      </m:oMath>
+      <w:r>
+        <w:t xml:space="preserve">, and</w:t>
+      </w:r>
+      <w:r>
+        <w:t xml:space="preserve"> </w:t>
+      </w:r>
+      <m:oMath>
+        <m:r>
+          <m:t>0.277</m:t>
+        </m:r>
+      </m:oMath>
+      <w:r>
+        <w:t xml:space="preserve">. Secondary control intervals were not available. Steering is much smaller at later sampled states: after three chunks, action and endpoint effects are</w:t>
+      </w:r>
+      <w:r>
+        <w:t xml:space="preserve"> </w:t>
+      </w:r>
+      <m:oMath>
+        <m:r>
+          <m:t>0.031</m:t>
+        </m:r>
+      </m:oMath>
+      <w:r>
         <w:t xml:space="preserve"> </w:t>
       </w:r>
       <w:r>
@@ -1647,18 +1982,18 @@
       </w:r>
       <m:oMath>
         <m:r>
-          <m:t>0.255</m:t>
-        </m:r>
-      </m:oMath>
-      <w:r>
-        <w:t xml:space="preserve">, and the endpoint differences are</w:t>
-      </w:r>
-      <w:r>
-        <w:t xml:space="preserve"> </w:t>
-      </w:r>
-      <m:oMath>
-        <m:r>
-          <m:t>0.549</m:t>
+          <m:t>0.004</m:t>
+        </m:r>
+      </m:oMath>
+      <w:r>
+        <w:t xml:space="preserve">; after six, they are</w:t>
+      </w:r>
+      <w:r>
+        <w:t xml:space="preserve"> </w:t>
+      </w:r>
+      <m:oMath>
+        <m:r>
+          <m:t>0.027</m:t>
         </m:r>
       </m:oMath>
       <w:r>
@@ -1672,21 +2007,16 @@
       </w:r>
       <m:oMath>
         <m:r>
-          <m:t>0.277</m:t>
-        </m:r>
-      </m:oMath>
-      <w:r>
-        <w:t xml:space="preserve">. Confidence intervals are unavailable for these secondary control contrasts.</w:t>
-      </w:r>
-    </w:p>
-    <w:p>
-      <w:pPr>
-        <w:pStyle w:val="BodyText"/>
-      </w:pPr>
-      <w:r>
-        <w:t xml:space="preserve">Effects are much smaller at the later sampled states (Figure </w:t>
-      </w:r>
-      <w:hyperlink w:anchor="fig:directionality">
+          <m:t>0.025</m:t>
+        </m:r>
+      </m:oMath>
+      <w:r>
+        <w:t xml:space="preserve"> </w:t>
+      </w:r>
+      <w:r>
+        <w:t xml:space="preserve">(Figure </w:t>
+      </w:r>
+      <w:hyperlink w:anchor="fig:policy">
         <w:r>
           <w:rPr>
             <w:rStyle w:val="Hyperlink"/>
@@ -1695,323 +2025,10 @@
         </w:r>
       </w:hyperlink>
       <w:r>
-        <w:t xml:space="preserve">a). After three action chunks,</w:t>
-      </w:r>
-      <w:r>
-        <w:t xml:space="preserve"> </w:t>
-      </w:r>
-      <m:oMath>
-        <m:sSub>
-          <m:e>
-            <m:r>
-              <m:rPr>
-                <m:sty m:val="p"/>
-              </m:rPr>
-              <m:t>Δ</m:t>
-            </m:r>
-          </m:e>
-          <m:sub>
-            <m:r>
-              <m:t>a</m:t>
-            </m:r>
-          </m:sub>
-        </m:sSub>
-        <m:r>
-          <m:rPr>
-            <m:sty m:val="p"/>
-          </m:rPr>
-          <m:t>=</m:t>
-        </m:r>
-        <m:r>
-          <m:t>0.031</m:t>
-        </m:r>
-      </m:oMath>
-      <w:r>
-        <w:t xml:space="preserve"> </w:t>
-      </w:r>
-      <w:r>
-        <w:t xml:space="preserve">and</w:t>
-      </w:r>
-      <w:r>
-        <w:t xml:space="preserve"> </w:t>
-      </w:r>
-      <m:oMath>
-        <m:sSub>
-          <m:e>
-            <m:r>
-              <m:rPr>
-                <m:sty m:val="p"/>
-              </m:rPr>
-              <m:t>Δ</m:t>
-            </m:r>
-          </m:e>
-          <m:sub>
-            <m:r>
-              <m:t>e</m:t>
-            </m:r>
-          </m:sub>
-        </m:sSub>
-        <m:r>
-          <m:rPr>
-            <m:sty m:val="p"/>
-          </m:rPr>
-          <m:t>=</m:t>
-        </m:r>
-        <m:r>
-          <m:t>0.004</m:t>
-        </m:r>
-      </m:oMath>
-      <w:r>
-        <w:t xml:space="preserve">; after six chunks, they are</w:t>
-      </w:r>
-      <w:r>
-        <w:t xml:space="preserve"> </w:t>
-      </w:r>
-      <m:oMath>
-        <m:r>
-          <m:t>0.027</m:t>
-        </m:r>
-      </m:oMath>
-      <w:r>
-        <w:t xml:space="preserve"> </w:t>
-      </w:r>
-      <w:r>
-        <w:t xml:space="preserve">and</w:t>
-      </w:r>
-      <w:r>
-        <w:t xml:space="preserve"> </w:t>
-      </w:r>
-      <m:oMath>
-        <m:r>
-          <m:t>0.025</m:t>
-        </m:r>
-      </m:oMath>
-      <w:r>
-        <w:t xml:space="preserve">. Because each decision point uses a different saved state, these measurements do not distinguish temporal decay from state-specific variation.</w:t>
-      </w:r>
-    </w:p>
-    <w:bookmarkEnd w:id="19"/>
-    <w:bookmarkStart w:id="24" w:name="cosmos-3."/>
-    <w:p>
-      <w:pPr>
-        <w:pStyle w:val="Heading4"/>
-      </w:pPr>
-      <w:r>
-        <w:t xml:space="preserve">Cosmos 3.</w:t>
-      </w:r>
-    </w:p>
-    <w:p>
-      <w:pPr>
-        <w:pStyle w:val="FirstParagraph"/>
-      </w:pPr>
-      <w:r>
-        <w:t xml:space="preserve">The available Cosmos 3 analysis reports raw donor projection</w:t>
-      </w:r>
-      <w:r>
-        <w:t xml:space="preserve"> </w:t>
-      </w:r>
-      <m:oMath>
-        <m:r>
-          <m:t>π</m:t>
-        </m:r>
-      </m:oMath>
-      <w:r>
-        <w:t xml:space="preserve">, rather than the donor-minus-self difference</w:t>
-      </w:r>
-      <w:r>
-        <w:t xml:space="preserve"> </w:t>
-      </w:r>
-      <m:oMath>
-        <m:r>
-          <m:rPr>
-            <m:sty m:val="p"/>
-          </m:rPr>
-          <m:t>Δ</m:t>
-        </m:r>
-      </m:oMath>
-      <w:r>
-        <w:t xml:space="preserve"> </w:t>
-      </w:r>
-      <w:r>
-        <w:t xml:space="preserve">used above; the self-future control is near zero. Across the four independent states, model-predicted donor futures yield a mean action projection of</w:t>
-      </w:r>
-      <w:r>
-        <w:t xml:space="preserve"> </w:t>
-      </w:r>
-      <m:oMath>
-        <m:r>
-          <m:t>0.985</m:t>
-        </m:r>
-      </m:oMath>
-      <w:r>
-        <w:t xml:space="preserve"> </w:t>
-      </w:r>
-      <w:r>
-        <w:t xml:space="preserve">(task-bootstrap 95% CI</w:t>
-      </w:r>
-      <w:r>
-        <w:t xml:space="preserve"> </w:t>
-      </w:r>
-      <m:oMath>
-        <m:r>
-          <m:rPr>
-            <m:sty m:val="p"/>
-          </m:rPr>
-          <m:t>[</m:t>
-        </m:r>
-        <m:r>
-          <m:t>0.974</m:t>
-        </m:r>
-        <m:r>
-          <m:rPr>
-            <m:sty m:val="p"/>
-          </m:rPr>
-          <m:t>,</m:t>
-        </m:r>
-        <m:r>
-          <m:t>0.993</m:t>
-        </m:r>
-        <m:r>
-          <m:rPr>
-            <m:sty m:val="p"/>
-          </m:rPr>
-          <m:t>]</m:t>
-        </m:r>
-      </m:oMath>
-      <w:r>
-        <w:t xml:space="preserve">) and endpoint projection of</w:t>
-      </w:r>
-      <w:r>
-        <w:t xml:space="preserve"> </w:t>
-      </w:r>
-      <m:oMath>
-        <m:r>
-          <m:t>0.975</m:t>
-        </m:r>
-      </m:oMath>
-      <w:r>
-        <w:t xml:space="preserve"> </w:t>
-      </w:r>
-      <w:r>
-        <w:t xml:space="preserve">(</w:t>
-      </w:r>
-      <m:oMath>
-        <m:r>
-          <m:rPr>
-            <m:sty m:val="p"/>
-          </m:rPr>
-          <m:t>[</m:t>
-        </m:r>
-        <m:r>
-          <m:t>0.833</m:t>
-        </m:r>
-        <m:r>
-          <m:rPr>
-            <m:sty m:val="p"/>
-          </m:rPr>
-          <m:t>,</m:t>
-        </m:r>
-        <m:r>
-          <m:t>1.079</m:t>
-        </m:r>
-        <m:r>
-          <m:rPr>
-            <m:sty m:val="p"/>
-          </m:rPr>
-          <m:t>]</m:t>
-        </m:r>
-      </m:oMath>
-      <w:r>
-        <w:t xml:space="preserve">). Futures encoded from executed donor branches yield action projection</w:t>
-      </w:r>
-      <w:r>
-        <w:t xml:space="preserve"> </w:t>
-      </w:r>
-      <m:oMath>
-        <m:r>
-          <m:t>1.060</m:t>
-        </m:r>
-      </m:oMath>
-      <w:r>
-        <w:t xml:space="preserve"> </w:t>
-      </w:r>
-      <w:r>
-        <w:t xml:space="preserve">(</w:t>
-      </w:r>
-      <m:oMath>
-        <m:r>
-          <m:rPr>
-            <m:sty m:val="p"/>
-          </m:rPr>
-          <m:t>[</m:t>
-        </m:r>
-        <m:r>
-          <m:t>1.010</m:t>
-        </m:r>
-        <m:r>
-          <m:rPr>
-            <m:sty m:val="p"/>
-          </m:rPr>
-          <m:t>,</m:t>
-        </m:r>
-        <m:r>
-          <m:t>1.103</m:t>
-        </m:r>
-        <m:r>
-          <m:rPr>
-            <m:sty m:val="p"/>
-          </m:rPr>
-          <m:t>]</m:t>
-        </m:r>
-      </m:oMath>
-      <w:r>
-        <w:t xml:space="preserve">) and endpoint projection</w:t>
-      </w:r>
-      <w:r>
-        <w:t xml:space="preserve"> </w:t>
-      </w:r>
-      <m:oMath>
-        <m:r>
-          <m:t>1.027</m:t>
-        </m:r>
-      </m:oMath>
-      <w:r>
-        <w:t xml:space="preserve"> </w:t>
-      </w:r>
-      <w:r>
-        <w:t xml:space="preserve">(</w:t>
-      </w:r>
-      <m:oMath>
-        <m:r>
-          <m:rPr>
-            <m:sty m:val="p"/>
-          </m:rPr>
-          <m:t>[</m:t>
-        </m:r>
-        <m:r>
-          <m:t>0.824</m:t>
-        </m:r>
-        <m:r>
-          <m:rPr>
-            <m:sty m:val="p"/>
-          </m:rPr>
-          <m:t>,</m:t>
-        </m:r>
-        <m:r>
-          <m:t>1.204</m:t>
-        </m:r>
-        <m:r>
-          <m:rPr>
-            <m:sty m:val="p"/>
-          </m:rPr>
-          <m:t>]</m:t>
-        </m:r>
-      </m:oMath>
-      <w:r>
-        <w:t xml:space="preserve">). All 24 interventions—12 donors evaluated with two future sources—have positive donor projection. Multiple donors improve measurement within a state but do not increase the number of independent states.</w:t>
-      </w:r>
-    </w:p>
-    <w:bookmarkStart w:id="23" w:name="fig:directionality"/>
+        <w:t xml:space="preserve">). Because each time point uses a different state, this is a state/timing association rather than a causal estimate of temporal decay.</w:t>
+      </w:r>
+    </w:p>
+    <w:bookmarkStart w:id="29" w:name="fig:policy"/>
     <w:p>
       <w:pPr>
         <w:pStyle w:val="CaptionedFigure"/>
@@ -2019,20 +2036,20 @@
       <w:r>
         <w:drawing>
           <wp:inline>
-            <wp:extent cx="5334000" cy="1762064"/>
+            <wp:extent cx="5334000" cy="1617688"/>
             <wp:effectExtent b="0" l="0" r="0" t="0"/>
-            <wp:docPr descr="" title="" id="21" name="Picture"/>
+            <wp:docPr descr="" title="" id="27" name="Picture"/>
             <a:graphic>
               <a:graphicData uri="http://schemas.openxmlformats.org/drawingml/2006/picture">
                 <pic:pic>
                   <pic:nvPicPr>
-                    <pic:cNvPr descr="figures/directionality_results.png" id="22" name="Picture"/>
+                    <pic:cNvPr descr="figures/directionality_results.pdf" id="28" name="Picture"/>
                     <pic:cNvPicPr>
                       <a:picLocks noChangeArrowheads="1" noChangeAspect="1"/>
                     </pic:cNvPicPr>
                   </pic:nvPicPr>
                   <pic:blipFill>
-                    <a:blip r:embed="rId20"/>
+                    <a:blip r:embed="rId26"/>
                     <a:stretch>
                       <a:fillRect/>
                     </a:stretch>
@@ -2040,7 +2057,7 @@
                   <pic:spPr bwMode="auto">
                     <a:xfrm>
                       <a:off x="0" y="0"/>
-                      <a:ext cx="5334000" cy="1762064"/>
+                      <a:ext cx="5334000" cy="1617688"/>
                     </a:xfrm>
                     <a:prstGeom prst="rect">
                       <a:avLst/>
@@ -2064,52 +2081,41 @@
         <w:pStyle w:val="ImageCaption"/>
       </w:pPr>
       <w:r>
-        <w:t xml:space="preserve">Directional effects of future transplantation. (a) Cosmos Policy reports the donor-minus-self projection difference</w:t>
-      </w:r>
-      <w:r>
-        <w:t xml:space="preserve"> </w:t>
-      </w:r>
-      <m:oMath>
-        <m:r>
-          <m:rPr>
-            <m:sty m:val="p"/>
-          </m:rPr>
-          <m:t>Δ</m:t>
-        </m:r>
-      </m:oMath>
-      <w:r>
-        <w:t xml:space="preserve">; effects are large at first-query states and small at later sampled states. (b) Cosmos 3 reports raw donor projection</w:t>
-      </w:r>
-      <w:r>
-        <w:t xml:space="preserve"> </w:t>
-      </w:r>
-      <m:oMath>
-        <m:r>
-          <m:t>π</m:t>
-        </m:r>
-      </m:oMath>
-      <w:r>
-        <w:t xml:space="preserve">; 0 reproduces the recipient and 1 reproduces the donor. Intervals are 95% cluster-bootstrap confidence intervals where available.</w:t>
-      </w:r>
-    </w:p>
-    <w:bookmarkEnd w:id="23"/>
+        <w:t xml:space="preserve">Cosmos Policy results. (a) Donor-minus-self action and endpoint steering is large at first-query states and small at later registered states. (b) At first-query states, visual futures carry the action effect, whereas future proprioception does not. Points are state means; bars are 95% state-bootstrap intervals where reported. The dashed line is the prespecified</w:t>
+      </w:r>
+      <w:r>
+        <w:t xml:space="preserve"> </w:t>
+      </w:r>
+      <m:oMath>
+        <m:r>
+          <m:t>0.10</m:t>
+        </m:r>
+      </m:oMath>
+      <w:r>
+        <w:t xml:space="preserve"> </w:t>
+      </w:r>
+      <w:r>
+        <w:t xml:space="preserve">threshold.</w:t>
+      </w:r>
+    </w:p>
+    <w:bookmarkEnd w:id="29"/>
     <w:p>
       <w:pPr>
         <w:pStyle w:val="BodyText"/>
       </w:pPr>
       <w:r>
-        <w:t xml:space="preserve">Neither model’s selected branch pairs show stable differences in binary task success. The evidence therefore concerns donor-directed action shifts and one-chunk simulator endpoints, not closed-loop task completion.</w:t>
-      </w:r>
-    </w:p>
-    <w:bookmarkEnd w:id="24"/>
-    <w:bookmarkEnd w:id="25"/>
-    <w:bookmarkStart w:id="30" w:name="sec:content"/>
+        <w:t xml:space="preserve">No screened branch pair in either policy retained a stable success/failure label across continuation seeds. The result concerns donor-directed action and one-chunk endpoint changes, not closed-loop task completion.</w:t>
+      </w:r>
+    </w:p>
+    <w:bookmarkEnd w:id="30"/>
+    <w:bookmarkEnd w:id="31"/>
+    <w:bookmarkStart w:id="32" w:name="sec:content"/>
     <w:p>
       <w:pPr>
         <w:pStyle w:val="Heading2"/>
       </w:pPr>
       <w:r>
-        <w:t xml:space="preserve">Cosmos Policy effects track camera-visible robot motion</w:t>
+        <w:t xml:space="preserve">What future content causes steering?</w:t>
       </w:r>
     </w:p>
     <w:p>
@@ -2117,9 +2123,622 @@
         <w:pStyle w:val="FirstParagraph"/>
       </w:pPr>
       <w:r>
-        <w:t xml:space="preserve">Replacing one future component at a time reveals a large difference across modalities (Figure </w:t>
-      </w:r>
-      <w:hyperlink w:anchor="fig:content">
+        <w:rPr>
+          <w:b/>
+          <w:bCs/>
+        </w:rPr>
+        <w:t xml:space="preserve">The content pattern differs across checkpoints: Cosmos Policy favors visual robot-motion information, while Cosmos 3’s whole-future effect is not recreated by either isolated pixel factor.</w:t>
+      </w:r>
+    </w:p>
+    <w:p>
+      <w:pPr>
+        <w:pStyle w:val="BodyText"/>
+      </w:pPr>
+      <w:r>
+        <w:t xml:space="preserve">In Cosmos Policy, wrist-future action steering is</w:t>
+      </w:r>
+      <w:r>
+        <w:t xml:space="preserve"> </w:t>
+      </w:r>
+      <m:oMath>
+        <m:r>
+          <m:t>0.435</m:t>
+        </m:r>
+      </m:oMath>
+      <w:r>
+        <w:t xml:space="preserve"> </w:t>
+      </w:r>
+      <w:r>
+        <w:t xml:space="preserve">(</w:t>
+      </w:r>
+      <m:oMath>
+        <m:r>
+          <m:rPr>
+            <m:sty m:val="p"/>
+          </m:rPr>
+          <m:t>[</m:t>
+        </m:r>
+        <m:r>
+          <m:t>0.284</m:t>
+        </m:r>
+        <m:r>
+          <m:rPr>
+            <m:sty m:val="p"/>
+          </m:rPr>
+          <m:t>,</m:t>
+        </m:r>
+        <m:r>
+          <m:t>0.605</m:t>
+        </m:r>
+        <m:r>
+          <m:rPr>
+            <m:sty m:val="p"/>
+          </m:rPr>
+          <m:t>]</m:t>
+        </m:r>
+      </m:oMath>
+      <w:r>
+        <w:t xml:space="preserve">), primary-camera steering is</w:t>
+      </w:r>
+      <w:r>
+        <w:t xml:space="preserve"> </w:t>
+      </w:r>
+      <m:oMath>
+        <m:r>
+          <m:t>0.101</m:t>
+        </m:r>
+      </m:oMath>
+      <w:r>
+        <w:t xml:space="preserve"> </w:t>
+      </w:r>
+      <w:r>
+        <w:t xml:space="preserve">(</w:t>
+      </w:r>
+      <m:oMath>
+        <m:r>
+          <m:rPr>
+            <m:sty m:val="p"/>
+          </m:rPr>
+          <m:t>[</m:t>
+        </m:r>
+        <m:r>
+          <m:t>0.057</m:t>
+        </m:r>
+        <m:r>
+          <m:rPr>
+            <m:sty m:val="p"/>
+          </m:rPr>
+          <m:t>,</m:t>
+        </m:r>
+        <m:r>
+          <m:t>0.144</m:t>
+        </m:r>
+        <m:r>
+          <m:rPr>
+            <m:sty m:val="p"/>
+          </m:rPr>
+          <m:t>]</m:t>
+        </m:r>
+      </m:oMath>
+      <w:r>
+        <w:t xml:space="preserve">), and future-proprioception steering is</w:t>
+      </w:r>
+      <w:r>
+        <w:t xml:space="preserve"> </w:t>
+      </w:r>
+      <m:oMath>
+        <m:r>
+          <m:t>0.001</m:t>
+        </m:r>
+      </m:oMath>
+      <w:r>
+        <w:t xml:space="preserve"> </w:t>
+      </w:r>
+      <w:r>
+        <w:t xml:space="preserve">(</w:t>
+      </w:r>
+      <m:oMath>
+        <m:r>
+          <m:rPr>
+            <m:sty m:val="p"/>
+          </m:rPr>
+          <m:t>[</m:t>
+        </m:r>
+        <m:r>
+          <m:rPr>
+            <m:sty m:val="p"/>
+          </m:rPr>
+          <m:t>−</m:t>
+        </m:r>
+        <m:r>
+          <m:t>0.004</m:t>
+        </m:r>
+        <m:r>
+          <m:rPr>
+            <m:sty m:val="p"/>
+          </m:rPr>
+          <m:t>,</m:t>
+        </m:r>
+        <m:r>
+          <m:t>0.008</m:t>
+        </m:r>
+        <m:r>
+          <m:rPr>
+            <m:sty m:val="p"/>
+          </m:rPr>
+          <m:t>]</m:t>
+        </m:r>
+      </m:oMath>
+      <w:r>
+        <w:t xml:space="preserve">). In the 20-state</w:t>
+      </w:r>
+      <w:r>
+        <w:t xml:space="preserve"> </w:t>
+      </w:r>
+      <m:oMath>
+        <m:r>
+          <m:t>2</m:t>
+        </m:r>
+        <m:r>
+          <m:rPr>
+            <m:sty m:val="p"/>
+          </m:rPr>
+          <m:t>×</m:t>
+        </m:r>
+        <m:r>
+          <m:t>2</m:t>
+        </m:r>
+      </m:oMath>
+      <w:r>
+        <w:t xml:space="preserve"> </w:t>
+      </w:r>
+      <w:r>
+        <w:t xml:space="preserve">study, decoded futures identify the intended cell with 92.5% primary-camera and 98.75% wrist-camera accuracy, yet the object-state main effect is</w:t>
+      </w:r>
+      <w:r>
+        <w:t xml:space="preserve"> </w:t>
+      </w:r>
+      <m:oMath>
+        <m:r>
+          <m:t>0.00015</m:t>
+        </m:r>
+      </m:oMath>
+      <w:r>
+        <w:t xml:space="preserve"> </w:t>
+      </w:r>
+      <w:r>
+        <w:t xml:space="preserve">(</w:t>
+      </w:r>
+      <m:oMath>
+        <m:r>
+          <m:rPr>
+            <m:sty m:val="p"/>
+          </m:rPr>
+          <m:t>[</m:t>
+        </m:r>
+        <m:r>
+          <m:rPr>
+            <m:sty m:val="p"/>
+          </m:rPr>
+          <m:t>−</m:t>
+        </m:r>
+        <m:r>
+          <m:t>0.00012</m:t>
+        </m:r>
+        <m:r>
+          <m:rPr>
+            <m:sty m:val="p"/>
+          </m:rPr>
+          <m:t>,</m:t>
+        </m:r>
+        <m:r>
+          <m:t>0.00049</m:t>
+        </m:r>
+        <m:r>
+          <m:rPr>
+            <m:sty m:val="p"/>
+          </m:rPr>
+          <m:t>]</m:t>
+        </m:r>
+      </m:oMath>
+      <w:r>
+        <w:t xml:space="preserve">) for action and</w:t>
+      </w:r>
+      <w:r>
+        <w:t xml:space="preserve"> </w:t>
+      </w:r>
+      <m:oMath>
+        <m:r>
+          <m:t>0.00018</m:t>
+        </m:r>
+      </m:oMath>
+      <w:r>
+        <w:t xml:space="preserve"> </w:t>
+      </w:r>
+      <w:r>
+        <w:t xml:space="preserve">(</w:t>
+      </w:r>
+      <m:oMath>
+        <m:r>
+          <m:rPr>
+            <m:sty m:val="p"/>
+          </m:rPr>
+          <m:t>[</m:t>
+        </m:r>
+        <m:r>
+          <m:rPr>
+            <m:sty m:val="p"/>
+          </m:rPr>
+          <m:t>−</m:t>
+        </m:r>
+        <m:r>
+          <m:t>0.00040</m:t>
+        </m:r>
+        <m:r>
+          <m:rPr>
+            <m:sty m:val="p"/>
+          </m:rPr>
+          <m:t>,</m:t>
+        </m:r>
+        <m:r>
+          <m:t>0.00102</m:t>
+        </m:r>
+        <m:r>
+          <m:rPr>
+            <m:sty m:val="p"/>
+          </m:rPr>
+          <m:t>]</m:t>
+        </m:r>
+      </m:oMath>
+      <w:r>
+        <w:t xml:space="preserve">) for the executed goal-state endpoint. The available analysis does not report the robot-state main effect. In the four exploratory natural pairs, robot-motion futures yield action steering of</w:t>
+      </w:r>
+      <w:r>
+        <w:t xml:space="preserve"> </w:t>
+      </w:r>
+      <m:oMath>
+        <m:r>
+          <m:t>0.291</m:t>
+        </m:r>
+      </m:oMath>
+      <w:r>
+        <w:t xml:space="preserve"> </w:t>
+      </w:r>
+      <w:r>
+        <w:t xml:space="preserve">(</w:t>
+      </w:r>
+      <m:oMath>
+        <m:r>
+          <m:rPr>
+            <m:sty m:val="p"/>
+          </m:rPr>
+          <m:t>[</m:t>
+        </m:r>
+        <m:r>
+          <m:t>0.060</m:t>
+        </m:r>
+        <m:r>
+          <m:rPr>
+            <m:sty m:val="p"/>
+          </m:rPr>
+          <m:t>,</m:t>
+        </m:r>
+        <m:r>
+          <m:t>0.521</m:t>
+        </m:r>
+        <m:r>
+          <m:rPr>
+            <m:sty m:val="p"/>
+          </m:rPr>
+          <m:t>]</m:t>
+        </m:r>
+      </m:oMath>
+      <w:r>
+        <w:t xml:space="preserve">) and robot-endpoint steering of</w:t>
+      </w:r>
+      <w:r>
+        <w:t xml:space="preserve"> </w:t>
+      </w:r>
+      <m:oMath>
+        <m:r>
+          <m:t>0.315</m:t>
+        </m:r>
+      </m:oMath>
+      <w:r>
+        <w:t xml:space="preserve"> </w:t>
+      </w:r>
+      <w:r>
+        <w:t xml:space="preserve">(</w:t>
+      </w:r>
+      <m:oMath>
+        <m:r>
+          <m:rPr>
+            <m:sty m:val="p"/>
+          </m:rPr>
+          <m:t>[</m:t>
+        </m:r>
+        <m:r>
+          <m:t>0.059</m:t>
+        </m:r>
+        <m:r>
+          <m:rPr>
+            <m:sty m:val="p"/>
+          </m:rPr>
+          <m:t>,</m:t>
+        </m:r>
+        <m:r>
+          <m:t>0.571</m:t>
+        </m:r>
+        <m:r>
+          <m:rPr>
+            <m:sty m:val="p"/>
+          </m:rPr>
+          <m:t>]</m:t>
+        </m:r>
+      </m:oMath>
+      <w:r>
+        <w:t xml:space="preserve">); object-only effects are</w:t>
+      </w:r>
+      <w:r>
+        <w:t xml:space="preserve"> </w:t>
+      </w:r>
+      <m:oMath>
+        <m:r>
+          <m:t>0.021</m:t>
+        </m:r>
+      </m:oMath>
+      <w:r>
+        <w:t xml:space="preserve"> </w:t>
+      </w:r>
+      <w:r>
+        <w:t xml:space="preserve">for both action and goal endpoint, with intervals crossing zero. Together, these interventions are consistent with an inverse-dynamics-like role for camera-visible robot motion at the sampled early states, but do not show that Cosmos Policy generally ignores object consequences.</w:t>
+      </w:r>
+    </w:p>
+    <w:p>
+      <w:pPr>
+        <w:pStyle w:val="BodyText"/>
+      </w:pPr>
+      <w:r>
+        <w:t xml:space="preserve">Cosmos 3 provides a counterpoint. Across ten factor-study states and all six tasks, the isolated robot-pixel effect is</w:t>
+      </w:r>
+      <w:r>
+        <w:t xml:space="preserve"> </w:t>
+      </w:r>
+      <m:oMath>
+        <m:r>
+          <m:t>0.0022</m:t>
+        </m:r>
+      </m:oMath>
+      <w:r>
+        <w:t xml:space="preserve"> </w:t>
+      </w:r>
+      <w:r>
+        <w:t xml:space="preserve">(</w:t>
+      </w:r>
+      <m:oMath>
+        <m:r>
+          <m:rPr>
+            <m:sty m:val="p"/>
+          </m:rPr>
+          <m:t>[</m:t>
+        </m:r>
+        <m:r>
+          <m:rPr>
+            <m:sty m:val="p"/>
+          </m:rPr>
+          <m:t>−</m:t>
+        </m:r>
+        <m:r>
+          <m:t>0.0016</m:t>
+        </m:r>
+        <m:r>
+          <m:rPr>
+            <m:sty m:val="p"/>
+          </m:rPr>
+          <m:t>,</m:t>
+        </m:r>
+        <m:r>
+          <m:t>0.0060</m:t>
+        </m:r>
+        <m:r>
+          <m:rPr>
+            <m:sty m:val="p"/>
+          </m:rPr>
+          <m:t>]</m:t>
+        </m:r>
+      </m:oMath>
+      <w:r>
+        <w:t xml:space="preserve">) for action and</w:t>
+      </w:r>
+      <w:r>
+        <w:t xml:space="preserve"> </w:t>
+      </w:r>
+      <m:oMath>
+        <m:r>
+          <m:t>0.0102</m:t>
+        </m:r>
+      </m:oMath>
+      <w:r>
+        <w:t xml:space="preserve"> </w:t>
+      </w:r>
+      <w:r>
+        <w:t xml:space="preserve">(</w:t>
+      </w:r>
+      <m:oMath>
+        <m:r>
+          <m:rPr>
+            <m:sty m:val="p"/>
+          </m:rPr>
+          <m:t>[</m:t>
+        </m:r>
+        <m:r>
+          <m:rPr>
+            <m:sty m:val="p"/>
+          </m:rPr>
+          <m:t>−</m:t>
+        </m:r>
+        <m:r>
+          <m:t>0.0067</m:t>
+        </m:r>
+        <m:r>
+          <m:rPr>
+            <m:sty m:val="p"/>
+          </m:rPr>
+          <m:t>,</m:t>
+        </m:r>
+        <m:r>
+          <m:t>0.0275</m:t>
+        </m:r>
+        <m:r>
+          <m:rPr>
+            <m:sty m:val="p"/>
+          </m:rPr>
+          <m:t>]</m:t>
+        </m:r>
+      </m:oMath>
+      <w:r>
+        <w:t xml:space="preserve">) for the full executed endpoint. The isolated object-pixel effect is</w:t>
+      </w:r>
+      <w:r>
+        <w:t xml:space="preserve"> </w:t>
+      </w:r>
+      <m:oMath>
+        <m:r>
+          <m:t>0.0061</m:t>
+        </m:r>
+      </m:oMath>
+      <w:r>
+        <w:t xml:space="preserve"> </w:t>
+      </w:r>
+      <w:r>
+        <w:t xml:space="preserve">(</w:t>
+      </w:r>
+      <m:oMath>
+        <m:r>
+          <m:rPr>
+            <m:sty m:val="p"/>
+          </m:rPr>
+          <m:t>[</m:t>
+        </m:r>
+        <m:r>
+          <m:t>0.0009</m:t>
+        </m:r>
+        <m:r>
+          <m:rPr>
+            <m:sty m:val="p"/>
+          </m:rPr>
+          <m:t>,</m:t>
+        </m:r>
+        <m:r>
+          <m:t>0.0119</m:t>
+        </m:r>
+        <m:r>
+          <m:rPr>
+            <m:sty m:val="p"/>
+          </m:rPr>
+          <m:t>]</m:t>
+        </m:r>
+      </m:oMath>
+      <w:r>
+        <w:t xml:space="preserve">) for action and</w:t>
+      </w:r>
+      <w:r>
+        <w:t xml:space="preserve"> </w:t>
+      </w:r>
+      <m:oMath>
+        <m:r>
+          <m:rPr>
+            <m:sty m:val="p"/>
+          </m:rPr>
+          <m:t>−</m:t>
+        </m:r>
+        <m:r>
+          <m:t>0.0001</m:t>
+        </m:r>
+      </m:oMath>
+      <w:r>
+        <w:t xml:space="preserve"> </w:t>
+      </w:r>
+      <w:r>
+        <w:t xml:space="preserve">(</w:t>
+      </w:r>
+      <m:oMath>
+        <m:r>
+          <m:rPr>
+            <m:sty m:val="p"/>
+          </m:rPr>
+          <m:t>[</m:t>
+        </m:r>
+        <m:r>
+          <m:rPr>
+            <m:sty m:val="p"/>
+          </m:rPr>
+          <m:t>−</m:t>
+        </m:r>
+        <m:r>
+          <m:t>0.0254</m:t>
+        </m:r>
+        <m:r>
+          <m:rPr>
+            <m:sty m:val="p"/>
+          </m:rPr>
+          <m:t>,</m:t>
+        </m:r>
+        <m:r>
+          <m:t>0.0239</m:t>
+        </m:r>
+        <m:r>
+          <m:rPr>
+            <m:sty m:val="p"/>
+          </m:rPr>
+          <m:t>]</m:t>
+        </m:r>
+      </m:oMath>
+      <w:r>
+        <w:t xml:space="preserve">) for the endpoint. Every interval lies inside the prespecified</w:t>
+      </w:r>
+      <w:r>
+        <w:t xml:space="preserve"> </w:t>
+      </w:r>
+      <m:oMath>
+        <m:r>
+          <m:rPr>
+            <m:sty m:val="p"/>
+          </m:rPr>
+          <m:t>[</m:t>
+        </m:r>
+        <m:r>
+          <m:rPr>
+            <m:sty m:val="p"/>
+          </m:rPr>
+          <m:t>−</m:t>
+        </m:r>
+        <m:r>
+          <m:t>0.10</m:t>
+        </m:r>
+        <m:r>
+          <m:rPr>
+            <m:sty m:val="p"/>
+          </m:rPr>
+          <m:t>,</m:t>
+        </m:r>
+        <m:r>
+          <m:t>0.10</m:t>
+        </m:r>
+        <m:r>
+          <m:rPr>
+            <m:sty m:val="p"/>
+          </m:rPr>
+          <m:t>]</m:t>
+        </m:r>
+      </m:oMath>
+      <w:r>
+        <w:t xml:space="preserve"> </w:t>
+      </w:r>
+      <w:r>
+        <w:t xml:space="preserve">region, and task-balanced estimates agree. Thus neither isolated factor recreates a meaningful fraction of coherent steering (Figure </w:t>
+      </w:r>
+      <w:hyperlink w:anchor="fig:cosmos3">
         <w:r>
           <w:rPr>
             <w:rStyle w:val="Hyperlink"/>
@@ -2128,14 +2747,208 @@
         </w:r>
       </w:hyperlink>
       <w:r>
-        <w:t xml:space="preserve">a). Wrist-camera futures produce a mean action effect of</w:t>
-      </w:r>
-      <w:r>
-        <w:t xml:space="preserve"> </w:t>
-      </w:r>
-      <m:oMath>
-        <m:r>
-          <m:t>0.435</m:t>
+        <w:t xml:space="preserve">c). This is consistent with information distributed across the coherent future or with nonlinear interactions among content, masks, and tokenization; it does not show that the two factors are jointly necessary.</w:t>
+      </w:r>
+    </w:p>
+    <w:bookmarkEnd w:id="32"/>
+    <w:bookmarkStart w:id="37" w:name="sec:pathway"/>
+    <w:p>
+      <w:pPr>
+        <w:pStyle w:val="Heading2"/>
+      </w:pPr>
+      <w:r>
+        <w:t xml:space="preserve">Which internal pathway carries the effect?</w:t>
+      </w:r>
+    </w:p>
+    <w:p>
+      <w:pPr>
+        <w:pStyle w:val="FirstParagraph"/>
+      </w:pPr>
+      <w:r>
+        <w:rPr>
+          <w:b/>
+          <w:bCs/>
+        </w:rPr>
+        <w:t xml:space="preserve">Future-token attention provides an active route from generated futures to action, with the strongest evidence coming from population-level K/V replacement in Cosmos 3.</w:t>
+      </w:r>
+    </w:p>
+    <w:p>
+      <w:pPr>
+        <w:pStyle w:val="BodyText"/>
+      </w:pPr>
+      <w:r>
+        <w:t xml:space="preserve">In Cosmos Policy, block-27 future-key removal produces a monotonic action-disruption curve: normalized</w:t>
+      </w:r>
+      <w:r>
+        <w:t xml:space="preserve"> </w:t>
+      </w:r>
+      <m:oMath>
+        <m:sSub>
+          <m:e>
+            <m:r>
+              <m:t>L</m:t>
+            </m:r>
+          </m:e>
+          <m:sub>
+            <m:r>
+              <m:t>2</m:t>
+            </m:r>
+          </m:sub>
+        </m:sSub>
+      </m:oMath>
+      <w:r>
+        <w:t xml:space="preserve"> </w:t>
+      </w:r>
+      <w:r>
+        <w:t xml:space="preserve">change is</w:t>
+      </w:r>
+      <w:r>
+        <w:t xml:space="preserve"> </w:t>
+      </w:r>
+      <m:oMath>
+        <m:r>
+          <m:t>0.022</m:t>
+        </m:r>
+      </m:oMath>
+      <w:r>
+        <w:t xml:space="preserve">,</w:t>
+      </w:r>
+      <w:r>
+        <w:t xml:space="preserve"> </w:t>
+      </w:r>
+      <m:oMath>
+        <m:r>
+          <m:t>0.035</m:t>
+        </m:r>
+      </m:oMath>
+      <w:r>
+        <w:t xml:space="preserve">,</w:t>
+      </w:r>
+      <w:r>
+        <w:t xml:space="preserve"> </w:t>
+      </w:r>
+      <m:oMath>
+        <m:r>
+          <m:t>0.054</m:t>
+        </m:r>
+      </m:oMath>
+      <w:r>
+        <w:t xml:space="preserve">, and</w:t>
+      </w:r>
+      <w:r>
+        <w:t xml:space="preserve"> </w:t>
+      </w:r>
+      <m:oMath>
+        <m:r>
+          <m:t>0.068</m:t>
+        </m:r>
+      </m:oMath>
+      <w:r>
+        <w:t xml:space="preserve"> </w:t>
+      </w:r>
+      <w:r>
+        <w:t xml:space="preserve">at gates</w:t>
+      </w:r>
+      <w:r>
+        <w:t xml:space="preserve"> </w:t>
+      </w:r>
+      <m:oMath>
+        <m:r>
+          <m:t>0.25</m:t>
+        </m:r>
+      </m:oMath>
+      <w:r>
+        <w:t xml:space="preserve">,</w:t>
+      </w:r>
+      <w:r>
+        <w:t xml:space="preserve"> </w:t>
+      </w:r>
+      <m:oMath>
+        <m:r>
+          <m:t>0.50</m:t>
+        </m:r>
+      </m:oMath>
+      <w:r>
+        <w:t xml:space="preserve">,</w:t>
+      </w:r>
+      <w:r>
+        <w:t xml:space="preserve"> </w:t>
+      </w:r>
+      <m:oMath>
+        <m:r>
+          <m:t>0.75</m:t>
+        </m:r>
+      </m:oMath>
+      <w:r>
+        <w:t xml:space="preserve">, and</w:t>
+      </w:r>
+      <w:r>
+        <w:t xml:space="preserve"> </w:t>
+      </w:r>
+      <m:oMath>
+        <m:r>
+          <m:t>1.00</m:t>
+        </m:r>
+      </m:oMath>
+      <w:r>
+        <w:t xml:space="preserve">. All-key recomputation is bitwise exact. Full removal is</w:t>
+      </w:r>
+      <w:r>
+        <w:t xml:space="preserve"> </w:t>
+      </w:r>
+      <m:oMath>
+        <m:r>
+          <m:t>0.016</m:t>
+        </m:r>
+      </m:oMath>
+      <w:r>
+        <w:t xml:space="preserve"> </w:t>
+      </w:r>
+      <w:r>
+        <w:t xml:space="preserve">more disruptive than equal-count random-key removal and</w:t>
+      </w:r>
+      <w:r>
+        <w:t xml:space="preserve"> </w:t>
+      </w:r>
+      <m:oMath>
+        <m:r>
+          <m:t>0.048</m:t>
+        </m:r>
+      </m:oMath>
+      <w:r>
+        <w:t xml:space="preserve"> </w:t>
+      </w:r>
+      <w:r>
+        <w:t xml:space="preserve">more disruptive than block-0 future-key removal; equal-count current-key removal is</w:t>
+      </w:r>
+      <w:r>
+        <w:t xml:space="preserve"> </w:t>
+      </w:r>
+      <m:oMath>
+        <m:r>
+          <m:t>0.024</m:t>
+        </m:r>
+      </m:oMath>
+      <w:r>
+        <w:t xml:space="preserve"> </w:t>
+      </w:r>
+      <w:r>
+        <w:t xml:space="preserve">larger. Executed endpoints support the same bounded conclusion, although state counts and intervals are not available for this analysis. The late future-to-action edge is active, but it is neither the only nor the largest route through the block.</w:t>
+      </w:r>
+    </w:p>
+    <w:p>
+      <w:pPr>
+        <w:pStyle w:val="BodyText"/>
+      </w:pPr>
+      <w:r>
+        <w:t xml:space="preserve">In Cosmos 3, the interface chosen on excluded calibration tasks was frozen before population testing. Replacing donor-run future-token K/V with self-future K/V reduces predicted-future action projection by</w:t>
+      </w:r>
+      <w:r>
+        <w:t xml:space="preserve"> </w:t>
+      </w:r>
+      <m:oMath>
+        <m:r>
+          <m:t>0.877</m:t>
         </m:r>
       </m:oMath>
       <w:r>
@@ -2152,7 +2965,7 @@
           <m:t>[</m:t>
         </m:r>
         <m:r>
-          <m:t>0.284</m:t>
+          <m:t>0.842</m:t>
         </m:r>
         <m:r>
           <m:rPr>
@@ -2161,7 +2974,7 @@
           <m:t>,</m:t>
         </m:r>
         <m:r>
-          <m:t>0.605</m:t>
+          <m:t>0.910</m:t>
         </m:r>
         <m:r>
           <m:rPr>
@@ -2171,14 +2984,14 @@
         </m:r>
       </m:oMath>
       <w:r>
-        <w:t xml:space="preserve">), primary-camera futures produce</w:t>
-      </w:r>
-      <w:r>
-        <w:t xml:space="preserve"> </w:t>
-      </w:r>
-      <m:oMath>
-        <m:r>
-          <m:t>0.101</m:t>
+        <w:t xml:space="preserve">), positive in 22/22 states. For executed futures, it reduces action projection by</w:t>
+      </w:r>
+      <w:r>
+        <w:t xml:space="preserve"> </w:t>
+      </w:r>
+      <m:oMath>
+        <m:r>
+          <m:t>0.814</m:t>
         </m:r>
       </m:oMath>
       <w:r>
@@ -2195,7 +3008,7 @@
           <m:t>[</m:t>
         </m:r>
         <m:r>
-          <m:t>0.057</m:t>
+          <m:t>0.723</m:t>
         </m:r>
         <m:r>
           <m:rPr>
@@ -2204,7 +3017,7 @@
           <m:t>,</m:t>
         </m:r>
         <m:r>
-          <m:t>0.144</m:t>
+          <m:t>0.900</m:t>
         </m:r>
         <m:r>
           <m:rPr>
@@ -2214,14 +3027,14 @@
         </m:r>
       </m:oMath>
       <w:r>
-        <w:t xml:space="preserve">), and future proprioception produces</w:t>
-      </w:r>
-      <w:r>
-        <w:t xml:space="preserve"> </w:t>
-      </w:r>
-      <m:oMath>
-        <m:r>
-          <m:t>0.001</m:t>
+        <w:t xml:space="preserve">) and executed-endpoint projection by</w:t>
+      </w:r>
+      <w:r>
+        <w:t xml:space="preserve"> </w:t>
+      </w:r>
+      <m:oMath>
+        <m:r>
+          <m:t>0.851</m:t>
         </m:r>
       </m:oMath>
       <w:r>
@@ -2238,13 +3051,7 @@
           <m:t>[</m:t>
         </m:r>
         <m:r>
-          <m:rPr>
-            <m:sty m:val="p"/>
-          </m:rPr>
-          <m:t>−</m:t>
-        </m:r>
-        <m:r>
-          <m:t>0.004</m:t>
+          <m:t>0.766</m:t>
         </m:r>
         <m:r>
           <m:rPr>
@@ -2253,7 +3060,7 @@
           <m:t>,</m:t>
         </m:r>
         <m:r>
-          <m:t>0.008</m:t>
+          <m:t>0.922</m:t>
         </m:r>
         <m:r>
           <m:rPr>
@@ -2263,247 +3070,43 @@
         </m:r>
       </m:oMath>
       <w:r>
-        <w:t xml:space="preserve">). The strongest effect therefore comes from the view that most closely tracks the manipulator, while the proprioception interval includes zero.</w:t>
-      </w:r>
-    </w:p>
-    <w:p>
-      <w:pPr>
-        <w:pStyle w:val="BodyText"/>
-      </w:pPr>
-      <w:r>
-        <w:t xml:space="preserve">In the factorized</w:t>
-      </w:r>
-      <w:r>
-        <w:t xml:space="preserve"> </w:t>
-      </w:r>
-      <m:oMath>
-        <m:r>
-          <m:t>2</m:t>
-        </m:r>
-        <m:r>
-          <m:rPr>
-            <m:sty m:val="p"/>
-          </m:rPr>
-          <m:t>×</m:t>
-        </m:r>
-        <m:r>
-          <m:t>2</m:t>
-        </m:r>
-      </m:oMath>
-      <w:r>
-        <w:t xml:space="preserve"> </w:t>
-      </w:r>
-      <w:r>
-        <w:t xml:space="preserve">experiment, changing object state while averaging over robot state produces a mean action effect of</w:t>
-      </w:r>
-      <w:r>
-        <w:t xml:space="preserve"> </w:t>
-      </w:r>
-      <m:oMath>
-        <m:r>
-          <m:t>0.00015</m:t>
-        </m:r>
-      </m:oMath>
-      <w:r>
-        <w:t xml:space="preserve"> </w:t>
-      </w:r>
-      <w:r>
-        <w:t xml:space="preserve">(</w:t>
-      </w:r>
-      <m:oMath>
-        <m:r>
-          <m:rPr>
-            <m:sty m:val="p"/>
-          </m:rPr>
-          <m:t>[</m:t>
-        </m:r>
-        <m:r>
-          <m:rPr>
-            <m:sty m:val="p"/>
-          </m:rPr>
-          <m:t>−</m:t>
-        </m:r>
-        <m:r>
-          <m:t>0.00012</m:t>
-        </m:r>
-        <m:r>
-          <m:rPr>
-            <m:sty m:val="p"/>
-          </m:rPr>
-          <m:t>,</m:t>
-        </m:r>
-        <m:r>
-          <m:t>0.00049</m:t>
-        </m:r>
-        <m:r>
-          <m:rPr>
-            <m:sty m:val="p"/>
-          </m:rPr>
-          <m:t>]</m:t>
-        </m:r>
-      </m:oMath>
-      <w:r>
-        <w:t xml:space="preserve">) and endpoint effect of</w:t>
-      </w:r>
-      <w:r>
-        <w:t xml:space="preserve"> </w:t>
-      </w:r>
-      <m:oMath>
-        <m:r>
-          <m:t>0.00018</m:t>
-        </m:r>
-      </m:oMath>
-      <w:r>
-        <w:t xml:space="preserve"> </w:t>
-      </w:r>
-      <w:r>
-        <w:t xml:space="preserve">(</w:t>
-      </w:r>
-      <m:oMath>
-        <m:r>
-          <m:rPr>
-            <m:sty m:val="p"/>
-          </m:rPr>
-          <m:t>[</m:t>
-        </m:r>
-        <m:r>
-          <m:rPr>
-            <m:sty m:val="p"/>
-          </m:rPr>
-          <m:t>−</m:t>
-        </m:r>
-        <m:r>
-          <m:t>0.00040</m:t>
-        </m:r>
-        <m:r>
-          <m:rPr>
-            <m:sty m:val="p"/>
-          </m:rPr>
-          <m:t>,</m:t>
-        </m:r>
-        <m:r>
-          <m:t>0.00102</m:t>
-        </m:r>
-        <m:r>
-          <m:rPr>
-            <m:sty m:val="p"/>
-          </m:rPr>
-          <m:t>]</m:t>
-        </m:r>
-      </m:oMath>
-      <w:r>
-        <w:t xml:space="preserve">). These near-zero effects occur even though the decoder reliably identifies the rendered conditions. The result isolates the object-state main effect; because the robot-state main effect was not reported, it does not by itself establish a robot-versus-object contrast. The re-rendered videos may also lie outside the distribution of futures normally generated by the policy.</w:t>
-      </w:r>
-    </w:p>
-    <w:p>
-      <w:pPr>
-        <w:pStyle w:val="BodyText"/>
-      </w:pPr>
-      <w:r>
-        <w:t xml:space="preserve">The four exploratory natural pairs show the same qualitative pattern without re-rendering. Futures that differ primarily in robot motion produce a mean action effect of</w:t>
-      </w:r>
-      <w:r>
-        <w:t xml:space="preserve"> </w:t>
-      </w:r>
-      <m:oMath>
-        <m:r>
-          <m:t>0.291</m:t>
-        </m:r>
-      </m:oMath>
-      <w:r>
-        <w:t xml:space="preserve"> </w:t>
-      </w:r>
-      <w:r>
-        <w:t xml:space="preserve">(</w:t>
-      </w:r>
-      <m:oMath>
-        <m:r>
-          <m:rPr>
-            <m:sty m:val="p"/>
-          </m:rPr>
-          <m:t>[</m:t>
-        </m:r>
-        <m:r>
-          <m:t>0.060</m:t>
-        </m:r>
-        <m:r>
-          <m:rPr>
-            <m:sty m:val="p"/>
-          </m:rPr>
-          <m:t>,</m:t>
-        </m:r>
-        <m:r>
-          <m:t>0.521</m:t>
-        </m:r>
-        <m:r>
-          <m:rPr>
-            <m:sty m:val="p"/>
-          </m:rPr>
-          <m:t>]</m:t>
-        </m:r>
-      </m:oMath>
-      <w:r>
-        <w:t xml:space="preserve">) and robot-endpoint effect of</w:t>
-      </w:r>
-      <w:r>
-        <w:t xml:space="preserve"> </w:t>
-      </w:r>
-      <m:oMath>
-        <m:r>
-          <m:t>0.315</m:t>
-        </m:r>
-      </m:oMath>
-      <w:r>
-        <w:t xml:space="preserve"> </w:t>
-      </w:r>
-      <w:r>
-        <w:t xml:space="preserve">(</w:t>
-      </w:r>
-      <m:oMath>
-        <m:r>
-          <m:rPr>
-            <m:sty m:val="p"/>
-          </m:rPr>
-          <m:t>[</m:t>
-        </m:r>
-        <m:r>
-          <m:t>0.059</m:t>
-        </m:r>
-        <m:r>
-          <m:rPr>
-            <m:sty m:val="p"/>
-          </m:rPr>
-          <m:t>,</m:t>
-        </m:r>
-        <m:r>
-          <m:t>0.571</m:t>
-        </m:r>
-        <m:r>
-          <m:rPr>
-            <m:sty m:val="p"/>
-          </m:rPr>
-          <m:t>]</m:t>
-        </m:r>
-      </m:oMath>
-      <w:r>
-        <w:t xml:space="preserve">). Pairs that differ primarily in object state produce means of</w:t>
-      </w:r>
-      <w:r>
-        <w:t xml:space="preserve"> </w:t>
-      </w:r>
-      <m:oMath>
-        <m:r>
-          <m:t>0.021</m:t>
-        </m:r>
-      </m:oMath>
-      <w:r>
-        <w:t xml:space="preserve"> </w:t>
-      </w:r>
-      <w:r>
-        <w:t xml:space="preserve">for both action and goal-endpoint projection, with intervals that include zero. Because this analysis contains only four states and incomplete interval reporting for the object pairs, it should be treated as suggestive.</w:t>
-      </w:r>
-    </w:p>
-    <w:bookmarkStart w:id="29" w:name="fig:content"/>
+        <w:t xml:space="preserve">), again positive in every state. Task-balanced point estimates are</w:t>
+      </w:r>
+      <w:r>
+        <w:t xml:space="preserve"> </w:t>
+      </w:r>
+      <m:oMath>
+        <m:r>
+          <m:t>0.877</m:t>
+        </m:r>
+      </m:oMath>
+      <w:r>
+        <w:t xml:space="preserve">,</w:t>
+      </w:r>
+      <w:r>
+        <w:t xml:space="preserve"> </w:t>
+      </w:r>
+      <m:oMath>
+        <m:r>
+          <m:t>0.812</m:t>
+        </m:r>
+      </m:oMath>
+      <w:r>
+        <w:t xml:space="preserve">, and</w:t>
+      </w:r>
+      <w:r>
+        <w:t xml:space="preserve"> </w:t>
+      </w:r>
+      <m:oMath>
+        <m:r>
+          <m:t>0.853</m:t>
+        </m:r>
+      </m:oMath>
+      <w:r>
+        <w:t xml:space="preserve">; all prespecified primary sign tests remain significant after Holm correction. Because the replacement keeps token count fixed and does not mask attention positions, it provides stronger evidence that the future-token K/V interface carries donor-directed information. It does not establish a unique or complete circuit.</w:t>
+      </w:r>
+    </w:p>
+    <w:bookmarkStart w:id="36" w:name="fig:cosmos3"/>
     <w:p>
       <w:pPr>
         <w:pStyle w:val="CaptionedFigure"/>
@@ -2511,20 +3114,20 @@
       <w:r>
         <w:drawing>
           <wp:inline>
-            <wp:extent cx="5334000" cy="1709572"/>
+            <wp:extent cx="5334000" cy="1582028"/>
             <wp:effectExtent b="0" l="0" r="0" t="0"/>
-            <wp:docPr descr="" title="" id="27" name="Picture"/>
+            <wp:docPr descr="" title="" id="34" name="Picture"/>
             <a:graphic>
               <a:graphicData uri="http://schemas.openxmlformats.org/drawingml/2006/picture">
                 <pic:pic>
                   <pic:nvPicPr>
-                    <pic:cNvPr descr="figures/content_results.png" id="28" name="Picture"/>
+                    <pic:cNvPr descr="figures/pathway_results.pdf" id="35" name="Picture"/>
                     <pic:cNvPicPr>
                       <a:picLocks noChangeArrowheads="1" noChangeAspect="1"/>
                     </pic:cNvPicPr>
                   </pic:nvPicPr>
                   <pic:blipFill>
-                    <a:blip r:embed="rId26"/>
+                    <a:blip r:embed="rId33"/>
                     <a:stretch>
                       <a:fillRect/>
                     </a:stretch>
@@ -2532,7 +3135,7 @@
                   <pic:spPr bwMode="auto">
                     <a:xfrm>
                       <a:off x="0" y="0"/>
-                      <a:ext cx="5334000" cy="1709572"/>
+                      <a:ext cx="5334000" cy="1582028"/>
                     </a:xfrm>
                     <a:prstGeom prst="rect">
                       <a:avLst/>
@@ -2556,26 +3159,117 @@
         <w:pStyle w:val="ImageCaption"/>
       </w:pPr>
       <w:r>
-        <w:t xml:space="preserve">Cosmos Policy content interventions. (a) Action effects from replacing each future modality. (b) Estimated object-state main effect in the factorized intervention. (c) Action and robot-endpoint effects in four exploratory natural robot-motion pairs. Bars show 95% cluster-bootstrap confidence intervals.</w:t>
-      </w:r>
-    </w:p>
-    <w:bookmarkEnd w:id="29"/>
+        <w:t xml:space="preserve">Cosmos 3 population results. (a) Coherent predicted and executed futures steer actions, outperform natural controls, and move one-chunk simulator endpoints toward the donor across 22 states and six tasks. (b) Replacing donor-run future-token K/V with self-future K/V removes most donor-directed action and endpoint projection. (c) In ten factor-study states, isolated robot- and object-pixel effects lie inside the prespecified</w:t>
+      </w:r>
+      <w:r>
+        <w:t xml:space="preserve"> </w:t>
+      </w:r>
+      <m:oMath>
+        <m:r>
+          <m:rPr>
+            <m:sty m:val="p"/>
+          </m:rPr>
+          <m:t>[</m:t>
+        </m:r>
+        <m:r>
+          <m:rPr>
+            <m:sty m:val="p"/>
+          </m:rPr>
+          <m:t>−</m:t>
+        </m:r>
+        <m:r>
+          <m:t>0.10</m:t>
+        </m:r>
+        <m:r>
+          <m:rPr>
+            <m:sty m:val="p"/>
+          </m:rPr>
+          <m:t>,</m:t>
+        </m:r>
+        <m:r>
+          <m:t>0.10</m:t>
+        </m:r>
+        <m:r>
+          <m:rPr>
+            <m:sty m:val="p"/>
+          </m:rPr>
+          <m:t>]</m:t>
+        </m:r>
+      </m:oMath>
+      <w:r>
+        <w:t xml:space="preserve"> </w:t>
+      </w:r>
+      <w:r>
+        <w:t xml:space="preserve">region. Bars are 95% state-bootstrap intervals.</w:t>
+      </w:r>
+    </w:p>
+    <w:bookmarkEnd w:id="36"/>
+    <w:bookmarkEnd w:id="37"/>
+    <w:bookmarkEnd w:id="38"/>
+    <w:bookmarkStart w:id="41" w:name="sec:discussion"/>
+    <w:p>
+      <w:pPr>
+        <w:pStyle w:val="Heading1"/>
+      </w:pPr>
+      <w:r>
+        <w:t xml:space="preserve">Discussion and Limitations</w:t>
+      </w:r>
+    </w:p>
+    <w:p>
+      <w:pPr>
+        <w:pStyle w:val="FirstParagraph"/>
+      </w:pPr>
+      <w:r>
+        <w:t xml:space="preserve">Together, the experiments support future-dependent action generation across two WAM generations, but not a single shared content code. A coherent donor future directs the action toward its associated alternative, and the endpoint follows after simulator execution. This is more specific than showing that generic corruption changes behavior: the intervention predicts which alternative the model will approach.</w:t>
+      </w:r>
+    </w:p>
     <w:p>
       <w:pPr>
         <w:pStyle w:val="BodyText"/>
       </w:pPr>
       <w:r>
-        <w:t xml:space="preserve">Together, the camera interventions and natural pairs are consistent with sensitivity to camera-visible robot motion at the sampled Cosmos Policy states. They do not show that the policy generally ignores object consequences or localize a latent robot-motion representation.</w:t>
-      </w:r>
-    </w:p>
-    <w:bookmarkEnd w:id="30"/>
-    <w:bookmarkStart w:id="35" w:name="sec:pathway"/>
-    <w:p>
-      <w:pPr>
-        <w:pStyle w:val="Heading2"/>
-      </w:pPr>
-      <w:r>
-        <w:t xml:space="preserve">Future-token keys and values contribute to the Cosmos 3 action shift</w:t>
+        <w:t xml:space="preserve">The content results narrow the interpretation. Cosmos Policy’s early-state pattern resembles an inverse-dynamics interface conditioned on visible robot motion. Cosmos 3 does not admit the same isolated-pixel account: strong whole-future steering coexists with negligible robot-only and object-only effects. The difference is inconsistent with a model-independent robot-pixel explanation and suggests that usable content can depend on architecture, context, or distributed feature interactions. The pathway experiments complement this finding. Cosmos Policy identifies an active late attention edge; Cosmos 3 shows across 22 states that future-token K/V carries most of the donor-directed shift.</w:t>
+      </w:r>
+    </w:p>
+    <w:p>
+      <w:pPr>
+        <w:pStyle w:val="BodyText"/>
+      </w:pPr>
+      <w:r>
+        <w:t xml:space="preserve">The evidence remains narrower than planning. We do not test candidate generation, outcome comparison, or value-based selection, and we do not establish effects on binary task success.</w:t>
+      </w:r>
+      <w:r>
+        <w:t xml:space="preserve"> </w:t>
+      </w:r>
+      <w:r>
+        <w:t xml:space="preserve">“Future”</w:t>
+      </w:r>
+      <w:r>
+        <w:t xml:space="preserve"> </w:t>
+      </w:r>
+      <w:r>
+        <w:t xml:space="preserve">and</w:t>
+      </w:r>
+      <w:r>
+        <w:t xml:space="preserve"> </w:t>
+      </w:r>
+      <w:r>
+        <w:t xml:space="preserve">“imagined”</w:t>
+      </w:r>
+      <w:r>
+        <w:t xml:space="preserve"> </w:t>
+      </w:r>
+      <w:r>
+        <w:t xml:space="preserve">describe generated representations, not deliberation. The claim is therefore that these direct policies use coherent futures to condition action, not that WAMs generally plan over task consequences.</w:t>
+      </w:r>
+    </w:p>
+    <w:bookmarkStart w:id="39" w:name="limitations."/>
+    <w:p>
+      <w:pPr>
+        <w:pStyle w:val="Heading4"/>
+      </w:pPr>
+      <w:r>
+        <w:t xml:space="preserve">Limitations.</w:t>
       </w:r>
     </w:p>
     <w:p>
@@ -2583,410 +3277,36 @@
         <w:pStyle w:val="FirstParagraph"/>
       </w:pPr>
       <w:r>
-        <w:t xml:space="preserve">On four calibration states, donor futures produce a mean action projection of</w:t>
-      </w:r>
-      <w:r>
-        <w:t xml:space="preserve"> </w:t>
-      </w:r>
-      <m:oMath>
-        <m:r>
-          <m:t>0.981</m:t>
-        </m:r>
-      </m:oMath>
-      <w:r>
-        <w:t xml:space="preserve"> </w:t>
-      </w:r>
-      <w:r>
-        <w:t xml:space="preserve">before key–value replacement. Replacing future-token keys and values at layer 16 reduces projection by</w:t>
-      </w:r>
-      <w:r>
-        <w:t xml:space="preserve"> </w:t>
-      </w:r>
-      <m:oMath>
-        <m:r>
-          <m:t>0.346</m:t>
-        </m:r>
-      </m:oMath>
-      <w:r>
-        <w:t xml:space="preserve"> </w:t>
-      </w:r>
-      <w:r>
-        <w:t xml:space="preserve">units (</w:t>
-      </w:r>
-      <m:oMath>
-        <m:r>
-          <m:rPr>
-            <m:sty m:val="p"/>
-          </m:rPr>
-          <m:t>[</m:t>
-        </m:r>
-        <m:r>
-          <m:t>0.192</m:t>
-        </m:r>
-        <m:r>
-          <m:rPr>
-            <m:sty m:val="p"/>
-          </m:rPr>
-          <m:t>,</m:t>
-        </m:r>
-        <m:r>
-          <m:t>0.501</m:t>
-        </m:r>
-        <m:r>
-          <m:rPr>
-            <m:sty m:val="p"/>
-          </m:rPr>
-          <m:t>]</m:t>
-        </m:r>
-      </m:oMath>
-      <w:r>
-        <w:t xml:space="preserve">). Replacement at all direct future-to-action attention reads reduces projection by</w:t>
-      </w:r>
-      <w:r>
-        <w:t xml:space="preserve"> </w:t>
-      </w:r>
-      <m:oMath>
-        <m:r>
-          <m:t>0.842</m:t>
-        </m:r>
-      </m:oMath>
-      <w:r>
-        <w:t xml:space="preserve"> </w:t>
-      </w:r>
-      <w:r>
-        <w:t xml:space="preserve">(</w:t>
-      </w:r>
-      <m:oMath>
-        <m:r>
-          <m:rPr>
-            <m:sty m:val="p"/>
-          </m:rPr>
-          <m:t>[</m:t>
-        </m:r>
-        <m:r>
-          <m:t>0.766</m:t>
-        </m:r>
-        <m:r>
-          <m:rPr>
-            <m:sty m:val="p"/>
-          </m:rPr>
-          <m:t>,</m:t>
-        </m:r>
-        <m:r>
-          <m:t>0.910</m:t>
-        </m:r>
-        <m:r>
-          <m:rPr>
-            <m:sty m:val="p"/>
-          </m:rPr>
-          <m:t>]</m:t>
-        </m:r>
-      </m:oMath>
-      <w:r>
-        <w:t xml:space="preserve">), with a positive reduction in all four states. Extending the replacement to future-to-current-video reads reduces projection by</w:t>
-      </w:r>
-      <w:r>
-        <w:t xml:space="preserve"> </w:t>
-      </w:r>
-      <m:oMath>
-        <m:r>
-          <m:t>0.995</m:t>
-        </m:r>
-      </m:oMath>
-      <w:r>
-        <w:t xml:space="preserve"> </w:t>
-      </w:r>
-      <w:r>
-        <w:t xml:space="preserve">(</w:t>
-      </w:r>
-      <m:oMath>
-        <m:r>
-          <m:rPr>
-            <m:sty m:val="p"/>
-          </m:rPr>
-          <m:t>[</m:t>
-        </m:r>
-        <m:r>
-          <m:t>0.976</m:t>
-        </m:r>
-        <m:r>
-          <m:rPr>
-            <m:sty m:val="p"/>
-          </m:rPr>
-          <m:t>,</m:t>
-        </m:r>
-        <m:r>
-          <m:t>1.013</m:t>
-        </m:r>
-        <m:r>
-          <m:rPr>
-            <m:sty m:val="p"/>
-          </m:rPr>
-          <m:t>]</m:t>
-        </m:r>
-      </m:oMath>
-      <w:r>
-        <w:t xml:space="preserve">). Record, replay, and same-run replacement controls reproduce the original actions exactly.</w:t>
-      </w:r>
-    </w:p>
-    <w:p>
-      <w:pPr>
-        <w:pStyle w:val="BodyText"/>
-      </w:pPr>
-      <w:r>
-        <w:t xml:space="preserve">The frozen interventions produce the same ordering on the held-out Banana state (Figure </w:t>
-      </w:r>
-      <w:hyperlink w:anchor="fig:pathway">
-        <w:r>
-          <w:rPr>
-            <w:rStyle w:val="Hyperlink"/>
-          </w:rPr>
-          <w:t xml:space="preserve">4</w:t>
-        </w:r>
-      </w:hyperlink>
-      <w:r>
-        <w:t xml:space="preserve">b). For a model-predicted donor future, action projection falls from</w:t>
-      </w:r>
-      <w:r>
-        <w:t xml:space="preserve"> </w:t>
-      </w:r>
-      <m:oMath>
-        <m:r>
-          <m:t>0.900</m:t>
-        </m:r>
-      </m:oMath>
-      <w:r>
-        <w:t xml:space="preserve"> </w:t>
-      </w:r>
-      <w:r>
-        <w:t xml:space="preserve">to</w:t>
-      </w:r>
-      <w:r>
-        <w:t xml:space="preserve"> </w:t>
-      </w:r>
-      <m:oMath>
-        <m:r>
-          <m:t>0.749</m:t>
-        </m:r>
-      </m:oMath>
-      <w:r>
-        <w:t xml:space="preserve"> </w:t>
-      </w:r>
-      <w:r>
-        <w:t xml:space="preserve">after layer-16 replacement,</w:t>
-      </w:r>
-      <w:r>
-        <w:t xml:space="preserve"> </w:t>
-      </w:r>
-      <m:oMath>
-        <m:r>
-          <m:t>0.122</m:t>
-        </m:r>
-      </m:oMath>
-      <w:r>
-        <w:t xml:space="preserve"> </w:t>
-      </w:r>
-      <w:r>
-        <w:t xml:space="preserve">after direct replacement, and</w:t>
-      </w:r>
-      <w:r>
-        <w:t xml:space="preserve"> </w:t>
-      </w:r>
-      <m:oMath>
-        <m:r>
-          <m:rPr>
-            <m:sty m:val="p"/>
-          </m:rPr>
-          <m:t>−</m:t>
-        </m:r>
-        <m:r>
-          <m:t>0.012</m:t>
-        </m:r>
-      </m:oMath>
-      <w:r>
-        <w:t xml:space="preserve"> </w:t>
-      </w:r>
-      <w:r>
-        <w:t xml:space="preserve">after the extended replacement. For a future encoded from an executed donor branch, the corresponding values are</w:t>
-      </w:r>
-      <w:r>
-        <w:t xml:space="preserve"> </w:t>
-      </w:r>
-      <m:oMath>
-        <m:r>
-          <m:t>1.577</m:t>
-        </m:r>
-      </m:oMath>
-      <w:r>
-        <w:t xml:space="preserve">,</w:t>
-      </w:r>
-      <w:r>
-        <w:t xml:space="preserve"> </w:t>
-      </w:r>
-      <m:oMath>
-        <m:r>
-          <m:t>1.326</m:t>
-        </m:r>
-      </m:oMath>
-      <w:r>
-        <w:t xml:space="preserve">,</w:t>
-      </w:r>
-      <w:r>
-        <w:t xml:space="preserve"> </w:t>
-      </w:r>
-      <m:oMath>
-        <m:r>
-          <m:t>0.382</m:t>
-        </m:r>
-      </m:oMath>
-      <w:r>
-        <w:t xml:space="preserve">, and</w:t>
-      </w:r>
-      <w:r>
-        <w:t xml:space="preserve"> </w:t>
-      </w:r>
-      <m:oMath>
-        <m:r>
-          <m:rPr>
-            <m:sty m:val="p"/>
-          </m:rPr>
-          <m:t>−</m:t>
-        </m:r>
-        <m:r>
-          <m:t>0.012</m:t>
-        </m:r>
-      </m:oMath>
-      <w:r>
-        <w:t xml:space="preserve">.</w:t>
-      </w:r>
-    </w:p>
-    <w:bookmarkStart w:id="34" w:name="fig:pathway"/>
-    <w:p>
-      <w:pPr>
-        <w:pStyle w:val="CaptionedFigure"/>
-      </w:pPr>
-      <w:r>
-        <w:drawing>
-          <wp:inline>
-            <wp:extent cx="5334000" cy="1762753"/>
-            <wp:effectExtent b="0" l="0" r="0" t="0"/>
-            <wp:docPr descr="" title="" id="32" name="Picture"/>
-            <a:graphic>
-              <a:graphicData uri="http://schemas.openxmlformats.org/drawingml/2006/picture">
-                <pic:pic>
-                  <pic:nvPicPr>
-                    <pic:cNvPr descr="figures/pathway_results.png" id="33" name="Picture"/>
-                    <pic:cNvPicPr>
-                      <a:picLocks noChangeArrowheads="1" noChangeAspect="1"/>
-                    </pic:cNvPicPr>
-                  </pic:nvPicPr>
-                  <pic:blipFill>
-                    <a:blip r:embed="rId31"/>
-                    <a:stretch>
-                      <a:fillRect/>
-                    </a:stretch>
-                  </pic:blipFill>
-                  <pic:spPr bwMode="auto">
-                    <a:xfrm>
-                      <a:off x="0" y="0"/>
-                      <a:ext cx="5334000" cy="1762753"/>
-                    </a:xfrm>
-                    <a:prstGeom prst="rect">
-                      <a:avLst/>
-                    </a:prstGeom>
-                    <a:noFill/>
-                    <a:ln w="9525">
-                      <a:noFill/>
-                      <a:headEnd/>
-                      <a:tailEnd/>
-                    </a:ln>
-                  </pic:spPr>
-                </pic:pic>
-              </a:graphicData>
-            </a:graphic>
-          </wp:inline>
-        </w:drawing>
-      </w:r>
-    </w:p>
-    <w:p>
-      <w:pPr>
-        <w:pStyle w:val="ImageCaption"/>
-      </w:pPr>
-      <w:r>
-        <w:t xml:space="preserve">Future-token key–value replacement in Cosmos 3. (a) Reduction in donor-action projection across four calibration states. (b) Action projection on the held-out Banana state under the frozen replacement schemes.</w:t>
-      </w:r>
-    </w:p>
-    <w:bookmarkEnd w:id="34"/>
-    <w:p>
-      <w:pPr>
-        <w:pStyle w:val="BodyText"/>
-      </w:pPr>
-      <w:r>
-        <w:t xml:space="preserve">Endpoint effects are less consistent. For the predicted future, direct replacement changes endpoint projection from</w:t>
-      </w:r>
-      <w:r>
-        <w:t xml:space="preserve"> </w:t>
-      </w:r>
-      <m:oMath>
-        <m:r>
-          <m:t>0.973</m:t>
-        </m:r>
-      </m:oMath>
-      <w:r>
-        <w:t xml:space="preserve"> </w:t>
-      </w:r>
-      <w:r>
-        <w:t xml:space="preserve">to</w:t>
-      </w:r>
-      <w:r>
-        <w:t xml:space="preserve"> </w:t>
-      </w:r>
-      <m:oMath>
-        <m:r>
-          <m:t>0.242</m:t>
-        </m:r>
-      </m:oMath>
-      <w:r>
-        <w:t xml:space="preserve">; for the executed-branch future, it changes endpoint projection only from</w:t>
-      </w:r>
-      <w:r>
-        <w:t xml:space="preserve"> </w:t>
-      </w:r>
-      <m:oMath>
-        <m:r>
-          <m:t>1.019</m:t>
-        </m:r>
-      </m:oMath>
-      <w:r>
-        <w:t xml:space="preserve"> </w:t>
-      </w:r>
-      <w:r>
-        <w:t xml:space="preserve">to</w:t>
-      </w:r>
-      <w:r>
-        <w:t xml:space="preserve"> </w:t>
-      </w:r>
-      <m:oMath>
-        <m:r>
-          <m:t>0.976</m:t>
-        </m:r>
-      </m:oMath>
-      <w:r>
-        <w:t xml:space="preserve"> </w:t>
-      </w:r>
-      <w:r>
-        <w:t xml:space="preserve">despite a large action effect. The intervention therefore identifies future-token attention activations that contribute to the donor-directed action shift, but it does not establish what they encode or whether they are the only route from future tokens to action.</w:t>
-      </w:r>
-    </w:p>
-    <w:bookmarkEnd w:id="35"/>
-    <w:bookmarkEnd w:id="36"/>
-    <w:bookmarkStart w:id="39" w:name="sec:discussion"/>
+        <w:t xml:space="preserve">All interventions are in simulation and cover two checkpoints, six RoboLab tasks, and LIBERO-Long. Cosmos Policy’s strongest result uses one first-query state per task, while later estimates use different states and cannot isolate elapsed time. Its natural content analysis contains only four states, and rendered hybrids may be outside the policy’s native future distribution. Cosmos 3 completed 22 of 24 frozen population states and 10 of 12 factor states; the two population omissions resulted from short source videos and were not replaced. Pixel masks may miss distributed features or induce nonlinear changes, so negligible isolated effects do not establish joint necessity. Finally, key removal changes attention normalization, and K/V replacement can interact with unpatched routes. These interventions identify active pathways, not a full circuit.</w:t>
+      </w:r>
+    </w:p>
+    <w:bookmarkEnd w:id="39"/>
+    <w:bookmarkStart w:id="40" w:name="broader-impact."/>
+    <w:p>
+      <w:pPr>
+        <w:pStyle w:val="Heading4"/>
+      </w:pPr>
+      <w:r>
+        <w:t xml:space="preserve">Broader impact.</w:t>
+      </w:r>
+    </w:p>
+    <w:p>
+      <w:pPr>
+        <w:pStyle w:val="FirstParagraph"/>
+      </w:pPr>
+      <w:r>
+        <w:t xml:space="preserve">Mechanistic tests can help distinguish plausible-looking predictions from representations that actually control behavior. The same interfaces could also redirect robot actions or create false confidence if validated on narrow state distributions. Use beyond simulation would require broader coverage, physical safety constraints, and monitoring outside the intervention metric.</w:t>
+      </w:r>
+    </w:p>
+    <w:bookmarkEnd w:id="40"/>
+    <w:bookmarkEnd w:id="41"/>
+    <w:bookmarkStart w:id="42" w:name="conclusion"/>
     <w:p>
       <w:pPr>
         <w:pStyle w:val="Heading1"/>
       </w:pPr>
       <w:r>
-        <w:t xml:space="preserve">Discussion and Limitations</w:t>
+        <w:t xml:space="preserve">Conclusion</w:t>
       </w:r>
     </w:p>
     <w:p>
@@ -2994,89 +3314,11 @@
         <w:pStyle w:val="FirstParagraph"/>
       </w:pPr>
       <w:r>
-        <w:t xml:space="preserve">Future transplantation provides stronger evidence than corruption alone because it asks whether an action change follows the content of a specific alternative future. Positive donor projections in both checkpoints show that future representations do more than occupy behaviorally sensitive positions: selecting a different coherent future predictably changes the direction of the action.</w:t>
-      </w:r>
-    </w:p>
-    <w:p>
-      <w:pPr>
-        <w:pStyle w:val="BodyText"/>
-      </w:pPr>
-      <w:r>
-        <w:t xml:space="preserve">In Cosmos Policy, the camera and natural-pair results are consistent with an inverse-dynamics-like use of visible robot motion. The action follows a displayed robot future, whereas future proprioception and isolated object-state changes have near-zero effects. This is not evidence that predicted object consequences never matter. The synthetic intervention tests one restricted object-state contrast, and the natural analysis contains only four states.</w:t>
-      </w:r>
-    </w:p>
-    <w:p>
-      <w:pPr>
-        <w:pStyle w:val="BodyText"/>
-      </w:pPr>
-      <w:r>
-        <w:t xml:space="preserve">The content and pathway results also do not form one mechanism. Cosmos Policy identifies future changes associated with the action shift, while the Cosmos 3 intervention identifies attention activations that contribute to its shift. Because these experiments use different models, we do not show that camera-visible robot-motion information passes through the replaced Cosmos 3 keys and values. More broadly, neither experiment tests candidate generation, outcome comparison, or value-based choice. The results therefore establish future-dependent action generation, not planning.</w:t>
-      </w:r>
-    </w:p>
-    <w:bookmarkStart w:id="37" w:name="limitations."/>
-    <w:p>
-      <w:pPr>
-        <w:pStyle w:val="Heading4"/>
-      </w:pPr>
-      <w:r>
-        <w:t xml:space="preserve">Limitations.</w:t>
-      </w:r>
-    </w:p>
-    <w:p>
-      <w:pPr>
-        <w:pStyle w:val="FirstParagraph"/>
-      </w:pPr>
-      <w:r>
-        <w:t xml:space="preserve">The evidence comes from a limited number of independent states. Cosmos Policy’s largest effects occur at one first-query state from each of ten tasks; later estimates are much smaller, and decision point is confounded with saved state. Cosmos 3 transplantation uses four states, while the held-out key–value test uses one. Additional donors and process launches improve within-state measurement but do not establish generalization across states. We also do not establish effects on task success.</w:t>
-      </w:r>
-    </w:p>
-    <w:p>
-      <w:pPr>
-        <w:pStyle w:val="BodyText"/>
-      </w:pPr>
-      <w:r>
-        <w:t xml:space="preserve">The content and pathway analyses have further limits. Factorized videos may be outside the policy’s normal future distribution and provide only the object-state main effect. The natural matched-pair analysis falls below its prespecified sample size. On the held-out Cosmos 3 state, key–value replacement does not consistently reduce endpoint effects even when it reduces action projection. These qualifications limit the interpretation to the sampled checkpoints and states.</w:t>
-      </w:r>
-    </w:p>
-    <w:bookmarkEnd w:id="37"/>
-    <w:bookmarkStart w:id="38" w:name="broader-impact."/>
-    <w:p>
-      <w:pPr>
-        <w:pStyle w:val="Heading4"/>
-      </w:pPr>
-      <w:r>
-        <w:t xml:space="preserve">Broader impact.</w:t>
-      </w:r>
-    </w:p>
-    <w:p>
-      <w:pPr>
-        <w:pStyle w:val="FirstParagraph"/>
-      </w:pPr>
-      <w:r>
-        <w:t xml:space="preserve">Future transplantation may help audit whether a robot policy’s predictions affect its actions, but the same intervention could redirect behavior. Any use outside simulation would require broader state coverage, physical safety constraints, and independent action monitoring.</w:t>
-      </w:r>
-    </w:p>
-    <w:bookmarkEnd w:id="38"/>
-    <w:bookmarkEnd w:id="39"/>
-    <w:bookmarkStart w:id="40" w:name="conclusion"/>
-    <w:p>
-      <w:pPr>
-        <w:pStyle w:val="Heading1"/>
-      </w:pPr>
-      <w:r>
-        <w:t xml:space="preserve">Conclusion</w:t>
-      </w:r>
-    </w:p>
-    <w:p>
-      <w:pPr>
-        <w:pStyle w:val="FirstParagraph"/>
-      </w:pPr>
-      <w:r>
-        <w:t xml:space="preserve">Future transplantation provides donor-specific evidence that predicted futures influence actions in both WAM checkpoints. Connecting camera-visible robot motion to the future-token key–value pathway within one model, across more states and task outcomes, remains an open problem.</w:t>
-      </w:r>
-    </w:p>
-    <w:bookmarkEnd w:id="40"/>
-    <w:bookmarkStart w:id="41" w:name="app:reproducibility"/>
+        <w:t xml:space="preserve">Coherent generated futures steer actions and one-chunk simulator endpoints in two WAM checkpoints. In Cosmos 3, the result holds across 22 sampled states, is strongly attenuated by future-token K/V replacement, and is not recreated by isolated robot or object pixels. Cosmos Policy shows a related but more state-dependent pattern that favors visual robot-motion information. These results identify future-conditioned action generation while leaving general planning claims open.</w:t>
+      </w:r>
+    </w:p>
+    <w:bookmarkEnd w:id="42"/>
+    <w:bookmarkStart w:id="43" w:name="app:reproducibility"/>
     <w:p>
       <w:pPr>
         <w:pStyle w:val="Heading1"/>
@@ -3114,7 +3356,7 @@
         <w:t xml:space="preserve">cb689ec0</w:t>
       </w:r>
       <w:r>
-        <w:t xml:space="preserve">, LIBERO, PyTorch 2.7 with CUDA 12.8, and two NVIDIA H100 80GB GPUs. Endpoint vectors concatenate goal-relevant simulator coordinates with the official nine-dimensional proprioceptive endpoint. The prespecified design includes ten tasks, three decision points, eight unmodified policy runs per state, one reciprocal donor pair per state, and three future-noise draws per direction. Confidence intervals use 10,000 bootstrap resamples of simulator states.</w:t>
+        <w:t xml:space="preserve">, LIBERO, PyTorch 2.7 with CUDA 12.8, and two NVIDIA H100 80GB GPUs. The frozen design contains ten tasks, three state indices, eight native policy runs per state, one reciprocal donor pair per state, and three future-noise draws per direction. Confidence intervals use 10,000 bootstrap resamples of simulator states.</w:t>
       </w:r>
     </w:p>
     <w:p>
@@ -3122,7 +3364,43 @@
         <w:pStyle w:val="BodyText"/>
       </w:pPr>
       <w:r>
-        <w:t xml:space="preserve">The Cosmos 3 experiments use checkpoint revision</w:t>
+        <w:t xml:space="preserve">The Cosmos 3 experiments pin Cosmos commit</w:t>
+      </w:r>
+      <w:r>
+        <w:t xml:space="preserve"> </w:t>
+      </w:r>
+      <w:r>
+        <w:rPr>
+          <w:rStyle w:val="VerbatimChar"/>
+        </w:rPr>
+        <w:t xml:space="preserve">9aa98e5a</w:t>
+      </w:r>
+      <w:r>
+        <w:t xml:space="preserve">, Cosmos Framework commit</w:t>
+      </w:r>
+      <w:r>
+        <w:t xml:space="preserve"> </w:t>
+      </w:r>
+      <w:r>
+        <w:rPr>
+          <w:rStyle w:val="VerbatimChar"/>
+        </w:rPr>
+        <w:t xml:space="preserve">d4599e2e</w:t>
+      </w:r>
+      <w:r>
+        <w:t xml:space="preserve">, RoboLab commit</w:t>
+      </w:r>
+      <w:r>
+        <w:t xml:space="preserve"> </w:t>
+      </w:r>
+      <w:r>
+        <w:rPr>
+          <w:rStyle w:val="VerbatimChar"/>
+        </w:rPr>
+        <w:t xml:space="preserve">9db0aaf0</w:t>
+      </w:r>
+      <w:r>
+        <w:t xml:space="preserve">, and checkpoint revision</w:t>
       </w:r>
       <w:r>
         <w:t xml:space="preserve"> </w:t>
@@ -3134,16 +3412,123 @@
         <w:t xml:space="preserve">2b9f9517</w:t>
       </w:r>
       <w:r>
-        <w:t xml:space="preserve">. The public report and checkpoint describe a diffusion generator with 36 transformer layers, four diffusion steps, and 32-action chunks of absolute joint positions</w:t>
-      </w:r>
-      <w:r>
-        <w:t xml:space="preserve"> </w:t>
-      </w:r>
-      <w:r>
-        <w:t xml:space="preserve">(NVIDIA 2026a, 2026b)</w:t>
-      </w:r>
-      <w:r>
-        <w:t xml:space="preserve">. For each endpoint evaluation, we reconstruct the simulator, restore the saved state, and replay the same observation prefix. Separate controls check token layout, sampler wrapping, cache recording and replay, and same-run replacement. Sentinel values verify that interventions to future representations never write to the action-token slice directly. Repeating the held-out action intervention in five independently launched processes yields bitwise-identical results; these repetitions test numerical stability, not generalization.</w:t>
+        <w:t xml:space="preserve">. The frozen manifest has SHA-256</w:t>
+      </w:r>
+      <w:r>
+        <w:t xml:space="preserve"> </w:t>
+      </w:r>
+      <w:r>
+        <w:rPr>
+          <w:rStyle w:val="VerbatimChar"/>
+        </w:rPr>
+        <w:t xml:space="preserve">46b6fe3d6abb07712d0926361587b853b2e8313a10c7faeeccb0150d030e986b</w:t>
+      </w:r>
+      <w:r>
+        <w:t xml:space="preserve">. Endpoint evaluation reconstructs the environment, restores the saved state, and replays the observation prefix. Separate controls test token layout, sampler wrapping, cache record and replay, self replacement, and the action-coordinate boundary. Complete timing and aggregate compute accounting remain to be added before submission.</w:t>
+      </w:r>
+    </w:p>
+    <w:bookmarkEnd w:id="43"/>
+    <w:bookmarkStart w:id="44" w:name="app:additional"/>
+    <w:p>
+      <w:pPr>
+        <w:pStyle w:val="Heading1"/>
+      </w:pPr>
+      <w:r>
+        <w:t xml:space="preserve">Additional Results and Boundaries</w:t>
+      </w:r>
+    </w:p>
+    <w:p>
+      <w:pPr>
+        <w:pStyle w:val="FirstParagraph"/>
+      </w:pPr>
+      <w:r>
+        <w:t xml:space="preserve">Across all 30 Cosmos Policy states, mean donor-minus-self steering is</w:t>
+      </w:r>
+      <w:r>
+        <w:t xml:space="preserve"> </w:t>
+      </w:r>
+      <m:oMath>
+        <m:r>
+          <m:t>0.186</m:t>
+        </m:r>
+      </m:oMath>
+      <w:r>
+        <w:t xml:space="preserve"> </w:t>
+      </w:r>
+      <w:r>
+        <w:t xml:space="preserve">(</w:t>
+      </w:r>
+      <m:oMath>
+        <m:r>
+          <m:rPr>
+            <m:sty m:val="p"/>
+          </m:rPr>
+          <m:t>[</m:t>
+        </m:r>
+        <m:r>
+          <m:t>0.095</m:t>
+        </m:r>
+        <m:r>
+          <m:rPr>
+            <m:sty m:val="p"/>
+          </m:rPr>
+          <m:t>,</m:t>
+        </m:r>
+        <m:r>
+          <m:t>0.290</m:t>
+        </m:r>
+        <m:r>
+          <m:rPr>
+            <m:sty m:val="p"/>
+          </m:rPr>
+          <m:t>]</m:t>
+        </m:r>
+      </m:oMath>
+      <w:r>
+        <w:t xml:space="preserve">) for actions and</w:t>
+      </w:r>
+      <w:r>
+        <w:t xml:space="preserve"> </w:t>
+      </w:r>
+      <m:oMath>
+        <m:r>
+          <m:t>0.194</m:t>
+        </m:r>
+      </m:oMath>
+      <w:r>
+        <w:t xml:space="preserve"> </w:t>
+      </w:r>
+      <w:r>
+        <w:t xml:space="preserve">(</w:t>
+      </w:r>
+      <m:oMath>
+        <m:r>
+          <m:rPr>
+            <m:sty m:val="p"/>
+          </m:rPr>
+          <m:t>[</m:t>
+        </m:r>
+        <m:r>
+          <m:t>0.091</m:t>
+        </m:r>
+        <m:r>
+          <m:rPr>
+            <m:sty m:val="p"/>
+          </m:rPr>
+          <m:t>,</m:t>
+        </m:r>
+        <m:r>
+          <m:t>0.305</m:t>
+        </m:r>
+        <m:r>
+          <m:rPr>
+            <m:sty m:val="p"/>
+          </m:rPr>
+          <m:t>]</m:t>
+        </m:r>
+      </m:oMath>
+      <w:r>
+        <w:t xml:space="preserve">) for endpoints. Because the three state indices may be nested within task trajectories, the first-query analysis is the cleaner confirmatory result.</w:t>
       </w:r>
     </w:p>
     <w:p>
@@ -3151,61 +3536,7 @@
         <w:pStyle w:val="BodyText"/>
       </w:pPr>
       <w:r>
-        <w:t xml:space="preserve">The supplied artifact contains the aggregate values used for the figures, but not the full seed list, intervention logs, code, repository hashes, container digests, per-run wall-clock times, or aggregate compute. These items must be added to a complete reproduction package.</w:t>
-      </w:r>
-    </w:p>
-    <w:bookmarkEnd w:id="41"/>
-    <w:bookmarkStart w:id="42" w:name="app:additional"/>
-    <w:p>
-      <w:pPr>
-        <w:pStyle w:val="Heading1"/>
-      </w:pPr>
-      <w:r>
-        <w:t xml:space="preserve">Additional Results and Exclusions</w:t>
-      </w:r>
-    </w:p>
-    <w:p>
-      <w:pPr>
-        <w:pStyle w:val="FirstParagraph"/>
-      </w:pPr>
-      <w:r>
-        <w:t xml:space="preserve">Across all 30 Cosmos Policy states, the mean donor-minus-self effect is</w:t>
-      </w:r>
-      <w:r>
-        <w:t xml:space="preserve"> </w:t>
-      </w:r>
-      <m:oMath>
-        <m:r>
-          <m:t>0.186</m:t>
-        </m:r>
-      </m:oMath>
-      <w:r>
-        <w:t xml:space="preserve"> </w:t>
-      </w:r>
-      <w:r>
-        <w:t xml:space="preserve">for actions and</w:t>
-      </w:r>
-      <w:r>
-        <w:t xml:space="preserve"> </w:t>
-      </w:r>
-      <m:oMath>
-        <m:r>
-          <m:t>0.194</m:t>
-        </m:r>
-      </m:oMath>
-      <w:r>
-        <w:t xml:space="preserve"> </w:t>
-      </w:r>
-      <w:r>
-        <w:t xml:space="preserve">for endpoints. Because the three decision points may be nested within task trajectories, the first-query analysis is the cleaner confirmatory result. For Cosmos 3, action-space nearest-donor accuracy is 12/12 for both future sources. Endpoint nearest-donor accuracy is 10/12 for predicted futures and 11/12 for executed-branch futures.</w:t>
-      </w:r>
-    </w:p>
-    <w:p>
-      <w:pPr>
-        <w:pStyle w:val="BodyText"/>
-      </w:pPr>
-      <w:r>
-        <w:t xml:space="preserve">We separately evaluated six states in RoboCasa</w:t>
+        <w:t xml:space="preserve">The six-state RoboCasa replication is exploratory and is not pooled with LIBERO</w:t>
       </w:r>
       <w:r>
         <w:t xml:space="preserve"> </w:t>
@@ -3214,7 +3545,7 @@
         <w:t xml:space="preserve">(Nasiriany et al. 2024)</w:t>
       </w:r>
       <w:r>
-        <w:t xml:space="preserve">. This exploratory experiment is not pooled with LIBERO. The donor-minus-self endpoint effect is</w:t>
+        <w:t xml:space="preserve">. Its donor-minus-self endpoint effect is</w:t>
       </w:r>
       <w:r>
         <w:t xml:space="preserve"> </w:t>
@@ -3228,10 +3559,7 @@
         <w:t xml:space="preserve"> </w:t>
       </w:r>
       <w:r>
-        <w:t xml:space="preserve">(95% CI</w:t>
-      </w:r>
-      <w:r>
-        <w:t xml:space="preserve"> </w:t>
+        <w:t xml:space="preserve">(</w:t>
       </w:r>
       <m:oMath>
         <m:r>
@@ -3260,19 +3588,11 @@
         </m:r>
       </m:oMath>
       <w:r>
-        <w:t xml:space="preserve">) and is positive in all six states. The action effect is smaller and does not reliably exceed the Gaussian control. An unfinished 20-state Cosmos 3 study is excluded from all reported estimates.</w:t>
-      </w:r>
-    </w:p>
-    <w:p>
-      <w:pPr>
-        <w:pStyle w:val="BodyText"/>
-      </w:pPr>
-      <w:r>
-        <w:t xml:space="preserve">The original draft also reported a natural control whose construction was not documented and a Cosmos Policy attention ablation whose gating rule, independent-state count, confidence intervals, and endpoint effects were unavailable. We exclude both from the revised paper rather than treat them as interpretable evidence.</w:t>
-      </w:r>
-    </w:p>
-    <w:bookmarkEnd w:id="42"/>
-    <w:bookmarkStart w:id="93" w:name="neurips-paper-checklist"/>
+        <w:t xml:space="preserve">), positive in 6/6 states; action steering is smaller and does not reliably exceed the Gaussian control. In the Cosmos 3 population, the two missing frozen states ended after 21 and 29 actions, before producing the 33-frame source video. Neither was replaced. The prespecified minimum of 20 states across five tasks and the factor-study minimum of ten states across five tasks were both met across six tasks.</w:t>
+      </w:r>
+    </w:p>
+    <w:bookmarkEnd w:id="44"/>
+    <w:bookmarkStart w:id="97" w:name="neurips-paper-checklist"/>
     <w:p>
       <w:pPr>
         <w:pStyle w:val="Heading1"/>
@@ -3906,7 +4226,7 @@
       <w:r>
         <w:t xml:space="preserve">Please see the NeurIPS code and data submission guidelines (</w:t>
       </w:r>
-      <w:hyperlink r:id="rId43">
+      <w:hyperlink r:id="rId45">
         <w:r>
           <w:rPr>
             <w:rStyle w:val="Hyperlink"/>
@@ -3939,7 +4259,7 @@
       <w:r>
         <w:t xml:space="preserve">The instructions should contain the exact command and environment needed to run to reproduce the results. See the NeurIPS code and data submission guidelines (</w:t>
       </w:r>
-      <w:hyperlink r:id="rId43">
+      <w:hyperlink r:id="rId45">
         <w:r>
           <w:rPr>
             <w:rStyle w:val="Hyperlink"/>
@@ -4376,7 +4696,7 @@
       <w:r>
         <w:t xml:space="preserve"> </w:t>
       </w:r>
-      <w:hyperlink r:id="rId44">
+      <w:hyperlink r:id="rId46">
         <w:r>
           <w:rPr>
             <w:rStyle w:val="Hyperlink"/>
@@ -4809,7 +5129,7 @@
       <w:r>
         <w:t xml:space="preserve"> </w:t>
       </w:r>
-      <w:hyperlink r:id="rId45">
+      <w:hyperlink r:id="rId47">
         <w:r>
           <w:rPr>
             <w:rStyle w:val="Hyperlink"/>
@@ -5241,8 +5561,8 @@
         <w:t xml:space="preserve">Please refer to our LLM policy in the NeurIPS handbook for what should or should not be described.</w:t>
       </w:r>
     </w:p>
-    <w:bookmarkStart w:id="92" w:name="refs"/>
-    <w:bookmarkStart w:id="47" w:name="ref-du2023unipi"/>
+    <w:bookmarkStart w:id="96" w:name="refs"/>
+    <w:bookmarkStart w:id="49" w:name="ref-du2023unipi"/>
     <w:p>
       <w:pPr>
         <w:pStyle w:val="Bibliography"/>
@@ -5275,7 +5595,7 @@
       <w:r>
         <w:t xml:space="preserve"> </w:t>
       </w:r>
-      <w:hyperlink r:id="rId46">
+      <w:hyperlink r:id="rId48">
         <w:r>
           <w:rPr>
             <w:rStyle w:val="Hyperlink"/>
@@ -5287,8 +5607,8 @@
         <w:t xml:space="preserve">.</w:t>
       </w:r>
     </w:p>
-    <w:bookmarkEnd w:id="47"/>
-    <w:bookmarkStart w:id="49" w:name="ref-du2024videolanguage"/>
+    <w:bookmarkEnd w:id="49"/>
+    <w:bookmarkStart w:id="51" w:name="ref-du2024videolanguage"/>
     <w:p>
       <w:pPr>
         <w:pStyle w:val="Bibliography"/>
@@ -5318,7 +5638,7 @@
       <w:r>
         <w:t xml:space="preserve"> </w:t>
       </w:r>
-      <w:hyperlink r:id="rId48">
+      <w:hyperlink r:id="rId50">
         <w:r>
           <w:rPr>
             <w:rStyle w:val="Hyperlink"/>
@@ -5330,8 +5650,8 @@
         <w:t xml:space="preserve">.</w:t>
       </w:r>
     </w:p>
-    <w:bookmarkEnd w:id="49"/>
-    <w:bookmarkStart w:id="51" w:name="ref-ebert2018visualforesight"/>
+    <w:bookmarkEnd w:id="51"/>
+    <w:bookmarkStart w:id="53" w:name="ref-ebert2018visualforesight"/>
     <w:p>
       <w:pPr>
         <w:pStyle w:val="Bibliography"/>
@@ -5361,7 +5681,7 @@
       <w:r>
         <w:t xml:space="preserve"> </w:t>
       </w:r>
-      <w:hyperlink r:id="rId50">
+      <w:hyperlink r:id="rId52">
         <w:r>
           <w:rPr>
             <w:rStyle w:val="Hyperlink"/>
@@ -5373,8 +5693,8 @@
         <w:t xml:space="preserve">.</w:t>
       </w:r>
     </w:p>
-    <w:bookmarkEnd w:id="51"/>
-    <w:bookmarkStart w:id="53" w:name="ref-field2007clusterbootstrap"/>
+    <w:bookmarkEnd w:id="53"/>
+    <w:bookmarkStart w:id="55" w:name="ref-field2007clusterbootstrap"/>
     <w:p>
       <w:pPr>
         <w:pStyle w:val="Bibliography"/>
@@ -5407,7 +5727,7 @@
       <w:r>
         <w:t xml:space="preserve"> </w:t>
       </w:r>
-      <w:hyperlink r:id="rId52">
+      <w:hyperlink r:id="rId54">
         <w:r>
           <w:rPr>
             <w:rStyle w:val="Hyperlink"/>
@@ -5419,8 +5739,8 @@
         <w:t xml:space="preserve">.</w:t>
       </w:r>
     </w:p>
-    <w:bookmarkEnd w:id="53"/>
-    <w:bookmarkStart w:id="55" w:name="ref-goldowskydill2023pathpatching"/>
+    <w:bookmarkEnd w:id="55"/>
+    <w:bookmarkStart w:id="57" w:name="ref-goldowskydill2023pathpatching"/>
     <w:p>
       <w:pPr>
         <w:pStyle w:val="Bibliography"/>
@@ -5444,7 +5764,7 @@
       <w:r>
         <w:t xml:space="preserve"> </w:t>
       </w:r>
-      <w:hyperlink r:id="rId54">
+      <w:hyperlink r:id="rId56">
         <w:r>
           <w:rPr>
             <w:rStyle w:val="Hyperlink"/>
@@ -5456,8 +5776,8 @@
         <w:t xml:space="preserve">.</w:t>
       </w:r>
     </w:p>
-    <w:bookmarkEnd w:id="55"/>
-    <w:bookmarkStart w:id="57" w:name="ref-guo2024pad"/>
+    <w:bookmarkEnd w:id="57"/>
+    <w:bookmarkStart w:id="59" w:name="ref-guo2024pad"/>
     <w:p>
       <w:pPr>
         <w:pStyle w:val="Bibliography"/>
@@ -5490,7 +5810,7 @@
       <w:r>
         <w:t xml:space="preserve"> </w:t>
       </w:r>
-      <w:hyperlink r:id="rId56">
+      <w:hyperlink r:id="rId58">
         <w:r>
           <w:rPr>
             <w:rStyle w:val="Hyperlink"/>
@@ -5502,8 +5822,8 @@
         <w:t xml:space="preserve">.</w:t>
       </w:r>
     </w:p>
-    <w:bookmarkEnd w:id="57"/>
-    <w:bookmarkStart w:id="59" w:name="ref-hu2025vpp"/>
+    <w:bookmarkEnd w:id="59"/>
+    <w:bookmarkStart w:id="61" w:name="ref-hu2025vpp"/>
     <w:p>
       <w:pPr>
         <w:pStyle w:val="Bibliography"/>
@@ -5533,7 +5853,7 @@
       <w:r>
         <w:t xml:space="preserve"> </w:t>
       </w:r>
-      <w:hyperlink r:id="rId58">
+      <w:hyperlink r:id="rId60">
         <w:r>
           <w:rPr>
             <w:rStyle w:val="Hyperlink"/>
@@ -5545,8 +5865,8 @@
         <w:t xml:space="preserve">.</w:t>
       </w:r>
     </w:p>
-    <w:bookmarkEnd w:id="59"/>
-    <w:bookmarkStart w:id="61" w:name="ref-kim2026cosmospolicy"/>
+    <w:bookmarkEnd w:id="61"/>
+    <w:bookmarkStart w:id="63" w:name="ref-kim2026cosmospolicy"/>
     <w:p>
       <w:pPr>
         <w:pStyle w:val="Bibliography"/>
@@ -5582,7 +5902,7 @@
       <w:r>
         <w:t xml:space="preserve"> </w:t>
       </w:r>
-      <w:hyperlink r:id="rId60">
+      <w:hyperlink r:id="rId62">
         <w:r>
           <w:rPr>
             <w:rStyle w:val="Hyperlink"/>
@@ -5594,8 +5914,8 @@
         <w:t xml:space="preserve">.</w:t>
       </w:r>
     </w:p>
-    <w:bookmarkEnd w:id="61"/>
-    <w:bookmarkStart w:id="63" w:name="ref-lakens2017equivalence"/>
+    <w:bookmarkEnd w:id="63"/>
+    <w:bookmarkStart w:id="65" w:name="ref-lakens2017equivalence"/>
     <w:p>
       <w:pPr>
         <w:pStyle w:val="Bibliography"/>
@@ -5628,7 +5948,7 @@
       <w:r>
         <w:t xml:space="preserve"> </w:t>
       </w:r>
-      <w:hyperlink r:id="rId62">
+      <w:hyperlink r:id="rId64">
         <w:r>
           <w:rPr>
             <w:rStyle w:val="Hyperlink"/>
@@ -5640,8 +5960,8 @@
         <w:t xml:space="preserve">.</w:t>
       </w:r>
     </w:p>
-    <w:bookmarkEnd w:id="63"/>
-    <w:bookmarkStart w:id="65" w:name="ref-li2025uva"/>
+    <w:bookmarkEnd w:id="65"/>
+    <w:bookmarkStart w:id="67" w:name="ref-li2025uva"/>
     <w:p>
       <w:pPr>
         <w:pStyle w:val="Bibliography"/>
@@ -5665,7 +5985,7 @@
       <w:r>
         <w:t xml:space="preserve"> </w:t>
       </w:r>
-      <w:hyperlink r:id="rId64">
+      <w:hyperlink r:id="rId66">
         <w:r>
           <w:rPr>
             <w:rStyle w:val="Hyperlink"/>
@@ -5677,8 +5997,8 @@
         <w:t xml:space="preserve">.</w:t>
       </w:r>
     </w:p>
-    <w:bookmarkEnd w:id="65"/>
-    <w:bookmarkStart w:id="67" w:name="ref-liu2023libero"/>
+    <w:bookmarkEnd w:id="67"/>
+    <w:bookmarkStart w:id="69" w:name="ref-liu2023libero"/>
     <w:p>
       <w:pPr>
         <w:pStyle w:val="Bibliography"/>
@@ -5717,7 +6037,7 @@
       <w:r>
         <w:t xml:space="preserve"> </w:t>
       </w:r>
-      <w:hyperlink r:id="rId66">
+      <w:hyperlink r:id="rId68">
         <w:r>
           <w:rPr>
             <w:rStyle w:val="Hyperlink"/>
@@ -5729,8 +6049,8 @@
         <w:t xml:space="preserve">.</w:t>
       </w:r>
     </w:p>
-    <w:bookmarkEnd w:id="67"/>
-    <w:bookmarkStart w:id="69" w:name="ref-meng2022rome"/>
+    <w:bookmarkEnd w:id="69"/>
+    <w:bookmarkStart w:id="71" w:name="ref-meng2022rome"/>
     <w:p>
       <w:pPr>
         <w:pStyle w:val="Bibliography"/>
@@ -5772,7 +6092,7 @@
       <w:r>
         <w:t xml:space="preserve"> </w:t>
       </w:r>
-      <w:hyperlink r:id="rId68">
+      <w:hyperlink r:id="rId70">
         <w:r>
           <w:rPr>
             <w:rStyle w:val="Hyperlink"/>
@@ -5784,8 +6104,8 @@
         <w:t xml:space="preserve">.</w:t>
       </w:r>
     </w:p>
-    <w:bookmarkEnd w:id="69"/>
-    <w:bookmarkStart w:id="71" w:name="ref-nasiriany2024robocasa"/>
+    <w:bookmarkEnd w:id="71"/>
+    <w:bookmarkStart w:id="73" w:name="ref-nasiriany2024robocasa"/>
     <w:p>
       <w:pPr>
         <w:pStyle w:val="Bibliography"/>
@@ -5824,7 +6144,7 @@
       <w:r>
         <w:t xml:space="preserve"> </w:t>
       </w:r>
-      <w:hyperlink r:id="rId70">
+      <w:hyperlink r:id="rId72">
         <w:r>
           <w:rPr>
             <w:rStyle w:val="Hyperlink"/>
@@ -5836,8 +6156,8 @@
         <w:t xml:space="preserve">.</w:t>
       </w:r>
     </w:p>
-    <w:bookmarkEnd w:id="71"/>
-    <w:bookmarkStart w:id="73" w:name="ref-nvidia2026cosmos3"/>
+    <w:bookmarkEnd w:id="73"/>
+    <w:bookmarkStart w:id="75" w:name="ref-nvidia2026cosmos3"/>
     <w:p>
       <w:pPr>
         <w:pStyle w:val="Bibliography"/>
@@ -5882,7 +6202,7 @@
       <w:r>
         <w:t xml:space="preserve"> </w:t>
       </w:r>
-      <w:hyperlink r:id="rId72">
+      <w:hyperlink r:id="rId74">
         <w:r>
           <w:rPr>
             <w:rStyle w:val="Hyperlink"/>
@@ -5894,8 +6214,8 @@
         <w:t xml:space="preserve">.</w:t>
       </w:r>
     </w:p>
-    <w:bookmarkEnd w:id="73"/>
-    <w:bookmarkStart w:id="75" w:name="ref-nvidia2026cosmos3droid"/>
+    <w:bookmarkEnd w:id="75"/>
+    <w:bookmarkStart w:id="77" w:name="ref-nvidia2026cosmos3droid"/>
     <w:p>
       <w:pPr>
         <w:pStyle w:val="Bibliography"/>
@@ -5919,58 +6239,12 @@
       <w:r>
         <w:t xml:space="preserve"> </w:t>
       </w:r>
-      <w:hyperlink r:id="rId74">
+      <w:hyperlink r:id="rId76">
         <w:r>
           <w:rPr>
             <w:rStyle w:val="Hyperlink"/>
           </w:rPr>
           <w:t xml:space="preserve">https://huggingface.co/nvidia/Cosmos3-Nano-Policy-DROID</w:t>
-        </w:r>
-      </w:hyperlink>
-      <w:r>
-        <w:t xml:space="preserve">.</w:t>
-      </w:r>
-    </w:p>
-    <w:bookmarkEnd w:id="75"/>
-    <w:bookmarkStart w:id="77" w:name="ref-pearl2001direct"/>
-    <w:p>
-      <w:pPr>
-        <w:pStyle w:val="Bibliography"/>
-      </w:pPr>
-      <w:r>
-        <w:t xml:space="preserve">Pearl, Judea. 2001.</w:t>
-      </w:r>
-      <w:r>
-        <w:t xml:space="preserve"> </w:t>
-      </w:r>
-      <w:r>
-        <w:t xml:space="preserve">“Direct and Indirect Effects.”</w:t>
-      </w:r>
-      <w:r>
-        <w:t xml:space="preserve"> </w:t>
-      </w:r>
-      <w:r>
-        <w:rPr>
-          <w:i/>
-          <w:iCs/>
-        </w:rPr>
-        <w:t xml:space="preserve">Proceedings of the Seventeenth Conference on Uncertainty in Artificial Intelligence</w:t>
-      </w:r>
-      <w:r>
-        <w:t xml:space="preserve"> </w:t>
-      </w:r>
-      <w:r>
-        <w:t xml:space="preserve">(San Francisco, CA), 411–20.</w:t>
-      </w:r>
-      <w:r>
-        <w:t xml:space="preserve"> </w:t>
-      </w:r>
-      <w:hyperlink r:id="rId76">
-        <w:r>
-          <w:rPr>
-            <w:rStyle w:val="Hyperlink"/>
-          </w:rPr>
-          <w:t xml:space="preserve">https://ftp.cs.ucla.edu/pub/stat_ser/R273.pdf</w:t>
         </w:r>
       </w:hyperlink>
       <w:r>
@@ -6052,7 +6326,53 @@
       </w:r>
     </w:p>
     <w:bookmarkEnd w:id="81"/>
-    <w:bookmarkStart w:id="83" w:name="ref-yang2026robolab"/>
+    <w:bookmarkStart w:id="83" w:name="ref-vig2020causalmediation"/>
+    <w:p>
+      <w:pPr>
+        <w:pStyle w:val="Bibliography"/>
+      </w:pPr>
+      <w:r>
+        <w:t xml:space="preserve">Vig, Jesse, Sebastian Gehrmann, Yonatan Belinkov, et al. 2020.</w:t>
+      </w:r>
+      <w:r>
+        <w:t xml:space="preserve"> </w:t>
+      </w:r>
+      <w:r>
+        <w:t xml:space="preserve">“Investigating Gender Bias in Language Models Using Causal Mediation Analysis.”</w:t>
+      </w:r>
+      <w:r>
+        <w:t xml:space="preserve"> </w:t>
+      </w:r>
+      <w:r>
+        <w:rPr>
+          <w:i/>
+          <w:iCs/>
+        </w:rPr>
+        <w:t xml:space="preserve">Advances in Neural Information Processing Systems</w:t>
+      </w:r>
+      <w:r>
+        <w:t xml:space="preserve"> </w:t>
+      </w:r>
+      <w:r>
+        <w:t xml:space="preserve">33: 12388–401.</w:t>
+      </w:r>
+      <w:r>
+        <w:t xml:space="preserve"> </w:t>
+      </w:r>
+      <w:hyperlink r:id="rId82">
+        <w:r>
+          <w:rPr>
+            <w:rStyle w:val="Hyperlink"/>
+          </w:rPr>
+          <w:t xml:space="preserve">https://proceedings.neurips.cc/paper/2020/hash/92650b2e92217715fe312e6fa7b90d82-Abstract.html</w:t>
+        </w:r>
+      </w:hyperlink>
+      <w:r>
+        <w:t xml:space="preserve">.</w:t>
+      </w:r>
+    </w:p>
+    <w:bookmarkEnd w:id="83"/>
+    <w:bookmarkStart w:id="85" w:name="ref-yang2026robolab"/>
     <w:p>
       <w:pPr>
         <w:pStyle w:val="Bibliography"/>
@@ -6091,7 +6411,7 @@
       <w:r>
         <w:t xml:space="preserve"> </w:t>
       </w:r>
-      <w:hyperlink r:id="rId82">
+      <w:hyperlink r:id="rId84">
         <w:r>
           <w:rPr>
             <w:rStyle w:val="Hyperlink"/>
@@ -6103,8 +6423,45 @@
         <w:t xml:space="preserve">.</w:t>
       </w:r>
     </w:p>
-    <w:bookmarkEnd w:id="83"/>
-    <w:bookmarkStart w:id="85" w:name="ref-yuan2026fastwam"/>
+    <w:bookmarkEnd w:id="85"/>
+    <w:bookmarkStart w:id="87" w:name="ref-ye2026dreamzero"/>
+    <w:p>
+      <w:pPr>
+        <w:pStyle w:val="Bibliography"/>
+      </w:pPr>
+      <w:r>
+        <w:t xml:space="preserve">Ye, Seonghyeon, Yunhao Ge, Kaiyuan Zheng, et al. 2026.</w:t>
+      </w:r>
+      <w:r>
+        <w:t xml:space="preserve"> </w:t>
+      </w:r>
+      <w:r>
+        <w:rPr>
+          <w:i/>
+          <w:iCs/>
+        </w:rPr>
+        <w:t xml:space="preserve">World Action Models Are Zero-Shot Policies</w:t>
+      </w:r>
+      <w:r>
+        <w:t xml:space="preserve">.</w:t>
+      </w:r>
+      <w:r>
+        <w:t xml:space="preserve"> </w:t>
+      </w:r>
+      <w:hyperlink r:id="rId86">
+        <w:r>
+          <w:rPr>
+            <w:rStyle w:val="Hyperlink"/>
+          </w:rPr>
+          <w:t xml:space="preserve">https://doi.org/10.48550/arXiv.2602.15922</w:t>
+        </w:r>
+      </w:hyperlink>
+      <w:r>
+        <w:t xml:space="preserve">.</w:t>
+      </w:r>
+    </w:p>
+    <w:bookmarkEnd w:id="87"/>
+    <w:bookmarkStart w:id="89" w:name="ref-yuan2026fastwam"/>
     <w:p>
       <w:pPr>
         <w:pStyle w:val="Bibliography"/>
@@ -6132,7 +6489,7 @@
       <w:r>
         <w:t xml:space="preserve"> </w:t>
       </w:r>
-      <w:hyperlink r:id="rId84">
+      <w:hyperlink r:id="rId88">
         <w:r>
           <w:rPr>
             <w:rStyle w:val="Hyperlink"/>
@@ -6144,8 +6501,8 @@
         <w:t xml:space="preserve">.</w:t>
       </w:r>
     </w:p>
-    <w:bookmarkEnd w:id="85"/>
-    <w:bookmarkStart w:id="87" w:name="ref-zhang2026rift"/>
+    <w:bookmarkEnd w:id="89"/>
+    <w:bookmarkStart w:id="91" w:name="ref-zhang2026rift"/>
     <w:p>
       <w:pPr>
         <w:pStyle w:val="Bibliography"/>
@@ -6197,7 +6554,7 @@
       <w:r>
         <w:t xml:space="preserve"> </w:t>
       </w:r>
-      <w:hyperlink r:id="rId86">
+      <w:hyperlink r:id="rId90">
         <w:r>
           <w:rPr>
             <w:rStyle w:val="Hyperlink"/>
@@ -6209,8 +6566,8 @@
         <w:t xml:space="preserve">.</w:t>
       </w:r>
     </w:p>
-    <w:bookmarkEnd w:id="87"/>
-    <w:bookmarkStart w:id="89" w:name="ref-zhang2024activationpatching"/>
+    <w:bookmarkEnd w:id="91"/>
+    <w:bookmarkStart w:id="93" w:name="ref-zhang2024activationpatching"/>
     <w:p>
       <w:pPr>
         <w:pStyle w:val="Bibliography"/>
@@ -6240,7 +6597,7 @@
       <w:r>
         <w:t xml:space="preserve"> </w:t>
       </w:r>
-      <w:hyperlink r:id="rId88">
+      <w:hyperlink r:id="rId92">
         <w:r>
           <w:rPr>
             <w:rStyle w:val="Hyperlink"/>
@@ -6252,8 +6609,8 @@
         <w:t xml:space="preserve">.</w:t>
       </w:r>
     </w:p>
-    <w:bookmarkEnd w:id="89"/>
-    <w:bookmarkStart w:id="91" w:name="ref-zhao2026fasterwam"/>
+    <w:bookmarkEnd w:id="93"/>
+    <w:bookmarkStart w:id="95" w:name="ref-zhao2026fasterwam"/>
     <w:p>
       <w:pPr>
         <w:pStyle w:val="Bibliography"/>
@@ -6284,7 +6641,7 @@
       <w:r>
         <w:t xml:space="preserve"> </w:t>
       </w:r>
-      <w:hyperlink r:id="rId90">
+      <w:hyperlink r:id="rId94">
         <w:r>
           <w:rPr>
             <w:rStyle w:val="Hyperlink"/>
@@ -6296,9 +6653,9 @@
         <w:t xml:space="preserve">.</w:t>
       </w:r>
     </w:p>
-    <w:bookmarkEnd w:id="91"/>
-    <w:bookmarkEnd w:id="92"/>
-    <w:bookmarkEnd w:id="93"/>
+    <w:bookmarkEnd w:id="95"/>
+    <w:bookmarkEnd w:id="96"/>
+    <w:bookmarkEnd w:id="97"/>
     <w:sectPr>
       <w:footnotePr>
         <w:numRestart w:val="eachSect"/>

--- a/output/imagined_futures_neurips2026.docx
+++ b/output/imagined_futures_neurips2026.docx
@@ -37,7 +37,7 @@
         <w:pStyle w:val="Abstract"/>
       </w:pPr>
       <w:r>
-        <w:t xml:space="preserve">World action models jointly generate possible future observations and robot actions, but joint generation does not show whether a particular future affects the action. We introduce reachable-donor future transplantation. From one restored simulator state, two unmodified policy runs produce alternative futures, actions, and endpoints. We replace the recipient’s future with the donor’s while holding the current observation, instruction, sampling noise, and denoising schedule fixed, then measure movement toward the donor action and its one-chunk simulator endpoint. In Cosmos 3, a frozen population study across 22 states and six RoboLab tasks finds predicted-future action steering of</w:t>
+        <w:t xml:space="preserve">Do world action models actually use the futures they generate? Jointly producing future observations and robot actions does not answer this question: the action may bypass the predicted future. We test future use with reachable-donor transplantation. Two native policy runs begin from the same restored simulator state and produce different futures, actions, and endpoints. We insert one run’s future into the other while holding the current observation, instruction, sampling noise, and denoising schedule fixed. If future content matters, the recomputed action should move specifically toward the action associated with the donor future. In Cosmos 3, a frozen study across 22 states and six RoboLab tasks finds predicted-future action steering of</w:t>
       </w:r>
       <w:r>
         <w:t xml:space="preserve"> </w:t>
@@ -76,7 +76,7 @@
         </m:r>
       </m:oMath>
       <w:r>
-        <w:t xml:space="preserve">; action and endpoint reductions are positive in all 22 states. Yet isolated robot- and object-pixel interventions each have effects below</w:t>
+        <w:t xml:space="preserve">, with positive action and endpoint reductions in all 22 states. Isolated robot- and object-pixel interventions, however, each have effects below</w:t>
       </w:r>
       <w:r>
         <w:t xml:space="preserve"> </w:t>
@@ -87,7 +87,7 @@
         </m:r>
       </m:oMath>
       <w:r>
-        <w:t xml:space="preserve">. In Cosmos Policy’s direct-policy mode, coherent futures steer actions and endpoints at early states across all ten LIBERO-Long tasks, with visual content carrying most of the effect. The results establish donor-specific future use and an active internal pathway, while leaving candidate-future search and value-based outcome comparison untested.</w:t>
+        <w:t xml:space="preserve">. Cosmos Policy shows a related early-state effect across all ten LIBERO-Long tasks, carried mainly by visual content. These results show that both direct policies use coherent futures to condition action, but do not establish candidate search or planning over predicted outcomes.</w:t>
       </w:r>
     </w:p>
     <w:bookmarkStart w:id="13" w:name="sec:introduction"/>
@@ -110,10 +110,35 @@
         <w:t xml:space="preserve"> </w:t>
       </w:r>
       <w:r>
-        <w:t xml:space="preserve">(Kim et al. 2026; NVIDIA 2026a)</w:t>
-      </w:r>
-      <w:r>
-        <w:t xml:space="preserve">. This architecture suggests a simple account: the model predicts what may happen and uses that prediction to act. Joint generation alone does not establish this computation. A generated future could be behaviorally irrelevant, serve as a general workspace, describe the robot motion already paired with the action, or represent task consequences used to choose among actions.</w:t>
+        <w:t xml:space="preserve">(</w:t>
+      </w:r>
+      <w:hyperlink w:anchor="ref-kim2026cosmospolicy">
+        <w:r>
+          <w:rPr>
+            <w:rStyle w:val="Hyperlink"/>
+          </w:rPr>
+          <w:t xml:space="preserve">Kim et al. 2026</w:t>
+        </w:r>
+      </w:hyperlink>
+      <w:r>
+        <w:t xml:space="preserve">;</w:t>
+      </w:r>
+      <w:r>
+        <w:t xml:space="preserve"> </w:t>
+      </w:r>
+      <w:hyperlink w:anchor="ref-nvidia2026cosmos3">
+        <w:r>
+          <w:rPr>
+            <w:rStyle w:val="Hyperlink"/>
+          </w:rPr>
+          <w:t xml:space="preserve">NVIDIA 2026a</w:t>
+        </w:r>
+      </w:hyperlink>
+      <w:r>
+        <w:t xml:space="preserve">)</w:t>
+      </w:r>
+      <w:r>
+        <w:t xml:space="preserve">. It is tempting to read this architecture literally: the model predicts what may happen, then acts on that prediction. Joint generation does not establish such a computation. The future could be irrelevant to the action, serve as a generic workspace, encode the robot motion already paired with the action, or represent task consequences used to choose among actions.</w:t>
       </w:r>
     </w:p>
     <w:p>
@@ -127,7 +152,32 @@
         <w:t xml:space="preserve"> </w:t>
       </w:r>
       <w:r>
-        <w:t xml:space="preserve">(Hu et al. 2025; Du et al. 2023)</w:t>
+        <w:t xml:space="preserve">(</w:t>
+      </w:r>
+      <w:hyperlink w:anchor="ref-hu2025vpp">
+        <w:r>
+          <w:rPr>
+            <w:rStyle w:val="Hyperlink"/>
+          </w:rPr>
+          <w:t xml:space="preserve">Hu et al. 2025</w:t>
+        </w:r>
+      </w:hyperlink>
+      <w:r>
+        <w:t xml:space="preserve">;</w:t>
+      </w:r>
+      <w:r>
+        <w:t xml:space="preserve"> </w:t>
+      </w:r>
+      <w:hyperlink w:anchor="ref-du2023unipi">
+        <w:r>
+          <w:rPr>
+            <w:rStyle w:val="Hyperlink"/>
+          </w:rPr>
+          <w:t xml:space="preserve">Du et al. 2023</w:t>
+        </w:r>
+      </w:hyperlink>
+      <w:r>
+        <w:t xml:space="preserve">)</w:t>
       </w:r>
       <w:r>
         <w:t xml:space="preserve">. A system that generates alternatives and compares their predicted outcomes with a cost or learned heuristic more closely resembles explicit visual planning</w:t>
@@ -136,7 +186,32 @@
         <w:t xml:space="preserve"> </w:t>
       </w:r>
       <w:r>
-        <w:t xml:space="preserve">(Ebert et al. 2018; Du et al. 2024)</w:t>
+        <w:t xml:space="preserve">(</w:t>
+      </w:r>
+      <w:hyperlink w:anchor="ref-ebert2018visualforesight">
+        <w:r>
+          <w:rPr>
+            <w:rStyle w:val="Hyperlink"/>
+          </w:rPr>
+          <w:t xml:space="preserve">Ebert et al. 2018</w:t>
+        </w:r>
+      </w:hyperlink>
+      <w:r>
+        <w:t xml:space="preserve">;</w:t>
+      </w:r>
+      <w:r>
+        <w:t xml:space="preserve"> </w:t>
+      </w:r>
+      <w:hyperlink w:anchor="ref-du2024videolanguage">
+        <w:r>
+          <w:rPr>
+            <w:rStyle w:val="Hyperlink"/>
+          </w:rPr>
+          <w:t xml:space="preserve">Du et al. 2024</w:t>
+        </w:r>
+      </w:hyperlink>
+      <w:r>
+        <w:t xml:space="preserve">)</w:t>
       </w:r>
       <w:r>
         <w:t xml:space="preserve">. We study Cosmos Policy’s direct-policy mode and the diffusion-generator component of Cosmos3-Nano-Policy-DROID. The inference procedures evaluated here do not generate and score multiple candidate actions before acting; Cosmos Policy’s separate best-of-</w:t>
@@ -164,7 +239,18 @@
         <w:t xml:space="preserve"> </w:t>
       </w:r>
       <w:r>
-        <w:t xml:space="preserve">(Zhang et al. 2026)</w:t>
+        <w:t xml:space="preserve">(</w:t>
+      </w:r>
+      <w:hyperlink w:anchor="ref-zhang2026rift">
+        <w:r>
+          <w:rPr>
+            <w:rStyle w:val="Hyperlink"/>
+          </w:rPr>
+          <w:t xml:space="preserve">Zhang et al. 2026</w:t>
+        </w:r>
+      </w:hyperlink>
+      <w:r>
+        <w:t xml:space="preserve">)</w:t>
       </w:r>
       <w:r>
         <w:t xml:space="preserve">. Masking the future read or editing values stored at future positions changes closed-loop trajectories and task success across several WAMs. This establishes dependence on a structured future interface, but a destructive intervention does not say what a particular coherent alternative future tells the policy to do. A damaged representation can move an action in any direction.</w:t>
@@ -175,7 +261,7 @@
         <w:pStyle w:val="BodyText"/>
       </w:pPr>
       <w:r>
-        <w:t xml:space="preserve">We make the test directional. From the same restored state, two native policy continuations define a recipient and a donor. We insert the donor future into the recipient computation while retaining the recipient’s current inputs and random draws. The donor action is never supplied to the model; it defines an independent direction against which we score the intervened action and its executed simulator endpoint (Figure </w:t>
+        <w:t xml:space="preserve">Our test is directional. From the same restored state, two native policy continuations define a recipient and a donor. We insert the donor future into the recipient computation while retaining the recipient’s current inputs and random draws. The model never receives the donor action; we use it only to define the direction in which we score the recomputed action and its executed simulator endpoint (Figure </w:t>
       </w:r>
       <w:hyperlink w:anchor="fig:overview">
         <w:r>
@@ -186,7 +272,7 @@
         </w:r>
       </w:hyperlink>
       <w:r>
-        <w:t xml:space="preserve">). If the future only perturbs computation, the result need not align with the donor. If its content steers behavior, both action and endpoint should move toward the continuation paired with that future.</w:t>
+        <w:t xml:space="preserve">). A generic perturbation need not move either quantity in that direction. A future whose content controls behavior should.</w:t>
       </w:r>
     </w:p>
     <w:p>
@@ -194,7 +280,7 @@
         <w:pStyle w:val="BodyText"/>
       </w:pPr>
       <w:r>
-        <w:t xml:space="preserve">The experiments follow three linked questions. First, do coherent donor futures steer behavior? Second, which parts of the future recreate that effect? Third, which future-to-action interfaces carry it? Cosmos 3 provides the strongest within-model chain: steering generalizes across 22 sampled states, isolated robot or object pixels do not recreate it, and future-token K/V replacement suppresses both action and endpoint steering in every state. Cosmos Policy supplies an earlier-model comparison in which effects are concentrated at early states and are most consistent with camera-visible robot motion. Together, the results support future-dependent action generation without establishing candidate search, outcome comparison, or task-level planning.</w:t>
+        <w:t xml:space="preserve">We ask three questions: Do coherent donor futures steer behavior? Which parts of the future recreate that effect? Which future-to-action interfaces carry it? Cosmos 3 provides the strongest within-model chain: steering generalizes across 22 sampled states, isolated robot or object pixels do not reproduce it, and future-token K/V replacement suppresses action and endpoint steering in every state. Cosmos Policy supplies an earlier-model comparison whose effects are concentrated at early states and are most consistent with camera-visible robot motion. The evidence supports future-dependent action generation, but not candidate search, outcome comparison, or task-level planning.</w:t>
       </w:r>
     </w:p>
     <w:bookmarkStart w:id="12" w:name="fig:overview"/>
@@ -205,14 +291,14 @@
       <w:r>
         <w:drawing>
           <wp:inline>
-            <wp:extent cx="5257800" cy="1701800"/>
+            <wp:extent cx="5257800" cy="1695450"/>
             <wp:effectExtent b="0" l="0" r="0" t="0"/>
             <wp:docPr descr="" title="" id="10" name="Picture"/>
             <a:graphic>
               <a:graphicData uri="http://schemas.openxmlformats.org/drawingml/2006/picture">
                 <pic:pic>
                   <pic:nvPicPr>
-                    <pic:cNvPr descr="figures/method_overview.pdf" id="11" name="Picture"/>
+                    <pic:cNvPr descr="figures/method_overview.png" id="11" name="Picture"/>
                     <pic:cNvPicPr>
                       <a:picLocks noChangeArrowheads="1" noChangeAspect="1"/>
                     </pic:cNvPicPr>
@@ -226,7 +312,7 @@
                   <pic:spPr bwMode="auto">
                     <a:xfrm>
                       <a:off x="0" y="0"/>
-                      <a:ext cx="5257800" cy="1701800"/>
+                      <a:ext cx="5257800" cy="1695450"/>
                     </a:xfrm>
                     <a:prstGeom prst="rect">
                       <a:avLst/>
@@ -284,7 +370,32 @@
         <w:t xml:space="preserve"> </w:t>
       </w:r>
       <w:r>
-        <w:t xml:space="preserve">(Du et al. 2023; Hu et al. 2025)</w:t>
+        <w:t xml:space="preserve">(</w:t>
+      </w:r>
+      <w:hyperlink w:anchor="ref-du2023unipi">
+        <w:r>
+          <w:rPr>
+            <w:rStyle w:val="Hyperlink"/>
+          </w:rPr>
+          <w:t xml:space="preserve">Du et al. 2023</w:t>
+        </w:r>
+      </w:hyperlink>
+      <w:r>
+        <w:t xml:space="preserve">;</w:t>
+      </w:r>
+      <w:r>
+        <w:t xml:space="preserve"> </w:t>
+      </w:r>
+      <w:hyperlink w:anchor="ref-hu2025vpp">
+        <w:r>
+          <w:rPr>
+            <w:rStyle w:val="Hyperlink"/>
+          </w:rPr>
+          <w:t xml:space="preserve">Hu et al. 2025</w:t>
+        </w:r>
+      </w:hyperlink>
+      <w:r>
+        <w:t xml:space="preserve">)</w:t>
       </w:r>
       <w:r>
         <w:t xml:space="preserve">. Joint video–action models instead learn future observations and controls in one model</w:t>
@@ -293,7 +404,74 @@
         <w:t xml:space="preserve"> </w:t>
       </w:r>
       <w:r>
-        <w:t xml:space="preserve">(Guo et al. 2024; Li et al. 2025; Kim et al. 2026; NVIDIA 2026a; Ye et al. 2026)</w:t>
+        <w:t xml:space="preserve">(</w:t>
+      </w:r>
+      <w:hyperlink w:anchor="ref-guo2024pad">
+        <w:r>
+          <w:rPr>
+            <w:rStyle w:val="Hyperlink"/>
+          </w:rPr>
+          <w:t xml:space="preserve">Guo et al. 2024</w:t>
+        </w:r>
+      </w:hyperlink>
+      <w:r>
+        <w:t xml:space="preserve">;</w:t>
+      </w:r>
+      <w:r>
+        <w:t xml:space="preserve"> </w:t>
+      </w:r>
+      <w:hyperlink w:anchor="ref-li2025uva">
+        <w:r>
+          <w:rPr>
+            <w:rStyle w:val="Hyperlink"/>
+          </w:rPr>
+          <w:t xml:space="preserve">Li et al. 2025</w:t>
+        </w:r>
+      </w:hyperlink>
+      <w:r>
+        <w:t xml:space="preserve">;</w:t>
+      </w:r>
+      <w:r>
+        <w:t xml:space="preserve"> </w:t>
+      </w:r>
+      <w:hyperlink w:anchor="ref-kim2026cosmospolicy">
+        <w:r>
+          <w:rPr>
+            <w:rStyle w:val="Hyperlink"/>
+          </w:rPr>
+          <w:t xml:space="preserve">Kim et al. 2026</w:t>
+        </w:r>
+      </w:hyperlink>
+      <w:r>
+        <w:t xml:space="preserve">;</w:t>
+      </w:r>
+      <w:r>
+        <w:t xml:space="preserve"> </w:t>
+      </w:r>
+      <w:hyperlink w:anchor="ref-nvidia2026cosmos3">
+        <w:r>
+          <w:rPr>
+            <w:rStyle w:val="Hyperlink"/>
+          </w:rPr>
+          <w:t xml:space="preserve">NVIDIA 2026a</w:t>
+        </w:r>
+      </w:hyperlink>
+      <w:r>
+        <w:t xml:space="preserve">;</w:t>
+      </w:r>
+      <w:r>
+        <w:t xml:space="preserve"> </w:t>
+      </w:r>
+      <w:hyperlink w:anchor="ref-ye2026dreamzero">
+        <w:r>
+          <w:rPr>
+            <w:rStyle w:val="Hyperlink"/>
+          </w:rPr>
+          <w:t xml:space="preserve">Ye et al. 2026</w:t>
+        </w:r>
+      </w:hyperlink>
+      <w:r>
+        <w:t xml:space="preserve">)</w:t>
       </w:r>
       <w:r>
         <w:t xml:space="preserve">. Their training objective does not determine whether a particular generated future is used at inference. UVA, for example, can omit video generation at test time</w:t>
@@ -302,7 +480,18 @@
         <w:t xml:space="preserve"> </w:t>
       </w:r>
       <w:r>
-        <w:t xml:space="preserve">(Li et al. 2025)</w:t>
+        <w:t xml:space="preserve">(</w:t>
+      </w:r>
+      <w:hyperlink w:anchor="ref-li2025uva">
+        <w:r>
+          <w:rPr>
+            <w:rStyle w:val="Hyperlink"/>
+          </w:rPr>
+          <w:t xml:space="preserve">Li et al. 2025</w:t>
+        </w:r>
+      </w:hyperlink>
+      <w:r>
+        <w:t xml:space="preserve">)</w:t>
       </w:r>
       <w:r>
         <w:t xml:space="preserve">. Explicit visual planners answer a different question by sampling alternatives, predicting their outcomes, and comparing them with a goal-dependent score</w:t>
@@ -311,7 +500,32 @@
         <w:t xml:space="preserve"> </w:t>
       </w:r>
       <w:r>
-        <w:t xml:space="preserve">(Ebert et al. 2018; Du et al. 2024)</w:t>
+        <w:t xml:space="preserve">(</w:t>
+      </w:r>
+      <w:hyperlink w:anchor="ref-ebert2018visualforesight">
+        <w:r>
+          <w:rPr>
+            <w:rStyle w:val="Hyperlink"/>
+          </w:rPr>
+          <w:t xml:space="preserve">Ebert et al. 2018</w:t>
+        </w:r>
+      </w:hyperlink>
+      <w:r>
+        <w:t xml:space="preserve">;</w:t>
+      </w:r>
+      <w:r>
+        <w:t xml:space="preserve"> </w:t>
+      </w:r>
+      <w:hyperlink w:anchor="ref-du2024videolanguage">
+        <w:r>
+          <w:rPr>
+            <w:rStyle w:val="Hyperlink"/>
+          </w:rPr>
+          <w:t xml:space="preserve">Du et al. 2024</w:t>
+        </w:r>
+      </w:hyperlink>
+      <w:r>
+        <w:t xml:space="preserve">)</w:t>
       </w:r>
       <w:r>
         <w:t xml:space="preserve">.</w:t>
@@ -328,7 +542,18 @@
         <w:t xml:space="preserve"> </w:t>
       </w:r>
       <w:r>
-        <w:t xml:space="preserve">(Yuan et al. 2026)</w:t>
+        <w:t xml:space="preserve">(</w:t>
+      </w:r>
+      <w:hyperlink w:anchor="ref-yuan2026fastwam">
+        <w:r>
+          <w:rPr>
+            <w:rStyle w:val="Hyperlink"/>
+          </w:rPr>
+          <w:t xml:space="preserve">Yuan et al. 2026</w:t>
+        </w:r>
+      </w:hyperlink>
+      <w:r>
+        <w:t xml:space="preserve">)</w:t>
       </w:r>
       <w:r>
         <w:t xml:space="preserve">; Faster-WAM retains a lower-cost future-conditioning route and reports improved robustness</w:t>
@@ -337,7 +562,18 @@
         <w:t xml:space="preserve"> </w:t>
       </w:r>
       <w:r>
-        <w:t xml:space="preserve">(Zhao et al. 2026)</w:t>
+        <w:t xml:space="preserve">(</w:t>
+      </w:r>
+      <w:hyperlink w:anchor="ref-zhao2026fasterwam">
+        <w:r>
+          <w:rPr>
+            <w:rStyle w:val="Hyperlink"/>
+          </w:rPr>
+          <w:t xml:space="preserve">Zhao et al. 2026</w:t>
+        </w:r>
+      </w:hyperlink>
+      <w:r>
+        <w:t xml:space="preserve">)</w:t>
       </w:r>
       <w:r>
         <w:t xml:space="preserve">. AGRA finds that visually plausible foresight need not support reliable action inference in its studied architecture</w:t>
@@ -346,7 +582,18 @@
         <w:t xml:space="preserve"> </w:t>
       </w:r>
       <w:r>
-        <w:t xml:space="preserve">(Qiu et al. 2026)</w:t>
+        <w:t xml:space="preserve">(</w:t>
+      </w:r>
+      <w:hyperlink w:anchor="ref-qiu2026agra">
+        <w:r>
+          <w:rPr>
+            <w:rStyle w:val="Hyperlink"/>
+          </w:rPr>
+          <w:t xml:space="preserve">Qiu et al. 2026</w:t>
+        </w:r>
+      </w:hyperlink>
+      <w:r>
+        <w:t xml:space="preserve">)</w:t>
       </w:r>
       <w:r>
         <w:t xml:space="preserve">. RIFT directly establishes dependence on future-position values and their organization</w:t>
@@ -355,7 +602,18 @@
         <w:t xml:space="preserve"> </w:t>
       </w:r>
       <w:r>
-        <w:t xml:space="preserve">(Zhang et al. 2026)</w:t>
+        <w:t xml:space="preserve">(</w:t>
+      </w:r>
+      <w:hyperlink w:anchor="ref-zhang2026rift">
+        <w:r>
+          <w:rPr>
+            <w:rStyle w:val="Hyperlink"/>
+          </w:rPr>
+          <w:t xml:space="preserve">Zhang et al. 2026</w:t>
+        </w:r>
+      </w:hyperlink>
+      <w:r>
+        <w:t xml:space="preserve">)</w:t>
       </w:r>
       <w:r>
         <w:t xml:space="preserve">. Our contribution is complementary: we exchange two coherent, policy-generated alternatives and ask whether behavior follows the selected donor.</w:t>
@@ -382,7 +640,32 @@
         <w:t xml:space="preserve"> </w:t>
       </w:r>
       <w:r>
-        <w:t xml:space="preserve">(Vig et al. 2020; Meng et al. 2022)</w:t>
+        <w:t xml:space="preserve">(</w:t>
+      </w:r>
+      <w:hyperlink w:anchor="ref-vig2020causalmediation">
+        <w:r>
+          <w:rPr>
+            <w:rStyle w:val="Hyperlink"/>
+          </w:rPr>
+          <w:t xml:space="preserve">Vig et al. 2020</w:t>
+        </w:r>
+      </w:hyperlink>
+      <w:r>
+        <w:t xml:space="preserve">;</w:t>
+      </w:r>
+      <w:r>
+        <w:t xml:space="preserve"> </w:t>
+      </w:r>
+      <w:hyperlink w:anchor="ref-meng2022rome">
+        <w:r>
+          <w:rPr>
+            <w:rStyle w:val="Hyperlink"/>
+          </w:rPr>
+          <w:t xml:space="preserve">Meng et al. 2022</w:t>
+        </w:r>
+      </w:hyperlink>
+      <w:r>
+        <w:t xml:space="preserve">)</w:t>
       </w:r>
       <w:r>
         <w:t xml:space="preserve">. Path patching extends this logic to specified computational routes</w:t>
@@ -391,7 +674,18 @@
         <w:t xml:space="preserve"> </w:t>
       </w:r>
       <w:r>
-        <w:t xml:space="preserve">(Goldowsky-Dill et al. 2023)</w:t>
+        <w:t xml:space="preserve">(</w:t>
+      </w:r>
+      <w:hyperlink w:anchor="ref-goldowskydill2023pathpatching">
+        <w:r>
+          <w:rPr>
+            <w:rStyle w:val="Hyperlink"/>
+          </w:rPr>
+          <w:t xml:space="preserve">Goldowsky-Dill et al. 2023</w:t>
+        </w:r>
+      </w:hyperlink>
+      <w:r>
+        <w:t xml:space="preserve">)</w:t>
       </w:r>
       <w:r>
         <w:t xml:space="preserve">. Conclusions can depend on the counterfactual pair and metric</w:t>
@@ -400,7 +694,18 @@
         <w:t xml:space="preserve"> </w:t>
       </w:r>
       <w:r>
-        <w:t xml:space="preserve">(Zhang and Nanda 2024)</w:t>
+        <w:t xml:space="preserve">(</w:t>
+      </w:r>
+      <w:hyperlink w:anchor="ref-zhang2024activationpatching">
+        <w:r>
+          <w:rPr>
+            <w:rStyle w:val="Hyperlink"/>
+          </w:rPr>
+          <w:t xml:space="preserve">Zhang and Nanda 2024</w:t>
+        </w:r>
+      </w:hyperlink>
+      <w:r>
+        <w:t xml:space="preserve">)</w:t>
       </w:r>
       <w:r>
         <w:t xml:space="preserve">, while multi-component effects need not add when patched and unpatched routes interact</w:t>
@@ -409,7 +714,18 @@
         <w:t xml:space="preserve"> </w:t>
       </w:r>
       <w:r>
-        <w:t xml:space="preserve">(Vaidyanathan et al. 2026)</w:t>
+        <w:t xml:space="preserve">(</w:t>
+      </w:r>
+      <w:hyperlink w:anchor="ref-vaidyanathan2026multiplemediators">
+        <w:r>
+          <w:rPr>
+            <w:rStyle w:val="Hyperlink"/>
+          </w:rPr>
+          <w:t xml:space="preserve">Vaidyanathan et al. 2026</w:t>
+        </w:r>
+      </w:hyperlink>
+      <w:r>
+        <w:t xml:space="preserve">)</w:t>
       </w:r>
       <w:r>
         <w:t xml:space="preserve">. We therefore treat K/V replacement as evidence for an active pathway, not a complete circuit decomposition.</w:t>
@@ -1287,7 +1603,32 @@
         <w:t xml:space="preserve"> </w:t>
       </w:r>
       <w:r>
-        <w:t xml:space="preserve">(Kim et al. 2026; Liu et al. 2023)</w:t>
+        <w:t xml:space="preserve">(</w:t>
+      </w:r>
+      <w:hyperlink w:anchor="ref-kim2026cosmospolicy">
+        <w:r>
+          <w:rPr>
+            <w:rStyle w:val="Hyperlink"/>
+          </w:rPr>
+          <w:t xml:space="preserve">Kim et al. 2026</w:t>
+        </w:r>
+      </w:hyperlink>
+      <w:r>
+        <w:t xml:space="preserve">;</w:t>
+      </w:r>
+      <w:r>
+        <w:t xml:space="preserve"> </w:t>
+      </w:r>
+      <w:hyperlink w:anchor="ref-liu2023libero">
+        <w:r>
+          <w:rPr>
+            <w:rStyle w:val="Hyperlink"/>
+          </w:rPr>
+          <w:t xml:space="preserve">Liu et al. 2023</w:t>
+        </w:r>
+      </w:hyperlink>
+      <w:r>
+        <w:t xml:space="preserve">)</w:t>
       </w:r>
       <w:r>
         <w:t xml:space="preserve">. The frozen grid contains 30 states: ten tasks crossed with the first query, a state after three open-loop chunks, and a state after six chunks. Eight native runs determine one reciprocal donor pair per state; three future-noise draws are repeated within direction. Endpoints concatenate goal-relevant simulator coordinates with the official nine-dimensional proprioceptive endpoint.</w:t>
@@ -1329,7 +1670,46 @@
         <w:t xml:space="preserve"> </w:t>
       </w:r>
       <w:r>
-        <w:t xml:space="preserve">(NVIDIA 2026a, 2026b; Yang et al. 2026)</w:t>
+        <w:t xml:space="preserve">(</w:t>
+      </w:r>
+      <w:hyperlink w:anchor="ref-nvidia2026cosmos3">
+        <w:r>
+          <w:rPr>
+            <w:rStyle w:val="Hyperlink"/>
+          </w:rPr>
+          <w:t xml:space="preserve">NVIDIA 2026a</w:t>
+        </w:r>
+      </w:hyperlink>
+      <w:r>
+        <w:t xml:space="preserve">,</w:t>
+      </w:r>
+      <w:r>
+        <w:t xml:space="preserve"> </w:t>
+      </w:r>
+      <w:hyperlink w:anchor="ref-nvidia2026cosmos3droid">
+        <w:r>
+          <w:rPr>
+            <w:rStyle w:val="Hyperlink"/>
+          </w:rPr>
+          <w:t xml:space="preserve">2026b</w:t>
+        </w:r>
+      </w:hyperlink>
+      <w:r>
+        <w:t xml:space="preserve">;</w:t>
+      </w:r>
+      <w:r>
+        <w:t xml:space="preserve"> </w:t>
+      </w:r>
+      <w:hyperlink w:anchor="ref-yang2026robolab">
+        <w:r>
+          <w:rPr>
+            <w:rStyle w:val="Hyperlink"/>
+          </w:rPr>
+          <w:t xml:space="preserve">Yang et al. 2026</w:t>
+        </w:r>
+      </w:hyperlink>
+      <w:r>
+        <w:t xml:space="preserve">)</w:t>
       </w:r>
       <w:r>
         <w:t xml:space="preserve">. Its diffusion generator has 36 two-way full-attention layers, four denoising calls, 33 raw video frames mapped to nine VAE latent frames, and 32 absolute joint-position actions. The transplant targets unconditioned future-video coordinates at the final guided-sampler boundary. A frozen screen selected 24 state clusters, capped at four per task, using only native success, action and endpoint separation, and replay validity. Twenty-two completed. Two source branches ended before producing full 33-frame videos and were left missing rather than replaced. Reciprocal directions and predicted versus executed future sources are repeated measurements within state.</w:t>
@@ -1453,7 +1833,18 @@
         <w:t xml:space="preserve"> </w:t>
       </w:r>
       <w:r>
-        <w:t xml:space="preserve">(Field and Welsh 2007)</w:t>
+        <w:t xml:space="preserve">(</w:t>
+      </w:r>
+      <w:hyperlink w:anchor="ref-field2007clusterbootstrap">
+        <w:r>
+          <w:rPr>
+            <w:rStyle w:val="Hyperlink"/>
+          </w:rPr>
+          <w:t xml:space="preserve">Field and Welsh 2007</w:t>
+        </w:r>
+      </w:hyperlink>
+      <w:r>
+        <w:t xml:space="preserve">)</w:t>
       </w:r>
       <w:r>
         <w:t xml:space="preserve">. Task-balanced sensitivity analyses average states within task before resampling tasks. We prespecified</w:t>
@@ -1476,7 +1867,18 @@
         <w:t xml:space="preserve"> </w:t>
       </w:r>
       <w:r>
-        <w:t xml:space="preserve">(Lakens 2017)</w:t>
+        <w:t xml:space="preserve">(</w:t>
+      </w:r>
+      <w:hyperlink w:anchor="ref-lakens2017equivalence">
+        <w:r>
+          <w:rPr>
+            <w:rStyle w:val="Hyperlink"/>
+          </w:rPr>
+          <w:t xml:space="preserve">Lakens 2017</w:t>
+        </w:r>
+      </w:hyperlink>
+      <w:r>
+        <w:t xml:space="preserve">)</w:t>
       </w:r>
       <w:r>
         <w:t xml:space="preserve">. Prespecified primary sign-test</w:t>
@@ -1495,7 +1897,7 @@
     </w:p>
     <w:bookmarkEnd w:id="23"/>
     <w:bookmarkEnd w:id="24"/>
-    <w:bookmarkStart w:id="38" w:name="sec:results"/>
+    <w:bookmarkStart w:id="42" w:name="sec:results"/>
     <w:p>
       <w:pPr>
         <w:pStyle w:val="Heading1"/>
@@ -1518,11 +1920,7 @@
         <w:pStyle w:val="FirstParagraph"/>
       </w:pPr>
       <w:r>
-        <w:rPr>
-          <w:b/>
-          <w:bCs/>
-        </w:rPr>
-        <w:t xml:space="preserve">Yes: coherent donor futures steer both actions and their one-chunk simulator endpoints.</w:t>
+        <w:t xml:space="preserve">Coherent donor futures move both the recipient’s action and its one-chunk simulator endpoint toward the donor. The effect is strongest at the first queried state.</w:t>
       </w:r>
     </w:p>
     <w:bookmarkStart w:id="25" w:name="cosmos-3.-1"/>
@@ -1585,7 +1983,7 @@
         </m:r>
       </m:oMath>
       <w:r>
-        <w:t xml:space="preserve">), positive in 22/22 states. It is</w:t>
+        <w:t xml:space="preserve">), positive in 22/22 states. Relative to the natural-future control, the effect is</w:t>
       </w:r>
       <w:r>
         <w:t xml:space="preserve"> </w:t>
@@ -1628,7 +2026,7 @@
         </m:r>
       </m:oMath>
       <w:r>
-        <w:t xml:space="preserve">) above the natural-future control. Futures encoded from executed donor branches yield action steering of</w:t>
+        <w:t xml:space="preserve">) larger. Futures encoded from executed donor branches produce nearly the same result: action steering is</w:t>
       </w:r>
       <w:r>
         <w:t xml:space="preserve"> </w:t>
@@ -1671,7 +2069,7 @@
         </m:r>
       </m:oMath>
       <w:r>
-        <w:t xml:space="preserve">) and executed-endpoint steering of</w:t>
+        <w:t xml:space="preserve">), and executing the recomputed action yields endpoint steering of</w:t>
       </w:r>
       <w:r>
         <w:t xml:space="preserve"> </w:t>
@@ -1714,7 +2112,7 @@
         </m:r>
       </m:oMath>
       <w:r>
-        <w:t xml:space="preserve">), both positive in 22/22 states. Executed-future action steering exceeds the geometry-matched Gaussian by</w:t>
+        <w:t xml:space="preserve">). Both are positive in all 22 states. Executed-future action steering also exceeds the geometry-matched Gaussian control by</w:t>
       </w:r>
       <w:r>
         <w:t xml:space="preserve"> </w:t>
@@ -1800,7 +2198,7 @@
         </m:r>
       </m:oMath>
       <w:r>
-        <w:t xml:space="preserve">). Task-balanced analyses give the same qualitative conclusions. A separate four-task engineering study identifies the correct donor in 12/12 cases for both future sources.</w:t>
+        <w:t xml:space="preserve">). Task-balanced analyses preserve these conclusions. A separate four-task engineering study identifies the correct donor in 12/12 cases for both future sources.</w:t>
       </w:r>
     </w:p>
     <w:bookmarkEnd w:id="25"/>
@@ -1861,7 +2259,7 @@
         </m:r>
       </m:oMath>
       <w:r>
-        <w:t xml:space="preserve">), positive in all ten tasks. Executed-endpoint steering is</w:t>
+        <w:t xml:space="preserve">), positive in all ten tasks. The executed endpoint shifts by</w:t>
       </w:r>
       <w:r>
         <w:t xml:space="preserve"> </w:t>
@@ -1904,7 +2302,7 @@
         </m:r>
       </m:oMath>
       <w:r>
-        <w:t xml:space="preserve">), also positive in all ten. The action contrast remains positive against Gaussian (</w:t>
+        <w:t xml:space="preserve">), also positive in all ten. Action steering remains positive relative to Gaussian (</w:t>
       </w:r>
       <m:oMath>
         <m:r>
@@ -1928,7 +2326,7 @@
         </m:r>
       </m:oMath>
       <w:r>
-        <w:t xml:space="preserve">) controls; endpoint contrasts are</w:t>
+        <w:t xml:space="preserve">) controls; the corresponding endpoint contrasts are</w:t>
       </w:r>
       <w:r>
         <w:t xml:space="preserve"> </w:t>
@@ -1961,7 +2359,7 @@
         </m:r>
       </m:oMath>
       <w:r>
-        <w:t xml:space="preserve">. Secondary control intervals were not available. Steering is much smaller at later sampled states: after three chunks, action and endpoint effects are</w:t>
+        <w:t xml:space="preserve">. Secondary control intervals were not available. The later sampled states show much smaller effects: after three chunks, action and endpoint steering are</w:t>
       </w:r>
       <w:r>
         <w:t xml:space="preserve"> </w:t>
@@ -2025,7 +2423,7 @@
         </w:r>
       </w:hyperlink>
       <w:r>
-        <w:t xml:space="preserve">). Because each time point uses a different state, this is a state/timing association rather than a causal estimate of temporal decay.</w:t>
+        <w:t xml:space="preserve">). Because each time point uses a different state, this pattern is an association with state and timing, not a causal estimate of temporal decay.</w:t>
       </w:r>
     </w:p>
     <w:bookmarkStart w:id="29" w:name="fig:policy"/>
@@ -2036,14 +2434,14 @@
       <w:r>
         <w:drawing>
           <wp:inline>
-            <wp:extent cx="5334000" cy="1617688"/>
+            <wp:extent cx="5334000" cy="1624818"/>
             <wp:effectExtent b="0" l="0" r="0" t="0"/>
             <wp:docPr descr="" title="" id="27" name="Picture"/>
             <a:graphic>
               <a:graphicData uri="http://schemas.openxmlformats.org/drawingml/2006/picture">
                 <pic:pic>
                   <pic:nvPicPr>
-                    <pic:cNvPr descr="figures/directionality_results.pdf" id="28" name="Picture"/>
+                    <pic:cNvPr descr="figures/directionality_results.png" id="28" name="Picture"/>
                     <pic:cNvPicPr>
                       <a:picLocks noChangeArrowheads="1" noChangeAspect="1"/>
                     </pic:cNvPicPr>
@@ -2057,7 +2455,7 @@
                   <pic:spPr bwMode="auto">
                     <a:xfrm>
                       <a:off x="0" y="0"/>
-                      <a:ext cx="5334000" cy="1617688"/>
+                      <a:ext cx="5334000" cy="1624818"/>
                     </a:xfrm>
                     <a:prstGeom prst="rect">
                       <a:avLst/>
@@ -2104,12 +2502,12 @@
         <w:pStyle w:val="BodyText"/>
       </w:pPr>
       <w:r>
-        <w:t xml:space="preserve">No screened branch pair in either policy retained a stable success/failure label across continuation seeds. The result concerns donor-directed action and one-chunk endpoint changes, not closed-loop task completion.</w:t>
+        <w:t xml:space="preserve">No screened branch pair in either policy retained a stable success/failure label across continuation seeds. We therefore interpret these results as donor-directed changes in action and one-chunk endpoint, not changes in closed-loop task completion.</w:t>
       </w:r>
     </w:p>
     <w:bookmarkEnd w:id="30"/>
     <w:bookmarkEnd w:id="31"/>
-    <w:bookmarkStart w:id="32" w:name="sec:content"/>
+    <w:bookmarkStart w:id="34" w:name="sec:content"/>
     <w:p>
       <w:pPr>
         <w:pStyle w:val="Heading2"/>
@@ -2123,19 +2521,24 @@
         <w:pStyle w:val="FirstParagraph"/>
       </w:pPr>
       <w:r>
-        <w:rPr>
-          <w:b/>
-          <w:bCs/>
-        </w:rPr>
-        <w:t xml:space="preserve">The content pattern differs across checkpoints: Cosmos Policy favors visual robot-motion information, while Cosmos 3’s whole-future effect is not recreated by either isolated pixel factor.</w:t>
-      </w:r>
-    </w:p>
-    <w:p>
-      <w:pPr>
-        <w:pStyle w:val="BodyText"/>
-      </w:pPr>
-      <w:r>
-        <w:t xml:space="preserve">In Cosmos Policy, wrist-future action steering is</w:t>
+        <w:t xml:space="preserve">The content that drives steering differs across checkpoints. Cosmos Policy responds mainly to camera-visible robot motion at early states, whereas neither isolated pixel factor recreates Cosmos 3’s whole-future effect.</w:t>
+      </w:r>
+    </w:p>
+    <w:bookmarkStart w:id="32" w:name="cosmos-policy.-2"/>
+    <w:p>
+      <w:pPr>
+        <w:pStyle w:val="Heading4"/>
+      </w:pPr>
+      <w:r>
+        <w:t xml:space="preserve">Cosmos Policy.</w:t>
+      </w:r>
+    </w:p>
+    <w:p>
+      <w:pPr>
+        <w:pStyle w:val="FirstParagraph"/>
+      </w:pPr>
+      <w:r>
+        <w:t xml:space="preserve">Wrist-future action steering is</w:t>
       </w:r>
       <w:r>
         <w:t xml:space="preserve"> </w:t>
@@ -2178,7 +2581,7 @@
         </m:r>
       </m:oMath>
       <w:r>
-        <w:t xml:space="preserve">), primary-camera steering is</w:t>
+        <w:t xml:space="preserve">), compared with</w:t>
       </w:r>
       <w:r>
         <w:t xml:space="preserve"> </w:t>
@@ -2221,7 +2624,7 @@
         </m:r>
       </m:oMath>
       <w:r>
-        <w:t xml:space="preserve">), and future-proprioception steering is</w:t>
+        <w:t xml:space="preserve">) for the primary camera and</w:t>
       </w:r>
       <w:r>
         <w:t xml:space="preserve"> </w:t>
@@ -2270,7 +2673,7 @@
         </m:r>
       </m:oMath>
       <w:r>
-        <w:t xml:space="preserve">). In the 20-state</w:t>
+        <w:t xml:space="preserve">) for future proprioception. In the 20-state</w:t>
       </w:r>
       <w:r>
         <w:t xml:space="preserve"> </w:t>
@@ -2293,7 +2696,7 @@
         <w:t xml:space="preserve"> </w:t>
       </w:r>
       <w:r>
-        <w:t xml:space="preserve">study, decoded futures identify the intended cell with 92.5% primary-camera and 98.75% wrist-camera accuracy, yet the object-state main effect is</w:t>
+        <w:t xml:space="preserve">study, decoded futures identify the intended cell with 92.5% primary-camera and 98.75% wrist-camera accuracy. Despite this, the object-state main effect is</w:t>
       </w:r>
       <w:r>
         <w:t xml:space="preserve"> </w:t>
@@ -2391,7 +2794,7 @@
         </m:r>
       </m:oMath>
       <w:r>
-        <w:t xml:space="preserve">) for the executed goal-state endpoint. The available analysis does not report the robot-state main effect. In the four exploratory natural pairs, robot-motion futures yield action steering of</w:t>
+        <w:t xml:space="preserve">) for the executed goal-state endpoint. The available analysis does not report the robot-state main effect. Four exploratory natural pairs provide a complementary comparison: robot-motion futures yield action steering of</w:t>
       </w:r>
       <w:r>
         <w:t xml:space="preserve"> </w:t>
@@ -2477,7 +2880,7 @@
         </m:r>
       </m:oMath>
       <w:r>
-        <w:t xml:space="preserve">); object-only effects are</w:t>
+        <w:t xml:space="preserve">), whereas the object-only effects are</w:t>
       </w:r>
       <w:r>
         <w:t xml:space="preserve"> </w:t>
@@ -2491,15 +2894,25 @@
         <w:t xml:space="preserve"> </w:t>
       </w:r>
       <w:r>
-        <w:t xml:space="preserve">for both action and goal endpoint, with intervals crossing zero. Together, these interventions are consistent with an inverse-dynamics-like role for camera-visible robot motion at the sampled early states, but do not show that Cosmos Policy generally ignores object consequences.</w:t>
-      </w:r>
-    </w:p>
-    <w:p>
-      <w:pPr>
-        <w:pStyle w:val="BodyText"/>
-      </w:pPr>
-      <w:r>
-        <w:t xml:space="preserve">Cosmos 3 provides a counterpoint. Across ten factor-study states and all six tasks, the isolated robot-pixel effect is</w:t>
+        <w:t xml:space="preserve">for both action and goal endpoint, with intervals crossing zero. At these sampled early states, the pattern is most consistent with an inverse-dynamics-like role for camera-visible robot motion. It does not show that Cosmos Policy generally ignores object consequences.</w:t>
+      </w:r>
+    </w:p>
+    <w:bookmarkEnd w:id="32"/>
+    <w:bookmarkStart w:id="33" w:name="cosmos-3.-2"/>
+    <w:p>
+      <w:pPr>
+        <w:pStyle w:val="Heading4"/>
+      </w:pPr>
+      <w:r>
+        <w:t xml:space="preserve">Cosmos 3.</w:t>
+      </w:r>
+    </w:p>
+    <w:p>
+      <w:pPr>
+        <w:pStyle w:val="FirstParagraph"/>
+      </w:pPr>
+      <w:r>
+        <w:t xml:space="preserve">Across ten factor-study states and all six tasks, the isolated robot-pixel effect is</w:t>
       </w:r>
       <w:r>
         <w:t xml:space="preserve"> </w:t>
@@ -2736,7 +3149,7 @@
         <w:t xml:space="preserve"> </w:t>
       </w:r>
       <w:r>
-        <w:t xml:space="preserve">region, and task-balanced estimates agree. Thus neither isolated factor recreates a meaningful fraction of coherent steering (Figure </w:t>
+        <w:t xml:space="preserve">region, and task-balanced estimates agree. Neither factor alone recreates a meaningful fraction of coherent steering (Figure </w:t>
       </w:r>
       <w:hyperlink w:anchor="fig:cosmos3">
         <w:r>
@@ -2747,11 +3160,12 @@
         </w:r>
       </w:hyperlink>
       <w:r>
-        <w:t xml:space="preserve">c). This is consistent with information distributed across the coherent future or with nonlinear interactions among content, masks, and tokenization; it does not show that the two factors are jointly necessary.</w:t>
-      </w:r>
-    </w:p>
-    <w:bookmarkEnd w:id="32"/>
-    <w:bookmarkStart w:id="37" w:name="sec:pathway"/>
+        <w:t xml:space="preserve">c). The effect may depend on information distributed across the coherent future or on nonlinear interactions among content, masks, and tokenization. These experiments do not establish that the two factors are jointly necessary.</w:t>
+      </w:r>
+    </w:p>
+    <w:bookmarkEnd w:id="33"/>
+    <w:bookmarkEnd w:id="34"/>
+    <w:bookmarkStart w:id="41" w:name="sec:pathway"/>
     <w:p>
       <w:pPr>
         <w:pStyle w:val="Heading2"/>
@@ -2765,19 +3179,24 @@
         <w:pStyle w:val="FirstParagraph"/>
       </w:pPr>
       <w:r>
-        <w:rPr>
-          <w:b/>
-          <w:bCs/>
-        </w:rPr>
-        <w:t xml:space="preserve">Future-token attention provides an active route from generated futures to action, with the strongest evidence coming from population-level K/V replacement in Cosmos 3.</w:t>
-      </w:r>
-    </w:p>
-    <w:p>
-      <w:pPr>
-        <w:pStyle w:val="BodyText"/>
-      </w:pPr>
-      <w:r>
-        <w:t xml:space="preserve">In Cosmos Policy, block-27 future-key removal produces a monotonic action-disruption curve: normalized</w:t>
+        <w:t xml:space="preserve">Future-token attention provides an active route from generated futures to action. Population-level K/V replacement in Cosmos 3 gives the stronger of the two pathway tests.</w:t>
+      </w:r>
+    </w:p>
+    <w:bookmarkStart w:id="35" w:name="cosmos-policy.-3"/>
+    <w:p>
+      <w:pPr>
+        <w:pStyle w:val="Heading4"/>
+      </w:pPr>
+      <w:r>
+        <w:t xml:space="preserve">Cosmos Policy.</w:t>
+      </w:r>
+    </w:p>
+    <w:p>
+      <w:pPr>
+        <w:pStyle w:val="FirstParagraph"/>
+      </w:pPr>
+      <w:r>
+        <w:t xml:space="preserve">Block-27 future-key removal produces a monotonic action-disruption curve: normalized</w:t>
       </w:r>
       <w:r>
         <w:t xml:space="preserve"> </w:t>
@@ -2936,12 +3355,22 @@
         <w:t xml:space="preserve">larger. Executed endpoints support the same bounded conclusion, although state counts and intervals are not available for this analysis. The late future-to-action edge is active, but it is neither the only nor the largest route through the block.</w:t>
       </w:r>
     </w:p>
-    <w:p>
-      <w:pPr>
-        <w:pStyle w:val="BodyText"/>
-      </w:pPr>
-      <w:r>
-        <w:t xml:space="preserve">In Cosmos 3, the interface chosen on excluded calibration tasks was frozen before population testing. Replacing donor-run future-token K/V with self-future K/V reduces predicted-future action projection by</w:t>
+    <w:bookmarkEnd w:id="35"/>
+    <w:bookmarkStart w:id="40" w:name="cosmos-3.-3"/>
+    <w:p>
+      <w:pPr>
+        <w:pStyle w:val="Heading4"/>
+      </w:pPr>
+      <w:r>
+        <w:t xml:space="preserve">Cosmos 3.</w:t>
+      </w:r>
+    </w:p>
+    <w:p>
+      <w:pPr>
+        <w:pStyle w:val="FirstParagraph"/>
+      </w:pPr>
+      <w:r>
+        <w:t xml:space="preserve">The interface was selected on excluded calibration tasks and frozen before population testing. Replacing donor-run future-token K/V with self-future K/V reduces predicted-future action projection by</w:t>
       </w:r>
       <w:r>
         <w:t xml:space="preserve"> </w:t>
@@ -2984,7 +3413,7 @@
         </m:r>
       </m:oMath>
       <w:r>
-        <w:t xml:space="preserve">), positive in 22/22 states. For executed futures, it reduces action projection by</w:t>
+        <w:t xml:space="preserve">), with a positive reduction in 22/22 states. For executed futures, the action reduction is</w:t>
       </w:r>
       <w:r>
         <w:t xml:space="preserve"> </w:t>
@@ -3027,7 +3456,7 @@
         </m:r>
       </m:oMath>
       <w:r>
-        <w:t xml:space="preserve">) and executed-endpoint projection by</w:t>
+        <w:t xml:space="preserve">) and the executed-endpoint reduction is</w:t>
       </w:r>
       <w:r>
         <w:t xml:space="preserve"> </w:t>
@@ -3103,10 +3532,10 @@
         </m:r>
       </m:oMath>
       <w:r>
-        <w:t xml:space="preserve">; all prespecified primary sign tests remain significant after Holm correction. Because the replacement keeps token count fixed and does not mask attention positions, it provides stronger evidence that the future-token K/V interface carries donor-directed information. It does not establish a unique or complete circuit.</w:t>
-      </w:r>
-    </w:p>
-    <w:bookmarkStart w:id="36" w:name="fig:cosmos3"/>
+        <w:t xml:space="preserve">; all prespecified primary sign tests remain significant after Holm correction. Because this intervention keeps token count fixed and does not mask attention positions, it shows that the future-token K/V interface carries donor-directed information. It does not establish a unique or complete circuit.</w:t>
+      </w:r>
+    </w:p>
+    <w:bookmarkStart w:id="39" w:name="fig:cosmos3"/>
     <w:p>
       <w:pPr>
         <w:pStyle w:val="CaptionedFigure"/>
@@ -3114,20 +3543,20 @@
       <w:r>
         <w:drawing>
           <wp:inline>
-            <wp:extent cx="5334000" cy="1582028"/>
+            <wp:extent cx="5334000" cy="1644539"/>
             <wp:effectExtent b="0" l="0" r="0" t="0"/>
-            <wp:docPr descr="" title="" id="34" name="Picture"/>
+            <wp:docPr descr="" title="" id="37" name="Picture"/>
             <a:graphic>
               <a:graphicData uri="http://schemas.openxmlformats.org/drawingml/2006/picture">
                 <pic:pic>
                   <pic:nvPicPr>
-                    <pic:cNvPr descr="figures/pathway_results.pdf" id="35" name="Picture"/>
+                    <pic:cNvPr descr="figures/pathway_results.png" id="38" name="Picture"/>
                     <pic:cNvPicPr>
                       <a:picLocks noChangeArrowheads="1" noChangeAspect="1"/>
                     </pic:cNvPicPr>
                   </pic:nvPicPr>
                   <pic:blipFill>
-                    <a:blip r:embed="rId33"/>
+                    <a:blip r:embed="rId36"/>
                     <a:stretch>
                       <a:fillRect/>
                     </a:stretch>
@@ -3135,7 +3564,7 @@
                   <pic:spPr bwMode="auto">
                     <a:xfrm>
                       <a:off x="0" y="0"/>
-                      <a:ext cx="5334000" cy="1582028"/>
+                      <a:ext cx="5334000" cy="1644539"/>
                     </a:xfrm>
                     <a:prstGeom prst="rect">
                       <a:avLst/>
@@ -3203,109 +3632,110 @@
         <w:t xml:space="preserve">region. Bars are 95% state-bootstrap intervals.</w:t>
       </w:r>
     </w:p>
-    <w:bookmarkEnd w:id="36"/>
-    <w:bookmarkEnd w:id="37"/>
-    <w:bookmarkEnd w:id="38"/>
-    <w:bookmarkStart w:id="41" w:name="sec:discussion"/>
-    <w:p>
-      <w:pPr>
-        <w:pStyle w:val="Heading1"/>
-      </w:pPr>
-      <w:r>
-        <w:t xml:space="preserve">Discussion and Limitations</w:t>
-      </w:r>
-    </w:p>
-    <w:p>
-      <w:pPr>
-        <w:pStyle w:val="FirstParagraph"/>
-      </w:pPr>
-      <w:r>
-        <w:t xml:space="preserve">Together, the experiments support future-dependent action generation across two WAM generations, but not a single shared content code. A coherent donor future directs the action toward its associated alternative, and the endpoint follows after simulator execution. This is more specific than showing that generic corruption changes behavior: the intervention predicts which alternative the model will approach.</w:t>
-      </w:r>
-    </w:p>
-    <w:p>
-      <w:pPr>
-        <w:pStyle w:val="BodyText"/>
-      </w:pPr>
-      <w:r>
-        <w:t xml:space="preserve">The content results narrow the interpretation. Cosmos Policy’s early-state pattern resembles an inverse-dynamics interface conditioned on visible robot motion. Cosmos 3 does not admit the same isolated-pixel account: strong whole-future steering coexists with negligible robot-only and object-only effects. The difference is inconsistent with a model-independent robot-pixel explanation and suggests that usable content can depend on architecture, context, or distributed feature interactions. The pathway experiments complement this finding. Cosmos Policy identifies an active late attention edge; Cosmos 3 shows across 22 states that future-token K/V carries most of the donor-directed shift.</w:t>
-      </w:r>
-    </w:p>
-    <w:p>
-      <w:pPr>
-        <w:pStyle w:val="BodyText"/>
-      </w:pPr>
-      <w:r>
-        <w:t xml:space="preserve">The evidence remains narrower than planning. We do not test candidate generation, outcome comparison, or value-based selection, and we do not establish effects on binary task success.</w:t>
-      </w:r>
-      <w:r>
-        <w:t xml:space="preserve"> </w:t>
-      </w:r>
-      <w:r>
-        <w:t xml:space="preserve">“Future”</w:t>
-      </w:r>
-      <w:r>
-        <w:t xml:space="preserve"> </w:t>
-      </w:r>
-      <w:r>
-        <w:t xml:space="preserve">and</w:t>
-      </w:r>
-      <w:r>
-        <w:t xml:space="preserve"> </w:t>
-      </w:r>
-      <w:r>
-        <w:t xml:space="preserve">“imagined”</w:t>
-      </w:r>
-      <w:r>
-        <w:t xml:space="preserve"> </w:t>
-      </w:r>
-      <w:r>
-        <w:t xml:space="preserve">describe generated representations, not deliberation. The claim is therefore that these direct policies use coherent futures to condition action, not that WAMs generally plan over task consequences.</w:t>
-      </w:r>
-    </w:p>
-    <w:bookmarkStart w:id="39" w:name="limitations."/>
-    <w:p>
-      <w:pPr>
-        <w:pStyle w:val="Heading4"/>
-      </w:pPr>
-      <w:r>
-        <w:t xml:space="preserve">Limitations.</w:t>
-      </w:r>
-    </w:p>
-    <w:p>
-      <w:pPr>
-        <w:pStyle w:val="FirstParagraph"/>
-      </w:pPr>
-      <w:r>
-        <w:t xml:space="preserve">All interventions are in simulation and cover two checkpoints, six RoboLab tasks, and LIBERO-Long. Cosmos Policy’s strongest result uses one first-query state per task, while later estimates use different states and cannot isolate elapsed time. Its natural content analysis contains only four states, and rendered hybrids may be outside the policy’s native future distribution. Cosmos 3 completed 22 of 24 frozen population states and 10 of 12 factor states; the two population omissions resulted from short source videos and were not replaced. Pixel masks may miss distributed features or induce nonlinear changes, so negligible isolated effects do not establish joint necessity. Finally, key removal changes attention normalization, and K/V replacement can interact with unpatched routes. These interventions identify active pathways, not a full circuit.</w:t>
-      </w:r>
-    </w:p>
     <w:bookmarkEnd w:id="39"/>
-    <w:bookmarkStart w:id="40" w:name="broader-impact."/>
-    <w:p>
-      <w:pPr>
-        <w:pStyle w:val="Heading4"/>
-      </w:pPr>
-      <w:r>
-        <w:t xml:space="preserve">Broader impact.</w:t>
-      </w:r>
-    </w:p>
-    <w:p>
-      <w:pPr>
-        <w:pStyle w:val="FirstParagraph"/>
-      </w:pPr>
-      <w:r>
-        <w:t xml:space="preserve">Mechanistic tests can help distinguish plausible-looking predictions from representations that actually control behavior. The same interfaces could also redirect robot actions or create false confidence if validated on narrow state distributions. Use beyond simulation would require broader coverage, physical safety constraints, and monitoring outside the intervention metric.</w:t>
-      </w:r>
-    </w:p>
     <w:bookmarkEnd w:id="40"/>
     <w:bookmarkEnd w:id="41"/>
-    <w:bookmarkStart w:id="42" w:name="conclusion"/>
+    <w:bookmarkEnd w:id="42"/>
+    <w:bookmarkStart w:id="45" w:name="sec:discussion"/>
     <w:p>
       <w:pPr>
         <w:pStyle w:val="Heading1"/>
       </w:pPr>
       <w:r>
+        <w:t xml:space="preserve">Discussion and Limitations</w:t>
+      </w:r>
+    </w:p>
+    <w:p>
+      <w:pPr>
+        <w:pStyle w:val="FirstParagraph"/>
+      </w:pPr>
+      <w:r>
+        <w:t xml:space="preserve">Across both WAM generations, transplanting a coherent future predicts which alternative action the model will approach. The associated simulator endpoint moves in the same direction. This goes beyond showing sensitivity to generic corruption, but the two checkpoints do not appear to rely on the same content.</w:t>
+      </w:r>
+    </w:p>
+    <w:p>
+      <w:pPr>
+        <w:pStyle w:val="BodyText"/>
+      </w:pPr>
+      <w:r>
+        <w:t xml:space="preserve">Cosmos Policy’s early-state pattern resembles an inverse-dynamics interface conditioned on visible robot motion. That account does not transfer cleanly to Cosmos 3: strong whole-future steering coexists with negligible robot-only and object-only pixel effects. Usable content may instead depend on architecture, surrounding context, or distributed feature interactions. The pathway experiments locate where some of this influence travels. Cosmos Policy identifies an active late attention edge, while Cosmos 3 shows across 22 states that future-token K/V carries most of the donor-directed shift.</w:t>
+      </w:r>
+    </w:p>
+    <w:p>
+      <w:pPr>
+        <w:pStyle w:val="BodyText"/>
+      </w:pPr>
+      <w:r>
+        <w:t xml:space="preserve">This evidence is narrower than planning. We do not test candidate generation, outcome comparison, or value-based selection, and we do not establish an effect on binary task success. Here,</w:t>
+      </w:r>
+      <w:r>
+        <w:t xml:space="preserve"> </w:t>
+      </w:r>
+      <w:r>
+        <w:t xml:space="preserve">“future”</w:t>
+      </w:r>
+      <w:r>
+        <w:t xml:space="preserve"> </w:t>
+      </w:r>
+      <w:r>
+        <w:t xml:space="preserve">and</w:t>
+      </w:r>
+      <w:r>
+        <w:t xml:space="preserve"> </w:t>
+      </w:r>
+      <w:r>
+        <w:t xml:space="preserve">“imagined”</w:t>
+      </w:r>
+      <w:r>
+        <w:t xml:space="preserve"> </w:t>
+      </w:r>
+      <w:r>
+        <w:t xml:space="preserve">describe generated representations, not deliberation. Our claim is that these direct policies condition action on coherent futures, not that WAMs generally plan over task consequences.</w:t>
+      </w:r>
+    </w:p>
+    <w:bookmarkStart w:id="43" w:name="limitations."/>
+    <w:p>
+      <w:pPr>
+        <w:pStyle w:val="Heading4"/>
+      </w:pPr>
+      <w:r>
+        <w:t xml:space="preserve">Limitations.</w:t>
+      </w:r>
+    </w:p>
+    <w:p>
+      <w:pPr>
+        <w:pStyle w:val="FirstParagraph"/>
+      </w:pPr>
+      <w:r>
+        <w:t xml:space="preserve">All interventions are in simulation and cover two checkpoints, six RoboLab tasks, and LIBERO-Long. Cosmos Policy’s strongest result uses one first-query state per task, while later estimates use different states and cannot isolate elapsed time. Its natural content analysis contains only four states, and rendered hybrids may be outside the policy’s native future distribution. Cosmos 3 completed 22 of 24 frozen population states and 10 of 12 factor states; the two population omissions resulted from short source videos and were not replaced. Pixel masks may miss distributed features or induce nonlinear changes, so negligible isolated effects do not establish joint necessity. Finally, key removal changes attention normalization, and K/V replacement can interact with unpatched routes. These interventions identify active pathways, not a full circuit.</w:t>
+      </w:r>
+    </w:p>
+    <w:bookmarkEnd w:id="43"/>
+    <w:bookmarkStart w:id="44" w:name="broader-impact."/>
+    <w:p>
+      <w:pPr>
+        <w:pStyle w:val="Heading4"/>
+      </w:pPr>
+      <w:r>
+        <w:t xml:space="preserve">Broader impact.</w:t>
+      </w:r>
+    </w:p>
+    <w:p>
+      <w:pPr>
+        <w:pStyle w:val="FirstParagraph"/>
+      </w:pPr>
+      <w:r>
+        <w:t xml:space="preserve">Mechanistic tests can help distinguish plausible-looking predictions from representations that actually control behavior. The same interfaces could also redirect robot actions or create false confidence if validated on narrow state distributions. Use beyond simulation would require broader coverage, physical safety constraints, and monitoring outside the intervention metric.</w:t>
+      </w:r>
+    </w:p>
+    <w:bookmarkEnd w:id="44"/>
+    <w:bookmarkEnd w:id="45"/>
+    <w:bookmarkStart w:id="46" w:name="conclusion"/>
+    <w:p>
+      <w:pPr>
+        <w:pStyle w:val="Heading1"/>
+      </w:pPr>
+      <w:r>
         <w:t xml:space="preserve">Conclusion</w:t>
       </w:r>
     </w:p>
@@ -3314,11 +3744,11 @@
         <w:pStyle w:val="FirstParagraph"/>
       </w:pPr>
       <w:r>
-        <w:t xml:space="preserve">Coherent generated futures steer actions and one-chunk simulator endpoints in two WAM checkpoints. In Cosmos 3, the result holds across 22 sampled states, is strongly attenuated by future-token K/V replacement, and is not recreated by isolated robot or object pixels. Cosmos Policy shows a related but more state-dependent pattern that favors visual robot-motion information. These results identify future-conditioned action generation while leaving general planning claims open.</w:t>
-      </w:r>
-    </w:p>
-    <w:bookmarkEnd w:id="42"/>
-    <w:bookmarkStart w:id="43" w:name="app:reproducibility"/>
+        <w:t xml:space="preserve">In two WAM checkpoints, coherent generated futures steer actions and one-chunk simulator endpoints toward a specific donor continuation. Cosmos 3 shows this effect across 22 sampled states; future-token K/V replacement strongly attenuates it, while isolated robot or object pixels do not recreate it. Cosmos Policy shows a related, more state-dependent effect dominated by visual robot-motion information. The models use their futures to condition action, but whether they compare predicted outcomes to plan remains an open question.</w:t>
+      </w:r>
+    </w:p>
+    <w:bookmarkEnd w:id="46"/>
+    <w:bookmarkStart w:id="47" w:name="app:reproducibility"/>
     <w:p>
       <w:pPr>
         <w:pStyle w:val="Heading1"/>
@@ -3427,8 +3857,8 @@
         <w:t xml:space="preserve">. Endpoint evaluation reconstructs the environment, restores the saved state, and replays the observation prefix. Separate controls test token layout, sampler wrapping, cache record and replay, self replacement, and the action-coordinate boundary. Complete timing and aggregate compute accounting remain to be added before submission.</w:t>
       </w:r>
     </w:p>
-    <w:bookmarkEnd w:id="43"/>
-    <w:bookmarkStart w:id="44" w:name="app:additional"/>
+    <w:bookmarkEnd w:id="47"/>
+    <w:bookmarkStart w:id="48" w:name="app:additional"/>
     <w:p>
       <w:pPr>
         <w:pStyle w:val="Heading1"/>
@@ -3542,7 +3972,18 @@
         <w:t xml:space="preserve"> </w:t>
       </w:r>
       <w:r>
-        <w:t xml:space="preserve">(Nasiriany et al. 2024)</w:t>
+        <w:t xml:space="preserve">(</w:t>
+      </w:r>
+      <w:hyperlink w:anchor="ref-nasiriany2024robocasa">
+        <w:r>
+          <w:rPr>
+            <w:rStyle w:val="Hyperlink"/>
+          </w:rPr>
+          <w:t xml:space="preserve">Nasiriany et al. 2024</w:t>
+        </w:r>
+      </w:hyperlink>
+      <w:r>
+        <w:t xml:space="preserve">)</w:t>
       </w:r>
       <w:r>
         <w:t xml:space="preserve">. Its donor-minus-self endpoint effect is</w:t>
@@ -3591,8 +4032,8 @@
         <w:t xml:space="preserve">), positive in 6/6 states; action steering is smaller and does not reliably exceed the Gaussian control. In the Cosmos 3 population, the two missing frozen states ended after 21 and 29 actions, before producing the 33-frame source video. Neither was replaced. The prespecified minimum of 20 states across five tasks and the factor-study minimum of ten states across five tasks were both met across six tasks.</w:t>
       </w:r>
     </w:p>
-    <w:bookmarkEnd w:id="44"/>
-    <w:bookmarkStart w:id="97" w:name="neurips-paper-checklist"/>
+    <w:bookmarkEnd w:id="48"/>
+    <w:bookmarkStart w:id="101" w:name="neurips-paper-checklist"/>
     <w:p>
       <w:pPr>
         <w:pStyle w:val="Heading1"/>
@@ -4226,7 +4667,7 @@
       <w:r>
         <w:t xml:space="preserve">Please see the NeurIPS code and data submission guidelines (</w:t>
       </w:r>
-      <w:hyperlink r:id="rId45">
+      <w:hyperlink r:id="rId49">
         <w:r>
           <w:rPr>
             <w:rStyle w:val="Hyperlink"/>
@@ -4259,7 +4700,7 @@
       <w:r>
         <w:t xml:space="preserve">The instructions should contain the exact command and environment needed to run to reproduce the results. See the NeurIPS code and data submission guidelines (</w:t>
       </w:r>
-      <w:hyperlink r:id="rId45">
+      <w:hyperlink r:id="rId49">
         <w:r>
           <w:rPr>
             <w:rStyle w:val="Hyperlink"/>
@@ -4696,7 +5137,7 @@
       <w:r>
         <w:t xml:space="preserve"> </w:t>
       </w:r>
-      <w:hyperlink r:id="rId46">
+      <w:hyperlink r:id="rId50">
         <w:r>
           <w:rPr>
             <w:rStyle w:val="Hyperlink"/>
@@ -5129,7 +5570,7 @@
       <w:r>
         <w:t xml:space="preserve"> </w:t>
       </w:r>
-      <w:hyperlink r:id="rId47">
+      <w:hyperlink r:id="rId51">
         <w:r>
           <w:rPr>
             <w:rStyle w:val="Hyperlink"/>
@@ -5561,8 +6002,8 @@
         <w:t xml:space="preserve">Please refer to our LLM policy in the NeurIPS handbook for what should or should not be described.</w:t>
       </w:r>
     </w:p>
-    <w:bookmarkStart w:id="96" w:name="refs"/>
-    <w:bookmarkStart w:id="49" w:name="ref-du2023unipi"/>
+    <w:bookmarkStart w:id="100" w:name="refs"/>
+    <w:bookmarkStart w:id="53" w:name="ref-du2023unipi"/>
     <w:p>
       <w:pPr>
         <w:pStyle w:val="Bibliography"/>
@@ -5595,7 +6036,7 @@
       <w:r>
         <w:t xml:space="preserve"> </w:t>
       </w:r>
-      <w:hyperlink r:id="rId48">
+      <w:hyperlink r:id="rId52">
         <w:r>
           <w:rPr>
             <w:rStyle w:val="Hyperlink"/>
@@ -5607,8 +6048,8 @@
         <w:t xml:space="preserve">.</w:t>
       </w:r>
     </w:p>
-    <w:bookmarkEnd w:id="49"/>
-    <w:bookmarkStart w:id="51" w:name="ref-du2024videolanguage"/>
+    <w:bookmarkEnd w:id="53"/>
+    <w:bookmarkStart w:id="55" w:name="ref-du2024videolanguage"/>
     <w:p>
       <w:pPr>
         <w:pStyle w:val="Bibliography"/>
@@ -5638,7 +6079,7 @@
       <w:r>
         <w:t xml:space="preserve"> </w:t>
       </w:r>
-      <w:hyperlink r:id="rId50">
+      <w:hyperlink r:id="rId54">
         <w:r>
           <w:rPr>
             <w:rStyle w:val="Hyperlink"/>
@@ -5650,8 +6091,8 @@
         <w:t xml:space="preserve">.</w:t>
       </w:r>
     </w:p>
-    <w:bookmarkEnd w:id="51"/>
-    <w:bookmarkStart w:id="53" w:name="ref-ebert2018visualforesight"/>
+    <w:bookmarkEnd w:id="55"/>
+    <w:bookmarkStart w:id="57" w:name="ref-ebert2018visualforesight"/>
     <w:p>
       <w:pPr>
         <w:pStyle w:val="Bibliography"/>
@@ -5681,7 +6122,7 @@
       <w:r>
         <w:t xml:space="preserve"> </w:t>
       </w:r>
-      <w:hyperlink r:id="rId52">
+      <w:hyperlink r:id="rId56">
         <w:r>
           <w:rPr>
             <w:rStyle w:val="Hyperlink"/>
@@ -5693,8 +6134,8 @@
         <w:t xml:space="preserve">.</w:t>
       </w:r>
     </w:p>
-    <w:bookmarkEnd w:id="53"/>
-    <w:bookmarkStart w:id="55" w:name="ref-field2007clusterbootstrap"/>
+    <w:bookmarkEnd w:id="57"/>
+    <w:bookmarkStart w:id="59" w:name="ref-field2007clusterbootstrap"/>
     <w:p>
       <w:pPr>
         <w:pStyle w:val="Bibliography"/>
@@ -5727,7 +6168,7 @@
       <w:r>
         <w:t xml:space="preserve"> </w:t>
       </w:r>
-      <w:hyperlink r:id="rId54">
+      <w:hyperlink r:id="rId58">
         <w:r>
           <w:rPr>
             <w:rStyle w:val="Hyperlink"/>
@@ -5739,8 +6180,8 @@
         <w:t xml:space="preserve">.</w:t>
       </w:r>
     </w:p>
-    <w:bookmarkEnd w:id="55"/>
-    <w:bookmarkStart w:id="57" w:name="ref-goldowskydill2023pathpatching"/>
+    <w:bookmarkEnd w:id="59"/>
+    <w:bookmarkStart w:id="61" w:name="ref-goldowskydill2023pathpatching"/>
     <w:p>
       <w:pPr>
         <w:pStyle w:val="Bibliography"/>
@@ -5764,7 +6205,7 @@
       <w:r>
         <w:t xml:space="preserve"> </w:t>
       </w:r>
-      <w:hyperlink r:id="rId56">
+      <w:hyperlink r:id="rId60">
         <w:r>
           <w:rPr>
             <w:rStyle w:val="Hyperlink"/>
@@ -5776,8 +6217,8 @@
         <w:t xml:space="preserve">.</w:t>
       </w:r>
     </w:p>
-    <w:bookmarkEnd w:id="57"/>
-    <w:bookmarkStart w:id="59" w:name="ref-guo2024pad"/>
+    <w:bookmarkEnd w:id="61"/>
+    <w:bookmarkStart w:id="63" w:name="ref-guo2024pad"/>
     <w:p>
       <w:pPr>
         <w:pStyle w:val="Bibliography"/>
@@ -5810,7 +6251,7 @@
       <w:r>
         <w:t xml:space="preserve"> </w:t>
       </w:r>
-      <w:hyperlink r:id="rId58">
+      <w:hyperlink r:id="rId62">
         <w:r>
           <w:rPr>
             <w:rStyle w:val="Hyperlink"/>
@@ -5822,8 +6263,8 @@
         <w:t xml:space="preserve">.</w:t>
       </w:r>
     </w:p>
-    <w:bookmarkEnd w:id="59"/>
-    <w:bookmarkStart w:id="61" w:name="ref-hu2025vpp"/>
+    <w:bookmarkEnd w:id="63"/>
+    <w:bookmarkStart w:id="65" w:name="ref-hu2025vpp"/>
     <w:p>
       <w:pPr>
         <w:pStyle w:val="Bibliography"/>
@@ -5853,7 +6294,7 @@
       <w:r>
         <w:t xml:space="preserve"> </w:t>
       </w:r>
-      <w:hyperlink r:id="rId60">
+      <w:hyperlink r:id="rId64">
         <w:r>
           <w:rPr>
             <w:rStyle w:val="Hyperlink"/>
@@ -5865,8 +6306,8 @@
         <w:t xml:space="preserve">.</w:t>
       </w:r>
     </w:p>
-    <w:bookmarkEnd w:id="61"/>
-    <w:bookmarkStart w:id="63" w:name="ref-kim2026cosmospolicy"/>
+    <w:bookmarkEnd w:id="65"/>
+    <w:bookmarkStart w:id="67" w:name="ref-kim2026cosmospolicy"/>
     <w:p>
       <w:pPr>
         <w:pStyle w:val="Bibliography"/>
@@ -5902,7 +6343,7 @@
       <w:r>
         <w:t xml:space="preserve"> </w:t>
       </w:r>
-      <w:hyperlink r:id="rId62">
+      <w:hyperlink r:id="rId66">
         <w:r>
           <w:rPr>
             <w:rStyle w:val="Hyperlink"/>
@@ -5914,8 +6355,8 @@
         <w:t xml:space="preserve">.</w:t>
       </w:r>
     </w:p>
-    <w:bookmarkEnd w:id="63"/>
-    <w:bookmarkStart w:id="65" w:name="ref-lakens2017equivalence"/>
+    <w:bookmarkEnd w:id="67"/>
+    <w:bookmarkStart w:id="69" w:name="ref-lakens2017equivalence"/>
     <w:p>
       <w:pPr>
         <w:pStyle w:val="Bibliography"/>
@@ -5948,7 +6389,7 @@
       <w:r>
         <w:t xml:space="preserve"> </w:t>
       </w:r>
-      <w:hyperlink r:id="rId64">
+      <w:hyperlink r:id="rId68">
         <w:r>
           <w:rPr>
             <w:rStyle w:val="Hyperlink"/>
@@ -5960,8 +6401,8 @@
         <w:t xml:space="preserve">.</w:t>
       </w:r>
     </w:p>
-    <w:bookmarkEnd w:id="65"/>
-    <w:bookmarkStart w:id="67" w:name="ref-li2025uva"/>
+    <w:bookmarkEnd w:id="69"/>
+    <w:bookmarkStart w:id="71" w:name="ref-li2025uva"/>
     <w:p>
       <w:pPr>
         <w:pStyle w:val="Bibliography"/>
@@ -5985,7 +6426,7 @@
       <w:r>
         <w:t xml:space="preserve"> </w:t>
       </w:r>
-      <w:hyperlink r:id="rId66">
+      <w:hyperlink r:id="rId70">
         <w:r>
           <w:rPr>
             <w:rStyle w:val="Hyperlink"/>
@@ -5997,8 +6438,8 @@
         <w:t xml:space="preserve">.</w:t>
       </w:r>
     </w:p>
-    <w:bookmarkEnd w:id="67"/>
-    <w:bookmarkStart w:id="69" w:name="ref-liu2023libero"/>
+    <w:bookmarkEnd w:id="71"/>
+    <w:bookmarkStart w:id="73" w:name="ref-liu2023libero"/>
     <w:p>
       <w:pPr>
         <w:pStyle w:val="Bibliography"/>
@@ -6037,7 +6478,7 @@
       <w:r>
         <w:t xml:space="preserve"> </w:t>
       </w:r>
-      <w:hyperlink r:id="rId68">
+      <w:hyperlink r:id="rId72">
         <w:r>
           <w:rPr>
             <w:rStyle w:val="Hyperlink"/>
@@ -6049,8 +6490,8 @@
         <w:t xml:space="preserve">.</w:t>
       </w:r>
     </w:p>
-    <w:bookmarkEnd w:id="69"/>
-    <w:bookmarkStart w:id="71" w:name="ref-meng2022rome"/>
+    <w:bookmarkEnd w:id="73"/>
+    <w:bookmarkStart w:id="75" w:name="ref-meng2022rome"/>
     <w:p>
       <w:pPr>
         <w:pStyle w:val="Bibliography"/>
@@ -6092,7 +6533,7 @@
       <w:r>
         <w:t xml:space="preserve"> </w:t>
       </w:r>
-      <w:hyperlink r:id="rId70">
+      <w:hyperlink r:id="rId74">
         <w:r>
           <w:rPr>
             <w:rStyle w:val="Hyperlink"/>
@@ -6104,8 +6545,8 @@
         <w:t xml:space="preserve">.</w:t>
       </w:r>
     </w:p>
-    <w:bookmarkEnd w:id="71"/>
-    <w:bookmarkStart w:id="73" w:name="ref-nasiriany2024robocasa"/>
+    <w:bookmarkEnd w:id="75"/>
+    <w:bookmarkStart w:id="77" w:name="ref-nasiriany2024robocasa"/>
     <w:p>
       <w:pPr>
         <w:pStyle w:val="Bibliography"/>
@@ -6144,7 +6585,7 @@
       <w:r>
         <w:t xml:space="preserve"> </w:t>
       </w:r>
-      <w:hyperlink r:id="rId72">
+      <w:hyperlink r:id="rId76">
         <w:r>
           <w:rPr>
             <w:rStyle w:val="Hyperlink"/>
@@ -6156,8 +6597,8 @@
         <w:t xml:space="preserve">.</w:t>
       </w:r>
     </w:p>
-    <w:bookmarkEnd w:id="73"/>
-    <w:bookmarkStart w:id="75" w:name="ref-nvidia2026cosmos3"/>
+    <w:bookmarkEnd w:id="77"/>
+    <w:bookmarkStart w:id="79" w:name="ref-nvidia2026cosmos3"/>
     <w:p>
       <w:pPr>
         <w:pStyle w:val="Bibliography"/>
@@ -6202,7 +6643,7 @@
       <w:r>
         <w:t xml:space="preserve"> </w:t>
       </w:r>
-      <w:hyperlink r:id="rId74">
+      <w:hyperlink r:id="rId78">
         <w:r>
           <w:rPr>
             <w:rStyle w:val="Hyperlink"/>
@@ -6214,8 +6655,8 @@
         <w:t xml:space="preserve">.</w:t>
       </w:r>
     </w:p>
-    <w:bookmarkEnd w:id="75"/>
-    <w:bookmarkStart w:id="77" w:name="ref-nvidia2026cosmos3droid"/>
+    <w:bookmarkEnd w:id="79"/>
+    <w:bookmarkStart w:id="81" w:name="ref-nvidia2026cosmos3droid"/>
     <w:p>
       <w:pPr>
         <w:pStyle w:val="Bibliography"/>
@@ -6239,7 +6680,7 @@
       <w:r>
         <w:t xml:space="preserve"> </w:t>
       </w:r>
-      <w:hyperlink r:id="rId76">
+      <w:hyperlink r:id="rId80">
         <w:r>
           <w:rPr>
             <w:rStyle w:val="Hyperlink"/>
@@ -6251,8 +6692,8 @@
         <w:t xml:space="preserve">.</w:t>
       </w:r>
     </w:p>
-    <w:bookmarkEnd w:id="77"/>
-    <w:bookmarkStart w:id="79" w:name="ref-qiu2026agra"/>
+    <w:bookmarkEnd w:id="81"/>
+    <w:bookmarkStart w:id="83" w:name="ref-qiu2026agra"/>
     <w:p>
       <w:pPr>
         <w:pStyle w:val="Bibliography"/>
@@ -6276,7 +6717,7 @@
       <w:r>
         <w:t xml:space="preserve"> </w:t>
       </w:r>
-      <w:hyperlink r:id="rId78">
+      <w:hyperlink r:id="rId82">
         <w:r>
           <w:rPr>
             <w:rStyle w:val="Hyperlink"/>
@@ -6288,8 +6729,8 @@
         <w:t xml:space="preserve">.</w:t>
       </w:r>
     </w:p>
-    <w:bookmarkEnd w:id="79"/>
-    <w:bookmarkStart w:id="81" w:name="ref-vaidyanathan2026multiplemediators"/>
+    <w:bookmarkEnd w:id="83"/>
+    <w:bookmarkStart w:id="85" w:name="ref-vaidyanathan2026multiplemediators"/>
     <w:p>
       <w:pPr>
         <w:pStyle w:val="Bibliography"/>
@@ -6313,7 +6754,7 @@
       <w:r>
         <w:t xml:space="preserve"> </w:t>
       </w:r>
-      <w:hyperlink r:id="rId80">
+      <w:hyperlink r:id="rId84">
         <w:r>
           <w:rPr>
             <w:rStyle w:val="Hyperlink"/>
@@ -6325,8 +6766,8 @@
         <w:t xml:space="preserve">.</w:t>
       </w:r>
     </w:p>
-    <w:bookmarkEnd w:id="81"/>
-    <w:bookmarkStart w:id="83" w:name="ref-vig2020causalmediation"/>
+    <w:bookmarkEnd w:id="85"/>
+    <w:bookmarkStart w:id="87" w:name="ref-vig2020causalmediation"/>
     <w:p>
       <w:pPr>
         <w:pStyle w:val="Bibliography"/>
@@ -6359,7 +6800,7 @@
       <w:r>
         <w:t xml:space="preserve"> </w:t>
       </w:r>
-      <w:hyperlink r:id="rId82">
+      <w:hyperlink r:id="rId86">
         <w:r>
           <w:rPr>
             <w:rStyle w:val="Hyperlink"/>
@@ -6371,8 +6812,8 @@
         <w:t xml:space="preserve">.</w:t>
       </w:r>
     </w:p>
-    <w:bookmarkEnd w:id="83"/>
-    <w:bookmarkStart w:id="85" w:name="ref-yang2026robolab"/>
+    <w:bookmarkEnd w:id="87"/>
+    <w:bookmarkStart w:id="89" w:name="ref-yang2026robolab"/>
     <w:p>
       <w:pPr>
         <w:pStyle w:val="Bibliography"/>
@@ -6411,7 +6852,7 @@
       <w:r>
         <w:t xml:space="preserve"> </w:t>
       </w:r>
-      <w:hyperlink r:id="rId84">
+      <w:hyperlink r:id="rId88">
         <w:r>
           <w:rPr>
             <w:rStyle w:val="Hyperlink"/>
@@ -6423,8 +6864,8 @@
         <w:t xml:space="preserve">.</w:t>
       </w:r>
     </w:p>
-    <w:bookmarkEnd w:id="85"/>
-    <w:bookmarkStart w:id="87" w:name="ref-ye2026dreamzero"/>
+    <w:bookmarkEnd w:id="89"/>
+    <w:bookmarkStart w:id="91" w:name="ref-ye2026dreamzero"/>
     <w:p>
       <w:pPr>
         <w:pStyle w:val="Bibliography"/>
@@ -6448,7 +6889,7 @@
       <w:r>
         <w:t xml:space="preserve"> </w:t>
       </w:r>
-      <w:hyperlink r:id="rId86">
+      <w:hyperlink r:id="rId90">
         <w:r>
           <w:rPr>
             <w:rStyle w:val="Hyperlink"/>
@@ -6460,8 +6901,8 @@
         <w:t xml:space="preserve">.</w:t>
       </w:r>
     </w:p>
-    <w:bookmarkEnd w:id="87"/>
-    <w:bookmarkStart w:id="89" w:name="ref-yuan2026fastwam"/>
+    <w:bookmarkEnd w:id="91"/>
+    <w:bookmarkStart w:id="93" w:name="ref-yuan2026fastwam"/>
     <w:p>
       <w:pPr>
         <w:pStyle w:val="Bibliography"/>
@@ -6489,7 +6930,7 @@
       <w:r>
         <w:t xml:space="preserve"> </w:t>
       </w:r>
-      <w:hyperlink r:id="rId88">
+      <w:hyperlink r:id="rId92">
         <w:r>
           <w:rPr>
             <w:rStyle w:val="Hyperlink"/>
@@ -6501,8 +6942,8 @@
         <w:t xml:space="preserve">.</w:t>
       </w:r>
     </w:p>
-    <w:bookmarkEnd w:id="89"/>
-    <w:bookmarkStart w:id="91" w:name="ref-zhang2026rift"/>
+    <w:bookmarkEnd w:id="93"/>
+    <w:bookmarkStart w:id="95" w:name="ref-zhang2026rift"/>
     <w:p>
       <w:pPr>
         <w:pStyle w:val="Bibliography"/>
@@ -6554,7 +6995,7 @@
       <w:r>
         <w:t xml:space="preserve"> </w:t>
       </w:r>
-      <w:hyperlink r:id="rId90">
+      <w:hyperlink r:id="rId94">
         <w:r>
           <w:rPr>
             <w:rStyle w:val="Hyperlink"/>
@@ -6566,8 +7007,8 @@
         <w:t xml:space="preserve">.</w:t>
       </w:r>
     </w:p>
-    <w:bookmarkEnd w:id="91"/>
-    <w:bookmarkStart w:id="93" w:name="ref-zhang2024activationpatching"/>
+    <w:bookmarkEnd w:id="95"/>
+    <w:bookmarkStart w:id="97" w:name="ref-zhang2024activationpatching"/>
     <w:p>
       <w:pPr>
         <w:pStyle w:val="Bibliography"/>
@@ -6597,7 +7038,7 @@
       <w:r>
         <w:t xml:space="preserve"> </w:t>
       </w:r>
-      <w:hyperlink r:id="rId92">
+      <w:hyperlink r:id="rId96">
         <w:r>
           <w:rPr>
             <w:rStyle w:val="Hyperlink"/>
@@ -6609,8 +7050,8 @@
         <w:t xml:space="preserve">.</w:t>
       </w:r>
     </w:p>
-    <w:bookmarkEnd w:id="93"/>
-    <w:bookmarkStart w:id="95" w:name="ref-zhao2026fasterwam"/>
+    <w:bookmarkEnd w:id="97"/>
+    <w:bookmarkStart w:id="99" w:name="ref-zhao2026fasterwam"/>
     <w:p>
       <w:pPr>
         <w:pStyle w:val="Bibliography"/>
@@ -6641,7 +7082,7 @@
       <w:r>
         <w:t xml:space="preserve"> </w:t>
       </w:r>
-      <w:hyperlink r:id="rId94">
+      <w:hyperlink r:id="rId98">
         <w:r>
           <w:rPr>
             <w:rStyle w:val="Hyperlink"/>
@@ -6653,9 +7094,9 @@
         <w:t xml:space="preserve">.</w:t>
       </w:r>
     </w:p>
-    <w:bookmarkEnd w:id="95"/>
-    <w:bookmarkEnd w:id="96"/>
-    <w:bookmarkEnd w:id="97"/>
+    <w:bookmarkEnd w:id="99"/>
+    <w:bookmarkEnd w:id="100"/>
+    <w:bookmarkEnd w:id="101"/>
     <w:sectPr>
       <w:footnotePr>
         <w:numRestart w:val="eachSect"/>

--- a/output/imagined_futures_neurips2026.docx
+++ b/output/imagined_futures_neurips2026.docx
@@ -37,7 +37,7 @@
         <w:pStyle w:val="Abstract"/>
       </w:pPr>
       <w:r>
-        <w:t xml:space="preserve">Do world action models actually use the futures they generate? Jointly producing future observations and robot actions does not answer this question: the action may bypass the predicted future. We test future use with reachable-donor transplantation. Two native policy runs begin from the same restored simulator state and produce different futures, actions, and endpoints. We insert one run’s future into the other while holding the current observation, instruction, sampling noise, and denoising schedule fixed. If future content matters, the recomputed action should move specifically toward the action associated with the donor future. In Cosmos 3, a frozen study across 22 states and six RoboLab tasks finds predicted-future action steering of</w:t>
+        <w:t xml:space="preserve">Do world action models actually use the futures they generate? Jointly producing future observations and robot actions does not answer this question: the action may bypass the predicted future. We test future use with reachable-donor transplantation. Two native policy runs begin from the same restored simulator state and produce different futures, actions, and endpoints. We call the run being recomputed the recipient and the run supplying the alternative future the donor. Holding the recipient’s observation, instruction, sampling noise, and denoising schedule fixed, we ask not merely whether its action changes, but whether it moves specifically toward the donor action. In Cosmos 3, a frozen study across 22 states and six RoboLab tasks finds predicted-future action steering of</w:t>
       </w:r>
       <w:r>
         <w:t xml:space="preserve"> </w:t>
@@ -65,7 +65,7 @@
         <w:t xml:space="preserve"> </w:t>
       </w:r>
       <w:r>
-        <w:t xml:space="preserve">on a normalized recipient-to-donor scale. Replacing donor-run future-token keys and values with self-future counterparts reduces predicted-action steering by</w:t>
+        <w:t xml:space="preserve">on a scale where 0 is the recipient and 1 is the donor. Replacing donor-run future-token keys and values with self-future counterparts removes</w:t>
       </w:r>
       <w:r>
         <w:t xml:space="preserve"> </w:t>
@@ -76,7 +76,10 @@
         </m:r>
       </m:oMath>
       <w:r>
-        <w:t xml:space="preserve">, with positive action and endpoint reductions in all 22 states. Isolated robot- and object-pixel interventions, however, each have effects below</w:t>
+        <w:t xml:space="preserve"> </w:t>
+      </w:r>
+      <w:r>
+        <w:t xml:space="preserve">of the predicted-action shift, with positive action and endpoint reductions in all 22 states. Isolated robot- and object-pixel interventions, however, each have effects below</w:t>
       </w:r>
       <w:r>
         <w:t xml:space="preserve"> </w:t>
@@ -138,7 +141,7 @@
         <w:t xml:space="preserve">)</w:t>
       </w:r>
       <w:r>
-        <w:t xml:space="preserve">. It is tempting to read this architecture literally: the model predicts what may happen, then acts on that prediction. Joint generation does not establish such a computation. The future could be irrelevant to the action, serve as a generic workspace, encode the robot motion already paired with the action, or represent task consequences used to choose among actions.</w:t>
+        <w:t xml:space="preserve">. It is tempting to read this architecture literally: the model predicts what may happen, then acts on that prediction. Joint generation does not establish such a computation. The action could be generated through a direct observation-to-action route while a plausible video is produced alongside it.</w:t>
       </w:r>
     </w:p>
     <w:p>
@@ -146,7 +149,7 @@
         <w:pStyle w:val="BodyText"/>
       </w:pPr>
       <w:r>
-        <w:t xml:space="preserve">These alternatives imply different functional roles. A policy that conditions action inference on predicted future observations resembles an inverse-dynamics interface</w:t>
+        <w:t xml:space="preserve">This leaves at least four hypotheses about the future’s role: an epiphenomenal output with no functional role; a generic workspace whose presence matters but whose specific content does not; a content-specific action interface; or a representation of consequences used to compare actions. The third role includes an inverse-dynamics-like computation in which a prospective robot pose specifies the action needed to produce it</w:t>
       </w:r>
       <w:r>
         <w:t xml:space="preserve"> </w:t>
@@ -180,7 +183,7 @@
         <w:t xml:space="preserve">)</w:t>
       </w:r>
       <w:r>
-        <w:t xml:space="preserve">. A system that generates alternatives and compares their predicted outcomes with a cost or learned heuristic more closely resembles explicit visual planning</w:t>
+        <w:t xml:space="preserve">. The fourth more closely resembles explicit visual planning: generate alternatives, predict their outcomes, score them with a cost or learned heuristic, and select among them</w:t>
       </w:r>
       <w:r>
         <w:t xml:space="preserve"> </w:t>
@@ -214,7 +217,7 @@
         <w:t xml:space="preserve">)</w:t>
       </w:r>
       <w:r>
-        <w:t xml:space="preserve">. We study Cosmos Policy’s direct-policy mode and the diffusion-generator component of Cosmos3-Nano-Policy-DROID. The inference procedures evaluated here do not generate and score multiple candidate actions before acting; Cosmos Policy’s separate best-of-</w:t>
+        <w:t xml:space="preserve">. We study Cosmos Policy’s direct-policy mode and the diffusion-generator component of Cosmos3-Nano-Policy-DROID. Neither evaluated inference procedure generates and scores multiple candidate actions before acting; Cosmos Policy’s separate best-of-</w:t>
       </w:r>
       <m:oMath>
         <m:r>
@@ -253,7 +256,7 @@
         <w:t xml:space="preserve">)</w:t>
       </w:r>
       <w:r>
-        <w:t xml:space="preserve">. Masking the future read or editing values stored at future positions changes closed-loop trajectories and task success across several WAMs. This establishes dependence on a structured future interface, but a destructive intervention does not say what a particular coherent alternative future tells the policy to do. A damaged representation can move an action in any direction.</w:t>
+        <w:t xml:space="preserve">. Masking the future read or editing values stored at future positions changes closed-loop trajectories and task success across several WAMs. Such destructive tests establish that the future channel is necessary or behaviorally sensitive. They do not establish that its semantic content controls a particular alternative: a damaged representation can move an action in any direction.</w:t>
       </w:r>
     </w:p>
     <w:p>
@@ -261,7 +264,7 @@
         <w:pStyle w:val="BodyText"/>
       </w:pPr>
       <w:r>
-        <w:t xml:space="preserve">Our test is directional. From the same restored state, two native policy continuations define a recipient and a donor. We insert the donor future into the recipient computation while retaining the recipient’s current inputs and random draws. The model never receives the donor action; we use it only to define the direction in which we score the recomputed action and its executed simulator endpoint (Figure </w:t>
+        <w:t xml:space="preserve">Our test is directional. From the same restored state, two native policy continuations define a recipient and a donor. Both are coherent alternatives generated by the unmodified policy, and their one-chunk endpoints are reachable from that state. We insert the donor future into the recipient computation while retaining the recipient’s current inputs and random draws. The model never receives the donor action; we use it only afterward to define the direction in which we score the recomputed action and its executed simulator endpoint (Figure </w:t>
       </w:r>
       <w:hyperlink w:anchor="fig:overview">
         <w:r>
@@ -272,7 +275,7 @@
         </w:r>
       </w:hyperlink>
       <w:r>
-        <w:t xml:space="preserve">). A generic perturbation need not move either quantity in that direction. A future whose content controls behavior should.</w:t>
+        <w:t xml:space="preserve">). A generic perturbation need not move either quantity toward that particular donor. Directional movement therefore tests content-specific control, rather than dependence on the future channel alone.</w:t>
       </w:r>
     </w:p>
     <w:p>
@@ -336,7 +339,7 @@
         <w:pStyle w:val="ImageCaption"/>
       </w:pPr>
       <w:r>
-        <w:t xml:space="preserve">Reachable-donor future transplantation. Two unmodified continuations start from the same simulator state. The recipient is recomputed with the donor future while its other inputs and random draws remain fixed. Signed projections measure movement from recipient behavior (0) toward donor behavior (1); K/V replacement then tests whether future-token activations carry that shift.</w:t>
+        <w:t xml:space="preserve">Reachable-donor future transplantation. Two unmodified continuations start from the same simulator state. The recipient is recomputed with only the donor future substituted; the donor action is withheld and used afterward for scoring. Signed projection is 0 at the recipient, 1 at the donor, and 0.5 halfway along the donor direction. K/V replacement then tests whether future-token activations carry that shift.</w:t>
       </w:r>
     </w:p>
     <w:bookmarkEnd w:id="12"/>
@@ -616,7 +619,7 @@
         <w:t xml:space="preserve">)</w:t>
       </w:r>
       <w:r>
-        <w:t xml:space="preserve">. Our contribution is complementary: we exchange two coherent, policy-generated alternatives and ask whether behavior follows the selected donor.</w:t>
+        <w:t xml:space="preserve">. Our contribution is complementary but distinct: RIFT asks whether behavior depends on the future interface, whereas reachable-donor transplantation asks whether a coherent alternative sent through that interface predicts the direction of behavior.</w:t>
       </w:r>
     </w:p>
     <w:bookmarkEnd w:id="14"/>
@@ -938,7 +941,7 @@
         <w:t xml:space="preserve"> </w:t>
       </w:r>
       <w:r>
-        <w:t xml:space="preserve">the recipient and</w:t>
+        <w:t xml:space="preserve">the recipient—the branch whose action is recomputed—and</w:t>
       </w:r>
       <w:r>
         <w:t xml:space="preserve"> </w:t>
@@ -952,7 +955,7 @@
         <w:t xml:space="preserve"> </w:t>
       </w:r>
       <w:r>
-        <w:t xml:space="preserve">the donor. To recompute</w:t>
+        <w:t xml:space="preserve">the donor—the branch supplying the alternative future. To recompute</w:t>
       </w:r>
       <w:r>
         <w:t xml:space="preserve"> </w:t>
@@ -1006,7 +1009,41 @@
         </m:sSub>
       </m:oMath>
       <w:r>
-        <w:t xml:space="preserve">. We also reverse the branch roles.</w:t>
+        <w:t xml:space="preserve">. We repeat the intervention in the reciprocal direction, transplanting</w:t>
+      </w:r>
+      <w:r>
+        <w:t xml:space="preserve"> </w:t>
+      </w:r>
+      <m:oMath>
+        <m:sSub>
+          <m:e>
+            <m:r>
+              <m:t>F</m:t>
+            </m:r>
+          </m:e>
+          <m:sub>
+            <m:r>
+              <m:t>A</m:t>
+            </m:r>
+          </m:sub>
+        </m:sSub>
+      </m:oMath>
+      <w:r>
+        <w:t xml:space="preserve"> </w:t>
+      </w:r>
+      <w:r>
+        <w:t xml:space="preserve">into</w:t>
+      </w:r>
+      <w:r>
+        <w:t xml:space="preserve"> </w:t>
+      </w:r>
+      <m:oMath>
+        <m:r>
+          <m:t>B</m:t>
+        </m:r>
+      </m:oMath>
+      <w:r>
+        <w:t xml:space="preserve">.</w:t>
       </w:r>
     </w:p>
     <w:p>
@@ -1326,7 +1363,7 @@
         <w:pStyle w:val="FirstParagraph"/>
       </w:pPr>
       <w:r>
-        <w:t xml:space="preserve">The recipient is 0 and the donor is 1; negative values move away from the donor and values above 1 overshoot it. The primary steering contrast subtracts the corresponding self-future recomputation:</w:t>
+        <w:t xml:space="preserve">The recipient is 0, the donor is 1, and 0.5 is halfway between them along the donor direction; negative values move away and values above 1 overshoot. Because the dot product retains only this signed direction, a large change perpendicular to the donor receives little projection. The primary steering contrast subtracts the corresponding self-future recomputation:</w:t>
       </w:r>
     </w:p>
     <w:p>
@@ -1555,7 +1592,7 @@
         <w:pStyle w:val="FirstParagraph"/>
       </w:pPr>
       <w:r>
-        <w:t xml:space="preserve">Pairs are selected using native action and endpoint separation, never intervention outcomes. Every endpoint arm is executed after restoring the exact simulator state.</w:t>
+        <w:t xml:space="preserve">The self condition reruns the same intervention machinery with the recipient’s own future, so subtraction removes any displacement due merely to recomputation. Pairs are selected using native action and endpoint separation, never intervention outcomes. Every endpoint arm is executed after restoring the exact simulator state.</w:t>
       </w:r>
     </w:p>
     <w:bookmarkEnd w:id="17"/>
@@ -1720,7 +1757,7 @@
         <w:pStyle w:val="BodyText"/>
       </w:pPr>
       <w:r>
-        <w:t xml:space="preserve">Controls include exact self-future recomputation, Gaussian targets matched to the donor in norm and recipient distance, a prespecified natural-future control, within-task shuffled futures, and bitwise no-op checks. For Cosmos 3, identity layout capture, sampler wrapping, cache record/replay, and self patches reproduce actions bitwise; sentinels confirm that the transplant does not directly write to action coordinates. Executed-future conditions encode video from reachable donor actions and replay the same environment prefix before intervention.</w:t>
+        <w:t xml:space="preserve">Controls include exact self-future recomputation, Gaussian targets matched to the donor in norm and recipient distance, a prespecified natural-future control, within-task shuffled futures, and bitwise no-op checks. Gaussian controls test whether an equally large unstructured displacement is sufficient; the natural and shuffled controls compare the paired donor against a prespecified non-donor continuation and mismatched futures. For Cosmos 3, identity layout capture, sampler wrapping, cache record/replay, and self patches reproduce actions bitwise; sentinels confirm that the transplant does not directly write to action coordinates. Executed-future conditions encode videos produced by physically executing reachable donor actions and replay the same environment prefix before intervention. They test whether steering survives a physically realizable continuation rather than appearing only for model-predicted imagery.</w:t>
       </w:r>
     </w:p>
     <w:bookmarkEnd w:id="19"/>
@@ -1788,7 +1825,7 @@
         <w:pStyle w:val="FirstParagraph"/>
       </w:pPr>
       <w:r>
-        <w:t xml:space="preserve">In Cosmos Policy, action queries can attend to future keys. We continuously gate future keys at prespecified block 27, with exact all-key recomputation, equal-count random-key and current-key controls, and a block-0 control. This removal changes attention normalization, so it tests whether a late future-to-action edge is active, not the information carried by a token-count-preserving route.</w:t>
+        <w:t xml:space="preserve">In attention, keys help determine what an action query reads, while values carry the information returned by that read. In Cosmos Policy, action queries can attend to future keys. We continuously gate future keys at prespecified block 27, with exact all-key recomputation, equal-count random-key and current-key controls, and a block-0 control. This removal changes attention normalization, so it tests whether a late future-to-action edge is active, not the information carried by a token-count-preserving route.</w:t>
       </w:r>
     </w:p>
     <w:p>
@@ -1827,7 +1864,7 @@
         <w:pStyle w:val="FirstParagraph"/>
       </w:pPr>
       <w:r>
-        <w:t xml:space="preserve">The independent unit is a restored simulator state. We first average reciprocal directions, donors, noise draws, and process repeats within state, then form 95% percentile intervals from 10,000 bootstrap resamples of states</w:t>
+        <w:t xml:space="preserve">The independent unit is a restored simulator state, not an individual noise draw or transplant direction. We first average reciprocal directions, donors, noise draws, and process repeats within state, then form 95% percentile intervals from 10,000 bootstrap resamples of states</w:t>
       </w:r>
       <w:r>
         <w:t xml:space="preserve"> </w:t>
@@ -1881,7 +1918,48 @@
         <w:t xml:space="preserve">)</w:t>
       </w:r>
       <w:r>
-        <w:t xml:space="preserve">. Prespecified primary sign-test</w:t>
+        <w:t xml:space="preserve">. An interval contained within</w:t>
+      </w:r>
+      <w:r>
+        <w:t xml:space="preserve"> </w:t>
+      </w:r>
+      <m:oMath>
+        <m:r>
+          <m:rPr>
+            <m:sty m:val="p"/>
+          </m:rPr>
+          <m:t>[</m:t>
+        </m:r>
+        <m:r>
+          <m:rPr>
+            <m:sty m:val="p"/>
+          </m:rPr>
+          <m:t>−</m:t>
+        </m:r>
+        <m:r>
+          <m:t>0.10</m:t>
+        </m:r>
+        <m:r>
+          <m:rPr>
+            <m:sty m:val="p"/>
+          </m:rPr>
+          <m:t>,</m:t>
+        </m:r>
+        <m:r>
+          <m:t>0.10</m:t>
+        </m:r>
+        <m:r>
+          <m:rPr>
+            <m:sty m:val="p"/>
+          </m:rPr>
+          <m:t>]</m:t>
+        </m:r>
+      </m:oMath>
+      <w:r>
+        <w:t xml:space="preserve"> </w:t>
+      </w:r>
+      <w:r>
+        <w:t xml:space="preserve">supports practical equivalence to zero at that scale. Prespecified primary sign-test</w:t>
       </w:r>
       <w:r>
         <w:t xml:space="preserve"> </w:t>
@@ -1920,7 +1998,7 @@
         <w:pStyle w:val="FirstParagraph"/>
       </w:pPr>
       <w:r>
-        <w:t xml:space="preserve">Coherent donor futures move both the recipient’s action and its one-chunk simulator endpoint toward the donor. The effect is strongest at the first queried state.</w:t>
+        <w:t xml:space="preserve">Coherent donor futures move both the recipient’s action and its one-chunk simulator endpoint toward the donor. Cosmos 3 shows this throughout its frozen population; Cosmos Policy’s effect is concentrated at the first queried states.</w:t>
       </w:r>
     </w:p>
     <w:bookmarkStart w:id="25" w:name="cosmos-3.-1"/>
@@ -1983,7 +2061,7 @@
         </m:r>
       </m:oMath>
       <w:r>
-        <w:t xml:space="preserve">), positive in 22/22 states. Relative to the natural-future control, the effect is</w:t>
+        <w:t xml:space="preserve">), positive in 22/22 states. On the signed projection scale, the mean action therefore moves almost the full recipient-to-donor distance in the donor direction. Relative to the prespecified natural-future control, the effect is</w:t>
       </w:r>
       <w:r>
         <w:t xml:space="preserve"> </w:t>
@@ -2026,7 +2104,7 @@
         </m:r>
       </m:oMath>
       <w:r>
-        <w:t xml:space="preserve">) larger. Futures encoded from executed donor branches produce nearly the same result: action steering is</w:t>
+        <w:t xml:space="preserve">) larger, showing that the paired donor carries more direction-specific information than that non-donor continuation. Futures encoded from executed donor branches produce nearly the same result: action steering is</w:t>
       </w:r>
       <w:r>
         <w:t xml:space="preserve"> </w:t>
@@ -2112,7 +2190,7 @@
         </m:r>
       </m:oMath>
       <w:r>
-        <w:t xml:space="preserve">). Both are positive in all 22 states. Executed-future action steering also exceeds the geometry-matched Gaussian control by</w:t>
+        <w:t xml:space="preserve">). Both are positive in all 22 states. The endpoint result shows that donor-directed action differences survive simulator execution; because projection ignores orthogonal error, it does not imply that the full endpoint vectors coincide. Executed-future action steering also exceeds the geometry-matched Gaussian control by</w:t>
       </w:r>
       <w:r>
         <w:t xml:space="preserve"> </w:t>
@@ -2696,7 +2774,7 @@
         <w:t xml:space="preserve"> </w:t>
       </w:r>
       <w:r>
-        <w:t xml:space="preserve">study, decoded futures identify the intended cell with 92.5% primary-camera and 98.75% wrist-camera accuracy. Despite this, the object-state main effect is</w:t>
+        <w:t xml:space="preserve">study, decoded futures identify the intended cell with 92.5% primary-camera and 98.75% wrist-camera accuracy. The intended object manipulation is therefore visible in the rendered futures, yet the object-state main effect is</w:t>
       </w:r>
       <w:r>
         <w:t xml:space="preserve"> </w:t>
@@ -3160,7 +3238,7 @@
         </w:r>
       </w:hyperlink>
       <w:r>
-        <w:t xml:space="preserve">c). The effect may depend on information distributed across the coherent future or on nonlinear interactions among content, masks, and tokenization. These experiments do not establish that the two factors are jointly necessary.</w:t>
+        <w:t xml:space="preserve">c). The useful signal may be distributed across the image, require robot–object coherence, depend on camera or temporal structure, or interact nonlinearly with masking and tokenization. Hybrid videos may also be off distribution. The experiment establishes insufficiency of each isolated pixel factor, not irrelevance of robot or object information and not joint necessity.</w:t>
       </w:r>
     </w:p>
     <w:bookmarkEnd w:id="33"/>
@@ -3499,7 +3577,7 @@
         </m:r>
       </m:oMath>
       <w:r>
-        <w:t xml:space="preserve">), again positive in every state. Task-balanced point estimates are</w:t>
+        <w:t xml:space="preserve">), again positive in every state. Relative to the unpatched means, these losses remove 88% of predicted-future action steering, 83% of executed-future action steering, and 85% of endpoint steering. Task-balanced point estimates are</w:t>
       </w:r>
       <w:r>
         <w:t xml:space="preserve"> </w:t>
@@ -3532,7 +3610,7 @@
         </m:r>
       </m:oMath>
       <w:r>
-        <w:t xml:space="preserve">; all prespecified primary sign tests remain significant after Holm correction. Because this intervention keeps token count fixed and does not mask attention positions, it shows that the future-token K/V interface carries donor-directed information. It does not establish a unique or complete circuit.</w:t>
+        <w:t xml:space="preserve">; all prespecified primary sign tests remain significant after Holm correction. Because this intervention keeps token count fixed and does not mask attention positions, it shows that donor-specific information travels through the future-token K/V interface. It does not identify every head or feature, exclude interacting unpatched routes, or establish a complete circuit.</w:t>
       </w:r>
     </w:p>
     <w:bookmarkStart w:id="39" w:name="fig:cosmos3"/>
@@ -3650,7 +3728,7 @@
         <w:pStyle w:val="FirstParagraph"/>
       </w:pPr>
       <w:r>
-        <w:t xml:space="preserve">Across both WAM generations, transplanting a coherent future predicts which alternative action the model will approach. The associated simulator endpoint moves in the same direction. This goes beyond showing sensitivity to generic corruption, but the two checkpoints do not appear to rely on the same content.</w:t>
+        <w:t xml:space="preserve">Across both WAM generations, transplanting a coherent future predicts which alternative action the model will approach. The associated simulator endpoint moves in the same direction. RIFT established that behavior depends on an organized future interface; our result adds content-specific sufficiency by showing that a policy-native alternative predicts the signed direction of the change. The two checkpoints, however, do not appear to rely on the same content.</w:t>
       </w:r>
     </w:p>
     <w:p>
@@ -3666,7 +3744,7 @@
         <w:pStyle w:val="BodyText"/>
       </w:pPr>
       <w:r>
-        <w:t xml:space="preserve">This evidence is narrower than planning. We do not test candidate generation, outcome comparison, or value-based selection, and we do not establish an effect on binary task success. Here,</w:t>
+        <w:t xml:space="preserve">This evidence is narrower than planning. A planning claim would require evidence that the policy generates alternatives, predicts their outcomes, compares them using a goal, cost, or value, and selects accordingly. We do not test that sequence, and no screened pair retained a stable success/failure label across continuation seeds. Here,</w:t>
       </w:r>
       <w:r>
         <w:t xml:space="preserve"> </w:t>
@@ -3707,7 +3785,7 @@
         <w:pStyle w:val="FirstParagraph"/>
       </w:pPr>
       <w:r>
-        <w:t xml:space="preserve">All interventions are in simulation and cover two checkpoints, six RoboLab tasks, and LIBERO-Long. Cosmos Policy’s strongest result uses one first-query state per task, while later estimates use different states and cannot isolate elapsed time. Its natural content analysis contains only four states, and rendered hybrids may be outside the policy’s native future distribution. Cosmos 3 completed 22 of 24 frozen population states and 10 of 12 factor states; the two population omissions resulted from short source videos and were not replaced. Pixel masks may miss distributed features or induce nonlinear changes, so negligible isolated effects do not establish joint necessity. Finally, key removal changes attention normalization, and K/V replacement can interact with unpatched routes. These interventions identify active pathways, not a full circuit.</w:t>
+        <w:t xml:space="preserve">All interventions are in simulation and cover two checkpoints, six RoboLab tasks, and LIBERO-Long. Cosmos Policy’s strongest result uses one first-query state per task, while later estimates use different physical states and therefore cannot isolate elapsed time. Its natural content analysis contains only four states, and rendered hybrids may be outside the policy’s native future distribution. Cosmos 3 completed 22 of 24 frozen population states and 10 of 12 factor states; the two population omissions resulted from short source videos and were not replaced. Pixel masks may miss distributed semantic features or induce nonlinear changes, so negligible isolated effects do not establish joint necessity. Key removal changes attention normalization, and K/V replacement can interact with unpatched routes. We do not demonstrate task-success mediation or recover a full circuit.</w:t>
       </w:r>
     </w:p>
     <w:bookmarkEnd w:id="43"/>
@@ -3744,7 +3822,7 @@
         <w:pStyle w:val="FirstParagraph"/>
       </w:pPr>
       <w:r>
-        <w:t xml:space="preserve">In two WAM checkpoints, coherent generated futures steer actions and one-chunk simulator endpoints toward a specific donor continuation. Cosmos 3 shows this effect across 22 sampled states; future-token K/V replacement strongly attenuates it, while isolated robot or object pixels do not recreate it. Cosmos Policy shows a related, more state-dependent effect dominated by visual robot-motion information. The models use their futures to condition action, but whether they compare predicted outcomes to plan remains an open question.</w:t>
+        <w:t xml:space="preserve">The central result is directional: we do not merely damage a model’s future and observe that behavior changes; we supply a different coherent future and find that behavior follows that particular alternative. Cosmos 3 shows this across 22 sampled states, with future-token K/V carrying most of the action and endpoint shift. Cosmos Policy shows a related, more state-dependent effect dominated by visual robot-motion information, while neither isolated robot nor object pixels reproduce Cosmos 3’s whole-future effect. These models use generated futures to condition action. Whether they compare alternative predicted outcomes in order to plan remains unanswered.</w:t>
       </w:r>
     </w:p>
     <w:bookmarkEnd w:id="46"/>

--- a/output/imagined_futures_neurips2026.docx
+++ b/output/imagined_futures_neurips2026.docx
@@ -294,7 +294,7 @@
       <w:r>
         <w:drawing>
           <wp:inline>
-            <wp:extent cx="5257800" cy="1695450"/>
+            <wp:extent cx="5139690" cy="2758440"/>
             <wp:effectExtent b="0" l="0" r="0" t="0"/>
             <wp:docPr descr="" title="" id="10" name="Picture"/>
             <a:graphic>
@@ -315,7 +315,7 @@
                   <pic:spPr bwMode="auto">
                     <a:xfrm>
                       <a:off x="0" y="0"/>
-                      <a:ext cx="5257800" cy="1695450"/>
+                      <a:ext cx="5139690" cy="2758440"/>
                     </a:xfrm>
                     <a:prstGeom prst="rect">
                       <a:avLst/>
@@ -339,7 +339,7 @@
         <w:pStyle w:val="ImageCaption"/>
       </w:pPr>
       <w:r>
-        <w:t xml:space="preserve">Reachable-donor future transplantation. Two unmodified continuations start from the same simulator state. The recipient is recomputed with only the donor future substituted; the donor action is withheld and used afterward for scoring. Signed projection is 0 at the recipient, 1 at the donor, and 0.5 halfway along the donor direction. K/V replacement then tests whether future-token activations carry that shift.</w:t>
+        <w:t xml:space="preserve">Reachable-donor future transplantation. (a) Two native continuations start from the same restored state. (b) The recipient is recomputed with only the donor future substituted. (c) The donor action is withheld and used afterward to score signed movement from recipient (0) toward donor (1). (d) Replacing donor-future K/V with self-future K/V tests whether that interface carries the directional shift.</w:t>
       </w:r>
     </w:p>
     <w:bookmarkEnd w:id="12"/>
@@ -1975,7 +1975,7 @@
     </w:p>
     <w:bookmarkEnd w:id="23"/>
     <w:bookmarkEnd w:id="24"/>
-    <w:bookmarkStart w:id="42" w:name="sec:results"/>
+    <w:bookmarkStart w:id="46" w:name="sec:results"/>
     <w:p>
       <w:pPr>
         <w:pStyle w:val="Heading1"/>
@@ -1984,7 +1984,7 @@
         <w:t xml:space="preserve">Results</w:t>
       </w:r>
     </w:p>
-    <w:bookmarkStart w:id="31" w:name="sec:steering"/>
+    <w:bookmarkStart w:id="33" w:name="sec:steering"/>
     <w:p>
       <w:pPr>
         <w:pStyle w:val="Heading2"/>
@@ -1998,455 +1998,16 @@
         <w:pStyle w:val="FirstParagraph"/>
       </w:pPr>
       <w:r>
-        <w:t xml:space="preserve">Coherent donor futures move both the recipient’s action and its one-chunk simulator endpoint toward the donor. Cosmos 3 shows this throughout its frozen population; Cosmos Policy’s effect is concentrated at the first queried states.</w:t>
-      </w:r>
-    </w:p>
-    <w:bookmarkStart w:id="25" w:name="cosmos-3.-1"/>
-    <w:p>
-      <w:pPr>
-        <w:pStyle w:val="Heading4"/>
-      </w:pPr>
-      <w:r>
-        <w:t xml:space="preserve">Cosmos 3.</w:t>
-      </w:r>
-    </w:p>
-    <w:p>
-      <w:pPr>
-        <w:pStyle w:val="FirstParagraph"/>
-      </w:pPr>
-      <w:r>
-        <w:t xml:space="preserve">Across 22 completed states and all six tasks, predicted-future action steering is</w:t>
-      </w:r>
-      <w:r>
-        <w:t xml:space="preserve"> </w:t>
-      </w:r>
-      <m:oMath>
-        <m:r>
-          <m:t>0.992</m:t>
-        </m:r>
-      </m:oMath>
-      <w:r>
-        <w:t xml:space="preserve"> </w:t>
-      </w:r>
-      <w:r>
-        <w:t xml:space="preserve">(95% state-bootstrap CI</w:t>
-      </w:r>
-      <w:r>
-        <w:t xml:space="preserve"> </w:t>
-      </w:r>
-      <m:oMath>
-        <m:r>
-          <m:rPr>
-            <m:sty m:val="p"/>
-          </m:rPr>
-          <m:t>[</m:t>
-        </m:r>
-        <m:r>
-          <m:t>0.972</m:t>
-        </m:r>
-        <m:r>
-          <m:rPr>
-            <m:sty m:val="p"/>
-          </m:rPr>
-          <m:t>,</m:t>
-        </m:r>
-        <m:r>
-          <m:t>1.010</m:t>
-        </m:r>
-        <m:r>
-          <m:rPr>
-            <m:sty m:val="p"/>
-          </m:rPr>
-          <m:t>]</m:t>
-        </m:r>
-      </m:oMath>
-      <w:r>
-        <w:t xml:space="preserve">), positive in 22/22 states. On the signed projection scale, the mean action therefore moves almost the full recipient-to-donor distance in the donor direction. Relative to the prespecified natural-future control, the effect is</w:t>
-      </w:r>
-      <w:r>
-        <w:t xml:space="preserve"> </w:t>
-      </w:r>
-      <m:oMath>
-        <m:r>
-          <m:t>0.433</m:t>
-        </m:r>
-      </m:oMath>
-      <w:r>
-        <w:t xml:space="preserve"> </w:t>
-      </w:r>
-      <w:r>
-        <w:t xml:space="preserve">(</w:t>
-      </w:r>
-      <m:oMath>
-        <m:r>
-          <m:rPr>
-            <m:sty m:val="p"/>
-          </m:rPr>
-          <m:t>[</m:t>
-        </m:r>
-        <m:r>
-          <m:t>0.332</m:t>
-        </m:r>
-        <m:r>
-          <m:rPr>
-            <m:sty m:val="p"/>
-          </m:rPr>
-          <m:t>,</m:t>
-        </m:r>
-        <m:r>
-          <m:t>0.538</m:t>
-        </m:r>
-        <m:r>
-          <m:rPr>
-            <m:sty m:val="p"/>
-          </m:rPr>
-          <m:t>]</m:t>
-        </m:r>
-      </m:oMath>
-      <w:r>
-        <w:t xml:space="preserve">) larger, showing that the paired donor carries more direction-specific information than that non-donor continuation. Futures encoded from executed donor branches produce nearly the same result: action steering is</w:t>
-      </w:r>
-      <w:r>
-        <w:t xml:space="preserve"> </w:t>
-      </w:r>
-      <m:oMath>
-        <m:r>
-          <m:t>0.983</m:t>
-        </m:r>
-      </m:oMath>
-      <w:r>
-        <w:t xml:space="preserve"> </w:t>
-      </w:r>
-      <w:r>
-        <w:t xml:space="preserve">(</w:t>
-      </w:r>
-      <m:oMath>
-        <m:r>
-          <m:rPr>
-            <m:sty m:val="p"/>
-          </m:rPr>
-          <m:t>[</m:t>
-        </m:r>
-        <m:r>
-          <m:t>0.890</m:t>
-        </m:r>
-        <m:r>
-          <m:rPr>
-            <m:sty m:val="p"/>
-          </m:rPr>
-          <m:t>,</m:t>
-        </m:r>
-        <m:r>
-          <m:t>1.064</m:t>
-        </m:r>
-        <m:r>
-          <m:rPr>
-            <m:sty m:val="p"/>
-          </m:rPr>
-          <m:t>]</m:t>
-        </m:r>
-      </m:oMath>
-      <w:r>
-        <w:t xml:space="preserve">), and executing the recomputed action yields endpoint steering of</w:t>
-      </w:r>
-      <w:r>
-        <w:t xml:space="preserve"> </w:t>
-      </w:r>
-      <m:oMath>
-        <m:r>
-          <m:t>1.003</m:t>
-        </m:r>
-      </m:oMath>
-      <w:r>
-        <w:t xml:space="preserve"> </w:t>
-      </w:r>
-      <w:r>
-        <w:t xml:space="preserve">(</w:t>
-      </w:r>
-      <m:oMath>
-        <m:r>
-          <m:rPr>
-            <m:sty m:val="p"/>
-          </m:rPr>
-          <m:t>[</m:t>
-        </m:r>
-        <m:r>
-          <m:t>0.950</m:t>
-        </m:r>
-        <m:r>
-          <m:rPr>
-            <m:sty m:val="p"/>
-          </m:rPr>
-          <m:t>,</m:t>
-        </m:r>
-        <m:r>
-          <m:t>1.050</m:t>
-        </m:r>
-        <m:r>
-          <m:rPr>
-            <m:sty m:val="p"/>
-          </m:rPr>
-          <m:t>]</m:t>
-        </m:r>
-      </m:oMath>
-      <w:r>
-        <w:t xml:space="preserve">). Both are positive in all 22 states. The endpoint result shows that donor-directed action differences survive simulator execution; because projection ignores orthogonal error, it does not imply that the full endpoint vectors coincide. Executed-future action steering also exceeds the geometry-matched Gaussian control by</w:t>
-      </w:r>
-      <w:r>
-        <w:t xml:space="preserve"> </w:t>
-      </w:r>
-      <m:oMath>
-        <m:r>
-          <m:t>0.941</m:t>
-        </m:r>
-      </m:oMath>
-      <w:r>
-        <w:t xml:space="preserve"> </w:t>
-      </w:r>
-      <w:r>
-        <w:t xml:space="preserve">(</w:t>
-      </w:r>
-      <m:oMath>
-        <m:r>
-          <m:rPr>
-            <m:sty m:val="p"/>
-          </m:rPr>
-          <m:t>[</m:t>
-        </m:r>
-        <m:r>
-          <m:t>0.837</m:t>
-        </m:r>
-        <m:r>
-          <m:rPr>
-            <m:sty m:val="p"/>
-          </m:rPr>
-          <m:t>,</m:t>
-        </m:r>
-        <m:r>
-          <m:t>1.032</m:t>
-        </m:r>
-        <m:r>
-          <m:rPr>
-            <m:sty m:val="p"/>
-          </m:rPr>
-          <m:t>]</m:t>
-        </m:r>
-      </m:oMath>
-      <w:r>
-        <w:t xml:space="preserve">) and the natural control by</w:t>
-      </w:r>
-      <w:r>
-        <w:t xml:space="preserve"> </w:t>
-      </w:r>
-      <m:oMath>
-        <m:r>
-          <m:t>0.391</m:t>
-        </m:r>
-      </m:oMath>
-      <w:r>
-        <w:t xml:space="preserve"> </w:t>
-      </w:r>
-      <w:r>
-        <w:t xml:space="preserve">(</w:t>
-      </w:r>
-      <m:oMath>
-        <m:r>
-          <m:rPr>
-            <m:sty m:val="p"/>
-          </m:rPr>
-          <m:t>[</m:t>
-        </m:r>
-        <m:r>
-          <m:t>0.246</m:t>
-        </m:r>
-        <m:r>
-          <m:rPr>
-            <m:sty m:val="p"/>
-          </m:rPr>
-          <m:t>,</m:t>
-        </m:r>
-        <m:r>
-          <m:t>0.533</m:t>
-        </m:r>
-        <m:r>
-          <m:rPr>
-            <m:sty m:val="p"/>
-          </m:rPr>
-          <m:t>]</m:t>
-        </m:r>
-      </m:oMath>
-      <w:r>
-        <w:t xml:space="preserve">). Task-balanced analyses preserve these conclusions. A separate four-task engineering study identifies the correct donor in 12/12 cases for both future sources.</w:t>
-      </w:r>
-    </w:p>
-    <w:bookmarkEnd w:id="25"/>
-    <w:bookmarkStart w:id="30" w:name="cosmos-policy.-1"/>
-    <w:p>
-      <w:pPr>
-        <w:pStyle w:val="Heading4"/>
-      </w:pPr>
-      <w:r>
-        <w:t xml:space="preserve">Cosmos Policy.</w:t>
-      </w:r>
-    </w:p>
-    <w:p>
-      <w:pPr>
-        <w:pStyle w:val="FirstParagraph"/>
-      </w:pPr>
-      <w:r>
-        <w:t xml:space="preserve">At the first query, donor-minus-self action steering is</w:t>
-      </w:r>
-      <w:r>
-        <w:t xml:space="preserve"> </w:t>
-      </w:r>
-      <m:oMath>
-        <m:r>
-          <m:t>0.499</m:t>
-        </m:r>
-      </m:oMath>
-      <w:r>
-        <w:t xml:space="preserve"> </w:t>
-      </w:r>
-      <w:r>
-        <w:t xml:space="preserve">(</w:t>
-      </w:r>
-      <m:oMath>
-        <m:r>
-          <m:rPr>
-            <m:sty m:val="p"/>
-          </m:rPr>
-          <m:t>[</m:t>
-        </m:r>
-        <m:r>
-          <m:t>0.336</m:t>
-        </m:r>
-        <m:r>
-          <m:rPr>
-            <m:sty m:val="p"/>
-          </m:rPr>
-          <m:t>,</m:t>
-        </m:r>
-        <m:r>
-          <m:t>0.679</m:t>
-        </m:r>
-        <m:r>
-          <m:rPr>
-            <m:sty m:val="p"/>
-          </m:rPr>
-          <m:t>]</m:t>
-        </m:r>
-      </m:oMath>
-      <w:r>
-        <w:t xml:space="preserve">), positive in all ten tasks. The executed endpoint shifts by</w:t>
-      </w:r>
-      <w:r>
-        <w:t xml:space="preserve"> </w:t>
-      </w:r>
-      <m:oMath>
-        <m:r>
-          <m:t>0.552</m:t>
-        </m:r>
-      </m:oMath>
-      <w:r>
-        <w:t xml:space="preserve"> </w:t>
-      </w:r>
-      <w:r>
-        <w:t xml:space="preserve">(</w:t>
-      </w:r>
-      <m:oMath>
-        <m:r>
-          <m:rPr>
-            <m:sty m:val="p"/>
-          </m:rPr>
-          <m:t>[</m:t>
-        </m:r>
-        <m:r>
-          <m:t>0.387</m:t>
-        </m:r>
-        <m:r>
-          <m:rPr>
-            <m:sty m:val="p"/>
-          </m:rPr>
-          <m:t>,</m:t>
-        </m:r>
-        <m:r>
-          <m:t>0.728</m:t>
-        </m:r>
-        <m:r>
-          <m:rPr>
-            <m:sty m:val="p"/>
-          </m:rPr>
-          <m:t>]</m:t>
-        </m:r>
-      </m:oMath>
-      <w:r>
-        <w:t xml:space="preserve">), also positive in all ten. Action steering remains positive relative to Gaussian (</w:t>
-      </w:r>
-      <m:oMath>
-        <m:r>
-          <m:t>0.497</m:t>
-        </m:r>
-      </m:oMath>
-      <w:r>
-        <w:t xml:space="preserve">), natural (</w:t>
-      </w:r>
-      <m:oMath>
-        <m:r>
-          <m:t>0.103</m:t>
-        </m:r>
-      </m:oMath>
-      <w:r>
-        <w:t xml:space="preserve">), and shuffled-future (</w:t>
-      </w:r>
-      <m:oMath>
-        <m:r>
-          <m:t>0.255</m:t>
-        </m:r>
-      </m:oMath>
-      <w:r>
-        <w:t xml:space="preserve">) controls; the corresponding endpoint contrasts are</w:t>
-      </w:r>
-      <w:r>
-        <w:t xml:space="preserve"> </w:t>
-      </w:r>
-      <m:oMath>
-        <m:r>
-          <m:t>0.549</m:t>
-        </m:r>
-      </m:oMath>
-      <w:r>
-        <w:t xml:space="preserve">,</w:t>
-      </w:r>
-      <w:r>
-        <w:t xml:space="preserve"> </w:t>
-      </w:r>
-      <m:oMath>
-        <m:r>
-          <m:t>0.110</m:t>
-        </m:r>
-      </m:oMath>
-      <w:r>
-        <w:t xml:space="preserve">, and</w:t>
-      </w:r>
-      <w:r>
-        <w:t xml:space="preserve"> </w:t>
-      </w:r>
-      <m:oMath>
-        <m:r>
-          <m:t>0.277</m:t>
-        </m:r>
-      </m:oMath>
-      <w:r>
-        <w:t xml:space="preserve">. Secondary control intervals were not available. The later sampled states show much smaller effects: after three chunks, action and endpoint steering are</w:t>
-      </w:r>
-      <w:r>
-        <w:t xml:space="preserve"> </w:t>
-      </w:r>
-      <m:oMath>
-        <m:r>
-          <m:t>0.031</m:t>
-        </m:r>
-      </m:oMath>
+        <w:t xml:space="preserve">Coherent donor futures move both the recipient’s action and its one-chunk simulator endpoint toward the donor. Tables </w:t>
+      </w:r>
+      <w:hyperlink w:anchor="tab:cosmos3-controls">
+        <w:r>
+          <w:rPr>
+            <w:rStyle w:val="Hyperlink"/>
+          </w:rPr>
+          <w:t xml:space="preserve">1</w:t>
+        </w:r>
+      </w:hyperlink>
       <w:r>
         <w:t xml:space="preserve"> </w:t>
       </w:r>
@@ -2456,41 +2017,30 @@
       <w:r>
         <w:t xml:space="preserve"> </w:t>
       </w:r>
-      <m:oMath>
-        <m:r>
-          <m:t>0.004</m:t>
-        </m:r>
-      </m:oMath>
-      <w:r>
-        <w:t xml:space="preserve">; after six, they are</w:t>
-      </w:r>
-      <w:r>
-        <w:t xml:space="preserve"> </w:t>
-      </w:r>
-      <m:oMath>
-        <m:r>
-          <m:t>0.027</m:t>
-        </m:r>
-      </m:oMath>
-      <w:r>
-        <w:t xml:space="preserve"> </w:t>
-      </w:r>
-      <w:r>
-        <w:t xml:space="preserve">and</w:t>
-      </w:r>
-      <w:r>
-        <w:t xml:space="preserve"> </w:t>
-      </w:r>
-      <m:oMath>
-        <m:r>
-          <m:t>0.025</m:t>
-        </m:r>
-      </m:oMath>
-      <w:r>
-        <w:t xml:space="preserve"> </w:t>
-      </w:r>
-      <w:r>
-        <w:t xml:space="preserve">(Figure </w:t>
+      <w:hyperlink w:anchor="tab:policy-controls">
+        <w:r>
+          <w:rPr>
+            <w:rStyle w:val="Hyperlink"/>
+          </w:rPr>
+          <w:t xml:space="preserve">2</w:t>
+        </w:r>
+      </w:hyperlink>
+      <w:r>
+        <w:t xml:space="preserve"> </w:t>
+      </w:r>
+      <w:r>
+        <w:t xml:space="preserve">report every confirmatory steering contrast against its named comparator; Figure </w:t>
+      </w:r>
+      <w:hyperlink w:anchor="fig:cosmos3">
+        <w:r>
+          <w:rPr>
+            <w:rStyle w:val="Hyperlink"/>
+          </w:rPr>
+          <w:t xml:space="preserve">3</w:t>
+        </w:r>
+      </w:hyperlink>
+      <w:r>
+        <w:t xml:space="preserve">a and Figure </w:t>
       </w:r>
       <w:hyperlink w:anchor="fig:policy">
         <w:r>
@@ -2501,10 +2051,1500 @@
         </w:r>
       </w:hyperlink>
       <w:r>
-        <w:t xml:space="preserve">). Because each time point uses a different state, this pattern is an association with state and timing, not a causal estimate of temporal decay.</w:t>
-      </w:r>
-    </w:p>
-    <w:bookmarkStart w:id="29" w:name="fig:policy"/>
+        <w:t xml:space="preserve">b show the same estimates graphically. A value of 1 means that the intervention moves the recipient the full recipient-to-donor distance along the donor direction. A positive donor-minus-control contrast means that the paired donor future steers more strongly than that control.</w:t>
+      </w:r>
+    </w:p>
+    <w:bookmarkStart w:id="26" w:name="cosmos-3.-1"/>
+    <w:p>
+      <w:pPr>
+        <w:pStyle w:val="Heading4"/>
+      </w:pPr>
+      <w:r>
+        <w:t xml:space="preserve">Cosmos 3.</w:t>
+      </w:r>
+    </w:p>
+    <w:p>
+      <w:pPr>
+        <w:pStyle w:val="FirstParagraph"/>
+      </w:pPr>
+      <w:r>
+        <w:t xml:space="preserve">Across 22 completed states and all six tasks, a predicted donor future produces action steering of</w:t>
+      </w:r>
+      <w:r>
+        <w:t xml:space="preserve"> </w:t>
+      </w:r>
+      <m:oMath>
+        <m:r>
+          <m:t>0.992</m:t>
+        </m:r>
+      </m:oMath>
+      <w:r>
+        <w:t xml:space="preserve"> </w:t>
+      </w:r>
+      <w:r>
+        <w:t xml:space="preserve">(</w:t>
+      </w:r>
+      <m:oMath>
+        <m:r>
+          <m:rPr>
+            <m:sty m:val="p"/>
+          </m:rPr>
+          <m:t>[</m:t>
+        </m:r>
+        <m:r>
+          <m:t>0.972</m:t>
+        </m:r>
+        <m:r>
+          <m:rPr>
+            <m:sty m:val="p"/>
+          </m:rPr>
+          <m:t>,</m:t>
+        </m:r>
+        <m:r>
+          <m:t>1.010</m:t>
+        </m:r>
+        <m:r>
+          <m:rPr>
+            <m:sty m:val="p"/>
+          </m:rPr>
+          <m:t>]</m:t>
+        </m:r>
+      </m:oMath>
+      <w:r>
+        <w:t xml:space="preserve">; 22/22 states positive; Table </w:t>
+      </w:r>
+      <w:hyperlink w:anchor="tab:cosmos3-controls">
+        <w:r>
+          <w:rPr>
+            <w:rStyle w:val="Hyperlink"/>
+          </w:rPr>
+          <w:t xml:space="preserve">1</w:t>
+        </w:r>
+      </w:hyperlink>
+      <w:r>
+        <w:t xml:space="preserve">). The same donor exceeds the prespecified natural-future control by</w:t>
+      </w:r>
+      <w:r>
+        <w:t xml:space="preserve"> </w:t>
+      </w:r>
+      <m:oMath>
+        <m:r>
+          <m:t>0.433</m:t>
+        </m:r>
+      </m:oMath>
+      <w:r>
+        <w:t xml:space="preserve"> </w:t>
+      </w:r>
+      <w:r>
+        <w:t xml:space="preserve">(</w:t>
+      </w:r>
+      <m:oMath>
+        <m:r>
+          <m:rPr>
+            <m:sty m:val="p"/>
+          </m:rPr>
+          <m:t>[</m:t>
+        </m:r>
+        <m:r>
+          <m:t>0.332</m:t>
+        </m:r>
+        <m:r>
+          <m:rPr>
+            <m:sty m:val="p"/>
+          </m:rPr>
+          <m:t>,</m:t>
+        </m:r>
+        <m:r>
+          <m:t>0.538</m:t>
+        </m:r>
+        <m:r>
+          <m:rPr>
+            <m:sty m:val="p"/>
+          </m:rPr>
+          <m:t>]</m:t>
+        </m:r>
+      </m:oMath>
+      <w:r>
+        <w:t xml:space="preserve">; 21/22). Executed donor videos give nearly the same result: action steering is</w:t>
+      </w:r>
+      <w:r>
+        <w:t xml:space="preserve"> </w:t>
+      </w:r>
+      <m:oMath>
+        <m:r>
+          <m:t>0.983</m:t>
+        </m:r>
+      </m:oMath>
+      <w:r>
+        <w:t xml:space="preserve"> </w:t>
+      </w:r>
+      <w:r>
+        <w:t xml:space="preserve">(</w:t>
+      </w:r>
+      <m:oMath>
+        <m:r>
+          <m:rPr>
+            <m:sty m:val="p"/>
+          </m:rPr>
+          <m:t>[</m:t>
+        </m:r>
+        <m:r>
+          <m:t>0.890</m:t>
+        </m:r>
+        <m:r>
+          <m:rPr>
+            <m:sty m:val="p"/>
+          </m:rPr>
+          <m:t>,</m:t>
+        </m:r>
+        <m:r>
+          <m:t>1.064</m:t>
+        </m:r>
+        <m:r>
+          <m:rPr>
+            <m:sty m:val="p"/>
+          </m:rPr>
+          <m:t>]</m:t>
+        </m:r>
+      </m:oMath>
+      <w:r>
+        <w:t xml:space="preserve">; 22/22), and executing that action yields endpoint steering of</w:t>
+      </w:r>
+      <w:r>
+        <w:t xml:space="preserve"> </w:t>
+      </w:r>
+      <m:oMath>
+        <m:r>
+          <m:t>1.003</m:t>
+        </m:r>
+      </m:oMath>
+      <w:r>
+        <w:t xml:space="preserve"> </w:t>
+      </w:r>
+      <w:r>
+        <w:t xml:space="preserve">(</w:t>
+      </w:r>
+      <m:oMath>
+        <m:r>
+          <m:rPr>
+            <m:sty m:val="p"/>
+          </m:rPr>
+          <m:t>[</m:t>
+        </m:r>
+        <m:r>
+          <m:t>0.950</m:t>
+        </m:r>
+        <m:r>
+          <m:rPr>
+            <m:sty m:val="p"/>
+          </m:rPr>
+          <m:t>,</m:t>
+        </m:r>
+        <m:r>
+          <m:t>1.050</m:t>
+        </m:r>
+        <m:r>
+          <m:rPr>
+            <m:sty m:val="p"/>
+          </m:rPr>
+          <m:t>]</m:t>
+        </m:r>
+      </m:oMath>
+      <w:r>
+        <w:t xml:space="preserve">; 22/22). Executed-future action steering also exceeds the geometry-matched Gaussian control by</w:t>
+      </w:r>
+      <w:r>
+        <w:t xml:space="preserve"> </w:t>
+      </w:r>
+      <m:oMath>
+        <m:r>
+          <m:t>0.941</m:t>
+        </m:r>
+      </m:oMath>
+      <w:r>
+        <w:t xml:space="preserve"> </w:t>
+      </w:r>
+      <w:r>
+        <w:t xml:space="preserve">(</w:t>
+      </w:r>
+      <m:oMath>
+        <m:r>
+          <m:rPr>
+            <m:sty m:val="p"/>
+          </m:rPr>
+          <m:t>[</m:t>
+        </m:r>
+        <m:r>
+          <m:t>0.837</m:t>
+        </m:r>
+        <m:r>
+          <m:rPr>
+            <m:sty m:val="p"/>
+          </m:rPr>
+          <m:t>,</m:t>
+        </m:r>
+        <m:r>
+          <m:t>1.032</m:t>
+        </m:r>
+        <m:r>
+          <m:rPr>
+            <m:sty m:val="p"/>
+          </m:rPr>
+          <m:t>]</m:t>
+        </m:r>
+      </m:oMath>
+      <w:r>
+        <w:t xml:space="preserve">; 22/22) and the natural control by</w:t>
+      </w:r>
+      <w:r>
+        <w:t xml:space="preserve"> </w:t>
+      </w:r>
+      <m:oMath>
+        <m:r>
+          <m:t>0.391</m:t>
+        </m:r>
+      </m:oMath>
+      <w:r>
+        <w:t xml:space="preserve"> </w:t>
+      </w:r>
+      <w:r>
+        <w:t xml:space="preserve">(</w:t>
+      </w:r>
+      <m:oMath>
+        <m:r>
+          <m:rPr>
+            <m:sty m:val="p"/>
+          </m:rPr>
+          <m:t>[</m:t>
+        </m:r>
+        <m:r>
+          <m:t>0.246</m:t>
+        </m:r>
+        <m:r>
+          <m:rPr>
+            <m:sty m:val="p"/>
+          </m:rPr>
+          <m:t>,</m:t>
+        </m:r>
+        <m:r>
+          <m:t>0.533</m:t>
+        </m:r>
+        <m:r>
+          <m:rPr>
+            <m:sty m:val="p"/>
+          </m:rPr>
+          <m:t>]</m:t>
+        </m:r>
+      </m:oMath>
+      <w:r>
+        <w:t xml:space="preserve">; 18/22). Thus, the effect is not explained by recomputation, an equally large unstructured displacement, or merely supplying a different valid continuation. Endpoint projection shows that the donor-directed component survives simulator execution; it does not imply equality of the full endpoint vectors. Task-balanced analyses preserve these conclusions.</w:t>
+      </w:r>
+    </w:p>
+    <w:bookmarkStart w:id="25" w:name="tab:cosmos3-controls"/>
+    <w:p>
+      <w:pPr>
+        <w:pStyle w:val="TableCaption"/>
+      </w:pPr>
+      <w:r>
+        <w:t xml:space="preserve">Cosmos 3 steering and controls. Each estimate is paired donor-future projection minus the named comparator, averaged within state; intervals are 95% state-bootstrap CIs.</w:t>
+      </w:r>
+      <w:r>
+        <w:t xml:space="preserve"> </w:t>
+      </w:r>
+      <w:r>
+        <w:t xml:space="preserve">“Executed self”</w:t>
+      </w:r>
+      <w:r>
+        <w:t xml:space="preserve"> </w:t>
+      </w:r>
+      <w:r>
+        <w:t xml:space="preserve">reruns the executed-video intervention with the recipient’s own executed future. Controls not listed for a future source/outcome were not run.</w:t>
+      </w:r>
+    </w:p>
+    <w:tbl>
+      <w:tblPr>
+        <w:tblStyle w:val="Table"/>
+        <w:tblW w:type="auto" w:w="0"/>
+        <w:tblLook w:firstRow="1" w:lastRow="0" w:firstColumn="0" w:lastColumn="0" w:noHBand="0" w:noVBand="0" w:val="0020"/>
+        <w:tblCaption w:val="Cosmos 3 steering and controls. Each estimate is paired donor-future projection minus the named comparator, averaged within state; intervals are 95% state-bootstrap CIs. “Executed self” reruns the executed-video intervention with the recipient’s own executed future. Controls not listed for a future source/outcome were not run."/>
+      </w:tblPr>
+      <w:tblGrid>
+        <w:gridCol w:w="1980"/>
+        <w:gridCol w:w="1980"/>
+        <w:gridCol w:w="1980"/>
+        <w:gridCol w:w="1980"/>
+      </w:tblGrid>
+      <w:tr>
+        <w:trPr>
+          <w:tblHeader w:val="on"/>
+        </w:trPr>
+        <w:tc>
+          <w:tcPr/>
+          <w:p>
+            <w:pPr>
+              <w:pStyle w:val="Compact"/>
+              <w:jc w:val="left"/>
+            </w:pPr>
+            <w:r>
+              <w:t xml:space="preserve">Intervention outcome</w:t>
+            </w:r>
+          </w:p>
+        </w:tc>
+        <w:tc>
+          <w:tcPr/>
+          <w:p>
+            <w:pPr>
+              <w:pStyle w:val="Compact"/>
+              <w:jc w:val="left"/>
+            </w:pPr>
+            <w:r>
+              <w:t xml:space="preserve">Comparator</w:t>
+            </w:r>
+          </w:p>
+        </w:tc>
+        <w:tc>
+          <w:tcPr/>
+          <w:p>
+            <w:pPr>
+              <w:pStyle w:val="Compact"/>
+              <w:jc w:val="center"/>
+            </w:pPr>
+            <w:r>
+              <w:t xml:space="preserve">Mean [95% CI]</w:t>
+            </w:r>
+          </w:p>
+        </w:tc>
+        <w:tc>
+          <w:tcPr/>
+          <w:p>
+            <w:pPr>
+              <w:pStyle w:val="Compact"/>
+              <w:jc w:val="center"/>
+            </w:pPr>
+            <w:r>
+              <w:t xml:space="preserve">Positive states</w:t>
+            </w:r>
+          </w:p>
+        </w:tc>
+      </w:tr>
+      <w:tr>
+        <w:tc>
+          <w:tcPr/>
+          <w:p>
+            <w:pPr>
+              <w:pStyle w:val="Compact"/>
+              <w:jc w:val="left"/>
+            </w:pPr>
+            <w:r>
+              <w:t xml:space="preserve">Predicted future, action</w:t>
+            </w:r>
+          </w:p>
+        </w:tc>
+        <w:tc>
+          <w:tcPr/>
+          <w:p>
+            <w:pPr>
+              <w:pStyle w:val="Compact"/>
+              <w:jc w:val="left"/>
+            </w:pPr>
+            <w:r>
+              <w:t xml:space="preserve">Self recomputation</w:t>
+            </w:r>
+          </w:p>
+        </w:tc>
+        <w:tc>
+          <w:tcPr/>
+          <w:p>
+            <w:pPr>
+              <w:pStyle w:val="Compact"/>
+              <w:jc w:val="center"/>
+            </w:pPr>
+            <w:r>
+              <w:t xml:space="preserve">0.992 [0.972, 1.010]</w:t>
+            </w:r>
+          </w:p>
+        </w:tc>
+        <w:tc>
+          <w:tcPr/>
+          <w:p>
+            <w:pPr>
+              <w:pStyle w:val="Compact"/>
+              <w:jc w:val="center"/>
+            </w:pPr>
+            <w:r>
+              <w:t xml:space="preserve">22/22</w:t>
+            </w:r>
+          </w:p>
+        </w:tc>
+      </w:tr>
+      <w:tr>
+        <w:tc>
+          <w:tcPr/>
+          <w:p>
+            <w:pPr>
+              <w:pStyle w:val="Compact"/>
+              <w:jc w:val="left"/>
+            </w:pPr>
+            <w:r>
+              <w:t xml:space="preserve">Predicted future, action</w:t>
+            </w:r>
+          </w:p>
+        </w:tc>
+        <w:tc>
+          <w:tcPr/>
+          <w:p>
+            <w:pPr>
+              <w:pStyle w:val="Compact"/>
+              <w:jc w:val="left"/>
+            </w:pPr>
+            <w:r>
+              <w:t xml:space="preserve">Natural future</w:t>
+            </w:r>
+          </w:p>
+        </w:tc>
+        <w:tc>
+          <w:tcPr/>
+          <w:p>
+            <w:pPr>
+              <w:pStyle w:val="Compact"/>
+              <w:jc w:val="center"/>
+            </w:pPr>
+            <w:r>
+              <w:t xml:space="preserve">0.433 [0.332, 0.538]</w:t>
+            </w:r>
+          </w:p>
+        </w:tc>
+        <w:tc>
+          <w:tcPr/>
+          <w:p>
+            <w:pPr>
+              <w:pStyle w:val="Compact"/>
+              <w:jc w:val="center"/>
+            </w:pPr>
+            <w:r>
+              <w:t xml:space="preserve">21/22</w:t>
+            </w:r>
+          </w:p>
+        </w:tc>
+      </w:tr>
+      <w:tr>
+        <w:tc>
+          <w:tcPr/>
+          <w:p>
+            <w:pPr>
+              <w:pStyle w:val="Compact"/>
+              <w:jc w:val="left"/>
+            </w:pPr>
+            <w:r>
+              <w:t xml:space="preserve">Executed future, action</w:t>
+            </w:r>
+          </w:p>
+        </w:tc>
+        <w:tc>
+          <w:tcPr/>
+          <w:p>
+            <w:pPr>
+              <w:pStyle w:val="Compact"/>
+              <w:jc w:val="left"/>
+            </w:pPr>
+            <w:r>
+              <w:t xml:space="preserve">Executed self</w:t>
+            </w:r>
+          </w:p>
+        </w:tc>
+        <w:tc>
+          <w:tcPr/>
+          <w:p>
+            <w:pPr>
+              <w:pStyle w:val="Compact"/>
+              <w:jc w:val="center"/>
+            </w:pPr>
+            <w:r>
+              <w:t xml:space="preserve">0.983 [0.890, 1.064]</w:t>
+            </w:r>
+          </w:p>
+        </w:tc>
+        <w:tc>
+          <w:tcPr/>
+          <w:p>
+            <w:pPr>
+              <w:pStyle w:val="Compact"/>
+              <w:jc w:val="center"/>
+            </w:pPr>
+            <w:r>
+              <w:t xml:space="preserve">22/22</w:t>
+            </w:r>
+          </w:p>
+        </w:tc>
+      </w:tr>
+      <w:tr>
+        <w:tc>
+          <w:tcPr/>
+          <w:p>
+            <w:pPr>
+              <w:pStyle w:val="Compact"/>
+              <w:jc w:val="left"/>
+            </w:pPr>
+            <w:r>
+              <w:t xml:space="preserve">Executed future, action</w:t>
+            </w:r>
+          </w:p>
+        </w:tc>
+        <w:tc>
+          <w:tcPr/>
+          <w:p>
+            <w:pPr>
+              <w:pStyle w:val="Compact"/>
+              <w:jc w:val="left"/>
+            </w:pPr>
+            <w:r>
+              <w:t xml:space="preserve">Matched Gaussian</w:t>
+            </w:r>
+          </w:p>
+        </w:tc>
+        <w:tc>
+          <w:tcPr/>
+          <w:p>
+            <w:pPr>
+              <w:pStyle w:val="Compact"/>
+              <w:jc w:val="center"/>
+            </w:pPr>
+            <w:r>
+              <w:t xml:space="preserve">0.941 [0.837, 1.032]</w:t>
+            </w:r>
+          </w:p>
+        </w:tc>
+        <w:tc>
+          <w:tcPr/>
+          <w:p>
+            <w:pPr>
+              <w:pStyle w:val="Compact"/>
+              <w:jc w:val="center"/>
+            </w:pPr>
+            <w:r>
+              <w:t xml:space="preserve">22/22</w:t>
+            </w:r>
+          </w:p>
+        </w:tc>
+      </w:tr>
+      <w:tr>
+        <w:tc>
+          <w:tcPr/>
+          <w:p>
+            <w:pPr>
+              <w:pStyle w:val="Compact"/>
+              <w:jc w:val="left"/>
+            </w:pPr>
+            <w:r>
+              <w:t xml:space="preserve">Executed future, action</w:t>
+            </w:r>
+          </w:p>
+        </w:tc>
+        <w:tc>
+          <w:tcPr/>
+          <w:p>
+            <w:pPr>
+              <w:pStyle w:val="Compact"/>
+              <w:jc w:val="left"/>
+            </w:pPr>
+            <w:r>
+              <w:t xml:space="preserve">Natural future</w:t>
+            </w:r>
+          </w:p>
+        </w:tc>
+        <w:tc>
+          <w:tcPr/>
+          <w:p>
+            <w:pPr>
+              <w:pStyle w:val="Compact"/>
+              <w:jc w:val="center"/>
+            </w:pPr>
+            <w:r>
+              <w:t xml:space="preserve">0.391 [0.246, 0.533]</w:t>
+            </w:r>
+          </w:p>
+        </w:tc>
+        <w:tc>
+          <w:tcPr/>
+          <w:p>
+            <w:pPr>
+              <w:pStyle w:val="Compact"/>
+              <w:jc w:val="center"/>
+            </w:pPr>
+            <w:r>
+              <w:t xml:space="preserve">18/22</w:t>
+            </w:r>
+          </w:p>
+        </w:tc>
+      </w:tr>
+      <w:tr>
+        <w:tc>
+          <w:tcPr/>
+          <w:p>
+            <w:pPr>
+              <w:pStyle w:val="Compact"/>
+              <w:jc w:val="left"/>
+            </w:pPr>
+            <w:r>
+              <w:t xml:space="preserve">Executed future, endpoint</w:t>
+            </w:r>
+          </w:p>
+        </w:tc>
+        <w:tc>
+          <w:tcPr/>
+          <w:p>
+            <w:pPr>
+              <w:pStyle w:val="Compact"/>
+              <w:jc w:val="left"/>
+            </w:pPr>
+            <w:r>
+              <w:t xml:space="preserve">Executed self</w:t>
+            </w:r>
+          </w:p>
+        </w:tc>
+        <w:tc>
+          <w:tcPr/>
+          <w:p>
+            <w:pPr>
+              <w:pStyle w:val="Compact"/>
+              <w:jc w:val="center"/>
+            </w:pPr>
+            <w:r>
+              <w:t xml:space="preserve">1.003 [0.950, 1.050]</w:t>
+            </w:r>
+          </w:p>
+        </w:tc>
+        <w:tc>
+          <w:tcPr/>
+          <w:p>
+            <w:pPr>
+              <w:pStyle w:val="Compact"/>
+              <w:jc w:val="center"/>
+            </w:pPr>
+            <w:r>
+              <w:t xml:space="preserve">22/22</w:t>
+            </w:r>
+          </w:p>
+        </w:tc>
+      </w:tr>
+    </w:tbl>
+    <w:bookmarkEnd w:id="25"/>
+    <w:bookmarkEnd w:id="26"/>
+    <w:bookmarkStart w:id="32" w:name="cosmos-policy.-1"/>
+    <w:p>
+      <w:pPr>
+        <w:pStyle w:val="Heading4"/>
+      </w:pPr>
+      <w:r>
+        <w:t xml:space="preserve">Cosmos Policy.</w:t>
+      </w:r>
+    </w:p>
+    <w:p>
+      <w:pPr>
+        <w:pStyle w:val="FirstParagraph"/>
+      </w:pPr>
+      <w:r>
+        <w:t xml:space="preserve">At the first query, donor-minus-self steering is</w:t>
+      </w:r>
+      <w:r>
+        <w:t xml:space="preserve"> </w:t>
+      </w:r>
+      <m:oMath>
+        <m:r>
+          <m:t>0.499</m:t>
+        </m:r>
+      </m:oMath>
+      <w:r>
+        <w:t xml:space="preserve"> </w:t>
+      </w:r>
+      <w:r>
+        <w:t xml:space="preserve">for actions and</w:t>
+      </w:r>
+      <w:r>
+        <w:t xml:space="preserve"> </w:t>
+      </w:r>
+      <m:oMath>
+        <m:r>
+          <m:t>0.552</m:t>
+        </m:r>
+      </m:oMath>
+      <w:r>
+        <w:t xml:space="preserve"> </w:t>
+      </w:r>
+      <w:r>
+        <w:t xml:space="preserve">for endpoints, positive in all ten tasks (Table </w:t>
+      </w:r>
+      <w:hyperlink w:anchor="tab:policy-controls">
+        <w:r>
+          <w:rPr>
+            <w:rStyle w:val="Hyperlink"/>
+          </w:rPr>
+          <w:t xml:space="preserve">2</w:t>
+        </w:r>
+      </w:hyperlink>
+      <w:r>
+        <w:t xml:space="preserve">). The donor also exceeds Gaussian, natural, and shuffled controls for both outcomes. The natural-future contrast is the hardest comparison:</w:t>
+      </w:r>
+      <w:r>
+        <w:t xml:space="preserve"> </w:t>
+      </w:r>
+      <m:oMath>
+        <m:r>
+          <m:t>0.103</m:t>
+        </m:r>
+      </m:oMath>
+      <w:r>
+        <w:t xml:space="preserve"> </w:t>
+      </w:r>
+      <w:r>
+        <w:t xml:space="preserve">(</w:t>
+      </w:r>
+      <m:oMath>
+        <m:r>
+          <m:rPr>
+            <m:sty m:val="p"/>
+          </m:rPr>
+          <m:t>[</m:t>
+        </m:r>
+        <m:r>
+          <m:t>0.048</m:t>
+        </m:r>
+        <m:r>
+          <m:rPr>
+            <m:sty m:val="p"/>
+          </m:rPr>
+          <m:t>,</m:t>
+        </m:r>
+        <m:r>
+          <m:t>0.161</m:t>
+        </m:r>
+        <m:r>
+          <m:rPr>
+            <m:sty m:val="p"/>
+          </m:rPr>
+          <m:t>]</m:t>
+        </m:r>
+      </m:oMath>
+      <w:r>
+        <w:t xml:space="preserve">; 8/10) for actions and</w:t>
+      </w:r>
+      <w:r>
+        <w:t xml:space="preserve"> </w:t>
+      </w:r>
+      <m:oMath>
+        <m:r>
+          <m:t>0.110</m:t>
+        </m:r>
+      </m:oMath>
+      <w:r>
+        <w:t xml:space="preserve"> </w:t>
+      </w:r>
+      <w:r>
+        <w:t xml:space="preserve">(</w:t>
+      </w:r>
+      <m:oMath>
+        <m:r>
+          <m:rPr>
+            <m:sty m:val="p"/>
+          </m:rPr>
+          <m:t>[</m:t>
+        </m:r>
+        <m:r>
+          <m:t>0.054</m:t>
+        </m:r>
+        <m:r>
+          <m:rPr>
+            <m:sty m:val="p"/>
+          </m:rPr>
+          <m:t>,</m:t>
+        </m:r>
+        <m:r>
+          <m:t>0.166</m:t>
+        </m:r>
+        <m:r>
+          <m:rPr>
+            <m:sty m:val="p"/>
+          </m:rPr>
+          <m:t>]</m:t>
+        </m:r>
+      </m:oMath>
+      <w:r>
+        <w:t xml:space="preserve">; 8/10) for endpoints. This rules out the weak explanation that any different tokenizer-consistent future causes the same movement. Effects are much smaller at the separately sampled later states: after three chunks, action steering is</w:t>
+      </w:r>
+      <w:r>
+        <w:t xml:space="preserve"> </w:t>
+      </w:r>
+      <m:oMath>
+        <m:r>
+          <m:t>0.031</m:t>
+        </m:r>
+      </m:oMath>
+      <w:r>
+        <w:t xml:space="preserve"> </w:t>
+      </w:r>
+      <w:r>
+        <w:t xml:space="preserve">(</w:t>
+      </w:r>
+      <m:oMath>
+        <m:r>
+          <m:rPr>
+            <m:sty m:val="p"/>
+          </m:rPr>
+          <m:t>[</m:t>
+        </m:r>
+        <m:r>
+          <m:t>0.006</m:t>
+        </m:r>
+        <m:r>
+          <m:rPr>
+            <m:sty m:val="p"/>
+          </m:rPr>
+          <m:t>,</m:t>
+        </m:r>
+        <m:r>
+          <m:t>0.066</m:t>
+        </m:r>
+        <m:r>
+          <m:rPr>
+            <m:sty m:val="p"/>
+          </m:rPr>
+          <m:t>]</m:t>
+        </m:r>
+      </m:oMath>
+      <w:r>
+        <w:t xml:space="preserve">) and endpoint steering is</w:t>
+      </w:r>
+      <w:r>
+        <w:t xml:space="preserve"> </w:t>
+      </w:r>
+      <m:oMath>
+        <m:r>
+          <m:t>0.004</m:t>
+        </m:r>
+      </m:oMath>
+      <w:r>
+        <w:t xml:space="preserve"> </w:t>
+      </w:r>
+      <w:r>
+        <w:t xml:space="preserve">(</w:t>
+      </w:r>
+      <m:oMath>
+        <m:r>
+          <m:rPr>
+            <m:sty m:val="p"/>
+          </m:rPr>
+          <m:t>[</m:t>
+        </m:r>
+        <m:r>
+          <m:rPr>
+            <m:sty m:val="p"/>
+          </m:rPr>
+          <m:t>−</m:t>
+        </m:r>
+        <m:r>
+          <m:t>0.043</m:t>
+        </m:r>
+        <m:r>
+          <m:rPr>
+            <m:sty m:val="p"/>
+          </m:rPr>
+          <m:t>,</m:t>
+        </m:r>
+        <m:r>
+          <m:t>0.038</m:t>
+        </m:r>
+        <m:r>
+          <m:rPr>
+            <m:sty m:val="p"/>
+          </m:rPr>
+          <m:t>]</m:t>
+        </m:r>
+      </m:oMath>
+      <w:r>
+        <w:t xml:space="preserve">); after six, they are</w:t>
+      </w:r>
+      <w:r>
+        <w:t xml:space="preserve"> </w:t>
+      </w:r>
+      <m:oMath>
+        <m:r>
+          <m:t>0.027</m:t>
+        </m:r>
+      </m:oMath>
+      <w:r>
+        <w:t xml:space="preserve"> </w:t>
+      </w:r>
+      <w:r>
+        <w:t xml:space="preserve">(</w:t>
+      </w:r>
+      <m:oMath>
+        <m:r>
+          <m:rPr>
+            <m:sty m:val="p"/>
+          </m:rPr>
+          <m:t>[</m:t>
+        </m:r>
+        <m:r>
+          <m:rPr>
+            <m:sty m:val="p"/>
+          </m:rPr>
+          <m:t>−</m:t>
+        </m:r>
+        <m:r>
+          <m:t>0.010</m:t>
+        </m:r>
+        <m:r>
+          <m:rPr>
+            <m:sty m:val="p"/>
+          </m:rPr>
+          <m:t>,</m:t>
+        </m:r>
+        <m:r>
+          <m:t>0.092</m:t>
+        </m:r>
+        <m:r>
+          <m:rPr>
+            <m:sty m:val="p"/>
+          </m:rPr>
+          <m:t>]</m:t>
+        </m:r>
+      </m:oMath>
+      <w:r>
+        <w:t xml:space="preserve">) and</w:t>
+      </w:r>
+      <w:r>
+        <w:t xml:space="preserve"> </w:t>
+      </w:r>
+      <m:oMath>
+        <m:r>
+          <m:t>0.025</m:t>
+        </m:r>
+      </m:oMath>
+      <w:r>
+        <w:t xml:space="preserve"> </w:t>
+      </w:r>
+      <w:r>
+        <w:t xml:space="preserve">(</w:t>
+      </w:r>
+      <m:oMath>
+        <m:r>
+          <m:rPr>
+            <m:sty m:val="p"/>
+          </m:rPr>
+          <m:t>[</m:t>
+        </m:r>
+        <m:r>
+          <m:t>0.005</m:t>
+        </m:r>
+        <m:r>
+          <m:rPr>
+            <m:sty m:val="p"/>
+          </m:rPr>
+          <m:t>,</m:t>
+        </m:r>
+        <m:r>
+          <m:t>0.044</m:t>
+        </m:r>
+        <m:r>
+          <m:rPr>
+            <m:sty m:val="p"/>
+          </m:rPr>
+          <m:t>]</m:t>
+        </m:r>
+      </m:oMath>
+      <w:r>
+        <w:t xml:space="preserve">) (Figure </w:t>
+      </w:r>
+      <w:hyperlink w:anchor="fig:policy">
+        <w:r>
+          <w:rPr>
+            <w:rStyle w:val="Hyperlink"/>
+          </w:rPr>
+          <w:t xml:space="preserve">2</w:t>
+        </w:r>
+      </w:hyperlink>
+      <w:r>
+        <w:t xml:space="preserve">a). Because each time point is a different physical state, this is state dependence associated with time, not a causal estimate of temporal decay.</w:t>
+      </w:r>
+    </w:p>
+    <w:bookmarkStart w:id="27" w:name="tab:policy-controls"/>
+    <w:p>
+      <w:pPr>
+        <w:pStyle w:val="TableCaption"/>
+      </w:pPr>
+      <w:r>
+        <w:t xml:space="preserve">Cosmos Policy first-query steering and controls across ten LIBERO-Long tasks. Values are paired donor-future projection minus the named comparator; intervals are 95% task-bootstrap CIs.</w:t>
+      </w:r>
+    </w:p>
+    <w:tbl>
+      <w:tblPr>
+        <w:tblStyle w:val="Table"/>
+        <w:tblW w:type="auto" w:w="0"/>
+        <w:tblLook w:firstRow="1" w:lastRow="0" w:firstColumn="0" w:lastColumn="0" w:noHBand="0" w:noVBand="0" w:val="0020"/>
+        <w:tblCaption w:val="Cosmos Policy first-query steering and controls across ten LIBERO-Long tasks. Values are paired donor-future projection minus the named comparator; intervals are 95% task-bootstrap CIs."/>
+      </w:tblPr>
+      <w:tblGrid>
+        <w:gridCol w:w="1980"/>
+        <w:gridCol w:w="1980"/>
+        <w:gridCol w:w="1980"/>
+        <w:gridCol w:w="1980"/>
+      </w:tblGrid>
+      <w:tr>
+        <w:trPr>
+          <w:tblHeader w:val="on"/>
+        </w:trPr>
+        <w:tc>
+          <w:tcPr/>
+          <w:p>
+            <w:pPr>
+              <w:pStyle w:val="Compact"/>
+              <w:jc w:val="left"/>
+            </w:pPr>
+            <w:r>
+              <w:t xml:space="preserve">Comparator</w:t>
+            </w:r>
+          </w:p>
+        </w:tc>
+        <w:tc>
+          <w:tcPr/>
+          <w:p>
+            <w:pPr>
+              <w:pStyle w:val="Compact"/>
+              <w:jc w:val="left"/>
+            </w:pPr>
+            <w:r>
+              <w:t xml:space="preserve">Outcome</w:t>
+            </w:r>
+          </w:p>
+        </w:tc>
+        <w:tc>
+          <w:tcPr/>
+          <w:p>
+            <w:pPr>
+              <w:pStyle w:val="Compact"/>
+              <w:jc w:val="center"/>
+            </w:pPr>
+            <w:r>
+              <w:t xml:space="preserve">Mean [95% CI]</w:t>
+            </w:r>
+          </w:p>
+        </w:tc>
+        <w:tc>
+          <w:tcPr/>
+          <w:p>
+            <w:pPr>
+              <w:pStyle w:val="Compact"/>
+              <w:jc w:val="center"/>
+            </w:pPr>
+            <w:r>
+              <w:t xml:space="preserve">Positive tasks</w:t>
+            </w:r>
+          </w:p>
+        </w:tc>
+      </w:tr>
+      <w:tr>
+        <w:tc>
+          <w:tcPr/>
+          <w:p>
+            <w:pPr>
+              <w:pStyle w:val="Compact"/>
+              <w:jc w:val="left"/>
+            </w:pPr>
+            <w:r>
+              <w:t xml:space="preserve">Self recomputation</w:t>
+            </w:r>
+          </w:p>
+        </w:tc>
+        <w:tc>
+          <w:tcPr/>
+          <w:p>
+            <w:pPr>
+              <w:pStyle w:val="Compact"/>
+              <w:jc w:val="left"/>
+            </w:pPr>
+            <w:r>
+              <w:t xml:space="preserve">Action</w:t>
+            </w:r>
+          </w:p>
+        </w:tc>
+        <w:tc>
+          <w:tcPr/>
+          <w:p>
+            <w:pPr>
+              <w:pStyle w:val="Compact"/>
+              <w:jc w:val="center"/>
+            </w:pPr>
+            <w:r>
+              <w:t xml:space="preserve">0.499 [0.336, 0.679]</w:t>
+            </w:r>
+          </w:p>
+        </w:tc>
+        <w:tc>
+          <w:tcPr/>
+          <w:p>
+            <w:pPr>
+              <w:pStyle w:val="Compact"/>
+              <w:jc w:val="center"/>
+            </w:pPr>
+            <w:r>
+              <w:t xml:space="preserve">10/10</w:t>
+            </w:r>
+          </w:p>
+        </w:tc>
+      </w:tr>
+      <w:tr>
+        <w:tc>
+          <w:tcPr/>
+          <w:p>
+            <w:pPr>
+              <w:pStyle w:val="Compact"/>
+              <w:jc w:val="left"/>
+            </w:pPr>
+            <w:r>
+              <w:t xml:space="preserve">Self recomputation</w:t>
+            </w:r>
+          </w:p>
+        </w:tc>
+        <w:tc>
+          <w:tcPr/>
+          <w:p>
+            <w:pPr>
+              <w:pStyle w:val="Compact"/>
+              <w:jc w:val="left"/>
+            </w:pPr>
+            <w:r>
+              <w:t xml:space="preserve">Endpoint</w:t>
+            </w:r>
+          </w:p>
+        </w:tc>
+        <w:tc>
+          <w:tcPr/>
+          <w:p>
+            <w:pPr>
+              <w:pStyle w:val="Compact"/>
+              <w:jc w:val="center"/>
+            </w:pPr>
+            <w:r>
+              <w:t xml:space="preserve">0.552 [0.387, 0.728]</w:t>
+            </w:r>
+          </w:p>
+        </w:tc>
+        <w:tc>
+          <w:tcPr/>
+          <w:p>
+            <w:pPr>
+              <w:pStyle w:val="Compact"/>
+              <w:jc w:val="center"/>
+            </w:pPr>
+            <w:r>
+              <w:t xml:space="preserve">10/10</w:t>
+            </w:r>
+          </w:p>
+        </w:tc>
+      </w:tr>
+      <w:tr>
+        <w:tc>
+          <w:tcPr/>
+          <w:p>
+            <w:pPr>
+              <w:pStyle w:val="Compact"/>
+              <w:jc w:val="left"/>
+            </w:pPr>
+            <w:r>
+              <w:t xml:space="preserve">Matched Gaussian</w:t>
+            </w:r>
+          </w:p>
+        </w:tc>
+        <w:tc>
+          <w:tcPr/>
+          <w:p>
+            <w:pPr>
+              <w:pStyle w:val="Compact"/>
+              <w:jc w:val="left"/>
+            </w:pPr>
+            <w:r>
+              <w:t xml:space="preserve">Action</w:t>
+            </w:r>
+          </w:p>
+        </w:tc>
+        <w:tc>
+          <w:tcPr/>
+          <w:p>
+            <w:pPr>
+              <w:pStyle w:val="Compact"/>
+              <w:jc w:val="center"/>
+            </w:pPr>
+            <w:r>
+              <w:t xml:space="preserve">0.497 [0.334, 0.679]</w:t>
+            </w:r>
+          </w:p>
+        </w:tc>
+        <w:tc>
+          <w:tcPr/>
+          <w:p>
+            <w:pPr>
+              <w:pStyle w:val="Compact"/>
+              <w:jc w:val="center"/>
+            </w:pPr>
+            <w:r>
+              <w:t xml:space="preserve">10/10</w:t>
+            </w:r>
+          </w:p>
+        </w:tc>
+      </w:tr>
+      <w:tr>
+        <w:tc>
+          <w:tcPr/>
+          <w:p>
+            <w:pPr>
+              <w:pStyle w:val="Compact"/>
+              <w:jc w:val="left"/>
+            </w:pPr>
+            <w:r>
+              <w:t xml:space="preserve">Matched Gaussian</w:t>
+            </w:r>
+          </w:p>
+        </w:tc>
+        <w:tc>
+          <w:tcPr/>
+          <w:p>
+            <w:pPr>
+              <w:pStyle w:val="Compact"/>
+              <w:jc w:val="left"/>
+            </w:pPr>
+            <w:r>
+              <w:t xml:space="preserve">Endpoint</w:t>
+            </w:r>
+          </w:p>
+        </w:tc>
+        <w:tc>
+          <w:tcPr/>
+          <w:p>
+            <w:pPr>
+              <w:pStyle w:val="Compact"/>
+              <w:jc w:val="center"/>
+            </w:pPr>
+            <w:r>
+              <w:t xml:space="preserve">0.549 [0.383, 0.728]</w:t>
+            </w:r>
+          </w:p>
+        </w:tc>
+        <w:tc>
+          <w:tcPr/>
+          <w:p>
+            <w:pPr>
+              <w:pStyle w:val="Compact"/>
+              <w:jc w:val="center"/>
+            </w:pPr>
+            <w:r>
+              <w:t xml:space="preserve">10/10</w:t>
+            </w:r>
+          </w:p>
+        </w:tc>
+      </w:tr>
+      <w:tr>
+        <w:tc>
+          <w:tcPr/>
+          <w:p>
+            <w:pPr>
+              <w:pStyle w:val="Compact"/>
+              <w:jc w:val="left"/>
+            </w:pPr>
+            <w:r>
+              <w:t xml:space="preserve">Natural future</w:t>
+            </w:r>
+          </w:p>
+        </w:tc>
+        <w:tc>
+          <w:tcPr/>
+          <w:p>
+            <w:pPr>
+              <w:pStyle w:val="Compact"/>
+              <w:jc w:val="left"/>
+            </w:pPr>
+            <w:r>
+              <w:t xml:space="preserve">Action</w:t>
+            </w:r>
+          </w:p>
+        </w:tc>
+        <w:tc>
+          <w:tcPr/>
+          <w:p>
+            <w:pPr>
+              <w:pStyle w:val="Compact"/>
+              <w:jc w:val="center"/>
+            </w:pPr>
+            <w:r>
+              <w:t xml:space="preserve">0.103 [0.048, 0.161]</w:t>
+            </w:r>
+          </w:p>
+        </w:tc>
+        <w:tc>
+          <w:tcPr/>
+          <w:p>
+            <w:pPr>
+              <w:pStyle w:val="Compact"/>
+              <w:jc w:val="center"/>
+            </w:pPr>
+            <w:r>
+              <w:t xml:space="preserve">8/10</w:t>
+            </w:r>
+          </w:p>
+        </w:tc>
+      </w:tr>
+      <w:tr>
+        <w:tc>
+          <w:tcPr/>
+          <w:p>
+            <w:pPr>
+              <w:pStyle w:val="Compact"/>
+              <w:jc w:val="left"/>
+            </w:pPr>
+            <w:r>
+              <w:t xml:space="preserve">Natural future</w:t>
+            </w:r>
+          </w:p>
+        </w:tc>
+        <w:tc>
+          <w:tcPr/>
+          <w:p>
+            <w:pPr>
+              <w:pStyle w:val="Compact"/>
+              <w:jc w:val="left"/>
+            </w:pPr>
+            <w:r>
+              <w:t xml:space="preserve">Endpoint</w:t>
+            </w:r>
+          </w:p>
+        </w:tc>
+        <w:tc>
+          <w:tcPr/>
+          <w:p>
+            <w:pPr>
+              <w:pStyle w:val="Compact"/>
+              <w:jc w:val="center"/>
+            </w:pPr>
+            <w:r>
+              <w:t xml:space="preserve">0.110 [0.054, 0.166]</w:t>
+            </w:r>
+          </w:p>
+        </w:tc>
+        <w:tc>
+          <w:tcPr/>
+          <w:p>
+            <w:pPr>
+              <w:pStyle w:val="Compact"/>
+              <w:jc w:val="center"/>
+            </w:pPr>
+            <w:r>
+              <w:t xml:space="preserve">8/10</w:t>
+            </w:r>
+          </w:p>
+        </w:tc>
+      </w:tr>
+      <w:tr>
+        <w:tc>
+          <w:tcPr/>
+          <w:p>
+            <w:pPr>
+              <w:pStyle w:val="Compact"/>
+              <w:jc w:val="left"/>
+            </w:pPr>
+            <w:r>
+              <w:t xml:space="preserve">Shuffled future</w:t>
+            </w:r>
+          </w:p>
+        </w:tc>
+        <w:tc>
+          <w:tcPr/>
+          <w:p>
+            <w:pPr>
+              <w:pStyle w:val="Compact"/>
+              <w:jc w:val="left"/>
+            </w:pPr>
+            <w:r>
+              <w:t xml:space="preserve">Action</w:t>
+            </w:r>
+          </w:p>
+        </w:tc>
+        <w:tc>
+          <w:tcPr/>
+          <w:p>
+            <w:pPr>
+              <w:pStyle w:val="Compact"/>
+              <w:jc w:val="center"/>
+            </w:pPr>
+            <w:r>
+              <w:t xml:space="preserve">0.255 [0.180, 0.338]</w:t>
+            </w:r>
+          </w:p>
+        </w:tc>
+        <w:tc>
+          <w:tcPr/>
+          <w:p>
+            <w:pPr>
+              <w:pStyle w:val="Compact"/>
+              <w:jc w:val="center"/>
+            </w:pPr>
+            <w:r>
+              <w:t xml:space="preserve">10/10</w:t>
+            </w:r>
+          </w:p>
+        </w:tc>
+      </w:tr>
+      <w:tr>
+        <w:tc>
+          <w:tcPr/>
+          <w:p>
+            <w:pPr>
+              <w:pStyle w:val="Compact"/>
+              <w:jc w:val="left"/>
+            </w:pPr>
+            <w:r>
+              <w:t xml:space="preserve">Shuffled future</w:t>
+            </w:r>
+          </w:p>
+        </w:tc>
+        <w:tc>
+          <w:tcPr/>
+          <w:p>
+            <w:pPr>
+              <w:pStyle w:val="Compact"/>
+              <w:jc w:val="left"/>
+            </w:pPr>
+            <w:r>
+              <w:t xml:space="preserve">Endpoint</w:t>
+            </w:r>
+          </w:p>
+        </w:tc>
+        <w:tc>
+          <w:tcPr/>
+          <w:p>
+            <w:pPr>
+              <w:pStyle w:val="Compact"/>
+              <w:jc w:val="center"/>
+            </w:pPr>
+            <w:r>
+              <w:t xml:space="preserve">0.277 [0.199, 0.357]</w:t>
+            </w:r>
+          </w:p>
+        </w:tc>
+        <w:tc>
+          <w:tcPr/>
+          <w:p>
+            <w:pPr>
+              <w:pStyle w:val="Compact"/>
+              <w:jc w:val="center"/>
+            </w:pPr>
+            <w:r>
+              <w:t xml:space="preserve">10/10</w:t>
+            </w:r>
+          </w:p>
+        </w:tc>
+      </w:tr>
+    </w:tbl>
+    <w:bookmarkEnd w:id="27"/>
+    <w:bookmarkStart w:id="31" w:name="fig:policy"/>
     <w:p>
       <w:pPr>
         <w:pStyle w:val="CaptionedFigure"/>
@@ -2512,20 +3552,20 @@
       <w:r>
         <w:drawing>
           <wp:inline>
-            <wp:extent cx="5334000" cy="1624818"/>
+            <wp:extent cx="5334000" cy="1882405"/>
             <wp:effectExtent b="0" l="0" r="0" t="0"/>
-            <wp:docPr descr="" title="" id="27" name="Picture"/>
+            <wp:docPr descr="" title="" id="29" name="Picture"/>
             <a:graphic>
               <a:graphicData uri="http://schemas.openxmlformats.org/drawingml/2006/picture">
                 <pic:pic>
                   <pic:nvPicPr>
-                    <pic:cNvPr descr="figures/directionality_results.png" id="28" name="Picture"/>
+                    <pic:cNvPr descr="figures/directionality_results.png" id="30" name="Picture"/>
                     <pic:cNvPicPr>
                       <a:picLocks noChangeArrowheads="1" noChangeAspect="1"/>
                     </pic:cNvPicPr>
                   </pic:nvPicPr>
                   <pic:blipFill>
-                    <a:blip r:embed="rId26"/>
+                    <a:blip r:embed="rId28"/>
                     <a:stretch>
                       <a:fillRect/>
                     </a:stretch>
@@ -2533,7 +3573,7 @@
                   <pic:spPr bwMode="auto">
                     <a:xfrm>
                       <a:off x="0" y="0"/>
-                      <a:ext cx="5334000" cy="1624818"/>
+                      <a:ext cx="5334000" cy="1882405"/>
                     </a:xfrm>
                     <a:prstGeom prst="rect">
                       <a:avLst/>
@@ -2557,7 +3597,7 @@
         <w:pStyle w:val="ImageCaption"/>
       </w:pPr>
       <w:r>
-        <w:t xml:space="preserve">Cosmos Policy results. (a) Donor-minus-self action and endpoint steering is large at first-query states and small at later registered states. (b) At first-query states, visual futures carry the action effect, whereas future proprioception does not. Points are state means; bars are 95% state-bootstrap intervals where reported. The dashed line is the prespecified</w:t>
+        <w:t xml:space="preserve">Cosmos Policy estimates. (a) Donor-minus-self action and endpoint projection at three separately sampled state indices. (b) First-query donor-minus-control contrasts; circles denote actions and squares denote endpoints. (c) First-query action steering when only one future modality is replaced. Points are means and bars are 95% task-bootstrap intervals. Vertical dashed lines mark the prespecified</w:t>
       </w:r>
       <w:r>
         <w:t xml:space="preserve"> </w:t>
@@ -2571,10 +3611,10 @@
         <w:t xml:space="preserve"> </w:t>
       </w:r>
       <w:r>
-        <w:t xml:space="preserve">threshold.</w:t>
-      </w:r>
-    </w:p>
-    <w:bookmarkEnd w:id="29"/>
+        <w:t xml:space="preserve">smallest effect of interest.</w:t>
+      </w:r>
+    </w:p>
+    <w:bookmarkEnd w:id="31"/>
     <w:p>
       <w:pPr>
         <w:pStyle w:val="BodyText"/>
@@ -2583,9 +3623,9 @@
         <w:t xml:space="preserve">No screened branch pair in either policy retained a stable success/failure label across continuation seeds. We therefore interpret these results as donor-directed changes in action and one-chunk endpoint, not changes in closed-loop task completion.</w:t>
       </w:r>
     </w:p>
-    <w:bookmarkEnd w:id="30"/>
-    <w:bookmarkEnd w:id="31"/>
-    <w:bookmarkStart w:id="34" w:name="sec:content"/>
+    <w:bookmarkEnd w:id="32"/>
+    <w:bookmarkEnd w:id="33"/>
+    <w:bookmarkStart w:id="37" w:name="sec:content"/>
     <w:p>
       <w:pPr>
         <w:pStyle w:val="Heading2"/>
@@ -2602,7 +3642,7 @@
         <w:t xml:space="preserve">The content that drives steering differs across checkpoints. Cosmos Policy responds mainly to camera-visible robot motion at early states, whereas neither isolated pixel factor recreates Cosmos 3’s whole-future effect.</w:t>
       </w:r>
     </w:p>
-    <w:bookmarkStart w:id="32" w:name="cosmos-policy.-2"/>
+    <w:bookmarkStart w:id="34" w:name="cosmos-policy.-2"/>
     <w:p>
       <w:pPr>
         <w:pStyle w:val="Heading4"/>
@@ -2975,8 +4015,8 @@
         <w:t xml:space="preserve">for both action and goal endpoint, with intervals crossing zero. At these sampled early states, the pattern is most consistent with an inverse-dynamics-like role for camera-visible robot motion. It does not show that Cosmos Policy generally ignores object consequences.</w:t>
       </w:r>
     </w:p>
-    <w:bookmarkEnd w:id="32"/>
-    <w:bookmarkStart w:id="33" w:name="cosmos-3.-2"/>
+    <w:bookmarkEnd w:id="34"/>
+    <w:bookmarkStart w:id="36" w:name="cosmos-3.-2"/>
     <w:p>
       <w:pPr>
         <w:pStyle w:val="Heading4"/>
@@ -2990,21 +4030,10 @@
         <w:pStyle w:val="FirstParagraph"/>
       </w:pPr>
       <w:r>
-        <w:t xml:space="preserve">Across ten factor-study states and all six tasks, the isolated robot-pixel effect is</w:t>
-      </w:r>
-      <w:r>
-        <w:t xml:space="preserve"> </w:t>
-      </w:r>
-      <m:oMath>
-        <m:r>
-          <m:t>0.0022</m:t>
-        </m:r>
-      </m:oMath>
-      <w:r>
-        <w:t xml:space="preserve"> </w:t>
-      </w:r>
-      <w:r>
-        <w:t xml:space="preserve">(</w:t>
+        <w:t xml:space="preserve">Across ten factor-study states and all six tasks, every isolated-factor interval lies inside the prespecified</w:t>
+      </w:r>
+      <w:r>
+        <w:t xml:space="preserve"> </w:t>
       </w:r>
       <m:oMath>
         <m:r>
@@ -3020,7 +4049,7 @@
           <m:t>−</m:t>
         </m:r>
         <m:r>
-          <m:t>0.0016</m:t>
+          <m:t>0.10</m:t>
         </m:r>
         <m:r>
           <m:rPr>
@@ -3029,7 +4058,7 @@
           <m:t>,</m:t>
         </m:r>
         <m:r>
-          <m:t>0.0060</m:t>
+          <m:t>0.10</m:t>
         </m:r>
         <m:r>
           <m:rPr>
@@ -3039,195 +4068,21 @@
         </m:r>
       </m:oMath>
       <w:r>
-        <w:t xml:space="preserve">) for action and</w:t>
-      </w:r>
-      <w:r>
-        <w:t xml:space="preserve"> </w:t>
-      </w:r>
-      <m:oMath>
-        <m:r>
-          <m:t>0.0102</m:t>
-        </m:r>
-      </m:oMath>
-      <w:r>
-        <w:t xml:space="preserve"> </w:t>
-      </w:r>
-      <w:r>
-        <w:t xml:space="preserve">(</w:t>
-      </w:r>
-      <m:oMath>
-        <m:r>
-          <m:rPr>
-            <m:sty m:val="p"/>
-          </m:rPr>
-          <m:t>[</m:t>
-        </m:r>
-        <m:r>
-          <m:rPr>
-            <m:sty m:val="p"/>
-          </m:rPr>
-          <m:t>−</m:t>
-        </m:r>
-        <m:r>
-          <m:t>0.0067</m:t>
-        </m:r>
-        <m:r>
-          <m:rPr>
-            <m:sty m:val="p"/>
-          </m:rPr>
-          <m:t>,</m:t>
-        </m:r>
-        <m:r>
-          <m:t>0.0275</m:t>
-        </m:r>
-        <m:r>
-          <m:rPr>
-            <m:sty m:val="p"/>
-          </m:rPr>
-          <m:t>]</m:t>
-        </m:r>
-      </m:oMath>
-      <w:r>
-        <w:t xml:space="preserve">) for the full executed endpoint. The isolated object-pixel effect is</w:t>
-      </w:r>
-      <w:r>
-        <w:t xml:space="preserve"> </w:t>
-      </w:r>
-      <m:oMath>
-        <m:r>
-          <m:t>0.0061</m:t>
-        </m:r>
-      </m:oMath>
-      <w:r>
-        <w:t xml:space="preserve"> </w:t>
-      </w:r>
-      <w:r>
-        <w:t xml:space="preserve">(</w:t>
-      </w:r>
-      <m:oMath>
-        <m:r>
-          <m:rPr>
-            <m:sty m:val="p"/>
-          </m:rPr>
-          <m:t>[</m:t>
-        </m:r>
-        <m:r>
-          <m:t>0.0009</m:t>
-        </m:r>
-        <m:r>
-          <m:rPr>
-            <m:sty m:val="p"/>
-          </m:rPr>
-          <m:t>,</m:t>
-        </m:r>
-        <m:r>
-          <m:t>0.0119</m:t>
-        </m:r>
-        <m:r>
-          <m:rPr>
-            <m:sty m:val="p"/>
-          </m:rPr>
-          <m:t>]</m:t>
-        </m:r>
-      </m:oMath>
-      <w:r>
-        <w:t xml:space="preserve">) for action and</w:t>
-      </w:r>
-      <w:r>
-        <w:t xml:space="preserve"> </w:t>
-      </w:r>
-      <m:oMath>
-        <m:r>
-          <m:rPr>
-            <m:sty m:val="p"/>
-          </m:rPr>
-          <m:t>−</m:t>
-        </m:r>
-        <m:r>
-          <m:t>0.0001</m:t>
-        </m:r>
-      </m:oMath>
-      <w:r>
-        <w:t xml:space="preserve"> </w:t>
-      </w:r>
-      <w:r>
-        <w:t xml:space="preserve">(</w:t>
-      </w:r>
-      <m:oMath>
-        <m:r>
-          <m:rPr>
-            <m:sty m:val="p"/>
-          </m:rPr>
-          <m:t>[</m:t>
-        </m:r>
-        <m:r>
-          <m:rPr>
-            <m:sty m:val="p"/>
-          </m:rPr>
-          <m:t>−</m:t>
-        </m:r>
-        <m:r>
-          <m:t>0.0254</m:t>
-        </m:r>
-        <m:r>
-          <m:rPr>
-            <m:sty m:val="p"/>
-          </m:rPr>
-          <m:t>,</m:t>
-        </m:r>
-        <m:r>
-          <m:t>0.0239</m:t>
-        </m:r>
-        <m:r>
-          <m:rPr>
-            <m:sty m:val="p"/>
-          </m:rPr>
-          <m:t>]</m:t>
-        </m:r>
-      </m:oMath>
-      <w:r>
-        <w:t xml:space="preserve">) for the endpoint. Every interval lies inside the prespecified</w:t>
-      </w:r>
-      <w:r>
-        <w:t xml:space="preserve"> </w:t>
-      </w:r>
-      <m:oMath>
-        <m:r>
-          <m:rPr>
-            <m:sty m:val="p"/>
-          </m:rPr>
-          <m:t>[</m:t>
-        </m:r>
-        <m:r>
-          <m:rPr>
-            <m:sty m:val="p"/>
-          </m:rPr>
-          <m:t>−</m:t>
-        </m:r>
-        <m:r>
-          <m:t>0.10</m:t>
-        </m:r>
-        <m:r>
-          <m:rPr>
-            <m:sty m:val="p"/>
-          </m:rPr>
-          <m:t>,</m:t>
-        </m:r>
-        <m:r>
-          <m:t>0.10</m:t>
-        </m:r>
-        <m:r>
-          <m:rPr>
-            <m:sty m:val="p"/>
-          </m:rPr>
-          <m:t>]</m:t>
-        </m:r>
-      </m:oMath>
-      <w:r>
-        <w:t xml:space="preserve"> </w:t>
-      </w:r>
-      <w:r>
-        <w:t xml:space="preserve">region, and task-balanced estimates agree. Neither factor alone recreates a meaningful fraction of coherent steering (Figure </w:t>
+        <w:t xml:space="preserve"> </w:t>
+      </w:r>
+      <w:r>
+        <w:t xml:space="preserve">equivalence region (Table </w:t>
+      </w:r>
+      <w:hyperlink w:anchor="tab:content">
+        <w:r>
+          <w:rPr>
+            <w:rStyle w:val="Hyperlink"/>
+          </w:rPr>
+          <w:t xml:space="preserve">3</w:t>
+        </w:r>
+      </w:hyperlink>
+      <w:r>
+        <w:t xml:space="preserve">; Figure </w:t>
       </w:r>
       <w:hyperlink w:anchor="fig:cosmos3">
         <w:r>
@@ -3238,12 +4093,427 @@
         </w:r>
       </w:hyperlink>
       <w:r>
-        <w:t xml:space="preserve">c). The useful signal may be distributed across the image, require robot–object coherence, depend on camera or temporal structure, or interact nonlinearly with masking and tokenization. Hybrid videos may also be off distribution. The experiment establishes insufficiency of each isolated pixel factor, not irrelevance of robot or object information and not joint necessity.</w:t>
-      </w:r>
-    </w:p>
-    <w:bookmarkEnd w:id="33"/>
-    <w:bookmarkEnd w:id="34"/>
-    <w:bookmarkStart w:id="41" w:name="sec:pathway"/>
+        <w:t xml:space="preserve">c). Robot-pixel effects are</w:t>
+      </w:r>
+      <w:r>
+        <w:t xml:space="preserve"> </w:t>
+      </w:r>
+      <m:oMath>
+        <m:r>
+          <m:t>0.0022</m:t>
+        </m:r>
+      </m:oMath>
+      <w:r>
+        <w:t xml:space="preserve"> </w:t>
+      </w:r>
+      <w:r>
+        <w:t xml:space="preserve">for actions and</w:t>
+      </w:r>
+      <w:r>
+        <w:t xml:space="preserve"> </w:t>
+      </w:r>
+      <m:oMath>
+        <m:r>
+          <m:t>0.0102</m:t>
+        </m:r>
+      </m:oMath>
+      <w:r>
+        <w:t xml:space="preserve"> </w:t>
+      </w:r>
+      <w:r>
+        <w:t xml:space="preserve">for endpoints; object-pixel effects are</w:t>
+      </w:r>
+      <w:r>
+        <w:t xml:space="preserve"> </w:t>
+      </w:r>
+      <m:oMath>
+        <m:r>
+          <m:t>0.0061</m:t>
+        </m:r>
+      </m:oMath>
+      <w:r>
+        <w:t xml:space="preserve"> </w:t>
+      </w:r>
+      <w:r>
+        <w:t xml:space="preserve">and</w:t>
+      </w:r>
+      <w:r>
+        <w:t xml:space="preserve"> </w:t>
+      </w:r>
+      <m:oMath>
+        <m:r>
+          <m:rPr>
+            <m:sty m:val="p"/>
+          </m:rPr>
+          <m:t>−</m:t>
+        </m:r>
+        <m:r>
+          <m:t>0.0001</m:t>
+        </m:r>
+      </m:oMath>
+      <w:r>
+        <w:t xml:space="preserve">. Neither factor alone recreates a meaningful fraction of the roughly one-unit whole-future effect. The useful signal may be distributed across the image, require robot–object coherence, depend on camera or temporal structure, or interact nonlinearly with masking and tokenization. Hybrid videos may also be off distribution. The experiment establishes insufficiency of each isolated pixel factor, not irrelevance of robot or object information and not joint necessity.</w:t>
+      </w:r>
+    </w:p>
+    <w:bookmarkStart w:id="35" w:name="tab:content"/>
+    <w:p>
+      <w:pPr>
+        <w:pStyle w:val="TableCaption"/>
+      </w:pPr>
+      <w:r>
+        <w:t xml:space="preserve">Cosmos 3 isolated content factors across ten states. Each row is a main effect in the disjoint</w:t>
+      </w:r>
+      <w:r>
+        <w:t xml:space="preserve"> </w:t>
+      </w:r>
+      <m:oMath>
+        <m:r>
+          <m:t>2</m:t>
+        </m:r>
+        <m:r>
+          <m:rPr>
+            <m:sty m:val="p"/>
+          </m:rPr>
+          <m:t>×</m:t>
+        </m:r>
+        <m:r>
+          <m:t>2</m:t>
+        </m:r>
+      </m:oMath>
+      <w:r>
+        <w:t xml:space="preserve"> </w:t>
+      </w:r>
+      <w:r>
+        <w:t xml:space="preserve">pixel transplant. Every 95% state-bootstrap CI is contained within the prespecified equivalence region.</w:t>
+      </w:r>
+    </w:p>
+    <w:tbl>
+      <w:tblPr>
+        <w:tblStyle w:val="Table"/>
+        <w:tblW w:type="auto" w:w="0"/>
+        <w:tblLook w:firstRow="1" w:lastRow="0" w:firstColumn="0" w:lastColumn="0" w:noHBand="0" w:noVBand="0" w:val="0020"/>
+        <w:tblCaption w:val="Cosmos 3 isolated content factors across ten states. Each row is a main effect in the disjoint 2\times2 pixel transplant. Every 95% state-bootstrap CI is contained within the prespecified equivalence region."/>
+      </w:tblPr>
+      <w:tblGrid>
+        <w:gridCol w:w="1980"/>
+        <w:gridCol w:w="1980"/>
+        <w:gridCol w:w="1980"/>
+        <w:gridCol w:w="1980"/>
+      </w:tblGrid>
+      <w:tr>
+        <w:trPr>
+          <w:tblHeader w:val="on"/>
+        </w:trPr>
+        <w:tc>
+          <w:tcPr/>
+          <w:p>
+            <w:pPr>
+              <w:pStyle w:val="Compact"/>
+              <w:jc w:val="left"/>
+            </w:pPr>
+            <w:r>
+              <w:t xml:space="preserve">Factor</w:t>
+            </w:r>
+          </w:p>
+        </w:tc>
+        <w:tc>
+          <w:tcPr/>
+          <w:p>
+            <w:pPr>
+              <w:pStyle w:val="Compact"/>
+              <w:jc w:val="left"/>
+            </w:pPr>
+            <w:r>
+              <w:t xml:space="preserve">Outcome</w:t>
+            </w:r>
+          </w:p>
+        </w:tc>
+        <w:tc>
+          <w:tcPr/>
+          <w:p>
+            <w:pPr>
+              <w:pStyle w:val="Compact"/>
+              <w:jc w:val="center"/>
+            </w:pPr>
+            <w:r>
+              <w:t xml:space="preserve">Effect [95% CI]</w:t>
+            </w:r>
+          </w:p>
+        </w:tc>
+        <w:tc>
+          <w:tcPr/>
+          <w:p>
+            <w:pPr>
+              <w:pStyle w:val="Compact"/>
+              <w:jc w:val="center"/>
+            </w:pPr>
+            <w:r>
+              <w:t xml:space="preserve">Equivalent to zero</w:t>
+            </w:r>
+          </w:p>
+        </w:tc>
+      </w:tr>
+      <w:tr>
+        <w:tc>
+          <w:tcPr/>
+          <w:p>
+            <w:pPr>
+              <w:pStyle w:val="Compact"/>
+              <w:jc w:val="left"/>
+            </w:pPr>
+            <w:r>
+              <w:t xml:space="preserve">Robot pixels</w:t>
+            </w:r>
+          </w:p>
+        </w:tc>
+        <w:tc>
+          <w:tcPr/>
+          <w:p>
+            <w:pPr>
+              <w:pStyle w:val="Compact"/>
+              <w:jc w:val="left"/>
+            </w:pPr>
+            <w:r>
+              <w:t xml:space="preserve">Action</w:t>
+            </w:r>
+          </w:p>
+        </w:tc>
+        <w:tc>
+          <w:tcPr/>
+          <w:p>
+            <w:pPr>
+              <w:pStyle w:val="Compact"/>
+              <w:jc w:val="center"/>
+            </w:pPr>
+            <w:r>
+              <w:t xml:space="preserve">0.0022 [</w:t>
+            </w:r>
+            <m:oMath>
+              <m:r>
+                <m:rPr>
+                  <m:sty m:val="p"/>
+                </m:rPr>
+                <m:t>−</m:t>
+              </m:r>
+              <m:r>
+                <m:t>0.0016</m:t>
+              </m:r>
+            </m:oMath>
+            <w:r>
+              <w:t xml:space="preserve">, 0.0060]</w:t>
+            </w:r>
+          </w:p>
+        </w:tc>
+        <w:tc>
+          <w:tcPr/>
+          <w:p>
+            <w:pPr>
+              <w:pStyle w:val="Compact"/>
+              <w:jc w:val="center"/>
+            </w:pPr>
+            <w:r>
+              <w:t xml:space="preserve">Yes</w:t>
+            </w:r>
+          </w:p>
+        </w:tc>
+      </w:tr>
+      <w:tr>
+        <w:tc>
+          <w:tcPr/>
+          <w:p>
+            <w:pPr>
+              <w:pStyle w:val="Compact"/>
+              <w:jc w:val="left"/>
+            </w:pPr>
+            <w:r>
+              <w:t xml:space="preserve">Robot pixels</w:t>
+            </w:r>
+          </w:p>
+        </w:tc>
+        <w:tc>
+          <w:tcPr/>
+          <w:p>
+            <w:pPr>
+              <w:pStyle w:val="Compact"/>
+              <w:jc w:val="left"/>
+            </w:pPr>
+            <w:r>
+              <w:t xml:space="preserve">Endpoint</w:t>
+            </w:r>
+          </w:p>
+        </w:tc>
+        <w:tc>
+          <w:tcPr/>
+          <w:p>
+            <w:pPr>
+              <w:pStyle w:val="Compact"/>
+              <w:jc w:val="center"/>
+            </w:pPr>
+            <w:r>
+              <w:t xml:space="preserve">0.0102 [</w:t>
+            </w:r>
+            <m:oMath>
+              <m:r>
+                <m:rPr>
+                  <m:sty m:val="p"/>
+                </m:rPr>
+                <m:t>−</m:t>
+              </m:r>
+              <m:r>
+                <m:t>0.0067</m:t>
+              </m:r>
+            </m:oMath>
+            <w:r>
+              <w:t xml:space="preserve">, 0.0275]</w:t>
+            </w:r>
+          </w:p>
+        </w:tc>
+        <w:tc>
+          <w:tcPr/>
+          <w:p>
+            <w:pPr>
+              <w:pStyle w:val="Compact"/>
+              <w:jc w:val="center"/>
+            </w:pPr>
+            <w:r>
+              <w:t xml:space="preserve">Yes</w:t>
+            </w:r>
+          </w:p>
+        </w:tc>
+      </w:tr>
+      <w:tr>
+        <w:tc>
+          <w:tcPr/>
+          <w:p>
+            <w:pPr>
+              <w:pStyle w:val="Compact"/>
+              <w:jc w:val="left"/>
+            </w:pPr>
+            <w:r>
+              <w:t xml:space="preserve">Object pixels</w:t>
+            </w:r>
+          </w:p>
+        </w:tc>
+        <w:tc>
+          <w:tcPr/>
+          <w:p>
+            <w:pPr>
+              <w:pStyle w:val="Compact"/>
+              <w:jc w:val="left"/>
+            </w:pPr>
+            <w:r>
+              <w:t xml:space="preserve">Action</w:t>
+            </w:r>
+          </w:p>
+        </w:tc>
+        <w:tc>
+          <w:tcPr/>
+          <w:p>
+            <w:pPr>
+              <w:pStyle w:val="Compact"/>
+              <w:jc w:val="center"/>
+            </w:pPr>
+            <w:r>
+              <w:t xml:space="preserve">0.0061 [0.0009, 0.0119]</w:t>
+            </w:r>
+          </w:p>
+        </w:tc>
+        <w:tc>
+          <w:tcPr/>
+          <w:p>
+            <w:pPr>
+              <w:pStyle w:val="Compact"/>
+              <w:jc w:val="center"/>
+            </w:pPr>
+            <w:r>
+              <w:t xml:space="preserve">Yes</w:t>
+            </w:r>
+          </w:p>
+        </w:tc>
+      </w:tr>
+      <w:tr>
+        <w:tc>
+          <w:tcPr/>
+          <w:p>
+            <w:pPr>
+              <w:pStyle w:val="Compact"/>
+              <w:jc w:val="left"/>
+            </w:pPr>
+            <w:r>
+              <w:t xml:space="preserve">Object pixels</w:t>
+            </w:r>
+          </w:p>
+        </w:tc>
+        <w:tc>
+          <w:tcPr/>
+          <w:p>
+            <w:pPr>
+              <w:pStyle w:val="Compact"/>
+              <w:jc w:val="left"/>
+            </w:pPr>
+            <w:r>
+              <w:t xml:space="preserve">Endpoint</w:t>
+            </w:r>
+          </w:p>
+        </w:tc>
+        <w:tc>
+          <w:tcPr/>
+          <w:p>
+            <w:pPr>
+              <w:pStyle w:val="Compact"/>
+              <w:jc w:val="center"/>
+            </w:pPr>
+            <m:oMath>
+              <m:r>
+                <m:rPr>
+                  <m:sty m:val="p"/>
+                </m:rPr>
+                <m:t>−</m:t>
+              </m:r>
+              <m:r>
+                <m:t>0.0001</m:t>
+              </m:r>
+            </m:oMath>
+            <w:r>
+              <w:t xml:space="preserve"> </w:t>
+            </w:r>
+            <w:r>
+              <w:t xml:space="preserve">[</w:t>
+            </w:r>
+            <m:oMath>
+              <m:r>
+                <m:rPr>
+                  <m:sty m:val="p"/>
+                </m:rPr>
+                <m:t>−</m:t>
+              </m:r>
+              <m:r>
+                <m:t>0.0254</m:t>
+              </m:r>
+            </m:oMath>
+            <w:r>
+              <w:t xml:space="preserve">, 0.0239]</w:t>
+            </w:r>
+          </w:p>
+        </w:tc>
+        <w:tc>
+          <w:tcPr/>
+          <w:p>
+            <w:pPr>
+              <w:pStyle w:val="Compact"/>
+              <w:jc w:val="center"/>
+            </w:pPr>
+            <w:r>
+              <w:t xml:space="preserve">Yes</w:t>
+            </w:r>
+          </w:p>
+        </w:tc>
+      </w:tr>
+    </w:tbl>
+    <w:bookmarkEnd w:id="35"/>
+    <w:bookmarkEnd w:id="36"/>
+    <w:bookmarkEnd w:id="37"/>
+    <w:bookmarkStart w:id="45" w:name="sec:pathway"/>
     <w:p>
       <w:pPr>
         <w:pStyle w:val="Heading2"/>
@@ -3260,7 +4530,7 @@
         <w:t xml:space="preserve">Future-token attention provides an active route from generated futures to action. Population-level K/V replacement in Cosmos 3 gives the stronger of the two pathway tests.</w:t>
       </w:r>
     </w:p>
-    <w:bookmarkStart w:id="35" w:name="cosmos-policy.-3"/>
+    <w:bookmarkStart w:id="38" w:name="cosmos-policy.-3"/>
     <w:p>
       <w:pPr>
         <w:pStyle w:val="Heading4"/>
@@ -3433,8 +4703,8 @@
         <w:t xml:space="preserve">larger. Executed endpoints support the same bounded conclusion, although state counts and intervals are not available for this analysis. The late future-to-action edge is active, but it is neither the only nor the largest route through the block.</w:t>
       </w:r>
     </w:p>
-    <w:bookmarkEnd w:id="35"/>
-    <w:bookmarkStart w:id="40" w:name="cosmos-3.-3"/>
+    <w:bookmarkEnd w:id="38"/>
+    <w:bookmarkStart w:id="44" w:name="cosmos-3.-3"/>
     <w:p>
       <w:pPr>
         <w:pStyle w:val="Heading4"/>
@@ -3448,7 +4718,7 @@
         <w:pStyle w:val="FirstParagraph"/>
       </w:pPr>
       <w:r>
-        <w:t xml:space="preserve">The interface was selected on excluded calibration tasks and frozen before population testing. Replacing donor-run future-token K/V with self-future K/V reduces predicted-future action projection by</w:t>
+        <w:t xml:space="preserve">The interface was selected on excluded calibration tasks and frozen before population testing. Replacing donor-run future-token K/V with self-future K/V removes</w:t>
       </w:r>
       <w:r>
         <w:t xml:space="preserve"> </w:t>
@@ -3462,36 +4732,21 @@
         <w:t xml:space="preserve"> </w:t>
       </w:r>
       <w:r>
-        <w:t xml:space="preserve">(</w:t>
+        <w:t xml:space="preserve">of the</w:t>
+      </w:r>
+      <w:r>
+        <w:t xml:space="preserve"> </w:t>
       </w:r>
       <m:oMath>
         <m:r>
-          <m:rPr>
-            <m:sty m:val="p"/>
-          </m:rPr>
-          <m:t>[</m:t>
-        </m:r>
-        <m:r>
-          <m:t>0.842</m:t>
-        </m:r>
-        <m:r>
-          <m:rPr>
-            <m:sty m:val="p"/>
-          </m:rPr>
-          <m:t>,</m:t>
-        </m:r>
-        <m:r>
-          <m:t>0.910</m:t>
-        </m:r>
-        <m:r>
-          <m:rPr>
-            <m:sty m:val="p"/>
-          </m:rPr>
-          <m:t>]</m:t>
+          <m:t>0.992</m:t>
         </m:r>
       </m:oMath>
       <w:r>
-        <w:t xml:space="preserve">), with a positive reduction in 22/22 states. For executed futures, the action reduction is</w:t>
+        <w:t xml:space="preserve"> </w:t>
+      </w:r>
+      <w:r>
+        <w:t xml:space="preserve">predicted-action shift,</w:t>
       </w:r>
       <w:r>
         <w:t xml:space="preserve"> </w:t>
@@ -3505,36 +4760,21 @@
         <w:t xml:space="preserve"> </w:t>
       </w:r>
       <w:r>
-        <w:t xml:space="preserve">(</w:t>
+        <w:t xml:space="preserve">of the</w:t>
+      </w:r>
+      <w:r>
+        <w:t xml:space="preserve"> </w:t>
       </w:r>
       <m:oMath>
         <m:r>
-          <m:rPr>
-            <m:sty m:val="p"/>
-          </m:rPr>
-          <m:t>[</m:t>
-        </m:r>
-        <m:r>
-          <m:t>0.723</m:t>
-        </m:r>
-        <m:r>
-          <m:rPr>
-            <m:sty m:val="p"/>
-          </m:rPr>
-          <m:t>,</m:t>
-        </m:r>
-        <m:r>
-          <m:t>0.900</m:t>
-        </m:r>
-        <m:r>
-          <m:rPr>
-            <m:sty m:val="p"/>
-          </m:rPr>
-          <m:t>]</m:t>
+          <m:t>0.983</m:t>
         </m:r>
       </m:oMath>
       <w:r>
-        <w:t xml:space="preserve">) and the executed-endpoint reduction is</w:t>
+        <w:t xml:space="preserve"> </w:t>
+      </w:r>
+      <w:r>
+        <w:t xml:space="preserve">executed-action shift, and</w:t>
       </w:r>
       <w:r>
         <w:t xml:space="preserve"> </w:t>
@@ -3548,36 +4788,32 @@
         <w:t xml:space="preserve"> </w:t>
       </w:r>
       <w:r>
-        <w:t xml:space="preserve">(</w:t>
+        <w:t xml:space="preserve">of the</w:t>
+      </w:r>
+      <w:r>
+        <w:t xml:space="preserve"> </w:t>
       </w:r>
       <m:oMath>
         <m:r>
-          <m:rPr>
-            <m:sty m:val="p"/>
-          </m:rPr>
-          <m:t>[</m:t>
-        </m:r>
-        <m:r>
-          <m:t>0.766</m:t>
-        </m:r>
-        <m:r>
-          <m:rPr>
-            <m:sty m:val="p"/>
-          </m:rPr>
-          <m:t>,</m:t>
-        </m:r>
-        <m:r>
-          <m:t>0.922</m:t>
-        </m:r>
-        <m:r>
-          <m:rPr>
-            <m:sty m:val="p"/>
-          </m:rPr>
-          <m:t>]</m:t>
+          <m:t>1.003</m:t>
         </m:r>
       </m:oMath>
       <w:r>
-        <w:t xml:space="preserve">), again positive in every state. Relative to the unpatched means, these losses remove 88% of predicted-future action steering, 83% of executed-future action steering, and 85% of endpoint steering. Task-balanced point estimates are</w:t>
+        <w:t xml:space="preserve"> </w:t>
+      </w:r>
+      <w:r>
+        <w:t xml:space="preserve">endpoint shift (Table </w:t>
+      </w:r>
+      <w:hyperlink w:anchor="tab:pathway">
+        <w:r>
+          <w:rPr>
+            <w:rStyle w:val="Hyperlink"/>
+          </w:rPr>
+          <w:t xml:space="preserve">4</w:t>
+        </w:r>
+      </w:hyperlink>
+      <w:r>
+        <w:t xml:space="preserve">). These losses correspond to 88%, 83%, and 85% of the respective unpatched point estimates and are positive in 22/22 states. Task-balanced point estimates are</w:t>
       </w:r>
       <w:r>
         <w:t xml:space="preserve"> </w:t>
@@ -3610,10 +4846,249 @@
         </m:r>
       </m:oMath>
       <w:r>
-        <w:t xml:space="preserve">; all prespecified primary sign tests remain significant after Holm correction. Because this intervention keeps token count fixed and does not mask attention positions, it shows that donor-specific information travels through the future-token K/V interface. It does not identify every head or feature, exclude interacting unpatched routes, or establish a complete circuit.</w:t>
-      </w:r>
-    </w:p>
-    <w:bookmarkStart w:id="39" w:name="fig:cosmos3"/>
+        <w:t xml:space="preserve">; all prespecified primary sign tests remain significant after Holm correction. Because token count and attention positions remain fixed, donor-specific information travels through this future-token K/V interface. The experiment does not identify every head or feature, exclude interacting unpatched routes, or establish a complete circuit.</w:t>
+      </w:r>
+    </w:p>
+    <w:bookmarkStart w:id="39" w:name="tab:pathway"/>
+    <w:p>
+      <w:pPr>
+        <w:pStyle w:val="TableCaption"/>
+      </w:pPr>
+      <w:r>
+        <w:t xml:space="preserve">Cosmos 3 future-token pathway across 22 states. Each unpatched donor-minus-self effect is shown beside the reduction caused by replacing donor-future K/V with self-future K/V.</w:t>
+      </w:r>
+      <w:r>
+        <w:t xml:space="preserve"> </w:t>
+      </w:r>
+      <w:r>
+        <w:t xml:space="preserve">“Removed”</w:t>
+      </w:r>
+      <w:r>
+        <w:t xml:space="preserve"> </w:t>
+      </w:r>
+      <w:r>
+        <w:t xml:space="preserve">is the ratio of point estimates, not an independently estimated mediation proportion.</w:t>
+      </w:r>
+    </w:p>
+    <w:tbl>
+      <w:tblPr>
+        <w:tblStyle w:val="Table"/>
+        <w:tblW w:type="auto" w:w="0"/>
+        <w:tblLook w:firstRow="1" w:lastRow="0" w:firstColumn="0" w:lastColumn="0" w:noHBand="0" w:noVBand="0" w:val="0020"/>
+        <w:tblCaption w:val="Cosmos 3 future-token pathway across 22 states. Each unpatched donor-minus-self effect is shown beside the reduction caused by replacing donor-future K/V with self-future K/V. “Removed” is the ratio of point estimates, not an independently estimated mediation proportion."/>
+      </w:tblPr>
+      <w:tblGrid>
+        <w:gridCol w:w="1980"/>
+        <w:gridCol w:w="1980"/>
+        <w:gridCol w:w="1980"/>
+        <w:gridCol w:w="1980"/>
+      </w:tblGrid>
+      <w:tr>
+        <w:trPr>
+          <w:tblHeader w:val="on"/>
+        </w:trPr>
+        <w:tc>
+          <w:tcPr/>
+          <w:p>
+            <w:pPr>
+              <w:pStyle w:val="Compact"/>
+              <w:jc w:val="left"/>
+            </w:pPr>
+            <w:r>
+              <w:t xml:space="preserve">Outcome</w:t>
+            </w:r>
+          </w:p>
+        </w:tc>
+        <w:tc>
+          <w:tcPr/>
+          <w:p>
+            <w:pPr>
+              <w:pStyle w:val="Compact"/>
+              <w:jc w:val="center"/>
+            </w:pPr>
+            <w:r>
+              <w:t xml:space="preserve">Unpatched steering</w:t>
+            </w:r>
+          </w:p>
+        </w:tc>
+        <w:tc>
+          <w:tcPr/>
+          <w:p>
+            <w:pPr>
+              <w:pStyle w:val="Compact"/>
+              <w:jc w:val="center"/>
+            </w:pPr>
+            <w:r>
+              <w:t xml:space="preserve">K/V replacement loss</w:t>
+            </w:r>
+          </w:p>
+        </w:tc>
+        <w:tc>
+          <w:tcPr/>
+          <w:p>
+            <w:pPr>
+              <w:pStyle w:val="Compact"/>
+              <w:jc w:val="center"/>
+            </w:pPr>
+            <w:r>
+              <w:t xml:space="preserve">Point estimate removed</w:t>
+            </w:r>
+          </w:p>
+        </w:tc>
+      </w:tr>
+      <w:tr>
+        <w:tc>
+          <w:tcPr/>
+          <w:p>
+            <w:pPr>
+              <w:pStyle w:val="Compact"/>
+              <w:jc w:val="left"/>
+            </w:pPr>
+            <w:r>
+              <w:t xml:space="preserve">Predicted action</w:t>
+            </w:r>
+          </w:p>
+        </w:tc>
+        <w:tc>
+          <w:tcPr/>
+          <w:p>
+            <w:pPr>
+              <w:pStyle w:val="Compact"/>
+              <w:jc w:val="center"/>
+            </w:pPr>
+            <w:r>
+              <w:t xml:space="preserve">0.992 [0.972, 1.010]</w:t>
+            </w:r>
+          </w:p>
+        </w:tc>
+        <w:tc>
+          <w:tcPr/>
+          <w:p>
+            <w:pPr>
+              <w:pStyle w:val="Compact"/>
+              <w:jc w:val="center"/>
+            </w:pPr>
+            <w:r>
+              <w:t xml:space="preserve">0.877 [0.842, 0.910]</w:t>
+            </w:r>
+          </w:p>
+        </w:tc>
+        <w:tc>
+          <w:tcPr/>
+          <w:p>
+            <w:pPr>
+              <w:pStyle w:val="Compact"/>
+              <w:jc w:val="center"/>
+            </w:pPr>
+            <w:r>
+              <w:t xml:space="preserve">88%</w:t>
+            </w:r>
+          </w:p>
+        </w:tc>
+      </w:tr>
+      <w:tr>
+        <w:tc>
+          <w:tcPr/>
+          <w:p>
+            <w:pPr>
+              <w:pStyle w:val="Compact"/>
+              <w:jc w:val="left"/>
+            </w:pPr>
+            <w:r>
+              <w:t xml:space="preserve">Executed action</w:t>
+            </w:r>
+          </w:p>
+        </w:tc>
+        <w:tc>
+          <w:tcPr/>
+          <w:p>
+            <w:pPr>
+              <w:pStyle w:val="Compact"/>
+              <w:jc w:val="center"/>
+            </w:pPr>
+            <w:r>
+              <w:t xml:space="preserve">0.983 [0.890, 1.064]</w:t>
+            </w:r>
+          </w:p>
+        </w:tc>
+        <w:tc>
+          <w:tcPr/>
+          <w:p>
+            <w:pPr>
+              <w:pStyle w:val="Compact"/>
+              <w:jc w:val="center"/>
+            </w:pPr>
+            <w:r>
+              <w:t xml:space="preserve">0.814 [0.723, 0.900]</w:t>
+            </w:r>
+          </w:p>
+        </w:tc>
+        <w:tc>
+          <w:tcPr/>
+          <w:p>
+            <w:pPr>
+              <w:pStyle w:val="Compact"/>
+              <w:jc w:val="center"/>
+            </w:pPr>
+            <w:r>
+              <w:t xml:space="preserve">83%</w:t>
+            </w:r>
+          </w:p>
+        </w:tc>
+      </w:tr>
+      <w:tr>
+        <w:tc>
+          <w:tcPr/>
+          <w:p>
+            <w:pPr>
+              <w:pStyle w:val="Compact"/>
+              <w:jc w:val="left"/>
+            </w:pPr>
+            <w:r>
+              <w:t xml:space="preserve">Executed endpoint</w:t>
+            </w:r>
+          </w:p>
+        </w:tc>
+        <w:tc>
+          <w:tcPr/>
+          <w:p>
+            <w:pPr>
+              <w:pStyle w:val="Compact"/>
+              <w:jc w:val="center"/>
+            </w:pPr>
+            <w:r>
+              <w:t xml:space="preserve">1.003 [0.950, 1.050]</w:t>
+            </w:r>
+          </w:p>
+        </w:tc>
+        <w:tc>
+          <w:tcPr/>
+          <w:p>
+            <w:pPr>
+              <w:pStyle w:val="Compact"/>
+              <w:jc w:val="center"/>
+            </w:pPr>
+            <w:r>
+              <w:t xml:space="preserve">0.851 [0.766, 0.922]</w:t>
+            </w:r>
+          </w:p>
+        </w:tc>
+        <w:tc>
+          <w:tcPr/>
+          <w:p>
+            <w:pPr>
+              <w:pStyle w:val="Compact"/>
+              <w:jc w:val="center"/>
+            </w:pPr>
+            <w:r>
+              <w:t xml:space="preserve">85%</w:t>
+            </w:r>
+          </w:p>
+        </w:tc>
+      </w:tr>
+    </w:tbl>
+    <w:bookmarkEnd w:id="39"/>
+    <w:bookmarkStart w:id="43" w:name="fig:cosmos3"/>
     <w:p>
       <w:pPr>
         <w:pStyle w:val="CaptionedFigure"/>
@@ -3621,20 +5096,20 @@
       <w:r>
         <w:drawing>
           <wp:inline>
-            <wp:extent cx="5334000" cy="1644539"/>
+            <wp:extent cx="5334000" cy="1686321"/>
             <wp:effectExtent b="0" l="0" r="0" t="0"/>
-            <wp:docPr descr="" title="" id="37" name="Picture"/>
+            <wp:docPr descr="" title="" id="41" name="Picture"/>
             <a:graphic>
               <a:graphicData uri="http://schemas.openxmlformats.org/drawingml/2006/picture">
                 <pic:pic>
                   <pic:nvPicPr>
-                    <pic:cNvPr descr="figures/pathway_results.png" id="38" name="Picture"/>
+                    <pic:cNvPr descr="figures/pathway_results.png" id="42" name="Picture"/>
                     <pic:cNvPicPr>
                       <a:picLocks noChangeArrowheads="1" noChangeAspect="1"/>
                     </pic:cNvPicPr>
                   </pic:nvPicPr>
                   <pic:blipFill>
-                    <a:blip r:embed="rId36"/>
+                    <a:blip r:embed="rId40"/>
                     <a:stretch>
                       <a:fillRect/>
                     </a:stretch>
@@ -3642,7 +5117,7 @@
                   <pic:spPr bwMode="auto">
                     <a:xfrm>
                       <a:off x="0" y="0"/>
-                      <a:ext cx="5334000" cy="1644539"/>
+                      <a:ext cx="5334000" cy="1686321"/>
                     </a:xfrm>
                     <a:prstGeom prst="rect">
                       <a:avLst/>
@@ -3666,7 +5141,7 @@
         <w:pStyle w:val="ImageCaption"/>
       </w:pPr>
       <w:r>
-        <w:t xml:space="preserve">Cosmos 3 population results. (a) Coherent predicted and executed futures steer actions, outperform natural controls, and move one-chunk simulator endpoints toward the donor across 22 states and six tasks. (b) Replacing donor-run future-token K/V with self-future K/V removes most donor-directed action and endpoint projection. (c) In ten factor-study states, isolated robot- and object-pixel effects lie inside the prespecified</w:t>
+        <w:t xml:space="preserve">Cosmos 3 estimates. (a) Donor-minus-comparator steering; every row names its outcome and comparator. Points are means and bars are 95% state-bootstrap intervals. (b) Outlined bars are unpatched donor-minus-self steering; filled bars are the amount removed by self-future K/V replacement, with labels giving the ratio of point estimates. (c) Isolated robot- and object-pixel effects; the shaded band is the prespecified</w:t>
       </w:r>
       <w:r>
         <w:t xml:space="preserve"> </w:t>
@@ -3707,113 +5182,113 @@
         <w:t xml:space="preserve"> </w:t>
       </w:r>
       <w:r>
-        <w:t xml:space="preserve">region. Bars are 95% state-bootstrap intervals.</w:t>
-      </w:r>
-    </w:p>
-    <w:bookmarkEnd w:id="39"/>
-    <w:bookmarkEnd w:id="40"/>
-    <w:bookmarkEnd w:id="41"/>
-    <w:bookmarkEnd w:id="42"/>
-    <w:bookmarkStart w:id="45" w:name="sec:discussion"/>
-    <w:p>
-      <w:pPr>
-        <w:pStyle w:val="Heading1"/>
-      </w:pPr>
-      <w:r>
-        <w:t xml:space="preserve">Discussion and Limitations</w:t>
-      </w:r>
-    </w:p>
-    <w:p>
-      <w:pPr>
-        <w:pStyle w:val="FirstParagraph"/>
-      </w:pPr>
-      <w:r>
-        <w:t xml:space="preserve">Across both WAM generations, transplanting a coherent future predicts which alternative action the model will approach. The associated simulator endpoint moves in the same direction. RIFT established that behavior depends on an organized future interface; our result adds content-specific sufficiency by showing that a policy-native alternative predicts the signed direction of the change. The two checkpoints, however, do not appear to rely on the same content.</w:t>
-      </w:r>
-    </w:p>
-    <w:p>
-      <w:pPr>
-        <w:pStyle w:val="BodyText"/>
-      </w:pPr>
-      <w:r>
-        <w:t xml:space="preserve">Cosmos Policy’s early-state pattern resembles an inverse-dynamics interface conditioned on visible robot motion. That account does not transfer cleanly to Cosmos 3: strong whole-future steering coexists with negligible robot-only and object-only pixel effects. Usable content may instead depend on architecture, surrounding context, or distributed feature interactions. The pathway experiments locate where some of this influence travels. Cosmos Policy identifies an active late attention edge, while Cosmos 3 shows across 22 states that future-token K/V carries most of the donor-directed shift.</w:t>
-      </w:r>
-    </w:p>
-    <w:p>
-      <w:pPr>
-        <w:pStyle w:val="BodyText"/>
-      </w:pPr>
-      <w:r>
-        <w:t xml:space="preserve">This evidence is narrower than planning. A planning claim would require evidence that the policy generates alternatives, predicts their outcomes, compares them using a goal, cost, or value, and selects accordingly. We do not test that sequence, and no screened pair retained a stable success/failure label across continuation seeds. Here,</w:t>
-      </w:r>
-      <w:r>
-        <w:t xml:space="preserve"> </w:t>
-      </w:r>
-      <w:r>
-        <w:t xml:space="preserve">“future”</w:t>
-      </w:r>
-      <w:r>
-        <w:t xml:space="preserve"> </w:t>
-      </w:r>
-      <w:r>
-        <w:t xml:space="preserve">and</w:t>
-      </w:r>
-      <w:r>
-        <w:t xml:space="preserve"> </w:t>
-      </w:r>
-      <w:r>
-        <w:t xml:space="preserve">“imagined”</w:t>
-      </w:r>
-      <w:r>
-        <w:t xml:space="preserve"> </w:t>
-      </w:r>
-      <w:r>
-        <w:t xml:space="preserve">describe generated representations, not deliberation. Our claim is that these direct policies condition action on coherent futures, not that WAMs generally plan over task consequences.</w:t>
-      </w:r>
-    </w:p>
-    <w:bookmarkStart w:id="43" w:name="limitations."/>
-    <w:p>
-      <w:pPr>
-        <w:pStyle w:val="Heading4"/>
-      </w:pPr>
-      <w:r>
-        <w:t xml:space="preserve">Limitations.</w:t>
-      </w:r>
-    </w:p>
-    <w:p>
-      <w:pPr>
-        <w:pStyle w:val="FirstParagraph"/>
-      </w:pPr>
-      <w:r>
-        <w:t xml:space="preserve">All interventions are in simulation and cover two checkpoints, six RoboLab tasks, and LIBERO-Long. Cosmos Policy’s strongest result uses one first-query state per task, while later estimates use different physical states and therefore cannot isolate elapsed time. Its natural content analysis contains only four states, and rendered hybrids may be outside the policy’s native future distribution. Cosmos 3 completed 22 of 24 frozen population states and 10 of 12 factor states; the two population omissions resulted from short source videos and were not replaced. Pixel masks may miss distributed semantic features or induce nonlinear changes, so negligible isolated effects do not establish joint necessity. Key removal changes attention normalization, and K/V replacement can interact with unpatched routes. We do not demonstrate task-success mediation or recover a full circuit.</w:t>
+        <w:t xml:space="preserve">equivalence region.</w:t>
       </w:r>
     </w:p>
     <w:bookmarkEnd w:id="43"/>
-    <w:bookmarkStart w:id="44" w:name="broader-impact."/>
-    <w:p>
-      <w:pPr>
-        <w:pStyle w:val="Heading4"/>
-      </w:pPr>
-      <w:r>
-        <w:t xml:space="preserve">Broader impact.</w:t>
-      </w:r>
-    </w:p>
-    <w:p>
-      <w:pPr>
-        <w:pStyle w:val="FirstParagraph"/>
-      </w:pPr>
-      <w:r>
-        <w:t xml:space="preserve">Mechanistic tests can help distinguish plausible-looking predictions from representations that actually control behavior. The same interfaces could also redirect robot actions or create false confidence if validated on narrow state distributions. Use beyond simulation would require broader coverage, physical safety constraints, and monitoring outside the intervention metric.</w:t>
-      </w:r>
-    </w:p>
     <w:bookmarkEnd w:id="44"/>
     <w:bookmarkEnd w:id="45"/>
-    <w:bookmarkStart w:id="46" w:name="conclusion"/>
+    <w:bookmarkEnd w:id="46"/>
+    <w:bookmarkStart w:id="49" w:name="sec:discussion"/>
     <w:p>
       <w:pPr>
         <w:pStyle w:val="Heading1"/>
       </w:pPr>
       <w:r>
+        <w:t xml:space="preserve">Discussion and Limitations</w:t>
+      </w:r>
+    </w:p>
+    <w:p>
+      <w:pPr>
+        <w:pStyle w:val="FirstParagraph"/>
+      </w:pPr>
+      <w:r>
+        <w:t xml:space="preserve">Across both WAM generations, transplanting a coherent future predicts which alternative action the model will approach. The associated simulator endpoint moves in the same direction. RIFT established that behavior depends on an organized future interface; our result adds content-specific sufficiency by showing that a policy-native alternative predicts the signed direction of the change. The two checkpoints, however, do not appear to rely on the same content.</w:t>
+      </w:r>
+    </w:p>
+    <w:p>
+      <w:pPr>
+        <w:pStyle w:val="BodyText"/>
+      </w:pPr>
+      <w:r>
+        <w:t xml:space="preserve">Cosmos Policy’s early-state pattern resembles an inverse-dynamics interface conditioned on visible robot motion. That account does not transfer cleanly to Cosmos 3: strong whole-future steering coexists with negligible robot-only and object-only pixel effects. Usable content may instead depend on architecture, surrounding context, or distributed feature interactions. The pathway experiments locate where some of this influence travels. Cosmos Policy identifies an active late attention edge, while Cosmos 3 shows across 22 states that future-token K/V carries most of the donor-directed shift.</w:t>
+      </w:r>
+    </w:p>
+    <w:p>
+      <w:pPr>
+        <w:pStyle w:val="BodyText"/>
+      </w:pPr>
+      <w:r>
+        <w:t xml:space="preserve">This evidence is narrower than planning. A planning claim would require evidence that the policy generates alternatives, predicts their outcomes, compares them using a goal, cost, or value, and selects accordingly. We do not test that sequence, and no screened pair retained a stable success/failure label across continuation seeds. Here,</w:t>
+      </w:r>
+      <w:r>
+        <w:t xml:space="preserve"> </w:t>
+      </w:r>
+      <w:r>
+        <w:t xml:space="preserve">“future”</w:t>
+      </w:r>
+      <w:r>
+        <w:t xml:space="preserve"> </w:t>
+      </w:r>
+      <w:r>
+        <w:t xml:space="preserve">and</w:t>
+      </w:r>
+      <w:r>
+        <w:t xml:space="preserve"> </w:t>
+      </w:r>
+      <w:r>
+        <w:t xml:space="preserve">“imagined”</w:t>
+      </w:r>
+      <w:r>
+        <w:t xml:space="preserve"> </w:t>
+      </w:r>
+      <w:r>
+        <w:t xml:space="preserve">describe generated representations, not deliberation. Our claim is that these direct policies condition action on coherent futures, not that WAMs generally plan over task consequences.</w:t>
+      </w:r>
+    </w:p>
+    <w:bookmarkStart w:id="47" w:name="limitations."/>
+    <w:p>
+      <w:pPr>
+        <w:pStyle w:val="Heading4"/>
+      </w:pPr>
+      <w:r>
+        <w:t xml:space="preserve">Limitations.</w:t>
+      </w:r>
+    </w:p>
+    <w:p>
+      <w:pPr>
+        <w:pStyle w:val="FirstParagraph"/>
+      </w:pPr>
+      <w:r>
+        <w:t xml:space="preserve">All interventions are in simulation and cover two checkpoints, six RoboLab tasks, and LIBERO-Long. Cosmos Policy’s strongest result uses one first-query state per task, while later estimates use different physical states and therefore cannot isolate elapsed time. Its natural content analysis contains only four states, and rendered hybrids may be outside the policy’s native future distribution. Cosmos 3 completed 22 of 24 frozen population states and 10 of 12 factor states; the two population omissions resulted from short source videos and were not replaced. Pixel masks may miss distributed semantic features or induce nonlinear changes, so negligible isolated effects do not establish joint necessity. Key removal changes attention normalization, and K/V replacement can interact with unpatched routes. We do not demonstrate task-success mediation or recover a full circuit.</w:t>
+      </w:r>
+    </w:p>
+    <w:bookmarkEnd w:id="47"/>
+    <w:bookmarkStart w:id="48" w:name="broader-impact."/>
+    <w:p>
+      <w:pPr>
+        <w:pStyle w:val="Heading4"/>
+      </w:pPr>
+      <w:r>
+        <w:t xml:space="preserve">Broader impact.</w:t>
+      </w:r>
+    </w:p>
+    <w:p>
+      <w:pPr>
+        <w:pStyle w:val="FirstParagraph"/>
+      </w:pPr>
+      <w:r>
+        <w:t xml:space="preserve">Mechanistic tests can help distinguish plausible-looking predictions from representations that actually control behavior. The same interfaces could also redirect robot actions or create false confidence if validated on narrow state distributions. Use beyond simulation would require broader coverage, physical safety constraints, and monitoring outside the intervention metric.</w:t>
+      </w:r>
+    </w:p>
+    <w:bookmarkEnd w:id="48"/>
+    <w:bookmarkEnd w:id="49"/>
+    <w:bookmarkStart w:id="50" w:name="conclusion"/>
+    <w:p>
+      <w:pPr>
+        <w:pStyle w:val="Heading1"/>
+      </w:pPr>
+      <w:r>
         <w:t xml:space="preserve">Conclusion</w:t>
       </w:r>
     </w:p>
@@ -3825,8 +5300,8 @@
         <w:t xml:space="preserve">The central result is directional: we do not merely damage a model’s future and observe that behavior changes; we supply a different coherent future and find that behavior follows that particular alternative. Cosmos 3 shows this across 22 sampled states, with future-token K/V carrying most of the action and endpoint shift. Cosmos Policy shows a related, more state-dependent effect dominated by visual robot-motion information, while neither isolated robot nor object pixels reproduce Cosmos 3’s whole-future effect. These models use generated futures to condition action. Whether they compare alternative predicted outcomes in order to plan remains unanswered.</w:t>
       </w:r>
     </w:p>
-    <w:bookmarkEnd w:id="46"/>
-    <w:bookmarkStart w:id="47" w:name="app:reproducibility"/>
+    <w:bookmarkEnd w:id="50"/>
+    <w:bookmarkStart w:id="51" w:name="app:reproducibility"/>
     <w:p>
       <w:pPr>
         <w:pStyle w:val="Heading1"/>
@@ -3935,8 +5410,8 @@
         <w:t xml:space="preserve">. Endpoint evaluation reconstructs the environment, restores the saved state, and replays the observation prefix. Separate controls test token layout, sampler wrapping, cache record and replay, self replacement, and the action-coordinate boundary. Complete timing and aggregate compute accounting remain to be added before submission.</w:t>
       </w:r>
     </w:p>
-    <w:bookmarkEnd w:id="47"/>
-    <w:bookmarkStart w:id="48" w:name="app:additional"/>
+    <w:bookmarkEnd w:id="51"/>
+    <w:bookmarkStart w:id="52" w:name="app:additional"/>
     <w:p>
       <w:pPr>
         <w:pStyle w:val="Heading1"/>
@@ -4110,8 +5585,8 @@
         <w:t xml:space="preserve">), positive in 6/6 states; action steering is smaller and does not reliably exceed the Gaussian control. In the Cosmos 3 population, the two missing frozen states ended after 21 and 29 actions, before producing the 33-frame source video. Neither was replaced. The prespecified minimum of 20 states across five tasks and the factor-study minimum of ten states across five tasks were both met across six tasks.</w:t>
       </w:r>
     </w:p>
-    <w:bookmarkEnd w:id="48"/>
-    <w:bookmarkStart w:id="101" w:name="neurips-paper-checklist"/>
+    <w:bookmarkEnd w:id="52"/>
+    <w:bookmarkStart w:id="105" w:name="neurips-paper-checklist"/>
     <w:p>
       <w:pPr>
         <w:pStyle w:val="Heading1"/>
@@ -4745,7 +6220,7 @@
       <w:r>
         <w:t xml:space="preserve">Please see the NeurIPS code and data submission guidelines (</w:t>
       </w:r>
-      <w:hyperlink r:id="rId49">
+      <w:hyperlink r:id="rId53">
         <w:r>
           <w:rPr>
             <w:rStyle w:val="Hyperlink"/>
@@ -4778,7 +6253,7 @@
       <w:r>
         <w:t xml:space="preserve">The instructions should contain the exact command and environment needed to run to reproduce the results. See the NeurIPS code and data submission guidelines (</w:t>
       </w:r>
-      <w:hyperlink r:id="rId49">
+      <w:hyperlink r:id="rId53">
         <w:r>
           <w:rPr>
             <w:rStyle w:val="Hyperlink"/>
@@ -5215,7 +6690,7 @@
       <w:r>
         <w:t xml:space="preserve"> </w:t>
       </w:r>
-      <w:hyperlink r:id="rId50">
+      <w:hyperlink r:id="rId54">
         <w:r>
           <w:rPr>
             <w:rStyle w:val="Hyperlink"/>
@@ -5648,7 +7123,7 @@
       <w:r>
         <w:t xml:space="preserve"> </w:t>
       </w:r>
-      <w:hyperlink r:id="rId51">
+      <w:hyperlink r:id="rId55">
         <w:r>
           <w:rPr>
             <w:rStyle w:val="Hyperlink"/>
@@ -6080,8 +7555,8 @@
         <w:t xml:space="preserve">Please refer to our LLM policy in the NeurIPS handbook for what should or should not be described.</w:t>
       </w:r>
     </w:p>
-    <w:bookmarkStart w:id="100" w:name="refs"/>
-    <w:bookmarkStart w:id="53" w:name="ref-du2023unipi"/>
+    <w:bookmarkStart w:id="104" w:name="refs"/>
+    <w:bookmarkStart w:id="57" w:name="ref-du2023unipi"/>
     <w:p>
       <w:pPr>
         <w:pStyle w:val="Bibliography"/>
@@ -6114,7 +7589,7 @@
       <w:r>
         <w:t xml:space="preserve"> </w:t>
       </w:r>
-      <w:hyperlink r:id="rId52">
+      <w:hyperlink r:id="rId56">
         <w:r>
           <w:rPr>
             <w:rStyle w:val="Hyperlink"/>
@@ -6126,8 +7601,8 @@
         <w:t xml:space="preserve">.</w:t>
       </w:r>
     </w:p>
-    <w:bookmarkEnd w:id="53"/>
-    <w:bookmarkStart w:id="55" w:name="ref-du2024videolanguage"/>
+    <w:bookmarkEnd w:id="57"/>
+    <w:bookmarkStart w:id="59" w:name="ref-du2024videolanguage"/>
     <w:p>
       <w:pPr>
         <w:pStyle w:val="Bibliography"/>
@@ -6157,7 +7632,7 @@
       <w:r>
         <w:t xml:space="preserve"> </w:t>
       </w:r>
-      <w:hyperlink r:id="rId54">
+      <w:hyperlink r:id="rId58">
         <w:r>
           <w:rPr>
             <w:rStyle w:val="Hyperlink"/>
@@ -6169,8 +7644,8 @@
         <w:t xml:space="preserve">.</w:t>
       </w:r>
     </w:p>
-    <w:bookmarkEnd w:id="55"/>
-    <w:bookmarkStart w:id="57" w:name="ref-ebert2018visualforesight"/>
+    <w:bookmarkEnd w:id="59"/>
+    <w:bookmarkStart w:id="61" w:name="ref-ebert2018visualforesight"/>
     <w:p>
       <w:pPr>
         <w:pStyle w:val="Bibliography"/>
@@ -6200,7 +7675,7 @@
       <w:r>
         <w:t xml:space="preserve"> </w:t>
       </w:r>
-      <w:hyperlink r:id="rId56">
+      <w:hyperlink r:id="rId60">
         <w:r>
           <w:rPr>
             <w:rStyle w:val="Hyperlink"/>
@@ -6212,8 +7687,8 @@
         <w:t xml:space="preserve">.</w:t>
       </w:r>
     </w:p>
-    <w:bookmarkEnd w:id="57"/>
-    <w:bookmarkStart w:id="59" w:name="ref-field2007clusterbootstrap"/>
+    <w:bookmarkEnd w:id="61"/>
+    <w:bookmarkStart w:id="63" w:name="ref-field2007clusterbootstrap"/>
     <w:p>
       <w:pPr>
         <w:pStyle w:val="Bibliography"/>
@@ -6246,7 +7721,7 @@
       <w:r>
         <w:t xml:space="preserve"> </w:t>
       </w:r>
-      <w:hyperlink r:id="rId58">
+      <w:hyperlink r:id="rId62">
         <w:r>
           <w:rPr>
             <w:rStyle w:val="Hyperlink"/>
@@ -6258,8 +7733,8 @@
         <w:t xml:space="preserve">.</w:t>
       </w:r>
     </w:p>
-    <w:bookmarkEnd w:id="59"/>
-    <w:bookmarkStart w:id="61" w:name="ref-goldowskydill2023pathpatching"/>
+    <w:bookmarkEnd w:id="63"/>
+    <w:bookmarkStart w:id="65" w:name="ref-goldowskydill2023pathpatching"/>
     <w:p>
       <w:pPr>
         <w:pStyle w:val="Bibliography"/>
@@ -6283,7 +7758,7 @@
       <w:r>
         <w:t xml:space="preserve"> </w:t>
       </w:r>
-      <w:hyperlink r:id="rId60">
+      <w:hyperlink r:id="rId64">
         <w:r>
           <w:rPr>
             <w:rStyle w:val="Hyperlink"/>
@@ -6295,8 +7770,8 @@
         <w:t xml:space="preserve">.</w:t>
       </w:r>
     </w:p>
-    <w:bookmarkEnd w:id="61"/>
-    <w:bookmarkStart w:id="63" w:name="ref-guo2024pad"/>
+    <w:bookmarkEnd w:id="65"/>
+    <w:bookmarkStart w:id="67" w:name="ref-guo2024pad"/>
     <w:p>
       <w:pPr>
         <w:pStyle w:val="Bibliography"/>
@@ -6329,7 +7804,7 @@
       <w:r>
         <w:t xml:space="preserve"> </w:t>
       </w:r>
-      <w:hyperlink r:id="rId62">
+      <w:hyperlink r:id="rId66">
         <w:r>
           <w:rPr>
             <w:rStyle w:val="Hyperlink"/>
@@ -6341,8 +7816,8 @@
         <w:t xml:space="preserve">.</w:t>
       </w:r>
     </w:p>
-    <w:bookmarkEnd w:id="63"/>
-    <w:bookmarkStart w:id="65" w:name="ref-hu2025vpp"/>
+    <w:bookmarkEnd w:id="67"/>
+    <w:bookmarkStart w:id="69" w:name="ref-hu2025vpp"/>
     <w:p>
       <w:pPr>
         <w:pStyle w:val="Bibliography"/>
@@ -6372,7 +7847,7 @@
       <w:r>
         <w:t xml:space="preserve"> </w:t>
       </w:r>
-      <w:hyperlink r:id="rId64">
+      <w:hyperlink r:id="rId68">
         <w:r>
           <w:rPr>
             <w:rStyle w:val="Hyperlink"/>
@@ -6384,8 +7859,8 @@
         <w:t xml:space="preserve">.</w:t>
       </w:r>
     </w:p>
-    <w:bookmarkEnd w:id="65"/>
-    <w:bookmarkStart w:id="67" w:name="ref-kim2026cosmospolicy"/>
+    <w:bookmarkEnd w:id="69"/>
+    <w:bookmarkStart w:id="71" w:name="ref-kim2026cosmospolicy"/>
     <w:p>
       <w:pPr>
         <w:pStyle w:val="Bibliography"/>
@@ -6421,7 +7896,7 @@
       <w:r>
         <w:t xml:space="preserve"> </w:t>
       </w:r>
-      <w:hyperlink r:id="rId66">
+      <w:hyperlink r:id="rId70">
         <w:r>
           <w:rPr>
             <w:rStyle w:val="Hyperlink"/>
@@ -6433,8 +7908,8 @@
         <w:t xml:space="preserve">.</w:t>
       </w:r>
     </w:p>
-    <w:bookmarkEnd w:id="67"/>
-    <w:bookmarkStart w:id="69" w:name="ref-lakens2017equivalence"/>
+    <w:bookmarkEnd w:id="71"/>
+    <w:bookmarkStart w:id="73" w:name="ref-lakens2017equivalence"/>
     <w:p>
       <w:pPr>
         <w:pStyle w:val="Bibliography"/>
@@ -6467,7 +7942,7 @@
       <w:r>
         <w:t xml:space="preserve"> </w:t>
       </w:r>
-      <w:hyperlink r:id="rId68">
+      <w:hyperlink r:id="rId72">
         <w:r>
           <w:rPr>
             <w:rStyle w:val="Hyperlink"/>
@@ -6479,8 +7954,8 @@
         <w:t xml:space="preserve">.</w:t>
       </w:r>
     </w:p>
-    <w:bookmarkEnd w:id="69"/>
-    <w:bookmarkStart w:id="71" w:name="ref-li2025uva"/>
+    <w:bookmarkEnd w:id="73"/>
+    <w:bookmarkStart w:id="75" w:name="ref-li2025uva"/>
     <w:p>
       <w:pPr>
         <w:pStyle w:val="Bibliography"/>
@@ -6504,7 +7979,7 @@
       <w:r>
         <w:t xml:space="preserve"> </w:t>
       </w:r>
-      <w:hyperlink r:id="rId70">
+      <w:hyperlink r:id="rId74">
         <w:r>
           <w:rPr>
             <w:rStyle w:val="Hyperlink"/>
@@ -6516,8 +7991,8 @@
         <w:t xml:space="preserve">.</w:t>
       </w:r>
     </w:p>
-    <w:bookmarkEnd w:id="71"/>
-    <w:bookmarkStart w:id="73" w:name="ref-liu2023libero"/>
+    <w:bookmarkEnd w:id="75"/>
+    <w:bookmarkStart w:id="77" w:name="ref-liu2023libero"/>
     <w:p>
       <w:pPr>
         <w:pStyle w:val="Bibliography"/>
@@ -6556,7 +8031,7 @@
       <w:r>
         <w:t xml:space="preserve"> </w:t>
       </w:r>
-      <w:hyperlink r:id="rId72">
+      <w:hyperlink r:id="rId76">
         <w:r>
           <w:rPr>
             <w:rStyle w:val="Hyperlink"/>
@@ -6568,8 +8043,8 @@
         <w:t xml:space="preserve">.</w:t>
       </w:r>
     </w:p>
-    <w:bookmarkEnd w:id="73"/>
-    <w:bookmarkStart w:id="75" w:name="ref-meng2022rome"/>
+    <w:bookmarkEnd w:id="77"/>
+    <w:bookmarkStart w:id="79" w:name="ref-meng2022rome"/>
     <w:p>
       <w:pPr>
         <w:pStyle w:val="Bibliography"/>
@@ -6611,7 +8086,7 @@
       <w:r>
         <w:t xml:space="preserve"> </w:t>
       </w:r>
-      <w:hyperlink r:id="rId74">
+      <w:hyperlink r:id="rId78">
         <w:r>
           <w:rPr>
             <w:rStyle w:val="Hyperlink"/>
@@ -6623,8 +8098,8 @@
         <w:t xml:space="preserve">.</w:t>
       </w:r>
     </w:p>
-    <w:bookmarkEnd w:id="75"/>
-    <w:bookmarkStart w:id="77" w:name="ref-nasiriany2024robocasa"/>
+    <w:bookmarkEnd w:id="79"/>
+    <w:bookmarkStart w:id="81" w:name="ref-nasiriany2024robocasa"/>
     <w:p>
       <w:pPr>
         <w:pStyle w:val="Bibliography"/>
@@ -6663,7 +8138,7 @@
       <w:r>
         <w:t xml:space="preserve"> </w:t>
       </w:r>
-      <w:hyperlink r:id="rId76">
+      <w:hyperlink r:id="rId80">
         <w:r>
           <w:rPr>
             <w:rStyle w:val="Hyperlink"/>
@@ -6675,8 +8150,8 @@
         <w:t xml:space="preserve">.</w:t>
       </w:r>
     </w:p>
-    <w:bookmarkEnd w:id="77"/>
-    <w:bookmarkStart w:id="79" w:name="ref-nvidia2026cosmos3"/>
+    <w:bookmarkEnd w:id="81"/>
+    <w:bookmarkStart w:id="83" w:name="ref-nvidia2026cosmos3"/>
     <w:p>
       <w:pPr>
         <w:pStyle w:val="Bibliography"/>
@@ -6721,7 +8196,7 @@
       <w:r>
         <w:t xml:space="preserve"> </w:t>
       </w:r>
-      <w:hyperlink r:id="rId78">
+      <w:hyperlink r:id="rId82">
         <w:r>
           <w:rPr>
             <w:rStyle w:val="Hyperlink"/>
@@ -6733,8 +8208,8 @@
         <w:t xml:space="preserve">.</w:t>
       </w:r>
     </w:p>
-    <w:bookmarkEnd w:id="79"/>
-    <w:bookmarkStart w:id="81" w:name="ref-nvidia2026cosmos3droid"/>
+    <w:bookmarkEnd w:id="83"/>
+    <w:bookmarkStart w:id="85" w:name="ref-nvidia2026cosmos3droid"/>
     <w:p>
       <w:pPr>
         <w:pStyle w:val="Bibliography"/>
@@ -6758,7 +8233,7 @@
       <w:r>
         <w:t xml:space="preserve"> </w:t>
       </w:r>
-      <w:hyperlink r:id="rId80">
+      <w:hyperlink r:id="rId84">
         <w:r>
           <w:rPr>
             <w:rStyle w:val="Hyperlink"/>
@@ -6770,8 +8245,8 @@
         <w:t xml:space="preserve">.</w:t>
       </w:r>
     </w:p>
-    <w:bookmarkEnd w:id="81"/>
-    <w:bookmarkStart w:id="83" w:name="ref-qiu2026agra"/>
+    <w:bookmarkEnd w:id="85"/>
+    <w:bookmarkStart w:id="87" w:name="ref-qiu2026agra"/>
     <w:p>
       <w:pPr>
         <w:pStyle w:val="Bibliography"/>
@@ -6795,7 +8270,7 @@
       <w:r>
         <w:t xml:space="preserve"> </w:t>
       </w:r>
-      <w:hyperlink r:id="rId82">
+      <w:hyperlink r:id="rId86">
         <w:r>
           <w:rPr>
             <w:rStyle w:val="Hyperlink"/>
@@ -6807,8 +8282,8 @@
         <w:t xml:space="preserve">.</w:t>
       </w:r>
     </w:p>
-    <w:bookmarkEnd w:id="83"/>
-    <w:bookmarkStart w:id="85" w:name="ref-vaidyanathan2026multiplemediators"/>
+    <w:bookmarkEnd w:id="87"/>
+    <w:bookmarkStart w:id="89" w:name="ref-vaidyanathan2026multiplemediators"/>
     <w:p>
       <w:pPr>
         <w:pStyle w:val="Bibliography"/>
@@ -6832,7 +8307,7 @@
       <w:r>
         <w:t xml:space="preserve"> </w:t>
       </w:r>
-      <w:hyperlink r:id="rId84">
+      <w:hyperlink r:id="rId88">
         <w:r>
           <w:rPr>
             <w:rStyle w:val="Hyperlink"/>
@@ -6844,8 +8319,8 @@
         <w:t xml:space="preserve">.</w:t>
       </w:r>
     </w:p>
-    <w:bookmarkEnd w:id="85"/>
-    <w:bookmarkStart w:id="87" w:name="ref-vig2020causalmediation"/>
+    <w:bookmarkEnd w:id="89"/>
+    <w:bookmarkStart w:id="91" w:name="ref-vig2020causalmediation"/>
     <w:p>
       <w:pPr>
         <w:pStyle w:val="Bibliography"/>
@@ -6878,7 +8353,7 @@
       <w:r>
         <w:t xml:space="preserve"> </w:t>
       </w:r>
-      <w:hyperlink r:id="rId86">
+      <w:hyperlink r:id="rId90">
         <w:r>
           <w:rPr>
             <w:rStyle w:val="Hyperlink"/>
@@ -6890,8 +8365,8 @@
         <w:t xml:space="preserve">.</w:t>
       </w:r>
     </w:p>
-    <w:bookmarkEnd w:id="87"/>
-    <w:bookmarkStart w:id="89" w:name="ref-yang2026robolab"/>
+    <w:bookmarkEnd w:id="91"/>
+    <w:bookmarkStart w:id="93" w:name="ref-yang2026robolab"/>
     <w:p>
       <w:pPr>
         <w:pStyle w:val="Bibliography"/>
@@ -6930,7 +8405,7 @@
       <w:r>
         <w:t xml:space="preserve"> </w:t>
       </w:r>
-      <w:hyperlink r:id="rId88">
+      <w:hyperlink r:id="rId92">
         <w:r>
           <w:rPr>
             <w:rStyle w:val="Hyperlink"/>
@@ -6942,8 +8417,8 @@
         <w:t xml:space="preserve">.</w:t>
       </w:r>
     </w:p>
-    <w:bookmarkEnd w:id="89"/>
-    <w:bookmarkStart w:id="91" w:name="ref-ye2026dreamzero"/>
+    <w:bookmarkEnd w:id="93"/>
+    <w:bookmarkStart w:id="95" w:name="ref-ye2026dreamzero"/>
     <w:p>
       <w:pPr>
         <w:pStyle w:val="Bibliography"/>
@@ -6967,7 +8442,7 @@
       <w:r>
         <w:t xml:space="preserve"> </w:t>
       </w:r>
-      <w:hyperlink r:id="rId90">
+      <w:hyperlink r:id="rId94">
         <w:r>
           <w:rPr>
             <w:rStyle w:val="Hyperlink"/>
@@ -6979,8 +8454,8 @@
         <w:t xml:space="preserve">.</w:t>
       </w:r>
     </w:p>
-    <w:bookmarkEnd w:id="91"/>
-    <w:bookmarkStart w:id="93" w:name="ref-yuan2026fastwam"/>
+    <w:bookmarkEnd w:id="95"/>
+    <w:bookmarkStart w:id="97" w:name="ref-yuan2026fastwam"/>
     <w:p>
       <w:pPr>
         <w:pStyle w:val="Bibliography"/>
@@ -7008,7 +8483,7 @@
       <w:r>
         <w:t xml:space="preserve"> </w:t>
       </w:r>
-      <w:hyperlink r:id="rId92">
+      <w:hyperlink r:id="rId96">
         <w:r>
           <w:rPr>
             <w:rStyle w:val="Hyperlink"/>
@@ -7020,8 +8495,8 @@
         <w:t xml:space="preserve">.</w:t>
       </w:r>
     </w:p>
-    <w:bookmarkEnd w:id="93"/>
-    <w:bookmarkStart w:id="95" w:name="ref-zhang2026rift"/>
+    <w:bookmarkEnd w:id="97"/>
+    <w:bookmarkStart w:id="99" w:name="ref-zhang2026rift"/>
     <w:p>
       <w:pPr>
         <w:pStyle w:val="Bibliography"/>
@@ -7073,7 +8548,7 @@
       <w:r>
         <w:t xml:space="preserve"> </w:t>
       </w:r>
-      <w:hyperlink r:id="rId94">
+      <w:hyperlink r:id="rId98">
         <w:r>
           <w:rPr>
             <w:rStyle w:val="Hyperlink"/>
@@ -7085,8 +8560,8 @@
         <w:t xml:space="preserve">.</w:t>
       </w:r>
     </w:p>
-    <w:bookmarkEnd w:id="95"/>
-    <w:bookmarkStart w:id="97" w:name="ref-zhang2024activationpatching"/>
+    <w:bookmarkEnd w:id="99"/>
+    <w:bookmarkStart w:id="101" w:name="ref-zhang2024activationpatching"/>
     <w:p>
       <w:pPr>
         <w:pStyle w:val="Bibliography"/>
@@ -7116,7 +8591,7 @@
       <w:r>
         <w:t xml:space="preserve"> </w:t>
       </w:r>
-      <w:hyperlink r:id="rId96">
+      <w:hyperlink r:id="rId100">
         <w:r>
           <w:rPr>
             <w:rStyle w:val="Hyperlink"/>
@@ -7128,8 +8603,8 @@
         <w:t xml:space="preserve">.</w:t>
       </w:r>
     </w:p>
-    <w:bookmarkEnd w:id="97"/>
-    <w:bookmarkStart w:id="99" w:name="ref-zhao2026fasterwam"/>
+    <w:bookmarkEnd w:id="101"/>
+    <w:bookmarkStart w:id="103" w:name="ref-zhao2026fasterwam"/>
     <w:p>
       <w:pPr>
         <w:pStyle w:val="Bibliography"/>
@@ -7160,7 +8635,7 @@
       <w:r>
         <w:t xml:space="preserve"> </w:t>
       </w:r>
-      <w:hyperlink r:id="rId98">
+      <w:hyperlink r:id="rId102">
         <w:r>
           <w:rPr>
             <w:rStyle w:val="Hyperlink"/>
@@ -7172,9 +8647,9 @@
         <w:t xml:space="preserve">.</w:t>
       </w:r>
     </w:p>
-    <w:bookmarkEnd w:id="99"/>
-    <w:bookmarkEnd w:id="100"/>
-    <w:bookmarkEnd w:id="101"/>
+    <w:bookmarkEnd w:id="103"/>
+    <w:bookmarkEnd w:id="104"/>
+    <w:bookmarkEnd w:id="105"/>
     <w:sectPr>
       <w:footnotePr>
         <w:numRestart w:val="eachSect"/>

--- a/output/imagined_futures_neurips2026.docx
+++ b/output/imagined_futures_neurips2026.docx
@@ -294,7 +294,7 @@
       <w:r>
         <w:drawing>
           <wp:inline>
-            <wp:extent cx="5139690" cy="2758440"/>
+            <wp:extent cx="5139690" cy="3116580"/>
             <wp:effectExtent b="0" l="0" r="0" t="0"/>
             <wp:docPr descr="" title="" id="10" name="Picture"/>
             <a:graphic>
@@ -315,7 +315,7 @@
                   <pic:spPr bwMode="auto">
                     <a:xfrm>
                       <a:off x="0" y="0"/>
-                      <a:ext cx="5139690" cy="2758440"/>
+                      <a:ext cx="5139690" cy="3116580"/>
                     </a:xfrm>
                     <a:prstGeom prst="rect">
                       <a:avLst/>
@@ -1998,9 +1998,9 @@
         <w:pStyle w:val="FirstParagraph"/>
       </w:pPr>
       <w:r>
-        <w:t xml:space="preserve">Coherent donor futures move both the recipient’s action and its one-chunk simulator endpoint toward the donor. Tables </w:t>
-      </w:r>
-      <w:hyperlink w:anchor="tab:cosmos3-controls">
+        <w:t xml:space="preserve">The method succeeds if three things happen: inserting a donor future moves behavior toward that donor, the shift survives simulator execution, and the paired donor outperforms non-donor controls. Table </w:t>
+      </w:r>
+      <w:hyperlink w:anchor="tab:primary">
         <w:r>
           <w:rPr>
             <w:rStyle w:val="Hyperlink"/>
@@ -2012,12 +2012,9 @@
         <w:t xml:space="preserve"> </w:t>
       </w:r>
       <w:r>
-        <w:t xml:space="preserve">and</w:t>
-      </w:r>
-      <w:r>
-        <w:t xml:space="preserve"> </w:t>
-      </w:r>
-      <w:hyperlink w:anchor="tab:policy-controls">
+        <w:t xml:space="preserve">shows that all five primary directional tests pass the prespecified criterion. Table </w:t>
+      </w:r>
+      <w:hyperlink w:anchor="tab:controls">
         <w:r>
           <w:rPr>
             <w:rStyle w:val="Hyperlink"/>
@@ -2029,20 +2026,9 @@
         <w:t xml:space="preserve"> </w:t>
       </w:r>
       <w:r>
-        <w:t xml:space="preserve">report every confirmatory steering contrast against its named comparator; Figure </w:t>
-      </w:r>
-      <w:hyperlink w:anchor="fig:cosmos3">
-        <w:r>
-          <w:rPr>
-            <w:rStyle w:val="Hyperlink"/>
-          </w:rPr>
-          <w:t xml:space="preserve">3</w:t>
-        </w:r>
-      </w:hyperlink>
-      <w:r>
-        <w:t xml:space="preserve">a and Figure </w:t>
-      </w:r>
-      <w:hyperlink w:anchor="fig:policy">
+        <w:t xml:space="preserve">shows that every available donor-versus-control interval is positive. Figure </w:t>
+      </w:r>
+      <w:hyperlink w:anchor="fig:directionality">
         <w:r>
           <w:rPr>
             <w:rStyle w:val="Hyperlink"/>
@@ -2051,7 +2037,10 @@
         </w:r>
       </w:hyperlink>
       <w:r>
-        <w:t xml:space="preserve">b show the same estimates graphically. A value of 1 means that the intervention moves the recipient the full recipient-to-donor distance along the donor direction. A positive donor-minus-control contrast means that the paired donor future steers more strongly than that control.</w:t>
+        <w:t xml:space="preserve"> </w:t>
+      </w:r>
+      <w:r>
+        <w:t xml:space="preserve">visualizes these two claims. On every steering scale, 0 means no donor-directed effect and 1 means the full recipient-to-donor distance.</w:t>
       </w:r>
     </w:p>
     <w:bookmarkStart w:id="26" w:name="cosmos-3.-1"/>
@@ -2113,7 +2102,7 @@
       <w:r>
         <w:t xml:space="preserve">; 22/22 states positive; Table </w:t>
       </w:r>
-      <w:hyperlink w:anchor="tab:cosmos3-controls">
+      <w:hyperlink w:anchor="tab:primary">
         <w:r>
           <w:rPr>
             <w:rStyle w:val="Hyperlink"/>
@@ -2122,14 +2111,14 @@
         </w:r>
       </w:hyperlink>
       <w:r>
-        <w:t xml:space="preserve">). The same donor exceeds the prespecified natural-future control by</w:t>
+        <w:t xml:space="preserve">). Executed donor videos give nearly the same result: action steering is</w:t>
       </w:r>
       <w:r>
         <w:t xml:space="preserve"> </w:t>
       </w:r>
       <m:oMath>
         <m:r>
-          <m:t>0.433</m:t>
+          <m:t>0.983</m:t>
         </m:r>
       </m:oMath>
       <w:r>
@@ -2146,7 +2135,7 @@
           <m:t>[</m:t>
         </m:r>
         <m:r>
-          <m:t>0.332</m:t>
+          <m:t>0.890</m:t>
         </m:r>
         <m:r>
           <m:rPr>
@@ -2155,7 +2144,7 @@
           <m:t>,</m:t>
         </m:r>
         <m:r>
-          <m:t>0.538</m:t>
+          <m:t>1.064</m:t>
         </m:r>
         <m:r>
           <m:rPr>
@@ -2165,14 +2154,14 @@
         </m:r>
       </m:oMath>
       <w:r>
-        <w:t xml:space="preserve">; 21/22). Executed donor videos give nearly the same result: action steering is</w:t>
+        <w:t xml:space="preserve">; 22/22), and executing that action yields endpoint steering of</w:t>
       </w:r>
       <w:r>
         <w:t xml:space="preserve"> </w:t>
       </w:r>
       <m:oMath>
         <m:r>
-          <m:t>0.983</m:t>
+          <m:t>1.003</m:t>
         </m:r>
       </m:oMath>
       <w:r>
@@ -2189,7 +2178,7 @@
           <m:t>[</m:t>
         </m:r>
         <m:r>
-          <m:t>0.890</m:t>
+          <m:t>0.950</m:t>
         </m:r>
         <m:r>
           <m:rPr>
@@ -2198,7 +2187,7 @@
           <m:t>,</m:t>
         </m:r>
         <m:r>
-          <m:t>1.064</m:t>
+          <m:t>1.050</m:t>
         </m:r>
         <m:r>
           <m:rPr>
@@ -2208,573 +2197,9 @@
         </m:r>
       </m:oMath>
       <w:r>
-        <w:t xml:space="preserve">; 22/22), and executing that action yields endpoint steering of</w:t>
-      </w:r>
-      <w:r>
-        <w:t xml:space="preserve"> </w:t>
-      </w:r>
-      <m:oMath>
-        <m:r>
-          <m:t>1.003</m:t>
-        </m:r>
-      </m:oMath>
-      <w:r>
-        <w:t xml:space="preserve"> </w:t>
-      </w:r>
-      <w:r>
-        <w:t xml:space="preserve">(</w:t>
-      </w:r>
-      <m:oMath>
-        <m:r>
-          <m:rPr>
-            <m:sty m:val="p"/>
-          </m:rPr>
-          <m:t>[</m:t>
-        </m:r>
-        <m:r>
-          <m:t>0.950</m:t>
-        </m:r>
-        <m:r>
-          <m:rPr>
-            <m:sty m:val="p"/>
-          </m:rPr>
-          <m:t>,</m:t>
-        </m:r>
-        <m:r>
-          <m:t>1.050</m:t>
-        </m:r>
-        <m:r>
-          <m:rPr>
-            <m:sty m:val="p"/>
-          </m:rPr>
-          <m:t>]</m:t>
-        </m:r>
-      </m:oMath>
-      <w:r>
-        <w:t xml:space="preserve">; 22/22). Executed-future action steering also exceeds the geometry-matched Gaussian control by</w:t>
-      </w:r>
-      <w:r>
-        <w:t xml:space="preserve"> </w:t>
-      </w:r>
-      <m:oMath>
-        <m:r>
-          <m:t>0.941</m:t>
-        </m:r>
-      </m:oMath>
-      <w:r>
-        <w:t xml:space="preserve"> </w:t>
-      </w:r>
-      <w:r>
-        <w:t xml:space="preserve">(</w:t>
-      </w:r>
-      <m:oMath>
-        <m:r>
-          <m:rPr>
-            <m:sty m:val="p"/>
-          </m:rPr>
-          <m:t>[</m:t>
-        </m:r>
-        <m:r>
-          <m:t>0.837</m:t>
-        </m:r>
-        <m:r>
-          <m:rPr>
-            <m:sty m:val="p"/>
-          </m:rPr>
-          <m:t>,</m:t>
-        </m:r>
-        <m:r>
-          <m:t>1.032</m:t>
-        </m:r>
-        <m:r>
-          <m:rPr>
-            <m:sty m:val="p"/>
-          </m:rPr>
-          <m:t>]</m:t>
-        </m:r>
-      </m:oMath>
-      <w:r>
-        <w:t xml:space="preserve">; 22/22) and the natural control by</w:t>
-      </w:r>
-      <w:r>
-        <w:t xml:space="preserve"> </w:t>
-      </w:r>
-      <m:oMath>
-        <m:r>
-          <m:t>0.391</m:t>
-        </m:r>
-      </m:oMath>
-      <w:r>
-        <w:t xml:space="preserve"> </w:t>
-      </w:r>
-      <w:r>
-        <w:t xml:space="preserve">(</w:t>
-      </w:r>
-      <m:oMath>
-        <m:r>
-          <m:rPr>
-            <m:sty m:val="p"/>
-          </m:rPr>
-          <m:t>[</m:t>
-        </m:r>
-        <m:r>
-          <m:t>0.246</m:t>
-        </m:r>
-        <m:r>
-          <m:rPr>
-            <m:sty m:val="p"/>
-          </m:rPr>
-          <m:t>,</m:t>
-        </m:r>
-        <m:r>
-          <m:t>0.533</m:t>
-        </m:r>
-        <m:r>
-          <m:rPr>
-            <m:sty m:val="p"/>
-          </m:rPr>
-          <m:t>]</m:t>
-        </m:r>
-      </m:oMath>
-      <w:r>
-        <w:t xml:space="preserve">; 18/22). Thus, the effect is not explained by recomputation, an equally large unstructured displacement, or merely supplying a different valid continuation. Endpoint projection shows that the donor-directed component survives simulator execution; it does not imply equality of the full endpoint vectors. Task-balanced analyses preserve these conclusions.</w:t>
-      </w:r>
-    </w:p>
-    <w:bookmarkStart w:id="25" w:name="tab:cosmos3-controls"/>
-    <w:p>
-      <w:pPr>
-        <w:pStyle w:val="TableCaption"/>
-      </w:pPr>
-      <w:r>
-        <w:t xml:space="preserve">Cosmos 3 steering and controls. Each estimate is paired donor-future projection minus the named comparator, averaged within state; intervals are 95% state-bootstrap CIs.</w:t>
-      </w:r>
-      <w:r>
-        <w:t xml:space="preserve"> </w:t>
-      </w:r>
-      <w:r>
-        <w:t xml:space="preserve">“Executed self”</w:t>
-      </w:r>
-      <w:r>
-        <w:t xml:space="preserve"> </w:t>
-      </w:r>
-      <w:r>
-        <w:t xml:space="preserve">reruns the executed-video intervention with the recipient’s own executed future. Controls not listed for a future source/outcome were not run.</w:t>
-      </w:r>
-    </w:p>
-    <w:tbl>
-      <w:tblPr>
-        <w:tblStyle w:val="Table"/>
-        <w:tblW w:type="auto" w:w="0"/>
-        <w:tblLook w:firstRow="1" w:lastRow="0" w:firstColumn="0" w:lastColumn="0" w:noHBand="0" w:noVBand="0" w:val="0020"/>
-        <w:tblCaption w:val="Cosmos 3 steering and controls. Each estimate is paired donor-future projection minus the named comparator, averaged within state; intervals are 95% state-bootstrap CIs. “Executed self” reruns the executed-video intervention with the recipient’s own executed future. Controls not listed for a future source/outcome were not run."/>
-      </w:tblPr>
-      <w:tblGrid>
-        <w:gridCol w:w="1980"/>
-        <w:gridCol w:w="1980"/>
-        <w:gridCol w:w="1980"/>
-        <w:gridCol w:w="1980"/>
-      </w:tblGrid>
-      <w:tr>
-        <w:trPr>
-          <w:tblHeader w:val="on"/>
-        </w:trPr>
-        <w:tc>
-          <w:tcPr/>
-          <w:p>
-            <w:pPr>
-              <w:pStyle w:val="Compact"/>
-              <w:jc w:val="left"/>
-            </w:pPr>
-            <w:r>
-              <w:t xml:space="preserve">Intervention outcome</w:t>
-            </w:r>
-          </w:p>
-        </w:tc>
-        <w:tc>
-          <w:tcPr/>
-          <w:p>
-            <w:pPr>
-              <w:pStyle w:val="Compact"/>
-              <w:jc w:val="left"/>
-            </w:pPr>
-            <w:r>
-              <w:t xml:space="preserve">Comparator</w:t>
-            </w:r>
-          </w:p>
-        </w:tc>
-        <w:tc>
-          <w:tcPr/>
-          <w:p>
-            <w:pPr>
-              <w:pStyle w:val="Compact"/>
-              <w:jc w:val="center"/>
-            </w:pPr>
-            <w:r>
-              <w:t xml:space="preserve">Mean [95% CI]</w:t>
-            </w:r>
-          </w:p>
-        </w:tc>
-        <w:tc>
-          <w:tcPr/>
-          <w:p>
-            <w:pPr>
-              <w:pStyle w:val="Compact"/>
-              <w:jc w:val="center"/>
-            </w:pPr>
-            <w:r>
-              <w:t xml:space="preserve">Positive states</w:t>
-            </w:r>
-          </w:p>
-        </w:tc>
-      </w:tr>
-      <w:tr>
-        <w:tc>
-          <w:tcPr/>
-          <w:p>
-            <w:pPr>
-              <w:pStyle w:val="Compact"/>
-              <w:jc w:val="left"/>
-            </w:pPr>
-            <w:r>
-              <w:t xml:space="preserve">Predicted future, action</w:t>
-            </w:r>
-          </w:p>
-        </w:tc>
-        <w:tc>
-          <w:tcPr/>
-          <w:p>
-            <w:pPr>
-              <w:pStyle w:val="Compact"/>
-              <w:jc w:val="left"/>
-            </w:pPr>
-            <w:r>
-              <w:t xml:space="preserve">Self recomputation</w:t>
-            </w:r>
-          </w:p>
-        </w:tc>
-        <w:tc>
-          <w:tcPr/>
-          <w:p>
-            <w:pPr>
-              <w:pStyle w:val="Compact"/>
-              <w:jc w:val="center"/>
-            </w:pPr>
-            <w:r>
-              <w:t xml:space="preserve">0.992 [0.972, 1.010]</w:t>
-            </w:r>
-          </w:p>
-        </w:tc>
-        <w:tc>
-          <w:tcPr/>
-          <w:p>
-            <w:pPr>
-              <w:pStyle w:val="Compact"/>
-              <w:jc w:val="center"/>
-            </w:pPr>
-            <w:r>
-              <w:t xml:space="preserve">22/22</w:t>
-            </w:r>
-          </w:p>
-        </w:tc>
-      </w:tr>
-      <w:tr>
-        <w:tc>
-          <w:tcPr/>
-          <w:p>
-            <w:pPr>
-              <w:pStyle w:val="Compact"/>
-              <w:jc w:val="left"/>
-            </w:pPr>
-            <w:r>
-              <w:t xml:space="preserve">Predicted future, action</w:t>
-            </w:r>
-          </w:p>
-        </w:tc>
-        <w:tc>
-          <w:tcPr/>
-          <w:p>
-            <w:pPr>
-              <w:pStyle w:val="Compact"/>
-              <w:jc w:val="left"/>
-            </w:pPr>
-            <w:r>
-              <w:t xml:space="preserve">Natural future</w:t>
-            </w:r>
-          </w:p>
-        </w:tc>
-        <w:tc>
-          <w:tcPr/>
-          <w:p>
-            <w:pPr>
-              <w:pStyle w:val="Compact"/>
-              <w:jc w:val="center"/>
-            </w:pPr>
-            <w:r>
-              <w:t xml:space="preserve">0.433 [0.332, 0.538]</w:t>
-            </w:r>
-          </w:p>
-        </w:tc>
-        <w:tc>
-          <w:tcPr/>
-          <w:p>
-            <w:pPr>
-              <w:pStyle w:val="Compact"/>
-              <w:jc w:val="center"/>
-            </w:pPr>
-            <w:r>
-              <w:t xml:space="preserve">21/22</w:t>
-            </w:r>
-          </w:p>
-        </w:tc>
-      </w:tr>
-      <w:tr>
-        <w:tc>
-          <w:tcPr/>
-          <w:p>
-            <w:pPr>
-              <w:pStyle w:val="Compact"/>
-              <w:jc w:val="left"/>
-            </w:pPr>
-            <w:r>
-              <w:t xml:space="preserve">Executed future, action</w:t>
-            </w:r>
-          </w:p>
-        </w:tc>
-        <w:tc>
-          <w:tcPr/>
-          <w:p>
-            <w:pPr>
-              <w:pStyle w:val="Compact"/>
-              <w:jc w:val="left"/>
-            </w:pPr>
-            <w:r>
-              <w:t xml:space="preserve">Executed self</w:t>
-            </w:r>
-          </w:p>
-        </w:tc>
-        <w:tc>
-          <w:tcPr/>
-          <w:p>
-            <w:pPr>
-              <w:pStyle w:val="Compact"/>
-              <w:jc w:val="center"/>
-            </w:pPr>
-            <w:r>
-              <w:t xml:space="preserve">0.983 [0.890, 1.064]</w:t>
-            </w:r>
-          </w:p>
-        </w:tc>
-        <w:tc>
-          <w:tcPr/>
-          <w:p>
-            <w:pPr>
-              <w:pStyle w:val="Compact"/>
-              <w:jc w:val="center"/>
-            </w:pPr>
-            <w:r>
-              <w:t xml:space="preserve">22/22</w:t>
-            </w:r>
-          </w:p>
-        </w:tc>
-      </w:tr>
-      <w:tr>
-        <w:tc>
-          <w:tcPr/>
-          <w:p>
-            <w:pPr>
-              <w:pStyle w:val="Compact"/>
-              <w:jc w:val="left"/>
-            </w:pPr>
-            <w:r>
-              <w:t xml:space="preserve">Executed future, action</w:t>
-            </w:r>
-          </w:p>
-        </w:tc>
-        <w:tc>
-          <w:tcPr/>
-          <w:p>
-            <w:pPr>
-              <w:pStyle w:val="Compact"/>
-              <w:jc w:val="left"/>
-            </w:pPr>
-            <w:r>
-              <w:t xml:space="preserve">Matched Gaussian</w:t>
-            </w:r>
-          </w:p>
-        </w:tc>
-        <w:tc>
-          <w:tcPr/>
-          <w:p>
-            <w:pPr>
-              <w:pStyle w:val="Compact"/>
-              <w:jc w:val="center"/>
-            </w:pPr>
-            <w:r>
-              <w:t xml:space="preserve">0.941 [0.837, 1.032]</w:t>
-            </w:r>
-          </w:p>
-        </w:tc>
-        <w:tc>
-          <w:tcPr/>
-          <w:p>
-            <w:pPr>
-              <w:pStyle w:val="Compact"/>
-              <w:jc w:val="center"/>
-            </w:pPr>
-            <w:r>
-              <w:t xml:space="preserve">22/22</w:t>
-            </w:r>
-          </w:p>
-        </w:tc>
-      </w:tr>
-      <w:tr>
-        <w:tc>
-          <w:tcPr/>
-          <w:p>
-            <w:pPr>
-              <w:pStyle w:val="Compact"/>
-              <w:jc w:val="left"/>
-            </w:pPr>
-            <w:r>
-              <w:t xml:space="preserve">Executed future, action</w:t>
-            </w:r>
-          </w:p>
-        </w:tc>
-        <w:tc>
-          <w:tcPr/>
-          <w:p>
-            <w:pPr>
-              <w:pStyle w:val="Compact"/>
-              <w:jc w:val="left"/>
-            </w:pPr>
-            <w:r>
-              <w:t xml:space="preserve">Natural future</w:t>
-            </w:r>
-          </w:p>
-        </w:tc>
-        <w:tc>
-          <w:tcPr/>
-          <w:p>
-            <w:pPr>
-              <w:pStyle w:val="Compact"/>
-              <w:jc w:val="center"/>
-            </w:pPr>
-            <w:r>
-              <w:t xml:space="preserve">0.391 [0.246, 0.533]</w:t>
-            </w:r>
-          </w:p>
-        </w:tc>
-        <w:tc>
-          <w:tcPr/>
-          <w:p>
-            <w:pPr>
-              <w:pStyle w:val="Compact"/>
-              <w:jc w:val="center"/>
-            </w:pPr>
-            <w:r>
-              <w:t xml:space="preserve">18/22</w:t>
-            </w:r>
-          </w:p>
-        </w:tc>
-      </w:tr>
-      <w:tr>
-        <w:tc>
-          <w:tcPr/>
-          <w:p>
-            <w:pPr>
-              <w:pStyle w:val="Compact"/>
-              <w:jc w:val="left"/>
-            </w:pPr>
-            <w:r>
-              <w:t xml:space="preserve">Executed future, endpoint</w:t>
-            </w:r>
-          </w:p>
-        </w:tc>
-        <w:tc>
-          <w:tcPr/>
-          <w:p>
-            <w:pPr>
-              <w:pStyle w:val="Compact"/>
-              <w:jc w:val="left"/>
-            </w:pPr>
-            <w:r>
-              <w:t xml:space="preserve">Executed self</w:t>
-            </w:r>
-          </w:p>
-        </w:tc>
-        <w:tc>
-          <w:tcPr/>
-          <w:p>
-            <w:pPr>
-              <w:pStyle w:val="Compact"/>
-              <w:jc w:val="center"/>
-            </w:pPr>
-            <w:r>
-              <w:t xml:space="preserve">1.003 [0.950, 1.050]</w:t>
-            </w:r>
-          </w:p>
-        </w:tc>
-        <w:tc>
-          <w:tcPr/>
-          <w:p>
-            <w:pPr>
-              <w:pStyle w:val="Compact"/>
-              <w:jc w:val="center"/>
-            </w:pPr>
-            <w:r>
-              <w:t xml:space="preserve">22/22</w:t>
-            </w:r>
-          </w:p>
-        </w:tc>
-      </w:tr>
-    </w:tbl>
-    <w:bookmarkEnd w:id="25"/>
-    <w:bookmarkEnd w:id="26"/>
-    <w:bookmarkStart w:id="32" w:name="cosmos-policy.-1"/>
-    <w:p>
-      <w:pPr>
-        <w:pStyle w:val="Heading4"/>
-      </w:pPr>
-      <w:r>
-        <w:t xml:space="preserve">Cosmos Policy.</w:t>
-      </w:r>
-    </w:p>
-    <w:p>
-      <w:pPr>
-        <w:pStyle w:val="FirstParagraph"/>
-      </w:pPr>
-      <w:r>
-        <w:t xml:space="preserve">At the first query, donor-minus-self steering is</w:t>
-      </w:r>
-      <w:r>
-        <w:t xml:space="preserve"> </w:t>
-      </w:r>
-      <m:oMath>
-        <m:r>
-          <m:t>0.499</m:t>
-        </m:r>
-      </m:oMath>
-      <w:r>
-        <w:t xml:space="preserve"> </w:t>
-      </w:r>
-      <w:r>
-        <w:t xml:space="preserve">for actions and</w:t>
-      </w:r>
-      <w:r>
-        <w:t xml:space="preserve"> </w:t>
-      </w:r>
-      <m:oMath>
-        <m:r>
-          <m:t>0.552</m:t>
-        </m:r>
-      </m:oMath>
-      <w:r>
-        <w:t xml:space="preserve"> </w:t>
-      </w:r>
-      <w:r>
-        <w:t xml:space="preserve">for endpoints, positive in all ten tasks (Table </w:t>
-      </w:r>
-      <w:hyperlink w:anchor="tab:policy-controls">
+        <w:t xml:space="preserve">; 22/22). The paired donor also beats the natural-future and geometry-matched Gaussian controls (Table </w:t>
+      </w:r>
+      <w:hyperlink w:anchor="tab:controls">
         <w:r>
           <w:rPr>
             <w:rStyle w:val="Hyperlink"/>
@@ -2783,297 +2208,28 @@
         </w:r>
       </w:hyperlink>
       <w:r>
-        <w:t xml:space="preserve">). The donor also exceeds Gaussian, natural, and shuffled controls for both outcomes. The natural-future contrast is the hardest comparison:</w:t>
-      </w:r>
-      <w:r>
-        <w:t xml:space="preserve"> </w:t>
-      </w:r>
-      <m:oMath>
-        <m:r>
-          <m:t>0.103</m:t>
-        </m:r>
-      </m:oMath>
-      <w:r>
-        <w:t xml:space="preserve"> </w:t>
-      </w:r>
-      <w:r>
-        <w:t xml:space="preserve">(</w:t>
-      </w:r>
-      <m:oMath>
-        <m:r>
-          <m:rPr>
-            <m:sty m:val="p"/>
-          </m:rPr>
-          <m:t>[</m:t>
-        </m:r>
-        <m:r>
-          <m:t>0.048</m:t>
-        </m:r>
-        <m:r>
-          <m:rPr>
-            <m:sty m:val="p"/>
-          </m:rPr>
-          <m:t>,</m:t>
-        </m:r>
-        <m:r>
-          <m:t>0.161</m:t>
-        </m:r>
-        <m:r>
-          <m:rPr>
-            <m:sty m:val="p"/>
-          </m:rPr>
-          <m:t>]</m:t>
-        </m:r>
-      </m:oMath>
-      <w:r>
-        <w:t xml:space="preserve">; 8/10) for actions and</w:t>
-      </w:r>
-      <w:r>
-        <w:t xml:space="preserve"> </w:t>
-      </w:r>
-      <m:oMath>
-        <m:r>
-          <m:t>0.110</m:t>
-        </m:r>
-      </m:oMath>
-      <w:r>
-        <w:t xml:space="preserve"> </w:t>
-      </w:r>
-      <w:r>
-        <w:t xml:space="preserve">(</w:t>
-      </w:r>
-      <m:oMath>
-        <m:r>
-          <m:rPr>
-            <m:sty m:val="p"/>
-          </m:rPr>
-          <m:t>[</m:t>
-        </m:r>
-        <m:r>
-          <m:t>0.054</m:t>
-        </m:r>
-        <m:r>
-          <m:rPr>
-            <m:sty m:val="p"/>
-          </m:rPr>
-          <m:t>,</m:t>
-        </m:r>
-        <m:r>
-          <m:t>0.166</m:t>
-        </m:r>
-        <m:r>
-          <m:rPr>
-            <m:sty m:val="p"/>
-          </m:rPr>
-          <m:t>]</m:t>
-        </m:r>
-      </m:oMath>
-      <w:r>
-        <w:t xml:space="preserve">; 8/10) for endpoints. This rules out the weak explanation that any different tokenizer-consistent future causes the same movement. Effects are much smaller at the separately sampled later states: after three chunks, action steering is</w:t>
-      </w:r>
-      <w:r>
-        <w:t xml:space="preserve"> </w:t>
-      </w:r>
-      <m:oMath>
-        <m:r>
-          <m:t>0.031</m:t>
-        </m:r>
-      </m:oMath>
-      <w:r>
-        <w:t xml:space="preserve"> </w:t>
-      </w:r>
-      <w:r>
-        <w:t xml:space="preserve">(</w:t>
-      </w:r>
-      <m:oMath>
-        <m:r>
-          <m:rPr>
-            <m:sty m:val="p"/>
-          </m:rPr>
-          <m:t>[</m:t>
-        </m:r>
-        <m:r>
-          <m:t>0.006</m:t>
-        </m:r>
-        <m:r>
-          <m:rPr>
-            <m:sty m:val="p"/>
-          </m:rPr>
-          <m:t>,</m:t>
-        </m:r>
-        <m:r>
-          <m:t>0.066</m:t>
-        </m:r>
-        <m:r>
-          <m:rPr>
-            <m:sty m:val="p"/>
-          </m:rPr>
-          <m:t>]</m:t>
-        </m:r>
-      </m:oMath>
-      <w:r>
-        <w:t xml:space="preserve">) and endpoint steering is</w:t>
-      </w:r>
-      <w:r>
-        <w:t xml:space="preserve"> </w:t>
-      </w:r>
-      <m:oMath>
-        <m:r>
-          <m:t>0.004</m:t>
-        </m:r>
-      </m:oMath>
-      <w:r>
-        <w:t xml:space="preserve"> </w:t>
-      </w:r>
-      <w:r>
-        <w:t xml:space="preserve">(</w:t>
-      </w:r>
-      <m:oMath>
-        <m:r>
-          <m:rPr>
-            <m:sty m:val="p"/>
-          </m:rPr>
-          <m:t>[</m:t>
-        </m:r>
-        <m:r>
-          <m:rPr>
-            <m:sty m:val="p"/>
-          </m:rPr>
-          <m:t>−</m:t>
-        </m:r>
-        <m:r>
-          <m:t>0.043</m:t>
-        </m:r>
-        <m:r>
-          <m:rPr>
-            <m:sty m:val="p"/>
-          </m:rPr>
-          <m:t>,</m:t>
-        </m:r>
-        <m:r>
-          <m:t>0.038</m:t>
-        </m:r>
-        <m:r>
-          <m:rPr>
-            <m:sty m:val="p"/>
-          </m:rPr>
-          <m:t>]</m:t>
-        </m:r>
-      </m:oMath>
-      <w:r>
-        <w:t xml:space="preserve">); after six, they are</w:t>
-      </w:r>
-      <w:r>
-        <w:t xml:space="preserve"> </w:t>
-      </w:r>
-      <m:oMath>
-        <m:r>
-          <m:t>0.027</m:t>
-        </m:r>
-      </m:oMath>
-      <w:r>
-        <w:t xml:space="preserve"> </w:t>
-      </w:r>
-      <w:r>
-        <w:t xml:space="preserve">(</w:t>
-      </w:r>
-      <m:oMath>
-        <m:r>
-          <m:rPr>
-            <m:sty m:val="p"/>
-          </m:rPr>
-          <m:t>[</m:t>
-        </m:r>
-        <m:r>
-          <m:rPr>
-            <m:sty m:val="p"/>
-          </m:rPr>
-          <m:t>−</m:t>
-        </m:r>
-        <m:r>
-          <m:t>0.010</m:t>
-        </m:r>
-        <m:r>
-          <m:rPr>
-            <m:sty m:val="p"/>
-          </m:rPr>
-          <m:t>,</m:t>
-        </m:r>
-        <m:r>
-          <m:t>0.092</m:t>
-        </m:r>
-        <m:r>
-          <m:rPr>
-            <m:sty m:val="p"/>
-          </m:rPr>
-          <m:t>]</m:t>
-        </m:r>
-      </m:oMath>
-      <w:r>
-        <w:t xml:space="preserve">) and</w:t>
-      </w:r>
-      <w:r>
-        <w:t xml:space="preserve"> </w:t>
-      </w:r>
-      <m:oMath>
-        <m:r>
-          <m:t>0.025</m:t>
-        </m:r>
-      </m:oMath>
-      <w:r>
-        <w:t xml:space="preserve"> </w:t>
-      </w:r>
-      <w:r>
-        <w:t xml:space="preserve">(</w:t>
-      </w:r>
-      <m:oMath>
-        <m:r>
-          <m:rPr>
-            <m:sty m:val="p"/>
-          </m:rPr>
-          <m:t>[</m:t>
-        </m:r>
-        <m:r>
-          <m:t>0.005</m:t>
-        </m:r>
-        <m:r>
-          <m:rPr>
-            <m:sty m:val="p"/>
-          </m:rPr>
-          <m:t>,</m:t>
-        </m:r>
-        <m:r>
-          <m:t>0.044</m:t>
-        </m:r>
-        <m:r>
-          <m:rPr>
-            <m:sty m:val="p"/>
-          </m:rPr>
-          <m:t>]</m:t>
-        </m:r>
-      </m:oMath>
-      <w:r>
-        <w:t xml:space="preserve">) (Figure </w:t>
-      </w:r>
-      <w:hyperlink w:anchor="fig:policy">
-        <w:r>
-          <w:rPr>
-            <w:rStyle w:val="Hyperlink"/>
-          </w:rPr>
-          <w:t xml:space="preserve">2</w:t>
-        </w:r>
-      </w:hyperlink>
-      <w:r>
-        <w:t xml:space="preserve">a). Because each time point is a different physical state, this is state dependence associated with time, not a causal estimate of temporal decay.</w:t>
-      </w:r>
-    </w:p>
-    <w:bookmarkStart w:id="27" w:name="tab:policy-controls"/>
+        <w:t xml:space="preserve">). Thus, the effect is not explained by recomputation, an equally large unstructured displacement, or merely supplying a different valid continuation. Endpoint projection shows that the donor-directed component survives simulator execution; it does not imply equality of the full endpoint vectors. Task-balanced analyses preserve these conclusions.</w:t>
+      </w:r>
+    </w:p>
+    <w:bookmarkStart w:id="25" w:name="tab:primary"/>
     <w:p>
       <w:pPr>
         <w:pStyle w:val="TableCaption"/>
       </w:pPr>
       <w:r>
-        <w:t xml:space="preserve">Cosmos Policy first-query steering and controls across ten LIBERO-Long tasks. Values are paired donor-future projection minus the named comparator; intervals are 95% task-bootstrap CIs.</w:t>
+        <w:t xml:space="preserve">Primary directional tests: all pass. Steering is donor-future minus self-future projection. A value of 0 means no donor-directed movement; 1 means the recomputed behavior reaches the donor along the measured direction.</w:t>
+      </w:r>
+      <w:r>
+        <w:t xml:space="preserve"> </w:t>
+      </w:r>
+      <w:r>
+        <w:t xml:space="preserve">“Pass”</w:t>
+      </w:r>
+      <w:r>
+        <w:t xml:space="preserve"> </w:t>
+      </w:r>
+      <w:r>
+        <w:t xml:space="preserve">means the entire 95% bootstrap CI exceeds the prespecified 0.10 criterion.</w:t>
       </w:r>
     </w:p>
     <w:tbl>
@@ -3081,13 +2237,14 @@
         <w:tblStyle w:val="Table"/>
         <w:tblW w:type="auto" w:w="0"/>
         <w:tblLook w:firstRow="1" w:lastRow="0" w:firstColumn="0" w:lastColumn="0" w:noHBand="0" w:noVBand="0" w:val="0020"/>
-        <w:tblCaption w:val="Cosmos Policy first-query steering and controls across ten LIBERO-Long tasks. Values are paired donor-future projection minus the named comparator; intervals are 95% task-bootstrap CIs."/>
+        <w:tblCaption w:val="Primary directional tests: all pass. Steering is donor-future minus self-future projection. A value of 0 means no donor-directed movement; 1 means the recomputed behavior reaches the donor along the measured direction. “Pass” means the entire 95% bootstrap CI exceeds the prespecified 0.10 criterion."/>
       </w:tblPr>
       <w:tblGrid>
-        <w:gridCol w:w="1980"/>
-        <w:gridCol w:w="1980"/>
-        <w:gridCol w:w="1980"/>
-        <w:gridCol w:w="1980"/>
+        <w:gridCol w:w="1584"/>
+        <w:gridCol w:w="1584"/>
+        <w:gridCol w:w="1584"/>
+        <w:gridCol w:w="1584"/>
+        <w:gridCol w:w="1584"/>
       </w:tblGrid>
       <w:tr>
         <w:trPr>
@@ -3101,7 +2258,7 @@
               <w:jc w:val="left"/>
             </w:pPr>
             <w:r>
-              <w:t xml:space="preserve">Comparator</w:t>
+              <w:t xml:space="preserve">Model and future source</w:t>
             </w:r>
           </w:p>
         </w:tc>
@@ -3122,10 +2279,22 @@
           <w:p>
             <w:pPr>
               <w:pStyle w:val="Compact"/>
+              <w:jc w:val="left"/>
+            </w:pPr>
+            <w:r>
+              <w:t xml:space="preserve">Steering [95% CI]</w:t>
+            </w:r>
+          </w:p>
+        </w:tc>
+        <w:tc>
+          <w:tcPr/>
+          <w:p>
+            <w:pPr>
+              <w:pStyle w:val="Compact"/>
               <w:jc w:val="center"/>
             </w:pPr>
             <w:r>
-              <w:t xml:space="preserve">Mean [95% CI]</w:t>
+              <w:t xml:space="preserve">Positive units</w:t>
             </w:r>
           </w:p>
         </w:tc>
@@ -3137,7 +2306,7 @@
               <w:jc w:val="center"/>
             </w:pPr>
             <w:r>
-              <w:t xml:space="preserve">Positive tasks</w:t>
+              <w:t xml:space="preserve">Test</w:t>
             </w:r>
           </w:p>
         </w:tc>
@@ -3151,7 +2320,7 @@
               <w:jc w:val="left"/>
             </w:pPr>
             <w:r>
-              <w:t xml:space="preserve">Self recomputation</w:t>
+              <w:t xml:space="preserve">Cosmos 3, predicted</w:t>
             </w:r>
           </w:p>
         </w:tc>
@@ -3172,10 +2341,22 @@
           <w:p>
             <w:pPr>
               <w:pStyle w:val="Compact"/>
+              <w:jc w:val="left"/>
+            </w:pPr>
+            <w:r>
+              <w:t xml:space="preserve">0.992 [0.972, 1.010]</w:t>
+            </w:r>
+          </w:p>
+        </w:tc>
+        <w:tc>
+          <w:tcPr/>
+          <w:p>
+            <w:pPr>
+              <w:pStyle w:val="Compact"/>
               <w:jc w:val="center"/>
             </w:pPr>
             <w:r>
-              <w:t xml:space="preserve">0.499 [0.336, 0.679]</w:t>
+              <w:t xml:space="preserve">22/22 states</w:t>
             </w:r>
           </w:p>
         </w:tc>
@@ -3187,7 +2368,11 @@
               <w:jc w:val="center"/>
             </w:pPr>
             <w:r>
-              <w:t xml:space="preserve">10/10</w:t>
+              <w:rPr>
+                <w:b/>
+                <w:bCs/>
+              </w:rPr>
+              <w:t xml:space="preserve">Pass</w:t>
             </w:r>
           </w:p>
         </w:tc>
@@ -3201,7 +2386,7 @@
               <w:jc w:val="left"/>
             </w:pPr>
             <w:r>
-              <w:t xml:space="preserve">Self recomputation</w:t>
+              <w:t xml:space="preserve">Cosmos 3, executed</w:t>
             </w:r>
           </w:p>
         </w:tc>
@@ -3213,7 +2398,19 @@
               <w:jc w:val="left"/>
             </w:pPr>
             <w:r>
-              <w:t xml:space="preserve">Endpoint</w:t>
+              <w:t xml:space="preserve">Action</w:t>
+            </w:r>
+          </w:p>
+        </w:tc>
+        <w:tc>
+          <w:tcPr/>
+          <w:p>
+            <w:pPr>
+              <w:pStyle w:val="Compact"/>
+              <w:jc w:val="left"/>
+            </w:pPr>
+            <w:r>
+              <w:t xml:space="preserve">0.983 [0.890, 1.064]</w:t>
             </w:r>
           </w:p>
         </w:tc>
@@ -3225,7 +2422,7 @@
               <w:jc w:val="center"/>
             </w:pPr>
             <w:r>
-              <w:t xml:space="preserve">0.552 [0.387, 0.728]</w:t>
+              <w:t xml:space="preserve">22/22 states</w:t>
             </w:r>
           </w:p>
         </w:tc>
@@ -3237,7 +2434,11 @@
               <w:jc w:val="center"/>
             </w:pPr>
             <w:r>
-              <w:t xml:space="preserve">10/10</w:t>
+              <w:rPr>
+                <w:b/>
+                <w:bCs/>
+              </w:rPr>
+              <w:t xml:space="preserve">Pass</w:t>
             </w:r>
           </w:p>
         </w:tc>
@@ -3251,7 +2452,7 @@
               <w:jc w:val="left"/>
             </w:pPr>
             <w:r>
-              <w:t xml:space="preserve">Matched Gaussian</w:t>
+              <w:t xml:space="preserve">Cosmos 3, executed</w:t>
             </w:r>
           </w:p>
         </w:tc>
@@ -3263,7 +2464,19 @@
               <w:jc w:val="left"/>
             </w:pPr>
             <w:r>
-              <w:t xml:space="preserve">Action</w:t>
+              <w:t xml:space="preserve">Endpoint</w:t>
+            </w:r>
+          </w:p>
+        </w:tc>
+        <w:tc>
+          <w:tcPr/>
+          <w:p>
+            <w:pPr>
+              <w:pStyle w:val="Compact"/>
+              <w:jc w:val="left"/>
+            </w:pPr>
+            <w:r>
+              <w:t xml:space="preserve">1.003 [0.950, 1.050]</w:t>
             </w:r>
           </w:p>
         </w:tc>
@@ -3275,7 +2488,7 @@
               <w:jc w:val="center"/>
             </w:pPr>
             <w:r>
-              <w:t xml:space="preserve">0.497 [0.334, 0.679]</w:t>
+              <w:t xml:space="preserve">22/22 states</w:t>
             </w:r>
           </w:p>
         </w:tc>
@@ -3287,7 +2500,11 @@
               <w:jc w:val="center"/>
             </w:pPr>
             <w:r>
-              <w:t xml:space="preserve">10/10</w:t>
+              <w:rPr>
+                <w:b/>
+                <w:bCs/>
+              </w:rPr>
+              <w:t xml:space="preserve">Pass</w:t>
             </w:r>
           </w:p>
         </w:tc>
@@ -3301,7 +2518,7 @@
               <w:jc w:val="left"/>
             </w:pPr>
             <w:r>
-              <w:t xml:space="preserve">Matched Gaussian</w:t>
+              <w:t xml:space="preserve">Cosmos Policy, predicted</w:t>
             </w:r>
           </w:p>
         </w:tc>
@@ -3313,7 +2530,19 @@
               <w:jc w:val="left"/>
             </w:pPr>
             <w:r>
-              <w:t xml:space="preserve">Endpoint</w:t>
+              <w:t xml:space="preserve">Action</w:t>
+            </w:r>
+          </w:p>
+        </w:tc>
+        <w:tc>
+          <w:tcPr/>
+          <w:p>
+            <w:pPr>
+              <w:pStyle w:val="Compact"/>
+              <w:jc w:val="left"/>
+            </w:pPr>
+            <w:r>
+              <w:t xml:space="preserve">0.499 [0.336, 0.679]</w:t>
             </w:r>
           </w:p>
         </w:tc>
@@ -3325,7 +2554,7 @@
               <w:jc w:val="center"/>
             </w:pPr>
             <w:r>
-              <w:t xml:space="preserve">0.549 [0.383, 0.728]</w:t>
+              <w:t xml:space="preserve">10/10 tasks</w:t>
             </w:r>
           </w:p>
         </w:tc>
@@ -3337,7 +2566,11 @@
               <w:jc w:val="center"/>
             </w:pPr>
             <w:r>
-              <w:t xml:space="preserve">10/10</w:t>
+              <w:rPr>
+                <w:b/>
+                <w:bCs/>
+              </w:rPr>
+              <w:t xml:space="preserve">Pass</w:t>
             </w:r>
           </w:p>
         </w:tc>
@@ -3351,7 +2584,7 @@
               <w:jc w:val="left"/>
             </w:pPr>
             <w:r>
-              <w:t xml:space="preserve">Natural future</w:t>
+              <w:t xml:space="preserve">Cosmos Policy, predicted</w:t>
             </w:r>
           </w:p>
         </w:tc>
@@ -3363,7 +2596,19 @@
               <w:jc w:val="left"/>
             </w:pPr>
             <w:r>
-              <w:t xml:space="preserve">Action</w:t>
+              <w:t xml:space="preserve">Endpoint</w:t>
+            </w:r>
+          </w:p>
+        </w:tc>
+        <w:tc>
+          <w:tcPr/>
+          <w:p>
+            <w:pPr>
+              <w:pStyle w:val="Compact"/>
+              <w:jc w:val="left"/>
+            </w:pPr>
+            <w:r>
+              <w:t xml:space="preserve">0.552 [0.387, 0.728]</w:t>
             </w:r>
           </w:p>
         </w:tc>
@@ -3375,7 +2620,7 @@
               <w:jc w:val="center"/>
             </w:pPr>
             <w:r>
-              <w:t xml:space="preserve">0.103 [0.048, 0.161]</w:t>
+              <w:t xml:space="preserve">10/10 tasks</w:t>
             </w:r>
           </w:p>
         </w:tc>
@@ -3387,7 +2632,452 @@
               <w:jc w:val="center"/>
             </w:pPr>
             <w:r>
-              <w:t xml:space="preserve">8/10</w:t>
+              <w:rPr>
+                <w:b/>
+                <w:bCs/>
+              </w:rPr>
+              <w:t xml:space="preserve">Pass</w:t>
+            </w:r>
+          </w:p>
+        </w:tc>
+      </w:tr>
+    </w:tbl>
+    <w:bookmarkEnd w:id="25"/>
+    <w:bookmarkEnd w:id="26"/>
+    <w:bookmarkStart w:id="32" w:name="cosmos-policy.-1"/>
+    <w:p>
+      <w:pPr>
+        <w:pStyle w:val="Heading4"/>
+      </w:pPr>
+      <w:r>
+        <w:t xml:space="preserve">Cosmos Policy.</w:t>
+      </w:r>
+    </w:p>
+    <w:p>
+      <w:pPr>
+        <w:pStyle w:val="FirstParagraph"/>
+      </w:pPr>
+      <w:r>
+        <w:t xml:space="preserve">At the first query, donor-minus-self steering is</w:t>
+      </w:r>
+      <w:r>
+        <w:t xml:space="preserve"> </w:t>
+      </w:r>
+      <m:oMath>
+        <m:r>
+          <m:t>0.499</m:t>
+        </m:r>
+      </m:oMath>
+      <w:r>
+        <w:t xml:space="preserve"> </w:t>
+      </w:r>
+      <w:r>
+        <w:t xml:space="preserve">for actions and</w:t>
+      </w:r>
+      <w:r>
+        <w:t xml:space="preserve"> </w:t>
+      </w:r>
+      <m:oMath>
+        <m:r>
+          <m:t>0.552</m:t>
+        </m:r>
+      </m:oMath>
+      <w:r>
+        <w:t xml:space="preserve"> </w:t>
+      </w:r>
+      <w:r>
+        <w:t xml:space="preserve">for endpoints, positive in all ten tasks (Table </w:t>
+      </w:r>
+      <w:hyperlink w:anchor="tab:primary">
+        <w:r>
+          <w:rPr>
+            <w:rStyle w:val="Hyperlink"/>
+          </w:rPr>
+          <w:t xml:space="preserve">1</w:t>
+        </w:r>
+      </w:hyperlink>
+      <w:r>
+        <w:t xml:space="preserve">). The donor also exceeds Gaussian, natural, and shuffled controls for both outcomes. The natural-future contrast is the hardest comparison:</w:t>
+      </w:r>
+      <w:r>
+        <w:t xml:space="preserve"> </w:t>
+      </w:r>
+      <m:oMath>
+        <m:r>
+          <m:t>0.103</m:t>
+        </m:r>
+      </m:oMath>
+      <w:r>
+        <w:t xml:space="preserve"> </w:t>
+      </w:r>
+      <w:r>
+        <w:t xml:space="preserve">(</w:t>
+      </w:r>
+      <m:oMath>
+        <m:r>
+          <m:rPr>
+            <m:sty m:val="p"/>
+          </m:rPr>
+          <m:t>[</m:t>
+        </m:r>
+        <m:r>
+          <m:t>0.048</m:t>
+        </m:r>
+        <m:r>
+          <m:rPr>
+            <m:sty m:val="p"/>
+          </m:rPr>
+          <m:t>,</m:t>
+        </m:r>
+        <m:r>
+          <m:t>0.161</m:t>
+        </m:r>
+        <m:r>
+          <m:rPr>
+            <m:sty m:val="p"/>
+          </m:rPr>
+          <m:t>]</m:t>
+        </m:r>
+      </m:oMath>
+      <w:r>
+        <w:t xml:space="preserve">; 8/10) for actions and</w:t>
+      </w:r>
+      <w:r>
+        <w:t xml:space="preserve"> </w:t>
+      </w:r>
+      <m:oMath>
+        <m:r>
+          <m:t>0.110</m:t>
+        </m:r>
+      </m:oMath>
+      <w:r>
+        <w:t xml:space="preserve"> </w:t>
+      </w:r>
+      <w:r>
+        <w:t xml:space="preserve">(</w:t>
+      </w:r>
+      <m:oMath>
+        <m:r>
+          <m:rPr>
+            <m:sty m:val="p"/>
+          </m:rPr>
+          <m:t>[</m:t>
+        </m:r>
+        <m:r>
+          <m:t>0.054</m:t>
+        </m:r>
+        <m:r>
+          <m:rPr>
+            <m:sty m:val="p"/>
+          </m:rPr>
+          <m:t>,</m:t>
+        </m:r>
+        <m:r>
+          <m:t>0.166</m:t>
+        </m:r>
+        <m:r>
+          <m:rPr>
+            <m:sty m:val="p"/>
+          </m:rPr>
+          <m:t>]</m:t>
+        </m:r>
+      </m:oMath>
+      <w:r>
+        <w:t xml:space="preserve">; 8/10) for endpoints. This rules out the weak explanation that any different tokenizer-consistent future causes the same movement. Effects are much smaller at the separately sampled later states: after three chunks, action steering is</w:t>
+      </w:r>
+      <w:r>
+        <w:t xml:space="preserve"> </w:t>
+      </w:r>
+      <m:oMath>
+        <m:r>
+          <m:t>0.031</m:t>
+        </m:r>
+      </m:oMath>
+      <w:r>
+        <w:t xml:space="preserve"> </w:t>
+      </w:r>
+      <w:r>
+        <w:t xml:space="preserve">(</w:t>
+      </w:r>
+      <m:oMath>
+        <m:r>
+          <m:rPr>
+            <m:sty m:val="p"/>
+          </m:rPr>
+          <m:t>[</m:t>
+        </m:r>
+        <m:r>
+          <m:t>0.006</m:t>
+        </m:r>
+        <m:r>
+          <m:rPr>
+            <m:sty m:val="p"/>
+          </m:rPr>
+          <m:t>,</m:t>
+        </m:r>
+        <m:r>
+          <m:t>0.066</m:t>
+        </m:r>
+        <m:r>
+          <m:rPr>
+            <m:sty m:val="p"/>
+          </m:rPr>
+          <m:t>]</m:t>
+        </m:r>
+      </m:oMath>
+      <w:r>
+        <w:t xml:space="preserve">) and endpoint steering is</w:t>
+      </w:r>
+      <w:r>
+        <w:t xml:space="preserve"> </w:t>
+      </w:r>
+      <m:oMath>
+        <m:r>
+          <m:t>0.004</m:t>
+        </m:r>
+      </m:oMath>
+      <w:r>
+        <w:t xml:space="preserve"> </w:t>
+      </w:r>
+      <w:r>
+        <w:t xml:space="preserve">(</w:t>
+      </w:r>
+      <m:oMath>
+        <m:r>
+          <m:rPr>
+            <m:sty m:val="p"/>
+          </m:rPr>
+          <m:t>[</m:t>
+        </m:r>
+        <m:r>
+          <m:rPr>
+            <m:sty m:val="p"/>
+          </m:rPr>
+          <m:t>−</m:t>
+        </m:r>
+        <m:r>
+          <m:t>0.043</m:t>
+        </m:r>
+        <m:r>
+          <m:rPr>
+            <m:sty m:val="p"/>
+          </m:rPr>
+          <m:t>,</m:t>
+        </m:r>
+        <m:r>
+          <m:t>0.038</m:t>
+        </m:r>
+        <m:r>
+          <m:rPr>
+            <m:sty m:val="p"/>
+          </m:rPr>
+          <m:t>]</m:t>
+        </m:r>
+      </m:oMath>
+      <w:r>
+        <w:t xml:space="preserve">); after six, they are</w:t>
+      </w:r>
+      <w:r>
+        <w:t xml:space="preserve"> </w:t>
+      </w:r>
+      <m:oMath>
+        <m:r>
+          <m:t>0.027</m:t>
+        </m:r>
+      </m:oMath>
+      <w:r>
+        <w:t xml:space="preserve"> </w:t>
+      </w:r>
+      <w:r>
+        <w:t xml:space="preserve">(</w:t>
+      </w:r>
+      <m:oMath>
+        <m:r>
+          <m:rPr>
+            <m:sty m:val="p"/>
+          </m:rPr>
+          <m:t>[</m:t>
+        </m:r>
+        <m:r>
+          <m:rPr>
+            <m:sty m:val="p"/>
+          </m:rPr>
+          <m:t>−</m:t>
+        </m:r>
+        <m:r>
+          <m:t>0.010</m:t>
+        </m:r>
+        <m:r>
+          <m:rPr>
+            <m:sty m:val="p"/>
+          </m:rPr>
+          <m:t>,</m:t>
+        </m:r>
+        <m:r>
+          <m:t>0.092</m:t>
+        </m:r>
+        <m:r>
+          <m:rPr>
+            <m:sty m:val="p"/>
+          </m:rPr>
+          <m:t>]</m:t>
+        </m:r>
+      </m:oMath>
+      <w:r>
+        <w:t xml:space="preserve">) and</w:t>
+      </w:r>
+      <w:r>
+        <w:t xml:space="preserve"> </w:t>
+      </w:r>
+      <m:oMath>
+        <m:r>
+          <m:t>0.025</m:t>
+        </m:r>
+      </m:oMath>
+      <w:r>
+        <w:t xml:space="preserve"> </w:t>
+      </w:r>
+      <w:r>
+        <w:t xml:space="preserve">(</w:t>
+      </w:r>
+      <m:oMath>
+        <m:r>
+          <m:rPr>
+            <m:sty m:val="p"/>
+          </m:rPr>
+          <m:t>[</m:t>
+        </m:r>
+        <m:r>
+          <m:t>0.005</m:t>
+        </m:r>
+        <m:r>
+          <m:rPr>
+            <m:sty m:val="p"/>
+          </m:rPr>
+          <m:t>,</m:t>
+        </m:r>
+        <m:r>
+          <m:t>0.044</m:t>
+        </m:r>
+        <m:r>
+          <m:rPr>
+            <m:sty m:val="p"/>
+          </m:rPr>
+          <m:t>]</m:t>
+        </m:r>
+      </m:oMath>
+      <w:r>
+        <w:t xml:space="preserve">). Because each time point is a different physical state, this is state dependence associated with time, not a causal estimate of temporal decay.</w:t>
+      </w:r>
+    </w:p>
+    <w:bookmarkStart w:id="27" w:name="tab:controls"/>
+    <w:p>
+      <w:pPr>
+        <w:pStyle w:val="TableCaption"/>
+      </w:pPr>
+      <w:r>
+        <w:t xml:space="preserve">Specificity controls: the paired donor beats every tested alternative.</w:t>
+      </w:r>
+      <w:r>
+        <w:t xml:space="preserve"> </w:t>
+      </w:r>
+      <w:r>
+        <w:t xml:space="preserve">“Donor advantage”</w:t>
+      </w:r>
+      <w:r>
+        <w:t xml:space="preserve"> </w:t>
+      </w:r>
+      <w:r>
+        <w:t xml:space="preserve">is donor-future projection minus control-future projection, so a positive value means behavior follows the paired donor more strongly.</w:t>
+      </w:r>
+      <w:r>
+        <w:t xml:space="preserve"> </w:t>
+      </w:r>
+      <w:r>
+        <w:t xml:space="preserve">“Pass”</w:t>
+      </w:r>
+      <w:r>
+        <w:t xml:space="preserve"> </w:t>
+      </w:r>
+      <w:r>
+        <w:t xml:space="preserve">means the 95% bootstrap CI excludes zero.</w:t>
+      </w:r>
+    </w:p>
+    <w:tbl>
+      <w:tblPr>
+        <w:tblStyle w:val="Table"/>
+        <w:tblW w:type="auto" w:w="0"/>
+        <w:tblLook w:firstRow="1" w:lastRow="0" w:firstColumn="0" w:lastColumn="0" w:noHBand="0" w:noVBand="0" w:val="0020"/>
+        <w:tblCaption w:val="Specificity controls: the paired donor beats every tested alternative. “Donor advantage” is donor-future projection minus control-future projection, so a positive value means behavior follows the paired donor more strongly. “Pass” means the 95% bootstrap CI excludes zero."/>
+      </w:tblPr>
+      <w:tblGrid>
+        <w:gridCol w:w="1584"/>
+        <w:gridCol w:w="1584"/>
+        <w:gridCol w:w="1584"/>
+        <w:gridCol w:w="1584"/>
+        <w:gridCol w:w="1584"/>
+      </w:tblGrid>
+      <w:tr>
+        <w:trPr>
+          <w:tblHeader w:val="on"/>
+        </w:trPr>
+        <w:tc>
+          <w:tcPr/>
+          <w:p>
+            <w:pPr>
+              <w:pStyle w:val="Compact"/>
+              <w:jc w:val="left"/>
+            </w:pPr>
+            <w:r>
+              <w:t xml:space="preserve">Model and future source</w:t>
+            </w:r>
+          </w:p>
+        </w:tc>
+        <w:tc>
+          <w:tcPr/>
+          <w:p>
+            <w:pPr>
+              <w:pStyle w:val="Compact"/>
+              <w:jc w:val="left"/>
+            </w:pPr>
+            <w:r>
+              <w:t xml:space="preserve">Control future</w:t>
+            </w:r>
+          </w:p>
+        </w:tc>
+        <w:tc>
+          <w:tcPr/>
+          <w:p>
+            <w:pPr>
+              <w:pStyle w:val="Compact"/>
+              <w:jc w:val="left"/>
+            </w:pPr>
+            <w:r>
+              <w:t xml:space="preserve">Outcome</w:t>
+            </w:r>
+          </w:p>
+        </w:tc>
+        <w:tc>
+          <w:tcPr/>
+          <w:p>
+            <w:pPr>
+              <w:pStyle w:val="Compact"/>
+              <w:jc w:val="center"/>
+            </w:pPr>
+            <w:r>
+              <w:t xml:space="preserve">Donor advantage [95% CI]</w:t>
+            </w:r>
+          </w:p>
+        </w:tc>
+        <w:tc>
+          <w:tcPr/>
+          <w:p>
+            <w:pPr>
+              <w:pStyle w:val="Compact"/>
+              <w:jc w:val="center"/>
+            </w:pPr>
+            <w:r>
+              <w:t xml:space="preserve">Test</w:t>
             </w:r>
           </w:p>
         </w:tc>
@@ -3401,7 +3091,7 @@
               <w:jc w:val="left"/>
             </w:pPr>
             <w:r>
-              <w:t xml:space="preserve">Natural future</w:t>
+              <w:t xml:space="preserve">Cosmos 3, predicted</w:t>
             </w:r>
           </w:p>
         </w:tc>
@@ -3413,7 +3103,19 @@
               <w:jc w:val="left"/>
             </w:pPr>
             <w:r>
-              <w:t xml:space="preserve">Endpoint</w:t>
+              <w:t xml:space="preserve">Natural</w:t>
+            </w:r>
+          </w:p>
+        </w:tc>
+        <w:tc>
+          <w:tcPr/>
+          <w:p>
+            <w:pPr>
+              <w:pStyle w:val="Compact"/>
+              <w:jc w:val="left"/>
+            </w:pPr>
+            <w:r>
+              <w:t xml:space="preserve">Action</w:t>
             </w:r>
           </w:p>
         </w:tc>
@@ -3425,7 +3127,7 @@
               <w:jc w:val="center"/>
             </w:pPr>
             <w:r>
-              <w:t xml:space="preserve">0.110 [0.054, 0.166]</w:t>
+              <w:t xml:space="preserve">0.433 [0.332, 0.538]</w:t>
             </w:r>
           </w:p>
         </w:tc>
@@ -3437,7 +3139,11 @@
               <w:jc w:val="center"/>
             </w:pPr>
             <w:r>
-              <w:t xml:space="preserve">8/10</w:t>
+              <w:rPr>
+                <w:b/>
+                <w:bCs/>
+              </w:rPr>
+              <w:t xml:space="preserve">Pass</w:t>
             </w:r>
           </w:p>
         </w:tc>
@@ -3451,7 +3157,7 @@
               <w:jc w:val="left"/>
             </w:pPr>
             <w:r>
-              <w:t xml:space="preserve">Shuffled future</w:t>
+              <w:t xml:space="preserve">Cosmos 3, executed</w:t>
             </w:r>
           </w:p>
         </w:tc>
@@ -3463,6 +3169,18 @@
               <w:jc w:val="left"/>
             </w:pPr>
             <w:r>
+              <w:t xml:space="preserve">Matched Gaussian</w:t>
+            </w:r>
+          </w:p>
+        </w:tc>
+        <w:tc>
+          <w:tcPr/>
+          <w:p>
+            <w:pPr>
+              <w:pStyle w:val="Compact"/>
+              <w:jc w:val="left"/>
+            </w:pPr>
+            <w:r>
               <w:t xml:space="preserve">Action</w:t>
             </w:r>
           </w:p>
@@ -3475,7 +3193,7 @@
               <w:jc w:val="center"/>
             </w:pPr>
             <w:r>
-              <w:t xml:space="preserve">0.255 [0.180, 0.338]</w:t>
+              <w:t xml:space="preserve">0.941 [0.837, 1.032]</w:t>
             </w:r>
           </w:p>
         </w:tc>
@@ -3487,7 +3205,11 @@
               <w:jc w:val="center"/>
             </w:pPr>
             <w:r>
-              <w:t xml:space="preserve">10/10</w:t>
+              <w:rPr>
+                <w:b/>
+                <w:bCs/>
+              </w:rPr>
+              <w:t xml:space="preserve">Pass</w:t>
             </w:r>
           </w:p>
         </w:tc>
@@ -3501,7 +3223,7 @@
               <w:jc w:val="left"/>
             </w:pPr>
             <w:r>
-              <w:t xml:space="preserve">Shuffled future</w:t>
+              <w:t xml:space="preserve">Cosmos 3, executed</w:t>
             </w:r>
           </w:p>
         </w:tc>
@@ -3513,6 +3235,150 @@
               <w:jc w:val="left"/>
             </w:pPr>
             <w:r>
+              <w:t xml:space="preserve">Natural</w:t>
+            </w:r>
+          </w:p>
+        </w:tc>
+        <w:tc>
+          <w:tcPr/>
+          <w:p>
+            <w:pPr>
+              <w:pStyle w:val="Compact"/>
+              <w:jc w:val="left"/>
+            </w:pPr>
+            <w:r>
+              <w:t xml:space="preserve">Action</w:t>
+            </w:r>
+          </w:p>
+        </w:tc>
+        <w:tc>
+          <w:tcPr/>
+          <w:p>
+            <w:pPr>
+              <w:pStyle w:val="Compact"/>
+              <w:jc w:val="center"/>
+            </w:pPr>
+            <w:r>
+              <w:t xml:space="preserve">0.391 [0.246, 0.533]</w:t>
+            </w:r>
+          </w:p>
+        </w:tc>
+        <w:tc>
+          <w:tcPr/>
+          <w:p>
+            <w:pPr>
+              <w:pStyle w:val="Compact"/>
+              <w:jc w:val="center"/>
+            </w:pPr>
+            <w:r>
+              <w:rPr>
+                <w:b/>
+                <w:bCs/>
+              </w:rPr>
+              <w:t xml:space="preserve">Pass</w:t>
+            </w:r>
+          </w:p>
+        </w:tc>
+      </w:tr>
+      <w:tr>
+        <w:tc>
+          <w:tcPr/>
+          <w:p>
+            <w:pPr>
+              <w:pStyle w:val="Compact"/>
+              <w:jc w:val="left"/>
+            </w:pPr>
+            <w:r>
+              <w:t xml:space="preserve">Cosmos Policy</w:t>
+            </w:r>
+          </w:p>
+        </w:tc>
+        <w:tc>
+          <w:tcPr/>
+          <w:p>
+            <w:pPr>
+              <w:pStyle w:val="Compact"/>
+              <w:jc w:val="left"/>
+            </w:pPr>
+            <w:r>
+              <w:t xml:space="preserve">Matched Gaussian</w:t>
+            </w:r>
+          </w:p>
+        </w:tc>
+        <w:tc>
+          <w:tcPr/>
+          <w:p>
+            <w:pPr>
+              <w:pStyle w:val="Compact"/>
+              <w:jc w:val="left"/>
+            </w:pPr>
+            <w:r>
+              <w:t xml:space="preserve">Action</w:t>
+            </w:r>
+          </w:p>
+        </w:tc>
+        <w:tc>
+          <w:tcPr/>
+          <w:p>
+            <w:pPr>
+              <w:pStyle w:val="Compact"/>
+              <w:jc w:val="center"/>
+            </w:pPr>
+            <w:r>
+              <w:t xml:space="preserve">0.497 [0.334, 0.679]</w:t>
+            </w:r>
+          </w:p>
+        </w:tc>
+        <w:tc>
+          <w:tcPr/>
+          <w:p>
+            <w:pPr>
+              <w:pStyle w:val="Compact"/>
+              <w:jc w:val="center"/>
+            </w:pPr>
+            <w:r>
+              <w:rPr>
+                <w:b/>
+                <w:bCs/>
+              </w:rPr>
+              <w:t xml:space="preserve">Pass</w:t>
+            </w:r>
+          </w:p>
+        </w:tc>
+      </w:tr>
+      <w:tr>
+        <w:tc>
+          <w:tcPr/>
+          <w:p>
+            <w:pPr>
+              <w:pStyle w:val="Compact"/>
+              <w:jc w:val="left"/>
+            </w:pPr>
+            <w:r>
+              <w:t xml:space="preserve">Cosmos Policy</w:t>
+            </w:r>
+          </w:p>
+        </w:tc>
+        <w:tc>
+          <w:tcPr/>
+          <w:p>
+            <w:pPr>
+              <w:pStyle w:val="Compact"/>
+              <w:jc w:val="left"/>
+            </w:pPr>
+            <w:r>
+              <w:t xml:space="preserve">Matched Gaussian</w:t>
+            </w:r>
+          </w:p>
+        </w:tc>
+        <w:tc>
+          <w:tcPr/>
+          <w:p>
+            <w:pPr>
+              <w:pStyle w:val="Compact"/>
+              <w:jc w:val="left"/>
+            </w:pPr>
+            <w:r>
               <w:t xml:space="preserve">Endpoint</w:t>
             </w:r>
           </w:p>
@@ -3525,6 +3391,270 @@
               <w:jc w:val="center"/>
             </w:pPr>
             <w:r>
+              <w:t xml:space="preserve">0.549 [0.383, 0.728]</w:t>
+            </w:r>
+          </w:p>
+        </w:tc>
+        <w:tc>
+          <w:tcPr/>
+          <w:p>
+            <w:pPr>
+              <w:pStyle w:val="Compact"/>
+              <w:jc w:val="center"/>
+            </w:pPr>
+            <w:r>
+              <w:rPr>
+                <w:b/>
+                <w:bCs/>
+              </w:rPr>
+              <w:t xml:space="preserve">Pass</w:t>
+            </w:r>
+          </w:p>
+        </w:tc>
+      </w:tr>
+      <w:tr>
+        <w:tc>
+          <w:tcPr/>
+          <w:p>
+            <w:pPr>
+              <w:pStyle w:val="Compact"/>
+              <w:jc w:val="left"/>
+            </w:pPr>
+            <w:r>
+              <w:t xml:space="preserve">Cosmos Policy</w:t>
+            </w:r>
+          </w:p>
+        </w:tc>
+        <w:tc>
+          <w:tcPr/>
+          <w:p>
+            <w:pPr>
+              <w:pStyle w:val="Compact"/>
+              <w:jc w:val="left"/>
+            </w:pPr>
+            <w:r>
+              <w:t xml:space="preserve">Natural</w:t>
+            </w:r>
+          </w:p>
+        </w:tc>
+        <w:tc>
+          <w:tcPr/>
+          <w:p>
+            <w:pPr>
+              <w:pStyle w:val="Compact"/>
+              <w:jc w:val="left"/>
+            </w:pPr>
+            <w:r>
+              <w:t xml:space="preserve">Action</w:t>
+            </w:r>
+          </w:p>
+        </w:tc>
+        <w:tc>
+          <w:tcPr/>
+          <w:p>
+            <w:pPr>
+              <w:pStyle w:val="Compact"/>
+              <w:jc w:val="center"/>
+            </w:pPr>
+            <w:r>
+              <w:t xml:space="preserve">0.103 [0.048, 0.161]</w:t>
+            </w:r>
+          </w:p>
+        </w:tc>
+        <w:tc>
+          <w:tcPr/>
+          <w:p>
+            <w:pPr>
+              <w:pStyle w:val="Compact"/>
+              <w:jc w:val="center"/>
+            </w:pPr>
+            <w:r>
+              <w:rPr>
+                <w:b/>
+                <w:bCs/>
+              </w:rPr>
+              <w:t xml:space="preserve">Pass</w:t>
+            </w:r>
+          </w:p>
+        </w:tc>
+      </w:tr>
+      <w:tr>
+        <w:tc>
+          <w:tcPr/>
+          <w:p>
+            <w:pPr>
+              <w:pStyle w:val="Compact"/>
+              <w:jc w:val="left"/>
+            </w:pPr>
+            <w:r>
+              <w:t xml:space="preserve">Cosmos Policy</w:t>
+            </w:r>
+          </w:p>
+        </w:tc>
+        <w:tc>
+          <w:tcPr/>
+          <w:p>
+            <w:pPr>
+              <w:pStyle w:val="Compact"/>
+              <w:jc w:val="left"/>
+            </w:pPr>
+            <w:r>
+              <w:t xml:space="preserve">Natural</w:t>
+            </w:r>
+          </w:p>
+        </w:tc>
+        <w:tc>
+          <w:tcPr/>
+          <w:p>
+            <w:pPr>
+              <w:pStyle w:val="Compact"/>
+              <w:jc w:val="left"/>
+            </w:pPr>
+            <w:r>
+              <w:t xml:space="preserve">Endpoint</w:t>
+            </w:r>
+          </w:p>
+        </w:tc>
+        <w:tc>
+          <w:tcPr/>
+          <w:p>
+            <w:pPr>
+              <w:pStyle w:val="Compact"/>
+              <w:jc w:val="center"/>
+            </w:pPr>
+            <w:r>
+              <w:t xml:space="preserve">0.110 [0.054, 0.166]</w:t>
+            </w:r>
+          </w:p>
+        </w:tc>
+        <w:tc>
+          <w:tcPr/>
+          <w:p>
+            <w:pPr>
+              <w:pStyle w:val="Compact"/>
+              <w:jc w:val="center"/>
+            </w:pPr>
+            <w:r>
+              <w:rPr>
+                <w:b/>
+                <w:bCs/>
+              </w:rPr>
+              <w:t xml:space="preserve">Pass</w:t>
+            </w:r>
+          </w:p>
+        </w:tc>
+      </w:tr>
+      <w:tr>
+        <w:tc>
+          <w:tcPr/>
+          <w:p>
+            <w:pPr>
+              <w:pStyle w:val="Compact"/>
+              <w:jc w:val="left"/>
+            </w:pPr>
+            <w:r>
+              <w:t xml:space="preserve">Cosmos Policy</w:t>
+            </w:r>
+          </w:p>
+        </w:tc>
+        <w:tc>
+          <w:tcPr/>
+          <w:p>
+            <w:pPr>
+              <w:pStyle w:val="Compact"/>
+              <w:jc w:val="left"/>
+            </w:pPr>
+            <w:r>
+              <w:t xml:space="preserve">Shuffled</w:t>
+            </w:r>
+          </w:p>
+        </w:tc>
+        <w:tc>
+          <w:tcPr/>
+          <w:p>
+            <w:pPr>
+              <w:pStyle w:val="Compact"/>
+              <w:jc w:val="left"/>
+            </w:pPr>
+            <w:r>
+              <w:t xml:space="preserve">Action</w:t>
+            </w:r>
+          </w:p>
+        </w:tc>
+        <w:tc>
+          <w:tcPr/>
+          <w:p>
+            <w:pPr>
+              <w:pStyle w:val="Compact"/>
+              <w:jc w:val="center"/>
+            </w:pPr>
+            <w:r>
+              <w:t xml:space="preserve">0.255 [0.180, 0.338]</w:t>
+            </w:r>
+          </w:p>
+        </w:tc>
+        <w:tc>
+          <w:tcPr/>
+          <w:p>
+            <w:pPr>
+              <w:pStyle w:val="Compact"/>
+              <w:jc w:val="center"/>
+            </w:pPr>
+            <w:r>
+              <w:rPr>
+                <w:b/>
+                <w:bCs/>
+              </w:rPr>
+              <w:t xml:space="preserve">Pass</w:t>
+            </w:r>
+          </w:p>
+        </w:tc>
+      </w:tr>
+      <w:tr>
+        <w:tc>
+          <w:tcPr/>
+          <w:p>
+            <w:pPr>
+              <w:pStyle w:val="Compact"/>
+              <w:jc w:val="left"/>
+            </w:pPr>
+            <w:r>
+              <w:t xml:space="preserve">Cosmos Policy</w:t>
+            </w:r>
+          </w:p>
+        </w:tc>
+        <w:tc>
+          <w:tcPr/>
+          <w:p>
+            <w:pPr>
+              <w:pStyle w:val="Compact"/>
+              <w:jc w:val="left"/>
+            </w:pPr>
+            <w:r>
+              <w:t xml:space="preserve">Shuffled</w:t>
+            </w:r>
+          </w:p>
+        </w:tc>
+        <w:tc>
+          <w:tcPr/>
+          <w:p>
+            <w:pPr>
+              <w:pStyle w:val="Compact"/>
+              <w:jc w:val="left"/>
+            </w:pPr>
+            <w:r>
+              <w:t xml:space="preserve">Endpoint</w:t>
+            </w:r>
+          </w:p>
+        </w:tc>
+        <w:tc>
+          <w:tcPr/>
+          <w:p>
+            <w:pPr>
+              <w:pStyle w:val="Compact"/>
+              <w:jc w:val="center"/>
+            </w:pPr>
+            <w:r>
               <w:t xml:space="preserve">0.277 [0.199, 0.357]</w:t>
             </w:r>
           </w:p>
@@ -3537,14 +3667,18 @@
               <w:jc w:val="center"/>
             </w:pPr>
             <w:r>
-              <w:t xml:space="preserve">10/10</w:t>
+              <w:rPr>
+                <w:b/>
+                <w:bCs/>
+              </w:rPr>
+              <w:t xml:space="preserve">Pass</w:t>
             </w:r>
           </w:p>
         </w:tc>
       </w:tr>
     </w:tbl>
     <w:bookmarkEnd w:id="27"/>
-    <w:bookmarkStart w:id="31" w:name="fig:policy"/>
+    <w:bookmarkStart w:id="31" w:name="fig:directionality"/>
     <w:p>
       <w:pPr>
         <w:pStyle w:val="CaptionedFigure"/>
@@ -3552,7 +3686,7 @@
       <w:r>
         <w:drawing>
           <wp:inline>
-            <wp:extent cx="5334000" cy="1882405"/>
+            <wp:extent cx="5334000" cy="2186570"/>
             <wp:effectExtent b="0" l="0" r="0" t="0"/>
             <wp:docPr descr="" title="" id="29" name="Picture"/>
             <a:graphic>
@@ -3573,7 +3707,7 @@
                   <pic:spPr bwMode="auto">
                     <a:xfrm>
                       <a:off x="0" y="0"/>
-                      <a:ext cx="5334000" cy="1882405"/>
+                      <a:ext cx="5334000" cy="2186570"/>
                     </a:xfrm>
                     <a:prstGeom prst="rect">
                       <a:avLst/>
@@ -3597,21 +3731,7 @@
         <w:pStyle w:val="ImageCaption"/>
       </w:pPr>
       <w:r>
-        <w:t xml:space="preserve">Cosmos Policy estimates. (a) Donor-minus-self action and endpoint projection at three separately sampled state indices. (b) First-query donor-minus-control contrasts; circles denote actions and squares denote endpoints. (c) First-query action steering when only one future modality is replaced. Points are means and bars are 95% task-bootstrap intervals. Vertical dashed lines mark the prespecified</w:t>
-      </w:r>
-      <w:r>
-        <w:t xml:space="preserve"> </w:t>
-      </w:r>
-      <m:oMath>
-        <m:r>
-          <m:t>0.10</m:t>
-        </m:r>
-      </m:oMath>
-      <w:r>
-        <w:t xml:space="preserve"> </w:t>
-      </w:r>
-      <w:r>
-        <w:t xml:space="preserve">smallest effect of interest.</w:t>
+        <w:t xml:space="preserve">Does the method work? Orange always denotes a donor-future result; circles denote actions and squares denote executed endpoints. (a) All five primary donor-minus-self effects point toward the donor and their 95% bootstrap CIs exceed the prespecified 0.10 criterion. The dotted orange line marks the donor location at 1. (b) Every donor-minus-control contrast is positive: the paired donor steers more than Gaussian, natural, and shuffled alternatives. Values are printed beside each estimate.</w:t>
       </w:r>
     </w:p>
     <w:bookmarkEnd w:id="31"/>
@@ -3791,7 +3911,18 @@
         </m:r>
       </m:oMath>
       <w:r>
-        <w:t xml:space="preserve">) for future proprioception. In the 20-state</w:t>
+        <w:t xml:space="preserve">) for future proprioception (Figure </w:t>
+      </w:r>
+      <w:hyperlink w:anchor="fig:mechanisms">
+        <w:r>
+          <w:rPr>
+            <w:rStyle w:val="Hyperlink"/>
+          </w:rPr>
+          <w:t xml:space="preserve">3</w:t>
+        </w:r>
+      </w:hyperlink>
+      <w:r>
+        <w:t xml:space="preserve">a). In the 20-state</w:t>
       </w:r>
       <w:r>
         <w:t xml:space="preserve"> </w:t>
@@ -4084,7 +4215,7 @@
       <w:r>
         <w:t xml:space="preserve">; Figure </w:t>
       </w:r>
-      <w:hyperlink w:anchor="fig:cosmos3">
+      <w:hyperlink w:anchor="fig:mechanisms">
         <w:r>
           <w:rPr>
             <w:rStyle w:val="Hyperlink"/>
@@ -4093,7 +4224,7 @@
         </w:r>
       </w:hyperlink>
       <w:r>
-        <w:t xml:space="preserve">c). Robot-pixel effects are</w:t>
+        <w:t xml:space="preserve">b). Robot-pixel effects are</w:t>
       </w:r>
       <w:r>
         <w:t xml:space="preserve"> </w:t>
@@ -4813,7 +4944,18 @@
         </w:r>
       </w:hyperlink>
       <w:r>
-        <w:t xml:space="preserve">). These losses correspond to 88%, 83%, and 85% of the respective unpatched point estimates and are positive in 22/22 states. Task-balanced point estimates are</w:t>
+        <w:t xml:space="preserve">; Figure </w:t>
+      </w:r>
+      <w:hyperlink w:anchor="fig:mechanisms">
+        <w:r>
+          <w:rPr>
+            <w:rStyle w:val="Hyperlink"/>
+          </w:rPr>
+          <w:t xml:space="preserve">3</w:t>
+        </w:r>
+      </w:hyperlink>
+      <w:r>
+        <w:t xml:space="preserve">c). These losses correspond to 88%, 83%, and 85% of the respective unpatched point estimates and are positive in 22/22 states. Task-balanced point estimates are</w:t>
       </w:r>
       <w:r>
         <w:t xml:space="preserve"> </w:t>
@@ -5088,7 +5230,7 @@
       </w:tr>
     </w:tbl>
     <w:bookmarkEnd w:id="39"/>
-    <w:bookmarkStart w:id="43" w:name="fig:cosmos3"/>
+    <w:bookmarkStart w:id="43" w:name="fig:mechanisms"/>
     <w:p>
       <w:pPr>
         <w:pStyle w:val="CaptionedFigure"/>
@@ -5096,7 +5238,7 @@
       <w:r>
         <w:drawing>
           <wp:inline>
-            <wp:extent cx="5334000" cy="1686321"/>
+            <wp:extent cx="5334000" cy="1924272"/>
             <wp:effectExtent b="0" l="0" r="0" t="0"/>
             <wp:docPr descr="" title="" id="41" name="Picture"/>
             <a:graphic>
@@ -5117,7 +5259,7 @@
                   <pic:spPr bwMode="auto">
                     <a:xfrm>
                       <a:off x="0" y="0"/>
-                      <a:ext cx="5334000" cy="1686321"/>
+                      <a:ext cx="5334000" cy="1924272"/>
                     </a:xfrm>
                     <a:prstGeom prst="rect">
                       <a:avLst/>
@@ -5141,48 +5283,7 @@
         <w:pStyle w:val="ImageCaption"/>
       </w:pPr>
       <w:r>
-        <w:t xml:space="preserve">Cosmos 3 estimates. (a) Donor-minus-comparator steering; every row names its outcome and comparator. Points are means and bars are 95% state-bootstrap intervals. (b) Outlined bars are unpatched donor-minus-self steering; filled bars are the amount removed by self-future K/V replacement, with labels giving the ratio of point estimates. (c) Isolated robot- and object-pixel effects; the shaded band is the prespecified</w:t>
-      </w:r>
-      <w:r>
-        <w:t xml:space="preserve"> </w:t>
-      </w:r>
-      <m:oMath>
-        <m:r>
-          <m:rPr>
-            <m:sty m:val="p"/>
-          </m:rPr>
-          <m:t>[</m:t>
-        </m:r>
-        <m:r>
-          <m:rPr>
-            <m:sty m:val="p"/>
-          </m:rPr>
-          <m:t>−</m:t>
-        </m:r>
-        <m:r>
-          <m:t>0.10</m:t>
-        </m:r>
-        <m:r>
-          <m:rPr>
-            <m:sty m:val="p"/>
-          </m:rPr>
-          <m:t>,</m:t>
-        </m:r>
-        <m:r>
-          <m:t>0.10</m:t>
-        </m:r>
-        <m:r>
-          <m:rPr>
-            <m:sty m:val="p"/>
-          </m:rPr>
-          <m:t>]</m:t>
-        </m:r>
-      </m:oMath>
-      <w:r>
-        <w:t xml:space="preserve"> </w:t>
-      </w:r>
-      <w:r>
-        <w:t xml:space="preserve">equivalence region.</w:t>
+        <w:t xml:space="preserve">What carries the effect? Orange denotes donor-future steering, gray denotes isolated pixel-factor effects, and blue denotes the fraction removed by restoring self-future K/V. (a) In Cosmos Policy, the wrist-video future reproduces most of the whole-future action effect; future proprioception reproduces none. (b) In Cosmos 3, neither robot-only nor object-only pixels reproduce the whole-future effect; the shaded band is the prespecified equivalence region. (c) Replacing the donor-future K/V pathway with self-future K/V removes 83–88% of donor steering.</w:t>
       </w:r>
     </w:p>
     <w:bookmarkEnd w:id="43"/>

--- a/output/imagined_futures_neurips2026.docx
+++ b/output/imagined_futures_neurips2026.docx
@@ -1884,7 +1884,18 @@
         <w:t xml:space="preserve">)</w:t>
       </w:r>
       <w:r>
-        <w:t xml:space="preserve">. Task-balanced sensitivity analyses average states within task before resampling tasks. We prespecified</w:t>
+        <w:t xml:space="preserve">. For the common-scale condition estimates in Table </w:t>
+      </w:r>
+      <w:hyperlink w:anchor="tab:directionality">
+        <w:r>
+          <w:rPr>
+            <w:rStyle w:val="Hyperlink"/>
+          </w:rPr>
+          <w:t xml:space="preserve">1</w:t>
+        </w:r>
+      </w:hyperlink>
+      <w:r>
+        <w:t xml:space="preserve">, we reconstruct each control’s projection within unit from the registered pairwise contrasts before bootstrapping; these are not differences of aggregate means. Task-balanced sensitivity analyses average states within task before resampling tasks. We prespecified</w:t>
       </w:r>
       <w:r>
         <w:t xml:space="preserve"> </w:t>
@@ -1975,7 +1986,7 @@
     </w:p>
     <w:bookmarkEnd w:id="23"/>
     <w:bookmarkEnd w:id="24"/>
-    <w:bookmarkStart w:id="46" w:name="sec:results"/>
+    <w:bookmarkStart w:id="45" w:name="sec:results"/>
     <w:p>
       <w:pPr>
         <w:pStyle w:val="Heading1"/>
@@ -1984,7 +1995,7 @@
         <w:t xml:space="preserve">Results</w:t>
       </w:r>
     </w:p>
-    <w:bookmarkStart w:id="33" w:name="sec:steering"/>
+    <w:bookmarkStart w:id="32" w:name="sec:steering"/>
     <w:p>
       <w:pPr>
         <w:pStyle w:val="Heading2"/>
@@ -2000,7 +2011,7 @@
       <w:r>
         <w:t xml:space="preserve">The method succeeds if three things happen: inserting a donor future moves behavior toward that donor, the shift survives simulator execution, and the paired donor outperforms non-donor controls. Table </w:t>
       </w:r>
-      <w:hyperlink w:anchor="tab:primary">
+      <w:hyperlink w:anchor="tab:directionality">
         <w:r>
           <w:rPr>
             <w:rStyle w:val="Hyperlink"/>
@@ -2012,21 +2023,7 @@
         <w:t xml:space="preserve"> </w:t>
       </w:r>
       <w:r>
-        <w:t xml:space="preserve">shows that all five primary directional tests pass the prespecified criterion. Table </w:t>
-      </w:r>
-      <w:hyperlink w:anchor="tab:controls">
-        <w:r>
-          <w:rPr>
-            <w:rStyle w:val="Hyperlink"/>
-          </w:rPr>
-          <w:t xml:space="preserve">2</w:t>
-        </w:r>
-      </w:hyperlink>
-      <w:r>
-        <w:t xml:space="preserve"> </w:t>
-      </w:r>
-      <w:r>
-        <w:t xml:space="preserve">shows that every available donor-versus-control interval is positive. Figure </w:t>
+        <w:t xml:space="preserve">puts the method and every applicable control on one scale, organized by model, future source, and outcome. Figure </w:t>
       </w:r>
       <w:hyperlink w:anchor="fig:directionality">
         <w:r>
@@ -2040,7 +2037,7 @@
         <w:t xml:space="preserve"> </w:t>
       </w:r>
       <w:r>
-        <w:t xml:space="preserve">visualizes these two claims. On every steering scale, 0 means no donor-directed effect and 1 means the full recipient-to-donor distance.</w:t>
+        <w:t xml:space="preserve">shows the same comparison visually. On this scale, 0 is the self-future result and 1 is the paired donor behavior.</w:t>
       </w:r>
     </w:p>
     <w:bookmarkStart w:id="26" w:name="cosmos-3.-1"/>
@@ -2057,7 +2054,7 @@
         <w:pStyle w:val="FirstParagraph"/>
       </w:pPr>
       <w:r>
-        <w:t xml:space="preserve">Across 22 completed states and all six tasks, a predicted donor future produces action steering of</w:t>
+        <w:t xml:space="preserve">Across 22 completed states and all six tasks, a predicted paired-donor future produces action steering of</w:t>
       </w:r>
       <w:r>
         <w:t xml:space="preserve"> </w:t>
@@ -2100,9 +2097,23 @@
         </m:r>
       </m:oMath>
       <w:r>
-        <w:t xml:space="preserve">; 22/22 states positive; Table </w:t>
-      </w:r>
-      <w:hyperlink w:anchor="tab:primary">
+        <w:t xml:space="preserve">; 22/22 states positive), compared with</w:t>
+      </w:r>
+      <w:r>
+        <w:t xml:space="preserve"> </w:t>
+      </w:r>
+      <m:oMath>
+        <m:r>
+          <m:t>0.559</m:t>
+        </m:r>
+      </m:oMath>
+      <w:r>
+        <w:t xml:space="preserve"> </w:t>
+      </w:r>
+      <w:r>
+        <w:t xml:space="preserve">for the natural-future control (Table </w:t>
+      </w:r>
+      <w:hyperlink w:anchor="tab:directionality">
         <w:r>
           <w:rPr>
             <w:rStyle w:val="Hyperlink"/>
@@ -2111,7 +2122,7 @@
         </w:r>
       </w:hyperlink>
       <w:r>
-        <w:t xml:space="preserve">). Executed donor videos give nearly the same result: action steering is</w:t>
+        <w:t xml:space="preserve">). Executed paired-donor videos produce action steering of</w:t>
       </w:r>
       <w:r>
         <w:t xml:space="preserve"> </w:t>
@@ -2119,6 +2130,45 @@
       <m:oMath>
         <m:r>
           <m:t>0.983</m:t>
+        </m:r>
+      </m:oMath>
+      <w:r>
+        <w:t xml:space="preserve">, compared with</w:t>
+      </w:r>
+      <w:r>
+        <w:t xml:space="preserve"> </w:t>
+      </w:r>
+      <m:oMath>
+        <m:r>
+          <m:t>0.591</m:t>
+        </m:r>
+      </m:oMath>
+      <w:r>
+        <w:t xml:space="preserve"> </w:t>
+      </w:r>
+      <w:r>
+        <w:t xml:space="preserve">for the natural control and</w:t>
+      </w:r>
+      <w:r>
+        <w:t xml:space="preserve"> </w:t>
+      </w:r>
+      <m:oMath>
+        <m:r>
+          <m:t>0.041</m:t>
+        </m:r>
+      </m:oMath>
+      <w:r>
+        <w:t xml:space="preserve"> </w:t>
+      </w:r>
+      <w:r>
+        <w:t xml:space="preserve">for the geometry-matched Gaussian control. Executing the paired-donor-conditioned action yields endpoint steering of</w:t>
+      </w:r>
+      <w:r>
+        <w:t xml:space="preserve"> </w:t>
+      </w:r>
+      <m:oMath>
+        <m:r>
+          <m:t>1.003</m:t>
         </m:r>
       </m:oMath>
       <w:r>
@@ -2135,7 +2185,7 @@
           <m:t>[</m:t>
         </m:r>
         <m:r>
-          <m:t>0.890</m:t>
+          <m:t>0.950</m:t>
         </m:r>
         <m:r>
           <m:rPr>
@@ -2144,7 +2194,7 @@
           <m:t>,</m:t>
         </m:r>
         <m:r>
-          <m:t>1.064</m:t>
+          <m:t>1.050</m:t>
         </m:r>
         <m:r>
           <m:rPr>
@@ -2154,489 +2204,2357 @@
         </m:r>
       </m:oMath>
       <w:r>
-        <w:t xml:space="preserve">; 22/22), and executing that action yields endpoint steering of</w:t>
-      </w:r>
-      <w:r>
-        <w:t xml:space="preserve"> </w:t>
-      </w:r>
-      <m:oMath>
-        <m:r>
-          <m:t>1.003</m:t>
-        </m:r>
-      </m:oMath>
-      <w:r>
-        <w:t xml:space="preserve"> </w:t>
-      </w:r>
-      <w:r>
-        <w:t xml:space="preserve">(</w:t>
-      </w:r>
-      <m:oMath>
-        <m:r>
-          <m:rPr>
-            <m:sty m:val="p"/>
-          </m:rPr>
-          <m:t>[</m:t>
-        </m:r>
-        <m:r>
-          <m:t>0.950</m:t>
-        </m:r>
-        <m:r>
-          <m:rPr>
-            <m:sty m:val="p"/>
-          </m:rPr>
-          <m:t>,</m:t>
-        </m:r>
-        <m:r>
-          <m:t>1.050</m:t>
-        </m:r>
-        <m:r>
-          <m:rPr>
-            <m:sty m:val="p"/>
-          </m:rPr>
-          <m:t>]</m:t>
-        </m:r>
-      </m:oMath>
-      <w:r>
-        <w:t xml:space="preserve">; 22/22). The paired donor also beats the natural-future and geometry-matched Gaussian controls (Table </w:t>
-      </w:r>
-      <w:hyperlink w:anchor="tab:controls">
-        <w:r>
-          <w:rPr>
-            <w:rStyle w:val="Hyperlink"/>
-          </w:rPr>
-          <w:t xml:space="preserve">2</w:t>
-        </w:r>
-      </w:hyperlink>
-      <w:r>
-        <w:t xml:space="preserve">). Thus, the effect is not explained by recomputation, an equally large unstructured displacement, or merely supplying a different valid continuation. Endpoint projection shows that the donor-directed component survives simulator execution; it does not imply equality of the full endpoint vectors. Task-balanced analyses preserve these conclusions.</w:t>
-      </w:r>
-    </w:p>
-    <w:bookmarkStart w:id="25" w:name="tab:primary"/>
+        <w:t xml:space="preserve">; 22/22). Thus, the effect is not explained by recomputation, an equally large unstructured displacement, or merely supplying a different valid continuation. Endpoint projection shows that the donor-directed component survives simulator execution; it does not imply equality of the full endpoint vectors. Task-balanced analyses preserve these conclusions.</w:t>
+      </w:r>
+    </w:p>
+    <w:bookmarkStart w:id="25" w:name="tab:directionality"/>
     <w:p>
       <w:pPr>
         <w:pStyle w:val="TableCaption"/>
-      </w:pPr>
-      <w:r>
-        <w:t xml:space="preserve">Primary directional tests: all pass. Steering is donor-future minus self-future projection. A value of 0 means no donor-directed movement; 1 means the recomputed behavior reaches the donor along the measured direction.</w:t>
-      </w:r>
-      <w:r>
-        <w:t xml:space="preserve"> </w:t>
-      </w:r>
-      <w:r>
-        <w:t xml:space="preserve">“Pass”</w:t>
-      </w:r>
-      <w:r>
-        <w:t xml:space="preserve"> </w:t>
-      </w:r>
-      <w:r>
-        <w:t xml:space="preserve">means the entire 95% bootstrap CI exceeds the prespecified 0.10 criterion.</w:t>
+        <w:keepNext/>
+        <w:pageBreakBefore/>
+      </w:pPr>
+      <w:r>
+        <w:t xml:space="preserve">Method and controls on one scale. Each row reports donor-directed projection after inserting the named future: 0 is the self-future result and 1 is the paired donor behavior. Within each model–source–outcome block, bold marks the largest estimate, always the paired donor (ours). The rightmost column gives its paired advantage over the strongest available control; all five intervals exclude zero. Control projections are reconstructed within independent unit before bootstrapping.</w:t>
       </w:r>
     </w:p>
     <w:tbl>
       <w:tblPr>
         <w:tblStyle w:val="Table"/>
         <w:tblW w:type="auto" w:w="0"/>
+        <w:tblLayout w:type="fixed"/>
         <w:tblLook w:firstRow="1" w:lastRow="0" w:firstColumn="0" w:lastColumn="0" w:noHBand="0" w:noVBand="0" w:val="0020"/>
-        <w:tblCaption w:val="Primary directional tests: all pass. Steering is donor-future minus self-future projection. A value of 0 means no donor-directed movement; 1 means the recomputed behavior reaches the donor along the measured direction. “Pass” means the entire 95% bootstrap CI exceeds the prespecified 0.10 criterion."/>
+        <w:tblCaption w:val="Method and controls on one scale. Each row reports donor-directed projection after inserting the named future: 0 is the self-future result and 1 is the paired donor behavior. Within each model–source–outcome block, bold marks the largest estimate, always the paired donor (ours). The rightmost column gives its paired advantage over the strongest available control; all five intervals exclude zero. Control projections are reconstructed within independent unit before bootstrapping."/>
       </w:tblPr>
       <w:tblGrid>
-        <w:gridCol w:w="1584"/>
-        <w:gridCol w:w="1584"/>
-        <w:gridCol w:w="1584"/>
-        <w:gridCol w:w="1584"/>
-        <w:gridCol w:w="1584"/>
+        <w:gridCol w:w="1320"/>
+        <w:gridCol w:w="1320"/>
+        <w:gridCol w:w="1320"/>
+        <w:gridCol w:w="1320"/>
+        <w:gridCol w:w="1320"/>
+        <w:gridCol w:w="1320"/>
       </w:tblGrid>
       <w:tr>
         <w:trPr>
           <w:tblHeader w:val="on"/>
+          <w:cantSplit/>
         </w:trPr>
         <w:tc>
-          <w:tcPr/>
-          <w:p>
-            <w:pPr>
-              <w:pStyle w:val="Compact"/>
-              <w:jc w:val="left"/>
-            </w:pPr>
-            <w:r>
-              <w:t xml:space="preserve">Model and future source</w:t>
-            </w:r>
-          </w:p>
-        </w:tc>
-        <w:tc>
-          <w:tcPr/>
-          <w:p>
-            <w:pPr>
-              <w:pStyle w:val="Compact"/>
-              <w:jc w:val="left"/>
-            </w:pPr>
-            <w:r>
+          <w:tcPr>
+            <w:tcW w:type="dxa" w:w="1368"/>
+          </w:tcPr>
+          <w:p>
+            <w:pPr>
+              <w:pStyle w:val="Compact"/>
+              <w:spacing w:before="0" w:after="0" w:line="240" w:lineRule="auto"/>
+              <w:jc w:val="left"/>
+            </w:pPr>
+            <w:r>
+              <w:rPr>
+                <w:sz w:val="15"/>
+              </w:rPr>
+              <w:t xml:space="preserve">Model</w:t>
+            </w:r>
+          </w:p>
+        </w:tc>
+        <w:tc>
+          <w:tcPr>
+            <w:tcW w:type="dxa" w:w="1080"/>
+          </w:tcPr>
+          <w:p>
+            <w:pPr>
+              <w:pStyle w:val="Compact"/>
+              <w:spacing w:before="0" w:after="0" w:line="240" w:lineRule="auto"/>
+              <w:jc w:val="left"/>
+            </w:pPr>
+            <w:r>
+              <w:rPr>
+                <w:sz w:val="15"/>
+              </w:rPr>
+              <w:t xml:space="preserve">Source</w:t>
+            </w:r>
+          </w:p>
+        </w:tc>
+        <w:tc>
+          <w:tcPr>
+            <w:tcW w:type="dxa" w:w="936"/>
+          </w:tcPr>
+          <w:p>
+            <w:pPr>
+              <w:pStyle w:val="Compact"/>
+              <w:spacing w:before="0" w:after="0" w:line="240" w:lineRule="auto"/>
+              <w:jc w:val="left"/>
+            </w:pPr>
+            <w:r>
+              <w:rPr>
+                <w:sz w:val="15"/>
+              </w:rPr>
               <w:t xml:space="preserve">Outcome</w:t>
             </w:r>
           </w:p>
         </w:tc>
         <w:tc>
-          <w:tcPr/>
-          <w:p>
-            <w:pPr>
-              <w:pStyle w:val="Compact"/>
-              <w:jc w:val="left"/>
-            </w:pPr>
-            <w:r>
-              <w:t xml:space="preserve">Steering [95% CI]</w:t>
-            </w:r>
-          </w:p>
-        </w:tc>
-        <w:tc>
-          <w:tcPr/>
-          <w:p>
-            <w:pPr>
-              <w:pStyle w:val="Compact"/>
-              <w:jc w:val="center"/>
-            </w:pPr>
-            <w:r>
-              <w:t xml:space="preserve">Positive units</w:t>
-            </w:r>
-          </w:p>
-        </w:tc>
-        <w:tc>
-          <w:tcPr/>
-          <w:p>
-            <w:pPr>
-              <w:pStyle w:val="Compact"/>
-              <w:jc w:val="center"/>
-            </w:pPr>
-            <w:r>
-              <w:t xml:space="preserve">Test</w:t>
+          <w:tcPr>
+            <w:tcW w:type="dxa" w:w="1584"/>
+          </w:tcPr>
+          <w:p>
+            <w:pPr>
+              <w:pStyle w:val="Compact"/>
+              <w:spacing w:before="0" w:after="0" w:line="240" w:lineRule="auto"/>
+              <w:jc w:val="left"/>
+            </w:pPr>
+            <w:r>
+              <w:rPr>
+                <w:sz w:val="15"/>
+              </w:rPr>
+              <w:t xml:space="preserve">Future inserted</w:t>
+            </w:r>
+          </w:p>
+        </w:tc>
+        <w:tc>
+          <w:tcPr>
+            <w:tcW w:type="dxa" w:w="2088"/>
+          </w:tcPr>
+          <w:p>
+            <w:pPr>
+              <w:pStyle w:val="Compact"/>
+              <w:spacing w:before="0" w:after="0" w:line="240" w:lineRule="auto"/>
+              <w:jc w:val="left"/>
+            </w:pPr>
+            <w:r>
+              <w:rPr>
+                <w:sz w:val="15"/>
+              </w:rPr>
+              <w:t xml:space="preserve">Projection [95% CI]</w:t>
+            </w:r>
+          </w:p>
+        </w:tc>
+        <w:tc>
+          <w:tcPr>
+            <w:tcW w:type="dxa" w:w="2304"/>
+          </w:tcPr>
+          <w:p>
+            <w:pPr>
+              <w:pStyle w:val="Compact"/>
+              <w:spacing w:before="0" w:after="0" w:line="240" w:lineRule="auto"/>
+              <w:jc w:val="left"/>
+            </w:pPr>
+            <w:r>
+              <w:rPr>
+                <w:sz w:val="15"/>
+              </w:rPr>
+              <w:t xml:space="preserve">Best-control advantage [95% CI]</w:t>
             </w:r>
           </w:p>
         </w:tc>
       </w:tr>
       <w:tr>
-        <w:tc>
-          <w:tcPr/>
-          <w:p>
-            <w:pPr>
-              <w:pStyle w:val="Compact"/>
-              <w:jc w:val="left"/>
-            </w:pPr>
-            <w:r>
-              <w:t xml:space="preserve">Cosmos 3, predicted</w:t>
-            </w:r>
-          </w:p>
-        </w:tc>
-        <w:tc>
-          <w:tcPr/>
-          <w:p>
-            <w:pPr>
-              <w:pStyle w:val="Compact"/>
-              <w:jc w:val="left"/>
-            </w:pPr>
-            <w:r>
+        <w:trPr>
+          <w:cantSplit/>
+        </w:trPr>
+        <w:tc>
+          <w:tcPr>
+            <w:tcW w:type="dxa" w:w="1368"/>
+          </w:tcPr>
+          <w:p>
+            <w:pPr>
+              <w:pStyle w:val="Compact"/>
+              <w:spacing w:before="0" w:after="0" w:line="240" w:lineRule="auto"/>
+              <w:jc w:val="left"/>
+            </w:pPr>
+            <w:r>
+              <w:rPr>
+                <w:sz w:val="15"/>
+              </w:rPr>
+              <w:t xml:space="preserve">Cosmos 3</w:t>
+            </w:r>
+          </w:p>
+        </w:tc>
+        <w:tc>
+          <w:tcPr>
+            <w:tcW w:type="dxa" w:w="1080"/>
+          </w:tcPr>
+          <w:p>
+            <w:pPr>
+              <w:pStyle w:val="Compact"/>
+              <w:spacing w:before="0" w:after="0" w:line="240" w:lineRule="auto"/>
+              <w:jc w:val="left"/>
+            </w:pPr>
+            <w:r>
+              <w:rPr>
+                <w:sz w:val="15"/>
+              </w:rPr>
+              <w:t xml:space="preserve">Predicted</w:t>
+            </w:r>
+          </w:p>
+        </w:tc>
+        <w:tc>
+          <w:tcPr>
+            <w:tcW w:type="dxa" w:w="936"/>
+          </w:tcPr>
+          <w:p>
+            <w:pPr>
+              <w:pStyle w:val="Compact"/>
+              <w:spacing w:before="0" w:after="0" w:line="240" w:lineRule="auto"/>
+              <w:jc w:val="left"/>
+            </w:pPr>
+            <w:r>
+              <w:rPr>
+                <w:sz w:val="15"/>
+              </w:rPr>
               <w:t xml:space="preserve">Action</w:t>
             </w:r>
           </w:p>
         </w:tc>
         <w:tc>
-          <w:tcPr/>
-          <w:p>
-            <w:pPr>
-              <w:pStyle w:val="Compact"/>
-              <w:jc w:val="left"/>
-            </w:pPr>
-            <w:r>
-              <w:t xml:space="preserve">0.992 [0.972, 1.010]</w:t>
-            </w:r>
-          </w:p>
-        </w:tc>
-        <w:tc>
-          <w:tcPr/>
-          <w:p>
-            <w:pPr>
-              <w:pStyle w:val="Compact"/>
-              <w:jc w:val="center"/>
-            </w:pPr>
-            <w:r>
-              <w:t xml:space="preserve">22/22 states</w:t>
-            </w:r>
-          </w:p>
-        </w:tc>
-        <w:tc>
-          <w:tcPr/>
-          <w:p>
-            <w:pPr>
-              <w:pStyle w:val="Compact"/>
-              <w:jc w:val="center"/>
+          <w:tcPr>
+            <w:tcW w:type="dxa" w:w="1584"/>
+          </w:tcPr>
+          <w:p>
+            <w:pPr>
+              <w:pStyle w:val="Compact"/>
+              <w:spacing w:before="0" w:after="0" w:line="240" w:lineRule="auto"/>
+              <w:jc w:val="left"/>
+            </w:pPr>
+            <w:r>
+              <w:rPr>
+                <w:sz w:val="15"/>
+              </w:rPr>
+              <w:t xml:space="preserve">Self</w:t>
+            </w:r>
+          </w:p>
+        </w:tc>
+        <w:tc>
+          <w:tcPr>
+            <w:tcW w:type="dxa" w:w="2088"/>
+          </w:tcPr>
+          <w:p>
+            <w:pPr>
+              <w:pStyle w:val="Compact"/>
+              <w:spacing w:before="0" w:after="0" w:line="240" w:lineRule="auto"/>
+              <w:jc w:val="left"/>
+            </w:pPr>
+            <w:r>
+              <w:rPr>
+                <w:sz w:val="15"/>
+              </w:rPr>
+              <w:t xml:space="preserve">0.000 (reference)</w:t>
+            </w:r>
+          </w:p>
+        </w:tc>
+        <w:tc>
+          <w:tcPr>
+            <w:tcW w:type="dxa" w:w="2304"/>
+          </w:tcPr>
+          <w:p>
+            <w:pPr>
+              <w:pStyle w:val="Compact"/>
+              <w:spacing w:before="0" w:after="0" w:line="240" w:lineRule="auto"/>
+              <w:jc w:val="left"/>
+            </w:pPr>
+            <w:r>
+              <w:rPr>
+                <w:sz w:val="15"/>
+              </w:rPr>
+              <w:t xml:space="preserve">—</w:t>
+            </w:r>
+          </w:p>
+        </w:tc>
+      </w:tr>
+      <w:tr>
+        <w:trPr>
+          <w:cantSplit/>
+        </w:trPr>
+        <w:tc>
+          <w:tcPr>
+            <w:tcW w:type="dxa" w:w="1368"/>
+          </w:tcPr>
+          <w:p>
+            <w:pPr>
+              <w:pStyle w:val="Compact"/>
+              <w:spacing w:before="0" w:after="0" w:line="240" w:lineRule="auto"/>
+              <w:jc w:val="left"/>
+            </w:pPr>
+            <w:r>
+              <w:rPr>
+                <w:sz w:val="15"/>
+              </w:rPr>
+              <w:t xml:space="preserve">Cosmos 3</w:t>
+            </w:r>
+          </w:p>
+        </w:tc>
+        <w:tc>
+          <w:tcPr>
+            <w:tcW w:type="dxa" w:w="1080"/>
+          </w:tcPr>
+          <w:p>
+            <w:pPr>
+              <w:pStyle w:val="Compact"/>
+              <w:spacing w:before="0" w:after="0" w:line="240" w:lineRule="auto"/>
+              <w:jc w:val="left"/>
+            </w:pPr>
+            <w:r>
+              <w:rPr>
+                <w:sz w:val="15"/>
+              </w:rPr>
+              <w:t xml:space="preserve">Predicted</w:t>
+            </w:r>
+          </w:p>
+        </w:tc>
+        <w:tc>
+          <w:tcPr>
+            <w:tcW w:type="dxa" w:w="936"/>
+          </w:tcPr>
+          <w:p>
+            <w:pPr>
+              <w:pStyle w:val="Compact"/>
+              <w:spacing w:before="0" w:after="0" w:line="240" w:lineRule="auto"/>
+              <w:jc w:val="left"/>
+            </w:pPr>
+            <w:r>
+              <w:rPr>
+                <w:sz w:val="15"/>
+              </w:rPr>
+              <w:t xml:space="preserve">Action</w:t>
+            </w:r>
+          </w:p>
+        </w:tc>
+        <w:tc>
+          <w:tcPr>
+            <w:tcW w:type="dxa" w:w="1584"/>
+          </w:tcPr>
+          <w:p>
+            <w:pPr>
+              <w:pStyle w:val="Compact"/>
+              <w:spacing w:before="0" w:after="0" w:line="240" w:lineRule="auto"/>
+              <w:jc w:val="left"/>
+            </w:pPr>
+            <w:r>
+              <w:rPr>
+                <w:sz w:val="15"/>
+              </w:rPr>
+              <w:t xml:space="preserve">Natural control</w:t>
+            </w:r>
+          </w:p>
+        </w:tc>
+        <w:tc>
+          <w:tcPr>
+            <w:tcW w:type="dxa" w:w="2088"/>
+          </w:tcPr>
+          <w:p>
+            <w:pPr>
+              <w:pStyle w:val="Compact"/>
+              <w:spacing w:before="0" w:after="0" w:line="240" w:lineRule="auto"/>
+              <w:jc w:val="left"/>
+            </w:pPr>
+            <w:r>
+              <w:rPr>
+                <w:sz w:val="15"/>
+              </w:rPr>
+              <w:t xml:space="preserve">0.559 [0.465, 0.651]</w:t>
+            </w:r>
+          </w:p>
+        </w:tc>
+        <w:tc>
+          <w:tcPr>
+            <w:tcW w:type="dxa" w:w="2304"/>
+          </w:tcPr>
+          <w:p>
+            <w:pPr>
+              <w:pStyle w:val="Compact"/>
+              <w:spacing w:before="0" w:after="0" w:line="240" w:lineRule="auto"/>
+              <w:jc w:val="left"/>
+            </w:pPr>
+            <w:r>
+              <w:rPr>
+                <w:sz w:val="15"/>
+              </w:rPr>
+              <w:t xml:space="preserve">—</w:t>
+            </w:r>
+          </w:p>
+        </w:tc>
+      </w:tr>
+      <w:tr>
+        <w:trPr>
+          <w:cantSplit/>
+        </w:trPr>
+        <w:tc>
+          <w:tcPr>
+            <w:tcW w:type="dxa" w:w="1368"/>
+          </w:tcPr>
+          <w:p>
+            <w:pPr>
+              <w:pStyle w:val="Compact"/>
+              <w:spacing w:before="0" w:after="0" w:line="240" w:lineRule="auto"/>
+              <w:jc w:val="left"/>
+            </w:pPr>
+            <w:r>
+              <w:rPr>
+                <w:sz w:val="15"/>
+              </w:rPr>
+              <w:t xml:space="preserve">Cosmos 3</w:t>
+            </w:r>
+          </w:p>
+        </w:tc>
+        <w:tc>
+          <w:tcPr>
+            <w:tcW w:type="dxa" w:w="1080"/>
+          </w:tcPr>
+          <w:p>
+            <w:pPr>
+              <w:pStyle w:val="Compact"/>
+              <w:spacing w:before="0" w:after="0" w:line="240" w:lineRule="auto"/>
+              <w:jc w:val="left"/>
+            </w:pPr>
+            <w:r>
+              <w:rPr>
+                <w:sz w:val="15"/>
+              </w:rPr>
+              <w:t xml:space="preserve">Predicted</w:t>
+            </w:r>
+          </w:p>
+        </w:tc>
+        <w:tc>
+          <w:tcPr>
+            <w:tcW w:type="dxa" w:w="936"/>
+          </w:tcPr>
+          <w:p>
+            <w:pPr>
+              <w:pStyle w:val="Compact"/>
+              <w:spacing w:before="0" w:after="0" w:line="240" w:lineRule="auto"/>
+              <w:jc w:val="left"/>
+            </w:pPr>
+            <w:r>
+              <w:rPr>
+                <w:sz w:val="15"/>
+              </w:rPr>
+              <w:t xml:space="preserve">Action</w:t>
+            </w:r>
+          </w:p>
+        </w:tc>
+        <w:tc>
+          <w:tcPr>
+            <w:tcW w:type="dxa" w:w="1584"/>
+          </w:tcPr>
+          <w:p>
+            <w:pPr>
+              <w:pStyle w:val="Compact"/>
+              <w:spacing w:before="0" w:after="0" w:line="240" w:lineRule="auto"/>
+              <w:jc w:val="left"/>
             </w:pPr>
             <w:r>
               <w:rPr>
                 <w:b/>
                 <w:bCs/>
-              </w:rPr>
-              <w:t xml:space="preserve">Pass</w:t>
+                <w:sz w:val="15"/>
+              </w:rPr>
+              <w:t xml:space="preserve">Paired donor (ours)</w:t>
+            </w:r>
+          </w:p>
+        </w:tc>
+        <w:tc>
+          <w:tcPr>
+            <w:tcW w:type="dxa" w:w="2088"/>
+          </w:tcPr>
+          <w:p>
+            <w:pPr>
+              <w:pStyle w:val="Compact"/>
+              <w:spacing w:before="0" w:after="0" w:line="240" w:lineRule="auto"/>
+              <w:jc w:val="left"/>
+            </w:pPr>
+            <w:r>
+              <w:rPr>
+                <w:b/>
+                <w:bCs/>
+                <w:sz w:val="15"/>
+              </w:rPr>
+              <w:t xml:space="preserve">0.992 [0.972, 1.010]</w:t>
+            </w:r>
+          </w:p>
+        </w:tc>
+        <w:tc>
+          <w:tcPr>
+            <w:tcW w:type="dxa" w:w="2304"/>
+          </w:tcPr>
+          <w:p>
+            <w:pPr>
+              <w:pStyle w:val="Compact"/>
+              <w:spacing w:before="0" w:after="0" w:line="240" w:lineRule="auto"/>
+              <w:jc w:val="left"/>
+            </w:pPr>
+            <w:r>
+              <w:rPr>
+                <w:b/>
+                <w:bCs/>
+                <w:sz w:val="15"/>
+              </w:rPr>
+              <w:t xml:space="preserve">0.433 [0.332, 0.538]</w:t>
             </w:r>
           </w:p>
         </w:tc>
       </w:tr>
       <w:tr>
-        <w:tc>
-          <w:tcPr/>
-          <w:p>
-            <w:pPr>
-              <w:pStyle w:val="Compact"/>
-              <w:jc w:val="left"/>
-            </w:pPr>
-            <w:r>
-              <w:t xml:space="preserve">Cosmos 3, executed</w:t>
-            </w:r>
-          </w:p>
-        </w:tc>
-        <w:tc>
-          <w:tcPr/>
-          <w:p>
-            <w:pPr>
-              <w:pStyle w:val="Compact"/>
-              <w:jc w:val="left"/>
-            </w:pPr>
-            <w:r>
+        <w:trPr>
+          <w:cantSplit/>
+        </w:trPr>
+        <w:tc>
+          <w:tcPr>
+            <w:tcW w:type="dxa" w:w="1368"/>
+          </w:tcPr>
+          <w:p>
+            <w:pPr>
+              <w:pStyle w:val="Compact"/>
+              <w:spacing w:before="0" w:after="0" w:line="240" w:lineRule="auto"/>
+              <w:jc w:val="left"/>
+            </w:pPr>
+            <w:r>
+              <w:rPr>
+                <w:sz w:val="15"/>
+              </w:rPr>
+              <w:t xml:space="preserve">Cosmos 3</w:t>
+            </w:r>
+          </w:p>
+        </w:tc>
+        <w:tc>
+          <w:tcPr>
+            <w:tcW w:type="dxa" w:w="1080"/>
+          </w:tcPr>
+          <w:p>
+            <w:pPr>
+              <w:pStyle w:val="Compact"/>
+              <w:spacing w:before="0" w:after="0" w:line="240" w:lineRule="auto"/>
+              <w:jc w:val="left"/>
+            </w:pPr>
+            <w:r>
+              <w:rPr>
+                <w:sz w:val="15"/>
+              </w:rPr>
+              <w:t xml:space="preserve">Executed</w:t>
+            </w:r>
+          </w:p>
+        </w:tc>
+        <w:tc>
+          <w:tcPr>
+            <w:tcW w:type="dxa" w:w="936"/>
+          </w:tcPr>
+          <w:p>
+            <w:pPr>
+              <w:pStyle w:val="Compact"/>
+              <w:spacing w:before="0" w:after="0" w:line="240" w:lineRule="auto"/>
+              <w:jc w:val="left"/>
+            </w:pPr>
+            <w:r>
+              <w:rPr>
+                <w:sz w:val="15"/>
+              </w:rPr>
               <w:t xml:space="preserve">Action</w:t>
             </w:r>
           </w:p>
         </w:tc>
         <w:tc>
-          <w:tcPr/>
-          <w:p>
-            <w:pPr>
-              <w:pStyle w:val="Compact"/>
-              <w:jc w:val="left"/>
-            </w:pPr>
-            <w:r>
-              <w:t xml:space="preserve">0.983 [0.890, 1.064]</w:t>
-            </w:r>
-          </w:p>
-        </w:tc>
-        <w:tc>
-          <w:tcPr/>
-          <w:p>
-            <w:pPr>
-              <w:pStyle w:val="Compact"/>
-              <w:jc w:val="center"/>
-            </w:pPr>
-            <w:r>
-              <w:t xml:space="preserve">22/22 states</w:t>
-            </w:r>
-          </w:p>
-        </w:tc>
-        <w:tc>
-          <w:tcPr/>
-          <w:p>
-            <w:pPr>
-              <w:pStyle w:val="Compact"/>
-              <w:jc w:val="center"/>
+          <w:tcPr>
+            <w:tcW w:type="dxa" w:w="1584"/>
+          </w:tcPr>
+          <w:p>
+            <w:pPr>
+              <w:pStyle w:val="Compact"/>
+              <w:spacing w:before="0" w:after="0" w:line="240" w:lineRule="auto"/>
+              <w:jc w:val="left"/>
+            </w:pPr>
+            <w:r>
+              <w:rPr>
+                <w:sz w:val="15"/>
+              </w:rPr>
+              <w:t xml:space="preserve">Self</w:t>
+            </w:r>
+          </w:p>
+        </w:tc>
+        <w:tc>
+          <w:tcPr>
+            <w:tcW w:type="dxa" w:w="2088"/>
+          </w:tcPr>
+          <w:p>
+            <w:pPr>
+              <w:pStyle w:val="Compact"/>
+              <w:spacing w:before="0" w:after="0" w:line="240" w:lineRule="auto"/>
+              <w:jc w:val="left"/>
+            </w:pPr>
+            <w:r>
+              <w:rPr>
+                <w:sz w:val="15"/>
+              </w:rPr>
+              <w:t xml:space="preserve">0.000 (reference)</w:t>
+            </w:r>
+          </w:p>
+        </w:tc>
+        <w:tc>
+          <w:tcPr>
+            <w:tcW w:type="dxa" w:w="2304"/>
+          </w:tcPr>
+          <w:p>
+            <w:pPr>
+              <w:pStyle w:val="Compact"/>
+              <w:spacing w:before="0" w:after="0" w:line="240" w:lineRule="auto"/>
+              <w:jc w:val="left"/>
+            </w:pPr>
+            <w:r>
+              <w:rPr>
+                <w:sz w:val="15"/>
+              </w:rPr>
+              <w:t xml:space="preserve">—</w:t>
+            </w:r>
+          </w:p>
+        </w:tc>
+      </w:tr>
+      <w:tr>
+        <w:trPr>
+          <w:cantSplit/>
+        </w:trPr>
+        <w:tc>
+          <w:tcPr>
+            <w:tcW w:type="dxa" w:w="1368"/>
+          </w:tcPr>
+          <w:p>
+            <w:pPr>
+              <w:pStyle w:val="Compact"/>
+              <w:spacing w:before="0" w:after="0" w:line="240" w:lineRule="auto"/>
+              <w:jc w:val="left"/>
+            </w:pPr>
+            <w:r>
+              <w:rPr>
+                <w:sz w:val="15"/>
+              </w:rPr>
+              <w:t xml:space="preserve">Cosmos 3</w:t>
+            </w:r>
+          </w:p>
+        </w:tc>
+        <w:tc>
+          <w:tcPr>
+            <w:tcW w:type="dxa" w:w="1080"/>
+          </w:tcPr>
+          <w:p>
+            <w:pPr>
+              <w:pStyle w:val="Compact"/>
+              <w:spacing w:before="0" w:after="0" w:line="240" w:lineRule="auto"/>
+              <w:jc w:val="left"/>
+            </w:pPr>
+            <w:r>
+              <w:rPr>
+                <w:sz w:val="15"/>
+              </w:rPr>
+              <w:t xml:space="preserve">Executed</w:t>
+            </w:r>
+          </w:p>
+        </w:tc>
+        <w:tc>
+          <w:tcPr>
+            <w:tcW w:type="dxa" w:w="936"/>
+          </w:tcPr>
+          <w:p>
+            <w:pPr>
+              <w:pStyle w:val="Compact"/>
+              <w:spacing w:before="0" w:after="0" w:line="240" w:lineRule="auto"/>
+              <w:jc w:val="left"/>
+            </w:pPr>
+            <w:r>
+              <w:rPr>
+                <w:sz w:val="15"/>
+              </w:rPr>
+              <w:t xml:space="preserve">Action</w:t>
+            </w:r>
+          </w:p>
+        </w:tc>
+        <w:tc>
+          <w:tcPr>
+            <w:tcW w:type="dxa" w:w="1584"/>
+          </w:tcPr>
+          <w:p>
+            <w:pPr>
+              <w:pStyle w:val="Compact"/>
+              <w:spacing w:before="0" w:after="0" w:line="240" w:lineRule="auto"/>
+              <w:jc w:val="left"/>
+            </w:pPr>
+            <w:r>
+              <w:rPr>
+                <w:sz w:val="15"/>
+              </w:rPr>
+              <w:t xml:space="preserve">Matched Gaussian</w:t>
+            </w:r>
+          </w:p>
+        </w:tc>
+        <w:tc>
+          <w:tcPr>
+            <w:tcW w:type="dxa" w:w="2088"/>
+          </w:tcPr>
+          <w:p>
+            <w:pPr>
+              <w:pStyle w:val="Compact"/>
+              <w:spacing w:before="0" w:after="0" w:line="240" w:lineRule="auto"/>
+              <w:jc w:val="left"/>
+            </w:pPr>
+            <w:r>
+              <w:rPr>
+                <w:sz w:val="15"/>
+              </w:rPr>
+              <w:t xml:space="preserve">0.041 [0.003, 0.076]</w:t>
+            </w:r>
+          </w:p>
+        </w:tc>
+        <w:tc>
+          <w:tcPr>
+            <w:tcW w:type="dxa" w:w="2304"/>
+          </w:tcPr>
+          <w:p>
+            <w:pPr>
+              <w:pStyle w:val="Compact"/>
+              <w:spacing w:before="0" w:after="0" w:line="240" w:lineRule="auto"/>
+              <w:jc w:val="left"/>
+            </w:pPr>
+            <w:r>
+              <w:rPr>
+                <w:sz w:val="15"/>
+              </w:rPr>
+              <w:t xml:space="preserve">—</w:t>
+            </w:r>
+          </w:p>
+        </w:tc>
+      </w:tr>
+      <w:tr>
+        <w:trPr>
+          <w:cantSplit/>
+        </w:trPr>
+        <w:tc>
+          <w:tcPr>
+            <w:tcW w:type="dxa" w:w="1368"/>
+          </w:tcPr>
+          <w:p>
+            <w:pPr>
+              <w:pStyle w:val="Compact"/>
+              <w:spacing w:before="0" w:after="0" w:line="240" w:lineRule="auto"/>
+              <w:jc w:val="left"/>
+            </w:pPr>
+            <w:r>
+              <w:rPr>
+                <w:sz w:val="15"/>
+              </w:rPr>
+              <w:t xml:space="preserve">Cosmos 3</w:t>
+            </w:r>
+          </w:p>
+        </w:tc>
+        <w:tc>
+          <w:tcPr>
+            <w:tcW w:type="dxa" w:w="1080"/>
+          </w:tcPr>
+          <w:p>
+            <w:pPr>
+              <w:pStyle w:val="Compact"/>
+              <w:spacing w:before="0" w:after="0" w:line="240" w:lineRule="auto"/>
+              <w:jc w:val="left"/>
+            </w:pPr>
+            <w:r>
+              <w:rPr>
+                <w:sz w:val="15"/>
+              </w:rPr>
+              <w:t xml:space="preserve">Executed</w:t>
+            </w:r>
+          </w:p>
+        </w:tc>
+        <w:tc>
+          <w:tcPr>
+            <w:tcW w:type="dxa" w:w="936"/>
+          </w:tcPr>
+          <w:p>
+            <w:pPr>
+              <w:pStyle w:val="Compact"/>
+              <w:spacing w:before="0" w:after="0" w:line="240" w:lineRule="auto"/>
+              <w:jc w:val="left"/>
+            </w:pPr>
+            <w:r>
+              <w:rPr>
+                <w:sz w:val="15"/>
+              </w:rPr>
+              <w:t xml:space="preserve">Action</w:t>
+            </w:r>
+          </w:p>
+        </w:tc>
+        <w:tc>
+          <w:tcPr>
+            <w:tcW w:type="dxa" w:w="1584"/>
+          </w:tcPr>
+          <w:p>
+            <w:pPr>
+              <w:pStyle w:val="Compact"/>
+              <w:spacing w:before="0" w:after="0" w:line="240" w:lineRule="auto"/>
+              <w:jc w:val="left"/>
+            </w:pPr>
+            <w:r>
+              <w:rPr>
+                <w:sz w:val="15"/>
+              </w:rPr>
+              <w:t xml:space="preserve">Natural control</w:t>
+            </w:r>
+          </w:p>
+        </w:tc>
+        <w:tc>
+          <w:tcPr>
+            <w:tcW w:type="dxa" w:w="2088"/>
+          </w:tcPr>
+          <w:p>
+            <w:pPr>
+              <w:pStyle w:val="Compact"/>
+              <w:spacing w:before="0" w:after="0" w:line="240" w:lineRule="auto"/>
+              <w:jc w:val="left"/>
+            </w:pPr>
+            <w:r>
+              <w:rPr>
+                <w:sz w:val="15"/>
+              </w:rPr>
+              <w:t xml:space="preserve">0.591 [0.491, 0.687]</w:t>
+            </w:r>
+          </w:p>
+        </w:tc>
+        <w:tc>
+          <w:tcPr>
+            <w:tcW w:type="dxa" w:w="2304"/>
+          </w:tcPr>
+          <w:p>
+            <w:pPr>
+              <w:pStyle w:val="Compact"/>
+              <w:spacing w:before="0" w:after="0" w:line="240" w:lineRule="auto"/>
+              <w:jc w:val="left"/>
+            </w:pPr>
+            <w:r>
+              <w:rPr>
+                <w:sz w:val="15"/>
+              </w:rPr>
+              <w:t xml:space="preserve">—</w:t>
+            </w:r>
+          </w:p>
+        </w:tc>
+      </w:tr>
+      <w:tr>
+        <w:trPr>
+          <w:cantSplit/>
+        </w:trPr>
+        <w:tc>
+          <w:tcPr>
+            <w:tcW w:type="dxa" w:w="1368"/>
+          </w:tcPr>
+          <w:p>
+            <w:pPr>
+              <w:pStyle w:val="Compact"/>
+              <w:spacing w:before="0" w:after="0" w:line="240" w:lineRule="auto"/>
+              <w:jc w:val="left"/>
+            </w:pPr>
+            <w:r>
+              <w:rPr>
+                <w:sz w:val="15"/>
+              </w:rPr>
+              <w:t xml:space="preserve">Cosmos 3</w:t>
+            </w:r>
+          </w:p>
+        </w:tc>
+        <w:tc>
+          <w:tcPr>
+            <w:tcW w:type="dxa" w:w="1080"/>
+          </w:tcPr>
+          <w:p>
+            <w:pPr>
+              <w:pStyle w:val="Compact"/>
+              <w:spacing w:before="0" w:after="0" w:line="240" w:lineRule="auto"/>
+              <w:jc w:val="left"/>
+            </w:pPr>
+            <w:r>
+              <w:rPr>
+                <w:sz w:val="15"/>
+              </w:rPr>
+              <w:t xml:space="preserve">Executed</w:t>
+            </w:r>
+          </w:p>
+        </w:tc>
+        <w:tc>
+          <w:tcPr>
+            <w:tcW w:type="dxa" w:w="936"/>
+          </w:tcPr>
+          <w:p>
+            <w:pPr>
+              <w:pStyle w:val="Compact"/>
+              <w:spacing w:before="0" w:after="0" w:line="240" w:lineRule="auto"/>
+              <w:jc w:val="left"/>
+            </w:pPr>
+            <w:r>
+              <w:rPr>
+                <w:sz w:val="15"/>
+              </w:rPr>
+              <w:t xml:space="preserve">Action</w:t>
+            </w:r>
+          </w:p>
+        </w:tc>
+        <w:tc>
+          <w:tcPr>
+            <w:tcW w:type="dxa" w:w="1584"/>
+          </w:tcPr>
+          <w:p>
+            <w:pPr>
+              <w:pStyle w:val="Compact"/>
+              <w:spacing w:before="0" w:after="0" w:line="240" w:lineRule="auto"/>
+              <w:jc w:val="left"/>
             </w:pPr>
             <w:r>
               <w:rPr>
                 <w:b/>
                 <w:bCs/>
-              </w:rPr>
-              <w:t xml:space="preserve">Pass</w:t>
+                <w:sz w:val="15"/>
+              </w:rPr>
+              <w:t xml:space="preserve">Paired donor (ours)</w:t>
+            </w:r>
+          </w:p>
+        </w:tc>
+        <w:tc>
+          <w:tcPr>
+            <w:tcW w:type="dxa" w:w="2088"/>
+          </w:tcPr>
+          <w:p>
+            <w:pPr>
+              <w:pStyle w:val="Compact"/>
+              <w:spacing w:before="0" w:after="0" w:line="240" w:lineRule="auto"/>
+              <w:jc w:val="left"/>
+            </w:pPr>
+            <w:r>
+              <w:rPr>
+                <w:b/>
+                <w:bCs/>
+                <w:sz w:val="15"/>
+              </w:rPr>
+              <w:t xml:space="preserve">0.983 [0.890, 1.064]</w:t>
+            </w:r>
+          </w:p>
+        </w:tc>
+        <w:tc>
+          <w:tcPr>
+            <w:tcW w:type="dxa" w:w="2304"/>
+          </w:tcPr>
+          <w:p>
+            <w:pPr>
+              <w:pStyle w:val="Compact"/>
+              <w:spacing w:before="0" w:after="0" w:line="240" w:lineRule="auto"/>
+              <w:jc w:val="left"/>
+            </w:pPr>
+            <w:r>
+              <w:rPr>
+                <w:b/>
+                <w:bCs/>
+                <w:sz w:val="15"/>
+              </w:rPr>
+              <w:t xml:space="preserve">0.391 [0.246, 0.533]</w:t>
             </w:r>
           </w:p>
         </w:tc>
       </w:tr>
       <w:tr>
-        <w:tc>
-          <w:tcPr/>
-          <w:p>
-            <w:pPr>
-              <w:pStyle w:val="Compact"/>
-              <w:jc w:val="left"/>
-            </w:pPr>
-            <w:r>
-              <w:t xml:space="preserve">Cosmos 3, executed</w:t>
-            </w:r>
-          </w:p>
-        </w:tc>
-        <w:tc>
-          <w:tcPr/>
-          <w:p>
-            <w:pPr>
-              <w:pStyle w:val="Compact"/>
-              <w:jc w:val="left"/>
-            </w:pPr>
-            <w:r>
+        <w:trPr>
+          <w:cantSplit/>
+        </w:trPr>
+        <w:tc>
+          <w:tcPr>
+            <w:tcW w:type="dxa" w:w="1368"/>
+          </w:tcPr>
+          <w:p>
+            <w:pPr>
+              <w:pStyle w:val="Compact"/>
+              <w:spacing w:before="0" w:after="0" w:line="240" w:lineRule="auto"/>
+              <w:jc w:val="left"/>
+            </w:pPr>
+            <w:r>
+              <w:rPr>
+                <w:sz w:val="15"/>
+              </w:rPr>
+              <w:t xml:space="preserve">Cosmos 3</w:t>
+            </w:r>
+          </w:p>
+        </w:tc>
+        <w:tc>
+          <w:tcPr>
+            <w:tcW w:type="dxa" w:w="1080"/>
+          </w:tcPr>
+          <w:p>
+            <w:pPr>
+              <w:pStyle w:val="Compact"/>
+              <w:spacing w:before="0" w:after="0" w:line="240" w:lineRule="auto"/>
+              <w:jc w:val="left"/>
+            </w:pPr>
+            <w:r>
+              <w:rPr>
+                <w:sz w:val="15"/>
+              </w:rPr>
+              <w:t xml:space="preserve">Executed</w:t>
+            </w:r>
+          </w:p>
+        </w:tc>
+        <w:tc>
+          <w:tcPr>
+            <w:tcW w:type="dxa" w:w="936"/>
+          </w:tcPr>
+          <w:p>
+            <w:pPr>
+              <w:pStyle w:val="Compact"/>
+              <w:spacing w:before="0" w:after="0" w:line="240" w:lineRule="auto"/>
+              <w:jc w:val="left"/>
+            </w:pPr>
+            <w:r>
+              <w:rPr>
+                <w:sz w:val="15"/>
+              </w:rPr>
               <w:t xml:space="preserve">Endpoint</w:t>
             </w:r>
           </w:p>
         </w:tc>
         <w:tc>
-          <w:tcPr/>
-          <w:p>
-            <w:pPr>
-              <w:pStyle w:val="Compact"/>
-              <w:jc w:val="left"/>
-            </w:pPr>
-            <w:r>
-              <w:t xml:space="preserve">1.003 [0.950, 1.050]</w:t>
-            </w:r>
-          </w:p>
-        </w:tc>
-        <w:tc>
-          <w:tcPr/>
-          <w:p>
-            <w:pPr>
-              <w:pStyle w:val="Compact"/>
-              <w:jc w:val="center"/>
-            </w:pPr>
-            <w:r>
-              <w:t xml:space="preserve">22/22 states</w:t>
-            </w:r>
-          </w:p>
-        </w:tc>
-        <w:tc>
-          <w:tcPr/>
-          <w:p>
-            <w:pPr>
-              <w:pStyle w:val="Compact"/>
-              <w:jc w:val="center"/>
+          <w:tcPr>
+            <w:tcW w:type="dxa" w:w="1584"/>
+          </w:tcPr>
+          <w:p>
+            <w:pPr>
+              <w:pStyle w:val="Compact"/>
+              <w:spacing w:before="0" w:after="0" w:line="240" w:lineRule="auto"/>
+              <w:jc w:val="left"/>
+            </w:pPr>
+            <w:r>
+              <w:rPr>
+                <w:sz w:val="15"/>
+              </w:rPr>
+              <w:t xml:space="preserve">Self</w:t>
+            </w:r>
+          </w:p>
+        </w:tc>
+        <w:tc>
+          <w:tcPr>
+            <w:tcW w:type="dxa" w:w="2088"/>
+          </w:tcPr>
+          <w:p>
+            <w:pPr>
+              <w:pStyle w:val="Compact"/>
+              <w:spacing w:before="0" w:after="0" w:line="240" w:lineRule="auto"/>
+              <w:jc w:val="left"/>
+            </w:pPr>
+            <w:r>
+              <w:rPr>
+                <w:sz w:val="15"/>
+              </w:rPr>
+              <w:t xml:space="preserve">0.000 (reference)</w:t>
+            </w:r>
+          </w:p>
+        </w:tc>
+        <w:tc>
+          <w:tcPr>
+            <w:tcW w:type="dxa" w:w="2304"/>
+          </w:tcPr>
+          <w:p>
+            <w:pPr>
+              <w:pStyle w:val="Compact"/>
+              <w:spacing w:before="0" w:after="0" w:line="240" w:lineRule="auto"/>
+              <w:jc w:val="left"/>
+            </w:pPr>
+            <w:r>
+              <w:rPr>
+                <w:sz w:val="15"/>
+              </w:rPr>
+              <w:t xml:space="preserve">—</w:t>
+            </w:r>
+          </w:p>
+        </w:tc>
+      </w:tr>
+      <w:tr>
+        <w:trPr>
+          <w:cantSplit/>
+        </w:trPr>
+        <w:tc>
+          <w:tcPr>
+            <w:tcW w:type="dxa" w:w="1368"/>
+          </w:tcPr>
+          <w:p>
+            <w:pPr>
+              <w:pStyle w:val="Compact"/>
+              <w:spacing w:before="0" w:after="0" w:line="240" w:lineRule="auto"/>
+              <w:jc w:val="left"/>
+            </w:pPr>
+            <w:r>
+              <w:rPr>
+                <w:sz w:val="15"/>
+              </w:rPr>
+              <w:t xml:space="preserve">Cosmos 3</w:t>
+            </w:r>
+          </w:p>
+        </w:tc>
+        <w:tc>
+          <w:tcPr>
+            <w:tcW w:type="dxa" w:w="1080"/>
+          </w:tcPr>
+          <w:p>
+            <w:pPr>
+              <w:pStyle w:val="Compact"/>
+              <w:spacing w:before="0" w:after="0" w:line="240" w:lineRule="auto"/>
+              <w:jc w:val="left"/>
+            </w:pPr>
+            <w:r>
+              <w:rPr>
+                <w:sz w:val="15"/>
+              </w:rPr>
+              <w:t xml:space="preserve">Executed</w:t>
+            </w:r>
+          </w:p>
+        </w:tc>
+        <w:tc>
+          <w:tcPr>
+            <w:tcW w:type="dxa" w:w="936"/>
+          </w:tcPr>
+          <w:p>
+            <w:pPr>
+              <w:pStyle w:val="Compact"/>
+              <w:spacing w:before="0" w:after="0" w:line="240" w:lineRule="auto"/>
+              <w:jc w:val="left"/>
+            </w:pPr>
+            <w:r>
+              <w:rPr>
+                <w:sz w:val="15"/>
+              </w:rPr>
+              <w:t xml:space="preserve">Endpoint</w:t>
+            </w:r>
+          </w:p>
+        </w:tc>
+        <w:tc>
+          <w:tcPr>
+            <w:tcW w:type="dxa" w:w="1584"/>
+          </w:tcPr>
+          <w:p>
+            <w:pPr>
+              <w:pStyle w:val="Compact"/>
+              <w:spacing w:before="0" w:after="0" w:line="240" w:lineRule="auto"/>
+              <w:jc w:val="left"/>
             </w:pPr>
             <w:r>
               <w:rPr>
                 <w:b/>
                 <w:bCs/>
-              </w:rPr>
-              <w:t xml:space="preserve">Pass</w:t>
+                <w:sz w:val="15"/>
+              </w:rPr>
+              <w:t xml:space="preserve">Paired donor (ours)</w:t>
+            </w:r>
+          </w:p>
+        </w:tc>
+        <w:tc>
+          <w:tcPr>
+            <w:tcW w:type="dxa" w:w="2088"/>
+          </w:tcPr>
+          <w:p>
+            <w:pPr>
+              <w:pStyle w:val="Compact"/>
+              <w:spacing w:before="0" w:after="0" w:line="240" w:lineRule="auto"/>
+              <w:jc w:val="left"/>
+            </w:pPr>
+            <w:r>
+              <w:rPr>
+                <w:b/>
+                <w:bCs/>
+                <w:sz w:val="15"/>
+              </w:rPr>
+              <w:t xml:space="preserve">1.003 [0.950, 1.050]</w:t>
+            </w:r>
+          </w:p>
+        </w:tc>
+        <w:tc>
+          <w:tcPr>
+            <w:tcW w:type="dxa" w:w="2304"/>
+          </w:tcPr>
+          <w:p>
+            <w:pPr>
+              <w:pStyle w:val="Compact"/>
+              <w:spacing w:before="0" w:after="0" w:line="240" w:lineRule="auto"/>
+              <w:jc w:val="left"/>
+            </w:pPr>
+            <w:r>
+              <w:rPr>
+                <w:b/>
+                <w:bCs/>
+                <w:sz w:val="15"/>
+              </w:rPr>
+              <w:t xml:space="preserve">1.003 [0.950, 1.050]</w:t>
             </w:r>
           </w:p>
         </w:tc>
       </w:tr>
       <w:tr>
-        <w:tc>
-          <w:tcPr/>
-          <w:p>
-            <w:pPr>
-              <w:pStyle w:val="Compact"/>
-              <w:jc w:val="left"/>
-            </w:pPr>
-            <w:r>
-              <w:t xml:space="preserve">Cosmos Policy, predicted</w:t>
-            </w:r>
-          </w:p>
-        </w:tc>
-        <w:tc>
-          <w:tcPr/>
-          <w:p>
-            <w:pPr>
-              <w:pStyle w:val="Compact"/>
-              <w:jc w:val="left"/>
-            </w:pPr>
-            <w:r>
+        <w:trPr>
+          <w:cantSplit/>
+        </w:trPr>
+        <w:tc>
+          <w:tcPr>
+            <w:tcW w:type="dxa" w:w="1368"/>
+          </w:tcPr>
+          <w:p>
+            <w:pPr>
+              <w:pStyle w:val="Compact"/>
+              <w:spacing w:before="0" w:after="0" w:line="240" w:lineRule="auto"/>
+              <w:jc w:val="left"/>
+            </w:pPr>
+            <w:r>
+              <w:rPr>
+                <w:sz w:val="15"/>
+              </w:rPr>
+              <w:t xml:space="preserve">Cosmos Policy</w:t>
+            </w:r>
+          </w:p>
+        </w:tc>
+        <w:tc>
+          <w:tcPr>
+            <w:tcW w:type="dxa" w:w="1080"/>
+          </w:tcPr>
+          <w:p>
+            <w:pPr>
+              <w:pStyle w:val="Compact"/>
+              <w:spacing w:before="0" w:after="0" w:line="240" w:lineRule="auto"/>
+              <w:jc w:val="left"/>
+            </w:pPr>
+            <w:r>
+              <w:rPr>
+                <w:sz w:val="15"/>
+              </w:rPr>
+              <w:t xml:space="preserve">Predicted</w:t>
+            </w:r>
+          </w:p>
+        </w:tc>
+        <w:tc>
+          <w:tcPr>
+            <w:tcW w:type="dxa" w:w="936"/>
+          </w:tcPr>
+          <w:p>
+            <w:pPr>
+              <w:pStyle w:val="Compact"/>
+              <w:spacing w:before="0" w:after="0" w:line="240" w:lineRule="auto"/>
+              <w:jc w:val="left"/>
+            </w:pPr>
+            <w:r>
+              <w:rPr>
+                <w:sz w:val="15"/>
+              </w:rPr>
               <w:t xml:space="preserve">Action</w:t>
             </w:r>
           </w:p>
         </w:tc>
         <w:tc>
-          <w:tcPr/>
-          <w:p>
-            <w:pPr>
-              <w:pStyle w:val="Compact"/>
-              <w:jc w:val="left"/>
-            </w:pPr>
-            <w:r>
-              <w:t xml:space="preserve">0.499 [0.336, 0.679]</w:t>
-            </w:r>
-          </w:p>
-        </w:tc>
-        <w:tc>
-          <w:tcPr/>
-          <w:p>
-            <w:pPr>
-              <w:pStyle w:val="Compact"/>
-              <w:jc w:val="center"/>
-            </w:pPr>
-            <w:r>
-              <w:t xml:space="preserve">10/10 tasks</w:t>
-            </w:r>
-          </w:p>
-        </w:tc>
-        <w:tc>
-          <w:tcPr/>
-          <w:p>
-            <w:pPr>
-              <w:pStyle w:val="Compact"/>
-              <w:jc w:val="center"/>
+          <w:tcPr>
+            <w:tcW w:type="dxa" w:w="1584"/>
+          </w:tcPr>
+          <w:p>
+            <w:pPr>
+              <w:pStyle w:val="Compact"/>
+              <w:spacing w:before="0" w:after="0" w:line="240" w:lineRule="auto"/>
+              <w:jc w:val="left"/>
+            </w:pPr>
+            <w:r>
+              <w:rPr>
+                <w:sz w:val="15"/>
+              </w:rPr>
+              <w:t xml:space="preserve">Self</w:t>
+            </w:r>
+          </w:p>
+        </w:tc>
+        <w:tc>
+          <w:tcPr>
+            <w:tcW w:type="dxa" w:w="2088"/>
+          </w:tcPr>
+          <w:p>
+            <w:pPr>
+              <w:pStyle w:val="Compact"/>
+              <w:spacing w:before="0" w:after="0" w:line="240" w:lineRule="auto"/>
+              <w:jc w:val="left"/>
+            </w:pPr>
+            <w:r>
+              <w:rPr>
+                <w:sz w:val="15"/>
+              </w:rPr>
+              <w:t xml:space="preserve">0.000 (reference)</w:t>
+            </w:r>
+          </w:p>
+        </w:tc>
+        <w:tc>
+          <w:tcPr>
+            <w:tcW w:type="dxa" w:w="2304"/>
+          </w:tcPr>
+          <w:p>
+            <w:pPr>
+              <w:pStyle w:val="Compact"/>
+              <w:spacing w:before="0" w:after="0" w:line="240" w:lineRule="auto"/>
+              <w:jc w:val="left"/>
+            </w:pPr>
+            <w:r>
+              <w:rPr>
+                <w:sz w:val="15"/>
+              </w:rPr>
+              <w:t xml:space="preserve">—</w:t>
+            </w:r>
+          </w:p>
+        </w:tc>
+      </w:tr>
+      <w:tr>
+        <w:trPr>
+          <w:cantSplit/>
+        </w:trPr>
+        <w:tc>
+          <w:tcPr>
+            <w:tcW w:type="dxa" w:w="1368"/>
+          </w:tcPr>
+          <w:p>
+            <w:pPr>
+              <w:pStyle w:val="Compact"/>
+              <w:spacing w:before="0" w:after="0" w:line="240" w:lineRule="auto"/>
+              <w:jc w:val="left"/>
+            </w:pPr>
+            <w:r>
+              <w:rPr>
+                <w:sz w:val="15"/>
+              </w:rPr>
+              <w:t xml:space="preserve">Cosmos Policy</w:t>
+            </w:r>
+          </w:p>
+        </w:tc>
+        <w:tc>
+          <w:tcPr>
+            <w:tcW w:type="dxa" w:w="1080"/>
+          </w:tcPr>
+          <w:p>
+            <w:pPr>
+              <w:pStyle w:val="Compact"/>
+              <w:spacing w:before="0" w:after="0" w:line="240" w:lineRule="auto"/>
+              <w:jc w:val="left"/>
+            </w:pPr>
+            <w:r>
+              <w:rPr>
+                <w:sz w:val="15"/>
+              </w:rPr>
+              <w:t xml:space="preserve">Predicted</w:t>
+            </w:r>
+          </w:p>
+        </w:tc>
+        <w:tc>
+          <w:tcPr>
+            <w:tcW w:type="dxa" w:w="936"/>
+          </w:tcPr>
+          <w:p>
+            <w:pPr>
+              <w:pStyle w:val="Compact"/>
+              <w:spacing w:before="0" w:after="0" w:line="240" w:lineRule="auto"/>
+              <w:jc w:val="left"/>
+            </w:pPr>
+            <w:r>
+              <w:rPr>
+                <w:sz w:val="15"/>
+              </w:rPr>
+              <w:t xml:space="preserve">Action</w:t>
+            </w:r>
+          </w:p>
+        </w:tc>
+        <w:tc>
+          <w:tcPr>
+            <w:tcW w:type="dxa" w:w="1584"/>
+          </w:tcPr>
+          <w:p>
+            <w:pPr>
+              <w:pStyle w:val="Compact"/>
+              <w:spacing w:before="0" w:after="0" w:line="240" w:lineRule="auto"/>
+              <w:jc w:val="left"/>
+            </w:pPr>
+            <w:r>
+              <w:rPr>
+                <w:sz w:val="15"/>
+              </w:rPr>
+              <w:t xml:space="preserve">Matched Gaussian</w:t>
+            </w:r>
+          </w:p>
+        </w:tc>
+        <w:tc>
+          <w:tcPr>
+            <w:tcW w:type="dxa" w:w="2088"/>
+          </w:tcPr>
+          <w:p>
+            <w:pPr>
+              <w:pStyle w:val="Compact"/>
+              <w:spacing w:before="0" w:after="0" w:line="240" w:lineRule="auto"/>
+              <w:jc w:val="left"/>
+            </w:pPr>
+            <w:r>
+              <w:rPr>
+                <w:sz w:val="15"/>
+              </w:rPr>
+              <w:t xml:space="preserve">0.001 [</w:t>
+            </w:r>
+            <m:oMath>
+              <m:r>
+                <m:rPr>
+                  <m:sty m:val="p"/>
+                </m:rPr>
+                <m:t>−</m:t>
+              </m:r>
+              <m:r>
+                <m:t>0.004</m:t>
+              </m:r>
+            </m:oMath>
+            <w:r>
+              <w:rPr>
+                <w:sz w:val="15"/>
+              </w:rPr>
+              <w:t xml:space="preserve">, 0.006]</w:t>
+            </w:r>
+          </w:p>
+        </w:tc>
+        <w:tc>
+          <w:tcPr>
+            <w:tcW w:type="dxa" w:w="2304"/>
+          </w:tcPr>
+          <w:p>
+            <w:pPr>
+              <w:pStyle w:val="Compact"/>
+              <w:spacing w:before="0" w:after="0" w:line="240" w:lineRule="auto"/>
+              <w:jc w:val="left"/>
+            </w:pPr>
+            <w:r>
+              <w:rPr>
+                <w:sz w:val="15"/>
+              </w:rPr>
+              <w:t xml:space="preserve">—</w:t>
+            </w:r>
+          </w:p>
+        </w:tc>
+      </w:tr>
+      <w:tr>
+        <w:trPr>
+          <w:cantSplit/>
+        </w:trPr>
+        <w:tc>
+          <w:tcPr>
+            <w:tcW w:type="dxa" w:w="1368"/>
+          </w:tcPr>
+          <w:p>
+            <w:pPr>
+              <w:pStyle w:val="Compact"/>
+              <w:spacing w:before="0" w:after="0" w:line="240" w:lineRule="auto"/>
+              <w:jc w:val="left"/>
+            </w:pPr>
+            <w:r>
+              <w:rPr>
+                <w:sz w:val="15"/>
+              </w:rPr>
+              <w:t xml:space="preserve">Cosmos Policy</w:t>
+            </w:r>
+          </w:p>
+        </w:tc>
+        <w:tc>
+          <w:tcPr>
+            <w:tcW w:type="dxa" w:w="1080"/>
+          </w:tcPr>
+          <w:p>
+            <w:pPr>
+              <w:pStyle w:val="Compact"/>
+              <w:spacing w:before="0" w:after="0" w:line="240" w:lineRule="auto"/>
+              <w:jc w:val="left"/>
+            </w:pPr>
+            <w:r>
+              <w:rPr>
+                <w:sz w:val="15"/>
+              </w:rPr>
+              <w:t xml:space="preserve">Predicted</w:t>
+            </w:r>
+          </w:p>
+        </w:tc>
+        <w:tc>
+          <w:tcPr>
+            <w:tcW w:type="dxa" w:w="936"/>
+          </w:tcPr>
+          <w:p>
+            <w:pPr>
+              <w:pStyle w:val="Compact"/>
+              <w:spacing w:before="0" w:after="0" w:line="240" w:lineRule="auto"/>
+              <w:jc w:val="left"/>
+            </w:pPr>
+            <w:r>
+              <w:rPr>
+                <w:sz w:val="15"/>
+              </w:rPr>
+              <w:t xml:space="preserve">Action</w:t>
+            </w:r>
+          </w:p>
+        </w:tc>
+        <w:tc>
+          <w:tcPr>
+            <w:tcW w:type="dxa" w:w="1584"/>
+          </w:tcPr>
+          <w:p>
+            <w:pPr>
+              <w:pStyle w:val="Compact"/>
+              <w:spacing w:before="0" w:after="0" w:line="240" w:lineRule="auto"/>
+              <w:jc w:val="left"/>
+            </w:pPr>
+            <w:r>
+              <w:rPr>
+                <w:sz w:val="15"/>
+              </w:rPr>
+              <w:t xml:space="preserve">Natural control</w:t>
+            </w:r>
+          </w:p>
+        </w:tc>
+        <w:tc>
+          <w:tcPr>
+            <w:tcW w:type="dxa" w:w="2088"/>
+          </w:tcPr>
+          <w:p>
+            <w:pPr>
+              <w:pStyle w:val="Compact"/>
+              <w:spacing w:before="0" w:after="0" w:line="240" w:lineRule="auto"/>
+              <w:jc w:val="left"/>
+            </w:pPr>
+            <w:r>
+              <w:rPr>
+                <w:sz w:val="15"/>
+              </w:rPr>
+              <w:t xml:space="preserve">0.395 [0.269, 0.553]</w:t>
+            </w:r>
+          </w:p>
+        </w:tc>
+        <w:tc>
+          <w:tcPr>
+            <w:tcW w:type="dxa" w:w="2304"/>
+          </w:tcPr>
+          <w:p>
+            <w:pPr>
+              <w:pStyle w:val="Compact"/>
+              <w:spacing w:before="0" w:after="0" w:line="240" w:lineRule="auto"/>
+              <w:jc w:val="left"/>
+            </w:pPr>
+            <w:r>
+              <w:rPr>
+                <w:sz w:val="15"/>
+              </w:rPr>
+              <w:t xml:space="preserve">—</w:t>
+            </w:r>
+          </w:p>
+        </w:tc>
+      </w:tr>
+      <w:tr>
+        <w:trPr>
+          <w:cantSplit/>
+        </w:trPr>
+        <w:tc>
+          <w:tcPr>
+            <w:tcW w:type="dxa" w:w="1368"/>
+          </w:tcPr>
+          <w:p>
+            <w:pPr>
+              <w:pStyle w:val="Compact"/>
+              <w:spacing w:before="0" w:after="0" w:line="240" w:lineRule="auto"/>
+              <w:jc w:val="left"/>
+            </w:pPr>
+            <w:r>
+              <w:rPr>
+                <w:sz w:val="15"/>
+              </w:rPr>
+              <w:t xml:space="preserve">Cosmos Policy</w:t>
+            </w:r>
+          </w:p>
+        </w:tc>
+        <w:tc>
+          <w:tcPr>
+            <w:tcW w:type="dxa" w:w="1080"/>
+          </w:tcPr>
+          <w:p>
+            <w:pPr>
+              <w:pStyle w:val="Compact"/>
+              <w:spacing w:before="0" w:after="0" w:line="240" w:lineRule="auto"/>
+              <w:jc w:val="left"/>
+            </w:pPr>
+            <w:r>
+              <w:rPr>
+                <w:sz w:val="15"/>
+              </w:rPr>
+              <w:t xml:space="preserve">Predicted</w:t>
+            </w:r>
+          </w:p>
+        </w:tc>
+        <w:tc>
+          <w:tcPr>
+            <w:tcW w:type="dxa" w:w="936"/>
+          </w:tcPr>
+          <w:p>
+            <w:pPr>
+              <w:pStyle w:val="Compact"/>
+              <w:spacing w:before="0" w:after="0" w:line="240" w:lineRule="auto"/>
+              <w:jc w:val="left"/>
+            </w:pPr>
+            <w:r>
+              <w:rPr>
+                <w:sz w:val="15"/>
+              </w:rPr>
+              <w:t xml:space="preserve">Action</w:t>
+            </w:r>
+          </w:p>
+        </w:tc>
+        <w:tc>
+          <w:tcPr>
+            <w:tcW w:type="dxa" w:w="1584"/>
+          </w:tcPr>
+          <w:p>
+            <w:pPr>
+              <w:pStyle w:val="Compact"/>
+              <w:spacing w:before="0" w:after="0" w:line="240" w:lineRule="auto"/>
+              <w:jc w:val="left"/>
+            </w:pPr>
+            <w:r>
+              <w:rPr>
+                <w:sz w:val="15"/>
+              </w:rPr>
+              <w:t xml:space="preserve">Shuffled control</w:t>
+            </w:r>
+          </w:p>
+        </w:tc>
+        <w:tc>
+          <w:tcPr>
+            <w:tcW w:type="dxa" w:w="2088"/>
+          </w:tcPr>
+          <w:p>
+            <w:pPr>
+              <w:pStyle w:val="Compact"/>
+              <w:spacing w:before="0" w:after="0" w:line="240" w:lineRule="auto"/>
+              <w:jc w:val="left"/>
+            </w:pPr>
+            <w:r>
+              <w:rPr>
+                <w:sz w:val="15"/>
+              </w:rPr>
+              <w:t xml:space="preserve">0.244 [0.152, 0.347]</w:t>
+            </w:r>
+          </w:p>
+        </w:tc>
+        <w:tc>
+          <w:tcPr>
+            <w:tcW w:type="dxa" w:w="2304"/>
+          </w:tcPr>
+          <w:p>
+            <w:pPr>
+              <w:pStyle w:val="Compact"/>
+              <w:spacing w:before="0" w:after="0" w:line="240" w:lineRule="auto"/>
+              <w:jc w:val="left"/>
+            </w:pPr>
+            <w:r>
+              <w:rPr>
+                <w:sz w:val="15"/>
+              </w:rPr>
+              <w:t xml:space="preserve">—</w:t>
+            </w:r>
+          </w:p>
+        </w:tc>
+      </w:tr>
+      <w:tr>
+        <w:trPr>
+          <w:cantSplit/>
+        </w:trPr>
+        <w:tc>
+          <w:tcPr>
+            <w:tcW w:type="dxa" w:w="1368"/>
+          </w:tcPr>
+          <w:p>
+            <w:pPr>
+              <w:pStyle w:val="Compact"/>
+              <w:spacing w:before="0" w:after="0" w:line="240" w:lineRule="auto"/>
+              <w:jc w:val="left"/>
+            </w:pPr>
+            <w:r>
+              <w:rPr>
+                <w:sz w:val="15"/>
+              </w:rPr>
+              <w:t xml:space="preserve">Cosmos Policy</w:t>
+            </w:r>
+          </w:p>
+        </w:tc>
+        <w:tc>
+          <w:tcPr>
+            <w:tcW w:type="dxa" w:w="1080"/>
+          </w:tcPr>
+          <w:p>
+            <w:pPr>
+              <w:pStyle w:val="Compact"/>
+              <w:spacing w:before="0" w:after="0" w:line="240" w:lineRule="auto"/>
+              <w:jc w:val="left"/>
+            </w:pPr>
+            <w:r>
+              <w:rPr>
+                <w:sz w:val="15"/>
+              </w:rPr>
+              <w:t xml:space="preserve">Predicted</w:t>
+            </w:r>
+          </w:p>
+        </w:tc>
+        <w:tc>
+          <w:tcPr>
+            <w:tcW w:type="dxa" w:w="936"/>
+          </w:tcPr>
+          <w:p>
+            <w:pPr>
+              <w:pStyle w:val="Compact"/>
+              <w:spacing w:before="0" w:after="0" w:line="240" w:lineRule="auto"/>
+              <w:jc w:val="left"/>
+            </w:pPr>
+            <w:r>
+              <w:rPr>
+                <w:sz w:val="15"/>
+              </w:rPr>
+              <w:t xml:space="preserve">Action</w:t>
+            </w:r>
+          </w:p>
+        </w:tc>
+        <w:tc>
+          <w:tcPr>
+            <w:tcW w:type="dxa" w:w="1584"/>
+          </w:tcPr>
+          <w:p>
+            <w:pPr>
+              <w:pStyle w:val="Compact"/>
+              <w:spacing w:before="0" w:after="0" w:line="240" w:lineRule="auto"/>
+              <w:jc w:val="left"/>
             </w:pPr>
             <w:r>
               <w:rPr>
                 <w:b/>
                 <w:bCs/>
-              </w:rPr>
-              <w:t xml:space="preserve">Pass</w:t>
+                <w:sz w:val="15"/>
+              </w:rPr>
+              <w:t xml:space="preserve">Paired donor (ours)</w:t>
+            </w:r>
+          </w:p>
+        </w:tc>
+        <w:tc>
+          <w:tcPr>
+            <w:tcW w:type="dxa" w:w="2088"/>
+          </w:tcPr>
+          <w:p>
+            <w:pPr>
+              <w:pStyle w:val="Compact"/>
+              <w:spacing w:before="0" w:after="0" w:line="240" w:lineRule="auto"/>
+              <w:jc w:val="left"/>
+            </w:pPr>
+            <w:r>
+              <w:rPr>
+                <w:b/>
+                <w:bCs/>
+                <w:sz w:val="15"/>
+              </w:rPr>
+              <w:t xml:space="preserve">0.499 [0.336, 0.679]</w:t>
+            </w:r>
+          </w:p>
+        </w:tc>
+        <w:tc>
+          <w:tcPr>
+            <w:tcW w:type="dxa" w:w="2304"/>
+          </w:tcPr>
+          <w:p>
+            <w:pPr>
+              <w:pStyle w:val="Compact"/>
+              <w:spacing w:before="0" w:after="0" w:line="240" w:lineRule="auto"/>
+              <w:jc w:val="left"/>
+            </w:pPr>
+            <w:r>
+              <w:rPr>
+                <w:b/>
+                <w:bCs/>
+                <w:sz w:val="15"/>
+              </w:rPr>
+              <w:t xml:space="preserve">0.103 [0.048, 0.161]</w:t>
             </w:r>
           </w:p>
         </w:tc>
       </w:tr>
       <w:tr>
-        <w:tc>
-          <w:tcPr/>
-          <w:p>
-            <w:pPr>
-              <w:pStyle w:val="Compact"/>
-              <w:jc w:val="left"/>
-            </w:pPr>
-            <w:r>
-              <w:t xml:space="preserve">Cosmos Policy, predicted</w:t>
-            </w:r>
-          </w:p>
-        </w:tc>
-        <w:tc>
-          <w:tcPr/>
-          <w:p>
-            <w:pPr>
-              <w:pStyle w:val="Compact"/>
-              <w:jc w:val="left"/>
-            </w:pPr>
-            <w:r>
+        <w:trPr>
+          <w:cantSplit/>
+        </w:trPr>
+        <w:tc>
+          <w:tcPr>
+            <w:tcW w:type="dxa" w:w="1368"/>
+          </w:tcPr>
+          <w:p>
+            <w:pPr>
+              <w:pStyle w:val="Compact"/>
+              <w:spacing w:before="0" w:after="0" w:line="240" w:lineRule="auto"/>
+              <w:jc w:val="left"/>
+            </w:pPr>
+            <w:r>
+              <w:rPr>
+                <w:sz w:val="15"/>
+              </w:rPr>
+              <w:t xml:space="preserve">Cosmos Policy</w:t>
+            </w:r>
+          </w:p>
+        </w:tc>
+        <w:tc>
+          <w:tcPr>
+            <w:tcW w:type="dxa" w:w="1080"/>
+          </w:tcPr>
+          <w:p>
+            <w:pPr>
+              <w:pStyle w:val="Compact"/>
+              <w:spacing w:before="0" w:after="0" w:line="240" w:lineRule="auto"/>
+              <w:jc w:val="left"/>
+            </w:pPr>
+            <w:r>
+              <w:rPr>
+                <w:sz w:val="15"/>
+              </w:rPr>
+              <w:t xml:space="preserve">Predicted</w:t>
+            </w:r>
+          </w:p>
+        </w:tc>
+        <w:tc>
+          <w:tcPr>
+            <w:tcW w:type="dxa" w:w="936"/>
+          </w:tcPr>
+          <w:p>
+            <w:pPr>
+              <w:pStyle w:val="Compact"/>
+              <w:spacing w:before="0" w:after="0" w:line="240" w:lineRule="auto"/>
+              <w:jc w:val="left"/>
+            </w:pPr>
+            <w:r>
+              <w:rPr>
+                <w:sz w:val="15"/>
+              </w:rPr>
               <w:t xml:space="preserve">Endpoint</w:t>
             </w:r>
           </w:p>
         </w:tc>
         <w:tc>
-          <w:tcPr/>
-          <w:p>
-            <w:pPr>
-              <w:pStyle w:val="Compact"/>
-              <w:jc w:val="left"/>
-            </w:pPr>
-            <w:r>
-              <w:t xml:space="preserve">0.552 [0.387, 0.728]</w:t>
-            </w:r>
-          </w:p>
-        </w:tc>
-        <w:tc>
-          <w:tcPr/>
-          <w:p>
-            <w:pPr>
-              <w:pStyle w:val="Compact"/>
-              <w:jc w:val="center"/>
-            </w:pPr>
-            <w:r>
-              <w:t xml:space="preserve">10/10 tasks</w:t>
-            </w:r>
-          </w:p>
-        </w:tc>
-        <w:tc>
-          <w:tcPr/>
-          <w:p>
-            <w:pPr>
-              <w:pStyle w:val="Compact"/>
-              <w:jc w:val="center"/>
+          <w:tcPr>
+            <w:tcW w:type="dxa" w:w="1584"/>
+          </w:tcPr>
+          <w:p>
+            <w:pPr>
+              <w:pStyle w:val="Compact"/>
+              <w:spacing w:before="0" w:after="0" w:line="240" w:lineRule="auto"/>
+              <w:jc w:val="left"/>
+            </w:pPr>
+            <w:r>
+              <w:rPr>
+                <w:sz w:val="15"/>
+              </w:rPr>
+              <w:t xml:space="preserve">Self</w:t>
+            </w:r>
+          </w:p>
+        </w:tc>
+        <w:tc>
+          <w:tcPr>
+            <w:tcW w:type="dxa" w:w="2088"/>
+          </w:tcPr>
+          <w:p>
+            <w:pPr>
+              <w:pStyle w:val="Compact"/>
+              <w:spacing w:before="0" w:after="0" w:line="240" w:lineRule="auto"/>
+              <w:jc w:val="left"/>
+            </w:pPr>
+            <w:r>
+              <w:rPr>
+                <w:sz w:val="15"/>
+              </w:rPr>
+              <w:t xml:space="preserve">0.000 (reference)</w:t>
+            </w:r>
+          </w:p>
+        </w:tc>
+        <w:tc>
+          <w:tcPr>
+            <w:tcW w:type="dxa" w:w="2304"/>
+          </w:tcPr>
+          <w:p>
+            <w:pPr>
+              <w:pStyle w:val="Compact"/>
+              <w:spacing w:before="0" w:after="0" w:line="240" w:lineRule="auto"/>
+              <w:jc w:val="left"/>
+            </w:pPr>
+            <w:r>
+              <w:rPr>
+                <w:sz w:val="15"/>
+              </w:rPr>
+              <w:t xml:space="preserve">—</w:t>
+            </w:r>
+          </w:p>
+        </w:tc>
+      </w:tr>
+      <w:tr>
+        <w:trPr>
+          <w:cantSplit/>
+        </w:trPr>
+        <w:tc>
+          <w:tcPr>
+            <w:tcW w:type="dxa" w:w="1368"/>
+          </w:tcPr>
+          <w:p>
+            <w:pPr>
+              <w:pStyle w:val="Compact"/>
+              <w:spacing w:before="0" w:after="0" w:line="240" w:lineRule="auto"/>
+              <w:jc w:val="left"/>
+            </w:pPr>
+            <w:r>
+              <w:rPr>
+                <w:sz w:val="15"/>
+              </w:rPr>
+              <w:t xml:space="preserve">Cosmos Policy</w:t>
+            </w:r>
+          </w:p>
+        </w:tc>
+        <w:tc>
+          <w:tcPr>
+            <w:tcW w:type="dxa" w:w="1080"/>
+          </w:tcPr>
+          <w:p>
+            <w:pPr>
+              <w:pStyle w:val="Compact"/>
+              <w:spacing w:before="0" w:after="0" w:line="240" w:lineRule="auto"/>
+              <w:jc w:val="left"/>
+            </w:pPr>
+            <w:r>
+              <w:rPr>
+                <w:sz w:val="15"/>
+              </w:rPr>
+              <w:t xml:space="preserve">Predicted</w:t>
+            </w:r>
+          </w:p>
+        </w:tc>
+        <w:tc>
+          <w:tcPr>
+            <w:tcW w:type="dxa" w:w="936"/>
+          </w:tcPr>
+          <w:p>
+            <w:pPr>
+              <w:pStyle w:val="Compact"/>
+              <w:spacing w:before="0" w:after="0" w:line="240" w:lineRule="auto"/>
+              <w:jc w:val="left"/>
+            </w:pPr>
+            <w:r>
+              <w:rPr>
+                <w:sz w:val="15"/>
+              </w:rPr>
+              <w:t xml:space="preserve">Endpoint</w:t>
+            </w:r>
+          </w:p>
+        </w:tc>
+        <w:tc>
+          <w:tcPr>
+            <w:tcW w:type="dxa" w:w="1584"/>
+          </w:tcPr>
+          <w:p>
+            <w:pPr>
+              <w:pStyle w:val="Compact"/>
+              <w:spacing w:before="0" w:after="0" w:line="240" w:lineRule="auto"/>
+              <w:jc w:val="left"/>
+            </w:pPr>
+            <w:r>
+              <w:rPr>
+                <w:sz w:val="15"/>
+              </w:rPr>
+              <w:t xml:space="preserve">Matched Gaussian</w:t>
+            </w:r>
+          </w:p>
+        </w:tc>
+        <w:tc>
+          <w:tcPr>
+            <w:tcW w:type="dxa" w:w="2088"/>
+          </w:tcPr>
+          <w:p>
+            <w:pPr>
+              <w:pStyle w:val="Compact"/>
+              <w:spacing w:before="0" w:after="0" w:line="240" w:lineRule="auto"/>
+              <w:jc w:val="left"/>
+            </w:pPr>
+            <w:r>
+              <w:rPr>
+                <w:sz w:val="15"/>
+              </w:rPr>
+              <w:t xml:space="preserve">0.003 [</w:t>
+            </w:r>
+            <m:oMath>
+              <m:r>
+                <m:rPr>
+                  <m:sty m:val="p"/>
+                </m:rPr>
+                <m:t>−</m:t>
+              </m:r>
+              <m:r>
+                <m:t>0.003</m:t>
+              </m:r>
+            </m:oMath>
+            <w:r>
+              <w:rPr>
+                <w:sz w:val="15"/>
+              </w:rPr>
+              <w:t xml:space="preserve">, 0.008]</w:t>
+            </w:r>
+          </w:p>
+        </w:tc>
+        <w:tc>
+          <w:tcPr>
+            <w:tcW w:type="dxa" w:w="2304"/>
+          </w:tcPr>
+          <w:p>
+            <w:pPr>
+              <w:pStyle w:val="Compact"/>
+              <w:spacing w:before="0" w:after="0" w:line="240" w:lineRule="auto"/>
+              <w:jc w:val="left"/>
+            </w:pPr>
+            <w:r>
+              <w:rPr>
+                <w:sz w:val="15"/>
+              </w:rPr>
+              <w:t xml:space="preserve">—</w:t>
+            </w:r>
+          </w:p>
+        </w:tc>
+      </w:tr>
+      <w:tr>
+        <w:trPr>
+          <w:cantSplit/>
+        </w:trPr>
+        <w:tc>
+          <w:tcPr>
+            <w:tcW w:type="dxa" w:w="1368"/>
+          </w:tcPr>
+          <w:p>
+            <w:pPr>
+              <w:pStyle w:val="Compact"/>
+              <w:spacing w:before="0" w:after="0" w:line="240" w:lineRule="auto"/>
+              <w:jc w:val="left"/>
+            </w:pPr>
+            <w:r>
+              <w:rPr>
+                <w:sz w:val="15"/>
+              </w:rPr>
+              <w:t xml:space="preserve">Cosmos Policy</w:t>
+            </w:r>
+          </w:p>
+        </w:tc>
+        <w:tc>
+          <w:tcPr>
+            <w:tcW w:type="dxa" w:w="1080"/>
+          </w:tcPr>
+          <w:p>
+            <w:pPr>
+              <w:pStyle w:val="Compact"/>
+              <w:spacing w:before="0" w:after="0" w:line="240" w:lineRule="auto"/>
+              <w:jc w:val="left"/>
+            </w:pPr>
+            <w:r>
+              <w:rPr>
+                <w:sz w:val="15"/>
+              </w:rPr>
+              <w:t xml:space="preserve">Predicted</w:t>
+            </w:r>
+          </w:p>
+        </w:tc>
+        <w:tc>
+          <w:tcPr>
+            <w:tcW w:type="dxa" w:w="936"/>
+          </w:tcPr>
+          <w:p>
+            <w:pPr>
+              <w:pStyle w:val="Compact"/>
+              <w:spacing w:before="0" w:after="0" w:line="240" w:lineRule="auto"/>
+              <w:jc w:val="left"/>
+            </w:pPr>
+            <w:r>
+              <w:rPr>
+                <w:sz w:val="15"/>
+              </w:rPr>
+              <w:t xml:space="preserve">Endpoint</w:t>
+            </w:r>
+          </w:p>
+        </w:tc>
+        <w:tc>
+          <w:tcPr>
+            <w:tcW w:type="dxa" w:w="1584"/>
+          </w:tcPr>
+          <w:p>
+            <w:pPr>
+              <w:pStyle w:val="Compact"/>
+              <w:spacing w:before="0" w:after="0" w:line="240" w:lineRule="auto"/>
+              <w:jc w:val="left"/>
+            </w:pPr>
+            <w:r>
+              <w:rPr>
+                <w:sz w:val="15"/>
+              </w:rPr>
+              <w:t xml:space="preserve">Natural control</w:t>
+            </w:r>
+          </w:p>
+        </w:tc>
+        <w:tc>
+          <w:tcPr>
+            <w:tcW w:type="dxa" w:w="2088"/>
+          </w:tcPr>
+          <w:p>
+            <w:pPr>
+              <w:pStyle w:val="Compact"/>
+              <w:spacing w:before="0" w:after="0" w:line="240" w:lineRule="auto"/>
+              <w:jc w:val="left"/>
+            </w:pPr>
+            <w:r>
+              <w:rPr>
+                <w:sz w:val="15"/>
+              </w:rPr>
+              <w:t xml:space="preserve">0.442 [0.311, 0.598]</w:t>
+            </w:r>
+          </w:p>
+        </w:tc>
+        <w:tc>
+          <w:tcPr>
+            <w:tcW w:type="dxa" w:w="2304"/>
+          </w:tcPr>
+          <w:p>
+            <w:pPr>
+              <w:pStyle w:val="Compact"/>
+              <w:spacing w:before="0" w:after="0" w:line="240" w:lineRule="auto"/>
+              <w:jc w:val="left"/>
+            </w:pPr>
+            <w:r>
+              <w:rPr>
+                <w:sz w:val="15"/>
+              </w:rPr>
+              <w:t xml:space="preserve">—</w:t>
+            </w:r>
+          </w:p>
+        </w:tc>
+      </w:tr>
+      <w:tr>
+        <w:trPr>
+          <w:cantSplit/>
+        </w:trPr>
+        <w:tc>
+          <w:tcPr>
+            <w:tcW w:type="dxa" w:w="1368"/>
+          </w:tcPr>
+          <w:p>
+            <w:pPr>
+              <w:pStyle w:val="Compact"/>
+              <w:spacing w:before="0" w:after="0" w:line="240" w:lineRule="auto"/>
+              <w:jc w:val="left"/>
+            </w:pPr>
+            <w:r>
+              <w:rPr>
+                <w:sz w:val="15"/>
+              </w:rPr>
+              <w:t xml:space="preserve">Cosmos Policy</w:t>
+            </w:r>
+          </w:p>
+        </w:tc>
+        <w:tc>
+          <w:tcPr>
+            <w:tcW w:type="dxa" w:w="1080"/>
+          </w:tcPr>
+          <w:p>
+            <w:pPr>
+              <w:pStyle w:val="Compact"/>
+              <w:spacing w:before="0" w:after="0" w:line="240" w:lineRule="auto"/>
+              <w:jc w:val="left"/>
+            </w:pPr>
+            <w:r>
+              <w:rPr>
+                <w:sz w:val="15"/>
+              </w:rPr>
+              <w:t xml:space="preserve">Predicted</w:t>
+            </w:r>
+          </w:p>
+        </w:tc>
+        <w:tc>
+          <w:tcPr>
+            <w:tcW w:type="dxa" w:w="936"/>
+          </w:tcPr>
+          <w:p>
+            <w:pPr>
+              <w:pStyle w:val="Compact"/>
+              <w:spacing w:before="0" w:after="0" w:line="240" w:lineRule="auto"/>
+              <w:jc w:val="left"/>
+            </w:pPr>
+            <w:r>
+              <w:rPr>
+                <w:sz w:val="15"/>
+              </w:rPr>
+              <w:t xml:space="preserve">Endpoint</w:t>
+            </w:r>
+          </w:p>
+        </w:tc>
+        <w:tc>
+          <w:tcPr>
+            <w:tcW w:type="dxa" w:w="1584"/>
+          </w:tcPr>
+          <w:p>
+            <w:pPr>
+              <w:pStyle w:val="Compact"/>
+              <w:spacing w:before="0" w:after="0" w:line="240" w:lineRule="auto"/>
+              <w:jc w:val="left"/>
+            </w:pPr>
+            <w:r>
+              <w:rPr>
+                <w:sz w:val="15"/>
+              </w:rPr>
+              <w:t xml:space="preserve">Shuffled control</w:t>
+            </w:r>
+          </w:p>
+        </w:tc>
+        <w:tc>
+          <w:tcPr>
+            <w:tcW w:type="dxa" w:w="2088"/>
+          </w:tcPr>
+          <w:p>
+            <w:pPr>
+              <w:pStyle w:val="Compact"/>
+              <w:spacing w:before="0" w:after="0" w:line="240" w:lineRule="auto"/>
+              <w:jc w:val="left"/>
+            </w:pPr>
+            <w:r>
+              <w:rPr>
+                <w:sz w:val="15"/>
+              </w:rPr>
+              <w:t xml:space="preserve">0.275 [0.185, 0.375]</w:t>
+            </w:r>
+          </w:p>
+        </w:tc>
+        <w:tc>
+          <w:tcPr>
+            <w:tcW w:type="dxa" w:w="2304"/>
+          </w:tcPr>
+          <w:p>
+            <w:pPr>
+              <w:pStyle w:val="Compact"/>
+              <w:spacing w:before="0" w:after="0" w:line="240" w:lineRule="auto"/>
+              <w:jc w:val="left"/>
+            </w:pPr>
+            <w:r>
+              <w:rPr>
+                <w:sz w:val="15"/>
+              </w:rPr>
+              <w:t xml:space="preserve">—</w:t>
+            </w:r>
+          </w:p>
+        </w:tc>
+      </w:tr>
+      <w:tr>
+        <w:trPr>
+          <w:cantSplit/>
+        </w:trPr>
+        <w:tc>
+          <w:tcPr>
+            <w:tcW w:type="dxa" w:w="1368"/>
+          </w:tcPr>
+          <w:p>
+            <w:pPr>
+              <w:pStyle w:val="Compact"/>
+              <w:spacing w:before="0" w:after="0" w:line="240" w:lineRule="auto"/>
+              <w:jc w:val="left"/>
+            </w:pPr>
+            <w:r>
+              <w:rPr>
+                <w:sz w:val="15"/>
+              </w:rPr>
+              <w:t xml:space="preserve">Cosmos Policy</w:t>
+            </w:r>
+          </w:p>
+        </w:tc>
+        <w:tc>
+          <w:tcPr>
+            <w:tcW w:type="dxa" w:w="1080"/>
+          </w:tcPr>
+          <w:p>
+            <w:pPr>
+              <w:pStyle w:val="Compact"/>
+              <w:spacing w:before="0" w:after="0" w:line="240" w:lineRule="auto"/>
+              <w:jc w:val="left"/>
+            </w:pPr>
+            <w:r>
+              <w:rPr>
+                <w:sz w:val="15"/>
+              </w:rPr>
+              <w:t xml:space="preserve">Predicted</w:t>
+            </w:r>
+          </w:p>
+        </w:tc>
+        <w:tc>
+          <w:tcPr>
+            <w:tcW w:type="dxa" w:w="936"/>
+          </w:tcPr>
+          <w:p>
+            <w:pPr>
+              <w:pStyle w:val="Compact"/>
+              <w:spacing w:before="0" w:after="0" w:line="240" w:lineRule="auto"/>
+              <w:jc w:val="left"/>
+            </w:pPr>
+            <w:r>
+              <w:rPr>
+                <w:sz w:val="15"/>
+              </w:rPr>
+              <w:t xml:space="preserve">Endpoint</w:t>
+            </w:r>
+          </w:p>
+        </w:tc>
+        <w:tc>
+          <w:tcPr>
+            <w:tcW w:type="dxa" w:w="1584"/>
+          </w:tcPr>
+          <w:p>
+            <w:pPr>
+              <w:pStyle w:val="Compact"/>
+              <w:spacing w:before="0" w:after="0" w:line="240" w:lineRule="auto"/>
+              <w:jc w:val="left"/>
             </w:pPr>
             <w:r>
               <w:rPr>
                 <w:b/>
                 <w:bCs/>
-              </w:rPr>
-              <w:t xml:space="preserve">Pass</w:t>
+                <w:sz w:val="15"/>
+              </w:rPr>
+              <w:t xml:space="preserve">Paired donor (ours)</w:t>
+            </w:r>
+          </w:p>
+        </w:tc>
+        <w:tc>
+          <w:tcPr>
+            <w:tcW w:type="dxa" w:w="2088"/>
+          </w:tcPr>
+          <w:p>
+            <w:pPr>
+              <w:pStyle w:val="Compact"/>
+              <w:spacing w:before="0" w:after="0" w:line="240" w:lineRule="auto"/>
+              <w:jc w:val="left"/>
+            </w:pPr>
+            <w:r>
+              <w:rPr>
+                <w:b/>
+                <w:bCs/>
+                <w:sz w:val="15"/>
+              </w:rPr>
+              <w:t xml:space="preserve">0.552 [0.387, 0.728]</w:t>
+            </w:r>
+          </w:p>
+        </w:tc>
+        <w:tc>
+          <w:tcPr>
+            <w:tcW w:type="dxa" w:w="2304"/>
+          </w:tcPr>
+          <w:p>
+            <w:pPr>
+              <w:pStyle w:val="Compact"/>
+              <w:spacing w:before="0" w:after="0" w:line="240" w:lineRule="auto"/>
+              <w:jc w:val="left"/>
+            </w:pPr>
+            <w:r>
+              <w:rPr>
+                <w:b/>
+                <w:bCs/>
+                <w:sz w:val="15"/>
+              </w:rPr>
+              <w:t xml:space="preserve">0.110 [0.054, 0.166]</w:t>
             </w:r>
           </w:p>
         </w:tc>
@@ -2644,7 +4562,7 @@
     </w:tbl>
     <w:bookmarkEnd w:id="25"/>
     <w:bookmarkEnd w:id="26"/>
-    <w:bookmarkStart w:id="32" w:name="cosmos-policy.-1"/>
+    <w:bookmarkStart w:id="31" w:name="cosmos-policy.-1"/>
     <w:p>
       <w:pPr>
         <w:pStyle w:val="Heading4"/>
@@ -2658,7 +4576,7 @@
         <w:pStyle w:val="FirstParagraph"/>
       </w:pPr>
       <w:r>
-        <w:t xml:space="preserve">At the first query, donor-minus-self steering is</w:t>
+        <w:t xml:space="preserve">At the first query, the paired donor produces action steering of</w:t>
       </w:r>
       <w:r>
         <w:t xml:space="preserve"> </w:t>
@@ -2672,7 +4590,7 @@
         <w:t xml:space="preserve"> </w:t>
       </w:r>
       <w:r>
-        <w:t xml:space="preserve">for actions and</w:t>
+        <w:t xml:space="preserve">and endpoint steering of</w:t>
       </w:r>
       <w:r>
         <w:t xml:space="preserve"> </w:t>
@@ -2683,12 +4601,9 @@
         </m:r>
       </m:oMath>
       <w:r>
-        <w:t xml:space="preserve"> </w:t>
-      </w:r>
-      <w:r>
-        <w:t xml:space="preserve">for endpoints, positive in all ten tasks (Table </w:t>
-      </w:r>
-      <w:hyperlink w:anchor="tab:primary">
+        <w:t xml:space="preserve">, positive in all ten tasks (Table </w:t>
+      </w:r>
+      <w:hyperlink w:anchor="tab:directionality">
         <w:r>
           <w:rPr>
             <w:rStyle w:val="Hyperlink"/>
@@ -2697,7 +4612,60 @@
         </w:r>
       </w:hyperlink>
       <w:r>
-        <w:t xml:space="preserve">). The donor also exceeds Gaussian, natural, and shuffled controls for both outcomes. The natural-future contrast is the hardest comparison:</w:t>
+        <w:t xml:space="preserve">). The natural control reaches</w:t>
+      </w:r>
+      <w:r>
+        <w:t xml:space="preserve"> </w:t>
+      </w:r>
+      <m:oMath>
+        <m:r>
+          <m:t>0.395</m:t>
+        </m:r>
+      </m:oMath>
+      <w:r>
+        <w:t xml:space="preserve"> </w:t>
+      </w:r>
+      <w:r>
+        <w:t xml:space="preserve">and</w:t>
+      </w:r>
+      <w:r>
+        <w:t xml:space="preserve"> </w:t>
+      </w:r>
+      <m:oMath>
+        <m:r>
+          <m:t>0.442</m:t>
+        </m:r>
+      </m:oMath>
+      <w:r>
+        <w:t xml:space="preserve">, respectively, while the shuffled control reaches</w:t>
+      </w:r>
+      <w:r>
+        <w:t xml:space="preserve"> </w:t>
+      </w:r>
+      <m:oMath>
+        <m:r>
+          <m:t>0.244</m:t>
+        </m:r>
+      </m:oMath>
+      <w:r>
+        <w:t xml:space="preserve"> </w:t>
+      </w:r>
+      <w:r>
+        <w:t xml:space="preserve">and</w:t>
+      </w:r>
+      <w:r>
+        <w:t xml:space="preserve"> </w:t>
+      </w:r>
+      <m:oMath>
+        <m:r>
+          <m:t>0.275</m:t>
+        </m:r>
+      </m:oMath>
+      <w:r>
+        <w:t xml:space="preserve"> </w:t>
+      </w:r>
+      <w:r>
+        <w:t xml:space="preserve">and the matched Gaussian remains near zero. The natural future is the hardest control: the paired donor exceeds it by</w:t>
       </w:r>
       <w:r>
         <w:t xml:space="preserve"> </w:t>
@@ -2970,715 +4938,7 @@
         <w:t xml:space="preserve">). Because each time point is a different physical state, this is state dependence associated with time, not a causal estimate of temporal decay.</w:t>
       </w:r>
     </w:p>
-    <w:bookmarkStart w:id="27" w:name="tab:controls"/>
-    <w:p>
-      <w:pPr>
-        <w:pStyle w:val="TableCaption"/>
-      </w:pPr>
-      <w:r>
-        <w:t xml:space="preserve">Specificity controls: the paired donor beats every tested alternative.</w:t>
-      </w:r>
-      <w:r>
-        <w:t xml:space="preserve"> </w:t>
-      </w:r>
-      <w:r>
-        <w:t xml:space="preserve">“Donor advantage”</w:t>
-      </w:r>
-      <w:r>
-        <w:t xml:space="preserve"> </w:t>
-      </w:r>
-      <w:r>
-        <w:t xml:space="preserve">is donor-future projection minus control-future projection, so a positive value means behavior follows the paired donor more strongly.</w:t>
-      </w:r>
-      <w:r>
-        <w:t xml:space="preserve"> </w:t>
-      </w:r>
-      <w:r>
-        <w:t xml:space="preserve">“Pass”</w:t>
-      </w:r>
-      <w:r>
-        <w:t xml:space="preserve"> </w:t>
-      </w:r>
-      <w:r>
-        <w:t xml:space="preserve">means the 95% bootstrap CI excludes zero.</w:t>
-      </w:r>
-    </w:p>
-    <w:tbl>
-      <w:tblPr>
-        <w:tblStyle w:val="Table"/>
-        <w:tblW w:type="auto" w:w="0"/>
-        <w:tblLook w:firstRow="1" w:lastRow="0" w:firstColumn="0" w:lastColumn="0" w:noHBand="0" w:noVBand="0" w:val="0020"/>
-        <w:tblCaption w:val="Specificity controls: the paired donor beats every tested alternative. “Donor advantage” is donor-future projection minus control-future projection, so a positive value means behavior follows the paired donor more strongly. “Pass” means the 95% bootstrap CI excludes zero."/>
-      </w:tblPr>
-      <w:tblGrid>
-        <w:gridCol w:w="1584"/>
-        <w:gridCol w:w="1584"/>
-        <w:gridCol w:w="1584"/>
-        <w:gridCol w:w="1584"/>
-        <w:gridCol w:w="1584"/>
-      </w:tblGrid>
-      <w:tr>
-        <w:trPr>
-          <w:tblHeader w:val="on"/>
-        </w:trPr>
-        <w:tc>
-          <w:tcPr/>
-          <w:p>
-            <w:pPr>
-              <w:pStyle w:val="Compact"/>
-              <w:jc w:val="left"/>
-            </w:pPr>
-            <w:r>
-              <w:t xml:space="preserve">Model and future source</w:t>
-            </w:r>
-          </w:p>
-        </w:tc>
-        <w:tc>
-          <w:tcPr/>
-          <w:p>
-            <w:pPr>
-              <w:pStyle w:val="Compact"/>
-              <w:jc w:val="left"/>
-            </w:pPr>
-            <w:r>
-              <w:t xml:space="preserve">Control future</w:t>
-            </w:r>
-          </w:p>
-        </w:tc>
-        <w:tc>
-          <w:tcPr/>
-          <w:p>
-            <w:pPr>
-              <w:pStyle w:val="Compact"/>
-              <w:jc w:val="left"/>
-            </w:pPr>
-            <w:r>
-              <w:t xml:space="preserve">Outcome</w:t>
-            </w:r>
-          </w:p>
-        </w:tc>
-        <w:tc>
-          <w:tcPr/>
-          <w:p>
-            <w:pPr>
-              <w:pStyle w:val="Compact"/>
-              <w:jc w:val="center"/>
-            </w:pPr>
-            <w:r>
-              <w:t xml:space="preserve">Donor advantage [95% CI]</w:t>
-            </w:r>
-          </w:p>
-        </w:tc>
-        <w:tc>
-          <w:tcPr/>
-          <w:p>
-            <w:pPr>
-              <w:pStyle w:val="Compact"/>
-              <w:jc w:val="center"/>
-            </w:pPr>
-            <w:r>
-              <w:t xml:space="preserve">Test</w:t>
-            </w:r>
-          </w:p>
-        </w:tc>
-      </w:tr>
-      <w:tr>
-        <w:tc>
-          <w:tcPr/>
-          <w:p>
-            <w:pPr>
-              <w:pStyle w:val="Compact"/>
-              <w:jc w:val="left"/>
-            </w:pPr>
-            <w:r>
-              <w:t xml:space="preserve">Cosmos 3, predicted</w:t>
-            </w:r>
-          </w:p>
-        </w:tc>
-        <w:tc>
-          <w:tcPr/>
-          <w:p>
-            <w:pPr>
-              <w:pStyle w:val="Compact"/>
-              <w:jc w:val="left"/>
-            </w:pPr>
-            <w:r>
-              <w:t xml:space="preserve">Natural</w:t>
-            </w:r>
-          </w:p>
-        </w:tc>
-        <w:tc>
-          <w:tcPr/>
-          <w:p>
-            <w:pPr>
-              <w:pStyle w:val="Compact"/>
-              <w:jc w:val="left"/>
-            </w:pPr>
-            <w:r>
-              <w:t xml:space="preserve">Action</w:t>
-            </w:r>
-          </w:p>
-        </w:tc>
-        <w:tc>
-          <w:tcPr/>
-          <w:p>
-            <w:pPr>
-              <w:pStyle w:val="Compact"/>
-              <w:jc w:val="center"/>
-            </w:pPr>
-            <w:r>
-              <w:t xml:space="preserve">0.433 [0.332, 0.538]</w:t>
-            </w:r>
-          </w:p>
-        </w:tc>
-        <w:tc>
-          <w:tcPr/>
-          <w:p>
-            <w:pPr>
-              <w:pStyle w:val="Compact"/>
-              <w:jc w:val="center"/>
-            </w:pPr>
-            <w:r>
-              <w:rPr>
-                <w:b/>
-                <w:bCs/>
-              </w:rPr>
-              <w:t xml:space="preserve">Pass</w:t>
-            </w:r>
-          </w:p>
-        </w:tc>
-      </w:tr>
-      <w:tr>
-        <w:tc>
-          <w:tcPr/>
-          <w:p>
-            <w:pPr>
-              <w:pStyle w:val="Compact"/>
-              <w:jc w:val="left"/>
-            </w:pPr>
-            <w:r>
-              <w:t xml:space="preserve">Cosmos 3, executed</w:t>
-            </w:r>
-          </w:p>
-        </w:tc>
-        <w:tc>
-          <w:tcPr/>
-          <w:p>
-            <w:pPr>
-              <w:pStyle w:val="Compact"/>
-              <w:jc w:val="left"/>
-            </w:pPr>
-            <w:r>
-              <w:t xml:space="preserve">Matched Gaussian</w:t>
-            </w:r>
-          </w:p>
-        </w:tc>
-        <w:tc>
-          <w:tcPr/>
-          <w:p>
-            <w:pPr>
-              <w:pStyle w:val="Compact"/>
-              <w:jc w:val="left"/>
-            </w:pPr>
-            <w:r>
-              <w:t xml:space="preserve">Action</w:t>
-            </w:r>
-          </w:p>
-        </w:tc>
-        <w:tc>
-          <w:tcPr/>
-          <w:p>
-            <w:pPr>
-              <w:pStyle w:val="Compact"/>
-              <w:jc w:val="center"/>
-            </w:pPr>
-            <w:r>
-              <w:t xml:space="preserve">0.941 [0.837, 1.032]</w:t>
-            </w:r>
-          </w:p>
-        </w:tc>
-        <w:tc>
-          <w:tcPr/>
-          <w:p>
-            <w:pPr>
-              <w:pStyle w:val="Compact"/>
-              <w:jc w:val="center"/>
-            </w:pPr>
-            <w:r>
-              <w:rPr>
-                <w:b/>
-                <w:bCs/>
-              </w:rPr>
-              <w:t xml:space="preserve">Pass</w:t>
-            </w:r>
-          </w:p>
-        </w:tc>
-      </w:tr>
-      <w:tr>
-        <w:tc>
-          <w:tcPr/>
-          <w:p>
-            <w:pPr>
-              <w:pStyle w:val="Compact"/>
-              <w:jc w:val="left"/>
-            </w:pPr>
-            <w:r>
-              <w:t xml:space="preserve">Cosmos 3, executed</w:t>
-            </w:r>
-          </w:p>
-        </w:tc>
-        <w:tc>
-          <w:tcPr/>
-          <w:p>
-            <w:pPr>
-              <w:pStyle w:val="Compact"/>
-              <w:jc w:val="left"/>
-            </w:pPr>
-            <w:r>
-              <w:t xml:space="preserve">Natural</w:t>
-            </w:r>
-          </w:p>
-        </w:tc>
-        <w:tc>
-          <w:tcPr/>
-          <w:p>
-            <w:pPr>
-              <w:pStyle w:val="Compact"/>
-              <w:jc w:val="left"/>
-            </w:pPr>
-            <w:r>
-              <w:t xml:space="preserve">Action</w:t>
-            </w:r>
-          </w:p>
-        </w:tc>
-        <w:tc>
-          <w:tcPr/>
-          <w:p>
-            <w:pPr>
-              <w:pStyle w:val="Compact"/>
-              <w:jc w:val="center"/>
-            </w:pPr>
-            <w:r>
-              <w:t xml:space="preserve">0.391 [0.246, 0.533]</w:t>
-            </w:r>
-          </w:p>
-        </w:tc>
-        <w:tc>
-          <w:tcPr/>
-          <w:p>
-            <w:pPr>
-              <w:pStyle w:val="Compact"/>
-              <w:jc w:val="center"/>
-            </w:pPr>
-            <w:r>
-              <w:rPr>
-                <w:b/>
-                <w:bCs/>
-              </w:rPr>
-              <w:t xml:space="preserve">Pass</w:t>
-            </w:r>
-          </w:p>
-        </w:tc>
-      </w:tr>
-      <w:tr>
-        <w:tc>
-          <w:tcPr/>
-          <w:p>
-            <w:pPr>
-              <w:pStyle w:val="Compact"/>
-              <w:jc w:val="left"/>
-            </w:pPr>
-            <w:r>
-              <w:t xml:space="preserve">Cosmos Policy</w:t>
-            </w:r>
-          </w:p>
-        </w:tc>
-        <w:tc>
-          <w:tcPr/>
-          <w:p>
-            <w:pPr>
-              <w:pStyle w:val="Compact"/>
-              <w:jc w:val="left"/>
-            </w:pPr>
-            <w:r>
-              <w:t xml:space="preserve">Matched Gaussian</w:t>
-            </w:r>
-          </w:p>
-        </w:tc>
-        <w:tc>
-          <w:tcPr/>
-          <w:p>
-            <w:pPr>
-              <w:pStyle w:val="Compact"/>
-              <w:jc w:val="left"/>
-            </w:pPr>
-            <w:r>
-              <w:t xml:space="preserve">Action</w:t>
-            </w:r>
-          </w:p>
-        </w:tc>
-        <w:tc>
-          <w:tcPr/>
-          <w:p>
-            <w:pPr>
-              <w:pStyle w:val="Compact"/>
-              <w:jc w:val="center"/>
-            </w:pPr>
-            <w:r>
-              <w:t xml:space="preserve">0.497 [0.334, 0.679]</w:t>
-            </w:r>
-          </w:p>
-        </w:tc>
-        <w:tc>
-          <w:tcPr/>
-          <w:p>
-            <w:pPr>
-              <w:pStyle w:val="Compact"/>
-              <w:jc w:val="center"/>
-            </w:pPr>
-            <w:r>
-              <w:rPr>
-                <w:b/>
-                <w:bCs/>
-              </w:rPr>
-              <w:t xml:space="preserve">Pass</w:t>
-            </w:r>
-          </w:p>
-        </w:tc>
-      </w:tr>
-      <w:tr>
-        <w:tc>
-          <w:tcPr/>
-          <w:p>
-            <w:pPr>
-              <w:pStyle w:val="Compact"/>
-              <w:jc w:val="left"/>
-            </w:pPr>
-            <w:r>
-              <w:t xml:space="preserve">Cosmos Policy</w:t>
-            </w:r>
-          </w:p>
-        </w:tc>
-        <w:tc>
-          <w:tcPr/>
-          <w:p>
-            <w:pPr>
-              <w:pStyle w:val="Compact"/>
-              <w:jc w:val="left"/>
-            </w:pPr>
-            <w:r>
-              <w:t xml:space="preserve">Matched Gaussian</w:t>
-            </w:r>
-          </w:p>
-        </w:tc>
-        <w:tc>
-          <w:tcPr/>
-          <w:p>
-            <w:pPr>
-              <w:pStyle w:val="Compact"/>
-              <w:jc w:val="left"/>
-            </w:pPr>
-            <w:r>
-              <w:t xml:space="preserve">Endpoint</w:t>
-            </w:r>
-          </w:p>
-        </w:tc>
-        <w:tc>
-          <w:tcPr/>
-          <w:p>
-            <w:pPr>
-              <w:pStyle w:val="Compact"/>
-              <w:jc w:val="center"/>
-            </w:pPr>
-            <w:r>
-              <w:t xml:space="preserve">0.549 [0.383, 0.728]</w:t>
-            </w:r>
-          </w:p>
-        </w:tc>
-        <w:tc>
-          <w:tcPr/>
-          <w:p>
-            <w:pPr>
-              <w:pStyle w:val="Compact"/>
-              <w:jc w:val="center"/>
-            </w:pPr>
-            <w:r>
-              <w:rPr>
-                <w:b/>
-                <w:bCs/>
-              </w:rPr>
-              <w:t xml:space="preserve">Pass</w:t>
-            </w:r>
-          </w:p>
-        </w:tc>
-      </w:tr>
-      <w:tr>
-        <w:tc>
-          <w:tcPr/>
-          <w:p>
-            <w:pPr>
-              <w:pStyle w:val="Compact"/>
-              <w:jc w:val="left"/>
-            </w:pPr>
-            <w:r>
-              <w:t xml:space="preserve">Cosmos Policy</w:t>
-            </w:r>
-          </w:p>
-        </w:tc>
-        <w:tc>
-          <w:tcPr/>
-          <w:p>
-            <w:pPr>
-              <w:pStyle w:val="Compact"/>
-              <w:jc w:val="left"/>
-            </w:pPr>
-            <w:r>
-              <w:t xml:space="preserve">Natural</w:t>
-            </w:r>
-          </w:p>
-        </w:tc>
-        <w:tc>
-          <w:tcPr/>
-          <w:p>
-            <w:pPr>
-              <w:pStyle w:val="Compact"/>
-              <w:jc w:val="left"/>
-            </w:pPr>
-            <w:r>
-              <w:t xml:space="preserve">Action</w:t>
-            </w:r>
-          </w:p>
-        </w:tc>
-        <w:tc>
-          <w:tcPr/>
-          <w:p>
-            <w:pPr>
-              <w:pStyle w:val="Compact"/>
-              <w:jc w:val="center"/>
-            </w:pPr>
-            <w:r>
-              <w:t xml:space="preserve">0.103 [0.048, 0.161]</w:t>
-            </w:r>
-          </w:p>
-        </w:tc>
-        <w:tc>
-          <w:tcPr/>
-          <w:p>
-            <w:pPr>
-              <w:pStyle w:val="Compact"/>
-              <w:jc w:val="center"/>
-            </w:pPr>
-            <w:r>
-              <w:rPr>
-                <w:b/>
-                <w:bCs/>
-              </w:rPr>
-              <w:t xml:space="preserve">Pass</w:t>
-            </w:r>
-          </w:p>
-        </w:tc>
-      </w:tr>
-      <w:tr>
-        <w:tc>
-          <w:tcPr/>
-          <w:p>
-            <w:pPr>
-              <w:pStyle w:val="Compact"/>
-              <w:jc w:val="left"/>
-            </w:pPr>
-            <w:r>
-              <w:t xml:space="preserve">Cosmos Policy</w:t>
-            </w:r>
-          </w:p>
-        </w:tc>
-        <w:tc>
-          <w:tcPr/>
-          <w:p>
-            <w:pPr>
-              <w:pStyle w:val="Compact"/>
-              <w:jc w:val="left"/>
-            </w:pPr>
-            <w:r>
-              <w:t xml:space="preserve">Natural</w:t>
-            </w:r>
-          </w:p>
-        </w:tc>
-        <w:tc>
-          <w:tcPr/>
-          <w:p>
-            <w:pPr>
-              <w:pStyle w:val="Compact"/>
-              <w:jc w:val="left"/>
-            </w:pPr>
-            <w:r>
-              <w:t xml:space="preserve">Endpoint</w:t>
-            </w:r>
-          </w:p>
-        </w:tc>
-        <w:tc>
-          <w:tcPr/>
-          <w:p>
-            <w:pPr>
-              <w:pStyle w:val="Compact"/>
-              <w:jc w:val="center"/>
-            </w:pPr>
-            <w:r>
-              <w:t xml:space="preserve">0.110 [0.054, 0.166]</w:t>
-            </w:r>
-          </w:p>
-        </w:tc>
-        <w:tc>
-          <w:tcPr/>
-          <w:p>
-            <w:pPr>
-              <w:pStyle w:val="Compact"/>
-              <w:jc w:val="center"/>
-            </w:pPr>
-            <w:r>
-              <w:rPr>
-                <w:b/>
-                <w:bCs/>
-              </w:rPr>
-              <w:t xml:space="preserve">Pass</w:t>
-            </w:r>
-          </w:p>
-        </w:tc>
-      </w:tr>
-      <w:tr>
-        <w:tc>
-          <w:tcPr/>
-          <w:p>
-            <w:pPr>
-              <w:pStyle w:val="Compact"/>
-              <w:jc w:val="left"/>
-            </w:pPr>
-            <w:r>
-              <w:t xml:space="preserve">Cosmos Policy</w:t>
-            </w:r>
-          </w:p>
-        </w:tc>
-        <w:tc>
-          <w:tcPr/>
-          <w:p>
-            <w:pPr>
-              <w:pStyle w:val="Compact"/>
-              <w:jc w:val="left"/>
-            </w:pPr>
-            <w:r>
-              <w:t xml:space="preserve">Shuffled</w:t>
-            </w:r>
-          </w:p>
-        </w:tc>
-        <w:tc>
-          <w:tcPr/>
-          <w:p>
-            <w:pPr>
-              <w:pStyle w:val="Compact"/>
-              <w:jc w:val="left"/>
-            </w:pPr>
-            <w:r>
-              <w:t xml:space="preserve">Action</w:t>
-            </w:r>
-          </w:p>
-        </w:tc>
-        <w:tc>
-          <w:tcPr/>
-          <w:p>
-            <w:pPr>
-              <w:pStyle w:val="Compact"/>
-              <w:jc w:val="center"/>
-            </w:pPr>
-            <w:r>
-              <w:t xml:space="preserve">0.255 [0.180, 0.338]</w:t>
-            </w:r>
-          </w:p>
-        </w:tc>
-        <w:tc>
-          <w:tcPr/>
-          <w:p>
-            <w:pPr>
-              <w:pStyle w:val="Compact"/>
-              <w:jc w:val="center"/>
-            </w:pPr>
-            <w:r>
-              <w:rPr>
-                <w:b/>
-                <w:bCs/>
-              </w:rPr>
-              <w:t xml:space="preserve">Pass</w:t>
-            </w:r>
-          </w:p>
-        </w:tc>
-      </w:tr>
-      <w:tr>
-        <w:tc>
-          <w:tcPr/>
-          <w:p>
-            <w:pPr>
-              <w:pStyle w:val="Compact"/>
-              <w:jc w:val="left"/>
-            </w:pPr>
-            <w:r>
-              <w:t xml:space="preserve">Cosmos Policy</w:t>
-            </w:r>
-          </w:p>
-        </w:tc>
-        <w:tc>
-          <w:tcPr/>
-          <w:p>
-            <w:pPr>
-              <w:pStyle w:val="Compact"/>
-              <w:jc w:val="left"/>
-            </w:pPr>
-            <w:r>
-              <w:t xml:space="preserve">Shuffled</w:t>
-            </w:r>
-          </w:p>
-        </w:tc>
-        <w:tc>
-          <w:tcPr/>
-          <w:p>
-            <w:pPr>
-              <w:pStyle w:val="Compact"/>
-              <w:jc w:val="left"/>
-            </w:pPr>
-            <w:r>
-              <w:t xml:space="preserve">Endpoint</w:t>
-            </w:r>
-          </w:p>
-        </w:tc>
-        <w:tc>
-          <w:tcPr/>
-          <w:p>
-            <w:pPr>
-              <w:pStyle w:val="Compact"/>
-              <w:jc w:val="center"/>
-            </w:pPr>
-            <w:r>
-              <w:t xml:space="preserve">0.277 [0.199, 0.357]</w:t>
-            </w:r>
-          </w:p>
-        </w:tc>
-        <w:tc>
-          <w:tcPr/>
-          <w:p>
-            <w:pPr>
-              <w:pStyle w:val="Compact"/>
-              <w:jc w:val="center"/>
-            </w:pPr>
-            <w:r>
-              <w:rPr>
-                <w:b/>
-                <w:bCs/>
-              </w:rPr>
-              <w:t xml:space="preserve">Pass</w:t>
-            </w:r>
-          </w:p>
-        </w:tc>
-      </w:tr>
-    </w:tbl>
-    <w:bookmarkEnd w:id="27"/>
-    <w:bookmarkStart w:id="31" w:name="fig:directionality"/>
+    <w:bookmarkStart w:id="30" w:name="fig:directionality"/>
     <w:p>
       <w:pPr>
         <w:pStyle w:val="CaptionedFigure"/>
@@ -3686,20 +4946,20 @@
       <w:r>
         <w:drawing>
           <wp:inline>
-            <wp:extent cx="5334000" cy="2186570"/>
+            <wp:extent cx="5334000" cy="2515424"/>
             <wp:effectExtent b="0" l="0" r="0" t="0"/>
-            <wp:docPr descr="" title="" id="29" name="Picture"/>
+            <wp:docPr descr="" title="" id="28" name="Picture"/>
             <a:graphic>
               <a:graphicData uri="http://schemas.openxmlformats.org/drawingml/2006/picture">
                 <pic:pic>
                   <pic:nvPicPr>
-                    <pic:cNvPr descr="figures/directionality_results.png" id="30" name="Picture"/>
+                    <pic:cNvPr descr="figures/directionality_results.png" id="29" name="Picture"/>
                     <pic:cNvPicPr>
                       <a:picLocks noChangeArrowheads="1" noChangeAspect="1"/>
                     </pic:cNvPicPr>
                   </pic:nvPicPr>
                   <pic:blipFill>
-                    <a:blip r:embed="rId28"/>
+                    <a:blip r:embed="rId27"/>
                     <a:stretch>
                       <a:fillRect/>
                     </a:stretch>
@@ -3707,7 +4967,7 @@
                   <pic:spPr bwMode="auto">
                     <a:xfrm>
                       <a:off x="0" y="0"/>
-                      <a:ext cx="5334000" cy="2186570"/>
+                      <a:ext cx="5334000" cy="2515424"/>
                     </a:xfrm>
                     <a:prstGeom prst="rect">
                       <a:avLst/>
@@ -3731,21 +4991,21 @@
         <w:pStyle w:val="ImageCaption"/>
       </w:pPr>
       <w:r>
-        <w:t xml:space="preserve">Does the method work? Orange always denotes a donor-future result; circles denote actions and squares denote executed endpoints. (a) All five primary donor-minus-self effects point toward the donor and their 95% bootstrap CIs exceed the prespecified 0.10 criterion. The dotted orange line marks the donor location at 1. (b) Every donor-minus-control contrast is positive: the paired donor steers more than Gaussian, natural, and shuffled alternatives. Values are printed beside each estimate.</w:t>
+        <w:t xml:space="preserve">Method and controls on the same donor-directed scale, separated by model. Blue squares are self-future baselines; gray marks are Gaussian, natural, and shuffled controls; orange diamonds are paired donor futures (ours). Action and endpoint are separate x-axis groups, not marker meanings. Points show means and whiskers show 95% state-bootstrap intervals. In every group, the paired donor has the largest projection. The dotted orange line marks the paired donor behavior at 1.</w:t>
+      </w:r>
+    </w:p>
+    <w:bookmarkEnd w:id="30"/>
+    <w:p>
+      <w:pPr>
+        <w:pStyle w:val="BodyText"/>
+      </w:pPr>
+      <w:r>
+        <w:t xml:space="preserve">No screened branch pair in either policy retained a stable success/failure label across continuation seeds. We therefore interpret these results as donor-directed changes in action and one-chunk endpoint, not changes in closed-loop task completion.</w:t>
       </w:r>
     </w:p>
     <w:bookmarkEnd w:id="31"/>
-    <w:p>
-      <w:pPr>
-        <w:pStyle w:val="BodyText"/>
-      </w:pPr>
-      <w:r>
-        <w:t xml:space="preserve">No screened branch pair in either policy retained a stable success/failure label across continuation seeds. We therefore interpret these results as donor-directed changes in action and one-chunk endpoint, not changes in closed-loop task completion.</w:t>
-      </w:r>
-    </w:p>
     <w:bookmarkEnd w:id="32"/>
-    <w:bookmarkEnd w:id="33"/>
-    <w:bookmarkStart w:id="37" w:name="sec:content"/>
+    <w:bookmarkStart w:id="36" w:name="sec:content"/>
     <w:p>
       <w:pPr>
         <w:pStyle w:val="Heading2"/>
@@ -3762,7 +5022,7 @@
         <w:t xml:space="preserve">The content that drives steering differs across checkpoints. Cosmos Policy responds mainly to camera-visible robot motion at early states, whereas neither isolated pixel factor recreates Cosmos 3’s whole-future effect.</w:t>
       </w:r>
     </w:p>
-    <w:bookmarkStart w:id="34" w:name="cosmos-policy.-2"/>
+    <w:bookmarkStart w:id="33" w:name="cosmos-policy.-2"/>
     <w:p>
       <w:pPr>
         <w:pStyle w:val="Heading4"/>
@@ -4146,8 +5406,8 @@
         <w:t xml:space="preserve">for both action and goal endpoint, with intervals crossing zero. At these sampled early states, the pattern is most consistent with an inverse-dynamics-like role for camera-visible robot motion. It does not show that Cosmos Policy generally ignores object consequences.</w:t>
       </w:r>
     </w:p>
-    <w:bookmarkEnd w:id="34"/>
-    <w:bookmarkStart w:id="36" w:name="cosmos-3.-2"/>
+    <w:bookmarkEnd w:id="33"/>
+    <w:bookmarkStart w:id="35" w:name="cosmos-3.-2"/>
     <w:p>
       <w:pPr>
         <w:pStyle w:val="Heading4"/>
@@ -4209,7 +5469,7 @@
           <w:rPr>
             <w:rStyle w:val="Hyperlink"/>
           </w:rPr>
-          <w:t xml:space="preserve">3</w:t>
+          <w:t xml:space="preserve">2</w:t>
         </w:r>
       </w:hyperlink>
       <w:r>
@@ -4286,7 +5546,7 @@
         <w:t xml:space="preserve">. Neither factor alone recreates a meaningful fraction of the roughly one-unit whole-future effect. The useful signal may be distributed across the image, require robot–object coherence, depend on camera or temporal structure, or interact nonlinearly with masking and tokenization. Hybrid videos may also be off distribution. The experiment establishes insufficiency of each isolated pixel factor, not irrelevance of robot or object information and not joint necessity.</w:t>
       </w:r>
     </w:p>
-    <w:bookmarkStart w:id="35" w:name="tab:content"/>
+    <w:bookmarkStart w:id="34" w:name="tab:content"/>
     <w:p>
       <w:pPr>
         <w:pStyle w:val="TableCaption"/>
@@ -4641,10 +5901,10 @@
         </w:tc>
       </w:tr>
     </w:tbl>
+    <w:bookmarkEnd w:id="34"/>
     <w:bookmarkEnd w:id="35"/>
     <w:bookmarkEnd w:id="36"/>
-    <w:bookmarkEnd w:id="37"/>
-    <w:bookmarkStart w:id="45" w:name="sec:pathway"/>
+    <w:bookmarkStart w:id="44" w:name="sec:pathway"/>
     <w:p>
       <w:pPr>
         <w:pStyle w:val="Heading2"/>
@@ -4661,7 +5921,7 @@
         <w:t xml:space="preserve">Future-token attention provides an active route from generated futures to action. Population-level K/V replacement in Cosmos 3 gives the stronger of the two pathway tests.</w:t>
       </w:r>
     </w:p>
-    <w:bookmarkStart w:id="38" w:name="cosmos-policy.-3"/>
+    <w:bookmarkStart w:id="37" w:name="cosmos-policy.-3"/>
     <w:p>
       <w:pPr>
         <w:pStyle w:val="Heading4"/>
@@ -4834,8 +6094,8 @@
         <w:t xml:space="preserve">larger. Executed endpoints support the same bounded conclusion, although state counts and intervals are not available for this analysis. The late future-to-action edge is active, but it is neither the only nor the largest route through the block.</w:t>
       </w:r>
     </w:p>
-    <w:bookmarkEnd w:id="38"/>
-    <w:bookmarkStart w:id="44" w:name="cosmos-3.-3"/>
+    <w:bookmarkEnd w:id="37"/>
+    <w:bookmarkStart w:id="43" w:name="cosmos-3.-3"/>
     <w:p>
       <w:pPr>
         <w:pStyle w:val="Heading4"/>
@@ -4940,7 +6200,7 @@
           <w:rPr>
             <w:rStyle w:val="Hyperlink"/>
           </w:rPr>
-          <w:t xml:space="preserve">4</w:t>
+          <w:t xml:space="preserve">3</w:t>
         </w:r>
       </w:hyperlink>
       <w:r>
@@ -4991,7 +6251,7 @@
         <w:t xml:space="preserve">; all prespecified primary sign tests remain significant after Holm correction. Because token count and attention positions remain fixed, donor-specific information travels through this future-token K/V interface. The experiment does not identify every head or feature, exclude interacting unpatched routes, or establish a complete circuit.</w:t>
       </w:r>
     </w:p>
-    <w:bookmarkStart w:id="39" w:name="tab:pathway"/>
+    <w:bookmarkStart w:id="38" w:name="tab:pathway"/>
     <w:p>
       <w:pPr>
         <w:pStyle w:val="TableCaption"/>
@@ -5229,8 +6489,8 @@
         </w:tc>
       </w:tr>
     </w:tbl>
-    <w:bookmarkEnd w:id="39"/>
-    <w:bookmarkStart w:id="43" w:name="fig:mechanisms"/>
+    <w:bookmarkEnd w:id="38"/>
+    <w:bookmarkStart w:id="42" w:name="fig:mechanisms"/>
     <w:p>
       <w:pPr>
         <w:pStyle w:val="CaptionedFigure"/>
@@ -5240,18 +6500,18 @@
           <wp:inline>
             <wp:extent cx="5334000" cy="1924272"/>
             <wp:effectExtent b="0" l="0" r="0" t="0"/>
-            <wp:docPr descr="" title="" id="41" name="Picture"/>
+            <wp:docPr descr="" title="" id="40" name="Picture"/>
             <a:graphic>
               <a:graphicData uri="http://schemas.openxmlformats.org/drawingml/2006/picture">
                 <pic:pic>
                   <pic:nvPicPr>
-                    <pic:cNvPr descr="figures/pathway_results.png" id="42" name="Picture"/>
+                    <pic:cNvPr descr="figures/pathway_results.png" id="41" name="Picture"/>
                     <pic:cNvPicPr>
                       <a:picLocks noChangeArrowheads="1" noChangeAspect="1"/>
                     </pic:cNvPicPr>
                   </pic:nvPicPr>
                   <pic:blipFill>
-                    <a:blip r:embed="rId40"/>
+                    <a:blip r:embed="rId39"/>
                     <a:stretch>
                       <a:fillRect/>
                     </a:stretch>
@@ -5286,17 +6546,111 @@
         <w:t xml:space="preserve">What carries the effect? Orange denotes donor-future steering, gray denotes isolated pixel-factor effects, and blue denotes the fraction removed by restoring self-future K/V. (a) In Cosmos Policy, the wrist-video future reproduces most of the whole-future action effect; future proprioception reproduces none. (b) In Cosmos 3, neither robot-only nor object-only pixels reproduce the whole-future effect; the shaded band is the prespecified equivalence region. (c) Replacing the donor-future K/V pathway with self-future K/V removes 83–88% of donor steering.</w:t>
       </w:r>
     </w:p>
+    <w:bookmarkEnd w:id="42"/>
     <w:bookmarkEnd w:id="43"/>
     <w:bookmarkEnd w:id="44"/>
     <w:bookmarkEnd w:id="45"/>
+    <w:bookmarkStart w:id="48" w:name="sec:discussion"/>
+    <w:p>
+      <w:pPr>
+        <w:pStyle w:val="Heading1"/>
+      </w:pPr>
+      <w:r>
+        <w:t xml:space="preserve">Discussion and Limitations</w:t>
+      </w:r>
+    </w:p>
+    <w:p>
+      <w:pPr>
+        <w:pStyle w:val="FirstParagraph"/>
+      </w:pPr>
+      <w:r>
+        <w:t xml:space="preserve">Across both WAM generations, transplanting a coherent future predicts which alternative action the model will approach. The associated simulator endpoint moves in the same direction. RIFT established that behavior depends on an organized future interface; our result adds content-specific sufficiency by showing that a policy-native alternative predicts the signed direction of the change. The two checkpoints, however, do not appear to rely on the same content.</w:t>
+      </w:r>
+    </w:p>
+    <w:p>
+      <w:pPr>
+        <w:pStyle w:val="BodyText"/>
+      </w:pPr>
+      <w:r>
+        <w:t xml:space="preserve">Cosmos Policy’s early-state pattern resembles an inverse-dynamics interface conditioned on visible robot motion. That account does not transfer cleanly to Cosmos 3: strong whole-future steering coexists with negligible robot-only and object-only pixel effects. Usable content may instead depend on architecture, surrounding context, or distributed feature interactions. The pathway experiments locate where some of this influence travels. Cosmos Policy identifies an active late attention edge, while Cosmos 3 shows across 22 states that future-token K/V carries most of the donor-directed shift.</w:t>
+      </w:r>
+    </w:p>
+    <w:p>
+      <w:pPr>
+        <w:pStyle w:val="BodyText"/>
+      </w:pPr>
+      <w:r>
+        <w:t xml:space="preserve">This evidence is narrower than planning. A planning claim would require evidence that the policy generates alternatives, predicts their outcomes, compares them using a goal, cost, or value, and selects accordingly. We do not test that sequence, and no screened pair retained a stable success/failure label across continuation seeds. Here,</w:t>
+      </w:r>
+      <w:r>
+        <w:t xml:space="preserve"> </w:t>
+      </w:r>
+      <w:r>
+        <w:t xml:space="preserve">“future”</w:t>
+      </w:r>
+      <w:r>
+        <w:t xml:space="preserve"> </w:t>
+      </w:r>
+      <w:r>
+        <w:t xml:space="preserve">and</w:t>
+      </w:r>
+      <w:r>
+        <w:t xml:space="preserve"> </w:t>
+      </w:r>
+      <w:r>
+        <w:t xml:space="preserve">“imagined”</w:t>
+      </w:r>
+      <w:r>
+        <w:t xml:space="preserve"> </w:t>
+      </w:r>
+      <w:r>
+        <w:t xml:space="preserve">describe generated representations, not deliberation. Our claim is that these direct policies condition action on coherent futures, not that WAMs generally plan over task consequences.</w:t>
+      </w:r>
+    </w:p>
+    <w:bookmarkStart w:id="46" w:name="limitations."/>
+    <w:p>
+      <w:pPr>
+        <w:pStyle w:val="Heading4"/>
+      </w:pPr>
+      <w:r>
+        <w:t xml:space="preserve">Limitations.</w:t>
+      </w:r>
+    </w:p>
+    <w:p>
+      <w:pPr>
+        <w:pStyle w:val="FirstParagraph"/>
+      </w:pPr>
+      <w:r>
+        <w:t xml:space="preserve">All interventions are in simulation and cover two checkpoints, six RoboLab tasks, and LIBERO-Long. Cosmos Policy’s strongest result uses one first-query state per task, while later estimates use different physical states and therefore cannot isolate elapsed time. Its natural content analysis contains only four states, and rendered hybrids may be outside the policy’s native future distribution. Cosmos 3 completed 22 of 24 frozen population states and 10 of 12 factor states; the two population omissions resulted from short source videos and were not replaced. Pixel masks may miss distributed semantic features or induce nonlinear changes, so negligible isolated effects do not establish joint necessity. Key removal changes attention normalization, and K/V replacement can interact with unpatched routes. We do not demonstrate task-success mediation or recover a full circuit.</w:t>
+      </w:r>
+    </w:p>
     <w:bookmarkEnd w:id="46"/>
-    <w:bookmarkStart w:id="49" w:name="sec:discussion"/>
+    <w:bookmarkStart w:id="47" w:name="broader-impact."/>
+    <w:p>
+      <w:pPr>
+        <w:pStyle w:val="Heading4"/>
+      </w:pPr>
+      <w:r>
+        <w:t xml:space="preserve">Broader impact.</w:t>
+      </w:r>
+    </w:p>
+    <w:p>
+      <w:pPr>
+        <w:pStyle w:val="FirstParagraph"/>
+      </w:pPr>
+      <w:r>
+        <w:t xml:space="preserve">Mechanistic tests can help distinguish plausible-looking predictions from representations that actually control behavior. The same interfaces could also redirect robot actions or create false confidence if validated on narrow state distributions. Use beyond simulation would require broader coverage, physical safety constraints, and monitoring outside the intervention metric.</w:t>
+      </w:r>
+    </w:p>
+    <w:bookmarkEnd w:id="47"/>
+    <w:bookmarkEnd w:id="48"/>
+    <w:bookmarkStart w:id="49" w:name="conclusion"/>
     <w:p>
       <w:pPr>
         <w:pStyle w:val="Heading1"/>
       </w:pPr>
       <w:r>
-        <w:t xml:space="preserve">Discussion and Limitations</w:t>
+        <w:t xml:space="preserve">Conclusion</w:t>
       </w:r>
     </w:p>
     <w:p>
@@ -5304,105 +6658,11 @@
         <w:pStyle w:val="FirstParagraph"/>
       </w:pPr>
       <w:r>
-        <w:t xml:space="preserve">Across both WAM generations, transplanting a coherent future predicts which alternative action the model will approach. The associated simulator endpoint moves in the same direction. RIFT established that behavior depends on an organized future interface; our result adds content-specific sufficiency by showing that a policy-native alternative predicts the signed direction of the change. The two checkpoints, however, do not appear to rely on the same content.</w:t>
-      </w:r>
-    </w:p>
-    <w:p>
-      <w:pPr>
-        <w:pStyle w:val="BodyText"/>
-      </w:pPr>
-      <w:r>
-        <w:t xml:space="preserve">Cosmos Policy’s early-state pattern resembles an inverse-dynamics interface conditioned on visible robot motion. That account does not transfer cleanly to Cosmos 3: strong whole-future steering coexists with negligible robot-only and object-only pixel effects. Usable content may instead depend on architecture, surrounding context, or distributed feature interactions. The pathway experiments locate where some of this influence travels. Cosmos Policy identifies an active late attention edge, while Cosmos 3 shows across 22 states that future-token K/V carries most of the donor-directed shift.</w:t>
-      </w:r>
-    </w:p>
-    <w:p>
-      <w:pPr>
-        <w:pStyle w:val="BodyText"/>
-      </w:pPr>
-      <w:r>
-        <w:t xml:space="preserve">This evidence is narrower than planning. A planning claim would require evidence that the policy generates alternatives, predicts their outcomes, compares them using a goal, cost, or value, and selects accordingly. We do not test that sequence, and no screened pair retained a stable success/failure label across continuation seeds. Here,</w:t>
-      </w:r>
-      <w:r>
-        <w:t xml:space="preserve"> </w:t>
-      </w:r>
-      <w:r>
-        <w:t xml:space="preserve">“future”</w:t>
-      </w:r>
-      <w:r>
-        <w:t xml:space="preserve"> </w:t>
-      </w:r>
-      <w:r>
-        <w:t xml:space="preserve">and</w:t>
-      </w:r>
-      <w:r>
-        <w:t xml:space="preserve"> </w:t>
-      </w:r>
-      <w:r>
-        <w:t xml:space="preserve">“imagined”</w:t>
-      </w:r>
-      <w:r>
-        <w:t xml:space="preserve"> </w:t>
-      </w:r>
-      <w:r>
-        <w:t xml:space="preserve">describe generated representations, not deliberation. Our claim is that these direct policies condition action on coherent futures, not that WAMs generally plan over task consequences.</w:t>
-      </w:r>
-    </w:p>
-    <w:bookmarkStart w:id="47" w:name="limitations."/>
-    <w:p>
-      <w:pPr>
-        <w:pStyle w:val="Heading4"/>
-      </w:pPr>
-      <w:r>
-        <w:t xml:space="preserve">Limitations.</w:t>
-      </w:r>
-    </w:p>
-    <w:p>
-      <w:pPr>
-        <w:pStyle w:val="FirstParagraph"/>
-      </w:pPr>
-      <w:r>
-        <w:t xml:space="preserve">All interventions are in simulation and cover two checkpoints, six RoboLab tasks, and LIBERO-Long. Cosmos Policy’s strongest result uses one first-query state per task, while later estimates use different physical states and therefore cannot isolate elapsed time. Its natural content analysis contains only four states, and rendered hybrids may be outside the policy’s native future distribution. Cosmos 3 completed 22 of 24 frozen population states and 10 of 12 factor states; the two population omissions resulted from short source videos and were not replaced. Pixel masks may miss distributed semantic features or induce nonlinear changes, so negligible isolated effects do not establish joint necessity. Key removal changes attention normalization, and K/V replacement can interact with unpatched routes. We do not demonstrate task-success mediation or recover a full circuit.</w:t>
-      </w:r>
-    </w:p>
-    <w:bookmarkEnd w:id="47"/>
-    <w:bookmarkStart w:id="48" w:name="broader-impact."/>
-    <w:p>
-      <w:pPr>
-        <w:pStyle w:val="Heading4"/>
-      </w:pPr>
-      <w:r>
-        <w:t xml:space="preserve">Broader impact.</w:t>
-      </w:r>
-    </w:p>
-    <w:p>
-      <w:pPr>
-        <w:pStyle w:val="FirstParagraph"/>
-      </w:pPr>
-      <w:r>
-        <w:t xml:space="preserve">Mechanistic tests can help distinguish plausible-looking predictions from representations that actually control behavior. The same interfaces could also redirect robot actions or create false confidence if validated on narrow state distributions. Use beyond simulation would require broader coverage, physical safety constraints, and monitoring outside the intervention metric.</w:t>
-      </w:r>
-    </w:p>
-    <w:bookmarkEnd w:id="48"/>
+        <w:t xml:space="preserve">The central result is directional: we do not merely damage a model’s future and observe that behavior changes; we supply a different coherent future and find that behavior follows that particular alternative. Cosmos 3 shows this across 22 sampled states, with future-token K/V carrying most of the action and endpoint shift. Cosmos Policy shows a related, more state-dependent effect dominated by visual robot-motion information, while neither isolated robot nor object pixels reproduce Cosmos 3’s whole-future effect. These models use generated futures to condition action. Whether they compare alternative predicted outcomes in order to plan remains unanswered.</w:t>
+      </w:r>
+    </w:p>
     <w:bookmarkEnd w:id="49"/>
-    <w:bookmarkStart w:id="50" w:name="conclusion"/>
-    <w:p>
-      <w:pPr>
-        <w:pStyle w:val="Heading1"/>
-      </w:pPr>
-      <w:r>
-        <w:t xml:space="preserve">Conclusion</w:t>
-      </w:r>
-    </w:p>
-    <w:p>
-      <w:pPr>
-        <w:pStyle w:val="FirstParagraph"/>
-      </w:pPr>
-      <w:r>
-        <w:t xml:space="preserve">The central result is directional: we do not merely damage a model’s future and observe that behavior changes; we supply a different coherent future and find that behavior follows that particular alternative. Cosmos 3 shows this across 22 sampled states, with future-token K/V carrying most of the action and endpoint shift. Cosmos Policy shows a related, more state-dependent effect dominated by visual robot-motion information, while neither isolated robot nor object pixels reproduce Cosmos 3’s whole-future effect. These models use generated futures to condition action. Whether they compare alternative predicted outcomes in order to plan remains unanswered.</w:t>
-      </w:r>
-    </w:p>
-    <w:bookmarkEnd w:id="50"/>
-    <w:bookmarkStart w:id="51" w:name="app:reproducibility"/>
+    <w:bookmarkStart w:id="50" w:name="app:reproducibility"/>
     <w:p>
       <w:pPr>
         <w:pStyle w:val="Heading1"/>
@@ -5511,8 +6771,8 @@
         <w:t xml:space="preserve">. Endpoint evaluation reconstructs the environment, restores the saved state, and replays the observation prefix. Separate controls test token layout, sampler wrapping, cache record and replay, self replacement, and the action-coordinate boundary. Complete timing and aggregate compute accounting remain to be added before submission.</w:t>
       </w:r>
     </w:p>
-    <w:bookmarkEnd w:id="51"/>
-    <w:bookmarkStart w:id="52" w:name="app:additional"/>
+    <w:bookmarkEnd w:id="50"/>
+    <w:bookmarkStart w:id="100" w:name="app:additional"/>
     <w:p>
       <w:pPr>
         <w:pStyle w:val="Heading1"/>
@@ -5686,1978 +6946,8 @@
         <w:t xml:space="preserve">), positive in 6/6 states; action steering is smaller and does not reliably exceed the Gaussian control. In the Cosmos 3 population, the two missing frozen states ended after 21 and 29 actions, before producing the 33-frame source video. Neither was replaced. The prespecified minimum of 20 states across five tasks and the factor-study minimum of ten states across five tasks were both met across six tasks.</w:t>
       </w:r>
     </w:p>
-    <w:bookmarkEnd w:id="52"/>
-    <w:bookmarkStart w:id="105" w:name="neurips-paper-checklist"/>
-    <w:p>
-      <w:pPr>
-        <w:pStyle w:val="Heading1"/>
-      </w:pPr>
-      <w:r>
-        <w:t xml:space="preserve">NeurIPS Paper Checklist</w:t>
-      </w:r>
-    </w:p>
-    <w:p>
-      <w:pPr>
-        <w:numPr>
-          <w:ilvl w:val="0"/>
-          <w:numId w:val="1001"/>
-        </w:numPr>
-      </w:pPr>
-      <w:r>
-        <w:rPr>
-          <w:b/>
-          <w:bCs/>
-        </w:rPr>
-        <w:t xml:space="preserve">Claims</w:t>
-      </w:r>
-    </w:p>
-    <w:p>
-      <w:pPr>
-        <w:numPr>
-          <w:ilvl w:val="0"/>
-          <w:numId w:val="1001"/>
-        </w:numPr>
-      </w:pPr>
-      <w:r>
-        <w:t xml:space="preserve">Question: Do the main claims made in the abstract and introduction accurately reflect the paper’s contributions and scope?</w:t>
-      </w:r>
-    </w:p>
-    <w:p>
-      <w:pPr>
-        <w:numPr>
-          <w:ilvl w:val="0"/>
-          <w:numId w:val="1001"/>
-        </w:numPr>
-      </w:pPr>
-      <w:r>
-        <w:t xml:space="preserve">Answer:</w:t>
-      </w:r>
-    </w:p>
-    <w:p>
-      <w:pPr>
-        <w:numPr>
-          <w:ilvl w:val="0"/>
-          <w:numId w:val="1001"/>
-        </w:numPr>
-      </w:pPr>
-      <w:r>
-        <w:t xml:space="preserve">Justification: The abstract, Introduction, Results, and Discussion state the future-transplantation result, its variation across decision points, and the limits on claims about planning and task success.</w:t>
-      </w:r>
-    </w:p>
-    <w:p>
-      <w:pPr>
-        <w:numPr>
-          <w:ilvl w:val="0"/>
-          <w:numId w:val="1001"/>
-        </w:numPr>
-      </w:pPr>
-      <w:r>
-        <w:t xml:space="preserve">Guidelines:</w:t>
-      </w:r>
-    </w:p>
-    <w:p>
-      <w:pPr>
-        <w:numPr>
-          <w:ilvl w:val="1"/>
-          <w:numId w:val="1002"/>
-        </w:numPr>
-      </w:pPr>
-      <w:r>
-        <w:t xml:space="preserve">The answer means that the abstract and introduction do not include the claims made in the paper.</w:t>
-      </w:r>
-    </w:p>
-    <w:p>
-      <w:pPr>
-        <w:numPr>
-          <w:ilvl w:val="1"/>
-          <w:numId w:val="1002"/>
-        </w:numPr>
-      </w:pPr>
-      <w:r>
-        <w:t xml:space="preserve">The abstract and/or introduction should clearly state the claims made, including the contributions made in the paper and important assumptions and limitations. A or answer to this question will not be perceived well by the reviewers.</w:t>
-      </w:r>
-    </w:p>
-    <w:p>
-      <w:pPr>
-        <w:numPr>
-          <w:ilvl w:val="1"/>
-          <w:numId w:val="1002"/>
-        </w:numPr>
-      </w:pPr>
-      <w:r>
-        <w:t xml:space="preserve">The claims made should match theoretical and experimental results, and reflect how much the results can be expected to generalize to other settings.</w:t>
-      </w:r>
-    </w:p>
-    <w:p>
-      <w:pPr>
-        <w:numPr>
-          <w:ilvl w:val="1"/>
-          <w:numId w:val="1002"/>
-        </w:numPr>
-      </w:pPr>
-      <w:r>
-        <w:t xml:space="preserve">It is fine to include aspirational goals as motivation as long as it is clear that these goals are not attained by the paper.</w:t>
-      </w:r>
-    </w:p>
-    <w:p>
-      <w:pPr>
-        <w:numPr>
-          <w:ilvl w:val="0"/>
-          <w:numId w:val="1001"/>
-        </w:numPr>
-      </w:pPr>
-      <w:r>
-        <w:rPr>
-          <w:b/>
-          <w:bCs/>
-        </w:rPr>
-        <w:t xml:space="preserve">Limitations</w:t>
-      </w:r>
-    </w:p>
-    <w:p>
-      <w:pPr>
-        <w:numPr>
-          <w:ilvl w:val="0"/>
-          <w:numId w:val="1001"/>
-        </w:numPr>
-      </w:pPr>
-      <w:r>
-        <w:t xml:space="preserve">Question: Does the paper discuss the limitations of the work performed by the authors?</w:t>
-      </w:r>
-    </w:p>
-    <w:p>
-      <w:pPr>
-        <w:numPr>
-          <w:ilvl w:val="0"/>
-          <w:numId w:val="1001"/>
-        </w:numPr>
-      </w:pPr>
-      <w:r>
-        <w:t xml:space="preserve">Answer:</w:t>
-      </w:r>
-    </w:p>
-    <w:p>
-      <w:pPr>
-        <w:numPr>
-          <w:ilvl w:val="0"/>
-          <w:numId w:val="1001"/>
-        </w:numPr>
-      </w:pPr>
-      <w:r>
-        <w:t xml:space="preserve">Justification: Result-specific qualifications appear beside the relevant findings, and the Discussion and Limitations section addresses model and state coverage, the later-state comparison, the factorized object intervention, the internal replacement experiment, and the absence of task-success results.</w:t>
-      </w:r>
-    </w:p>
-    <w:p>
-      <w:pPr>
-        <w:numPr>
-          <w:ilvl w:val="0"/>
-          <w:numId w:val="1001"/>
-        </w:numPr>
-      </w:pPr>
-      <w:r>
-        <w:t xml:space="preserve">Guidelines:</w:t>
-      </w:r>
-    </w:p>
-    <w:p>
-      <w:pPr>
-        <w:numPr>
-          <w:ilvl w:val="1"/>
-          <w:numId w:val="1003"/>
-        </w:numPr>
-      </w:pPr>
-      <w:r>
-        <w:t xml:space="preserve">The answer means that the paper has no limitation while the answer means that the paper has limitations, but those are not discussed in the paper.</w:t>
-      </w:r>
-    </w:p>
-    <w:p>
-      <w:pPr>
-        <w:numPr>
-          <w:ilvl w:val="1"/>
-          <w:numId w:val="1003"/>
-        </w:numPr>
-      </w:pPr>
-      <w:r>
-        <w:t xml:space="preserve">The authors are encouraged to create a separate</w:t>
-      </w:r>
-      <w:r>
-        <w:t xml:space="preserve"> </w:t>
-      </w:r>
-      <w:r>
-        <w:t xml:space="preserve">“Limitations”</w:t>
-      </w:r>
-      <w:r>
-        <w:t xml:space="preserve"> </w:t>
-      </w:r>
-      <w:r>
-        <w:t xml:space="preserve">section in their paper.</w:t>
-      </w:r>
-    </w:p>
-    <w:p>
-      <w:pPr>
-        <w:numPr>
-          <w:ilvl w:val="1"/>
-          <w:numId w:val="1003"/>
-        </w:numPr>
-      </w:pPr>
-      <w:r>
-        <w:t xml:space="preserve">The paper should point out any strong assumptions and how robust the results are to violations of these assumptions (e.g., independence assumptions, noiseless settings, model well-specification, asymptotic approximations only holding locally). The authors should reflect on how these assumptions might be violated in practice and what the implications would be.</w:t>
-      </w:r>
-    </w:p>
-    <w:p>
-      <w:pPr>
-        <w:numPr>
-          <w:ilvl w:val="1"/>
-          <w:numId w:val="1003"/>
-        </w:numPr>
-      </w:pPr>
-      <w:r>
-        <w:t xml:space="preserve">The authors should reflect on the scope of the claims made, e.g., if the approach was only tested on a few datasets or with a few runs. In general, empirical results often depend on implicit assumptions, which should be articulated.</w:t>
-      </w:r>
-    </w:p>
-    <w:p>
-      <w:pPr>
-        <w:numPr>
-          <w:ilvl w:val="1"/>
-          <w:numId w:val="1003"/>
-        </w:numPr>
-      </w:pPr>
-      <w:r>
-        <w:t xml:space="preserve">The authors should reflect on the factors that influence the performance of the approach. For example, a facial recognition algorithm may perform poorly when image resolution is low or images are taken in low lighting. Or a speech-to-text system might not be used reliably to provide closed captions for online lectures because it fails to handle technical jargon.</w:t>
-      </w:r>
-    </w:p>
-    <w:p>
-      <w:pPr>
-        <w:numPr>
-          <w:ilvl w:val="1"/>
-          <w:numId w:val="1003"/>
-        </w:numPr>
-      </w:pPr>
-      <w:r>
-        <w:t xml:space="preserve">The authors should discuss the computational efficiency of the proposed algorithms and how they scale with dataset size.</w:t>
-      </w:r>
-    </w:p>
-    <w:p>
-      <w:pPr>
-        <w:numPr>
-          <w:ilvl w:val="1"/>
-          <w:numId w:val="1003"/>
-        </w:numPr>
-      </w:pPr>
-      <w:r>
-        <w:t xml:space="preserve">If applicable, the authors should discuss possible limitations of their approach to address problems of privacy and fairness.</w:t>
-      </w:r>
-    </w:p>
-    <w:p>
-      <w:pPr>
-        <w:numPr>
-          <w:ilvl w:val="1"/>
-          <w:numId w:val="1003"/>
-        </w:numPr>
-      </w:pPr>
-      <w:r>
-        <w:t xml:space="preserve">While the authors might fear that complete honesty about limitations might be used by reviewers as grounds for rejection, a worse outcome might be that reviewers discover limitations that aren’t acknowledged in the paper. The authors should use their best judgment and recognize that individual actions in favor of transparency play an important role in developing norms that preserve the integrity of the community. Reviewers will be specifically instructed to not penalize honesty concerning limitations.</w:t>
-      </w:r>
-    </w:p>
-    <w:p>
-      <w:pPr>
-        <w:numPr>
-          <w:ilvl w:val="0"/>
-          <w:numId w:val="1001"/>
-        </w:numPr>
-      </w:pPr>
-      <w:r>
-        <w:rPr>
-          <w:b/>
-          <w:bCs/>
-        </w:rPr>
-        <w:t xml:space="preserve">Theory assumptions and proofs</w:t>
-      </w:r>
-    </w:p>
-    <w:p>
-      <w:pPr>
-        <w:numPr>
-          <w:ilvl w:val="0"/>
-          <w:numId w:val="1001"/>
-        </w:numPr>
-      </w:pPr>
-      <w:r>
-        <w:t xml:space="preserve">Question: For each theoretical result, does the paper provide the full set of assumptions and a complete (and correct) proof?</w:t>
-      </w:r>
-    </w:p>
-    <w:p>
-      <w:pPr>
-        <w:numPr>
-          <w:ilvl w:val="0"/>
-          <w:numId w:val="1001"/>
-        </w:numPr>
-      </w:pPr>
-      <w:r>
-        <w:t xml:space="preserve">Answer:</w:t>
-      </w:r>
-    </w:p>
-    <w:p>
-      <w:pPr>
-        <w:numPr>
-          <w:ilvl w:val="0"/>
-          <w:numId w:val="1001"/>
-        </w:numPr>
-      </w:pPr>
-      <w:r>
-        <w:t xml:space="preserve">Justification: The paper reports empirical intervention results and does not claim a theorem or formal proof.</w:t>
-      </w:r>
-    </w:p>
-    <w:p>
-      <w:pPr>
-        <w:numPr>
-          <w:ilvl w:val="0"/>
-          <w:numId w:val="1001"/>
-        </w:numPr>
-      </w:pPr>
-      <w:r>
-        <w:t xml:space="preserve">Guidelines:</w:t>
-      </w:r>
-    </w:p>
-    <w:p>
-      <w:pPr>
-        <w:numPr>
-          <w:ilvl w:val="1"/>
-          <w:numId w:val="1004"/>
-        </w:numPr>
-      </w:pPr>
-      <w:r>
-        <w:t xml:space="preserve">The answer means that the paper does not include theoretical results.</w:t>
-      </w:r>
-    </w:p>
-    <w:p>
-      <w:pPr>
-        <w:numPr>
-          <w:ilvl w:val="1"/>
-          <w:numId w:val="1004"/>
-        </w:numPr>
-      </w:pPr>
-      <w:r>
-        <w:t xml:space="preserve">All the theorems, formulas, and proofs in the paper should be numbered and cross-referenced.</w:t>
-      </w:r>
-    </w:p>
-    <w:p>
-      <w:pPr>
-        <w:numPr>
-          <w:ilvl w:val="1"/>
-          <w:numId w:val="1004"/>
-        </w:numPr>
-      </w:pPr>
-      <w:r>
-        <w:t xml:space="preserve">All assumptions should be clearly stated or referenced in the statement of any theorems.</w:t>
-      </w:r>
-    </w:p>
-    <w:p>
-      <w:pPr>
-        <w:numPr>
-          <w:ilvl w:val="1"/>
-          <w:numId w:val="1004"/>
-        </w:numPr>
-      </w:pPr>
-      <w:r>
-        <w:t xml:space="preserve">The proofs can either appear in the main paper or the supplemental material, but if they appear in the supplemental material, the authors are encouraged to provide a short proof sketch to provide intuition.</w:t>
-      </w:r>
-    </w:p>
-    <w:p>
-      <w:pPr>
-        <w:numPr>
-          <w:ilvl w:val="1"/>
-          <w:numId w:val="1004"/>
-        </w:numPr>
-      </w:pPr>
-      <w:r>
-        <w:t xml:space="preserve">Inversely, any informal proof provided in the core of the paper should be complemented by formal proofs provided in appendix or supplemental material.</w:t>
-      </w:r>
-    </w:p>
-    <w:p>
-      <w:pPr>
-        <w:numPr>
-          <w:ilvl w:val="1"/>
-          <w:numId w:val="1004"/>
-        </w:numPr>
-      </w:pPr>
-      <w:r>
-        <w:t xml:space="preserve">Theorems and Lemmas that the proof relies upon should be properly referenced.</w:t>
-      </w:r>
-    </w:p>
-    <w:p>
-      <w:pPr>
-        <w:numPr>
-          <w:ilvl w:val="0"/>
-          <w:numId w:val="1001"/>
-        </w:numPr>
-      </w:pPr>
-      <w:r>
-        <w:rPr>
-          <w:b/>
-          <w:bCs/>
-        </w:rPr>
-        <w:t xml:space="preserve">Experimental result reproducibility</w:t>
-      </w:r>
-    </w:p>
-    <w:p>
-      <w:pPr>
-        <w:numPr>
-          <w:ilvl w:val="0"/>
-          <w:numId w:val="1001"/>
-        </w:numPr>
-      </w:pPr>
-      <w:r>
-        <w:t xml:space="preserve">Question: Does the paper fully disclose all the information needed to reproduce the main experimental results of the paper to the extent that it affects the main claims and/or conclusions of the paper (regardless of whether the code and data are provided or not)?</w:t>
-      </w:r>
-    </w:p>
-    <w:p>
-      <w:pPr>
-        <w:numPr>
-          <w:ilvl w:val="0"/>
-          <w:numId w:val="1001"/>
-        </w:numPr>
-      </w:pPr>
-      <w:r>
-        <w:t xml:space="preserve">Answer:</w:t>
-      </w:r>
-    </w:p>
-    <w:p>
-      <w:pPr>
-        <w:numPr>
-          <w:ilvl w:val="0"/>
-          <w:numId w:val="1001"/>
-        </w:numPr>
-      </w:pPr>
-      <w:r>
-        <w:t xml:space="preserve">Justification: The Methods, Results, and Appendix A specify the estimands, experimental units, controls, clustering, public checkpoints, and exactness gates. The complete seed list, all repository hashes and container digests, intervention code, and run logs are not yet included.</w:t>
-      </w:r>
-    </w:p>
-    <w:p>
-      <w:pPr>
-        <w:numPr>
-          <w:ilvl w:val="0"/>
-          <w:numId w:val="1001"/>
-        </w:numPr>
-      </w:pPr>
-      <w:r>
-        <w:t xml:space="preserve">Guidelines:</w:t>
-      </w:r>
-    </w:p>
-    <w:p>
-      <w:pPr>
-        <w:numPr>
-          <w:ilvl w:val="1"/>
-          <w:numId w:val="1005"/>
-        </w:numPr>
-      </w:pPr>
-      <w:r>
-        <w:t xml:space="preserve">The answer means that the paper does not include experiments.</w:t>
-      </w:r>
-    </w:p>
-    <w:p>
-      <w:pPr>
-        <w:numPr>
-          <w:ilvl w:val="1"/>
-          <w:numId w:val="1005"/>
-        </w:numPr>
-      </w:pPr>
-      <w:r>
-        <w:t xml:space="preserve">If the paper includes experiments, a answer to this question will not be perceived well by the reviewers: Making the paper reproducible is important, regardless of whether the code and data are provided or not.</w:t>
-      </w:r>
-    </w:p>
-    <w:p>
-      <w:pPr>
-        <w:numPr>
-          <w:ilvl w:val="1"/>
-          <w:numId w:val="1005"/>
-        </w:numPr>
-      </w:pPr>
-      <w:r>
-        <w:t xml:space="preserve">If the contribution is a dataset and/or model, the authors should describe the steps taken to make their results reproducible or verifiable.</w:t>
-      </w:r>
-    </w:p>
-    <w:p>
-      <w:pPr>
-        <w:numPr>
-          <w:ilvl w:val="1"/>
-          <w:numId w:val="1005"/>
-        </w:numPr>
-      </w:pPr>
-      <w:r>
-        <w:t xml:space="preserve">Depending on the contribution, reproducibility can be accomplished in various ways. For example, if the contribution is a novel architecture, describing the architecture fully might suffice, or if the contribution is a specific model and empirical evaluation, it may be necessary to either make it possible for others to replicate the model with the same dataset, or provide access to the model. In general. releasing code and data is often one good way to accomplish this, but reproducibility can also be provided via detailed instructions for how to replicate the results, access to a hosted model (e.g., in the case of a large language model), releasing of a model checkpoint, or other means that are appropriate to the research performed.</w:t>
-      </w:r>
-    </w:p>
-    <w:p>
-      <w:pPr>
-        <w:numPr>
-          <w:ilvl w:val="1"/>
-          <w:numId w:val="1005"/>
-        </w:numPr>
-      </w:pPr>
-      <w:r>
-        <w:t xml:space="preserve">While NeurIPS does not require releasing code, the conference does require all submissions to provide some reasonable avenue for reproducibility, which may depend on the nature of the contribution. For example</w:t>
-      </w:r>
-    </w:p>
-    <w:p>
-      <w:pPr>
-        <w:numPr>
-          <w:ilvl w:val="2"/>
-          <w:numId w:val="1006"/>
-        </w:numPr>
-      </w:pPr>
-      <w:r>
-        <w:t xml:space="preserve">If the contribution is primarily a new algorithm, the paper should make it clear how to reproduce that algorithm.</w:t>
-      </w:r>
-    </w:p>
-    <w:p>
-      <w:pPr>
-        <w:numPr>
-          <w:ilvl w:val="2"/>
-          <w:numId w:val="1006"/>
-        </w:numPr>
-      </w:pPr>
-      <w:r>
-        <w:t xml:space="preserve">If the contribution is primarily a new model architecture, the paper should describe the architecture clearly and fully.</w:t>
-      </w:r>
-    </w:p>
-    <w:p>
-      <w:pPr>
-        <w:numPr>
-          <w:ilvl w:val="2"/>
-          <w:numId w:val="1006"/>
-        </w:numPr>
-      </w:pPr>
-      <w:r>
-        <w:t xml:space="preserve">If the contribution is a new model (e.g., a large language model), then there should either be a way to access this model for reproducing the results or a way to reproduce the model (e.g., with an open-source dataset or instructions for how to construct the dataset).</w:t>
-      </w:r>
-    </w:p>
-    <w:p>
-      <w:pPr>
-        <w:numPr>
-          <w:ilvl w:val="2"/>
-          <w:numId w:val="1006"/>
-        </w:numPr>
-      </w:pPr>
-      <w:r>
-        <w:t xml:space="preserve">We recognize that reproducibility may be tricky in some cases, in which case authors are welcome to describe the particular way they provide for reproducibility. In the case of closed-source models, it may be that access to the model is limited in some way (e.g., to registered users), but it should be possible for other researchers to have some path to reproducing or verifying the results.</w:t>
-      </w:r>
-    </w:p>
-    <w:p>
-      <w:pPr>
-        <w:numPr>
-          <w:ilvl w:val="0"/>
-          <w:numId w:val="1001"/>
-        </w:numPr>
-      </w:pPr>
-      <w:r>
-        <w:rPr>
-          <w:b/>
-          <w:bCs/>
-        </w:rPr>
-        <w:t xml:space="preserve">Open access to data and code</w:t>
-      </w:r>
-    </w:p>
-    <w:p>
-      <w:pPr>
-        <w:numPr>
-          <w:ilvl w:val="0"/>
-          <w:numId w:val="1001"/>
-        </w:numPr>
-      </w:pPr>
-      <w:r>
-        <w:t xml:space="preserve">Question: Does the paper provide open access to the data and code, with sufficient instructions to faithfully reproduce the main experimental results, as described in supplemental material?</w:t>
-      </w:r>
-    </w:p>
-    <w:p>
-      <w:pPr>
-        <w:numPr>
-          <w:ilvl w:val="0"/>
-          <w:numId w:val="1001"/>
-        </w:numPr>
-      </w:pPr>
-      <w:r>
-        <w:t xml:space="preserve">Answer:</w:t>
-      </w:r>
-    </w:p>
-    <w:p>
-      <w:pPr>
-        <w:numPr>
-          <w:ilvl w:val="0"/>
-          <w:numId w:val="1001"/>
-        </w:numPr>
-      </w:pPr>
-      <w:r>
-        <w:t xml:space="preserve">Justification: The source package includes machine-readable values for the paper figures, but not the intervention code, raw logs, or an anonymous public reproduction artifact.</w:t>
-      </w:r>
-    </w:p>
-    <w:p>
-      <w:pPr>
-        <w:numPr>
-          <w:ilvl w:val="0"/>
-          <w:numId w:val="1001"/>
-        </w:numPr>
-      </w:pPr>
-      <w:r>
-        <w:t xml:space="preserve">Guidelines:</w:t>
-      </w:r>
-    </w:p>
-    <w:p>
-      <w:pPr>
-        <w:numPr>
-          <w:ilvl w:val="1"/>
-          <w:numId w:val="1007"/>
-        </w:numPr>
-      </w:pPr>
-      <w:r>
-        <w:t xml:space="preserve">The answer means that paper does not include experiments requiring code.</w:t>
-      </w:r>
-    </w:p>
-    <w:p>
-      <w:pPr>
-        <w:numPr>
-          <w:ilvl w:val="1"/>
-          <w:numId w:val="1007"/>
-        </w:numPr>
-      </w:pPr>
-      <w:r>
-        <w:t xml:space="preserve">Please see the NeurIPS code and data submission guidelines (</w:t>
-      </w:r>
-      <w:hyperlink r:id="rId53">
-        <w:r>
-          <w:rPr>
-            <w:rStyle w:val="Hyperlink"/>
-          </w:rPr>
-          <w:t xml:space="preserve">https://neurips.cc/public/guides/CodeSubmissionPolicy</w:t>
-        </w:r>
-      </w:hyperlink>
-      <w:r>
-        <w:t xml:space="preserve">) for more details.</w:t>
-      </w:r>
-    </w:p>
-    <w:p>
-      <w:pPr>
-        <w:numPr>
-          <w:ilvl w:val="1"/>
-          <w:numId w:val="1007"/>
-        </w:numPr>
-      </w:pPr>
-      <w:r>
-        <w:t xml:space="preserve">While we encourage the release of code and data, we understand that this might not be possible, so is an acceptable answer. Papers cannot be rejected simply for not including code, unless this is central to the contribution (e.g., for a new open-source benchmark).</w:t>
-      </w:r>
-    </w:p>
-    <w:p>
-      <w:pPr>
-        <w:numPr>
-          <w:ilvl w:val="1"/>
-          <w:numId w:val="1007"/>
-        </w:numPr>
-      </w:pPr>
-      <w:r>
-        <w:t xml:space="preserve">The instructions should contain the exact command and environment needed to run to reproduce the results. See the NeurIPS code and data submission guidelines (</w:t>
-      </w:r>
-      <w:hyperlink r:id="rId53">
-        <w:r>
-          <w:rPr>
-            <w:rStyle w:val="Hyperlink"/>
-          </w:rPr>
-          <w:t xml:space="preserve">https://neurips.cc/public/guides/CodeSubmissionPolicy</w:t>
-        </w:r>
-      </w:hyperlink>
-      <w:r>
-        <w:t xml:space="preserve">) for more details.</w:t>
-      </w:r>
-    </w:p>
-    <w:p>
-      <w:pPr>
-        <w:numPr>
-          <w:ilvl w:val="1"/>
-          <w:numId w:val="1007"/>
-        </w:numPr>
-      </w:pPr>
-      <w:r>
-        <w:t xml:space="preserve">The authors should provide instructions on data access and preparation, including how to access the raw data, preprocessed data, intermediate data, and generated data, etc.</w:t>
-      </w:r>
-    </w:p>
-    <w:p>
-      <w:pPr>
-        <w:numPr>
-          <w:ilvl w:val="1"/>
-          <w:numId w:val="1007"/>
-        </w:numPr>
-      </w:pPr>
-      <w:r>
-        <w:t xml:space="preserve">The authors should provide scripts to reproduce all experimental results for the new proposed method and baselines. If only a subset of experiments are reproducible, they should state which ones are omitted from the script and why.</w:t>
-      </w:r>
-    </w:p>
-    <w:p>
-      <w:pPr>
-        <w:numPr>
-          <w:ilvl w:val="1"/>
-          <w:numId w:val="1007"/>
-        </w:numPr>
-      </w:pPr>
-      <w:r>
-        <w:t xml:space="preserve">At submission time, to preserve anonymity, the authors should release anonymized versions (if applicable).</w:t>
-      </w:r>
-    </w:p>
-    <w:p>
-      <w:pPr>
-        <w:numPr>
-          <w:ilvl w:val="1"/>
-          <w:numId w:val="1007"/>
-        </w:numPr>
-      </w:pPr>
-      <w:r>
-        <w:t xml:space="preserve">Providing as much information as possible in supplemental material (appended to the paper) is recommended, but including URLs to data and code is permitted.</w:t>
-      </w:r>
-    </w:p>
-    <w:p>
-      <w:pPr>
-        <w:numPr>
-          <w:ilvl w:val="0"/>
-          <w:numId w:val="1001"/>
-        </w:numPr>
-      </w:pPr>
-      <w:r>
-        <w:rPr>
-          <w:b/>
-          <w:bCs/>
-        </w:rPr>
-        <w:t xml:space="preserve">Experimental setting/details</w:t>
-      </w:r>
-    </w:p>
-    <w:p>
-      <w:pPr>
-        <w:numPr>
-          <w:ilvl w:val="0"/>
-          <w:numId w:val="1001"/>
-        </w:numPr>
-      </w:pPr>
-      <w:r>
-        <w:t xml:space="preserve">Question: Does the paper specify all the training and test details (e.g., data splits, hyperparameters, how they were chosen, type of optimizer) necessary to understand the results?</w:t>
-      </w:r>
-    </w:p>
-    <w:p>
-      <w:pPr>
-        <w:numPr>
-          <w:ilvl w:val="0"/>
-          <w:numId w:val="1001"/>
-        </w:numPr>
-      </w:pPr>
-      <w:r>
-        <w:t xml:space="preserve">Answer:</w:t>
-      </w:r>
-    </w:p>
-    <w:p>
-      <w:pPr>
-        <w:numPr>
-          <w:ilvl w:val="0"/>
-          <w:numId w:val="1001"/>
-        </w:numPr>
-      </w:pPr>
-      <w:r>
-        <w:t xml:space="preserve">Justification: The Methods and Results provide the state grid, branch construction, intervention targets, controls, action horizons, model interfaces, and statistical analysis needed to interpret the results. Appendix A states which exact environment details are available and which remain unreported.</w:t>
-      </w:r>
-    </w:p>
-    <w:p>
-      <w:pPr>
-        <w:numPr>
-          <w:ilvl w:val="0"/>
-          <w:numId w:val="1001"/>
-        </w:numPr>
-      </w:pPr>
-      <w:r>
-        <w:t xml:space="preserve">Guidelines:</w:t>
-      </w:r>
-    </w:p>
-    <w:p>
-      <w:pPr>
-        <w:numPr>
-          <w:ilvl w:val="1"/>
-          <w:numId w:val="1008"/>
-        </w:numPr>
-      </w:pPr>
-      <w:r>
-        <w:t xml:space="preserve">The answer means that the paper does not include experiments.</w:t>
-      </w:r>
-    </w:p>
-    <w:p>
-      <w:pPr>
-        <w:numPr>
-          <w:ilvl w:val="1"/>
-          <w:numId w:val="1008"/>
-        </w:numPr>
-      </w:pPr>
-      <w:r>
-        <w:t xml:space="preserve">The experimental setting should be presented in the core of the paper to a level of detail that is necessary to appreciate the results and make sense of them.</w:t>
-      </w:r>
-    </w:p>
-    <w:p>
-      <w:pPr>
-        <w:numPr>
-          <w:ilvl w:val="1"/>
-          <w:numId w:val="1008"/>
-        </w:numPr>
-      </w:pPr>
-      <w:r>
-        <w:t xml:space="preserve">The full details can be provided either with the code, in appendix, or as supplemental material.</w:t>
-      </w:r>
-    </w:p>
-    <w:p>
-      <w:pPr>
-        <w:numPr>
-          <w:ilvl w:val="0"/>
-          <w:numId w:val="1001"/>
-        </w:numPr>
-      </w:pPr>
-      <w:r>
-        <w:rPr>
-          <w:b/>
-          <w:bCs/>
-        </w:rPr>
-        <w:t xml:space="preserve">Experiment statistical significance</w:t>
-      </w:r>
-    </w:p>
-    <w:p>
-      <w:pPr>
-        <w:numPr>
-          <w:ilvl w:val="0"/>
-          <w:numId w:val="1001"/>
-        </w:numPr>
-      </w:pPr>
-      <w:r>
-        <w:t xml:space="preserve">Question: Does the paper report error bars suitably and correctly defined or other appropriate information about the statistical significance of the experiments?</w:t>
-      </w:r>
-    </w:p>
-    <w:p>
-      <w:pPr>
-        <w:numPr>
-          <w:ilvl w:val="0"/>
-          <w:numId w:val="1001"/>
-        </w:numPr>
-      </w:pPr>
-      <w:r>
-        <w:t xml:space="preserve">Answer:</w:t>
-      </w:r>
-    </w:p>
-    <w:p>
-      <w:pPr>
-        <w:numPr>
-          <w:ilvl w:val="0"/>
-          <w:numId w:val="1001"/>
-        </w:numPr>
-      </w:pPr>
-      <w:r>
-        <w:t xml:space="preserve">Justification: Principal estimates have explicitly defined 95% cluster-bootstrap intervals, the independent unit and 10,000-resample procedure are stated in the Methods, and exact sign counts are reported where relevant. The text identifies controls and secondary means for which exact intervals were not available.</w:t>
-      </w:r>
-    </w:p>
-    <w:p>
-      <w:pPr>
-        <w:numPr>
-          <w:ilvl w:val="0"/>
-          <w:numId w:val="1001"/>
-        </w:numPr>
-      </w:pPr>
-      <w:r>
-        <w:t xml:space="preserve">Guidelines:</w:t>
-      </w:r>
-    </w:p>
-    <w:p>
-      <w:pPr>
-        <w:numPr>
-          <w:ilvl w:val="1"/>
-          <w:numId w:val="1009"/>
-        </w:numPr>
-      </w:pPr>
-      <w:r>
-        <w:t xml:space="preserve">The answer means that the paper does not include experiments.</w:t>
-      </w:r>
-    </w:p>
-    <w:p>
-      <w:pPr>
-        <w:numPr>
-          <w:ilvl w:val="1"/>
-          <w:numId w:val="1009"/>
-        </w:numPr>
-      </w:pPr>
-      <w:r>
-        <w:t xml:space="preserve">The authors should answer if the results are accompanied by error bars, confidence intervals, or statistical significance tests, at least for the experiments that support the main claims of the paper.</w:t>
-      </w:r>
-    </w:p>
-    <w:p>
-      <w:pPr>
-        <w:numPr>
-          <w:ilvl w:val="1"/>
-          <w:numId w:val="1009"/>
-        </w:numPr>
-      </w:pPr>
-      <w:r>
-        <w:t xml:space="preserve">The factors of variability that the error bars are capturing should be clearly stated (for example, train/test split, initialization, random drawing of some parameter, or overall run with given experimental conditions).</w:t>
-      </w:r>
-    </w:p>
-    <w:p>
-      <w:pPr>
-        <w:numPr>
-          <w:ilvl w:val="1"/>
-          <w:numId w:val="1009"/>
-        </w:numPr>
-      </w:pPr>
-      <w:r>
-        <w:t xml:space="preserve">The method for calculating the error bars should be explained (closed form formula, call to a library function, bootstrap, etc.)</w:t>
-      </w:r>
-    </w:p>
-    <w:p>
-      <w:pPr>
-        <w:numPr>
-          <w:ilvl w:val="1"/>
-          <w:numId w:val="1009"/>
-        </w:numPr>
-      </w:pPr>
-      <w:r>
-        <w:t xml:space="preserve">The assumptions made should be given (e.g., Normally distributed errors).</w:t>
-      </w:r>
-    </w:p>
-    <w:p>
-      <w:pPr>
-        <w:numPr>
-          <w:ilvl w:val="1"/>
-          <w:numId w:val="1009"/>
-        </w:numPr>
-      </w:pPr>
-      <w:r>
-        <w:t xml:space="preserve">It should be clear whether the error bar is the standard deviation or the standard error of the mean.</w:t>
-      </w:r>
-    </w:p>
-    <w:p>
-      <w:pPr>
-        <w:numPr>
-          <w:ilvl w:val="1"/>
-          <w:numId w:val="1009"/>
-        </w:numPr>
-      </w:pPr>
-      <w:r>
-        <w:t xml:space="preserve">It is OK to report 1-sigma error bars, but one should state it. The authors should preferably report a 2-sigma error bar than state that they have a 96% CI, if the hypothesis of Normality of errors is not verified.</w:t>
-      </w:r>
-    </w:p>
-    <w:p>
-      <w:pPr>
-        <w:numPr>
-          <w:ilvl w:val="1"/>
-          <w:numId w:val="1009"/>
-        </w:numPr>
-      </w:pPr>
-      <w:r>
-        <w:t xml:space="preserve">For asymmetric distributions, the authors should be careful not to show in tables or figures symmetric error bars that would yield results that are out of range (e.g., negative error rates).</w:t>
-      </w:r>
-    </w:p>
-    <w:p>
-      <w:pPr>
-        <w:numPr>
-          <w:ilvl w:val="1"/>
-          <w:numId w:val="1009"/>
-        </w:numPr>
-      </w:pPr>
-      <w:r>
-        <w:t xml:space="preserve">If error bars are reported in tables or plots, the authors should explain in the text how they were calculated and reference the corresponding figures or tables in the text.</w:t>
-      </w:r>
-    </w:p>
-    <w:p>
-      <w:pPr>
-        <w:numPr>
-          <w:ilvl w:val="0"/>
-          <w:numId w:val="1001"/>
-        </w:numPr>
-      </w:pPr>
-      <w:r>
-        <w:rPr>
-          <w:b/>
-          <w:bCs/>
-        </w:rPr>
-        <w:t xml:space="preserve">Experiments compute resources</w:t>
-      </w:r>
-    </w:p>
-    <w:p>
-      <w:pPr>
-        <w:numPr>
-          <w:ilvl w:val="0"/>
-          <w:numId w:val="1001"/>
-        </w:numPr>
-      </w:pPr>
-      <w:r>
-        <w:t xml:space="preserve">Question: For each experiment, does the paper provide sufficient information on the computer resources (type of compute workers, memory, time of execution) needed to reproduce the experiments?</w:t>
-      </w:r>
-    </w:p>
-    <w:p>
-      <w:pPr>
-        <w:numPr>
-          <w:ilvl w:val="0"/>
-          <w:numId w:val="1001"/>
-        </w:numPr>
-      </w:pPr>
-      <w:r>
-        <w:t xml:space="preserve">Answer:</w:t>
-      </w:r>
-    </w:p>
-    <w:p>
-      <w:pPr>
-        <w:numPr>
-          <w:ilvl w:val="0"/>
-          <w:numId w:val="1001"/>
-        </w:numPr>
-      </w:pPr>
-      <w:r>
-        <w:t xml:space="preserve">Justification: Appendix A reports GPU type and software environment, but complete per-run wall-clock and aggregate compute-hour accounting is still being assembled for the submission artifact.</w:t>
-      </w:r>
-    </w:p>
-    <w:p>
-      <w:pPr>
-        <w:numPr>
-          <w:ilvl w:val="0"/>
-          <w:numId w:val="1001"/>
-        </w:numPr>
-      </w:pPr>
-      <w:r>
-        <w:t xml:space="preserve">Guidelines:</w:t>
-      </w:r>
-    </w:p>
-    <w:p>
-      <w:pPr>
-        <w:numPr>
-          <w:ilvl w:val="1"/>
-          <w:numId w:val="1010"/>
-        </w:numPr>
-      </w:pPr>
-      <w:r>
-        <w:t xml:space="preserve">The answer means that the paper does not include experiments.</w:t>
-      </w:r>
-    </w:p>
-    <w:p>
-      <w:pPr>
-        <w:numPr>
-          <w:ilvl w:val="1"/>
-          <w:numId w:val="1010"/>
-        </w:numPr>
-      </w:pPr>
-      <w:r>
-        <w:t xml:space="preserve">The paper should indicate the type of compute workers CPU or GPU, internal cluster, or cloud provider, including relevant memory and storage.</w:t>
-      </w:r>
-    </w:p>
-    <w:p>
-      <w:pPr>
-        <w:numPr>
-          <w:ilvl w:val="1"/>
-          <w:numId w:val="1010"/>
-        </w:numPr>
-      </w:pPr>
-      <w:r>
-        <w:t xml:space="preserve">The paper should provide the amount of compute required for each of the individual experimental runs as well as estimate the total compute.</w:t>
-      </w:r>
-    </w:p>
-    <w:p>
-      <w:pPr>
-        <w:numPr>
-          <w:ilvl w:val="1"/>
-          <w:numId w:val="1010"/>
-        </w:numPr>
-      </w:pPr>
-      <w:r>
-        <w:t xml:space="preserve">The paper should disclose whether the full research project required more compute than the experiments reported in the paper (e.g., preliminary or failed experiments that didn’t make it into the paper).</w:t>
-      </w:r>
-    </w:p>
-    <w:p>
-      <w:pPr>
-        <w:numPr>
-          <w:ilvl w:val="0"/>
-          <w:numId w:val="1001"/>
-        </w:numPr>
-      </w:pPr>
-      <w:r>
-        <w:rPr>
-          <w:b/>
-          <w:bCs/>
-        </w:rPr>
-        <w:t xml:space="preserve">Code of ethics</w:t>
-      </w:r>
-    </w:p>
-    <w:p>
-      <w:pPr>
-        <w:numPr>
-          <w:ilvl w:val="0"/>
-          <w:numId w:val="1001"/>
-        </w:numPr>
-      </w:pPr>
-      <w:r>
-        <w:t xml:space="preserve">Question: Does the research conducted in the paper conform, in every respect, with the NeurIPS Code of Ethics</w:t>
-      </w:r>
-      <w:r>
-        <w:t xml:space="preserve"> </w:t>
-      </w:r>
-      <w:hyperlink r:id="rId54">
-        <w:r>
-          <w:rPr>
-            <w:rStyle w:val="Hyperlink"/>
-          </w:rPr>
-          <w:t xml:space="preserve">https://neurips.cc/public/EthicsGuidelines</w:t>
-        </w:r>
-      </w:hyperlink>
-      <w:r>
-        <w:t xml:space="preserve">?</w:t>
-      </w:r>
-    </w:p>
-    <w:p>
-      <w:pPr>
-        <w:numPr>
-          <w:ilvl w:val="0"/>
-          <w:numId w:val="1001"/>
-        </w:numPr>
-      </w:pPr>
-      <w:r>
-        <w:t xml:space="preserve">Answer:</w:t>
-      </w:r>
-    </w:p>
-    <w:p>
-      <w:pPr>
-        <w:numPr>
-          <w:ilvl w:val="0"/>
-          <w:numId w:val="1001"/>
-        </w:numPr>
-      </w:pPr>
-      <w:r>
-        <w:t xml:space="preserve">Justification: The experiments use public robot-policy checkpoints and simulation benchmarks, involve no people or personal data, and report negative and failed intervention results rather than selectively discarding them.</w:t>
-      </w:r>
-    </w:p>
-    <w:p>
-      <w:pPr>
-        <w:numPr>
-          <w:ilvl w:val="0"/>
-          <w:numId w:val="1001"/>
-        </w:numPr>
-      </w:pPr>
-      <w:r>
-        <w:t xml:space="preserve">Guidelines:</w:t>
-      </w:r>
-    </w:p>
-    <w:p>
-      <w:pPr>
-        <w:numPr>
-          <w:ilvl w:val="1"/>
-          <w:numId w:val="1011"/>
-        </w:numPr>
-      </w:pPr>
-      <w:r>
-        <w:t xml:space="preserve">The answer means that the authors have not reviewed the NeurIPS Code of Ethics.</w:t>
-      </w:r>
-    </w:p>
-    <w:p>
-      <w:pPr>
-        <w:numPr>
-          <w:ilvl w:val="1"/>
-          <w:numId w:val="1011"/>
-        </w:numPr>
-      </w:pPr>
-      <w:r>
-        <w:t xml:space="preserve">If the authors answer , they should explain the special circumstances that require a deviation from the Code of Ethics.</w:t>
-      </w:r>
-    </w:p>
-    <w:p>
-      <w:pPr>
-        <w:numPr>
-          <w:ilvl w:val="1"/>
-          <w:numId w:val="1011"/>
-        </w:numPr>
-      </w:pPr>
-      <w:r>
-        <w:t xml:space="preserve">The authors should make sure to preserve anonymity (e.g., if there is a special consideration due to laws or regulations in their jurisdiction).</w:t>
-      </w:r>
-    </w:p>
-    <w:p>
-      <w:pPr>
-        <w:numPr>
-          <w:ilvl w:val="0"/>
-          <w:numId w:val="1001"/>
-        </w:numPr>
-      </w:pPr>
-      <w:r>
-        <w:rPr>
-          <w:b/>
-          <w:bCs/>
-        </w:rPr>
-        <w:t xml:space="preserve">Broader impacts</w:t>
-      </w:r>
-    </w:p>
-    <w:p>
-      <w:pPr>
-        <w:numPr>
-          <w:ilvl w:val="0"/>
-          <w:numId w:val="1001"/>
-        </w:numPr>
-      </w:pPr>
-      <w:r>
-        <w:t xml:space="preserve">Question: Does the paper discuss both potential positive societal impacts and negative societal impacts of the work performed?</w:t>
-      </w:r>
-    </w:p>
-    <w:p>
-      <w:pPr>
-        <w:numPr>
-          <w:ilvl w:val="0"/>
-          <w:numId w:val="1001"/>
-        </w:numPr>
-      </w:pPr>
-      <w:r>
-        <w:t xml:space="preserve">Answer:</w:t>
-      </w:r>
-    </w:p>
-    <w:p>
-      <w:pPr>
-        <w:numPr>
-          <w:ilvl w:val="0"/>
-          <w:numId w:val="1001"/>
-        </w:numPr>
-      </w:pPr>
-      <w:r>
-        <w:t xml:space="preserve">Justification: The Discussion and Limitations section discusses auditability benefits, action-redirection misuse, false confidence from narrow simulation, and corresponding validation and safety-monitoring needs.</w:t>
-      </w:r>
-    </w:p>
-    <w:p>
-      <w:pPr>
-        <w:numPr>
-          <w:ilvl w:val="0"/>
-          <w:numId w:val="1001"/>
-        </w:numPr>
-      </w:pPr>
-      <w:r>
-        <w:t xml:space="preserve">Guidelines:</w:t>
-      </w:r>
-    </w:p>
-    <w:p>
-      <w:pPr>
-        <w:numPr>
-          <w:ilvl w:val="1"/>
-          <w:numId w:val="1012"/>
-        </w:numPr>
-      </w:pPr>
-      <w:r>
-        <w:t xml:space="preserve">The answer means that there is no societal impact of the work performed.</w:t>
-      </w:r>
-    </w:p>
-    <w:p>
-      <w:pPr>
-        <w:numPr>
-          <w:ilvl w:val="1"/>
-          <w:numId w:val="1012"/>
-        </w:numPr>
-      </w:pPr>
-      <w:r>
-        <w:t xml:space="preserve">If the authors answer or , they should explain why their work has no societal impact or why the paper does not address societal impact.</w:t>
-      </w:r>
-    </w:p>
-    <w:p>
-      <w:pPr>
-        <w:numPr>
-          <w:ilvl w:val="1"/>
-          <w:numId w:val="1012"/>
-        </w:numPr>
-      </w:pPr>
-      <w:r>
-        <w:t xml:space="preserve">Examples of negative societal impacts include potential malicious or unintended uses (e.g., disinformation, generating fake profiles, surveillance), fairness considerations (e.g., deployment of technologies that could make decisions that unfairly impact specific groups), privacy considerations, and security considerations.</w:t>
-      </w:r>
-    </w:p>
-    <w:p>
-      <w:pPr>
-        <w:numPr>
-          <w:ilvl w:val="1"/>
-          <w:numId w:val="1012"/>
-        </w:numPr>
-      </w:pPr>
-      <w:r>
-        <w:t xml:space="preserve">The conference expects that many papers will be foundational research and not tied to particular applications, let alone deployments. However, if there is a direct path to any negative applications, the authors should point it out. For example, it is legitimate to point out that an improvement in the quality of generative models could be used to generate Deepfakes for disinformation. On the other hand, it is not needed to point out that a generic algorithm for optimizing neural networks could enable people to train models that generate Deepfakes faster.</w:t>
-      </w:r>
-    </w:p>
-    <w:p>
-      <w:pPr>
-        <w:numPr>
-          <w:ilvl w:val="1"/>
-          <w:numId w:val="1012"/>
-        </w:numPr>
-      </w:pPr>
-      <w:r>
-        <w:t xml:space="preserve">The authors should consider possible harms that could arise when the technology is being used as intended and functioning correctly, harms that could arise when the technology is being used as intended but gives incorrect results, and harms following from (intentional or unintentional) misuse of the technology.</w:t>
-      </w:r>
-    </w:p>
-    <w:p>
-      <w:pPr>
-        <w:numPr>
-          <w:ilvl w:val="1"/>
-          <w:numId w:val="1012"/>
-        </w:numPr>
-      </w:pPr>
-      <w:r>
-        <w:t xml:space="preserve">If there are negative societal impacts, the authors could also discuss possible mitigation strategies (e.g., gated release of models, providing defenses in addition to attacks, mechanisms for monitoring misuse, mechanisms to monitor how a system learns from feedback over time, improving the efficiency and accessibility of ML).</w:t>
-      </w:r>
-    </w:p>
-    <w:p>
-      <w:pPr>
-        <w:numPr>
-          <w:ilvl w:val="0"/>
-          <w:numId w:val="1001"/>
-        </w:numPr>
-      </w:pPr>
-      <w:r>
-        <w:rPr>
-          <w:b/>
-          <w:bCs/>
-        </w:rPr>
-        <w:t xml:space="preserve">Safeguards</w:t>
-      </w:r>
-    </w:p>
-    <w:p>
-      <w:pPr>
-        <w:numPr>
-          <w:ilvl w:val="0"/>
-          <w:numId w:val="1001"/>
-        </w:numPr>
-      </w:pPr>
-      <w:r>
-        <w:t xml:space="preserve">Question: Does the paper describe safeguards that have been put in place for responsible release of data or models that have a high risk for misuse (e.g., pre-trained language models, image generators, or scraped datasets)?</w:t>
-      </w:r>
-    </w:p>
-    <w:p>
-      <w:pPr>
-        <w:numPr>
-          <w:ilvl w:val="0"/>
-          <w:numId w:val="1001"/>
-        </w:numPr>
-      </w:pPr>
-      <w:r>
-        <w:t xml:space="preserve">Answer:</w:t>
-      </w:r>
-    </w:p>
-    <w:p>
-      <w:pPr>
-        <w:numPr>
-          <w:ilvl w:val="0"/>
-          <w:numId w:val="1001"/>
-        </w:numPr>
-      </w:pPr>
-      <w:r>
-        <w:t xml:space="preserve">Justification: This work does not release a new high-risk pretrained model or scraped dataset; it analyzes existing robot policies in simulation.</w:t>
-      </w:r>
-    </w:p>
-    <w:p>
-      <w:pPr>
-        <w:numPr>
-          <w:ilvl w:val="0"/>
-          <w:numId w:val="1001"/>
-        </w:numPr>
-      </w:pPr>
-      <w:r>
-        <w:t xml:space="preserve">Guidelines:</w:t>
-      </w:r>
-    </w:p>
-    <w:p>
-      <w:pPr>
-        <w:numPr>
-          <w:ilvl w:val="1"/>
-          <w:numId w:val="1013"/>
-        </w:numPr>
-      </w:pPr>
-      <w:r>
-        <w:t xml:space="preserve">The answer means that the paper poses no such risks.</w:t>
-      </w:r>
-    </w:p>
-    <w:p>
-      <w:pPr>
-        <w:numPr>
-          <w:ilvl w:val="1"/>
-          <w:numId w:val="1013"/>
-        </w:numPr>
-      </w:pPr>
-      <w:r>
-        <w:t xml:space="preserve">Released models that have a high risk for misuse or dual-use should be released with necessary safeguards to allow for controlled use of the model, for example by requiring that users adhere to usage guidelines or restrictions to access the model or implementing safety filters.</w:t>
-      </w:r>
-    </w:p>
-    <w:p>
-      <w:pPr>
-        <w:numPr>
-          <w:ilvl w:val="1"/>
-          <w:numId w:val="1013"/>
-        </w:numPr>
-      </w:pPr>
-      <w:r>
-        <w:t xml:space="preserve">Datasets that have been scraped from the Internet could pose safety risks. The authors should describe how they avoided releasing unsafe images.</w:t>
-      </w:r>
-    </w:p>
-    <w:p>
-      <w:pPr>
-        <w:numPr>
-          <w:ilvl w:val="1"/>
-          <w:numId w:val="1013"/>
-        </w:numPr>
-      </w:pPr>
-      <w:r>
-        <w:t xml:space="preserve">We recognize that providing effective safeguards is challenging, and many papers do not require this, but we encourage authors to take this into account and make a best faith effort.</w:t>
-      </w:r>
-    </w:p>
-    <w:p>
-      <w:pPr>
-        <w:numPr>
-          <w:ilvl w:val="0"/>
-          <w:numId w:val="1001"/>
-        </w:numPr>
-      </w:pPr>
-      <w:r>
-        <w:rPr>
-          <w:b/>
-          <w:bCs/>
-        </w:rPr>
-        <w:t xml:space="preserve">Licenses for existing assets</w:t>
-      </w:r>
-    </w:p>
-    <w:p>
-      <w:pPr>
-        <w:numPr>
-          <w:ilvl w:val="0"/>
-          <w:numId w:val="1001"/>
-        </w:numPr>
-      </w:pPr>
-      <w:r>
-        <w:t xml:space="preserve">Question: Are the creators or original owners of assets (e.g., code, data, models), used in the paper, properly credited and are the license and terms of use explicitly mentioned and properly respected?</w:t>
-      </w:r>
-    </w:p>
-    <w:p>
-      <w:pPr>
-        <w:numPr>
-          <w:ilvl w:val="0"/>
-          <w:numId w:val="1001"/>
-        </w:numPr>
-      </w:pPr>
-      <w:r>
-        <w:t xml:space="preserve">Answer:</w:t>
-      </w:r>
-    </w:p>
-    <w:p>
-      <w:pPr>
-        <w:numPr>
-          <w:ilvl w:val="0"/>
-          <w:numId w:val="1001"/>
-        </w:numPr>
-      </w:pPr>
-      <w:r>
-        <w:t xml:space="preserve">Justification: Existing assets are cited and exact source revisions are recorded, but an explicit license inventory for every upstream code and benchmark asset remains to be added before submission.</w:t>
-      </w:r>
-    </w:p>
-    <w:p>
-      <w:pPr>
-        <w:numPr>
-          <w:ilvl w:val="0"/>
-          <w:numId w:val="1001"/>
-        </w:numPr>
-      </w:pPr>
-      <w:r>
-        <w:t xml:space="preserve">Guidelines:</w:t>
-      </w:r>
-    </w:p>
-    <w:p>
-      <w:pPr>
-        <w:numPr>
-          <w:ilvl w:val="1"/>
-          <w:numId w:val="1014"/>
-        </w:numPr>
-      </w:pPr>
-      <w:r>
-        <w:t xml:space="preserve">The answer means that the paper does not use existing assets.</w:t>
-      </w:r>
-    </w:p>
-    <w:p>
-      <w:pPr>
-        <w:numPr>
-          <w:ilvl w:val="1"/>
-          <w:numId w:val="1014"/>
-        </w:numPr>
-      </w:pPr>
-      <w:r>
-        <w:t xml:space="preserve">The authors should cite the original paper that produced the code package or dataset.</w:t>
-      </w:r>
-    </w:p>
-    <w:p>
-      <w:pPr>
-        <w:numPr>
-          <w:ilvl w:val="1"/>
-          <w:numId w:val="1014"/>
-        </w:numPr>
-      </w:pPr>
-      <w:r>
-        <w:t xml:space="preserve">The authors should state which version of the asset is used and, if possible, include a URL.</w:t>
-      </w:r>
-    </w:p>
-    <w:p>
-      <w:pPr>
-        <w:numPr>
-          <w:ilvl w:val="1"/>
-          <w:numId w:val="1014"/>
-        </w:numPr>
-      </w:pPr>
-      <w:r>
-        <w:t xml:space="preserve">The name of the license (e.g., CC-BY 4.0) should be included for each asset.</w:t>
-      </w:r>
-    </w:p>
-    <w:p>
-      <w:pPr>
-        <w:numPr>
-          <w:ilvl w:val="1"/>
-          <w:numId w:val="1014"/>
-        </w:numPr>
-      </w:pPr>
-      <w:r>
-        <w:t xml:space="preserve">For scraped data from a particular source (e.g., website), the copyright and terms of service of that source should be provided.</w:t>
-      </w:r>
-    </w:p>
-    <w:p>
-      <w:pPr>
-        <w:numPr>
-          <w:ilvl w:val="1"/>
-          <w:numId w:val="1014"/>
-        </w:numPr>
-      </w:pPr>
-      <w:r>
-        <w:t xml:space="preserve">If assets are released, the license, copyright information, and terms of use in the package should be provided. For popular datasets,</w:t>
-      </w:r>
-      <w:r>
-        <w:t xml:space="preserve"> </w:t>
-      </w:r>
-      <w:hyperlink r:id="rId55">
-        <w:r>
-          <w:rPr>
-            <w:rStyle w:val="Hyperlink"/>
-          </w:rPr>
-          <w:t xml:space="preserve">paperswithcode.com/datasets</w:t>
-        </w:r>
-      </w:hyperlink>
-      <w:r>
-        <w:t xml:space="preserve"> </w:t>
-      </w:r>
-      <w:r>
-        <w:t xml:space="preserve">has curated licenses for some datasets. Their licensing guide can help determine the license of a dataset.</w:t>
-      </w:r>
-    </w:p>
-    <w:p>
-      <w:pPr>
-        <w:numPr>
-          <w:ilvl w:val="1"/>
-          <w:numId w:val="1014"/>
-        </w:numPr>
-      </w:pPr>
-      <w:r>
-        <w:t xml:space="preserve">For existing datasets that are re-packaged, both the original license and the license of the derived asset (if it has changed) should be provided.</w:t>
-      </w:r>
-    </w:p>
-    <w:p>
-      <w:pPr>
-        <w:numPr>
-          <w:ilvl w:val="1"/>
-          <w:numId w:val="1014"/>
-        </w:numPr>
-      </w:pPr>
-      <w:r>
-        <w:t xml:space="preserve">If this information is not available online, the authors are encouraged to reach out to the asset’s creators.</w:t>
-      </w:r>
-    </w:p>
-    <w:p>
-      <w:pPr>
-        <w:numPr>
-          <w:ilvl w:val="0"/>
-          <w:numId w:val="1001"/>
-        </w:numPr>
-      </w:pPr>
-      <w:r>
-        <w:rPr>
-          <w:b/>
-          <w:bCs/>
-        </w:rPr>
-        <w:t xml:space="preserve">New assets</w:t>
-      </w:r>
-    </w:p>
-    <w:p>
-      <w:pPr>
-        <w:numPr>
-          <w:ilvl w:val="0"/>
-          <w:numId w:val="1001"/>
-        </w:numPr>
-      </w:pPr>
-      <w:r>
-        <w:t xml:space="preserve">Question: Are new assets introduced in the paper well documented and is the documentation provided alongside the assets?</w:t>
-      </w:r>
-    </w:p>
-    <w:p>
-      <w:pPr>
-        <w:numPr>
-          <w:ilvl w:val="0"/>
-          <w:numId w:val="1001"/>
-        </w:numPr>
-      </w:pPr>
-      <w:r>
-        <w:t xml:space="preserve">Answer:</w:t>
-      </w:r>
-    </w:p>
-    <w:p>
-      <w:pPr>
-        <w:numPr>
-          <w:ilvl w:val="0"/>
-          <w:numId w:val="1001"/>
-        </w:numPr>
-      </w:pPr>
-      <w:r>
-        <w:t xml:space="preserve">Justification: New intervention code and result manifests are documented in the working artifact, but the anonymized release package and its final license are not yet attached to this draft.</w:t>
-      </w:r>
-    </w:p>
-    <w:p>
-      <w:pPr>
-        <w:numPr>
-          <w:ilvl w:val="0"/>
-          <w:numId w:val="1001"/>
-        </w:numPr>
-      </w:pPr>
-      <w:r>
-        <w:t xml:space="preserve">Guidelines:</w:t>
-      </w:r>
-    </w:p>
-    <w:p>
-      <w:pPr>
-        <w:numPr>
-          <w:ilvl w:val="1"/>
-          <w:numId w:val="1015"/>
-        </w:numPr>
-      </w:pPr>
-      <w:r>
-        <w:t xml:space="preserve">The answer means that the paper does not release new assets.</w:t>
-      </w:r>
-    </w:p>
-    <w:p>
-      <w:pPr>
-        <w:numPr>
-          <w:ilvl w:val="1"/>
-          <w:numId w:val="1015"/>
-        </w:numPr>
-      </w:pPr>
-      <w:r>
-        <w:t xml:space="preserve">Researchers should communicate the details of the dataset/code/model as part of their submissions via structured templates. This includes details about training, license, limitations, etc.</w:t>
-      </w:r>
-    </w:p>
-    <w:p>
-      <w:pPr>
-        <w:numPr>
-          <w:ilvl w:val="1"/>
-          <w:numId w:val="1015"/>
-        </w:numPr>
-      </w:pPr>
-      <w:r>
-        <w:t xml:space="preserve">The paper should discuss whether and how consent was obtained from people whose asset is used.</w:t>
-      </w:r>
-    </w:p>
-    <w:p>
-      <w:pPr>
-        <w:numPr>
-          <w:ilvl w:val="1"/>
-          <w:numId w:val="1015"/>
-        </w:numPr>
-      </w:pPr>
-      <w:r>
-        <w:t xml:space="preserve">At submission time, remember to anonymize your assets (if applicable). You can either create an anonymized URL or include an anonymized zip file.</w:t>
-      </w:r>
-    </w:p>
-    <w:p>
-      <w:pPr>
-        <w:numPr>
-          <w:ilvl w:val="0"/>
-          <w:numId w:val="1001"/>
-        </w:numPr>
-      </w:pPr>
-      <w:r>
-        <w:rPr>
-          <w:b/>
-          <w:bCs/>
-        </w:rPr>
-        <w:t xml:space="preserve">Crowdsourcing and research with human subjects</w:t>
-      </w:r>
-    </w:p>
-    <w:p>
-      <w:pPr>
-        <w:numPr>
-          <w:ilvl w:val="0"/>
-          <w:numId w:val="1001"/>
-        </w:numPr>
-      </w:pPr>
-      <w:r>
-        <w:t xml:space="preserve">Question: For crowdsourcing experiments and research with human subjects, does the paper include the full text of instructions given to participants and screenshots, if applicable, as well as details about compensation (if any)?</w:t>
-      </w:r>
-    </w:p>
-    <w:p>
-      <w:pPr>
-        <w:numPr>
-          <w:ilvl w:val="0"/>
-          <w:numId w:val="1001"/>
-        </w:numPr>
-      </w:pPr>
-      <w:r>
-        <w:t xml:space="preserve">Answer:</w:t>
-      </w:r>
-    </w:p>
-    <w:p>
-      <w:pPr>
-        <w:numPr>
-          <w:ilvl w:val="0"/>
-          <w:numId w:val="1001"/>
-        </w:numPr>
-      </w:pPr>
-      <w:r>
-        <w:t xml:space="preserve">Justification: The research contains no crowdsourcing and no human participants.</w:t>
-      </w:r>
-    </w:p>
-    <w:p>
-      <w:pPr>
-        <w:numPr>
-          <w:ilvl w:val="0"/>
-          <w:numId w:val="1001"/>
-        </w:numPr>
-      </w:pPr>
-      <w:r>
-        <w:t xml:space="preserve">Guidelines:</w:t>
-      </w:r>
-    </w:p>
-    <w:p>
-      <w:pPr>
-        <w:numPr>
-          <w:ilvl w:val="1"/>
-          <w:numId w:val="1016"/>
-        </w:numPr>
-      </w:pPr>
-      <w:r>
-        <w:t xml:space="preserve">The answer means that the paper does not involve crowdsourcing nor research with human subjects.</w:t>
-      </w:r>
-    </w:p>
-    <w:p>
-      <w:pPr>
-        <w:numPr>
-          <w:ilvl w:val="1"/>
-          <w:numId w:val="1016"/>
-        </w:numPr>
-      </w:pPr>
-      <w:r>
-        <w:t xml:space="preserve">Including this information in the supplemental material is fine, but if the main contribution of the paper involves human subjects, then as much detail as possible should be included in the main paper.</w:t>
-      </w:r>
-    </w:p>
-    <w:p>
-      <w:pPr>
-        <w:numPr>
-          <w:ilvl w:val="1"/>
-          <w:numId w:val="1016"/>
-        </w:numPr>
-      </w:pPr>
-      <w:r>
-        <w:t xml:space="preserve">According to the NeurIPS Code of Ethics, workers involved in data collection, curation, or other labor should be paid at least the minimum wage in the country of the data collector.</w:t>
-      </w:r>
-    </w:p>
-    <w:p>
-      <w:pPr>
-        <w:numPr>
-          <w:ilvl w:val="0"/>
-          <w:numId w:val="1001"/>
-        </w:numPr>
-      </w:pPr>
-      <w:r>
-        <w:rPr>
-          <w:b/>
-          <w:bCs/>
-        </w:rPr>
-        <w:t xml:space="preserve">Institutional review board (IRB) approvals or equivalent for research with human subjects</w:t>
-      </w:r>
-    </w:p>
-    <w:p>
-      <w:pPr>
-        <w:numPr>
-          <w:ilvl w:val="0"/>
-          <w:numId w:val="1001"/>
-        </w:numPr>
-      </w:pPr>
-      <w:r>
-        <w:t xml:space="preserve">Question: Does the paper describe potential risks incurred by study participants, whether such risks were disclosed to the subjects, and whether Institutional Review Board (IRB) approvals (or an equivalent approval/review based on the requirements of your country or institution) were obtained?</w:t>
-      </w:r>
-    </w:p>
-    <w:p>
-      <w:pPr>
-        <w:numPr>
-          <w:ilvl w:val="0"/>
-          <w:numId w:val="1001"/>
-        </w:numPr>
-      </w:pPr>
-      <w:r>
-        <w:t xml:space="preserve">Answer:</w:t>
-      </w:r>
-    </w:p>
-    <w:p>
-      <w:pPr>
-        <w:numPr>
-          <w:ilvl w:val="0"/>
-          <w:numId w:val="1001"/>
-        </w:numPr>
-      </w:pPr>
-      <w:r>
-        <w:t xml:space="preserve">Justification: The research contains no human-subject data collection or interaction.</w:t>
-      </w:r>
-    </w:p>
-    <w:p>
-      <w:pPr>
-        <w:numPr>
-          <w:ilvl w:val="0"/>
-          <w:numId w:val="1001"/>
-        </w:numPr>
-      </w:pPr>
-      <w:r>
-        <w:t xml:space="preserve">Guidelines:</w:t>
-      </w:r>
-    </w:p>
-    <w:p>
-      <w:pPr>
-        <w:numPr>
-          <w:ilvl w:val="1"/>
-          <w:numId w:val="1017"/>
-        </w:numPr>
-      </w:pPr>
-      <w:r>
-        <w:t xml:space="preserve">The answer means that the paper does not involve crowdsourcing nor research with human subjects.</w:t>
-      </w:r>
-    </w:p>
-    <w:p>
-      <w:pPr>
-        <w:numPr>
-          <w:ilvl w:val="1"/>
-          <w:numId w:val="1017"/>
-        </w:numPr>
-      </w:pPr>
-      <w:r>
-        <w:t xml:space="preserve">Depending on the country in which research is conducted, IRB approval (or equivalent) may be required for any human subjects research. If you obtained IRB approval, you should clearly state this in the paper.</w:t>
-      </w:r>
-    </w:p>
-    <w:p>
-      <w:pPr>
-        <w:numPr>
-          <w:ilvl w:val="1"/>
-          <w:numId w:val="1017"/>
-        </w:numPr>
-      </w:pPr>
-      <w:r>
-        <w:t xml:space="preserve">We recognize that the procedures for this may vary significantly between institutions and locations, and we expect authors to adhere to the NeurIPS Code of Ethics and the guidelines for their institution.</w:t>
-      </w:r>
-    </w:p>
-    <w:p>
-      <w:pPr>
-        <w:numPr>
-          <w:ilvl w:val="1"/>
-          <w:numId w:val="1017"/>
-        </w:numPr>
-      </w:pPr>
-      <w:r>
-        <w:t xml:space="preserve">For initial submissions, do not include any information that would break anonymity (if applicable), such as the institution conducting the review.</w:t>
-      </w:r>
-    </w:p>
-    <w:p>
-      <w:pPr>
-        <w:numPr>
-          <w:ilvl w:val="0"/>
-          <w:numId w:val="1001"/>
-        </w:numPr>
-      </w:pPr>
-      <w:r>
-        <w:rPr>
-          <w:b/>
-          <w:bCs/>
-        </w:rPr>
-        <w:t xml:space="preserve">Declaration of LLM usage</w:t>
-      </w:r>
-    </w:p>
-    <w:p>
-      <w:pPr>
-        <w:numPr>
-          <w:ilvl w:val="0"/>
-          <w:numId w:val="1001"/>
-        </w:numPr>
-      </w:pPr>
-      <w:r>
-        <w:t xml:space="preserve">Question: Does the paper describe the usage of LLMs if it is an important, original, or non-standard component of the core methods in this research? Note that if the LLM is used only for writing, editing, or formatting purposes and does</w:t>
-      </w:r>
-      <w:r>
-        <w:t xml:space="preserve"> </w:t>
-      </w:r>
-      <w:r>
-        <w:rPr>
-          <w:i/>
-          <w:iCs/>
-        </w:rPr>
-        <w:t xml:space="preserve">not</w:t>
-      </w:r>
-      <w:r>
-        <w:t xml:space="preserve"> </w:t>
-      </w:r>
-      <w:r>
-        <w:t xml:space="preserve">impact the core methodology, scientific rigor, or originality of the research, declaration is not required.</w:t>
-      </w:r>
-    </w:p>
-    <w:p>
-      <w:pPr>
-        <w:numPr>
-          <w:ilvl w:val="0"/>
-          <w:numId w:val="1001"/>
-        </w:numPr>
-      </w:pPr>
-      <w:r>
-        <w:t xml:space="preserve">Answer:</w:t>
-      </w:r>
-    </w:p>
-    <w:p>
-      <w:pPr>
-        <w:numPr>
-          <w:ilvl w:val="0"/>
-          <w:numId w:val="1001"/>
-        </w:numPr>
-      </w:pPr>
-      <w:r>
-        <w:t xml:space="preserve">Justification: Language models were used only for writing and formatting assistance, not as a component of the experimental method or scientific evaluation.</w:t>
-      </w:r>
-    </w:p>
-    <w:p>
-      <w:pPr>
-        <w:numPr>
-          <w:ilvl w:val="0"/>
-          <w:numId w:val="1001"/>
-        </w:numPr>
-      </w:pPr>
-      <w:r>
-        <w:t xml:space="preserve">Guidelines:</w:t>
-      </w:r>
-    </w:p>
-    <w:p>
-      <w:pPr>
-        <w:numPr>
-          <w:ilvl w:val="1"/>
-          <w:numId w:val="1018"/>
-        </w:numPr>
-      </w:pPr>
-      <w:r>
-        <w:t xml:space="preserve">The answer means that the core method development in this research does not involve LLMs as any important, original, or non-standard components.</w:t>
-      </w:r>
-    </w:p>
-    <w:p>
-      <w:pPr>
-        <w:numPr>
-          <w:ilvl w:val="1"/>
-          <w:numId w:val="1018"/>
-        </w:numPr>
-      </w:pPr>
-      <w:r>
-        <w:t xml:space="preserve">Please refer to our LLM policy in the NeurIPS handbook for what should or should not be described.</w:t>
-      </w:r>
-    </w:p>
-    <w:bookmarkStart w:id="104" w:name="refs"/>
-    <w:bookmarkStart w:id="57" w:name="ref-du2023unipi"/>
+    <w:bookmarkStart w:id="99" w:name="refs"/>
+    <w:bookmarkStart w:id="52" w:name="ref-du2023unipi"/>
     <w:p>
       <w:pPr>
         <w:pStyle w:val="Bibliography"/>
@@ -7690,7 +6980,7 @@
       <w:r>
         <w:t xml:space="preserve"> </w:t>
       </w:r>
-      <w:hyperlink r:id="rId56">
+      <w:hyperlink r:id="rId51">
         <w:r>
           <w:rPr>
             <w:rStyle w:val="Hyperlink"/>
@@ -7702,8 +6992,8 @@
         <w:t xml:space="preserve">.</w:t>
       </w:r>
     </w:p>
-    <w:bookmarkEnd w:id="57"/>
-    <w:bookmarkStart w:id="59" w:name="ref-du2024videolanguage"/>
+    <w:bookmarkEnd w:id="52"/>
+    <w:bookmarkStart w:id="54" w:name="ref-du2024videolanguage"/>
     <w:p>
       <w:pPr>
         <w:pStyle w:val="Bibliography"/>
@@ -7733,7 +7023,7 @@
       <w:r>
         <w:t xml:space="preserve"> </w:t>
       </w:r>
-      <w:hyperlink r:id="rId58">
+      <w:hyperlink r:id="rId53">
         <w:r>
           <w:rPr>
             <w:rStyle w:val="Hyperlink"/>
@@ -7745,8 +7035,8 @@
         <w:t xml:space="preserve">.</w:t>
       </w:r>
     </w:p>
-    <w:bookmarkEnd w:id="59"/>
-    <w:bookmarkStart w:id="61" w:name="ref-ebert2018visualforesight"/>
+    <w:bookmarkEnd w:id="54"/>
+    <w:bookmarkStart w:id="56" w:name="ref-ebert2018visualforesight"/>
     <w:p>
       <w:pPr>
         <w:pStyle w:val="Bibliography"/>
@@ -7776,7 +7066,7 @@
       <w:r>
         <w:t xml:space="preserve"> </w:t>
       </w:r>
-      <w:hyperlink r:id="rId60">
+      <w:hyperlink r:id="rId55">
         <w:r>
           <w:rPr>
             <w:rStyle w:val="Hyperlink"/>
@@ -7788,8 +7078,8 @@
         <w:t xml:space="preserve">.</w:t>
       </w:r>
     </w:p>
-    <w:bookmarkEnd w:id="61"/>
-    <w:bookmarkStart w:id="63" w:name="ref-field2007clusterbootstrap"/>
+    <w:bookmarkEnd w:id="56"/>
+    <w:bookmarkStart w:id="58" w:name="ref-field2007clusterbootstrap"/>
     <w:p>
       <w:pPr>
         <w:pStyle w:val="Bibliography"/>
@@ -7822,7 +7112,7 @@
       <w:r>
         <w:t xml:space="preserve"> </w:t>
       </w:r>
-      <w:hyperlink r:id="rId62">
+      <w:hyperlink r:id="rId57">
         <w:r>
           <w:rPr>
             <w:rStyle w:val="Hyperlink"/>
@@ -7834,8 +7124,8 @@
         <w:t xml:space="preserve">.</w:t>
       </w:r>
     </w:p>
-    <w:bookmarkEnd w:id="63"/>
-    <w:bookmarkStart w:id="65" w:name="ref-goldowskydill2023pathpatching"/>
+    <w:bookmarkEnd w:id="58"/>
+    <w:bookmarkStart w:id="60" w:name="ref-goldowskydill2023pathpatching"/>
     <w:p>
       <w:pPr>
         <w:pStyle w:val="Bibliography"/>
@@ -7859,7 +7149,7 @@
       <w:r>
         <w:t xml:space="preserve"> </w:t>
       </w:r>
-      <w:hyperlink r:id="rId64">
+      <w:hyperlink r:id="rId59">
         <w:r>
           <w:rPr>
             <w:rStyle w:val="Hyperlink"/>
@@ -7871,8 +7161,8 @@
         <w:t xml:space="preserve">.</w:t>
       </w:r>
     </w:p>
-    <w:bookmarkEnd w:id="65"/>
-    <w:bookmarkStart w:id="67" w:name="ref-guo2024pad"/>
+    <w:bookmarkEnd w:id="60"/>
+    <w:bookmarkStart w:id="62" w:name="ref-guo2024pad"/>
     <w:p>
       <w:pPr>
         <w:pStyle w:val="Bibliography"/>
@@ -7905,7 +7195,7 @@
       <w:r>
         <w:t xml:space="preserve"> </w:t>
       </w:r>
-      <w:hyperlink r:id="rId66">
+      <w:hyperlink r:id="rId61">
         <w:r>
           <w:rPr>
             <w:rStyle w:val="Hyperlink"/>
@@ -7917,8 +7207,8 @@
         <w:t xml:space="preserve">.</w:t>
       </w:r>
     </w:p>
-    <w:bookmarkEnd w:id="67"/>
-    <w:bookmarkStart w:id="69" w:name="ref-hu2025vpp"/>
+    <w:bookmarkEnd w:id="62"/>
+    <w:bookmarkStart w:id="64" w:name="ref-hu2025vpp"/>
     <w:p>
       <w:pPr>
         <w:pStyle w:val="Bibliography"/>
@@ -7948,7 +7238,7 @@
       <w:r>
         <w:t xml:space="preserve"> </w:t>
       </w:r>
-      <w:hyperlink r:id="rId68">
+      <w:hyperlink r:id="rId63">
         <w:r>
           <w:rPr>
             <w:rStyle w:val="Hyperlink"/>
@@ -7960,8 +7250,8 @@
         <w:t xml:space="preserve">.</w:t>
       </w:r>
     </w:p>
-    <w:bookmarkEnd w:id="69"/>
-    <w:bookmarkStart w:id="71" w:name="ref-kim2026cosmospolicy"/>
+    <w:bookmarkEnd w:id="64"/>
+    <w:bookmarkStart w:id="66" w:name="ref-kim2026cosmospolicy"/>
     <w:p>
       <w:pPr>
         <w:pStyle w:val="Bibliography"/>
@@ -7997,7 +7287,7 @@
       <w:r>
         <w:t xml:space="preserve"> </w:t>
       </w:r>
-      <w:hyperlink r:id="rId70">
+      <w:hyperlink r:id="rId65">
         <w:r>
           <w:rPr>
             <w:rStyle w:val="Hyperlink"/>
@@ -8009,8 +7299,8 @@
         <w:t xml:space="preserve">.</w:t>
       </w:r>
     </w:p>
-    <w:bookmarkEnd w:id="71"/>
-    <w:bookmarkStart w:id="73" w:name="ref-lakens2017equivalence"/>
+    <w:bookmarkEnd w:id="66"/>
+    <w:bookmarkStart w:id="68" w:name="ref-lakens2017equivalence"/>
     <w:p>
       <w:pPr>
         <w:pStyle w:val="Bibliography"/>
@@ -8043,7 +7333,7 @@
       <w:r>
         <w:t xml:space="preserve"> </w:t>
       </w:r>
-      <w:hyperlink r:id="rId72">
+      <w:hyperlink r:id="rId67">
         <w:r>
           <w:rPr>
             <w:rStyle w:val="Hyperlink"/>
@@ -8055,8 +7345,8 @@
         <w:t xml:space="preserve">.</w:t>
       </w:r>
     </w:p>
-    <w:bookmarkEnd w:id="73"/>
-    <w:bookmarkStart w:id="75" w:name="ref-li2025uva"/>
+    <w:bookmarkEnd w:id="68"/>
+    <w:bookmarkStart w:id="70" w:name="ref-li2025uva"/>
     <w:p>
       <w:pPr>
         <w:pStyle w:val="Bibliography"/>
@@ -8080,7 +7370,7 @@
       <w:r>
         <w:t xml:space="preserve"> </w:t>
       </w:r>
-      <w:hyperlink r:id="rId74">
+      <w:hyperlink r:id="rId69">
         <w:r>
           <w:rPr>
             <w:rStyle w:val="Hyperlink"/>
@@ -8092,8 +7382,8 @@
         <w:t xml:space="preserve">.</w:t>
       </w:r>
     </w:p>
-    <w:bookmarkEnd w:id="75"/>
-    <w:bookmarkStart w:id="77" w:name="ref-liu2023libero"/>
+    <w:bookmarkEnd w:id="70"/>
+    <w:bookmarkStart w:id="72" w:name="ref-liu2023libero"/>
     <w:p>
       <w:pPr>
         <w:pStyle w:val="Bibliography"/>
@@ -8132,7 +7422,7 @@
       <w:r>
         <w:t xml:space="preserve"> </w:t>
       </w:r>
-      <w:hyperlink r:id="rId76">
+      <w:hyperlink r:id="rId71">
         <w:r>
           <w:rPr>
             <w:rStyle w:val="Hyperlink"/>
@@ -8144,8 +7434,8 @@
         <w:t xml:space="preserve">.</w:t>
       </w:r>
     </w:p>
-    <w:bookmarkEnd w:id="77"/>
-    <w:bookmarkStart w:id="79" w:name="ref-meng2022rome"/>
+    <w:bookmarkEnd w:id="72"/>
+    <w:bookmarkStart w:id="74" w:name="ref-meng2022rome"/>
     <w:p>
       <w:pPr>
         <w:pStyle w:val="Bibliography"/>
@@ -8187,7 +7477,7 @@
       <w:r>
         <w:t xml:space="preserve"> </w:t>
       </w:r>
-      <w:hyperlink r:id="rId78">
+      <w:hyperlink r:id="rId73">
         <w:r>
           <w:rPr>
             <w:rStyle w:val="Hyperlink"/>
@@ -8199,8 +7489,8 @@
         <w:t xml:space="preserve">.</w:t>
       </w:r>
     </w:p>
-    <w:bookmarkEnd w:id="79"/>
-    <w:bookmarkStart w:id="81" w:name="ref-nasiriany2024robocasa"/>
+    <w:bookmarkEnd w:id="74"/>
+    <w:bookmarkStart w:id="76" w:name="ref-nasiriany2024robocasa"/>
     <w:p>
       <w:pPr>
         <w:pStyle w:val="Bibliography"/>
@@ -8239,7 +7529,7 @@
       <w:r>
         <w:t xml:space="preserve"> </w:t>
       </w:r>
-      <w:hyperlink r:id="rId80">
+      <w:hyperlink r:id="rId75">
         <w:r>
           <w:rPr>
             <w:rStyle w:val="Hyperlink"/>
@@ -8251,8 +7541,8 @@
         <w:t xml:space="preserve">.</w:t>
       </w:r>
     </w:p>
-    <w:bookmarkEnd w:id="81"/>
-    <w:bookmarkStart w:id="83" w:name="ref-nvidia2026cosmos3"/>
+    <w:bookmarkEnd w:id="76"/>
+    <w:bookmarkStart w:id="78" w:name="ref-nvidia2026cosmos3"/>
     <w:p>
       <w:pPr>
         <w:pStyle w:val="Bibliography"/>
@@ -8297,7 +7587,7 @@
       <w:r>
         <w:t xml:space="preserve"> </w:t>
       </w:r>
-      <w:hyperlink r:id="rId82">
+      <w:hyperlink r:id="rId77">
         <w:r>
           <w:rPr>
             <w:rStyle w:val="Hyperlink"/>
@@ -8309,8 +7599,8 @@
         <w:t xml:space="preserve">.</w:t>
       </w:r>
     </w:p>
-    <w:bookmarkEnd w:id="83"/>
-    <w:bookmarkStart w:id="85" w:name="ref-nvidia2026cosmos3droid"/>
+    <w:bookmarkEnd w:id="78"/>
+    <w:bookmarkStart w:id="80" w:name="ref-nvidia2026cosmos3droid"/>
     <w:p>
       <w:pPr>
         <w:pStyle w:val="Bibliography"/>
@@ -8334,7 +7624,7 @@
       <w:r>
         <w:t xml:space="preserve"> </w:t>
       </w:r>
-      <w:hyperlink r:id="rId84">
+      <w:hyperlink r:id="rId79">
         <w:r>
           <w:rPr>
             <w:rStyle w:val="Hyperlink"/>
@@ -8346,8 +7636,8 @@
         <w:t xml:space="preserve">.</w:t>
       </w:r>
     </w:p>
-    <w:bookmarkEnd w:id="85"/>
-    <w:bookmarkStart w:id="87" w:name="ref-qiu2026agra"/>
+    <w:bookmarkEnd w:id="80"/>
+    <w:bookmarkStart w:id="82" w:name="ref-qiu2026agra"/>
     <w:p>
       <w:pPr>
         <w:pStyle w:val="Bibliography"/>
@@ -8371,7 +7661,7 @@
       <w:r>
         <w:t xml:space="preserve"> </w:t>
       </w:r>
-      <w:hyperlink r:id="rId86">
+      <w:hyperlink r:id="rId81">
         <w:r>
           <w:rPr>
             <w:rStyle w:val="Hyperlink"/>
@@ -8383,8 +7673,8 @@
         <w:t xml:space="preserve">.</w:t>
       </w:r>
     </w:p>
-    <w:bookmarkEnd w:id="87"/>
-    <w:bookmarkStart w:id="89" w:name="ref-vaidyanathan2026multiplemediators"/>
+    <w:bookmarkEnd w:id="82"/>
+    <w:bookmarkStart w:id="84" w:name="ref-vaidyanathan2026multiplemediators"/>
     <w:p>
       <w:pPr>
         <w:pStyle w:val="Bibliography"/>
@@ -8408,7 +7698,7 @@
       <w:r>
         <w:t xml:space="preserve"> </w:t>
       </w:r>
-      <w:hyperlink r:id="rId88">
+      <w:hyperlink r:id="rId83">
         <w:r>
           <w:rPr>
             <w:rStyle w:val="Hyperlink"/>
@@ -8420,8 +7710,8 @@
         <w:t xml:space="preserve">.</w:t>
       </w:r>
     </w:p>
-    <w:bookmarkEnd w:id="89"/>
-    <w:bookmarkStart w:id="91" w:name="ref-vig2020causalmediation"/>
+    <w:bookmarkEnd w:id="84"/>
+    <w:bookmarkStart w:id="86" w:name="ref-vig2020causalmediation"/>
     <w:p>
       <w:pPr>
         <w:pStyle w:val="Bibliography"/>
@@ -8454,7 +7744,7 @@
       <w:r>
         <w:t xml:space="preserve"> </w:t>
       </w:r>
-      <w:hyperlink r:id="rId90">
+      <w:hyperlink r:id="rId85">
         <w:r>
           <w:rPr>
             <w:rStyle w:val="Hyperlink"/>
@@ -8466,8 +7756,8 @@
         <w:t xml:space="preserve">.</w:t>
       </w:r>
     </w:p>
-    <w:bookmarkEnd w:id="91"/>
-    <w:bookmarkStart w:id="93" w:name="ref-yang2026robolab"/>
+    <w:bookmarkEnd w:id="86"/>
+    <w:bookmarkStart w:id="88" w:name="ref-yang2026robolab"/>
     <w:p>
       <w:pPr>
         <w:pStyle w:val="Bibliography"/>
@@ -8506,7 +7796,7 @@
       <w:r>
         <w:t xml:space="preserve"> </w:t>
       </w:r>
-      <w:hyperlink r:id="rId92">
+      <w:hyperlink r:id="rId87">
         <w:r>
           <w:rPr>
             <w:rStyle w:val="Hyperlink"/>
@@ -8518,8 +7808,8 @@
         <w:t xml:space="preserve">.</w:t>
       </w:r>
     </w:p>
-    <w:bookmarkEnd w:id="93"/>
-    <w:bookmarkStart w:id="95" w:name="ref-ye2026dreamzero"/>
+    <w:bookmarkEnd w:id="88"/>
+    <w:bookmarkStart w:id="90" w:name="ref-ye2026dreamzero"/>
     <w:p>
       <w:pPr>
         <w:pStyle w:val="Bibliography"/>
@@ -8543,7 +7833,7 @@
       <w:r>
         <w:t xml:space="preserve"> </w:t>
       </w:r>
-      <w:hyperlink r:id="rId94">
+      <w:hyperlink r:id="rId89">
         <w:r>
           <w:rPr>
             <w:rStyle w:val="Hyperlink"/>
@@ -8555,8 +7845,8 @@
         <w:t xml:space="preserve">.</w:t>
       </w:r>
     </w:p>
-    <w:bookmarkEnd w:id="95"/>
-    <w:bookmarkStart w:id="97" w:name="ref-yuan2026fastwam"/>
+    <w:bookmarkEnd w:id="90"/>
+    <w:bookmarkStart w:id="92" w:name="ref-yuan2026fastwam"/>
     <w:p>
       <w:pPr>
         <w:pStyle w:val="Bibliography"/>
@@ -8584,7 +7874,7 @@
       <w:r>
         <w:t xml:space="preserve"> </w:t>
       </w:r>
-      <w:hyperlink r:id="rId96">
+      <w:hyperlink r:id="rId91">
         <w:r>
           <w:rPr>
             <w:rStyle w:val="Hyperlink"/>
@@ -8596,8 +7886,8 @@
         <w:t xml:space="preserve">.</w:t>
       </w:r>
     </w:p>
-    <w:bookmarkEnd w:id="97"/>
-    <w:bookmarkStart w:id="99" w:name="ref-zhang2026rift"/>
+    <w:bookmarkEnd w:id="92"/>
+    <w:bookmarkStart w:id="94" w:name="ref-zhang2026rift"/>
     <w:p>
       <w:pPr>
         <w:pStyle w:val="Bibliography"/>
@@ -8649,7 +7939,7 @@
       <w:r>
         <w:t xml:space="preserve"> </w:t>
       </w:r>
-      <w:hyperlink r:id="rId98">
+      <w:hyperlink r:id="rId93">
         <w:r>
           <w:rPr>
             <w:rStyle w:val="Hyperlink"/>
@@ -8661,8 +7951,8 @@
         <w:t xml:space="preserve">.</w:t>
       </w:r>
     </w:p>
-    <w:bookmarkEnd w:id="99"/>
-    <w:bookmarkStart w:id="101" w:name="ref-zhang2024activationpatching"/>
+    <w:bookmarkEnd w:id="94"/>
+    <w:bookmarkStart w:id="96" w:name="ref-zhang2024activationpatching"/>
     <w:p>
       <w:pPr>
         <w:pStyle w:val="Bibliography"/>
@@ -8692,7 +7982,7 @@
       <w:r>
         <w:t xml:space="preserve"> </w:t>
       </w:r>
-      <w:hyperlink r:id="rId100">
+      <w:hyperlink r:id="rId95">
         <w:r>
           <w:rPr>
             <w:rStyle w:val="Hyperlink"/>
@@ -8704,8 +7994,8 @@
         <w:t xml:space="preserve">.</w:t>
       </w:r>
     </w:p>
-    <w:bookmarkEnd w:id="101"/>
-    <w:bookmarkStart w:id="103" w:name="ref-zhao2026fasterwam"/>
+    <w:bookmarkEnd w:id="96"/>
+    <w:bookmarkStart w:id="98" w:name="ref-zhao2026fasterwam"/>
     <w:p>
       <w:pPr>
         <w:pStyle w:val="Bibliography"/>
@@ -8736,7 +8026,7 @@
       <w:r>
         <w:t xml:space="preserve"> </w:t>
       </w:r>
-      <w:hyperlink r:id="rId102">
+      <w:hyperlink r:id="rId97">
         <w:r>
           <w:rPr>
             <w:rStyle w:val="Hyperlink"/>
@@ -8748,9 +8038,9 @@
         <w:t xml:space="preserve">.</w:t>
       </w:r>
     </w:p>
-    <w:bookmarkEnd w:id="103"/>
-    <w:bookmarkEnd w:id="104"/>
-    <w:bookmarkEnd w:id="105"/>
+    <w:bookmarkEnd w:id="98"/>
+    <w:bookmarkEnd w:id="99"/>
+    <w:bookmarkEnd w:id="100"/>
     <w:sectPr>
       <w:footnotePr>
         <w:numRestart w:val="eachSect"/>
@@ -8861,304 +8151,8 @@
       </w:pPr>
     </w:lvl>
   </w:abstractNum>
-  <w:abstractNum w:abstractNumId="99201">
-    <w:nsid w:val="00A99201"/>
-    <w:multiLevelType w:val="multilevel"/>
-    <w:lvl w:ilvl="0">
-      <w:start w:val="1"/>
-      <w:numFmt w:val="decimal"/>
-      <w:lvlText w:val="%1."/>
-      <w:lvlJc w:val="left"/>
-      <w:pPr>
-        <w:ind w:left="720" w:hanging="360"/>
-      </w:pPr>
-    </w:lvl>
-    <w:lvl w:ilvl="1">
-      <w:start w:val="1"/>
-      <w:numFmt w:val="lowerLetter"/>
-      <w:lvlText w:val="%2."/>
-      <w:lvlJc w:val="left"/>
-      <w:pPr>
-        <w:ind w:left="1440" w:hanging="360"/>
-      </w:pPr>
-    </w:lvl>
-    <w:lvl w:ilvl="2">
-      <w:start w:val="1"/>
-      <w:numFmt w:val="lowerRoman"/>
-      <w:lvlText w:val="%3."/>
-      <w:lvlJc w:val="left"/>
-      <w:pPr>
-        <w:ind w:left="2160" w:hanging="360"/>
-      </w:pPr>
-    </w:lvl>
-    <w:lvl w:ilvl="3">
-      <w:start w:val="1"/>
-      <w:numFmt w:val="decimal"/>
-      <w:lvlText w:val="%4."/>
-      <w:lvlJc w:val="left"/>
-      <w:pPr>
-        <w:ind w:left="2880" w:hanging="360"/>
-      </w:pPr>
-    </w:lvl>
-    <w:lvl w:ilvl="4">
-      <w:start w:val="1"/>
-      <w:numFmt w:val="lowerLetter"/>
-      <w:lvlText w:val="%5."/>
-      <w:lvlJc w:val="left"/>
-      <w:pPr>
-        <w:ind w:left="3600" w:hanging="360"/>
-      </w:pPr>
-    </w:lvl>
-    <w:lvl w:ilvl="5">
-      <w:start w:val="1"/>
-      <w:numFmt w:val="lowerRoman"/>
-      <w:lvlText w:val="%6."/>
-      <w:lvlJc w:val="left"/>
-      <w:pPr>
-        <w:ind w:left="4320" w:hanging="360"/>
-      </w:pPr>
-    </w:lvl>
-    <w:lvl w:ilvl="6">
-      <w:start w:val="1"/>
-      <w:numFmt w:val="decimal"/>
-      <w:lvlText w:val="%7."/>
-      <w:lvlJc w:val="left"/>
-      <w:pPr>
-        <w:ind w:left="5040" w:hanging="360"/>
-      </w:pPr>
-    </w:lvl>
-    <w:lvl w:ilvl="7">
-      <w:start w:val="1"/>
-      <w:numFmt w:val="lowerLetter"/>
-      <w:lvlText w:val="%8."/>
-      <w:lvlJc w:val="left"/>
-      <w:pPr>
-        <w:ind w:left="5760" w:hanging="360"/>
-      </w:pPr>
-    </w:lvl>
-    <w:lvl w:ilvl="8">
-      <w:start w:val="1"/>
-      <w:numFmt w:val="lowerRoman"/>
-      <w:lvlText w:val="%9."/>
-      <w:lvlJc w:val="left"/>
-      <w:pPr>
-        <w:ind w:left="6480" w:hanging="360"/>
-      </w:pPr>
-    </w:lvl>
-  </w:abstractNum>
-  <w:abstractNum w:abstractNumId="991">
-    <w:nsid w:val="0000A991"/>
-    <w:multiLevelType w:val="multilevel"/>
-    <w:lvl w:ilvl="0">
-      <w:numFmt w:val="bullet"/>
-      <w:lvlText w:val=""/>
-      <w:lvlJc w:val="left"/>
-      <w:pPr>
-        <w:ind w:left="720" w:hanging="360"/>
-      </w:pPr>
-      <w:rPr>
-        <w:rFonts w:ascii="Symbol" w:hAnsi="Symbol" w:cs="Symbol" w:hint="default"/>
-      </w:rPr>
-    </w:lvl>
-    <w:lvl w:ilvl="1">
-      <w:numFmt w:val="bullet"/>
-      <w:lvlText w:val="o"/>
-      <w:lvlJc w:val="left"/>
-      <w:pPr>
-        <w:ind w:left="1440" w:hanging="360"/>
-      </w:pPr>
-      <w:rPr>
-        <w:rFonts w:ascii="Courier New" w:hAnsi="Courier New" w:cs="Courier New" w:hint="default"/>
-      </w:rPr>
-    </w:lvl>
-    <w:lvl w:ilvl="2">
-      <w:numFmt w:val="bullet"/>
-      <w:lvlText w:val=""/>
-      <w:lvlJc w:val="left"/>
-      <w:pPr>
-        <w:ind w:left="2160" w:hanging="360"/>
-      </w:pPr>
-      <w:rPr>
-        <w:rFonts w:ascii="Wingdings" w:hAnsi="Wingdings" w:cs="Wingdings" w:hint="default"/>
-      </w:rPr>
-    </w:lvl>
-    <w:lvl w:ilvl="3">
-      <w:numFmt w:val="bullet"/>
-      <w:lvlText w:val=""/>
-      <w:lvlJc w:val="left"/>
-      <w:pPr>
-        <w:ind w:left="2880" w:hanging="360"/>
-      </w:pPr>
-      <w:rPr>
-        <w:rFonts w:ascii="Symbol" w:hAnsi="Symbol" w:cs="Symbol" w:hint="default"/>
-      </w:rPr>
-    </w:lvl>
-    <w:lvl w:ilvl="4">
-      <w:numFmt w:val="bullet"/>
-      <w:lvlText w:val="o"/>
-      <w:lvlJc w:val="left"/>
-      <w:pPr>
-        <w:ind w:left="3600" w:hanging="360"/>
-      </w:pPr>
-      <w:rPr>
-        <w:rFonts w:ascii="Courier New" w:hAnsi="Courier New" w:cs="Courier New" w:hint="default"/>
-      </w:rPr>
-    </w:lvl>
-    <w:lvl w:ilvl="5">
-      <w:numFmt w:val="bullet"/>
-      <w:lvlText w:val=""/>
-      <w:lvlJc w:val="left"/>
-      <w:pPr>
-        <w:ind w:left="4320" w:hanging="360"/>
-      </w:pPr>
-      <w:rPr>
-        <w:rFonts w:ascii="Wingdings" w:hAnsi="Wingdings" w:cs="Wingdings" w:hint="default"/>
-      </w:rPr>
-    </w:lvl>
-    <w:lvl w:ilvl="6">
-      <w:numFmt w:val="bullet"/>
-      <w:lvlText w:val=""/>
-      <w:lvlJc w:val="left"/>
-      <w:pPr>
-        <w:ind w:left="5040" w:hanging="360"/>
-      </w:pPr>
-      <w:rPr>
-        <w:rFonts w:ascii="Symbol" w:hAnsi="Symbol" w:cs="Symbol" w:hint="default"/>
-      </w:rPr>
-    </w:lvl>
-    <w:lvl w:ilvl="7">
-      <w:numFmt w:val="bullet"/>
-      <w:lvlText w:val="o"/>
-      <w:lvlJc w:val="left"/>
-      <w:pPr>
-        <w:ind w:left="5760" w:hanging="360"/>
-      </w:pPr>
-      <w:rPr>
-        <w:rFonts w:ascii="Courier New" w:hAnsi="Courier New" w:cs="Courier New" w:hint="default"/>
-      </w:rPr>
-    </w:lvl>
-    <w:lvl w:ilvl="8">
-      <w:numFmt w:val="bullet"/>
-      <w:lvlText w:val=""/>
-      <w:lvlJc w:val="left"/>
-      <w:pPr>
-        <w:ind w:left="6480" w:hanging="360"/>
-      </w:pPr>
-      <w:rPr>
-        <w:rFonts w:ascii="Wingdings" w:hAnsi="Wingdings" w:cs="Wingdings" w:hint="default"/>
-      </w:rPr>
-    </w:lvl>
-  </w:abstractNum>
   <w:num w:numId="1000">
     <w:abstractNumId w:val="990"/>
-  </w:num>
-  <w:num w:numId="1001">
-    <w:abstractNumId w:val="99201"/>
-    <w:lvlOverride w:ilvl="0">
-      <w:startOverride w:val="1"/>
-    </w:lvlOverride>
-    <w:lvlOverride w:ilvl="1">
-      <w:startOverride w:val="1"/>
-    </w:lvlOverride>
-    <w:lvlOverride w:ilvl="2">
-      <w:startOverride w:val="1"/>
-    </w:lvlOverride>
-    <w:lvlOverride w:ilvl="3">
-      <w:startOverride w:val="1"/>
-    </w:lvlOverride>
-    <w:lvlOverride w:ilvl="4">
-      <w:startOverride w:val="1"/>
-    </w:lvlOverride>
-    <w:lvlOverride w:ilvl="5">
-      <w:startOverride w:val="1"/>
-    </w:lvlOverride>
-    <w:lvlOverride w:ilvl="6">
-      <w:startOverride w:val="1"/>
-    </w:lvlOverride>
-    <w:lvlOverride w:ilvl="7">
-      <w:startOverride w:val="1"/>
-    </w:lvlOverride>
-    <w:lvlOverride w:ilvl="8">
-      <w:startOverride w:val="1"/>
-    </w:lvlOverride>
-  </w:num>
-  <w:num w:numId="1002">
-    <w:abstractNumId w:val="991"/>
-  </w:num>
-  <w:num w:numId="1003">
-    <w:abstractNumId w:val="991"/>
-  </w:num>
-  <w:num w:numId="1004">
-    <w:abstractNumId w:val="991"/>
-  </w:num>
-  <w:num w:numId="1005">
-    <w:abstractNumId w:val="991"/>
-  </w:num>
-  <w:num w:numId="1006">
-    <w:abstractNumId w:val="99201"/>
-    <w:lvlOverride w:ilvl="0">
-      <w:startOverride w:val="1"/>
-    </w:lvlOverride>
-    <w:lvlOverride w:ilvl="1">
-      <w:startOverride w:val="1"/>
-    </w:lvlOverride>
-    <w:lvlOverride w:ilvl="2">
-      <w:startOverride w:val="1"/>
-    </w:lvlOverride>
-    <w:lvlOverride w:ilvl="3">
-      <w:startOverride w:val="1"/>
-    </w:lvlOverride>
-    <w:lvlOverride w:ilvl="4">
-      <w:startOverride w:val="1"/>
-    </w:lvlOverride>
-    <w:lvlOverride w:ilvl="5">
-      <w:startOverride w:val="1"/>
-    </w:lvlOverride>
-    <w:lvlOverride w:ilvl="6">
-      <w:startOverride w:val="1"/>
-    </w:lvlOverride>
-    <w:lvlOverride w:ilvl="7">
-      <w:startOverride w:val="1"/>
-    </w:lvlOverride>
-    <w:lvlOverride w:ilvl="8">
-      <w:startOverride w:val="1"/>
-    </w:lvlOverride>
-  </w:num>
-  <w:num w:numId="1007">
-    <w:abstractNumId w:val="991"/>
-  </w:num>
-  <w:num w:numId="1008">
-    <w:abstractNumId w:val="991"/>
-  </w:num>
-  <w:num w:numId="1009">
-    <w:abstractNumId w:val="991"/>
-  </w:num>
-  <w:num w:numId="1010">
-    <w:abstractNumId w:val="991"/>
-  </w:num>
-  <w:num w:numId="1011">
-    <w:abstractNumId w:val="991"/>
-  </w:num>
-  <w:num w:numId="1012">
-    <w:abstractNumId w:val="991"/>
-  </w:num>
-  <w:num w:numId="1013">
-    <w:abstractNumId w:val="991"/>
-  </w:num>
-  <w:num w:numId="1014">
-    <w:abstractNumId w:val="991"/>
-  </w:num>
-  <w:num w:numId="1015">
-    <w:abstractNumId w:val="991"/>
-  </w:num>
-  <w:num w:numId="1016">
-    <w:abstractNumId w:val="991"/>
-  </w:num>
-  <w:num w:numId="1017">
-    <w:abstractNumId w:val="991"/>
-  </w:num>
-  <w:num w:numId="1018">
-    <w:abstractNumId w:val="991"/>
   </w:num>
 </w:numbering>
 </file>

--- a/output/imagined_futures_neurips2026.docx
+++ b/output/imagined_futures_neurips2026.docx
@@ -4946,7 +4946,7 @@
       <w:r>
         <w:drawing>
           <wp:inline>
-            <wp:extent cx="5334000" cy="2515424"/>
+            <wp:extent cx="5334000" cy="1991272"/>
             <wp:effectExtent b="0" l="0" r="0" t="0"/>
             <wp:docPr descr="" title="" id="28" name="Picture"/>
             <a:graphic>
@@ -4967,7 +4967,7 @@
                   <pic:spPr bwMode="auto">
                     <a:xfrm>
                       <a:off x="0" y="0"/>
-                      <a:ext cx="5334000" cy="2515424"/>
+                      <a:ext cx="5334000" cy="1991272"/>
                     </a:xfrm>
                     <a:prstGeom prst="rect">
                       <a:avLst/>
@@ -4991,7 +4991,21 @@
         <w:pStyle w:val="ImageCaption"/>
       </w:pPr>
       <w:r>
-        <w:t xml:space="preserve">Method and controls on the same donor-directed scale, separated by model. Blue squares are self-future baselines; gray marks are Gaussian, natural, and shuffled controls; orange diamonds are paired donor futures (ours). Action and endpoint are separate x-axis groups, not marker meanings. Points show means and whiskers show 95% state-bootstrap intervals. In every group, the paired donor has the largest projection. The dotted orange line marks the paired donor behavior at 1.</w:t>
+        <w:t xml:space="preserve">Paired donor versus the strongest available control, separated by model. Each row is one future-source–outcome comparison. Gray circles show the strongest control; orange diamonds show the paired donor (ours); thin lines connect the two means. Row labels report the paired donor-minus-control advantage. Whiskers show 95% state-bootstrap intervals. All five paired-advantage intervals exclude zero; Table </w:t>
+      </w:r>
+      <w:hyperlink w:anchor="tab:directionality">
+        <w:r>
+          <w:rPr>
+            <w:rStyle w:val="Hyperlink"/>
+          </w:rPr>
+          <w:t xml:space="preserve">1</w:t>
+        </w:r>
+      </w:hyperlink>
+      <w:r>
+        <w:t xml:space="preserve"> </w:t>
+      </w:r>
+      <w:r>
+        <w:t xml:space="preserve">reports those intervals and the complete control set.</w:t>
       </w:r>
     </w:p>
     <w:bookmarkEnd w:id="30"/>
@@ -6772,7 +6786,7 @@
       </w:r>
     </w:p>
     <w:bookmarkEnd w:id="50"/>
-    <w:bookmarkStart w:id="100" w:name="app:additional"/>
+    <w:bookmarkStart w:id="51" w:name="app:additional"/>
     <w:p>
       <w:pPr>
         <w:pStyle w:val="Heading1"/>
@@ -6946,8 +6960,1978 @@
         <w:t xml:space="preserve">), positive in 6/6 states; action steering is smaller and does not reliably exceed the Gaussian control. In the Cosmos 3 population, the two missing frozen states ended after 21 and 29 actions, before producing the 33-frame source video. Neither was replaced. The prespecified minimum of 20 states across five tasks and the factor-study minimum of ten states across five tasks were both met across six tasks.</w:t>
       </w:r>
     </w:p>
-    <w:bookmarkStart w:id="99" w:name="refs"/>
-    <w:bookmarkStart w:id="52" w:name="ref-du2023unipi"/>
+    <w:bookmarkEnd w:id="51"/>
+    <w:bookmarkStart w:id="104" w:name="neurips-paper-checklist"/>
+    <w:p>
+      <w:pPr>
+        <w:pStyle w:val="Heading1"/>
+      </w:pPr>
+      <w:r>
+        <w:t xml:space="preserve">NeurIPS Paper Checklist</w:t>
+      </w:r>
+    </w:p>
+    <w:p>
+      <w:pPr>
+        <w:numPr>
+          <w:ilvl w:val="0"/>
+          <w:numId w:val="1001"/>
+        </w:numPr>
+      </w:pPr>
+      <w:r>
+        <w:rPr>
+          <w:b/>
+          <w:bCs/>
+        </w:rPr>
+        <w:t xml:space="preserve">Claims</w:t>
+      </w:r>
+    </w:p>
+    <w:p>
+      <w:pPr>
+        <w:numPr>
+          <w:ilvl w:val="0"/>
+          <w:numId w:val="1001"/>
+        </w:numPr>
+      </w:pPr>
+      <w:r>
+        <w:t xml:space="preserve">Question: Do the main claims made in the abstract and introduction accurately reflect the paper’s contributions and scope?</w:t>
+      </w:r>
+    </w:p>
+    <w:p>
+      <w:pPr>
+        <w:numPr>
+          <w:ilvl w:val="0"/>
+          <w:numId w:val="1001"/>
+        </w:numPr>
+      </w:pPr>
+      <w:r>
+        <w:t xml:space="preserve">Answer:</w:t>
+      </w:r>
+    </w:p>
+    <w:p>
+      <w:pPr>
+        <w:numPr>
+          <w:ilvl w:val="0"/>
+          <w:numId w:val="1001"/>
+        </w:numPr>
+      </w:pPr>
+      <w:r>
+        <w:t xml:space="preserve">Justification: The abstract, Introduction, Results, and Discussion state the future-transplantation result, its variation across decision points, and the limits on claims about planning and task success.</w:t>
+      </w:r>
+    </w:p>
+    <w:p>
+      <w:pPr>
+        <w:numPr>
+          <w:ilvl w:val="0"/>
+          <w:numId w:val="1001"/>
+        </w:numPr>
+      </w:pPr>
+      <w:r>
+        <w:t xml:space="preserve">Guidelines:</w:t>
+      </w:r>
+    </w:p>
+    <w:p>
+      <w:pPr>
+        <w:numPr>
+          <w:ilvl w:val="1"/>
+          <w:numId w:val="1002"/>
+        </w:numPr>
+      </w:pPr>
+      <w:r>
+        <w:t xml:space="preserve">The answer means that the abstract and introduction do not include the claims made in the paper.</w:t>
+      </w:r>
+    </w:p>
+    <w:p>
+      <w:pPr>
+        <w:numPr>
+          <w:ilvl w:val="1"/>
+          <w:numId w:val="1002"/>
+        </w:numPr>
+      </w:pPr>
+      <w:r>
+        <w:t xml:space="preserve">The abstract and/or introduction should clearly state the claims made, including the contributions made in the paper and important assumptions and limitations. A or answer to this question will not be perceived well by the reviewers.</w:t>
+      </w:r>
+    </w:p>
+    <w:p>
+      <w:pPr>
+        <w:numPr>
+          <w:ilvl w:val="1"/>
+          <w:numId w:val="1002"/>
+        </w:numPr>
+      </w:pPr>
+      <w:r>
+        <w:t xml:space="preserve">The claims made should match theoretical and experimental results, and reflect how much the results can be expected to generalize to other settings.</w:t>
+      </w:r>
+    </w:p>
+    <w:p>
+      <w:pPr>
+        <w:numPr>
+          <w:ilvl w:val="1"/>
+          <w:numId w:val="1002"/>
+        </w:numPr>
+      </w:pPr>
+      <w:r>
+        <w:t xml:space="preserve">It is fine to include aspirational goals as motivation as long as it is clear that these goals are not attained by the paper.</w:t>
+      </w:r>
+    </w:p>
+    <w:p>
+      <w:pPr>
+        <w:numPr>
+          <w:ilvl w:val="0"/>
+          <w:numId w:val="1001"/>
+        </w:numPr>
+      </w:pPr>
+      <w:r>
+        <w:rPr>
+          <w:b/>
+          <w:bCs/>
+        </w:rPr>
+        <w:t xml:space="preserve">Limitations</w:t>
+      </w:r>
+    </w:p>
+    <w:p>
+      <w:pPr>
+        <w:numPr>
+          <w:ilvl w:val="0"/>
+          <w:numId w:val="1001"/>
+        </w:numPr>
+      </w:pPr>
+      <w:r>
+        <w:t xml:space="preserve">Question: Does the paper discuss the limitations of the work performed by the authors?</w:t>
+      </w:r>
+    </w:p>
+    <w:p>
+      <w:pPr>
+        <w:numPr>
+          <w:ilvl w:val="0"/>
+          <w:numId w:val="1001"/>
+        </w:numPr>
+      </w:pPr>
+      <w:r>
+        <w:t xml:space="preserve">Answer:</w:t>
+      </w:r>
+    </w:p>
+    <w:p>
+      <w:pPr>
+        <w:numPr>
+          <w:ilvl w:val="0"/>
+          <w:numId w:val="1001"/>
+        </w:numPr>
+      </w:pPr>
+      <w:r>
+        <w:t xml:space="preserve">Justification: Result-specific qualifications appear beside the relevant findings, and the Discussion and Limitations section addresses model and state coverage, the later-state comparison, the factorized object intervention, the internal replacement experiment, and the absence of task-success results.</w:t>
+      </w:r>
+    </w:p>
+    <w:p>
+      <w:pPr>
+        <w:numPr>
+          <w:ilvl w:val="0"/>
+          <w:numId w:val="1001"/>
+        </w:numPr>
+      </w:pPr>
+      <w:r>
+        <w:t xml:space="preserve">Guidelines:</w:t>
+      </w:r>
+    </w:p>
+    <w:p>
+      <w:pPr>
+        <w:numPr>
+          <w:ilvl w:val="1"/>
+          <w:numId w:val="1003"/>
+        </w:numPr>
+      </w:pPr>
+      <w:r>
+        <w:t xml:space="preserve">The answer means that the paper has no limitation while the answer means that the paper has limitations, but those are not discussed in the paper.</w:t>
+      </w:r>
+    </w:p>
+    <w:p>
+      <w:pPr>
+        <w:numPr>
+          <w:ilvl w:val="1"/>
+          <w:numId w:val="1003"/>
+        </w:numPr>
+      </w:pPr>
+      <w:r>
+        <w:t xml:space="preserve">The authors are encouraged to create a separate</w:t>
+      </w:r>
+      <w:r>
+        <w:t xml:space="preserve"> </w:t>
+      </w:r>
+      <w:r>
+        <w:t xml:space="preserve">“Limitations”</w:t>
+      </w:r>
+      <w:r>
+        <w:t xml:space="preserve"> </w:t>
+      </w:r>
+      <w:r>
+        <w:t xml:space="preserve">section in their paper.</w:t>
+      </w:r>
+    </w:p>
+    <w:p>
+      <w:pPr>
+        <w:numPr>
+          <w:ilvl w:val="1"/>
+          <w:numId w:val="1003"/>
+        </w:numPr>
+      </w:pPr>
+      <w:r>
+        <w:t xml:space="preserve">The paper should point out any strong assumptions and how robust the results are to violations of these assumptions (e.g., independence assumptions, noiseless settings, model well-specification, asymptotic approximations only holding locally). The authors should reflect on how these assumptions might be violated in practice and what the implications would be.</w:t>
+      </w:r>
+    </w:p>
+    <w:p>
+      <w:pPr>
+        <w:numPr>
+          <w:ilvl w:val="1"/>
+          <w:numId w:val="1003"/>
+        </w:numPr>
+      </w:pPr>
+      <w:r>
+        <w:t xml:space="preserve">The authors should reflect on the scope of the claims made, e.g., if the approach was only tested on a few datasets or with a few runs. In general, empirical results often depend on implicit assumptions, which should be articulated.</w:t>
+      </w:r>
+    </w:p>
+    <w:p>
+      <w:pPr>
+        <w:numPr>
+          <w:ilvl w:val="1"/>
+          <w:numId w:val="1003"/>
+        </w:numPr>
+      </w:pPr>
+      <w:r>
+        <w:t xml:space="preserve">The authors should reflect on the factors that influence the performance of the approach. For example, a facial recognition algorithm may perform poorly when image resolution is low or images are taken in low lighting. Or a speech-to-text system might not be used reliably to provide closed captions for online lectures because it fails to handle technical jargon.</w:t>
+      </w:r>
+    </w:p>
+    <w:p>
+      <w:pPr>
+        <w:numPr>
+          <w:ilvl w:val="1"/>
+          <w:numId w:val="1003"/>
+        </w:numPr>
+      </w:pPr>
+      <w:r>
+        <w:t xml:space="preserve">The authors should discuss the computational efficiency of the proposed algorithms and how they scale with dataset size.</w:t>
+      </w:r>
+    </w:p>
+    <w:p>
+      <w:pPr>
+        <w:numPr>
+          <w:ilvl w:val="1"/>
+          <w:numId w:val="1003"/>
+        </w:numPr>
+      </w:pPr>
+      <w:r>
+        <w:t xml:space="preserve">If applicable, the authors should discuss possible limitations of their approach to address problems of privacy and fairness.</w:t>
+      </w:r>
+    </w:p>
+    <w:p>
+      <w:pPr>
+        <w:numPr>
+          <w:ilvl w:val="1"/>
+          <w:numId w:val="1003"/>
+        </w:numPr>
+      </w:pPr>
+      <w:r>
+        <w:t xml:space="preserve">While the authors might fear that complete honesty about limitations might be used by reviewers as grounds for rejection, a worse outcome might be that reviewers discover limitations that aren’t acknowledged in the paper. The authors should use their best judgment and recognize that individual actions in favor of transparency play an important role in developing norms that preserve the integrity of the community. Reviewers will be specifically instructed to not penalize honesty concerning limitations.</w:t>
+      </w:r>
+    </w:p>
+    <w:p>
+      <w:pPr>
+        <w:numPr>
+          <w:ilvl w:val="0"/>
+          <w:numId w:val="1001"/>
+        </w:numPr>
+      </w:pPr>
+      <w:r>
+        <w:rPr>
+          <w:b/>
+          <w:bCs/>
+        </w:rPr>
+        <w:t xml:space="preserve">Theory assumptions and proofs</w:t>
+      </w:r>
+    </w:p>
+    <w:p>
+      <w:pPr>
+        <w:numPr>
+          <w:ilvl w:val="0"/>
+          <w:numId w:val="1001"/>
+        </w:numPr>
+      </w:pPr>
+      <w:r>
+        <w:t xml:space="preserve">Question: For each theoretical result, does the paper provide the full set of assumptions and a complete (and correct) proof?</w:t>
+      </w:r>
+    </w:p>
+    <w:p>
+      <w:pPr>
+        <w:numPr>
+          <w:ilvl w:val="0"/>
+          <w:numId w:val="1001"/>
+        </w:numPr>
+      </w:pPr>
+      <w:r>
+        <w:t xml:space="preserve">Answer:</w:t>
+      </w:r>
+    </w:p>
+    <w:p>
+      <w:pPr>
+        <w:numPr>
+          <w:ilvl w:val="0"/>
+          <w:numId w:val="1001"/>
+        </w:numPr>
+      </w:pPr>
+      <w:r>
+        <w:t xml:space="preserve">Justification: The paper reports empirical intervention results and does not claim a theorem or formal proof.</w:t>
+      </w:r>
+    </w:p>
+    <w:p>
+      <w:pPr>
+        <w:numPr>
+          <w:ilvl w:val="0"/>
+          <w:numId w:val="1001"/>
+        </w:numPr>
+      </w:pPr>
+      <w:r>
+        <w:t xml:space="preserve">Guidelines:</w:t>
+      </w:r>
+    </w:p>
+    <w:p>
+      <w:pPr>
+        <w:numPr>
+          <w:ilvl w:val="1"/>
+          <w:numId w:val="1004"/>
+        </w:numPr>
+      </w:pPr>
+      <w:r>
+        <w:t xml:space="preserve">The answer means that the paper does not include theoretical results.</w:t>
+      </w:r>
+    </w:p>
+    <w:p>
+      <w:pPr>
+        <w:numPr>
+          <w:ilvl w:val="1"/>
+          <w:numId w:val="1004"/>
+        </w:numPr>
+      </w:pPr>
+      <w:r>
+        <w:t xml:space="preserve">All the theorems, formulas, and proofs in the paper should be numbered and cross-referenced.</w:t>
+      </w:r>
+    </w:p>
+    <w:p>
+      <w:pPr>
+        <w:numPr>
+          <w:ilvl w:val="1"/>
+          <w:numId w:val="1004"/>
+        </w:numPr>
+      </w:pPr>
+      <w:r>
+        <w:t xml:space="preserve">All assumptions should be clearly stated or referenced in the statement of any theorems.</w:t>
+      </w:r>
+    </w:p>
+    <w:p>
+      <w:pPr>
+        <w:numPr>
+          <w:ilvl w:val="1"/>
+          <w:numId w:val="1004"/>
+        </w:numPr>
+      </w:pPr>
+      <w:r>
+        <w:t xml:space="preserve">The proofs can either appear in the main paper or the supplemental material, but if they appear in the supplemental material, the authors are encouraged to provide a short proof sketch to provide intuition.</w:t>
+      </w:r>
+    </w:p>
+    <w:p>
+      <w:pPr>
+        <w:numPr>
+          <w:ilvl w:val="1"/>
+          <w:numId w:val="1004"/>
+        </w:numPr>
+      </w:pPr>
+      <w:r>
+        <w:t xml:space="preserve">Inversely, any informal proof provided in the core of the paper should be complemented by formal proofs provided in appendix or supplemental material.</w:t>
+      </w:r>
+    </w:p>
+    <w:p>
+      <w:pPr>
+        <w:numPr>
+          <w:ilvl w:val="1"/>
+          <w:numId w:val="1004"/>
+        </w:numPr>
+      </w:pPr>
+      <w:r>
+        <w:t xml:space="preserve">Theorems and Lemmas that the proof relies upon should be properly referenced.</w:t>
+      </w:r>
+    </w:p>
+    <w:p>
+      <w:pPr>
+        <w:numPr>
+          <w:ilvl w:val="0"/>
+          <w:numId w:val="1001"/>
+        </w:numPr>
+      </w:pPr>
+      <w:r>
+        <w:rPr>
+          <w:b/>
+          <w:bCs/>
+        </w:rPr>
+        <w:t xml:space="preserve">Experimental result reproducibility</w:t>
+      </w:r>
+    </w:p>
+    <w:p>
+      <w:pPr>
+        <w:numPr>
+          <w:ilvl w:val="0"/>
+          <w:numId w:val="1001"/>
+        </w:numPr>
+      </w:pPr>
+      <w:r>
+        <w:t xml:space="preserve">Question: Does the paper fully disclose all the information needed to reproduce the main experimental results of the paper to the extent that it affects the main claims and/or conclusions of the paper (regardless of whether the code and data are provided or not)?</w:t>
+      </w:r>
+    </w:p>
+    <w:p>
+      <w:pPr>
+        <w:numPr>
+          <w:ilvl w:val="0"/>
+          <w:numId w:val="1001"/>
+        </w:numPr>
+      </w:pPr>
+      <w:r>
+        <w:t xml:space="preserve">Answer:</w:t>
+      </w:r>
+    </w:p>
+    <w:p>
+      <w:pPr>
+        <w:numPr>
+          <w:ilvl w:val="0"/>
+          <w:numId w:val="1001"/>
+        </w:numPr>
+      </w:pPr>
+      <w:r>
+        <w:t xml:space="preserve">Justification: The Methods, Results, and Appendix A specify the estimands, experimental units, controls, clustering, public checkpoints, and exactness gates. The complete seed list, all repository hashes and container digests, intervention code, and run logs are not yet included.</w:t>
+      </w:r>
+    </w:p>
+    <w:p>
+      <w:pPr>
+        <w:numPr>
+          <w:ilvl w:val="0"/>
+          <w:numId w:val="1001"/>
+        </w:numPr>
+      </w:pPr>
+      <w:r>
+        <w:t xml:space="preserve">Guidelines:</w:t>
+      </w:r>
+    </w:p>
+    <w:p>
+      <w:pPr>
+        <w:numPr>
+          <w:ilvl w:val="1"/>
+          <w:numId w:val="1005"/>
+        </w:numPr>
+      </w:pPr>
+      <w:r>
+        <w:t xml:space="preserve">The answer means that the paper does not include experiments.</w:t>
+      </w:r>
+    </w:p>
+    <w:p>
+      <w:pPr>
+        <w:numPr>
+          <w:ilvl w:val="1"/>
+          <w:numId w:val="1005"/>
+        </w:numPr>
+      </w:pPr>
+      <w:r>
+        <w:t xml:space="preserve">If the paper includes experiments, a answer to this question will not be perceived well by the reviewers: Making the paper reproducible is important, regardless of whether the code and data are provided or not.</w:t>
+      </w:r>
+    </w:p>
+    <w:p>
+      <w:pPr>
+        <w:numPr>
+          <w:ilvl w:val="1"/>
+          <w:numId w:val="1005"/>
+        </w:numPr>
+      </w:pPr>
+      <w:r>
+        <w:t xml:space="preserve">If the contribution is a dataset and/or model, the authors should describe the steps taken to make their results reproducible or verifiable.</w:t>
+      </w:r>
+    </w:p>
+    <w:p>
+      <w:pPr>
+        <w:numPr>
+          <w:ilvl w:val="1"/>
+          <w:numId w:val="1005"/>
+        </w:numPr>
+      </w:pPr>
+      <w:r>
+        <w:t xml:space="preserve">Depending on the contribution, reproducibility can be accomplished in various ways. For example, if the contribution is a novel architecture, describing the architecture fully might suffice, or if the contribution is a specific model and empirical evaluation, it may be necessary to either make it possible for others to replicate the model with the same dataset, or provide access to the model. In general. releasing code and data is often one good way to accomplish this, but reproducibility can also be provided via detailed instructions for how to replicate the results, access to a hosted model (e.g., in the case of a large language model), releasing of a model checkpoint, or other means that are appropriate to the research performed.</w:t>
+      </w:r>
+    </w:p>
+    <w:p>
+      <w:pPr>
+        <w:numPr>
+          <w:ilvl w:val="1"/>
+          <w:numId w:val="1005"/>
+        </w:numPr>
+      </w:pPr>
+      <w:r>
+        <w:t xml:space="preserve">While NeurIPS does not require releasing code, the conference does require all submissions to provide some reasonable avenue for reproducibility, which may depend on the nature of the contribution. For example</w:t>
+      </w:r>
+    </w:p>
+    <w:p>
+      <w:pPr>
+        <w:numPr>
+          <w:ilvl w:val="2"/>
+          <w:numId w:val="1006"/>
+        </w:numPr>
+      </w:pPr>
+      <w:r>
+        <w:t xml:space="preserve">If the contribution is primarily a new algorithm, the paper should make it clear how to reproduce that algorithm.</w:t>
+      </w:r>
+    </w:p>
+    <w:p>
+      <w:pPr>
+        <w:numPr>
+          <w:ilvl w:val="2"/>
+          <w:numId w:val="1006"/>
+        </w:numPr>
+      </w:pPr>
+      <w:r>
+        <w:t xml:space="preserve">If the contribution is primarily a new model architecture, the paper should describe the architecture clearly and fully.</w:t>
+      </w:r>
+    </w:p>
+    <w:p>
+      <w:pPr>
+        <w:numPr>
+          <w:ilvl w:val="2"/>
+          <w:numId w:val="1006"/>
+        </w:numPr>
+      </w:pPr>
+      <w:r>
+        <w:t xml:space="preserve">If the contribution is a new model (e.g., a large language model), then there should either be a way to access this model for reproducing the results or a way to reproduce the model (e.g., with an open-source dataset or instructions for how to construct the dataset).</w:t>
+      </w:r>
+    </w:p>
+    <w:p>
+      <w:pPr>
+        <w:numPr>
+          <w:ilvl w:val="2"/>
+          <w:numId w:val="1006"/>
+        </w:numPr>
+      </w:pPr>
+      <w:r>
+        <w:t xml:space="preserve">We recognize that reproducibility may be tricky in some cases, in which case authors are welcome to describe the particular way they provide for reproducibility. In the case of closed-source models, it may be that access to the model is limited in some way (e.g., to registered users), but it should be possible for other researchers to have some path to reproducing or verifying the results.</w:t>
+      </w:r>
+    </w:p>
+    <w:p>
+      <w:pPr>
+        <w:numPr>
+          <w:ilvl w:val="0"/>
+          <w:numId w:val="1001"/>
+        </w:numPr>
+      </w:pPr>
+      <w:r>
+        <w:rPr>
+          <w:b/>
+          <w:bCs/>
+        </w:rPr>
+        <w:t xml:space="preserve">Open access to data and code</w:t>
+      </w:r>
+    </w:p>
+    <w:p>
+      <w:pPr>
+        <w:numPr>
+          <w:ilvl w:val="0"/>
+          <w:numId w:val="1001"/>
+        </w:numPr>
+      </w:pPr>
+      <w:r>
+        <w:t xml:space="preserve">Question: Does the paper provide open access to the data and code, with sufficient instructions to faithfully reproduce the main experimental results, as described in supplemental material?</w:t>
+      </w:r>
+    </w:p>
+    <w:p>
+      <w:pPr>
+        <w:numPr>
+          <w:ilvl w:val="0"/>
+          <w:numId w:val="1001"/>
+        </w:numPr>
+      </w:pPr>
+      <w:r>
+        <w:t xml:space="preserve">Answer:</w:t>
+      </w:r>
+    </w:p>
+    <w:p>
+      <w:pPr>
+        <w:numPr>
+          <w:ilvl w:val="0"/>
+          <w:numId w:val="1001"/>
+        </w:numPr>
+      </w:pPr>
+      <w:r>
+        <w:t xml:space="preserve">Justification: The source package includes machine-readable values for the paper figures, but not the intervention code, raw logs, or an anonymous public reproduction artifact.</w:t>
+      </w:r>
+    </w:p>
+    <w:p>
+      <w:pPr>
+        <w:numPr>
+          <w:ilvl w:val="0"/>
+          <w:numId w:val="1001"/>
+        </w:numPr>
+      </w:pPr>
+      <w:r>
+        <w:t xml:space="preserve">Guidelines:</w:t>
+      </w:r>
+    </w:p>
+    <w:p>
+      <w:pPr>
+        <w:numPr>
+          <w:ilvl w:val="1"/>
+          <w:numId w:val="1007"/>
+        </w:numPr>
+      </w:pPr>
+      <w:r>
+        <w:t xml:space="preserve">The answer means that paper does not include experiments requiring code.</w:t>
+      </w:r>
+    </w:p>
+    <w:p>
+      <w:pPr>
+        <w:numPr>
+          <w:ilvl w:val="1"/>
+          <w:numId w:val="1007"/>
+        </w:numPr>
+      </w:pPr>
+      <w:r>
+        <w:t xml:space="preserve">Please see the NeurIPS code and data submission guidelines (</w:t>
+      </w:r>
+      <w:hyperlink r:id="rId52">
+        <w:r>
+          <w:rPr>
+            <w:rStyle w:val="Hyperlink"/>
+          </w:rPr>
+          <w:t xml:space="preserve">https://neurips.cc/public/guides/CodeSubmissionPolicy</w:t>
+        </w:r>
+      </w:hyperlink>
+      <w:r>
+        <w:t xml:space="preserve">) for more details.</w:t>
+      </w:r>
+    </w:p>
+    <w:p>
+      <w:pPr>
+        <w:numPr>
+          <w:ilvl w:val="1"/>
+          <w:numId w:val="1007"/>
+        </w:numPr>
+      </w:pPr>
+      <w:r>
+        <w:t xml:space="preserve">While we encourage the release of code and data, we understand that this might not be possible, so is an acceptable answer. Papers cannot be rejected simply for not including code, unless this is central to the contribution (e.g., for a new open-source benchmark).</w:t>
+      </w:r>
+    </w:p>
+    <w:p>
+      <w:pPr>
+        <w:numPr>
+          <w:ilvl w:val="1"/>
+          <w:numId w:val="1007"/>
+        </w:numPr>
+      </w:pPr>
+      <w:r>
+        <w:t xml:space="preserve">The instructions should contain the exact command and environment needed to run to reproduce the results. See the NeurIPS code and data submission guidelines (</w:t>
+      </w:r>
+      <w:hyperlink r:id="rId52">
+        <w:r>
+          <w:rPr>
+            <w:rStyle w:val="Hyperlink"/>
+          </w:rPr>
+          <w:t xml:space="preserve">https://neurips.cc/public/guides/CodeSubmissionPolicy</w:t>
+        </w:r>
+      </w:hyperlink>
+      <w:r>
+        <w:t xml:space="preserve">) for more details.</w:t>
+      </w:r>
+    </w:p>
+    <w:p>
+      <w:pPr>
+        <w:numPr>
+          <w:ilvl w:val="1"/>
+          <w:numId w:val="1007"/>
+        </w:numPr>
+      </w:pPr>
+      <w:r>
+        <w:t xml:space="preserve">The authors should provide instructions on data access and preparation, including how to access the raw data, preprocessed data, intermediate data, and generated data, etc.</w:t>
+      </w:r>
+    </w:p>
+    <w:p>
+      <w:pPr>
+        <w:numPr>
+          <w:ilvl w:val="1"/>
+          <w:numId w:val="1007"/>
+        </w:numPr>
+      </w:pPr>
+      <w:r>
+        <w:t xml:space="preserve">The authors should provide scripts to reproduce all experimental results for the new proposed method and baselines. If only a subset of experiments are reproducible, they should state which ones are omitted from the script and why.</w:t>
+      </w:r>
+    </w:p>
+    <w:p>
+      <w:pPr>
+        <w:numPr>
+          <w:ilvl w:val="1"/>
+          <w:numId w:val="1007"/>
+        </w:numPr>
+      </w:pPr>
+      <w:r>
+        <w:t xml:space="preserve">At submission time, to preserve anonymity, the authors should release anonymized versions (if applicable).</w:t>
+      </w:r>
+    </w:p>
+    <w:p>
+      <w:pPr>
+        <w:numPr>
+          <w:ilvl w:val="1"/>
+          <w:numId w:val="1007"/>
+        </w:numPr>
+      </w:pPr>
+      <w:r>
+        <w:t xml:space="preserve">Providing as much information as possible in supplemental material (appended to the paper) is recommended, but including URLs to data and code is permitted.</w:t>
+      </w:r>
+    </w:p>
+    <w:p>
+      <w:pPr>
+        <w:numPr>
+          <w:ilvl w:val="0"/>
+          <w:numId w:val="1001"/>
+        </w:numPr>
+      </w:pPr>
+      <w:r>
+        <w:rPr>
+          <w:b/>
+          <w:bCs/>
+        </w:rPr>
+        <w:t xml:space="preserve">Experimental setting/details</w:t>
+      </w:r>
+    </w:p>
+    <w:p>
+      <w:pPr>
+        <w:numPr>
+          <w:ilvl w:val="0"/>
+          <w:numId w:val="1001"/>
+        </w:numPr>
+      </w:pPr>
+      <w:r>
+        <w:t xml:space="preserve">Question: Does the paper specify all the training and test details (e.g., data splits, hyperparameters, how they were chosen, type of optimizer) necessary to understand the results?</w:t>
+      </w:r>
+    </w:p>
+    <w:p>
+      <w:pPr>
+        <w:numPr>
+          <w:ilvl w:val="0"/>
+          <w:numId w:val="1001"/>
+        </w:numPr>
+      </w:pPr>
+      <w:r>
+        <w:t xml:space="preserve">Answer:</w:t>
+      </w:r>
+    </w:p>
+    <w:p>
+      <w:pPr>
+        <w:numPr>
+          <w:ilvl w:val="0"/>
+          <w:numId w:val="1001"/>
+        </w:numPr>
+      </w:pPr>
+      <w:r>
+        <w:t xml:space="preserve">Justification: The Methods and Results provide the state grid, branch construction, intervention targets, controls, action horizons, model interfaces, and statistical analysis needed to interpret the results. Appendix A states which exact environment details are available and which remain unreported.</w:t>
+      </w:r>
+    </w:p>
+    <w:p>
+      <w:pPr>
+        <w:numPr>
+          <w:ilvl w:val="0"/>
+          <w:numId w:val="1001"/>
+        </w:numPr>
+      </w:pPr>
+      <w:r>
+        <w:t xml:space="preserve">Guidelines:</w:t>
+      </w:r>
+    </w:p>
+    <w:p>
+      <w:pPr>
+        <w:numPr>
+          <w:ilvl w:val="1"/>
+          <w:numId w:val="1008"/>
+        </w:numPr>
+      </w:pPr>
+      <w:r>
+        <w:t xml:space="preserve">The answer means that the paper does not include experiments.</w:t>
+      </w:r>
+    </w:p>
+    <w:p>
+      <w:pPr>
+        <w:numPr>
+          <w:ilvl w:val="1"/>
+          <w:numId w:val="1008"/>
+        </w:numPr>
+      </w:pPr>
+      <w:r>
+        <w:t xml:space="preserve">The experimental setting should be presented in the core of the paper to a level of detail that is necessary to appreciate the results and make sense of them.</w:t>
+      </w:r>
+    </w:p>
+    <w:p>
+      <w:pPr>
+        <w:numPr>
+          <w:ilvl w:val="1"/>
+          <w:numId w:val="1008"/>
+        </w:numPr>
+      </w:pPr>
+      <w:r>
+        <w:t xml:space="preserve">The full details can be provided either with the code, in appendix, or as supplemental material.</w:t>
+      </w:r>
+    </w:p>
+    <w:p>
+      <w:pPr>
+        <w:numPr>
+          <w:ilvl w:val="0"/>
+          <w:numId w:val="1001"/>
+        </w:numPr>
+      </w:pPr>
+      <w:r>
+        <w:rPr>
+          <w:b/>
+          <w:bCs/>
+        </w:rPr>
+        <w:t xml:space="preserve">Experiment statistical significance</w:t>
+      </w:r>
+    </w:p>
+    <w:p>
+      <w:pPr>
+        <w:numPr>
+          <w:ilvl w:val="0"/>
+          <w:numId w:val="1001"/>
+        </w:numPr>
+      </w:pPr>
+      <w:r>
+        <w:t xml:space="preserve">Question: Does the paper report error bars suitably and correctly defined or other appropriate information about the statistical significance of the experiments?</w:t>
+      </w:r>
+    </w:p>
+    <w:p>
+      <w:pPr>
+        <w:numPr>
+          <w:ilvl w:val="0"/>
+          <w:numId w:val="1001"/>
+        </w:numPr>
+      </w:pPr>
+      <w:r>
+        <w:t xml:space="preserve">Answer:</w:t>
+      </w:r>
+    </w:p>
+    <w:p>
+      <w:pPr>
+        <w:numPr>
+          <w:ilvl w:val="0"/>
+          <w:numId w:val="1001"/>
+        </w:numPr>
+      </w:pPr>
+      <w:r>
+        <w:t xml:space="preserve">Justification: Principal estimates have explicitly defined 95% cluster-bootstrap intervals, the independent unit and 10,000-resample procedure are stated in the Methods, and exact sign counts are reported where relevant. The text identifies controls and secondary means for which exact intervals were not available.</w:t>
+      </w:r>
+    </w:p>
+    <w:p>
+      <w:pPr>
+        <w:numPr>
+          <w:ilvl w:val="0"/>
+          <w:numId w:val="1001"/>
+        </w:numPr>
+      </w:pPr>
+      <w:r>
+        <w:t xml:space="preserve">Guidelines:</w:t>
+      </w:r>
+    </w:p>
+    <w:p>
+      <w:pPr>
+        <w:numPr>
+          <w:ilvl w:val="1"/>
+          <w:numId w:val="1009"/>
+        </w:numPr>
+      </w:pPr>
+      <w:r>
+        <w:t xml:space="preserve">The answer means that the paper does not include experiments.</w:t>
+      </w:r>
+    </w:p>
+    <w:p>
+      <w:pPr>
+        <w:numPr>
+          <w:ilvl w:val="1"/>
+          <w:numId w:val="1009"/>
+        </w:numPr>
+      </w:pPr>
+      <w:r>
+        <w:t xml:space="preserve">The authors should answer if the results are accompanied by error bars, confidence intervals, or statistical significance tests, at least for the experiments that support the main claims of the paper.</w:t>
+      </w:r>
+    </w:p>
+    <w:p>
+      <w:pPr>
+        <w:numPr>
+          <w:ilvl w:val="1"/>
+          <w:numId w:val="1009"/>
+        </w:numPr>
+      </w:pPr>
+      <w:r>
+        <w:t xml:space="preserve">The factors of variability that the error bars are capturing should be clearly stated (for example, train/test split, initialization, random drawing of some parameter, or overall run with given experimental conditions).</w:t>
+      </w:r>
+    </w:p>
+    <w:p>
+      <w:pPr>
+        <w:numPr>
+          <w:ilvl w:val="1"/>
+          <w:numId w:val="1009"/>
+        </w:numPr>
+      </w:pPr>
+      <w:r>
+        <w:t xml:space="preserve">The method for calculating the error bars should be explained (closed form formula, call to a library function, bootstrap, etc.)</w:t>
+      </w:r>
+    </w:p>
+    <w:p>
+      <w:pPr>
+        <w:numPr>
+          <w:ilvl w:val="1"/>
+          <w:numId w:val="1009"/>
+        </w:numPr>
+      </w:pPr>
+      <w:r>
+        <w:t xml:space="preserve">The assumptions made should be given (e.g., Normally distributed errors).</w:t>
+      </w:r>
+    </w:p>
+    <w:p>
+      <w:pPr>
+        <w:numPr>
+          <w:ilvl w:val="1"/>
+          <w:numId w:val="1009"/>
+        </w:numPr>
+      </w:pPr>
+      <w:r>
+        <w:t xml:space="preserve">It should be clear whether the error bar is the standard deviation or the standard error of the mean.</w:t>
+      </w:r>
+    </w:p>
+    <w:p>
+      <w:pPr>
+        <w:numPr>
+          <w:ilvl w:val="1"/>
+          <w:numId w:val="1009"/>
+        </w:numPr>
+      </w:pPr>
+      <w:r>
+        <w:t xml:space="preserve">It is OK to report 1-sigma error bars, but one should state it. The authors should preferably report a 2-sigma error bar than state that they have a 96% CI, if the hypothesis of Normality of errors is not verified.</w:t>
+      </w:r>
+    </w:p>
+    <w:p>
+      <w:pPr>
+        <w:numPr>
+          <w:ilvl w:val="1"/>
+          <w:numId w:val="1009"/>
+        </w:numPr>
+      </w:pPr>
+      <w:r>
+        <w:t xml:space="preserve">For asymmetric distributions, the authors should be careful not to show in tables or figures symmetric error bars that would yield results that are out of range (e.g., negative error rates).</w:t>
+      </w:r>
+    </w:p>
+    <w:p>
+      <w:pPr>
+        <w:numPr>
+          <w:ilvl w:val="1"/>
+          <w:numId w:val="1009"/>
+        </w:numPr>
+      </w:pPr>
+      <w:r>
+        <w:t xml:space="preserve">If error bars are reported in tables or plots, the authors should explain in the text how they were calculated and reference the corresponding figures or tables in the text.</w:t>
+      </w:r>
+    </w:p>
+    <w:p>
+      <w:pPr>
+        <w:numPr>
+          <w:ilvl w:val="0"/>
+          <w:numId w:val="1001"/>
+        </w:numPr>
+      </w:pPr>
+      <w:r>
+        <w:rPr>
+          <w:b/>
+          <w:bCs/>
+        </w:rPr>
+        <w:t xml:space="preserve">Experiments compute resources</w:t>
+      </w:r>
+    </w:p>
+    <w:p>
+      <w:pPr>
+        <w:numPr>
+          <w:ilvl w:val="0"/>
+          <w:numId w:val="1001"/>
+        </w:numPr>
+      </w:pPr>
+      <w:r>
+        <w:t xml:space="preserve">Question: For each experiment, does the paper provide sufficient information on the computer resources (type of compute workers, memory, time of execution) needed to reproduce the experiments?</w:t>
+      </w:r>
+    </w:p>
+    <w:p>
+      <w:pPr>
+        <w:numPr>
+          <w:ilvl w:val="0"/>
+          <w:numId w:val="1001"/>
+        </w:numPr>
+      </w:pPr>
+      <w:r>
+        <w:t xml:space="preserve">Answer:</w:t>
+      </w:r>
+    </w:p>
+    <w:p>
+      <w:pPr>
+        <w:numPr>
+          <w:ilvl w:val="0"/>
+          <w:numId w:val="1001"/>
+        </w:numPr>
+      </w:pPr>
+      <w:r>
+        <w:t xml:space="preserve">Justification: Appendix A reports GPU type and software environment, but complete per-run wall-clock and aggregate compute-hour accounting is still being assembled for the submission artifact.</w:t>
+      </w:r>
+    </w:p>
+    <w:p>
+      <w:pPr>
+        <w:numPr>
+          <w:ilvl w:val="0"/>
+          <w:numId w:val="1001"/>
+        </w:numPr>
+      </w:pPr>
+      <w:r>
+        <w:t xml:space="preserve">Guidelines:</w:t>
+      </w:r>
+    </w:p>
+    <w:p>
+      <w:pPr>
+        <w:numPr>
+          <w:ilvl w:val="1"/>
+          <w:numId w:val="1010"/>
+        </w:numPr>
+      </w:pPr>
+      <w:r>
+        <w:t xml:space="preserve">The answer means that the paper does not include experiments.</w:t>
+      </w:r>
+    </w:p>
+    <w:p>
+      <w:pPr>
+        <w:numPr>
+          <w:ilvl w:val="1"/>
+          <w:numId w:val="1010"/>
+        </w:numPr>
+      </w:pPr>
+      <w:r>
+        <w:t xml:space="preserve">The paper should indicate the type of compute workers CPU or GPU, internal cluster, or cloud provider, including relevant memory and storage.</w:t>
+      </w:r>
+    </w:p>
+    <w:p>
+      <w:pPr>
+        <w:numPr>
+          <w:ilvl w:val="1"/>
+          <w:numId w:val="1010"/>
+        </w:numPr>
+      </w:pPr>
+      <w:r>
+        <w:t xml:space="preserve">The paper should provide the amount of compute required for each of the individual experimental runs as well as estimate the total compute.</w:t>
+      </w:r>
+    </w:p>
+    <w:p>
+      <w:pPr>
+        <w:numPr>
+          <w:ilvl w:val="1"/>
+          <w:numId w:val="1010"/>
+        </w:numPr>
+      </w:pPr>
+      <w:r>
+        <w:t xml:space="preserve">The paper should disclose whether the full research project required more compute than the experiments reported in the paper (e.g., preliminary or failed experiments that didn’t make it into the paper).</w:t>
+      </w:r>
+    </w:p>
+    <w:p>
+      <w:pPr>
+        <w:numPr>
+          <w:ilvl w:val="0"/>
+          <w:numId w:val="1001"/>
+        </w:numPr>
+      </w:pPr>
+      <w:r>
+        <w:rPr>
+          <w:b/>
+          <w:bCs/>
+        </w:rPr>
+        <w:t xml:space="preserve">Code of ethics</w:t>
+      </w:r>
+    </w:p>
+    <w:p>
+      <w:pPr>
+        <w:numPr>
+          <w:ilvl w:val="0"/>
+          <w:numId w:val="1001"/>
+        </w:numPr>
+      </w:pPr>
+      <w:r>
+        <w:t xml:space="preserve">Question: Does the research conducted in the paper conform, in every respect, with the NeurIPS Code of Ethics</w:t>
+      </w:r>
+      <w:r>
+        <w:t xml:space="preserve"> </w:t>
+      </w:r>
+      <w:hyperlink r:id="rId53">
+        <w:r>
+          <w:rPr>
+            <w:rStyle w:val="Hyperlink"/>
+          </w:rPr>
+          <w:t xml:space="preserve">https://neurips.cc/public/EthicsGuidelines</w:t>
+        </w:r>
+      </w:hyperlink>
+      <w:r>
+        <w:t xml:space="preserve">?</w:t>
+      </w:r>
+    </w:p>
+    <w:p>
+      <w:pPr>
+        <w:numPr>
+          <w:ilvl w:val="0"/>
+          <w:numId w:val="1001"/>
+        </w:numPr>
+      </w:pPr>
+      <w:r>
+        <w:t xml:space="preserve">Answer:</w:t>
+      </w:r>
+    </w:p>
+    <w:p>
+      <w:pPr>
+        <w:numPr>
+          <w:ilvl w:val="0"/>
+          <w:numId w:val="1001"/>
+        </w:numPr>
+      </w:pPr>
+      <w:r>
+        <w:t xml:space="preserve">Justification: The experiments use public robot-policy checkpoints and simulation benchmarks, involve no people or personal data, and report negative and failed intervention results rather than selectively discarding them.</w:t>
+      </w:r>
+    </w:p>
+    <w:p>
+      <w:pPr>
+        <w:numPr>
+          <w:ilvl w:val="0"/>
+          <w:numId w:val="1001"/>
+        </w:numPr>
+      </w:pPr>
+      <w:r>
+        <w:t xml:space="preserve">Guidelines:</w:t>
+      </w:r>
+    </w:p>
+    <w:p>
+      <w:pPr>
+        <w:numPr>
+          <w:ilvl w:val="1"/>
+          <w:numId w:val="1011"/>
+        </w:numPr>
+      </w:pPr>
+      <w:r>
+        <w:t xml:space="preserve">The answer means that the authors have not reviewed the NeurIPS Code of Ethics.</w:t>
+      </w:r>
+    </w:p>
+    <w:p>
+      <w:pPr>
+        <w:numPr>
+          <w:ilvl w:val="1"/>
+          <w:numId w:val="1011"/>
+        </w:numPr>
+      </w:pPr>
+      <w:r>
+        <w:t xml:space="preserve">If the authors answer , they should explain the special circumstances that require a deviation from the Code of Ethics.</w:t>
+      </w:r>
+    </w:p>
+    <w:p>
+      <w:pPr>
+        <w:numPr>
+          <w:ilvl w:val="1"/>
+          <w:numId w:val="1011"/>
+        </w:numPr>
+      </w:pPr>
+      <w:r>
+        <w:t xml:space="preserve">The authors should make sure to preserve anonymity (e.g., if there is a special consideration due to laws or regulations in their jurisdiction).</w:t>
+      </w:r>
+    </w:p>
+    <w:p>
+      <w:pPr>
+        <w:numPr>
+          <w:ilvl w:val="0"/>
+          <w:numId w:val="1001"/>
+        </w:numPr>
+      </w:pPr>
+      <w:r>
+        <w:rPr>
+          <w:b/>
+          <w:bCs/>
+        </w:rPr>
+        <w:t xml:space="preserve">Broader impacts</w:t>
+      </w:r>
+    </w:p>
+    <w:p>
+      <w:pPr>
+        <w:numPr>
+          <w:ilvl w:val="0"/>
+          <w:numId w:val="1001"/>
+        </w:numPr>
+      </w:pPr>
+      <w:r>
+        <w:t xml:space="preserve">Question: Does the paper discuss both potential positive societal impacts and negative societal impacts of the work performed?</w:t>
+      </w:r>
+    </w:p>
+    <w:p>
+      <w:pPr>
+        <w:numPr>
+          <w:ilvl w:val="0"/>
+          <w:numId w:val="1001"/>
+        </w:numPr>
+      </w:pPr>
+      <w:r>
+        <w:t xml:space="preserve">Answer:</w:t>
+      </w:r>
+    </w:p>
+    <w:p>
+      <w:pPr>
+        <w:numPr>
+          <w:ilvl w:val="0"/>
+          <w:numId w:val="1001"/>
+        </w:numPr>
+      </w:pPr>
+      <w:r>
+        <w:t xml:space="preserve">Justification: The Discussion and Limitations section discusses auditability benefits, action-redirection misuse, false confidence from narrow simulation, and corresponding validation and safety-monitoring needs.</w:t>
+      </w:r>
+    </w:p>
+    <w:p>
+      <w:pPr>
+        <w:numPr>
+          <w:ilvl w:val="0"/>
+          <w:numId w:val="1001"/>
+        </w:numPr>
+      </w:pPr>
+      <w:r>
+        <w:t xml:space="preserve">Guidelines:</w:t>
+      </w:r>
+    </w:p>
+    <w:p>
+      <w:pPr>
+        <w:numPr>
+          <w:ilvl w:val="1"/>
+          <w:numId w:val="1012"/>
+        </w:numPr>
+      </w:pPr>
+      <w:r>
+        <w:t xml:space="preserve">The answer means that there is no societal impact of the work performed.</w:t>
+      </w:r>
+    </w:p>
+    <w:p>
+      <w:pPr>
+        <w:numPr>
+          <w:ilvl w:val="1"/>
+          <w:numId w:val="1012"/>
+        </w:numPr>
+      </w:pPr>
+      <w:r>
+        <w:t xml:space="preserve">If the authors answer or , they should explain why their work has no societal impact or why the paper does not address societal impact.</w:t>
+      </w:r>
+    </w:p>
+    <w:p>
+      <w:pPr>
+        <w:numPr>
+          <w:ilvl w:val="1"/>
+          <w:numId w:val="1012"/>
+        </w:numPr>
+      </w:pPr>
+      <w:r>
+        <w:t xml:space="preserve">Examples of negative societal impacts include potential malicious or unintended uses (e.g., disinformation, generating fake profiles, surveillance), fairness considerations (e.g., deployment of technologies that could make decisions that unfairly impact specific groups), privacy considerations, and security considerations.</w:t>
+      </w:r>
+    </w:p>
+    <w:p>
+      <w:pPr>
+        <w:numPr>
+          <w:ilvl w:val="1"/>
+          <w:numId w:val="1012"/>
+        </w:numPr>
+      </w:pPr>
+      <w:r>
+        <w:t xml:space="preserve">The conference expects that many papers will be foundational research and not tied to particular applications, let alone deployments. However, if there is a direct path to any negative applications, the authors should point it out. For example, it is legitimate to point out that an improvement in the quality of generative models could be used to generate Deepfakes for disinformation. On the other hand, it is not needed to point out that a generic algorithm for optimizing neural networks could enable people to train models that generate Deepfakes faster.</w:t>
+      </w:r>
+    </w:p>
+    <w:p>
+      <w:pPr>
+        <w:numPr>
+          <w:ilvl w:val="1"/>
+          <w:numId w:val="1012"/>
+        </w:numPr>
+      </w:pPr>
+      <w:r>
+        <w:t xml:space="preserve">The authors should consider possible harms that could arise when the technology is being used as intended and functioning correctly, harms that could arise when the technology is being used as intended but gives incorrect results, and harms following from (intentional or unintentional) misuse of the technology.</w:t>
+      </w:r>
+    </w:p>
+    <w:p>
+      <w:pPr>
+        <w:numPr>
+          <w:ilvl w:val="1"/>
+          <w:numId w:val="1012"/>
+        </w:numPr>
+      </w:pPr>
+      <w:r>
+        <w:t xml:space="preserve">If there are negative societal impacts, the authors could also discuss possible mitigation strategies (e.g., gated release of models, providing defenses in addition to attacks, mechanisms for monitoring misuse, mechanisms to monitor how a system learns from feedback over time, improving the efficiency and accessibility of ML).</w:t>
+      </w:r>
+    </w:p>
+    <w:p>
+      <w:pPr>
+        <w:numPr>
+          <w:ilvl w:val="0"/>
+          <w:numId w:val="1001"/>
+        </w:numPr>
+      </w:pPr>
+      <w:r>
+        <w:rPr>
+          <w:b/>
+          <w:bCs/>
+        </w:rPr>
+        <w:t xml:space="preserve">Safeguards</w:t>
+      </w:r>
+    </w:p>
+    <w:p>
+      <w:pPr>
+        <w:numPr>
+          <w:ilvl w:val="0"/>
+          <w:numId w:val="1001"/>
+        </w:numPr>
+      </w:pPr>
+      <w:r>
+        <w:t xml:space="preserve">Question: Does the paper describe safeguards that have been put in place for responsible release of data or models that have a high risk for misuse (e.g., pre-trained language models, image generators, or scraped datasets)?</w:t>
+      </w:r>
+    </w:p>
+    <w:p>
+      <w:pPr>
+        <w:numPr>
+          <w:ilvl w:val="0"/>
+          <w:numId w:val="1001"/>
+        </w:numPr>
+      </w:pPr>
+      <w:r>
+        <w:t xml:space="preserve">Answer:</w:t>
+      </w:r>
+    </w:p>
+    <w:p>
+      <w:pPr>
+        <w:numPr>
+          <w:ilvl w:val="0"/>
+          <w:numId w:val="1001"/>
+        </w:numPr>
+      </w:pPr>
+      <w:r>
+        <w:t xml:space="preserve">Justification: This work does not release a new high-risk pretrained model or scraped dataset; it analyzes existing robot policies in simulation.</w:t>
+      </w:r>
+    </w:p>
+    <w:p>
+      <w:pPr>
+        <w:numPr>
+          <w:ilvl w:val="0"/>
+          <w:numId w:val="1001"/>
+        </w:numPr>
+      </w:pPr>
+      <w:r>
+        <w:t xml:space="preserve">Guidelines:</w:t>
+      </w:r>
+    </w:p>
+    <w:p>
+      <w:pPr>
+        <w:numPr>
+          <w:ilvl w:val="1"/>
+          <w:numId w:val="1013"/>
+        </w:numPr>
+      </w:pPr>
+      <w:r>
+        <w:t xml:space="preserve">The answer means that the paper poses no such risks.</w:t>
+      </w:r>
+    </w:p>
+    <w:p>
+      <w:pPr>
+        <w:numPr>
+          <w:ilvl w:val="1"/>
+          <w:numId w:val="1013"/>
+        </w:numPr>
+      </w:pPr>
+      <w:r>
+        <w:t xml:space="preserve">Released models that have a high risk for misuse or dual-use should be released with necessary safeguards to allow for controlled use of the model, for example by requiring that users adhere to usage guidelines or restrictions to access the model or implementing safety filters.</w:t>
+      </w:r>
+    </w:p>
+    <w:p>
+      <w:pPr>
+        <w:numPr>
+          <w:ilvl w:val="1"/>
+          <w:numId w:val="1013"/>
+        </w:numPr>
+      </w:pPr>
+      <w:r>
+        <w:t xml:space="preserve">Datasets that have been scraped from the Internet could pose safety risks. The authors should describe how they avoided releasing unsafe images.</w:t>
+      </w:r>
+    </w:p>
+    <w:p>
+      <w:pPr>
+        <w:numPr>
+          <w:ilvl w:val="1"/>
+          <w:numId w:val="1013"/>
+        </w:numPr>
+      </w:pPr>
+      <w:r>
+        <w:t xml:space="preserve">We recognize that providing effective safeguards is challenging, and many papers do not require this, but we encourage authors to take this into account and make a best faith effort.</w:t>
+      </w:r>
+    </w:p>
+    <w:p>
+      <w:pPr>
+        <w:numPr>
+          <w:ilvl w:val="0"/>
+          <w:numId w:val="1001"/>
+        </w:numPr>
+      </w:pPr>
+      <w:r>
+        <w:rPr>
+          <w:b/>
+          <w:bCs/>
+        </w:rPr>
+        <w:t xml:space="preserve">Licenses for existing assets</w:t>
+      </w:r>
+    </w:p>
+    <w:p>
+      <w:pPr>
+        <w:numPr>
+          <w:ilvl w:val="0"/>
+          <w:numId w:val="1001"/>
+        </w:numPr>
+      </w:pPr>
+      <w:r>
+        <w:t xml:space="preserve">Question: Are the creators or original owners of assets (e.g., code, data, models), used in the paper, properly credited and are the license and terms of use explicitly mentioned and properly respected?</w:t>
+      </w:r>
+    </w:p>
+    <w:p>
+      <w:pPr>
+        <w:numPr>
+          <w:ilvl w:val="0"/>
+          <w:numId w:val="1001"/>
+        </w:numPr>
+      </w:pPr>
+      <w:r>
+        <w:t xml:space="preserve">Answer:</w:t>
+      </w:r>
+    </w:p>
+    <w:p>
+      <w:pPr>
+        <w:numPr>
+          <w:ilvl w:val="0"/>
+          <w:numId w:val="1001"/>
+        </w:numPr>
+      </w:pPr>
+      <w:r>
+        <w:t xml:space="preserve">Justification: Existing assets are cited and exact source revisions are recorded, but an explicit license inventory for every upstream code and benchmark asset remains to be added before submission.</w:t>
+      </w:r>
+    </w:p>
+    <w:p>
+      <w:pPr>
+        <w:numPr>
+          <w:ilvl w:val="0"/>
+          <w:numId w:val="1001"/>
+        </w:numPr>
+      </w:pPr>
+      <w:r>
+        <w:t xml:space="preserve">Guidelines:</w:t>
+      </w:r>
+    </w:p>
+    <w:p>
+      <w:pPr>
+        <w:numPr>
+          <w:ilvl w:val="1"/>
+          <w:numId w:val="1014"/>
+        </w:numPr>
+      </w:pPr>
+      <w:r>
+        <w:t xml:space="preserve">The answer means that the paper does not use existing assets.</w:t>
+      </w:r>
+    </w:p>
+    <w:p>
+      <w:pPr>
+        <w:numPr>
+          <w:ilvl w:val="1"/>
+          <w:numId w:val="1014"/>
+        </w:numPr>
+      </w:pPr>
+      <w:r>
+        <w:t xml:space="preserve">The authors should cite the original paper that produced the code package or dataset.</w:t>
+      </w:r>
+    </w:p>
+    <w:p>
+      <w:pPr>
+        <w:numPr>
+          <w:ilvl w:val="1"/>
+          <w:numId w:val="1014"/>
+        </w:numPr>
+      </w:pPr>
+      <w:r>
+        <w:t xml:space="preserve">The authors should state which version of the asset is used and, if possible, include a URL.</w:t>
+      </w:r>
+    </w:p>
+    <w:p>
+      <w:pPr>
+        <w:numPr>
+          <w:ilvl w:val="1"/>
+          <w:numId w:val="1014"/>
+        </w:numPr>
+      </w:pPr>
+      <w:r>
+        <w:t xml:space="preserve">The name of the license (e.g., CC-BY 4.0) should be included for each asset.</w:t>
+      </w:r>
+    </w:p>
+    <w:p>
+      <w:pPr>
+        <w:numPr>
+          <w:ilvl w:val="1"/>
+          <w:numId w:val="1014"/>
+        </w:numPr>
+      </w:pPr>
+      <w:r>
+        <w:t xml:space="preserve">For scraped data from a particular source (e.g., website), the copyright and terms of service of that source should be provided.</w:t>
+      </w:r>
+    </w:p>
+    <w:p>
+      <w:pPr>
+        <w:numPr>
+          <w:ilvl w:val="1"/>
+          <w:numId w:val="1014"/>
+        </w:numPr>
+      </w:pPr>
+      <w:r>
+        <w:t xml:space="preserve">If assets are released, the license, copyright information, and terms of use in the package should be provided. For popular datasets,</w:t>
+      </w:r>
+      <w:r>
+        <w:t xml:space="preserve"> </w:t>
+      </w:r>
+      <w:hyperlink r:id="rId54">
+        <w:r>
+          <w:rPr>
+            <w:rStyle w:val="Hyperlink"/>
+          </w:rPr>
+          <w:t xml:space="preserve">paperswithcode.com/datasets</w:t>
+        </w:r>
+      </w:hyperlink>
+      <w:r>
+        <w:t xml:space="preserve"> </w:t>
+      </w:r>
+      <w:r>
+        <w:t xml:space="preserve">has curated licenses for some datasets. Their licensing guide can help determine the license of a dataset.</w:t>
+      </w:r>
+    </w:p>
+    <w:p>
+      <w:pPr>
+        <w:numPr>
+          <w:ilvl w:val="1"/>
+          <w:numId w:val="1014"/>
+        </w:numPr>
+      </w:pPr>
+      <w:r>
+        <w:t xml:space="preserve">For existing datasets that are re-packaged, both the original license and the license of the derived asset (if it has changed) should be provided.</w:t>
+      </w:r>
+    </w:p>
+    <w:p>
+      <w:pPr>
+        <w:numPr>
+          <w:ilvl w:val="1"/>
+          <w:numId w:val="1014"/>
+        </w:numPr>
+      </w:pPr>
+      <w:r>
+        <w:t xml:space="preserve">If this information is not available online, the authors are encouraged to reach out to the asset’s creators.</w:t>
+      </w:r>
+    </w:p>
+    <w:p>
+      <w:pPr>
+        <w:numPr>
+          <w:ilvl w:val="0"/>
+          <w:numId w:val="1001"/>
+        </w:numPr>
+      </w:pPr>
+      <w:r>
+        <w:rPr>
+          <w:b/>
+          <w:bCs/>
+        </w:rPr>
+        <w:t xml:space="preserve">New assets</w:t>
+      </w:r>
+    </w:p>
+    <w:p>
+      <w:pPr>
+        <w:numPr>
+          <w:ilvl w:val="0"/>
+          <w:numId w:val="1001"/>
+        </w:numPr>
+      </w:pPr>
+      <w:r>
+        <w:t xml:space="preserve">Question: Are new assets introduced in the paper well documented and is the documentation provided alongside the assets?</w:t>
+      </w:r>
+    </w:p>
+    <w:p>
+      <w:pPr>
+        <w:numPr>
+          <w:ilvl w:val="0"/>
+          <w:numId w:val="1001"/>
+        </w:numPr>
+      </w:pPr>
+      <w:r>
+        <w:t xml:space="preserve">Answer:</w:t>
+      </w:r>
+    </w:p>
+    <w:p>
+      <w:pPr>
+        <w:numPr>
+          <w:ilvl w:val="0"/>
+          <w:numId w:val="1001"/>
+        </w:numPr>
+      </w:pPr>
+      <w:r>
+        <w:t xml:space="preserve">Justification: New intervention code and result manifests are documented in the working artifact, but the anonymized release package and its final license are not yet attached to this draft.</w:t>
+      </w:r>
+    </w:p>
+    <w:p>
+      <w:pPr>
+        <w:numPr>
+          <w:ilvl w:val="0"/>
+          <w:numId w:val="1001"/>
+        </w:numPr>
+      </w:pPr>
+      <w:r>
+        <w:t xml:space="preserve">Guidelines:</w:t>
+      </w:r>
+    </w:p>
+    <w:p>
+      <w:pPr>
+        <w:numPr>
+          <w:ilvl w:val="1"/>
+          <w:numId w:val="1015"/>
+        </w:numPr>
+      </w:pPr>
+      <w:r>
+        <w:t xml:space="preserve">The answer means that the paper does not release new assets.</w:t>
+      </w:r>
+    </w:p>
+    <w:p>
+      <w:pPr>
+        <w:numPr>
+          <w:ilvl w:val="1"/>
+          <w:numId w:val="1015"/>
+        </w:numPr>
+      </w:pPr>
+      <w:r>
+        <w:t xml:space="preserve">Researchers should communicate the details of the dataset/code/model as part of their submissions via structured templates. This includes details about training, license, limitations, etc.</w:t>
+      </w:r>
+    </w:p>
+    <w:p>
+      <w:pPr>
+        <w:numPr>
+          <w:ilvl w:val="1"/>
+          <w:numId w:val="1015"/>
+        </w:numPr>
+      </w:pPr>
+      <w:r>
+        <w:t xml:space="preserve">The paper should discuss whether and how consent was obtained from people whose asset is used.</w:t>
+      </w:r>
+    </w:p>
+    <w:p>
+      <w:pPr>
+        <w:numPr>
+          <w:ilvl w:val="1"/>
+          <w:numId w:val="1015"/>
+        </w:numPr>
+      </w:pPr>
+      <w:r>
+        <w:t xml:space="preserve">At submission time, remember to anonymize your assets (if applicable). You can either create an anonymized URL or include an anonymized zip file.</w:t>
+      </w:r>
+    </w:p>
+    <w:p>
+      <w:pPr>
+        <w:numPr>
+          <w:ilvl w:val="0"/>
+          <w:numId w:val="1001"/>
+        </w:numPr>
+      </w:pPr>
+      <w:r>
+        <w:rPr>
+          <w:b/>
+          <w:bCs/>
+        </w:rPr>
+        <w:t xml:space="preserve">Crowdsourcing and research with human subjects</w:t>
+      </w:r>
+    </w:p>
+    <w:p>
+      <w:pPr>
+        <w:numPr>
+          <w:ilvl w:val="0"/>
+          <w:numId w:val="1001"/>
+        </w:numPr>
+      </w:pPr>
+      <w:r>
+        <w:t xml:space="preserve">Question: For crowdsourcing experiments and research with human subjects, does the paper include the full text of instructions given to participants and screenshots, if applicable, as well as details about compensation (if any)?</w:t>
+      </w:r>
+    </w:p>
+    <w:p>
+      <w:pPr>
+        <w:numPr>
+          <w:ilvl w:val="0"/>
+          <w:numId w:val="1001"/>
+        </w:numPr>
+      </w:pPr>
+      <w:r>
+        <w:t xml:space="preserve">Answer:</w:t>
+      </w:r>
+    </w:p>
+    <w:p>
+      <w:pPr>
+        <w:numPr>
+          <w:ilvl w:val="0"/>
+          <w:numId w:val="1001"/>
+        </w:numPr>
+      </w:pPr>
+      <w:r>
+        <w:t xml:space="preserve">Justification: The research contains no crowdsourcing and no human participants.</w:t>
+      </w:r>
+    </w:p>
+    <w:p>
+      <w:pPr>
+        <w:numPr>
+          <w:ilvl w:val="0"/>
+          <w:numId w:val="1001"/>
+        </w:numPr>
+      </w:pPr>
+      <w:r>
+        <w:t xml:space="preserve">Guidelines:</w:t>
+      </w:r>
+    </w:p>
+    <w:p>
+      <w:pPr>
+        <w:numPr>
+          <w:ilvl w:val="1"/>
+          <w:numId w:val="1016"/>
+        </w:numPr>
+      </w:pPr>
+      <w:r>
+        <w:t xml:space="preserve">The answer means that the paper does not involve crowdsourcing nor research with human subjects.</w:t>
+      </w:r>
+    </w:p>
+    <w:p>
+      <w:pPr>
+        <w:numPr>
+          <w:ilvl w:val="1"/>
+          <w:numId w:val="1016"/>
+        </w:numPr>
+      </w:pPr>
+      <w:r>
+        <w:t xml:space="preserve">Including this information in the supplemental material is fine, but if the main contribution of the paper involves human subjects, then as much detail as possible should be included in the main paper.</w:t>
+      </w:r>
+    </w:p>
+    <w:p>
+      <w:pPr>
+        <w:numPr>
+          <w:ilvl w:val="1"/>
+          <w:numId w:val="1016"/>
+        </w:numPr>
+      </w:pPr>
+      <w:r>
+        <w:t xml:space="preserve">According to the NeurIPS Code of Ethics, workers involved in data collection, curation, or other labor should be paid at least the minimum wage in the country of the data collector.</w:t>
+      </w:r>
+    </w:p>
+    <w:p>
+      <w:pPr>
+        <w:numPr>
+          <w:ilvl w:val="0"/>
+          <w:numId w:val="1001"/>
+        </w:numPr>
+      </w:pPr>
+      <w:r>
+        <w:rPr>
+          <w:b/>
+          <w:bCs/>
+        </w:rPr>
+        <w:t xml:space="preserve">Institutional review board (IRB) approvals or equivalent for research with human subjects</w:t>
+      </w:r>
+    </w:p>
+    <w:p>
+      <w:pPr>
+        <w:numPr>
+          <w:ilvl w:val="0"/>
+          <w:numId w:val="1001"/>
+        </w:numPr>
+      </w:pPr>
+      <w:r>
+        <w:t xml:space="preserve">Question: Does the paper describe potential risks incurred by study participants, whether such risks were disclosed to the subjects, and whether Institutional Review Board (IRB) approvals (or an equivalent approval/review based on the requirements of your country or institution) were obtained?</w:t>
+      </w:r>
+    </w:p>
+    <w:p>
+      <w:pPr>
+        <w:numPr>
+          <w:ilvl w:val="0"/>
+          <w:numId w:val="1001"/>
+        </w:numPr>
+      </w:pPr>
+      <w:r>
+        <w:t xml:space="preserve">Answer:</w:t>
+      </w:r>
+    </w:p>
+    <w:p>
+      <w:pPr>
+        <w:numPr>
+          <w:ilvl w:val="0"/>
+          <w:numId w:val="1001"/>
+        </w:numPr>
+      </w:pPr>
+      <w:r>
+        <w:t xml:space="preserve">Justification: The research contains no human-subject data collection or interaction.</w:t>
+      </w:r>
+    </w:p>
+    <w:p>
+      <w:pPr>
+        <w:numPr>
+          <w:ilvl w:val="0"/>
+          <w:numId w:val="1001"/>
+        </w:numPr>
+      </w:pPr>
+      <w:r>
+        <w:t xml:space="preserve">Guidelines:</w:t>
+      </w:r>
+    </w:p>
+    <w:p>
+      <w:pPr>
+        <w:numPr>
+          <w:ilvl w:val="1"/>
+          <w:numId w:val="1017"/>
+        </w:numPr>
+      </w:pPr>
+      <w:r>
+        <w:t xml:space="preserve">The answer means that the paper does not involve crowdsourcing nor research with human subjects.</w:t>
+      </w:r>
+    </w:p>
+    <w:p>
+      <w:pPr>
+        <w:numPr>
+          <w:ilvl w:val="1"/>
+          <w:numId w:val="1017"/>
+        </w:numPr>
+      </w:pPr>
+      <w:r>
+        <w:t xml:space="preserve">Depending on the country in which research is conducted, IRB approval (or equivalent) may be required for any human subjects research. If you obtained IRB approval, you should clearly state this in the paper.</w:t>
+      </w:r>
+    </w:p>
+    <w:p>
+      <w:pPr>
+        <w:numPr>
+          <w:ilvl w:val="1"/>
+          <w:numId w:val="1017"/>
+        </w:numPr>
+      </w:pPr>
+      <w:r>
+        <w:t xml:space="preserve">We recognize that the procedures for this may vary significantly between institutions and locations, and we expect authors to adhere to the NeurIPS Code of Ethics and the guidelines for their institution.</w:t>
+      </w:r>
+    </w:p>
+    <w:p>
+      <w:pPr>
+        <w:numPr>
+          <w:ilvl w:val="1"/>
+          <w:numId w:val="1017"/>
+        </w:numPr>
+      </w:pPr>
+      <w:r>
+        <w:t xml:space="preserve">For initial submissions, do not include any information that would break anonymity (if applicable), such as the institution conducting the review.</w:t>
+      </w:r>
+    </w:p>
+    <w:p>
+      <w:pPr>
+        <w:numPr>
+          <w:ilvl w:val="0"/>
+          <w:numId w:val="1001"/>
+        </w:numPr>
+      </w:pPr>
+      <w:r>
+        <w:rPr>
+          <w:b/>
+          <w:bCs/>
+        </w:rPr>
+        <w:t xml:space="preserve">Declaration of LLM usage</w:t>
+      </w:r>
+    </w:p>
+    <w:p>
+      <w:pPr>
+        <w:numPr>
+          <w:ilvl w:val="0"/>
+          <w:numId w:val="1001"/>
+        </w:numPr>
+      </w:pPr>
+      <w:r>
+        <w:t xml:space="preserve">Question: Does the paper describe the usage of LLMs if it is an important, original, or non-standard component of the core methods in this research? Note that if the LLM is used only for writing, editing, or formatting purposes and does</w:t>
+      </w:r>
+      <w:r>
+        <w:t xml:space="preserve"> </w:t>
+      </w:r>
+      <w:r>
+        <w:rPr>
+          <w:i/>
+          <w:iCs/>
+        </w:rPr>
+        <w:t xml:space="preserve">not</w:t>
+      </w:r>
+      <w:r>
+        <w:t xml:space="preserve"> </w:t>
+      </w:r>
+      <w:r>
+        <w:t xml:space="preserve">impact the core methodology, scientific rigor, or originality of the research, declaration is not required.</w:t>
+      </w:r>
+    </w:p>
+    <w:p>
+      <w:pPr>
+        <w:numPr>
+          <w:ilvl w:val="0"/>
+          <w:numId w:val="1001"/>
+        </w:numPr>
+      </w:pPr>
+      <w:r>
+        <w:t xml:space="preserve">Answer:</w:t>
+      </w:r>
+    </w:p>
+    <w:p>
+      <w:pPr>
+        <w:numPr>
+          <w:ilvl w:val="0"/>
+          <w:numId w:val="1001"/>
+        </w:numPr>
+      </w:pPr>
+      <w:r>
+        <w:t xml:space="preserve">Justification: Language models were used only for writing and formatting assistance, not as a component of the experimental method or scientific evaluation.</w:t>
+      </w:r>
+    </w:p>
+    <w:p>
+      <w:pPr>
+        <w:numPr>
+          <w:ilvl w:val="0"/>
+          <w:numId w:val="1001"/>
+        </w:numPr>
+      </w:pPr>
+      <w:r>
+        <w:t xml:space="preserve">Guidelines:</w:t>
+      </w:r>
+    </w:p>
+    <w:p>
+      <w:pPr>
+        <w:numPr>
+          <w:ilvl w:val="1"/>
+          <w:numId w:val="1018"/>
+        </w:numPr>
+      </w:pPr>
+      <w:r>
+        <w:t xml:space="preserve">The answer means that the core method development in this research does not involve LLMs as any important, original, or non-standard components.</w:t>
+      </w:r>
+    </w:p>
+    <w:p>
+      <w:pPr>
+        <w:numPr>
+          <w:ilvl w:val="1"/>
+          <w:numId w:val="1018"/>
+        </w:numPr>
+      </w:pPr>
+      <w:r>
+        <w:t xml:space="preserve">Please refer to our LLM policy in the NeurIPS handbook for what should or should not be described.</w:t>
+      </w:r>
+    </w:p>
+    <w:bookmarkStart w:id="103" w:name="refs"/>
+    <w:bookmarkStart w:id="56" w:name="ref-du2023unipi"/>
     <w:p>
       <w:pPr>
         <w:pStyle w:val="Bibliography"/>
@@ -6980,7 +8964,7 @@
       <w:r>
         <w:t xml:space="preserve"> </w:t>
       </w:r>
-      <w:hyperlink r:id="rId51">
+      <w:hyperlink r:id="rId55">
         <w:r>
           <w:rPr>
             <w:rStyle w:val="Hyperlink"/>
@@ -6992,8 +8976,8 @@
         <w:t xml:space="preserve">.</w:t>
       </w:r>
     </w:p>
-    <w:bookmarkEnd w:id="52"/>
-    <w:bookmarkStart w:id="54" w:name="ref-du2024videolanguage"/>
+    <w:bookmarkEnd w:id="56"/>
+    <w:bookmarkStart w:id="58" w:name="ref-du2024videolanguage"/>
     <w:p>
       <w:pPr>
         <w:pStyle w:val="Bibliography"/>
@@ -7023,7 +9007,7 @@
       <w:r>
         <w:t xml:space="preserve"> </w:t>
       </w:r>
-      <w:hyperlink r:id="rId53">
+      <w:hyperlink r:id="rId57">
         <w:r>
           <w:rPr>
             <w:rStyle w:val="Hyperlink"/>
@@ -7035,8 +9019,8 @@
         <w:t xml:space="preserve">.</w:t>
       </w:r>
     </w:p>
-    <w:bookmarkEnd w:id="54"/>
-    <w:bookmarkStart w:id="56" w:name="ref-ebert2018visualforesight"/>
+    <w:bookmarkEnd w:id="58"/>
+    <w:bookmarkStart w:id="60" w:name="ref-ebert2018visualforesight"/>
     <w:p>
       <w:pPr>
         <w:pStyle w:val="Bibliography"/>
@@ -7066,7 +9050,7 @@
       <w:r>
         <w:t xml:space="preserve"> </w:t>
       </w:r>
-      <w:hyperlink r:id="rId55">
+      <w:hyperlink r:id="rId59">
         <w:r>
           <w:rPr>
             <w:rStyle w:val="Hyperlink"/>
@@ -7078,8 +9062,8 @@
         <w:t xml:space="preserve">.</w:t>
       </w:r>
     </w:p>
-    <w:bookmarkEnd w:id="56"/>
-    <w:bookmarkStart w:id="58" w:name="ref-field2007clusterbootstrap"/>
+    <w:bookmarkEnd w:id="60"/>
+    <w:bookmarkStart w:id="62" w:name="ref-field2007clusterbootstrap"/>
     <w:p>
       <w:pPr>
         <w:pStyle w:val="Bibliography"/>
@@ -7112,7 +9096,7 @@
       <w:r>
         <w:t xml:space="preserve"> </w:t>
       </w:r>
-      <w:hyperlink r:id="rId57">
+      <w:hyperlink r:id="rId61">
         <w:r>
           <w:rPr>
             <w:rStyle w:val="Hyperlink"/>
@@ -7124,8 +9108,8 @@
         <w:t xml:space="preserve">.</w:t>
       </w:r>
     </w:p>
-    <w:bookmarkEnd w:id="58"/>
-    <w:bookmarkStart w:id="60" w:name="ref-goldowskydill2023pathpatching"/>
+    <w:bookmarkEnd w:id="62"/>
+    <w:bookmarkStart w:id="64" w:name="ref-goldowskydill2023pathpatching"/>
     <w:p>
       <w:pPr>
         <w:pStyle w:val="Bibliography"/>
@@ -7149,7 +9133,7 @@
       <w:r>
         <w:t xml:space="preserve"> </w:t>
       </w:r>
-      <w:hyperlink r:id="rId59">
+      <w:hyperlink r:id="rId63">
         <w:r>
           <w:rPr>
             <w:rStyle w:val="Hyperlink"/>
@@ -7161,8 +9145,8 @@
         <w:t xml:space="preserve">.</w:t>
       </w:r>
     </w:p>
-    <w:bookmarkEnd w:id="60"/>
-    <w:bookmarkStart w:id="62" w:name="ref-guo2024pad"/>
+    <w:bookmarkEnd w:id="64"/>
+    <w:bookmarkStart w:id="66" w:name="ref-guo2024pad"/>
     <w:p>
       <w:pPr>
         <w:pStyle w:val="Bibliography"/>
@@ -7195,7 +9179,7 @@
       <w:r>
         <w:t xml:space="preserve"> </w:t>
       </w:r>
-      <w:hyperlink r:id="rId61">
+      <w:hyperlink r:id="rId65">
         <w:r>
           <w:rPr>
             <w:rStyle w:val="Hyperlink"/>
@@ -7207,8 +9191,8 @@
         <w:t xml:space="preserve">.</w:t>
       </w:r>
     </w:p>
-    <w:bookmarkEnd w:id="62"/>
-    <w:bookmarkStart w:id="64" w:name="ref-hu2025vpp"/>
+    <w:bookmarkEnd w:id="66"/>
+    <w:bookmarkStart w:id="68" w:name="ref-hu2025vpp"/>
     <w:p>
       <w:pPr>
         <w:pStyle w:val="Bibliography"/>
@@ -7238,7 +9222,7 @@
       <w:r>
         <w:t xml:space="preserve"> </w:t>
       </w:r>
-      <w:hyperlink r:id="rId63">
+      <w:hyperlink r:id="rId67">
         <w:r>
           <w:rPr>
             <w:rStyle w:val="Hyperlink"/>
@@ -7250,8 +9234,8 @@
         <w:t xml:space="preserve">.</w:t>
       </w:r>
     </w:p>
-    <w:bookmarkEnd w:id="64"/>
-    <w:bookmarkStart w:id="66" w:name="ref-kim2026cosmospolicy"/>
+    <w:bookmarkEnd w:id="68"/>
+    <w:bookmarkStart w:id="70" w:name="ref-kim2026cosmospolicy"/>
     <w:p>
       <w:pPr>
         <w:pStyle w:val="Bibliography"/>
@@ -7287,7 +9271,7 @@
       <w:r>
         <w:t xml:space="preserve"> </w:t>
       </w:r>
-      <w:hyperlink r:id="rId65">
+      <w:hyperlink r:id="rId69">
         <w:r>
           <w:rPr>
             <w:rStyle w:val="Hyperlink"/>
@@ -7299,8 +9283,8 @@
         <w:t xml:space="preserve">.</w:t>
       </w:r>
     </w:p>
-    <w:bookmarkEnd w:id="66"/>
-    <w:bookmarkStart w:id="68" w:name="ref-lakens2017equivalence"/>
+    <w:bookmarkEnd w:id="70"/>
+    <w:bookmarkStart w:id="72" w:name="ref-lakens2017equivalence"/>
     <w:p>
       <w:pPr>
         <w:pStyle w:val="Bibliography"/>
@@ -7333,7 +9317,7 @@
       <w:r>
         <w:t xml:space="preserve"> </w:t>
       </w:r>
-      <w:hyperlink r:id="rId67">
+      <w:hyperlink r:id="rId71">
         <w:r>
           <w:rPr>
             <w:rStyle w:val="Hyperlink"/>
@@ -7345,8 +9329,8 @@
         <w:t xml:space="preserve">.</w:t>
       </w:r>
     </w:p>
-    <w:bookmarkEnd w:id="68"/>
-    <w:bookmarkStart w:id="70" w:name="ref-li2025uva"/>
+    <w:bookmarkEnd w:id="72"/>
+    <w:bookmarkStart w:id="74" w:name="ref-li2025uva"/>
     <w:p>
       <w:pPr>
         <w:pStyle w:val="Bibliography"/>
@@ -7370,7 +9354,7 @@
       <w:r>
         <w:t xml:space="preserve"> </w:t>
       </w:r>
-      <w:hyperlink r:id="rId69">
+      <w:hyperlink r:id="rId73">
         <w:r>
           <w:rPr>
             <w:rStyle w:val="Hyperlink"/>
@@ -7382,8 +9366,8 @@
         <w:t xml:space="preserve">.</w:t>
       </w:r>
     </w:p>
-    <w:bookmarkEnd w:id="70"/>
-    <w:bookmarkStart w:id="72" w:name="ref-liu2023libero"/>
+    <w:bookmarkEnd w:id="74"/>
+    <w:bookmarkStart w:id="76" w:name="ref-liu2023libero"/>
     <w:p>
       <w:pPr>
         <w:pStyle w:val="Bibliography"/>
@@ -7422,7 +9406,7 @@
       <w:r>
         <w:t xml:space="preserve"> </w:t>
       </w:r>
-      <w:hyperlink r:id="rId71">
+      <w:hyperlink r:id="rId75">
         <w:r>
           <w:rPr>
             <w:rStyle w:val="Hyperlink"/>
@@ -7434,8 +9418,8 @@
         <w:t xml:space="preserve">.</w:t>
       </w:r>
     </w:p>
-    <w:bookmarkEnd w:id="72"/>
-    <w:bookmarkStart w:id="74" w:name="ref-meng2022rome"/>
+    <w:bookmarkEnd w:id="76"/>
+    <w:bookmarkStart w:id="78" w:name="ref-meng2022rome"/>
     <w:p>
       <w:pPr>
         <w:pStyle w:val="Bibliography"/>
@@ -7477,7 +9461,7 @@
       <w:r>
         <w:t xml:space="preserve"> </w:t>
       </w:r>
-      <w:hyperlink r:id="rId73">
+      <w:hyperlink r:id="rId77">
         <w:r>
           <w:rPr>
             <w:rStyle w:val="Hyperlink"/>
@@ -7489,8 +9473,8 @@
         <w:t xml:space="preserve">.</w:t>
       </w:r>
     </w:p>
-    <w:bookmarkEnd w:id="74"/>
-    <w:bookmarkStart w:id="76" w:name="ref-nasiriany2024robocasa"/>
+    <w:bookmarkEnd w:id="78"/>
+    <w:bookmarkStart w:id="80" w:name="ref-nasiriany2024robocasa"/>
     <w:p>
       <w:pPr>
         <w:pStyle w:val="Bibliography"/>
@@ -7529,7 +9513,7 @@
       <w:r>
         <w:t xml:space="preserve"> </w:t>
       </w:r>
-      <w:hyperlink r:id="rId75">
+      <w:hyperlink r:id="rId79">
         <w:r>
           <w:rPr>
             <w:rStyle w:val="Hyperlink"/>
@@ -7541,8 +9525,8 @@
         <w:t xml:space="preserve">.</w:t>
       </w:r>
     </w:p>
-    <w:bookmarkEnd w:id="76"/>
-    <w:bookmarkStart w:id="78" w:name="ref-nvidia2026cosmos3"/>
+    <w:bookmarkEnd w:id="80"/>
+    <w:bookmarkStart w:id="82" w:name="ref-nvidia2026cosmos3"/>
     <w:p>
       <w:pPr>
         <w:pStyle w:val="Bibliography"/>
@@ -7587,7 +9571,7 @@
       <w:r>
         <w:t xml:space="preserve"> </w:t>
       </w:r>
-      <w:hyperlink r:id="rId77">
+      <w:hyperlink r:id="rId81">
         <w:r>
           <w:rPr>
             <w:rStyle w:val="Hyperlink"/>
@@ -7599,8 +9583,8 @@
         <w:t xml:space="preserve">.</w:t>
       </w:r>
     </w:p>
-    <w:bookmarkEnd w:id="78"/>
-    <w:bookmarkStart w:id="80" w:name="ref-nvidia2026cosmos3droid"/>
+    <w:bookmarkEnd w:id="82"/>
+    <w:bookmarkStart w:id="84" w:name="ref-nvidia2026cosmos3droid"/>
     <w:p>
       <w:pPr>
         <w:pStyle w:val="Bibliography"/>
@@ -7624,7 +9608,7 @@
       <w:r>
         <w:t xml:space="preserve"> </w:t>
       </w:r>
-      <w:hyperlink r:id="rId79">
+      <w:hyperlink r:id="rId83">
         <w:r>
           <w:rPr>
             <w:rStyle w:val="Hyperlink"/>
@@ -7636,8 +9620,8 @@
         <w:t xml:space="preserve">.</w:t>
       </w:r>
     </w:p>
-    <w:bookmarkEnd w:id="80"/>
-    <w:bookmarkStart w:id="82" w:name="ref-qiu2026agra"/>
+    <w:bookmarkEnd w:id="84"/>
+    <w:bookmarkStart w:id="86" w:name="ref-qiu2026agra"/>
     <w:p>
       <w:pPr>
         <w:pStyle w:val="Bibliography"/>
@@ -7661,7 +9645,7 @@
       <w:r>
         <w:t xml:space="preserve"> </w:t>
       </w:r>
-      <w:hyperlink r:id="rId81">
+      <w:hyperlink r:id="rId85">
         <w:r>
           <w:rPr>
             <w:rStyle w:val="Hyperlink"/>
@@ -7673,8 +9657,8 @@
         <w:t xml:space="preserve">.</w:t>
       </w:r>
     </w:p>
-    <w:bookmarkEnd w:id="82"/>
-    <w:bookmarkStart w:id="84" w:name="ref-vaidyanathan2026multiplemediators"/>
+    <w:bookmarkEnd w:id="86"/>
+    <w:bookmarkStart w:id="88" w:name="ref-vaidyanathan2026multiplemediators"/>
     <w:p>
       <w:pPr>
         <w:pStyle w:val="Bibliography"/>
@@ -7698,7 +9682,7 @@
       <w:r>
         <w:t xml:space="preserve"> </w:t>
       </w:r>
-      <w:hyperlink r:id="rId83">
+      <w:hyperlink r:id="rId87">
         <w:r>
           <w:rPr>
             <w:rStyle w:val="Hyperlink"/>
@@ -7710,8 +9694,8 @@
         <w:t xml:space="preserve">.</w:t>
       </w:r>
     </w:p>
-    <w:bookmarkEnd w:id="84"/>
-    <w:bookmarkStart w:id="86" w:name="ref-vig2020causalmediation"/>
+    <w:bookmarkEnd w:id="88"/>
+    <w:bookmarkStart w:id="90" w:name="ref-vig2020causalmediation"/>
     <w:p>
       <w:pPr>
         <w:pStyle w:val="Bibliography"/>
@@ -7744,7 +9728,7 @@
       <w:r>
         <w:t xml:space="preserve"> </w:t>
       </w:r>
-      <w:hyperlink r:id="rId85">
+      <w:hyperlink r:id="rId89">
         <w:r>
           <w:rPr>
             <w:rStyle w:val="Hyperlink"/>
@@ -7756,8 +9740,8 @@
         <w:t xml:space="preserve">.</w:t>
       </w:r>
     </w:p>
-    <w:bookmarkEnd w:id="86"/>
-    <w:bookmarkStart w:id="88" w:name="ref-yang2026robolab"/>
+    <w:bookmarkEnd w:id="90"/>
+    <w:bookmarkStart w:id="92" w:name="ref-yang2026robolab"/>
     <w:p>
       <w:pPr>
         <w:pStyle w:val="Bibliography"/>
@@ -7796,7 +9780,7 @@
       <w:r>
         <w:t xml:space="preserve"> </w:t>
       </w:r>
-      <w:hyperlink r:id="rId87">
+      <w:hyperlink r:id="rId91">
         <w:r>
           <w:rPr>
             <w:rStyle w:val="Hyperlink"/>
@@ -7808,8 +9792,8 @@
         <w:t xml:space="preserve">.</w:t>
       </w:r>
     </w:p>
-    <w:bookmarkEnd w:id="88"/>
-    <w:bookmarkStart w:id="90" w:name="ref-ye2026dreamzero"/>
+    <w:bookmarkEnd w:id="92"/>
+    <w:bookmarkStart w:id="94" w:name="ref-ye2026dreamzero"/>
     <w:p>
       <w:pPr>
         <w:pStyle w:val="Bibliography"/>
@@ -7833,7 +9817,7 @@
       <w:r>
         <w:t xml:space="preserve"> </w:t>
       </w:r>
-      <w:hyperlink r:id="rId89">
+      <w:hyperlink r:id="rId93">
         <w:r>
           <w:rPr>
             <w:rStyle w:val="Hyperlink"/>
@@ -7845,8 +9829,8 @@
         <w:t xml:space="preserve">.</w:t>
       </w:r>
     </w:p>
-    <w:bookmarkEnd w:id="90"/>
-    <w:bookmarkStart w:id="92" w:name="ref-yuan2026fastwam"/>
+    <w:bookmarkEnd w:id="94"/>
+    <w:bookmarkStart w:id="96" w:name="ref-yuan2026fastwam"/>
     <w:p>
       <w:pPr>
         <w:pStyle w:val="Bibliography"/>
@@ -7874,7 +9858,7 @@
       <w:r>
         <w:t xml:space="preserve"> </w:t>
       </w:r>
-      <w:hyperlink r:id="rId91">
+      <w:hyperlink r:id="rId95">
         <w:r>
           <w:rPr>
             <w:rStyle w:val="Hyperlink"/>
@@ -7886,8 +9870,8 @@
         <w:t xml:space="preserve">.</w:t>
       </w:r>
     </w:p>
-    <w:bookmarkEnd w:id="92"/>
-    <w:bookmarkStart w:id="94" w:name="ref-zhang2026rift"/>
+    <w:bookmarkEnd w:id="96"/>
+    <w:bookmarkStart w:id="98" w:name="ref-zhang2026rift"/>
     <w:p>
       <w:pPr>
         <w:pStyle w:val="Bibliography"/>
@@ -7939,7 +9923,7 @@
       <w:r>
         <w:t xml:space="preserve"> </w:t>
       </w:r>
-      <w:hyperlink r:id="rId93">
+      <w:hyperlink r:id="rId97">
         <w:r>
           <w:rPr>
             <w:rStyle w:val="Hyperlink"/>
@@ -7951,8 +9935,8 @@
         <w:t xml:space="preserve">.</w:t>
       </w:r>
     </w:p>
-    <w:bookmarkEnd w:id="94"/>
-    <w:bookmarkStart w:id="96" w:name="ref-zhang2024activationpatching"/>
+    <w:bookmarkEnd w:id="98"/>
+    <w:bookmarkStart w:id="100" w:name="ref-zhang2024activationpatching"/>
     <w:p>
       <w:pPr>
         <w:pStyle w:val="Bibliography"/>
@@ -7982,7 +9966,7 @@
       <w:r>
         <w:t xml:space="preserve"> </w:t>
       </w:r>
-      <w:hyperlink r:id="rId95">
+      <w:hyperlink r:id="rId99">
         <w:r>
           <w:rPr>
             <w:rStyle w:val="Hyperlink"/>
@@ -7994,8 +9978,8 @@
         <w:t xml:space="preserve">.</w:t>
       </w:r>
     </w:p>
-    <w:bookmarkEnd w:id="96"/>
-    <w:bookmarkStart w:id="98" w:name="ref-zhao2026fasterwam"/>
+    <w:bookmarkEnd w:id="100"/>
+    <w:bookmarkStart w:id="102" w:name="ref-zhao2026fasterwam"/>
     <w:p>
       <w:pPr>
         <w:pStyle w:val="Bibliography"/>
@@ -8026,7 +10010,7 @@
       <w:r>
         <w:t xml:space="preserve"> </w:t>
       </w:r>
-      <w:hyperlink r:id="rId97">
+      <w:hyperlink r:id="rId101">
         <w:r>
           <w:rPr>
             <w:rStyle w:val="Hyperlink"/>
@@ -8038,9 +10022,9 @@
         <w:t xml:space="preserve">.</w:t>
       </w:r>
     </w:p>
-    <w:bookmarkEnd w:id="98"/>
-    <w:bookmarkEnd w:id="99"/>
-    <w:bookmarkEnd w:id="100"/>
+    <w:bookmarkEnd w:id="102"/>
+    <w:bookmarkEnd w:id="103"/>
+    <w:bookmarkEnd w:id="104"/>
     <w:sectPr>
       <w:footnotePr>
         <w:numRestart w:val="eachSect"/>
@@ -8151,8 +10135,304 @@
       </w:pPr>
     </w:lvl>
   </w:abstractNum>
+  <w:abstractNum w:abstractNumId="99201">
+    <w:nsid w:val="00A99201"/>
+    <w:multiLevelType w:val="multilevel"/>
+    <w:lvl w:ilvl="0">
+      <w:start w:val="1"/>
+      <w:numFmt w:val="decimal"/>
+      <w:lvlText w:val="%1."/>
+      <w:lvlJc w:val="left"/>
+      <w:pPr>
+        <w:ind w:left="720" w:hanging="360"/>
+      </w:pPr>
+    </w:lvl>
+    <w:lvl w:ilvl="1">
+      <w:start w:val="1"/>
+      <w:numFmt w:val="lowerLetter"/>
+      <w:lvlText w:val="%2."/>
+      <w:lvlJc w:val="left"/>
+      <w:pPr>
+        <w:ind w:left="1440" w:hanging="360"/>
+      </w:pPr>
+    </w:lvl>
+    <w:lvl w:ilvl="2">
+      <w:start w:val="1"/>
+      <w:numFmt w:val="lowerRoman"/>
+      <w:lvlText w:val="%3."/>
+      <w:lvlJc w:val="left"/>
+      <w:pPr>
+        <w:ind w:left="2160" w:hanging="360"/>
+      </w:pPr>
+    </w:lvl>
+    <w:lvl w:ilvl="3">
+      <w:start w:val="1"/>
+      <w:numFmt w:val="decimal"/>
+      <w:lvlText w:val="%4."/>
+      <w:lvlJc w:val="left"/>
+      <w:pPr>
+        <w:ind w:left="2880" w:hanging="360"/>
+      </w:pPr>
+    </w:lvl>
+    <w:lvl w:ilvl="4">
+      <w:start w:val="1"/>
+      <w:numFmt w:val="lowerLetter"/>
+      <w:lvlText w:val="%5."/>
+      <w:lvlJc w:val="left"/>
+      <w:pPr>
+        <w:ind w:left="3600" w:hanging="360"/>
+      </w:pPr>
+    </w:lvl>
+    <w:lvl w:ilvl="5">
+      <w:start w:val="1"/>
+      <w:numFmt w:val="lowerRoman"/>
+      <w:lvlText w:val="%6."/>
+      <w:lvlJc w:val="left"/>
+      <w:pPr>
+        <w:ind w:left="4320" w:hanging="360"/>
+      </w:pPr>
+    </w:lvl>
+    <w:lvl w:ilvl="6">
+      <w:start w:val="1"/>
+      <w:numFmt w:val="decimal"/>
+      <w:lvlText w:val="%7."/>
+      <w:lvlJc w:val="left"/>
+      <w:pPr>
+        <w:ind w:left="5040" w:hanging="360"/>
+      </w:pPr>
+    </w:lvl>
+    <w:lvl w:ilvl="7">
+      <w:start w:val="1"/>
+      <w:numFmt w:val="lowerLetter"/>
+      <w:lvlText w:val="%8."/>
+      <w:lvlJc w:val="left"/>
+      <w:pPr>
+        <w:ind w:left="5760" w:hanging="360"/>
+      </w:pPr>
+    </w:lvl>
+    <w:lvl w:ilvl="8">
+      <w:start w:val="1"/>
+      <w:numFmt w:val="lowerRoman"/>
+      <w:lvlText w:val="%9."/>
+      <w:lvlJc w:val="left"/>
+      <w:pPr>
+        <w:ind w:left="6480" w:hanging="360"/>
+      </w:pPr>
+    </w:lvl>
+  </w:abstractNum>
+  <w:abstractNum w:abstractNumId="991">
+    <w:nsid w:val="0000A991"/>
+    <w:multiLevelType w:val="multilevel"/>
+    <w:lvl w:ilvl="0">
+      <w:numFmt w:val="bullet"/>
+      <w:lvlText w:val=""/>
+      <w:lvlJc w:val="left"/>
+      <w:pPr>
+        <w:ind w:left="720" w:hanging="360"/>
+      </w:pPr>
+      <w:rPr>
+        <w:rFonts w:ascii="Symbol" w:hAnsi="Symbol" w:cs="Symbol" w:hint="default"/>
+      </w:rPr>
+    </w:lvl>
+    <w:lvl w:ilvl="1">
+      <w:numFmt w:val="bullet"/>
+      <w:lvlText w:val="o"/>
+      <w:lvlJc w:val="left"/>
+      <w:pPr>
+        <w:ind w:left="1440" w:hanging="360"/>
+      </w:pPr>
+      <w:rPr>
+        <w:rFonts w:ascii="Courier New" w:hAnsi="Courier New" w:cs="Courier New" w:hint="default"/>
+      </w:rPr>
+    </w:lvl>
+    <w:lvl w:ilvl="2">
+      <w:numFmt w:val="bullet"/>
+      <w:lvlText w:val=""/>
+      <w:lvlJc w:val="left"/>
+      <w:pPr>
+        <w:ind w:left="2160" w:hanging="360"/>
+      </w:pPr>
+      <w:rPr>
+        <w:rFonts w:ascii="Wingdings" w:hAnsi="Wingdings" w:cs="Wingdings" w:hint="default"/>
+      </w:rPr>
+    </w:lvl>
+    <w:lvl w:ilvl="3">
+      <w:numFmt w:val="bullet"/>
+      <w:lvlText w:val=""/>
+      <w:lvlJc w:val="left"/>
+      <w:pPr>
+        <w:ind w:left="2880" w:hanging="360"/>
+      </w:pPr>
+      <w:rPr>
+        <w:rFonts w:ascii="Symbol" w:hAnsi="Symbol" w:cs="Symbol" w:hint="default"/>
+      </w:rPr>
+    </w:lvl>
+    <w:lvl w:ilvl="4">
+      <w:numFmt w:val="bullet"/>
+      <w:lvlText w:val="o"/>
+      <w:lvlJc w:val="left"/>
+      <w:pPr>
+        <w:ind w:left="3600" w:hanging="360"/>
+      </w:pPr>
+      <w:rPr>
+        <w:rFonts w:ascii="Courier New" w:hAnsi="Courier New" w:cs="Courier New" w:hint="default"/>
+      </w:rPr>
+    </w:lvl>
+    <w:lvl w:ilvl="5">
+      <w:numFmt w:val="bullet"/>
+      <w:lvlText w:val=""/>
+      <w:lvlJc w:val="left"/>
+      <w:pPr>
+        <w:ind w:left="4320" w:hanging="360"/>
+      </w:pPr>
+      <w:rPr>
+        <w:rFonts w:ascii="Wingdings" w:hAnsi="Wingdings" w:cs="Wingdings" w:hint="default"/>
+      </w:rPr>
+    </w:lvl>
+    <w:lvl w:ilvl="6">
+      <w:numFmt w:val="bullet"/>
+      <w:lvlText w:val=""/>
+      <w:lvlJc w:val="left"/>
+      <w:pPr>
+        <w:ind w:left="5040" w:hanging="360"/>
+      </w:pPr>
+      <w:rPr>
+        <w:rFonts w:ascii="Symbol" w:hAnsi="Symbol" w:cs="Symbol" w:hint="default"/>
+      </w:rPr>
+    </w:lvl>
+    <w:lvl w:ilvl="7">
+      <w:numFmt w:val="bullet"/>
+      <w:lvlText w:val="o"/>
+      <w:lvlJc w:val="left"/>
+      <w:pPr>
+        <w:ind w:left="5760" w:hanging="360"/>
+      </w:pPr>
+      <w:rPr>
+        <w:rFonts w:ascii="Courier New" w:hAnsi="Courier New" w:cs="Courier New" w:hint="default"/>
+      </w:rPr>
+    </w:lvl>
+    <w:lvl w:ilvl="8">
+      <w:numFmt w:val="bullet"/>
+      <w:lvlText w:val=""/>
+      <w:lvlJc w:val="left"/>
+      <w:pPr>
+        <w:ind w:left="6480" w:hanging="360"/>
+      </w:pPr>
+      <w:rPr>
+        <w:rFonts w:ascii="Wingdings" w:hAnsi="Wingdings" w:cs="Wingdings" w:hint="default"/>
+      </w:rPr>
+    </w:lvl>
+  </w:abstractNum>
   <w:num w:numId="1000">
     <w:abstractNumId w:val="990"/>
+  </w:num>
+  <w:num w:numId="1001">
+    <w:abstractNumId w:val="99201"/>
+    <w:lvlOverride w:ilvl="0">
+      <w:startOverride w:val="1"/>
+    </w:lvlOverride>
+    <w:lvlOverride w:ilvl="1">
+      <w:startOverride w:val="1"/>
+    </w:lvlOverride>
+    <w:lvlOverride w:ilvl="2">
+      <w:startOverride w:val="1"/>
+    </w:lvlOverride>
+    <w:lvlOverride w:ilvl="3">
+      <w:startOverride w:val="1"/>
+    </w:lvlOverride>
+    <w:lvlOverride w:ilvl="4">
+      <w:startOverride w:val="1"/>
+    </w:lvlOverride>
+    <w:lvlOverride w:ilvl="5">
+      <w:startOverride w:val="1"/>
+    </w:lvlOverride>
+    <w:lvlOverride w:ilvl="6">
+      <w:startOverride w:val="1"/>
+    </w:lvlOverride>
+    <w:lvlOverride w:ilvl="7">
+      <w:startOverride w:val="1"/>
+    </w:lvlOverride>
+    <w:lvlOverride w:ilvl="8">
+      <w:startOverride w:val="1"/>
+    </w:lvlOverride>
+  </w:num>
+  <w:num w:numId="1002">
+    <w:abstractNumId w:val="991"/>
+  </w:num>
+  <w:num w:numId="1003">
+    <w:abstractNumId w:val="991"/>
+  </w:num>
+  <w:num w:numId="1004">
+    <w:abstractNumId w:val="991"/>
+  </w:num>
+  <w:num w:numId="1005">
+    <w:abstractNumId w:val="991"/>
+  </w:num>
+  <w:num w:numId="1006">
+    <w:abstractNumId w:val="99201"/>
+    <w:lvlOverride w:ilvl="0">
+      <w:startOverride w:val="1"/>
+    </w:lvlOverride>
+    <w:lvlOverride w:ilvl="1">
+      <w:startOverride w:val="1"/>
+    </w:lvlOverride>
+    <w:lvlOverride w:ilvl="2">
+      <w:startOverride w:val="1"/>
+    </w:lvlOverride>
+    <w:lvlOverride w:ilvl="3">
+      <w:startOverride w:val="1"/>
+    </w:lvlOverride>
+    <w:lvlOverride w:ilvl="4">
+      <w:startOverride w:val="1"/>
+    </w:lvlOverride>
+    <w:lvlOverride w:ilvl="5">
+      <w:startOverride w:val="1"/>
+    </w:lvlOverride>
+    <w:lvlOverride w:ilvl="6">
+      <w:startOverride w:val="1"/>
+    </w:lvlOverride>
+    <w:lvlOverride w:ilvl="7">
+      <w:startOverride w:val="1"/>
+    </w:lvlOverride>
+    <w:lvlOverride w:ilvl="8">
+      <w:startOverride w:val="1"/>
+    </w:lvlOverride>
+  </w:num>
+  <w:num w:numId="1007">
+    <w:abstractNumId w:val="991"/>
+  </w:num>
+  <w:num w:numId="1008">
+    <w:abstractNumId w:val="991"/>
+  </w:num>
+  <w:num w:numId="1009">
+    <w:abstractNumId w:val="991"/>
+  </w:num>
+  <w:num w:numId="1010">
+    <w:abstractNumId w:val="991"/>
+  </w:num>
+  <w:num w:numId="1011">
+    <w:abstractNumId w:val="991"/>
+  </w:num>
+  <w:num w:numId="1012">
+    <w:abstractNumId w:val="991"/>
+  </w:num>
+  <w:num w:numId="1013">
+    <w:abstractNumId w:val="991"/>
+  </w:num>
+  <w:num w:numId="1014">
+    <w:abstractNumId w:val="991"/>
+  </w:num>
+  <w:num w:numId="1015">
+    <w:abstractNumId w:val="991"/>
+  </w:num>
+  <w:num w:numId="1016">
+    <w:abstractNumId w:val="991"/>
+  </w:num>
+  <w:num w:numId="1017">
+    <w:abstractNumId w:val="991"/>
+  </w:num>
+  <w:num w:numId="1018">
+    <w:abstractNumId w:val="991"/>
   </w:num>
 </w:numbering>
 </file>

--- a/output/imagined_futures_neurips2026.docx
+++ b/output/imagined_futures_neurips2026.docx
@@ -2215,7 +2215,7 @@
         <w:pageBreakBefore/>
       </w:pPr>
       <w:r>
-        <w:t xml:space="preserve">Method and controls on one scale. Each row reports donor-directed projection after inserting the named future: 0 is the self-future result and 1 is the paired donor behavior. Within each model–source–outcome block, bold marks the largest estimate, always the paired donor (ours). The rightmost column gives its paired advantage over the strongest available control; all five intervals exclude zero. Control projections are reconstructed within independent unit before bootstrapping.</w:t>
+        <w:t xml:space="preserve">Method and controls on one scale. Each row reports donor-directed projection after inserting the named future: 0 is the self-future result and 1 is the paired donor behavior. Within each model–source–outcome block, bold marks the largest estimate, always the paired donor (ours). The paired donor exceeds the strongest available control in all five comparisons. Control projections are reconstructed within independent unit before bootstrapping.</w:t>
       </w:r>
     </w:p>
     <w:tbl>
@@ -2224,15 +2224,14 @@
         <w:tblW w:type="auto" w:w="0"/>
         <w:tblLayout w:type="fixed"/>
         <w:tblLook w:firstRow="1" w:lastRow="0" w:firstColumn="0" w:lastColumn="0" w:noHBand="0" w:noVBand="0" w:val="0020"/>
-        <w:tblCaption w:val="Method and controls on one scale. Each row reports donor-directed projection after inserting the named future: 0 is the self-future result and 1 is the paired donor behavior. Within each model–source–outcome block, bold marks the largest estimate, always the paired donor (ours). The rightmost column gives its paired advantage over the strongest available control; all five intervals exclude zero. Control projections are reconstructed within independent unit before bootstrapping."/>
+        <w:tblCaption w:val="Method and controls on one scale. Each row reports donor-directed projection after inserting the named future: 0 is the self-future result and 1 is the paired donor behavior. Within each model–source–outcome block, bold marks the largest estimate, always the paired donor (ours). The paired donor exceeds the strongest available control in all five comparisons. Control projections are reconstructed within independent unit before bootstrapping."/>
       </w:tblPr>
       <w:tblGrid>
-        <w:gridCol w:w="1320"/>
-        <w:gridCol w:w="1320"/>
-        <w:gridCol w:w="1320"/>
-        <w:gridCol w:w="1320"/>
-        <w:gridCol w:w="1320"/>
-        <w:gridCol w:w="1320"/>
+        <w:gridCol w:w="1584"/>
+        <w:gridCol w:w="1584"/>
+        <w:gridCol w:w="1584"/>
+        <w:gridCol w:w="1584"/>
+        <w:gridCol w:w="1584"/>
       </w:tblGrid>
       <w:tr>
         <w:trPr>
@@ -2241,7 +2240,7 @@
         </w:trPr>
         <w:tc>
           <w:tcPr>
-            <w:tcW w:type="dxa" w:w="1368"/>
+            <w:tcW w:type="dxa" w:w="1584"/>
           </w:tcPr>
           <w:p>
             <w:pPr>
@@ -2251,9 +2250,27 @@
             </w:pPr>
             <w:r>
               <w:rPr>
-                <w:sz w:val="15"/>
+                <w:sz w:val="16"/>
               </w:rPr>
               <w:t xml:space="preserve">Model</w:t>
+            </w:r>
+          </w:p>
+        </w:tc>
+        <w:tc>
+          <w:tcPr>
+            <w:tcW w:type="dxa" w:w="1224"/>
+          </w:tcPr>
+          <w:p>
+            <w:pPr>
+              <w:pStyle w:val="Compact"/>
+              <w:spacing w:before="0" w:after="0" w:line="240" w:lineRule="auto"/>
+              <w:jc w:val="left"/>
+            </w:pPr>
+            <w:r>
+              <w:rPr>
+                <w:sz w:val="16"/>
+              </w:rPr>
+              <w:t xml:space="preserve">Source</w:t>
             </w:r>
           </w:p>
         </w:tc>
@@ -2269,25 +2286,7 @@
             </w:pPr>
             <w:r>
               <w:rPr>
-                <w:sz w:val="15"/>
-              </w:rPr>
-              <w:t xml:space="preserve">Source</w:t>
-            </w:r>
-          </w:p>
-        </w:tc>
-        <w:tc>
-          <w:tcPr>
-            <w:tcW w:type="dxa" w:w="936"/>
-          </w:tcPr>
-          <w:p>
-            <w:pPr>
-              <w:pStyle w:val="Compact"/>
-              <w:spacing w:before="0" w:after="0" w:line="240" w:lineRule="auto"/>
-              <w:jc w:val="left"/>
-            </w:pPr>
-            <w:r>
-              <w:rPr>
-                <w:sz w:val="15"/>
+                <w:sz w:val="16"/>
               </w:rPr>
               <w:t xml:space="preserve">Outcome</w:t>
             </w:r>
@@ -2295,7 +2294,7 @@
         </w:tc>
         <w:tc>
           <w:tcPr>
-            <w:tcW w:type="dxa" w:w="1584"/>
+            <w:tcW w:type="dxa" w:w="1944"/>
           </w:tcPr>
           <w:p>
             <w:pPr>
@@ -2305,7 +2304,7 @@
             </w:pPr>
             <w:r>
               <w:rPr>
-                <w:sz w:val="15"/>
+                <w:sz w:val="16"/>
               </w:rPr>
               <w:t xml:space="preserve">Future inserted</w:t>
             </w:r>
@@ -2313,7 +2312,7 @@
         </w:tc>
         <w:tc>
           <w:tcPr>
-            <w:tcW w:type="dxa" w:w="2088"/>
+            <w:tcW w:type="dxa" w:w="3528"/>
           </w:tcPr>
           <w:p>
             <w:pPr>
@@ -2323,27 +2322,9 @@
             </w:pPr>
             <w:r>
               <w:rPr>
-                <w:sz w:val="15"/>
+                <w:sz w:val="16"/>
               </w:rPr>
               <w:t xml:space="preserve">Projection [95% CI]</w:t>
-            </w:r>
-          </w:p>
-        </w:tc>
-        <w:tc>
-          <w:tcPr>
-            <w:tcW w:type="dxa" w:w="2304"/>
-          </w:tcPr>
-          <w:p>
-            <w:pPr>
-              <w:pStyle w:val="Compact"/>
-              <w:spacing w:before="0" w:after="0" w:line="240" w:lineRule="auto"/>
-              <w:jc w:val="left"/>
-            </w:pPr>
-            <w:r>
-              <w:rPr>
-                <w:sz w:val="15"/>
-              </w:rPr>
-              <w:t xml:space="preserve">Best-control advantage [95% CI]</w:t>
             </w:r>
           </w:p>
         </w:tc>
@@ -2354,7 +2335,7 @@
         </w:trPr>
         <w:tc>
           <w:tcPr>
-            <w:tcW w:type="dxa" w:w="1368"/>
+            <w:tcW w:type="dxa" w:w="1584"/>
           </w:tcPr>
           <w:p>
             <w:pPr>
@@ -2364,9 +2345,27 @@
             </w:pPr>
             <w:r>
               <w:rPr>
-                <w:sz w:val="15"/>
+                <w:sz w:val="16"/>
               </w:rPr>
               <w:t xml:space="preserve">Cosmos 3</w:t>
+            </w:r>
+          </w:p>
+        </w:tc>
+        <w:tc>
+          <w:tcPr>
+            <w:tcW w:type="dxa" w:w="1224"/>
+          </w:tcPr>
+          <w:p>
+            <w:pPr>
+              <w:pStyle w:val="Compact"/>
+              <w:spacing w:before="0" w:after="0" w:line="240" w:lineRule="auto"/>
+              <w:jc w:val="left"/>
+            </w:pPr>
+            <w:r>
+              <w:rPr>
+                <w:sz w:val="16"/>
+              </w:rPr>
+              <w:t xml:space="preserve">Predicted</w:t>
             </w:r>
           </w:p>
         </w:tc>
@@ -2382,25 +2381,7 @@
             </w:pPr>
             <w:r>
               <w:rPr>
-                <w:sz w:val="15"/>
-              </w:rPr>
-              <w:t xml:space="preserve">Predicted</w:t>
-            </w:r>
-          </w:p>
-        </w:tc>
-        <w:tc>
-          <w:tcPr>
-            <w:tcW w:type="dxa" w:w="936"/>
-          </w:tcPr>
-          <w:p>
-            <w:pPr>
-              <w:pStyle w:val="Compact"/>
-              <w:spacing w:before="0" w:after="0" w:line="240" w:lineRule="auto"/>
-              <w:jc w:val="left"/>
-            </w:pPr>
-            <w:r>
-              <w:rPr>
-                <w:sz w:val="15"/>
+                <w:sz w:val="16"/>
               </w:rPr>
               <w:t xml:space="preserve">Action</w:t>
             </w:r>
@@ -2408,7 +2389,7 @@
         </w:tc>
         <w:tc>
           <w:tcPr>
-            <w:tcW w:type="dxa" w:w="1584"/>
+            <w:tcW w:type="dxa" w:w="1944"/>
           </w:tcPr>
           <w:p>
             <w:pPr>
@@ -2418,7 +2399,7 @@
             </w:pPr>
             <w:r>
               <w:rPr>
-                <w:sz w:val="15"/>
+                <w:sz w:val="16"/>
               </w:rPr>
               <w:t xml:space="preserve">Self</w:t>
             </w:r>
@@ -2426,7 +2407,7 @@
         </w:tc>
         <w:tc>
           <w:tcPr>
-            <w:tcW w:type="dxa" w:w="2088"/>
+            <w:tcW w:type="dxa" w:w="3528"/>
           </w:tcPr>
           <w:p>
             <w:pPr>
@@ -2436,27 +2417,9 @@
             </w:pPr>
             <w:r>
               <w:rPr>
-                <w:sz w:val="15"/>
+                <w:sz w:val="16"/>
               </w:rPr>
               <w:t xml:space="preserve">0.000 (reference)</w:t>
-            </w:r>
-          </w:p>
-        </w:tc>
-        <w:tc>
-          <w:tcPr>
-            <w:tcW w:type="dxa" w:w="2304"/>
-          </w:tcPr>
-          <w:p>
-            <w:pPr>
-              <w:pStyle w:val="Compact"/>
-              <w:spacing w:before="0" w:after="0" w:line="240" w:lineRule="auto"/>
-              <w:jc w:val="left"/>
-            </w:pPr>
-            <w:r>
-              <w:rPr>
-                <w:sz w:val="15"/>
-              </w:rPr>
-              <w:t xml:space="preserve">—</w:t>
             </w:r>
           </w:p>
         </w:tc>
@@ -2467,7 +2430,7 @@
         </w:trPr>
         <w:tc>
           <w:tcPr>
-            <w:tcW w:type="dxa" w:w="1368"/>
+            <w:tcW w:type="dxa" w:w="1584"/>
           </w:tcPr>
           <w:p>
             <w:pPr>
@@ -2477,9 +2440,27 @@
             </w:pPr>
             <w:r>
               <w:rPr>
-                <w:sz w:val="15"/>
+                <w:sz w:val="16"/>
               </w:rPr>
               <w:t xml:space="preserve">Cosmos 3</w:t>
+            </w:r>
+          </w:p>
+        </w:tc>
+        <w:tc>
+          <w:tcPr>
+            <w:tcW w:type="dxa" w:w="1224"/>
+          </w:tcPr>
+          <w:p>
+            <w:pPr>
+              <w:pStyle w:val="Compact"/>
+              <w:spacing w:before="0" w:after="0" w:line="240" w:lineRule="auto"/>
+              <w:jc w:val="left"/>
+            </w:pPr>
+            <w:r>
+              <w:rPr>
+                <w:sz w:val="16"/>
+              </w:rPr>
+              <w:t xml:space="preserve">Predicted</w:t>
             </w:r>
           </w:p>
         </w:tc>
@@ -2495,25 +2476,7 @@
             </w:pPr>
             <w:r>
               <w:rPr>
-                <w:sz w:val="15"/>
-              </w:rPr>
-              <w:t xml:space="preserve">Predicted</w:t>
-            </w:r>
-          </w:p>
-        </w:tc>
-        <w:tc>
-          <w:tcPr>
-            <w:tcW w:type="dxa" w:w="936"/>
-          </w:tcPr>
-          <w:p>
-            <w:pPr>
-              <w:pStyle w:val="Compact"/>
-              <w:spacing w:before="0" w:after="0" w:line="240" w:lineRule="auto"/>
-              <w:jc w:val="left"/>
-            </w:pPr>
-            <w:r>
-              <w:rPr>
-                <w:sz w:val="15"/>
+                <w:sz w:val="16"/>
               </w:rPr>
               <w:t xml:space="preserve">Action</w:t>
             </w:r>
@@ -2521,7 +2484,7 @@
         </w:tc>
         <w:tc>
           <w:tcPr>
-            <w:tcW w:type="dxa" w:w="1584"/>
+            <w:tcW w:type="dxa" w:w="1944"/>
           </w:tcPr>
           <w:p>
             <w:pPr>
@@ -2531,7 +2494,7 @@
             </w:pPr>
             <w:r>
               <w:rPr>
-                <w:sz w:val="15"/>
+                <w:sz w:val="16"/>
               </w:rPr>
               <w:t xml:space="preserve">Natural control</w:t>
             </w:r>
@@ -2539,7 +2502,7 @@
         </w:tc>
         <w:tc>
           <w:tcPr>
-            <w:tcW w:type="dxa" w:w="2088"/>
+            <w:tcW w:type="dxa" w:w="3528"/>
           </w:tcPr>
           <w:p>
             <w:pPr>
@@ -2549,27 +2512,9 @@
             </w:pPr>
             <w:r>
               <w:rPr>
-                <w:sz w:val="15"/>
+                <w:sz w:val="16"/>
               </w:rPr>
               <w:t xml:space="preserve">0.559 [0.465, 0.651]</w:t>
-            </w:r>
-          </w:p>
-        </w:tc>
-        <w:tc>
-          <w:tcPr>
-            <w:tcW w:type="dxa" w:w="2304"/>
-          </w:tcPr>
-          <w:p>
-            <w:pPr>
-              <w:pStyle w:val="Compact"/>
-              <w:spacing w:before="0" w:after="0" w:line="240" w:lineRule="auto"/>
-              <w:jc w:val="left"/>
-            </w:pPr>
-            <w:r>
-              <w:rPr>
-                <w:sz w:val="15"/>
-              </w:rPr>
-              <w:t xml:space="preserve">—</w:t>
             </w:r>
           </w:p>
         </w:tc>
@@ -2580,7 +2525,7 @@
         </w:trPr>
         <w:tc>
           <w:tcPr>
-            <w:tcW w:type="dxa" w:w="1368"/>
+            <w:tcW w:type="dxa" w:w="1584"/>
           </w:tcPr>
           <w:p>
             <w:pPr>
@@ -2590,9 +2535,27 @@
             </w:pPr>
             <w:r>
               <w:rPr>
-                <w:sz w:val="15"/>
+                <w:sz w:val="16"/>
               </w:rPr>
               <w:t xml:space="preserve">Cosmos 3</w:t>
+            </w:r>
+          </w:p>
+        </w:tc>
+        <w:tc>
+          <w:tcPr>
+            <w:tcW w:type="dxa" w:w="1224"/>
+          </w:tcPr>
+          <w:p>
+            <w:pPr>
+              <w:pStyle w:val="Compact"/>
+              <w:spacing w:before="0" w:after="0" w:line="240" w:lineRule="auto"/>
+              <w:jc w:val="left"/>
+            </w:pPr>
+            <w:r>
+              <w:rPr>
+                <w:sz w:val="16"/>
+              </w:rPr>
+              <w:t xml:space="preserve">Predicted</w:t>
             </w:r>
           </w:p>
         </w:tc>
@@ -2608,25 +2571,7 @@
             </w:pPr>
             <w:r>
               <w:rPr>
-                <w:sz w:val="15"/>
-              </w:rPr>
-              <w:t xml:space="preserve">Predicted</w:t>
-            </w:r>
-          </w:p>
-        </w:tc>
-        <w:tc>
-          <w:tcPr>
-            <w:tcW w:type="dxa" w:w="936"/>
-          </w:tcPr>
-          <w:p>
-            <w:pPr>
-              <w:pStyle w:val="Compact"/>
-              <w:spacing w:before="0" w:after="0" w:line="240" w:lineRule="auto"/>
-              <w:jc w:val="left"/>
-            </w:pPr>
-            <w:r>
-              <w:rPr>
-                <w:sz w:val="15"/>
+                <w:sz w:val="16"/>
               </w:rPr>
               <w:t xml:space="preserve">Action</w:t>
             </w:r>
@@ -2634,7 +2579,7 @@
         </w:tc>
         <w:tc>
           <w:tcPr>
-            <w:tcW w:type="dxa" w:w="1584"/>
+            <w:tcW w:type="dxa" w:w="1944"/>
           </w:tcPr>
           <w:p>
             <w:pPr>
@@ -2646,7 +2591,7 @@
               <w:rPr>
                 <w:b/>
                 <w:bCs/>
-                <w:sz w:val="15"/>
+                <w:sz w:val="16"/>
               </w:rPr>
               <w:t xml:space="preserve">Paired donor (ours)</w:t>
             </w:r>
@@ -2654,7 +2599,7 @@
         </w:tc>
         <w:tc>
           <w:tcPr>
-            <w:tcW w:type="dxa" w:w="2088"/>
+            <w:tcW w:type="dxa" w:w="3528"/>
           </w:tcPr>
           <w:p>
             <w:pPr>
@@ -2666,29 +2611,9 @@
               <w:rPr>
                 <w:b/>
                 <w:bCs/>
-                <w:sz w:val="15"/>
+                <w:sz w:val="16"/>
               </w:rPr>
               <w:t xml:space="preserve">0.992 [0.972, 1.010]</w:t>
-            </w:r>
-          </w:p>
-        </w:tc>
-        <w:tc>
-          <w:tcPr>
-            <w:tcW w:type="dxa" w:w="2304"/>
-          </w:tcPr>
-          <w:p>
-            <w:pPr>
-              <w:pStyle w:val="Compact"/>
-              <w:spacing w:before="0" w:after="0" w:line="240" w:lineRule="auto"/>
-              <w:jc w:val="left"/>
-            </w:pPr>
-            <w:r>
-              <w:rPr>
-                <w:b/>
-                <w:bCs/>
-                <w:sz w:val="15"/>
-              </w:rPr>
-              <w:t xml:space="preserve">0.433 [0.332, 0.538]</w:t>
             </w:r>
           </w:p>
         </w:tc>
@@ -2699,7 +2624,7 @@
         </w:trPr>
         <w:tc>
           <w:tcPr>
-            <w:tcW w:type="dxa" w:w="1368"/>
+            <w:tcW w:type="dxa" w:w="1584"/>
           </w:tcPr>
           <w:p>
             <w:pPr>
@@ -2709,9 +2634,27 @@
             </w:pPr>
             <w:r>
               <w:rPr>
-                <w:sz w:val="15"/>
+                <w:sz w:val="16"/>
               </w:rPr>
               <w:t xml:space="preserve">Cosmos 3</w:t>
+            </w:r>
+          </w:p>
+        </w:tc>
+        <w:tc>
+          <w:tcPr>
+            <w:tcW w:type="dxa" w:w="1224"/>
+          </w:tcPr>
+          <w:p>
+            <w:pPr>
+              <w:pStyle w:val="Compact"/>
+              <w:spacing w:before="0" w:after="0" w:line="240" w:lineRule="auto"/>
+              <w:jc w:val="left"/>
+            </w:pPr>
+            <w:r>
+              <w:rPr>
+                <w:sz w:val="16"/>
+              </w:rPr>
+              <w:t xml:space="preserve">Executed</w:t>
             </w:r>
           </w:p>
         </w:tc>
@@ -2727,25 +2670,7 @@
             </w:pPr>
             <w:r>
               <w:rPr>
-                <w:sz w:val="15"/>
-              </w:rPr>
-              <w:t xml:space="preserve">Executed</w:t>
-            </w:r>
-          </w:p>
-        </w:tc>
-        <w:tc>
-          <w:tcPr>
-            <w:tcW w:type="dxa" w:w="936"/>
-          </w:tcPr>
-          <w:p>
-            <w:pPr>
-              <w:pStyle w:val="Compact"/>
-              <w:spacing w:before="0" w:after="0" w:line="240" w:lineRule="auto"/>
-              <w:jc w:val="left"/>
-            </w:pPr>
-            <w:r>
-              <w:rPr>
-                <w:sz w:val="15"/>
+                <w:sz w:val="16"/>
               </w:rPr>
               <w:t xml:space="preserve">Action</w:t>
             </w:r>
@@ -2753,7 +2678,7 @@
         </w:tc>
         <w:tc>
           <w:tcPr>
-            <w:tcW w:type="dxa" w:w="1584"/>
+            <w:tcW w:type="dxa" w:w="1944"/>
           </w:tcPr>
           <w:p>
             <w:pPr>
@@ -2763,7 +2688,7 @@
             </w:pPr>
             <w:r>
               <w:rPr>
-                <w:sz w:val="15"/>
+                <w:sz w:val="16"/>
               </w:rPr>
               <w:t xml:space="preserve">Self</w:t>
             </w:r>
@@ -2771,7 +2696,7 @@
         </w:tc>
         <w:tc>
           <w:tcPr>
-            <w:tcW w:type="dxa" w:w="2088"/>
+            <w:tcW w:type="dxa" w:w="3528"/>
           </w:tcPr>
           <w:p>
             <w:pPr>
@@ -2781,27 +2706,9 @@
             </w:pPr>
             <w:r>
               <w:rPr>
-                <w:sz w:val="15"/>
+                <w:sz w:val="16"/>
               </w:rPr>
               <w:t xml:space="preserve">0.000 (reference)</w:t>
-            </w:r>
-          </w:p>
-        </w:tc>
-        <w:tc>
-          <w:tcPr>
-            <w:tcW w:type="dxa" w:w="2304"/>
-          </w:tcPr>
-          <w:p>
-            <w:pPr>
-              <w:pStyle w:val="Compact"/>
-              <w:spacing w:before="0" w:after="0" w:line="240" w:lineRule="auto"/>
-              <w:jc w:val="left"/>
-            </w:pPr>
-            <w:r>
-              <w:rPr>
-                <w:sz w:val="15"/>
-              </w:rPr>
-              <w:t xml:space="preserve">—</w:t>
             </w:r>
           </w:p>
         </w:tc>
@@ -2812,7 +2719,7 @@
         </w:trPr>
         <w:tc>
           <w:tcPr>
-            <w:tcW w:type="dxa" w:w="1368"/>
+            <w:tcW w:type="dxa" w:w="1584"/>
           </w:tcPr>
           <w:p>
             <w:pPr>
@@ -2822,9 +2729,27 @@
             </w:pPr>
             <w:r>
               <w:rPr>
-                <w:sz w:val="15"/>
+                <w:sz w:val="16"/>
               </w:rPr>
               <w:t xml:space="preserve">Cosmos 3</w:t>
+            </w:r>
+          </w:p>
+        </w:tc>
+        <w:tc>
+          <w:tcPr>
+            <w:tcW w:type="dxa" w:w="1224"/>
+          </w:tcPr>
+          <w:p>
+            <w:pPr>
+              <w:pStyle w:val="Compact"/>
+              <w:spacing w:before="0" w:after="0" w:line="240" w:lineRule="auto"/>
+              <w:jc w:val="left"/>
+            </w:pPr>
+            <w:r>
+              <w:rPr>
+                <w:sz w:val="16"/>
+              </w:rPr>
+              <w:t xml:space="preserve">Executed</w:t>
             </w:r>
           </w:p>
         </w:tc>
@@ -2840,25 +2765,7 @@
             </w:pPr>
             <w:r>
               <w:rPr>
-                <w:sz w:val="15"/>
-              </w:rPr>
-              <w:t xml:space="preserve">Executed</w:t>
-            </w:r>
-          </w:p>
-        </w:tc>
-        <w:tc>
-          <w:tcPr>
-            <w:tcW w:type="dxa" w:w="936"/>
-          </w:tcPr>
-          <w:p>
-            <w:pPr>
-              <w:pStyle w:val="Compact"/>
-              <w:spacing w:before="0" w:after="0" w:line="240" w:lineRule="auto"/>
-              <w:jc w:val="left"/>
-            </w:pPr>
-            <w:r>
-              <w:rPr>
-                <w:sz w:val="15"/>
+                <w:sz w:val="16"/>
               </w:rPr>
               <w:t xml:space="preserve">Action</w:t>
             </w:r>
@@ -2866,7 +2773,7 @@
         </w:tc>
         <w:tc>
           <w:tcPr>
-            <w:tcW w:type="dxa" w:w="1584"/>
+            <w:tcW w:type="dxa" w:w="1944"/>
           </w:tcPr>
           <w:p>
             <w:pPr>
@@ -2876,7 +2783,7 @@
             </w:pPr>
             <w:r>
               <w:rPr>
-                <w:sz w:val="15"/>
+                <w:sz w:val="16"/>
               </w:rPr>
               <w:t xml:space="preserve">Matched Gaussian</w:t>
             </w:r>
@@ -2884,7 +2791,7 @@
         </w:tc>
         <w:tc>
           <w:tcPr>
-            <w:tcW w:type="dxa" w:w="2088"/>
+            <w:tcW w:type="dxa" w:w="3528"/>
           </w:tcPr>
           <w:p>
             <w:pPr>
@@ -2894,27 +2801,9 @@
             </w:pPr>
             <w:r>
               <w:rPr>
-                <w:sz w:val="15"/>
+                <w:sz w:val="16"/>
               </w:rPr>
               <w:t xml:space="preserve">0.041 [0.003, 0.076]</w:t>
-            </w:r>
-          </w:p>
-        </w:tc>
-        <w:tc>
-          <w:tcPr>
-            <w:tcW w:type="dxa" w:w="2304"/>
-          </w:tcPr>
-          <w:p>
-            <w:pPr>
-              <w:pStyle w:val="Compact"/>
-              <w:spacing w:before="0" w:after="0" w:line="240" w:lineRule="auto"/>
-              <w:jc w:val="left"/>
-            </w:pPr>
-            <w:r>
-              <w:rPr>
-                <w:sz w:val="15"/>
-              </w:rPr>
-              <w:t xml:space="preserve">—</w:t>
             </w:r>
           </w:p>
         </w:tc>
@@ -2925,7 +2814,7 @@
         </w:trPr>
         <w:tc>
           <w:tcPr>
-            <w:tcW w:type="dxa" w:w="1368"/>
+            <w:tcW w:type="dxa" w:w="1584"/>
           </w:tcPr>
           <w:p>
             <w:pPr>
@@ -2935,9 +2824,27 @@
             </w:pPr>
             <w:r>
               <w:rPr>
-                <w:sz w:val="15"/>
+                <w:sz w:val="16"/>
               </w:rPr>
               <w:t xml:space="preserve">Cosmos 3</w:t>
+            </w:r>
+          </w:p>
+        </w:tc>
+        <w:tc>
+          <w:tcPr>
+            <w:tcW w:type="dxa" w:w="1224"/>
+          </w:tcPr>
+          <w:p>
+            <w:pPr>
+              <w:pStyle w:val="Compact"/>
+              <w:spacing w:before="0" w:after="0" w:line="240" w:lineRule="auto"/>
+              <w:jc w:val="left"/>
+            </w:pPr>
+            <w:r>
+              <w:rPr>
+                <w:sz w:val="16"/>
+              </w:rPr>
+              <w:t xml:space="preserve">Executed</w:t>
             </w:r>
           </w:p>
         </w:tc>
@@ -2953,25 +2860,7 @@
             </w:pPr>
             <w:r>
               <w:rPr>
-                <w:sz w:val="15"/>
-              </w:rPr>
-              <w:t xml:space="preserve">Executed</w:t>
-            </w:r>
-          </w:p>
-        </w:tc>
-        <w:tc>
-          <w:tcPr>
-            <w:tcW w:type="dxa" w:w="936"/>
-          </w:tcPr>
-          <w:p>
-            <w:pPr>
-              <w:pStyle w:val="Compact"/>
-              <w:spacing w:before="0" w:after="0" w:line="240" w:lineRule="auto"/>
-              <w:jc w:val="left"/>
-            </w:pPr>
-            <w:r>
-              <w:rPr>
-                <w:sz w:val="15"/>
+                <w:sz w:val="16"/>
               </w:rPr>
               <w:t xml:space="preserve">Action</w:t>
             </w:r>
@@ -2979,7 +2868,7 @@
         </w:tc>
         <w:tc>
           <w:tcPr>
-            <w:tcW w:type="dxa" w:w="1584"/>
+            <w:tcW w:type="dxa" w:w="1944"/>
           </w:tcPr>
           <w:p>
             <w:pPr>
@@ -2989,7 +2878,7 @@
             </w:pPr>
             <w:r>
               <w:rPr>
-                <w:sz w:val="15"/>
+                <w:sz w:val="16"/>
               </w:rPr>
               <w:t xml:space="preserve">Natural control</w:t>
             </w:r>
@@ -2997,7 +2886,7 @@
         </w:tc>
         <w:tc>
           <w:tcPr>
-            <w:tcW w:type="dxa" w:w="2088"/>
+            <w:tcW w:type="dxa" w:w="3528"/>
           </w:tcPr>
           <w:p>
             <w:pPr>
@@ -3007,27 +2896,9 @@
             </w:pPr>
             <w:r>
               <w:rPr>
-                <w:sz w:val="15"/>
+                <w:sz w:val="16"/>
               </w:rPr>
               <w:t xml:space="preserve">0.591 [0.491, 0.687]</w:t>
-            </w:r>
-          </w:p>
-        </w:tc>
-        <w:tc>
-          <w:tcPr>
-            <w:tcW w:type="dxa" w:w="2304"/>
-          </w:tcPr>
-          <w:p>
-            <w:pPr>
-              <w:pStyle w:val="Compact"/>
-              <w:spacing w:before="0" w:after="0" w:line="240" w:lineRule="auto"/>
-              <w:jc w:val="left"/>
-            </w:pPr>
-            <w:r>
-              <w:rPr>
-                <w:sz w:val="15"/>
-              </w:rPr>
-              <w:t xml:space="preserve">—</w:t>
             </w:r>
           </w:p>
         </w:tc>
@@ -3038,7 +2909,7 @@
         </w:trPr>
         <w:tc>
           <w:tcPr>
-            <w:tcW w:type="dxa" w:w="1368"/>
+            <w:tcW w:type="dxa" w:w="1584"/>
           </w:tcPr>
           <w:p>
             <w:pPr>
@@ -3048,9 +2919,27 @@
             </w:pPr>
             <w:r>
               <w:rPr>
-                <w:sz w:val="15"/>
+                <w:sz w:val="16"/>
               </w:rPr>
               <w:t xml:space="preserve">Cosmos 3</w:t>
+            </w:r>
+          </w:p>
+        </w:tc>
+        <w:tc>
+          <w:tcPr>
+            <w:tcW w:type="dxa" w:w="1224"/>
+          </w:tcPr>
+          <w:p>
+            <w:pPr>
+              <w:pStyle w:val="Compact"/>
+              <w:spacing w:before="0" w:after="0" w:line="240" w:lineRule="auto"/>
+              <w:jc w:val="left"/>
+            </w:pPr>
+            <w:r>
+              <w:rPr>
+                <w:sz w:val="16"/>
+              </w:rPr>
+              <w:t xml:space="preserve">Executed</w:t>
             </w:r>
           </w:p>
         </w:tc>
@@ -3066,25 +2955,7 @@
             </w:pPr>
             <w:r>
               <w:rPr>
-                <w:sz w:val="15"/>
-              </w:rPr>
-              <w:t xml:space="preserve">Executed</w:t>
-            </w:r>
-          </w:p>
-        </w:tc>
-        <w:tc>
-          <w:tcPr>
-            <w:tcW w:type="dxa" w:w="936"/>
-          </w:tcPr>
-          <w:p>
-            <w:pPr>
-              <w:pStyle w:val="Compact"/>
-              <w:spacing w:before="0" w:after="0" w:line="240" w:lineRule="auto"/>
-              <w:jc w:val="left"/>
-            </w:pPr>
-            <w:r>
-              <w:rPr>
-                <w:sz w:val="15"/>
+                <w:sz w:val="16"/>
               </w:rPr>
               <w:t xml:space="preserve">Action</w:t>
             </w:r>
@@ -3092,7 +2963,7 @@
         </w:tc>
         <w:tc>
           <w:tcPr>
-            <w:tcW w:type="dxa" w:w="1584"/>
+            <w:tcW w:type="dxa" w:w="1944"/>
           </w:tcPr>
           <w:p>
             <w:pPr>
@@ -3104,7 +2975,7 @@
               <w:rPr>
                 <w:b/>
                 <w:bCs/>
-                <w:sz w:val="15"/>
+                <w:sz w:val="16"/>
               </w:rPr>
               <w:t xml:space="preserve">Paired donor (ours)</w:t>
             </w:r>
@@ -3112,7 +2983,7 @@
         </w:tc>
         <w:tc>
           <w:tcPr>
-            <w:tcW w:type="dxa" w:w="2088"/>
+            <w:tcW w:type="dxa" w:w="3528"/>
           </w:tcPr>
           <w:p>
             <w:pPr>
@@ -3124,29 +2995,9 @@
               <w:rPr>
                 <w:b/>
                 <w:bCs/>
-                <w:sz w:val="15"/>
+                <w:sz w:val="16"/>
               </w:rPr>
               <w:t xml:space="preserve">0.983 [0.890, 1.064]</w:t>
-            </w:r>
-          </w:p>
-        </w:tc>
-        <w:tc>
-          <w:tcPr>
-            <w:tcW w:type="dxa" w:w="2304"/>
-          </w:tcPr>
-          <w:p>
-            <w:pPr>
-              <w:pStyle w:val="Compact"/>
-              <w:spacing w:before="0" w:after="0" w:line="240" w:lineRule="auto"/>
-              <w:jc w:val="left"/>
-            </w:pPr>
-            <w:r>
-              <w:rPr>
-                <w:b/>
-                <w:bCs/>
-                <w:sz w:val="15"/>
-              </w:rPr>
-              <w:t xml:space="preserve">0.391 [0.246, 0.533]</w:t>
             </w:r>
           </w:p>
         </w:tc>
@@ -3157,7 +3008,7 @@
         </w:trPr>
         <w:tc>
           <w:tcPr>
-            <w:tcW w:type="dxa" w:w="1368"/>
+            <w:tcW w:type="dxa" w:w="1584"/>
           </w:tcPr>
           <w:p>
             <w:pPr>
@@ -3167,9 +3018,27 @@
             </w:pPr>
             <w:r>
               <w:rPr>
-                <w:sz w:val="15"/>
+                <w:sz w:val="16"/>
               </w:rPr>
               <w:t xml:space="preserve">Cosmos 3</w:t>
+            </w:r>
+          </w:p>
+        </w:tc>
+        <w:tc>
+          <w:tcPr>
+            <w:tcW w:type="dxa" w:w="1224"/>
+          </w:tcPr>
+          <w:p>
+            <w:pPr>
+              <w:pStyle w:val="Compact"/>
+              <w:spacing w:before="0" w:after="0" w:line="240" w:lineRule="auto"/>
+              <w:jc w:val="left"/>
+            </w:pPr>
+            <w:r>
+              <w:rPr>
+                <w:sz w:val="16"/>
+              </w:rPr>
+              <w:t xml:space="preserve">Executed</w:t>
             </w:r>
           </w:p>
         </w:tc>
@@ -3185,25 +3054,7 @@
             </w:pPr>
             <w:r>
               <w:rPr>
-                <w:sz w:val="15"/>
-              </w:rPr>
-              <w:t xml:space="preserve">Executed</w:t>
-            </w:r>
-          </w:p>
-        </w:tc>
-        <w:tc>
-          <w:tcPr>
-            <w:tcW w:type="dxa" w:w="936"/>
-          </w:tcPr>
-          <w:p>
-            <w:pPr>
-              <w:pStyle w:val="Compact"/>
-              <w:spacing w:before="0" w:after="0" w:line="240" w:lineRule="auto"/>
-              <w:jc w:val="left"/>
-            </w:pPr>
-            <w:r>
-              <w:rPr>
-                <w:sz w:val="15"/>
+                <w:sz w:val="16"/>
               </w:rPr>
               <w:t xml:space="preserve">Endpoint</w:t>
             </w:r>
@@ -3211,7 +3062,7 @@
         </w:tc>
         <w:tc>
           <w:tcPr>
-            <w:tcW w:type="dxa" w:w="1584"/>
+            <w:tcW w:type="dxa" w:w="1944"/>
           </w:tcPr>
           <w:p>
             <w:pPr>
@@ -3221,7 +3072,7 @@
             </w:pPr>
             <w:r>
               <w:rPr>
-                <w:sz w:val="15"/>
+                <w:sz w:val="16"/>
               </w:rPr>
               <w:t xml:space="preserve">Self</w:t>
             </w:r>
@@ -3229,7 +3080,7 @@
         </w:tc>
         <w:tc>
           <w:tcPr>
-            <w:tcW w:type="dxa" w:w="2088"/>
+            <w:tcW w:type="dxa" w:w="3528"/>
           </w:tcPr>
           <w:p>
             <w:pPr>
@@ -3239,27 +3090,9 @@
             </w:pPr>
             <w:r>
               <w:rPr>
-                <w:sz w:val="15"/>
+                <w:sz w:val="16"/>
               </w:rPr>
               <w:t xml:space="preserve">0.000 (reference)</w:t>
-            </w:r>
-          </w:p>
-        </w:tc>
-        <w:tc>
-          <w:tcPr>
-            <w:tcW w:type="dxa" w:w="2304"/>
-          </w:tcPr>
-          <w:p>
-            <w:pPr>
-              <w:pStyle w:val="Compact"/>
-              <w:spacing w:before="0" w:after="0" w:line="240" w:lineRule="auto"/>
-              <w:jc w:val="left"/>
-            </w:pPr>
-            <w:r>
-              <w:rPr>
-                <w:sz w:val="15"/>
-              </w:rPr>
-              <w:t xml:space="preserve">—</w:t>
             </w:r>
           </w:p>
         </w:tc>
@@ -3270,7 +3103,7 @@
         </w:trPr>
         <w:tc>
           <w:tcPr>
-            <w:tcW w:type="dxa" w:w="1368"/>
+            <w:tcW w:type="dxa" w:w="1584"/>
           </w:tcPr>
           <w:p>
             <w:pPr>
@@ -3280,9 +3113,27 @@
             </w:pPr>
             <w:r>
               <w:rPr>
-                <w:sz w:val="15"/>
+                <w:sz w:val="16"/>
               </w:rPr>
               <w:t xml:space="preserve">Cosmos 3</w:t>
+            </w:r>
+          </w:p>
+        </w:tc>
+        <w:tc>
+          <w:tcPr>
+            <w:tcW w:type="dxa" w:w="1224"/>
+          </w:tcPr>
+          <w:p>
+            <w:pPr>
+              <w:pStyle w:val="Compact"/>
+              <w:spacing w:before="0" w:after="0" w:line="240" w:lineRule="auto"/>
+              <w:jc w:val="left"/>
+            </w:pPr>
+            <w:r>
+              <w:rPr>
+                <w:sz w:val="16"/>
+              </w:rPr>
+              <w:t xml:space="preserve">Executed</w:t>
             </w:r>
           </w:p>
         </w:tc>
@@ -3298,25 +3149,7 @@
             </w:pPr>
             <w:r>
               <w:rPr>
-                <w:sz w:val="15"/>
-              </w:rPr>
-              <w:t xml:space="preserve">Executed</w:t>
-            </w:r>
-          </w:p>
-        </w:tc>
-        <w:tc>
-          <w:tcPr>
-            <w:tcW w:type="dxa" w:w="936"/>
-          </w:tcPr>
-          <w:p>
-            <w:pPr>
-              <w:pStyle w:val="Compact"/>
-              <w:spacing w:before="0" w:after="0" w:line="240" w:lineRule="auto"/>
-              <w:jc w:val="left"/>
-            </w:pPr>
-            <w:r>
-              <w:rPr>
-                <w:sz w:val="15"/>
+                <w:sz w:val="16"/>
               </w:rPr>
               <w:t xml:space="preserve">Endpoint</w:t>
             </w:r>
@@ -3324,7 +3157,7 @@
         </w:tc>
         <w:tc>
           <w:tcPr>
-            <w:tcW w:type="dxa" w:w="1584"/>
+            <w:tcW w:type="dxa" w:w="1944"/>
           </w:tcPr>
           <w:p>
             <w:pPr>
@@ -3336,7 +3169,7 @@
               <w:rPr>
                 <w:b/>
                 <w:bCs/>
-                <w:sz w:val="15"/>
+                <w:sz w:val="16"/>
               </w:rPr>
               <w:t xml:space="preserve">Paired donor (ours)</w:t>
             </w:r>
@@ -3344,7 +3177,7 @@
         </w:tc>
         <w:tc>
           <w:tcPr>
-            <w:tcW w:type="dxa" w:w="2088"/>
+            <w:tcW w:type="dxa" w:w="3528"/>
           </w:tcPr>
           <w:p>
             <w:pPr>
@@ -3356,27 +3189,7 @@
               <w:rPr>
                 <w:b/>
                 <w:bCs/>
-                <w:sz w:val="15"/>
-              </w:rPr>
-              <w:t xml:space="preserve">1.003 [0.950, 1.050]</w:t>
-            </w:r>
-          </w:p>
-        </w:tc>
-        <w:tc>
-          <w:tcPr>
-            <w:tcW w:type="dxa" w:w="2304"/>
-          </w:tcPr>
-          <w:p>
-            <w:pPr>
-              <w:pStyle w:val="Compact"/>
-              <w:spacing w:before="0" w:after="0" w:line="240" w:lineRule="auto"/>
-              <w:jc w:val="left"/>
-            </w:pPr>
-            <w:r>
-              <w:rPr>
-                <w:b/>
-                <w:bCs/>
-                <w:sz w:val="15"/>
+                <w:sz w:val="16"/>
               </w:rPr>
               <w:t xml:space="preserve">1.003 [0.950, 1.050]</w:t>
             </w:r>
@@ -3389,7 +3202,7 @@
         </w:trPr>
         <w:tc>
           <w:tcPr>
-            <w:tcW w:type="dxa" w:w="1368"/>
+            <w:tcW w:type="dxa" w:w="1584"/>
           </w:tcPr>
           <w:p>
             <w:pPr>
@@ -3399,9 +3212,27 @@
             </w:pPr>
             <w:r>
               <w:rPr>
-                <w:sz w:val="15"/>
+                <w:sz w:val="16"/>
               </w:rPr>
               <w:t xml:space="preserve">Cosmos Policy</w:t>
+            </w:r>
+          </w:p>
+        </w:tc>
+        <w:tc>
+          <w:tcPr>
+            <w:tcW w:type="dxa" w:w="1224"/>
+          </w:tcPr>
+          <w:p>
+            <w:pPr>
+              <w:pStyle w:val="Compact"/>
+              <w:spacing w:before="0" w:after="0" w:line="240" w:lineRule="auto"/>
+              <w:jc w:val="left"/>
+            </w:pPr>
+            <w:r>
+              <w:rPr>
+                <w:sz w:val="16"/>
+              </w:rPr>
+              <w:t xml:space="preserve">Predicted</w:t>
             </w:r>
           </w:p>
         </w:tc>
@@ -3417,25 +3248,7 @@
             </w:pPr>
             <w:r>
               <w:rPr>
-                <w:sz w:val="15"/>
-              </w:rPr>
-              <w:t xml:space="preserve">Predicted</w:t>
-            </w:r>
-          </w:p>
-        </w:tc>
-        <w:tc>
-          <w:tcPr>
-            <w:tcW w:type="dxa" w:w="936"/>
-          </w:tcPr>
-          <w:p>
-            <w:pPr>
-              <w:pStyle w:val="Compact"/>
-              <w:spacing w:before="0" w:after="0" w:line="240" w:lineRule="auto"/>
-              <w:jc w:val="left"/>
-            </w:pPr>
-            <w:r>
-              <w:rPr>
-                <w:sz w:val="15"/>
+                <w:sz w:val="16"/>
               </w:rPr>
               <w:t xml:space="preserve">Action</w:t>
             </w:r>
@@ -3443,7 +3256,7 @@
         </w:tc>
         <w:tc>
           <w:tcPr>
-            <w:tcW w:type="dxa" w:w="1584"/>
+            <w:tcW w:type="dxa" w:w="1944"/>
           </w:tcPr>
           <w:p>
             <w:pPr>
@@ -3453,7 +3266,7 @@
             </w:pPr>
             <w:r>
               <w:rPr>
-                <w:sz w:val="15"/>
+                <w:sz w:val="16"/>
               </w:rPr>
               <w:t xml:space="preserve">Self</w:t>
             </w:r>
@@ -3461,7 +3274,7 @@
         </w:tc>
         <w:tc>
           <w:tcPr>
-            <w:tcW w:type="dxa" w:w="2088"/>
+            <w:tcW w:type="dxa" w:w="3528"/>
           </w:tcPr>
           <w:p>
             <w:pPr>
@@ -3471,27 +3284,9 @@
             </w:pPr>
             <w:r>
               <w:rPr>
-                <w:sz w:val="15"/>
+                <w:sz w:val="16"/>
               </w:rPr>
               <w:t xml:space="preserve">0.000 (reference)</w:t>
-            </w:r>
-          </w:p>
-        </w:tc>
-        <w:tc>
-          <w:tcPr>
-            <w:tcW w:type="dxa" w:w="2304"/>
-          </w:tcPr>
-          <w:p>
-            <w:pPr>
-              <w:pStyle w:val="Compact"/>
-              <w:spacing w:before="0" w:after="0" w:line="240" w:lineRule="auto"/>
-              <w:jc w:val="left"/>
-            </w:pPr>
-            <w:r>
-              <w:rPr>
-                <w:sz w:val="15"/>
-              </w:rPr>
-              <w:t xml:space="preserve">—</w:t>
             </w:r>
           </w:p>
         </w:tc>
@@ -3502,7 +3297,7 @@
         </w:trPr>
         <w:tc>
           <w:tcPr>
-            <w:tcW w:type="dxa" w:w="1368"/>
+            <w:tcW w:type="dxa" w:w="1584"/>
           </w:tcPr>
           <w:p>
             <w:pPr>
@@ -3512,9 +3307,27 @@
             </w:pPr>
             <w:r>
               <w:rPr>
-                <w:sz w:val="15"/>
+                <w:sz w:val="16"/>
               </w:rPr>
               <w:t xml:space="preserve">Cosmos Policy</w:t>
+            </w:r>
+          </w:p>
+        </w:tc>
+        <w:tc>
+          <w:tcPr>
+            <w:tcW w:type="dxa" w:w="1224"/>
+          </w:tcPr>
+          <w:p>
+            <w:pPr>
+              <w:pStyle w:val="Compact"/>
+              <w:spacing w:before="0" w:after="0" w:line="240" w:lineRule="auto"/>
+              <w:jc w:val="left"/>
+            </w:pPr>
+            <w:r>
+              <w:rPr>
+                <w:sz w:val="16"/>
+              </w:rPr>
+              <w:t xml:space="preserve">Predicted</w:t>
             </w:r>
           </w:p>
         </w:tc>
@@ -3530,25 +3343,7 @@
             </w:pPr>
             <w:r>
               <w:rPr>
-                <w:sz w:val="15"/>
-              </w:rPr>
-              <w:t xml:space="preserve">Predicted</w:t>
-            </w:r>
-          </w:p>
-        </w:tc>
-        <w:tc>
-          <w:tcPr>
-            <w:tcW w:type="dxa" w:w="936"/>
-          </w:tcPr>
-          <w:p>
-            <w:pPr>
-              <w:pStyle w:val="Compact"/>
-              <w:spacing w:before="0" w:after="0" w:line="240" w:lineRule="auto"/>
-              <w:jc w:val="left"/>
-            </w:pPr>
-            <w:r>
-              <w:rPr>
-                <w:sz w:val="15"/>
+                <w:sz w:val="16"/>
               </w:rPr>
               <w:t xml:space="preserve">Action</w:t>
             </w:r>
@@ -3556,7 +3351,7 @@
         </w:tc>
         <w:tc>
           <w:tcPr>
-            <w:tcW w:type="dxa" w:w="1584"/>
+            <w:tcW w:type="dxa" w:w="1944"/>
           </w:tcPr>
           <w:p>
             <w:pPr>
@@ -3566,7 +3361,7 @@
             </w:pPr>
             <w:r>
               <w:rPr>
-                <w:sz w:val="15"/>
+                <w:sz w:val="16"/>
               </w:rPr>
               <w:t xml:space="preserve">Matched Gaussian</w:t>
             </w:r>
@@ -3574,7 +3369,7 @@
         </w:tc>
         <w:tc>
           <w:tcPr>
-            <w:tcW w:type="dxa" w:w="2088"/>
+            <w:tcW w:type="dxa" w:w="3528"/>
           </w:tcPr>
           <w:p>
             <w:pPr>
@@ -3584,7 +3379,7 @@
             </w:pPr>
             <w:r>
               <w:rPr>
-                <w:sz w:val="15"/>
+                <w:sz w:val="16"/>
               </w:rPr>
               <w:t xml:space="preserve">0.001 [</w:t>
             </w:r>
@@ -3601,27 +3396,9 @@
             </m:oMath>
             <w:r>
               <w:rPr>
-                <w:sz w:val="15"/>
+                <w:sz w:val="16"/>
               </w:rPr>
               <w:t xml:space="preserve">, 0.006]</w:t>
-            </w:r>
-          </w:p>
-        </w:tc>
-        <w:tc>
-          <w:tcPr>
-            <w:tcW w:type="dxa" w:w="2304"/>
-          </w:tcPr>
-          <w:p>
-            <w:pPr>
-              <w:pStyle w:val="Compact"/>
-              <w:spacing w:before="0" w:after="0" w:line="240" w:lineRule="auto"/>
-              <w:jc w:val="left"/>
-            </w:pPr>
-            <w:r>
-              <w:rPr>
-                <w:sz w:val="15"/>
-              </w:rPr>
-              <w:t xml:space="preserve">—</w:t>
             </w:r>
           </w:p>
         </w:tc>
@@ -3632,7 +3409,7 @@
         </w:trPr>
         <w:tc>
           <w:tcPr>
-            <w:tcW w:type="dxa" w:w="1368"/>
+            <w:tcW w:type="dxa" w:w="1584"/>
           </w:tcPr>
           <w:p>
             <w:pPr>
@@ -3642,9 +3419,27 @@
             </w:pPr>
             <w:r>
               <w:rPr>
-                <w:sz w:val="15"/>
+                <w:sz w:val="16"/>
               </w:rPr>
               <w:t xml:space="preserve">Cosmos Policy</w:t>
+            </w:r>
+          </w:p>
+        </w:tc>
+        <w:tc>
+          <w:tcPr>
+            <w:tcW w:type="dxa" w:w="1224"/>
+          </w:tcPr>
+          <w:p>
+            <w:pPr>
+              <w:pStyle w:val="Compact"/>
+              <w:spacing w:before="0" w:after="0" w:line="240" w:lineRule="auto"/>
+              <w:jc w:val="left"/>
+            </w:pPr>
+            <w:r>
+              <w:rPr>
+                <w:sz w:val="16"/>
+              </w:rPr>
+              <w:t xml:space="preserve">Predicted</w:t>
             </w:r>
           </w:p>
         </w:tc>
@@ -3660,25 +3455,7 @@
             </w:pPr>
             <w:r>
               <w:rPr>
-                <w:sz w:val="15"/>
-              </w:rPr>
-              <w:t xml:space="preserve">Predicted</w:t>
-            </w:r>
-          </w:p>
-        </w:tc>
-        <w:tc>
-          <w:tcPr>
-            <w:tcW w:type="dxa" w:w="936"/>
-          </w:tcPr>
-          <w:p>
-            <w:pPr>
-              <w:pStyle w:val="Compact"/>
-              <w:spacing w:before="0" w:after="0" w:line="240" w:lineRule="auto"/>
-              <w:jc w:val="left"/>
-            </w:pPr>
-            <w:r>
-              <w:rPr>
-                <w:sz w:val="15"/>
+                <w:sz w:val="16"/>
               </w:rPr>
               <w:t xml:space="preserve">Action</w:t>
             </w:r>
@@ -3686,7 +3463,7 @@
         </w:tc>
         <w:tc>
           <w:tcPr>
-            <w:tcW w:type="dxa" w:w="1584"/>
+            <w:tcW w:type="dxa" w:w="1944"/>
           </w:tcPr>
           <w:p>
             <w:pPr>
@@ -3696,7 +3473,7 @@
             </w:pPr>
             <w:r>
               <w:rPr>
-                <w:sz w:val="15"/>
+                <w:sz w:val="16"/>
               </w:rPr>
               <w:t xml:space="preserve">Natural control</w:t>
             </w:r>
@@ -3704,7 +3481,7 @@
         </w:tc>
         <w:tc>
           <w:tcPr>
-            <w:tcW w:type="dxa" w:w="2088"/>
+            <w:tcW w:type="dxa" w:w="3528"/>
           </w:tcPr>
           <w:p>
             <w:pPr>
@@ -3714,27 +3491,9 @@
             </w:pPr>
             <w:r>
               <w:rPr>
-                <w:sz w:val="15"/>
+                <w:sz w:val="16"/>
               </w:rPr>
               <w:t xml:space="preserve">0.395 [0.269, 0.553]</w:t>
-            </w:r>
-          </w:p>
-        </w:tc>
-        <w:tc>
-          <w:tcPr>
-            <w:tcW w:type="dxa" w:w="2304"/>
-          </w:tcPr>
-          <w:p>
-            <w:pPr>
-              <w:pStyle w:val="Compact"/>
-              <w:spacing w:before="0" w:after="0" w:line="240" w:lineRule="auto"/>
-              <w:jc w:val="left"/>
-            </w:pPr>
-            <w:r>
-              <w:rPr>
-                <w:sz w:val="15"/>
-              </w:rPr>
-              <w:t xml:space="preserve">—</w:t>
             </w:r>
           </w:p>
         </w:tc>
@@ -3745,7 +3504,7 @@
         </w:trPr>
         <w:tc>
           <w:tcPr>
-            <w:tcW w:type="dxa" w:w="1368"/>
+            <w:tcW w:type="dxa" w:w="1584"/>
           </w:tcPr>
           <w:p>
             <w:pPr>
@@ -3755,9 +3514,27 @@
             </w:pPr>
             <w:r>
               <w:rPr>
-                <w:sz w:val="15"/>
+                <w:sz w:val="16"/>
               </w:rPr>
               <w:t xml:space="preserve">Cosmos Policy</w:t>
+            </w:r>
+          </w:p>
+        </w:tc>
+        <w:tc>
+          <w:tcPr>
+            <w:tcW w:type="dxa" w:w="1224"/>
+          </w:tcPr>
+          <w:p>
+            <w:pPr>
+              <w:pStyle w:val="Compact"/>
+              <w:spacing w:before="0" w:after="0" w:line="240" w:lineRule="auto"/>
+              <w:jc w:val="left"/>
+            </w:pPr>
+            <w:r>
+              <w:rPr>
+                <w:sz w:val="16"/>
+              </w:rPr>
+              <w:t xml:space="preserve">Predicted</w:t>
             </w:r>
           </w:p>
         </w:tc>
@@ -3773,25 +3550,7 @@
             </w:pPr>
             <w:r>
               <w:rPr>
-                <w:sz w:val="15"/>
-              </w:rPr>
-              <w:t xml:space="preserve">Predicted</w:t>
-            </w:r>
-          </w:p>
-        </w:tc>
-        <w:tc>
-          <w:tcPr>
-            <w:tcW w:type="dxa" w:w="936"/>
-          </w:tcPr>
-          <w:p>
-            <w:pPr>
-              <w:pStyle w:val="Compact"/>
-              <w:spacing w:before="0" w:after="0" w:line="240" w:lineRule="auto"/>
-              <w:jc w:val="left"/>
-            </w:pPr>
-            <w:r>
-              <w:rPr>
-                <w:sz w:val="15"/>
+                <w:sz w:val="16"/>
               </w:rPr>
               <w:t xml:space="preserve">Action</w:t>
             </w:r>
@@ -3799,7 +3558,7 @@
         </w:tc>
         <w:tc>
           <w:tcPr>
-            <w:tcW w:type="dxa" w:w="1584"/>
+            <w:tcW w:type="dxa" w:w="1944"/>
           </w:tcPr>
           <w:p>
             <w:pPr>
@@ -3809,7 +3568,7 @@
             </w:pPr>
             <w:r>
               <w:rPr>
-                <w:sz w:val="15"/>
+                <w:sz w:val="16"/>
               </w:rPr>
               <w:t xml:space="preserve">Shuffled control</w:t>
             </w:r>
@@ -3817,7 +3576,7 @@
         </w:tc>
         <w:tc>
           <w:tcPr>
-            <w:tcW w:type="dxa" w:w="2088"/>
+            <w:tcW w:type="dxa" w:w="3528"/>
           </w:tcPr>
           <w:p>
             <w:pPr>
@@ -3827,27 +3586,9 @@
             </w:pPr>
             <w:r>
               <w:rPr>
-                <w:sz w:val="15"/>
+                <w:sz w:val="16"/>
               </w:rPr>
               <w:t xml:space="preserve">0.244 [0.152, 0.347]</w:t>
-            </w:r>
-          </w:p>
-        </w:tc>
-        <w:tc>
-          <w:tcPr>
-            <w:tcW w:type="dxa" w:w="2304"/>
-          </w:tcPr>
-          <w:p>
-            <w:pPr>
-              <w:pStyle w:val="Compact"/>
-              <w:spacing w:before="0" w:after="0" w:line="240" w:lineRule="auto"/>
-              <w:jc w:val="left"/>
-            </w:pPr>
-            <w:r>
-              <w:rPr>
-                <w:sz w:val="15"/>
-              </w:rPr>
-              <w:t xml:space="preserve">—</w:t>
             </w:r>
           </w:p>
         </w:tc>
@@ -3858,7 +3599,7 @@
         </w:trPr>
         <w:tc>
           <w:tcPr>
-            <w:tcW w:type="dxa" w:w="1368"/>
+            <w:tcW w:type="dxa" w:w="1584"/>
           </w:tcPr>
           <w:p>
             <w:pPr>
@@ -3868,9 +3609,27 @@
             </w:pPr>
             <w:r>
               <w:rPr>
-                <w:sz w:val="15"/>
+                <w:sz w:val="16"/>
               </w:rPr>
               <w:t xml:space="preserve">Cosmos Policy</w:t>
+            </w:r>
+          </w:p>
+        </w:tc>
+        <w:tc>
+          <w:tcPr>
+            <w:tcW w:type="dxa" w:w="1224"/>
+          </w:tcPr>
+          <w:p>
+            <w:pPr>
+              <w:pStyle w:val="Compact"/>
+              <w:spacing w:before="0" w:after="0" w:line="240" w:lineRule="auto"/>
+              <w:jc w:val="left"/>
+            </w:pPr>
+            <w:r>
+              <w:rPr>
+                <w:sz w:val="16"/>
+              </w:rPr>
+              <w:t xml:space="preserve">Predicted</w:t>
             </w:r>
           </w:p>
         </w:tc>
@@ -3886,25 +3645,7 @@
             </w:pPr>
             <w:r>
               <w:rPr>
-                <w:sz w:val="15"/>
-              </w:rPr>
-              <w:t xml:space="preserve">Predicted</w:t>
-            </w:r>
-          </w:p>
-        </w:tc>
-        <w:tc>
-          <w:tcPr>
-            <w:tcW w:type="dxa" w:w="936"/>
-          </w:tcPr>
-          <w:p>
-            <w:pPr>
-              <w:pStyle w:val="Compact"/>
-              <w:spacing w:before="0" w:after="0" w:line="240" w:lineRule="auto"/>
-              <w:jc w:val="left"/>
-            </w:pPr>
-            <w:r>
-              <w:rPr>
-                <w:sz w:val="15"/>
+                <w:sz w:val="16"/>
               </w:rPr>
               <w:t xml:space="preserve">Action</w:t>
             </w:r>
@@ -3912,7 +3653,7 @@
         </w:tc>
         <w:tc>
           <w:tcPr>
-            <w:tcW w:type="dxa" w:w="1584"/>
+            <w:tcW w:type="dxa" w:w="1944"/>
           </w:tcPr>
           <w:p>
             <w:pPr>
@@ -3924,7 +3665,7 @@
               <w:rPr>
                 <w:b/>
                 <w:bCs/>
-                <w:sz w:val="15"/>
+                <w:sz w:val="16"/>
               </w:rPr>
               <w:t xml:space="preserve">Paired donor (ours)</w:t>
             </w:r>
@@ -3932,7 +3673,7 @@
         </w:tc>
         <w:tc>
           <w:tcPr>
-            <w:tcW w:type="dxa" w:w="2088"/>
+            <w:tcW w:type="dxa" w:w="3528"/>
           </w:tcPr>
           <w:p>
             <w:pPr>
@@ -3944,29 +3685,9 @@
               <w:rPr>
                 <w:b/>
                 <w:bCs/>
-                <w:sz w:val="15"/>
+                <w:sz w:val="16"/>
               </w:rPr>
               <w:t xml:space="preserve">0.499 [0.336, 0.679]</w:t>
-            </w:r>
-          </w:p>
-        </w:tc>
-        <w:tc>
-          <w:tcPr>
-            <w:tcW w:type="dxa" w:w="2304"/>
-          </w:tcPr>
-          <w:p>
-            <w:pPr>
-              <w:pStyle w:val="Compact"/>
-              <w:spacing w:before="0" w:after="0" w:line="240" w:lineRule="auto"/>
-              <w:jc w:val="left"/>
-            </w:pPr>
-            <w:r>
-              <w:rPr>
-                <w:b/>
-                <w:bCs/>
-                <w:sz w:val="15"/>
-              </w:rPr>
-              <w:t xml:space="preserve">0.103 [0.048, 0.161]</w:t>
             </w:r>
           </w:p>
         </w:tc>
@@ -3977,7 +3698,7 @@
         </w:trPr>
         <w:tc>
           <w:tcPr>
-            <w:tcW w:type="dxa" w:w="1368"/>
+            <w:tcW w:type="dxa" w:w="1584"/>
           </w:tcPr>
           <w:p>
             <w:pPr>
@@ -3987,9 +3708,27 @@
             </w:pPr>
             <w:r>
               <w:rPr>
-                <w:sz w:val="15"/>
+                <w:sz w:val="16"/>
               </w:rPr>
               <w:t xml:space="preserve">Cosmos Policy</w:t>
+            </w:r>
+          </w:p>
+        </w:tc>
+        <w:tc>
+          <w:tcPr>
+            <w:tcW w:type="dxa" w:w="1224"/>
+          </w:tcPr>
+          <w:p>
+            <w:pPr>
+              <w:pStyle w:val="Compact"/>
+              <w:spacing w:before="0" w:after="0" w:line="240" w:lineRule="auto"/>
+              <w:jc w:val="left"/>
+            </w:pPr>
+            <w:r>
+              <w:rPr>
+                <w:sz w:val="16"/>
+              </w:rPr>
+              <w:t xml:space="preserve">Predicted</w:t>
             </w:r>
           </w:p>
         </w:tc>
@@ -4005,25 +3744,7 @@
             </w:pPr>
             <w:r>
               <w:rPr>
-                <w:sz w:val="15"/>
-              </w:rPr>
-              <w:t xml:space="preserve">Predicted</w:t>
-            </w:r>
-          </w:p>
-        </w:tc>
-        <w:tc>
-          <w:tcPr>
-            <w:tcW w:type="dxa" w:w="936"/>
-          </w:tcPr>
-          <w:p>
-            <w:pPr>
-              <w:pStyle w:val="Compact"/>
-              <w:spacing w:before="0" w:after="0" w:line="240" w:lineRule="auto"/>
-              <w:jc w:val="left"/>
-            </w:pPr>
-            <w:r>
-              <w:rPr>
-                <w:sz w:val="15"/>
+                <w:sz w:val="16"/>
               </w:rPr>
               <w:t xml:space="preserve">Endpoint</w:t>
             </w:r>
@@ -4031,7 +3752,7 @@
         </w:tc>
         <w:tc>
           <w:tcPr>
-            <w:tcW w:type="dxa" w:w="1584"/>
+            <w:tcW w:type="dxa" w:w="1944"/>
           </w:tcPr>
           <w:p>
             <w:pPr>
@@ -4041,7 +3762,7 @@
             </w:pPr>
             <w:r>
               <w:rPr>
-                <w:sz w:val="15"/>
+                <w:sz w:val="16"/>
               </w:rPr>
               <w:t xml:space="preserve">Self</w:t>
             </w:r>
@@ -4049,7 +3770,7 @@
         </w:tc>
         <w:tc>
           <w:tcPr>
-            <w:tcW w:type="dxa" w:w="2088"/>
+            <w:tcW w:type="dxa" w:w="3528"/>
           </w:tcPr>
           <w:p>
             <w:pPr>
@@ -4059,27 +3780,9 @@
             </w:pPr>
             <w:r>
               <w:rPr>
-                <w:sz w:val="15"/>
+                <w:sz w:val="16"/>
               </w:rPr>
               <w:t xml:space="preserve">0.000 (reference)</w:t>
-            </w:r>
-          </w:p>
-        </w:tc>
-        <w:tc>
-          <w:tcPr>
-            <w:tcW w:type="dxa" w:w="2304"/>
-          </w:tcPr>
-          <w:p>
-            <w:pPr>
-              <w:pStyle w:val="Compact"/>
-              <w:spacing w:before="0" w:after="0" w:line="240" w:lineRule="auto"/>
-              <w:jc w:val="left"/>
-            </w:pPr>
-            <w:r>
-              <w:rPr>
-                <w:sz w:val="15"/>
-              </w:rPr>
-              <w:t xml:space="preserve">—</w:t>
             </w:r>
           </w:p>
         </w:tc>
@@ -4090,7 +3793,7 @@
         </w:trPr>
         <w:tc>
           <w:tcPr>
-            <w:tcW w:type="dxa" w:w="1368"/>
+            <w:tcW w:type="dxa" w:w="1584"/>
           </w:tcPr>
           <w:p>
             <w:pPr>
@@ -4100,9 +3803,27 @@
             </w:pPr>
             <w:r>
               <w:rPr>
-                <w:sz w:val="15"/>
+                <w:sz w:val="16"/>
               </w:rPr>
               <w:t xml:space="preserve">Cosmos Policy</w:t>
+            </w:r>
+          </w:p>
+        </w:tc>
+        <w:tc>
+          <w:tcPr>
+            <w:tcW w:type="dxa" w:w="1224"/>
+          </w:tcPr>
+          <w:p>
+            <w:pPr>
+              <w:pStyle w:val="Compact"/>
+              <w:spacing w:before="0" w:after="0" w:line="240" w:lineRule="auto"/>
+              <w:jc w:val="left"/>
+            </w:pPr>
+            <w:r>
+              <w:rPr>
+                <w:sz w:val="16"/>
+              </w:rPr>
+              <w:t xml:space="preserve">Predicted</w:t>
             </w:r>
           </w:p>
         </w:tc>
@@ -4118,25 +3839,7 @@
             </w:pPr>
             <w:r>
               <w:rPr>
-                <w:sz w:val="15"/>
-              </w:rPr>
-              <w:t xml:space="preserve">Predicted</w:t>
-            </w:r>
-          </w:p>
-        </w:tc>
-        <w:tc>
-          <w:tcPr>
-            <w:tcW w:type="dxa" w:w="936"/>
-          </w:tcPr>
-          <w:p>
-            <w:pPr>
-              <w:pStyle w:val="Compact"/>
-              <w:spacing w:before="0" w:after="0" w:line="240" w:lineRule="auto"/>
-              <w:jc w:val="left"/>
-            </w:pPr>
-            <w:r>
-              <w:rPr>
-                <w:sz w:val="15"/>
+                <w:sz w:val="16"/>
               </w:rPr>
               <w:t xml:space="preserve">Endpoint</w:t>
             </w:r>
@@ -4144,7 +3847,7 @@
         </w:tc>
         <w:tc>
           <w:tcPr>
-            <w:tcW w:type="dxa" w:w="1584"/>
+            <w:tcW w:type="dxa" w:w="1944"/>
           </w:tcPr>
           <w:p>
             <w:pPr>
@@ -4154,7 +3857,7 @@
             </w:pPr>
             <w:r>
               <w:rPr>
-                <w:sz w:val="15"/>
+                <w:sz w:val="16"/>
               </w:rPr>
               <w:t xml:space="preserve">Matched Gaussian</w:t>
             </w:r>
@@ -4162,7 +3865,7 @@
         </w:tc>
         <w:tc>
           <w:tcPr>
-            <w:tcW w:type="dxa" w:w="2088"/>
+            <w:tcW w:type="dxa" w:w="3528"/>
           </w:tcPr>
           <w:p>
             <w:pPr>
@@ -4172,7 +3875,7 @@
             </w:pPr>
             <w:r>
               <w:rPr>
-                <w:sz w:val="15"/>
+                <w:sz w:val="16"/>
               </w:rPr>
               <w:t xml:space="preserve">0.003 [</w:t>
             </w:r>
@@ -4189,27 +3892,9 @@
             </m:oMath>
             <w:r>
               <w:rPr>
-                <w:sz w:val="15"/>
+                <w:sz w:val="16"/>
               </w:rPr>
               <w:t xml:space="preserve">, 0.008]</w:t>
-            </w:r>
-          </w:p>
-        </w:tc>
-        <w:tc>
-          <w:tcPr>
-            <w:tcW w:type="dxa" w:w="2304"/>
-          </w:tcPr>
-          <w:p>
-            <w:pPr>
-              <w:pStyle w:val="Compact"/>
-              <w:spacing w:before="0" w:after="0" w:line="240" w:lineRule="auto"/>
-              <w:jc w:val="left"/>
-            </w:pPr>
-            <w:r>
-              <w:rPr>
-                <w:sz w:val="15"/>
-              </w:rPr>
-              <w:t xml:space="preserve">—</w:t>
             </w:r>
           </w:p>
         </w:tc>
@@ -4220,7 +3905,7 @@
         </w:trPr>
         <w:tc>
           <w:tcPr>
-            <w:tcW w:type="dxa" w:w="1368"/>
+            <w:tcW w:type="dxa" w:w="1584"/>
           </w:tcPr>
           <w:p>
             <w:pPr>
@@ -4230,9 +3915,27 @@
             </w:pPr>
             <w:r>
               <w:rPr>
-                <w:sz w:val="15"/>
+                <w:sz w:val="16"/>
               </w:rPr>
               <w:t xml:space="preserve">Cosmos Policy</w:t>
+            </w:r>
+          </w:p>
+        </w:tc>
+        <w:tc>
+          <w:tcPr>
+            <w:tcW w:type="dxa" w:w="1224"/>
+          </w:tcPr>
+          <w:p>
+            <w:pPr>
+              <w:pStyle w:val="Compact"/>
+              <w:spacing w:before="0" w:after="0" w:line="240" w:lineRule="auto"/>
+              <w:jc w:val="left"/>
+            </w:pPr>
+            <w:r>
+              <w:rPr>
+                <w:sz w:val="16"/>
+              </w:rPr>
+              <w:t xml:space="preserve">Predicted</w:t>
             </w:r>
           </w:p>
         </w:tc>
@@ -4248,25 +3951,7 @@
             </w:pPr>
             <w:r>
               <w:rPr>
-                <w:sz w:val="15"/>
-              </w:rPr>
-              <w:t xml:space="preserve">Predicted</w:t>
-            </w:r>
-          </w:p>
-        </w:tc>
-        <w:tc>
-          <w:tcPr>
-            <w:tcW w:type="dxa" w:w="936"/>
-          </w:tcPr>
-          <w:p>
-            <w:pPr>
-              <w:pStyle w:val="Compact"/>
-              <w:spacing w:before="0" w:after="0" w:line="240" w:lineRule="auto"/>
-              <w:jc w:val="left"/>
-            </w:pPr>
-            <w:r>
-              <w:rPr>
-                <w:sz w:val="15"/>
+                <w:sz w:val="16"/>
               </w:rPr>
               <w:t xml:space="preserve">Endpoint</w:t>
             </w:r>
@@ -4274,7 +3959,7 @@
         </w:tc>
         <w:tc>
           <w:tcPr>
-            <w:tcW w:type="dxa" w:w="1584"/>
+            <w:tcW w:type="dxa" w:w="1944"/>
           </w:tcPr>
           <w:p>
             <w:pPr>
@@ -4284,7 +3969,7 @@
             </w:pPr>
             <w:r>
               <w:rPr>
-                <w:sz w:val="15"/>
+                <w:sz w:val="16"/>
               </w:rPr>
               <w:t xml:space="preserve">Natural control</w:t>
             </w:r>
@@ -4292,7 +3977,7 @@
         </w:tc>
         <w:tc>
           <w:tcPr>
-            <w:tcW w:type="dxa" w:w="2088"/>
+            <w:tcW w:type="dxa" w:w="3528"/>
           </w:tcPr>
           <w:p>
             <w:pPr>
@@ -4302,27 +3987,9 @@
             </w:pPr>
             <w:r>
               <w:rPr>
-                <w:sz w:val="15"/>
+                <w:sz w:val="16"/>
               </w:rPr>
               <w:t xml:space="preserve">0.442 [0.311, 0.598]</w:t>
-            </w:r>
-          </w:p>
-        </w:tc>
-        <w:tc>
-          <w:tcPr>
-            <w:tcW w:type="dxa" w:w="2304"/>
-          </w:tcPr>
-          <w:p>
-            <w:pPr>
-              <w:pStyle w:val="Compact"/>
-              <w:spacing w:before="0" w:after="0" w:line="240" w:lineRule="auto"/>
-              <w:jc w:val="left"/>
-            </w:pPr>
-            <w:r>
-              <w:rPr>
-                <w:sz w:val="15"/>
-              </w:rPr>
-              <w:t xml:space="preserve">—</w:t>
             </w:r>
           </w:p>
         </w:tc>
@@ -4333,7 +4000,7 @@
         </w:trPr>
         <w:tc>
           <w:tcPr>
-            <w:tcW w:type="dxa" w:w="1368"/>
+            <w:tcW w:type="dxa" w:w="1584"/>
           </w:tcPr>
           <w:p>
             <w:pPr>
@@ -4343,9 +4010,27 @@
             </w:pPr>
             <w:r>
               <w:rPr>
-                <w:sz w:val="15"/>
+                <w:sz w:val="16"/>
               </w:rPr>
               <w:t xml:space="preserve">Cosmos Policy</w:t>
+            </w:r>
+          </w:p>
+        </w:tc>
+        <w:tc>
+          <w:tcPr>
+            <w:tcW w:type="dxa" w:w="1224"/>
+          </w:tcPr>
+          <w:p>
+            <w:pPr>
+              <w:pStyle w:val="Compact"/>
+              <w:spacing w:before="0" w:after="0" w:line="240" w:lineRule="auto"/>
+              <w:jc w:val="left"/>
+            </w:pPr>
+            <w:r>
+              <w:rPr>
+                <w:sz w:val="16"/>
+              </w:rPr>
+              <w:t xml:space="preserve">Predicted</w:t>
             </w:r>
           </w:p>
         </w:tc>
@@ -4361,25 +4046,7 @@
             </w:pPr>
             <w:r>
               <w:rPr>
-                <w:sz w:val="15"/>
-              </w:rPr>
-              <w:t xml:space="preserve">Predicted</w:t>
-            </w:r>
-          </w:p>
-        </w:tc>
-        <w:tc>
-          <w:tcPr>
-            <w:tcW w:type="dxa" w:w="936"/>
-          </w:tcPr>
-          <w:p>
-            <w:pPr>
-              <w:pStyle w:val="Compact"/>
-              <w:spacing w:before="0" w:after="0" w:line="240" w:lineRule="auto"/>
-              <w:jc w:val="left"/>
-            </w:pPr>
-            <w:r>
-              <w:rPr>
-                <w:sz w:val="15"/>
+                <w:sz w:val="16"/>
               </w:rPr>
               <w:t xml:space="preserve">Endpoint</w:t>
             </w:r>
@@ -4387,7 +4054,7 @@
         </w:tc>
         <w:tc>
           <w:tcPr>
-            <w:tcW w:type="dxa" w:w="1584"/>
+            <w:tcW w:type="dxa" w:w="1944"/>
           </w:tcPr>
           <w:p>
             <w:pPr>
@@ -4397,7 +4064,7 @@
             </w:pPr>
             <w:r>
               <w:rPr>
-                <w:sz w:val="15"/>
+                <w:sz w:val="16"/>
               </w:rPr>
               <w:t xml:space="preserve">Shuffled control</w:t>
             </w:r>
@@ -4405,7 +4072,7 @@
         </w:tc>
         <w:tc>
           <w:tcPr>
-            <w:tcW w:type="dxa" w:w="2088"/>
+            <w:tcW w:type="dxa" w:w="3528"/>
           </w:tcPr>
           <w:p>
             <w:pPr>
@@ -4415,27 +4082,9 @@
             </w:pPr>
             <w:r>
               <w:rPr>
-                <w:sz w:val="15"/>
+                <w:sz w:val="16"/>
               </w:rPr>
               <w:t xml:space="preserve">0.275 [0.185, 0.375]</w:t>
-            </w:r>
-          </w:p>
-        </w:tc>
-        <w:tc>
-          <w:tcPr>
-            <w:tcW w:type="dxa" w:w="2304"/>
-          </w:tcPr>
-          <w:p>
-            <w:pPr>
-              <w:pStyle w:val="Compact"/>
-              <w:spacing w:before="0" w:after="0" w:line="240" w:lineRule="auto"/>
-              <w:jc w:val="left"/>
-            </w:pPr>
-            <w:r>
-              <w:rPr>
-                <w:sz w:val="15"/>
-              </w:rPr>
-              <w:t xml:space="preserve">—</w:t>
             </w:r>
           </w:p>
         </w:tc>
@@ -4446,7 +4095,7 @@
         </w:trPr>
         <w:tc>
           <w:tcPr>
-            <w:tcW w:type="dxa" w:w="1368"/>
+            <w:tcW w:type="dxa" w:w="1584"/>
           </w:tcPr>
           <w:p>
             <w:pPr>
@@ -4456,9 +4105,27 @@
             </w:pPr>
             <w:r>
               <w:rPr>
-                <w:sz w:val="15"/>
+                <w:sz w:val="16"/>
               </w:rPr>
               <w:t xml:space="preserve">Cosmos Policy</w:t>
+            </w:r>
+          </w:p>
+        </w:tc>
+        <w:tc>
+          <w:tcPr>
+            <w:tcW w:type="dxa" w:w="1224"/>
+          </w:tcPr>
+          <w:p>
+            <w:pPr>
+              <w:pStyle w:val="Compact"/>
+              <w:spacing w:before="0" w:after="0" w:line="240" w:lineRule="auto"/>
+              <w:jc w:val="left"/>
+            </w:pPr>
+            <w:r>
+              <w:rPr>
+                <w:sz w:val="16"/>
+              </w:rPr>
+              <w:t xml:space="preserve">Predicted</w:t>
             </w:r>
           </w:p>
         </w:tc>
@@ -4474,25 +4141,7 @@
             </w:pPr>
             <w:r>
               <w:rPr>
-                <w:sz w:val="15"/>
-              </w:rPr>
-              <w:t xml:space="preserve">Predicted</w:t>
-            </w:r>
-          </w:p>
-        </w:tc>
-        <w:tc>
-          <w:tcPr>
-            <w:tcW w:type="dxa" w:w="936"/>
-          </w:tcPr>
-          <w:p>
-            <w:pPr>
-              <w:pStyle w:val="Compact"/>
-              <w:spacing w:before="0" w:after="0" w:line="240" w:lineRule="auto"/>
-              <w:jc w:val="left"/>
-            </w:pPr>
-            <w:r>
-              <w:rPr>
-                <w:sz w:val="15"/>
+                <w:sz w:val="16"/>
               </w:rPr>
               <w:t xml:space="preserve">Endpoint</w:t>
             </w:r>
@@ -4500,7 +4149,7 @@
         </w:tc>
         <w:tc>
           <w:tcPr>
-            <w:tcW w:type="dxa" w:w="1584"/>
+            <w:tcW w:type="dxa" w:w="1944"/>
           </w:tcPr>
           <w:p>
             <w:pPr>
@@ -4512,7 +4161,7 @@
               <w:rPr>
                 <w:b/>
                 <w:bCs/>
-                <w:sz w:val="15"/>
+                <w:sz w:val="16"/>
               </w:rPr>
               <w:t xml:space="preserve">Paired donor (ours)</w:t>
             </w:r>
@@ -4520,7 +4169,7 @@
         </w:tc>
         <w:tc>
           <w:tcPr>
-            <w:tcW w:type="dxa" w:w="2088"/>
+            <w:tcW w:type="dxa" w:w="3528"/>
           </w:tcPr>
           <w:p>
             <w:pPr>
@@ -4532,29 +4181,9 @@
               <w:rPr>
                 <w:b/>
                 <w:bCs/>
-                <w:sz w:val="15"/>
+                <w:sz w:val="16"/>
               </w:rPr>
               <w:t xml:space="preserve">0.552 [0.387, 0.728]</w:t>
-            </w:r>
-          </w:p>
-        </w:tc>
-        <w:tc>
-          <w:tcPr>
-            <w:tcW w:type="dxa" w:w="2304"/>
-          </w:tcPr>
-          <w:p>
-            <w:pPr>
-              <w:pStyle w:val="Compact"/>
-              <w:spacing w:before="0" w:after="0" w:line="240" w:lineRule="auto"/>
-              <w:jc w:val="left"/>
-            </w:pPr>
-            <w:r>
-              <w:rPr>
-                <w:b/>
-                <w:bCs/>
-                <w:sz w:val="15"/>
-              </w:rPr>
-              <w:t xml:space="preserve">0.110 [0.054, 0.166]</w:t>
             </w:r>
           </w:p>
         </w:tc>
@@ -5005,7 +4634,7 @@
         <w:t xml:space="preserve"> </w:t>
       </w:r>
       <w:r>
-        <w:t xml:space="preserve">reports those intervals and the complete control set.</w:t>
+        <w:t xml:space="preserve">reports the complete control set.</w:t>
       </w:r>
     </w:p>
     <w:bookmarkEnd w:id="30"/>

--- a/output/imagined_futures_neurips2026.docx
+++ b/output/imagined_futures_neurips2026.docx
@@ -6415,7 +6415,7 @@
       </w:r>
     </w:p>
     <w:bookmarkEnd w:id="50"/>
-    <w:bookmarkStart w:id="51" w:name="app:additional"/>
+    <w:bookmarkStart w:id="100" w:name="app:additional"/>
     <w:p>
       <w:pPr>
         <w:pStyle w:val="Heading1"/>
@@ -6589,1978 +6589,8 @@
         <w:t xml:space="preserve">), positive in 6/6 states; action steering is smaller and does not reliably exceed the Gaussian control. In the Cosmos 3 population, the two missing frozen states ended after 21 and 29 actions, before producing the 33-frame source video. Neither was replaced. The prespecified minimum of 20 states across five tasks and the factor-study minimum of ten states across five tasks were both met across six tasks.</w:t>
       </w:r>
     </w:p>
-    <w:bookmarkEnd w:id="51"/>
-    <w:bookmarkStart w:id="104" w:name="neurips-paper-checklist"/>
-    <w:p>
-      <w:pPr>
-        <w:pStyle w:val="Heading1"/>
-      </w:pPr>
-      <w:r>
-        <w:t xml:space="preserve">NeurIPS Paper Checklist</w:t>
-      </w:r>
-    </w:p>
-    <w:p>
-      <w:pPr>
-        <w:numPr>
-          <w:ilvl w:val="0"/>
-          <w:numId w:val="1001"/>
-        </w:numPr>
-      </w:pPr>
-      <w:r>
-        <w:rPr>
-          <w:b/>
-          <w:bCs/>
-        </w:rPr>
-        <w:t xml:space="preserve">Claims</w:t>
-      </w:r>
-    </w:p>
-    <w:p>
-      <w:pPr>
-        <w:numPr>
-          <w:ilvl w:val="0"/>
-          <w:numId w:val="1001"/>
-        </w:numPr>
-      </w:pPr>
-      <w:r>
-        <w:t xml:space="preserve">Question: Do the main claims made in the abstract and introduction accurately reflect the paper’s contributions and scope?</w:t>
-      </w:r>
-    </w:p>
-    <w:p>
-      <w:pPr>
-        <w:numPr>
-          <w:ilvl w:val="0"/>
-          <w:numId w:val="1001"/>
-        </w:numPr>
-      </w:pPr>
-      <w:r>
-        <w:t xml:space="preserve">Answer:</w:t>
-      </w:r>
-    </w:p>
-    <w:p>
-      <w:pPr>
-        <w:numPr>
-          <w:ilvl w:val="0"/>
-          <w:numId w:val="1001"/>
-        </w:numPr>
-      </w:pPr>
-      <w:r>
-        <w:t xml:space="preserve">Justification: The abstract, Introduction, Results, and Discussion state the future-transplantation result, its variation across decision points, and the limits on claims about planning and task success.</w:t>
-      </w:r>
-    </w:p>
-    <w:p>
-      <w:pPr>
-        <w:numPr>
-          <w:ilvl w:val="0"/>
-          <w:numId w:val="1001"/>
-        </w:numPr>
-      </w:pPr>
-      <w:r>
-        <w:t xml:space="preserve">Guidelines:</w:t>
-      </w:r>
-    </w:p>
-    <w:p>
-      <w:pPr>
-        <w:numPr>
-          <w:ilvl w:val="1"/>
-          <w:numId w:val="1002"/>
-        </w:numPr>
-      </w:pPr>
-      <w:r>
-        <w:t xml:space="preserve">The answer means that the abstract and introduction do not include the claims made in the paper.</w:t>
-      </w:r>
-    </w:p>
-    <w:p>
-      <w:pPr>
-        <w:numPr>
-          <w:ilvl w:val="1"/>
-          <w:numId w:val="1002"/>
-        </w:numPr>
-      </w:pPr>
-      <w:r>
-        <w:t xml:space="preserve">The abstract and/or introduction should clearly state the claims made, including the contributions made in the paper and important assumptions and limitations. A or answer to this question will not be perceived well by the reviewers.</w:t>
-      </w:r>
-    </w:p>
-    <w:p>
-      <w:pPr>
-        <w:numPr>
-          <w:ilvl w:val="1"/>
-          <w:numId w:val="1002"/>
-        </w:numPr>
-      </w:pPr>
-      <w:r>
-        <w:t xml:space="preserve">The claims made should match theoretical and experimental results, and reflect how much the results can be expected to generalize to other settings.</w:t>
-      </w:r>
-    </w:p>
-    <w:p>
-      <w:pPr>
-        <w:numPr>
-          <w:ilvl w:val="1"/>
-          <w:numId w:val="1002"/>
-        </w:numPr>
-      </w:pPr>
-      <w:r>
-        <w:t xml:space="preserve">It is fine to include aspirational goals as motivation as long as it is clear that these goals are not attained by the paper.</w:t>
-      </w:r>
-    </w:p>
-    <w:p>
-      <w:pPr>
-        <w:numPr>
-          <w:ilvl w:val="0"/>
-          <w:numId w:val="1001"/>
-        </w:numPr>
-      </w:pPr>
-      <w:r>
-        <w:rPr>
-          <w:b/>
-          <w:bCs/>
-        </w:rPr>
-        <w:t xml:space="preserve">Limitations</w:t>
-      </w:r>
-    </w:p>
-    <w:p>
-      <w:pPr>
-        <w:numPr>
-          <w:ilvl w:val="0"/>
-          <w:numId w:val="1001"/>
-        </w:numPr>
-      </w:pPr>
-      <w:r>
-        <w:t xml:space="preserve">Question: Does the paper discuss the limitations of the work performed by the authors?</w:t>
-      </w:r>
-    </w:p>
-    <w:p>
-      <w:pPr>
-        <w:numPr>
-          <w:ilvl w:val="0"/>
-          <w:numId w:val="1001"/>
-        </w:numPr>
-      </w:pPr>
-      <w:r>
-        <w:t xml:space="preserve">Answer:</w:t>
-      </w:r>
-    </w:p>
-    <w:p>
-      <w:pPr>
-        <w:numPr>
-          <w:ilvl w:val="0"/>
-          <w:numId w:val="1001"/>
-        </w:numPr>
-      </w:pPr>
-      <w:r>
-        <w:t xml:space="preserve">Justification: Result-specific qualifications appear beside the relevant findings, and the Discussion and Limitations section addresses model and state coverage, the later-state comparison, the factorized object intervention, the internal replacement experiment, and the absence of task-success results.</w:t>
-      </w:r>
-    </w:p>
-    <w:p>
-      <w:pPr>
-        <w:numPr>
-          <w:ilvl w:val="0"/>
-          <w:numId w:val="1001"/>
-        </w:numPr>
-      </w:pPr>
-      <w:r>
-        <w:t xml:space="preserve">Guidelines:</w:t>
-      </w:r>
-    </w:p>
-    <w:p>
-      <w:pPr>
-        <w:numPr>
-          <w:ilvl w:val="1"/>
-          <w:numId w:val="1003"/>
-        </w:numPr>
-      </w:pPr>
-      <w:r>
-        <w:t xml:space="preserve">The answer means that the paper has no limitation while the answer means that the paper has limitations, but those are not discussed in the paper.</w:t>
-      </w:r>
-    </w:p>
-    <w:p>
-      <w:pPr>
-        <w:numPr>
-          <w:ilvl w:val="1"/>
-          <w:numId w:val="1003"/>
-        </w:numPr>
-      </w:pPr>
-      <w:r>
-        <w:t xml:space="preserve">The authors are encouraged to create a separate</w:t>
-      </w:r>
-      <w:r>
-        <w:t xml:space="preserve"> </w:t>
-      </w:r>
-      <w:r>
-        <w:t xml:space="preserve">“Limitations”</w:t>
-      </w:r>
-      <w:r>
-        <w:t xml:space="preserve"> </w:t>
-      </w:r>
-      <w:r>
-        <w:t xml:space="preserve">section in their paper.</w:t>
-      </w:r>
-    </w:p>
-    <w:p>
-      <w:pPr>
-        <w:numPr>
-          <w:ilvl w:val="1"/>
-          <w:numId w:val="1003"/>
-        </w:numPr>
-      </w:pPr>
-      <w:r>
-        <w:t xml:space="preserve">The paper should point out any strong assumptions and how robust the results are to violations of these assumptions (e.g., independence assumptions, noiseless settings, model well-specification, asymptotic approximations only holding locally). The authors should reflect on how these assumptions might be violated in practice and what the implications would be.</w:t>
-      </w:r>
-    </w:p>
-    <w:p>
-      <w:pPr>
-        <w:numPr>
-          <w:ilvl w:val="1"/>
-          <w:numId w:val="1003"/>
-        </w:numPr>
-      </w:pPr>
-      <w:r>
-        <w:t xml:space="preserve">The authors should reflect on the scope of the claims made, e.g., if the approach was only tested on a few datasets or with a few runs. In general, empirical results often depend on implicit assumptions, which should be articulated.</w:t>
-      </w:r>
-    </w:p>
-    <w:p>
-      <w:pPr>
-        <w:numPr>
-          <w:ilvl w:val="1"/>
-          <w:numId w:val="1003"/>
-        </w:numPr>
-      </w:pPr>
-      <w:r>
-        <w:t xml:space="preserve">The authors should reflect on the factors that influence the performance of the approach. For example, a facial recognition algorithm may perform poorly when image resolution is low or images are taken in low lighting. Or a speech-to-text system might not be used reliably to provide closed captions for online lectures because it fails to handle technical jargon.</w:t>
-      </w:r>
-    </w:p>
-    <w:p>
-      <w:pPr>
-        <w:numPr>
-          <w:ilvl w:val="1"/>
-          <w:numId w:val="1003"/>
-        </w:numPr>
-      </w:pPr>
-      <w:r>
-        <w:t xml:space="preserve">The authors should discuss the computational efficiency of the proposed algorithms and how they scale with dataset size.</w:t>
-      </w:r>
-    </w:p>
-    <w:p>
-      <w:pPr>
-        <w:numPr>
-          <w:ilvl w:val="1"/>
-          <w:numId w:val="1003"/>
-        </w:numPr>
-      </w:pPr>
-      <w:r>
-        <w:t xml:space="preserve">If applicable, the authors should discuss possible limitations of their approach to address problems of privacy and fairness.</w:t>
-      </w:r>
-    </w:p>
-    <w:p>
-      <w:pPr>
-        <w:numPr>
-          <w:ilvl w:val="1"/>
-          <w:numId w:val="1003"/>
-        </w:numPr>
-      </w:pPr>
-      <w:r>
-        <w:t xml:space="preserve">While the authors might fear that complete honesty about limitations might be used by reviewers as grounds for rejection, a worse outcome might be that reviewers discover limitations that aren’t acknowledged in the paper. The authors should use their best judgment and recognize that individual actions in favor of transparency play an important role in developing norms that preserve the integrity of the community. Reviewers will be specifically instructed to not penalize honesty concerning limitations.</w:t>
-      </w:r>
-    </w:p>
-    <w:p>
-      <w:pPr>
-        <w:numPr>
-          <w:ilvl w:val="0"/>
-          <w:numId w:val="1001"/>
-        </w:numPr>
-      </w:pPr>
-      <w:r>
-        <w:rPr>
-          <w:b/>
-          <w:bCs/>
-        </w:rPr>
-        <w:t xml:space="preserve">Theory assumptions and proofs</w:t>
-      </w:r>
-    </w:p>
-    <w:p>
-      <w:pPr>
-        <w:numPr>
-          <w:ilvl w:val="0"/>
-          <w:numId w:val="1001"/>
-        </w:numPr>
-      </w:pPr>
-      <w:r>
-        <w:t xml:space="preserve">Question: For each theoretical result, does the paper provide the full set of assumptions and a complete (and correct) proof?</w:t>
-      </w:r>
-    </w:p>
-    <w:p>
-      <w:pPr>
-        <w:numPr>
-          <w:ilvl w:val="0"/>
-          <w:numId w:val="1001"/>
-        </w:numPr>
-      </w:pPr>
-      <w:r>
-        <w:t xml:space="preserve">Answer:</w:t>
-      </w:r>
-    </w:p>
-    <w:p>
-      <w:pPr>
-        <w:numPr>
-          <w:ilvl w:val="0"/>
-          <w:numId w:val="1001"/>
-        </w:numPr>
-      </w:pPr>
-      <w:r>
-        <w:t xml:space="preserve">Justification: The paper reports empirical intervention results and does not claim a theorem or formal proof.</w:t>
-      </w:r>
-    </w:p>
-    <w:p>
-      <w:pPr>
-        <w:numPr>
-          <w:ilvl w:val="0"/>
-          <w:numId w:val="1001"/>
-        </w:numPr>
-      </w:pPr>
-      <w:r>
-        <w:t xml:space="preserve">Guidelines:</w:t>
-      </w:r>
-    </w:p>
-    <w:p>
-      <w:pPr>
-        <w:numPr>
-          <w:ilvl w:val="1"/>
-          <w:numId w:val="1004"/>
-        </w:numPr>
-      </w:pPr>
-      <w:r>
-        <w:t xml:space="preserve">The answer means that the paper does not include theoretical results.</w:t>
-      </w:r>
-    </w:p>
-    <w:p>
-      <w:pPr>
-        <w:numPr>
-          <w:ilvl w:val="1"/>
-          <w:numId w:val="1004"/>
-        </w:numPr>
-      </w:pPr>
-      <w:r>
-        <w:t xml:space="preserve">All the theorems, formulas, and proofs in the paper should be numbered and cross-referenced.</w:t>
-      </w:r>
-    </w:p>
-    <w:p>
-      <w:pPr>
-        <w:numPr>
-          <w:ilvl w:val="1"/>
-          <w:numId w:val="1004"/>
-        </w:numPr>
-      </w:pPr>
-      <w:r>
-        <w:t xml:space="preserve">All assumptions should be clearly stated or referenced in the statement of any theorems.</w:t>
-      </w:r>
-    </w:p>
-    <w:p>
-      <w:pPr>
-        <w:numPr>
-          <w:ilvl w:val="1"/>
-          <w:numId w:val="1004"/>
-        </w:numPr>
-      </w:pPr>
-      <w:r>
-        <w:t xml:space="preserve">The proofs can either appear in the main paper or the supplemental material, but if they appear in the supplemental material, the authors are encouraged to provide a short proof sketch to provide intuition.</w:t>
-      </w:r>
-    </w:p>
-    <w:p>
-      <w:pPr>
-        <w:numPr>
-          <w:ilvl w:val="1"/>
-          <w:numId w:val="1004"/>
-        </w:numPr>
-      </w:pPr>
-      <w:r>
-        <w:t xml:space="preserve">Inversely, any informal proof provided in the core of the paper should be complemented by formal proofs provided in appendix or supplemental material.</w:t>
-      </w:r>
-    </w:p>
-    <w:p>
-      <w:pPr>
-        <w:numPr>
-          <w:ilvl w:val="1"/>
-          <w:numId w:val="1004"/>
-        </w:numPr>
-      </w:pPr>
-      <w:r>
-        <w:t xml:space="preserve">Theorems and Lemmas that the proof relies upon should be properly referenced.</w:t>
-      </w:r>
-    </w:p>
-    <w:p>
-      <w:pPr>
-        <w:numPr>
-          <w:ilvl w:val="0"/>
-          <w:numId w:val="1001"/>
-        </w:numPr>
-      </w:pPr>
-      <w:r>
-        <w:rPr>
-          <w:b/>
-          <w:bCs/>
-        </w:rPr>
-        <w:t xml:space="preserve">Experimental result reproducibility</w:t>
-      </w:r>
-    </w:p>
-    <w:p>
-      <w:pPr>
-        <w:numPr>
-          <w:ilvl w:val="0"/>
-          <w:numId w:val="1001"/>
-        </w:numPr>
-      </w:pPr>
-      <w:r>
-        <w:t xml:space="preserve">Question: Does the paper fully disclose all the information needed to reproduce the main experimental results of the paper to the extent that it affects the main claims and/or conclusions of the paper (regardless of whether the code and data are provided or not)?</w:t>
-      </w:r>
-    </w:p>
-    <w:p>
-      <w:pPr>
-        <w:numPr>
-          <w:ilvl w:val="0"/>
-          <w:numId w:val="1001"/>
-        </w:numPr>
-      </w:pPr>
-      <w:r>
-        <w:t xml:space="preserve">Answer:</w:t>
-      </w:r>
-    </w:p>
-    <w:p>
-      <w:pPr>
-        <w:numPr>
-          <w:ilvl w:val="0"/>
-          <w:numId w:val="1001"/>
-        </w:numPr>
-      </w:pPr>
-      <w:r>
-        <w:t xml:space="preserve">Justification: The Methods, Results, and Appendix A specify the estimands, experimental units, controls, clustering, public checkpoints, and exactness gates. The complete seed list, all repository hashes and container digests, intervention code, and run logs are not yet included.</w:t>
-      </w:r>
-    </w:p>
-    <w:p>
-      <w:pPr>
-        <w:numPr>
-          <w:ilvl w:val="0"/>
-          <w:numId w:val="1001"/>
-        </w:numPr>
-      </w:pPr>
-      <w:r>
-        <w:t xml:space="preserve">Guidelines:</w:t>
-      </w:r>
-    </w:p>
-    <w:p>
-      <w:pPr>
-        <w:numPr>
-          <w:ilvl w:val="1"/>
-          <w:numId w:val="1005"/>
-        </w:numPr>
-      </w:pPr>
-      <w:r>
-        <w:t xml:space="preserve">The answer means that the paper does not include experiments.</w:t>
-      </w:r>
-    </w:p>
-    <w:p>
-      <w:pPr>
-        <w:numPr>
-          <w:ilvl w:val="1"/>
-          <w:numId w:val="1005"/>
-        </w:numPr>
-      </w:pPr>
-      <w:r>
-        <w:t xml:space="preserve">If the paper includes experiments, a answer to this question will not be perceived well by the reviewers: Making the paper reproducible is important, regardless of whether the code and data are provided or not.</w:t>
-      </w:r>
-    </w:p>
-    <w:p>
-      <w:pPr>
-        <w:numPr>
-          <w:ilvl w:val="1"/>
-          <w:numId w:val="1005"/>
-        </w:numPr>
-      </w:pPr>
-      <w:r>
-        <w:t xml:space="preserve">If the contribution is a dataset and/or model, the authors should describe the steps taken to make their results reproducible or verifiable.</w:t>
-      </w:r>
-    </w:p>
-    <w:p>
-      <w:pPr>
-        <w:numPr>
-          <w:ilvl w:val="1"/>
-          <w:numId w:val="1005"/>
-        </w:numPr>
-      </w:pPr>
-      <w:r>
-        <w:t xml:space="preserve">Depending on the contribution, reproducibility can be accomplished in various ways. For example, if the contribution is a novel architecture, describing the architecture fully might suffice, or if the contribution is a specific model and empirical evaluation, it may be necessary to either make it possible for others to replicate the model with the same dataset, or provide access to the model. In general. releasing code and data is often one good way to accomplish this, but reproducibility can also be provided via detailed instructions for how to replicate the results, access to a hosted model (e.g., in the case of a large language model), releasing of a model checkpoint, or other means that are appropriate to the research performed.</w:t>
-      </w:r>
-    </w:p>
-    <w:p>
-      <w:pPr>
-        <w:numPr>
-          <w:ilvl w:val="1"/>
-          <w:numId w:val="1005"/>
-        </w:numPr>
-      </w:pPr>
-      <w:r>
-        <w:t xml:space="preserve">While NeurIPS does not require releasing code, the conference does require all submissions to provide some reasonable avenue for reproducibility, which may depend on the nature of the contribution. For example</w:t>
-      </w:r>
-    </w:p>
-    <w:p>
-      <w:pPr>
-        <w:numPr>
-          <w:ilvl w:val="2"/>
-          <w:numId w:val="1006"/>
-        </w:numPr>
-      </w:pPr>
-      <w:r>
-        <w:t xml:space="preserve">If the contribution is primarily a new algorithm, the paper should make it clear how to reproduce that algorithm.</w:t>
-      </w:r>
-    </w:p>
-    <w:p>
-      <w:pPr>
-        <w:numPr>
-          <w:ilvl w:val="2"/>
-          <w:numId w:val="1006"/>
-        </w:numPr>
-      </w:pPr>
-      <w:r>
-        <w:t xml:space="preserve">If the contribution is primarily a new model architecture, the paper should describe the architecture clearly and fully.</w:t>
-      </w:r>
-    </w:p>
-    <w:p>
-      <w:pPr>
-        <w:numPr>
-          <w:ilvl w:val="2"/>
-          <w:numId w:val="1006"/>
-        </w:numPr>
-      </w:pPr>
-      <w:r>
-        <w:t xml:space="preserve">If the contribution is a new model (e.g., a large language model), then there should either be a way to access this model for reproducing the results or a way to reproduce the model (e.g., with an open-source dataset or instructions for how to construct the dataset).</w:t>
-      </w:r>
-    </w:p>
-    <w:p>
-      <w:pPr>
-        <w:numPr>
-          <w:ilvl w:val="2"/>
-          <w:numId w:val="1006"/>
-        </w:numPr>
-      </w:pPr>
-      <w:r>
-        <w:t xml:space="preserve">We recognize that reproducibility may be tricky in some cases, in which case authors are welcome to describe the particular way they provide for reproducibility. In the case of closed-source models, it may be that access to the model is limited in some way (e.g., to registered users), but it should be possible for other researchers to have some path to reproducing or verifying the results.</w:t>
-      </w:r>
-    </w:p>
-    <w:p>
-      <w:pPr>
-        <w:numPr>
-          <w:ilvl w:val="0"/>
-          <w:numId w:val="1001"/>
-        </w:numPr>
-      </w:pPr>
-      <w:r>
-        <w:rPr>
-          <w:b/>
-          <w:bCs/>
-        </w:rPr>
-        <w:t xml:space="preserve">Open access to data and code</w:t>
-      </w:r>
-    </w:p>
-    <w:p>
-      <w:pPr>
-        <w:numPr>
-          <w:ilvl w:val="0"/>
-          <w:numId w:val="1001"/>
-        </w:numPr>
-      </w:pPr>
-      <w:r>
-        <w:t xml:space="preserve">Question: Does the paper provide open access to the data and code, with sufficient instructions to faithfully reproduce the main experimental results, as described in supplemental material?</w:t>
-      </w:r>
-    </w:p>
-    <w:p>
-      <w:pPr>
-        <w:numPr>
-          <w:ilvl w:val="0"/>
-          <w:numId w:val="1001"/>
-        </w:numPr>
-      </w:pPr>
-      <w:r>
-        <w:t xml:space="preserve">Answer:</w:t>
-      </w:r>
-    </w:p>
-    <w:p>
-      <w:pPr>
-        <w:numPr>
-          <w:ilvl w:val="0"/>
-          <w:numId w:val="1001"/>
-        </w:numPr>
-      </w:pPr>
-      <w:r>
-        <w:t xml:space="preserve">Justification: The source package includes machine-readable values for the paper figures, but not the intervention code, raw logs, or an anonymous public reproduction artifact.</w:t>
-      </w:r>
-    </w:p>
-    <w:p>
-      <w:pPr>
-        <w:numPr>
-          <w:ilvl w:val="0"/>
-          <w:numId w:val="1001"/>
-        </w:numPr>
-      </w:pPr>
-      <w:r>
-        <w:t xml:space="preserve">Guidelines:</w:t>
-      </w:r>
-    </w:p>
-    <w:p>
-      <w:pPr>
-        <w:numPr>
-          <w:ilvl w:val="1"/>
-          <w:numId w:val="1007"/>
-        </w:numPr>
-      </w:pPr>
-      <w:r>
-        <w:t xml:space="preserve">The answer means that paper does not include experiments requiring code.</w:t>
-      </w:r>
-    </w:p>
-    <w:p>
-      <w:pPr>
-        <w:numPr>
-          <w:ilvl w:val="1"/>
-          <w:numId w:val="1007"/>
-        </w:numPr>
-      </w:pPr>
-      <w:r>
-        <w:t xml:space="preserve">Please see the NeurIPS code and data submission guidelines (</w:t>
-      </w:r>
-      <w:hyperlink r:id="rId52">
-        <w:r>
-          <w:rPr>
-            <w:rStyle w:val="Hyperlink"/>
-          </w:rPr>
-          <w:t xml:space="preserve">https://neurips.cc/public/guides/CodeSubmissionPolicy</w:t>
-        </w:r>
-      </w:hyperlink>
-      <w:r>
-        <w:t xml:space="preserve">) for more details.</w:t>
-      </w:r>
-    </w:p>
-    <w:p>
-      <w:pPr>
-        <w:numPr>
-          <w:ilvl w:val="1"/>
-          <w:numId w:val="1007"/>
-        </w:numPr>
-      </w:pPr>
-      <w:r>
-        <w:t xml:space="preserve">While we encourage the release of code and data, we understand that this might not be possible, so is an acceptable answer. Papers cannot be rejected simply for not including code, unless this is central to the contribution (e.g., for a new open-source benchmark).</w:t>
-      </w:r>
-    </w:p>
-    <w:p>
-      <w:pPr>
-        <w:numPr>
-          <w:ilvl w:val="1"/>
-          <w:numId w:val="1007"/>
-        </w:numPr>
-      </w:pPr>
-      <w:r>
-        <w:t xml:space="preserve">The instructions should contain the exact command and environment needed to run to reproduce the results. See the NeurIPS code and data submission guidelines (</w:t>
-      </w:r>
-      <w:hyperlink r:id="rId52">
-        <w:r>
-          <w:rPr>
-            <w:rStyle w:val="Hyperlink"/>
-          </w:rPr>
-          <w:t xml:space="preserve">https://neurips.cc/public/guides/CodeSubmissionPolicy</w:t>
-        </w:r>
-      </w:hyperlink>
-      <w:r>
-        <w:t xml:space="preserve">) for more details.</w:t>
-      </w:r>
-    </w:p>
-    <w:p>
-      <w:pPr>
-        <w:numPr>
-          <w:ilvl w:val="1"/>
-          <w:numId w:val="1007"/>
-        </w:numPr>
-      </w:pPr>
-      <w:r>
-        <w:t xml:space="preserve">The authors should provide instructions on data access and preparation, including how to access the raw data, preprocessed data, intermediate data, and generated data, etc.</w:t>
-      </w:r>
-    </w:p>
-    <w:p>
-      <w:pPr>
-        <w:numPr>
-          <w:ilvl w:val="1"/>
-          <w:numId w:val="1007"/>
-        </w:numPr>
-      </w:pPr>
-      <w:r>
-        <w:t xml:space="preserve">The authors should provide scripts to reproduce all experimental results for the new proposed method and baselines. If only a subset of experiments are reproducible, they should state which ones are omitted from the script and why.</w:t>
-      </w:r>
-    </w:p>
-    <w:p>
-      <w:pPr>
-        <w:numPr>
-          <w:ilvl w:val="1"/>
-          <w:numId w:val="1007"/>
-        </w:numPr>
-      </w:pPr>
-      <w:r>
-        <w:t xml:space="preserve">At submission time, to preserve anonymity, the authors should release anonymized versions (if applicable).</w:t>
-      </w:r>
-    </w:p>
-    <w:p>
-      <w:pPr>
-        <w:numPr>
-          <w:ilvl w:val="1"/>
-          <w:numId w:val="1007"/>
-        </w:numPr>
-      </w:pPr>
-      <w:r>
-        <w:t xml:space="preserve">Providing as much information as possible in supplemental material (appended to the paper) is recommended, but including URLs to data and code is permitted.</w:t>
-      </w:r>
-    </w:p>
-    <w:p>
-      <w:pPr>
-        <w:numPr>
-          <w:ilvl w:val="0"/>
-          <w:numId w:val="1001"/>
-        </w:numPr>
-      </w:pPr>
-      <w:r>
-        <w:rPr>
-          <w:b/>
-          <w:bCs/>
-        </w:rPr>
-        <w:t xml:space="preserve">Experimental setting/details</w:t>
-      </w:r>
-    </w:p>
-    <w:p>
-      <w:pPr>
-        <w:numPr>
-          <w:ilvl w:val="0"/>
-          <w:numId w:val="1001"/>
-        </w:numPr>
-      </w:pPr>
-      <w:r>
-        <w:t xml:space="preserve">Question: Does the paper specify all the training and test details (e.g., data splits, hyperparameters, how they were chosen, type of optimizer) necessary to understand the results?</w:t>
-      </w:r>
-    </w:p>
-    <w:p>
-      <w:pPr>
-        <w:numPr>
-          <w:ilvl w:val="0"/>
-          <w:numId w:val="1001"/>
-        </w:numPr>
-      </w:pPr>
-      <w:r>
-        <w:t xml:space="preserve">Answer:</w:t>
-      </w:r>
-    </w:p>
-    <w:p>
-      <w:pPr>
-        <w:numPr>
-          <w:ilvl w:val="0"/>
-          <w:numId w:val="1001"/>
-        </w:numPr>
-      </w:pPr>
-      <w:r>
-        <w:t xml:space="preserve">Justification: The Methods and Results provide the state grid, branch construction, intervention targets, controls, action horizons, model interfaces, and statistical analysis needed to interpret the results. Appendix A states which exact environment details are available and which remain unreported.</w:t>
-      </w:r>
-    </w:p>
-    <w:p>
-      <w:pPr>
-        <w:numPr>
-          <w:ilvl w:val="0"/>
-          <w:numId w:val="1001"/>
-        </w:numPr>
-      </w:pPr>
-      <w:r>
-        <w:t xml:space="preserve">Guidelines:</w:t>
-      </w:r>
-    </w:p>
-    <w:p>
-      <w:pPr>
-        <w:numPr>
-          <w:ilvl w:val="1"/>
-          <w:numId w:val="1008"/>
-        </w:numPr>
-      </w:pPr>
-      <w:r>
-        <w:t xml:space="preserve">The answer means that the paper does not include experiments.</w:t>
-      </w:r>
-    </w:p>
-    <w:p>
-      <w:pPr>
-        <w:numPr>
-          <w:ilvl w:val="1"/>
-          <w:numId w:val="1008"/>
-        </w:numPr>
-      </w:pPr>
-      <w:r>
-        <w:t xml:space="preserve">The experimental setting should be presented in the core of the paper to a level of detail that is necessary to appreciate the results and make sense of them.</w:t>
-      </w:r>
-    </w:p>
-    <w:p>
-      <w:pPr>
-        <w:numPr>
-          <w:ilvl w:val="1"/>
-          <w:numId w:val="1008"/>
-        </w:numPr>
-      </w:pPr>
-      <w:r>
-        <w:t xml:space="preserve">The full details can be provided either with the code, in appendix, or as supplemental material.</w:t>
-      </w:r>
-    </w:p>
-    <w:p>
-      <w:pPr>
-        <w:numPr>
-          <w:ilvl w:val="0"/>
-          <w:numId w:val="1001"/>
-        </w:numPr>
-      </w:pPr>
-      <w:r>
-        <w:rPr>
-          <w:b/>
-          <w:bCs/>
-        </w:rPr>
-        <w:t xml:space="preserve">Experiment statistical significance</w:t>
-      </w:r>
-    </w:p>
-    <w:p>
-      <w:pPr>
-        <w:numPr>
-          <w:ilvl w:val="0"/>
-          <w:numId w:val="1001"/>
-        </w:numPr>
-      </w:pPr>
-      <w:r>
-        <w:t xml:space="preserve">Question: Does the paper report error bars suitably and correctly defined or other appropriate information about the statistical significance of the experiments?</w:t>
-      </w:r>
-    </w:p>
-    <w:p>
-      <w:pPr>
-        <w:numPr>
-          <w:ilvl w:val="0"/>
-          <w:numId w:val="1001"/>
-        </w:numPr>
-      </w:pPr>
-      <w:r>
-        <w:t xml:space="preserve">Answer:</w:t>
-      </w:r>
-    </w:p>
-    <w:p>
-      <w:pPr>
-        <w:numPr>
-          <w:ilvl w:val="0"/>
-          <w:numId w:val="1001"/>
-        </w:numPr>
-      </w:pPr>
-      <w:r>
-        <w:t xml:space="preserve">Justification: Principal estimates have explicitly defined 95% cluster-bootstrap intervals, the independent unit and 10,000-resample procedure are stated in the Methods, and exact sign counts are reported where relevant. The text identifies controls and secondary means for which exact intervals were not available.</w:t>
-      </w:r>
-    </w:p>
-    <w:p>
-      <w:pPr>
-        <w:numPr>
-          <w:ilvl w:val="0"/>
-          <w:numId w:val="1001"/>
-        </w:numPr>
-      </w:pPr>
-      <w:r>
-        <w:t xml:space="preserve">Guidelines:</w:t>
-      </w:r>
-    </w:p>
-    <w:p>
-      <w:pPr>
-        <w:numPr>
-          <w:ilvl w:val="1"/>
-          <w:numId w:val="1009"/>
-        </w:numPr>
-      </w:pPr>
-      <w:r>
-        <w:t xml:space="preserve">The answer means that the paper does not include experiments.</w:t>
-      </w:r>
-    </w:p>
-    <w:p>
-      <w:pPr>
-        <w:numPr>
-          <w:ilvl w:val="1"/>
-          <w:numId w:val="1009"/>
-        </w:numPr>
-      </w:pPr>
-      <w:r>
-        <w:t xml:space="preserve">The authors should answer if the results are accompanied by error bars, confidence intervals, or statistical significance tests, at least for the experiments that support the main claims of the paper.</w:t>
-      </w:r>
-    </w:p>
-    <w:p>
-      <w:pPr>
-        <w:numPr>
-          <w:ilvl w:val="1"/>
-          <w:numId w:val="1009"/>
-        </w:numPr>
-      </w:pPr>
-      <w:r>
-        <w:t xml:space="preserve">The factors of variability that the error bars are capturing should be clearly stated (for example, train/test split, initialization, random drawing of some parameter, or overall run with given experimental conditions).</w:t>
-      </w:r>
-    </w:p>
-    <w:p>
-      <w:pPr>
-        <w:numPr>
-          <w:ilvl w:val="1"/>
-          <w:numId w:val="1009"/>
-        </w:numPr>
-      </w:pPr>
-      <w:r>
-        <w:t xml:space="preserve">The method for calculating the error bars should be explained (closed form formula, call to a library function, bootstrap, etc.)</w:t>
-      </w:r>
-    </w:p>
-    <w:p>
-      <w:pPr>
-        <w:numPr>
-          <w:ilvl w:val="1"/>
-          <w:numId w:val="1009"/>
-        </w:numPr>
-      </w:pPr>
-      <w:r>
-        <w:t xml:space="preserve">The assumptions made should be given (e.g., Normally distributed errors).</w:t>
-      </w:r>
-    </w:p>
-    <w:p>
-      <w:pPr>
-        <w:numPr>
-          <w:ilvl w:val="1"/>
-          <w:numId w:val="1009"/>
-        </w:numPr>
-      </w:pPr>
-      <w:r>
-        <w:t xml:space="preserve">It should be clear whether the error bar is the standard deviation or the standard error of the mean.</w:t>
-      </w:r>
-    </w:p>
-    <w:p>
-      <w:pPr>
-        <w:numPr>
-          <w:ilvl w:val="1"/>
-          <w:numId w:val="1009"/>
-        </w:numPr>
-      </w:pPr>
-      <w:r>
-        <w:t xml:space="preserve">It is OK to report 1-sigma error bars, but one should state it. The authors should preferably report a 2-sigma error bar than state that they have a 96% CI, if the hypothesis of Normality of errors is not verified.</w:t>
-      </w:r>
-    </w:p>
-    <w:p>
-      <w:pPr>
-        <w:numPr>
-          <w:ilvl w:val="1"/>
-          <w:numId w:val="1009"/>
-        </w:numPr>
-      </w:pPr>
-      <w:r>
-        <w:t xml:space="preserve">For asymmetric distributions, the authors should be careful not to show in tables or figures symmetric error bars that would yield results that are out of range (e.g., negative error rates).</w:t>
-      </w:r>
-    </w:p>
-    <w:p>
-      <w:pPr>
-        <w:numPr>
-          <w:ilvl w:val="1"/>
-          <w:numId w:val="1009"/>
-        </w:numPr>
-      </w:pPr>
-      <w:r>
-        <w:t xml:space="preserve">If error bars are reported in tables or plots, the authors should explain in the text how they were calculated and reference the corresponding figures or tables in the text.</w:t>
-      </w:r>
-    </w:p>
-    <w:p>
-      <w:pPr>
-        <w:numPr>
-          <w:ilvl w:val="0"/>
-          <w:numId w:val="1001"/>
-        </w:numPr>
-      </w:pPr>
-      <w:r>
-        <w:rPr>
-          <w:b/>
-          <w:bCs/>
-        </w:rPr>
-        <w:t xml:space="preserve">Experiments compute resources</w:t>
-      </w:r>
-    </w:p>
-    <w:p>
-      <w:pPr>
-        <w:numPr>
-          <w:ilvl w:val="0"/>
-          <w:numId w:val="1001"/>
-        </w:numPr>
-      </w:pPr>
-      <w:r>
-        <w:t xml:space="preserve">Question: For each experiment, does the paper provide sufficient information on the computer resources (type of compute workers, memory, time of execution) needed to reproduce the experiments?</w:t>
-      </w:r>
-    </w:p>
-    <w:p>
-      <w:pPr>
-        <w:numPr>
-          <w:ilvl w:val="0"/>
-          <w:numId w:val="1001"/>
-        </w:numPr>
-      </w:pPr>
-      <w:r>
-        <w:t xml:space="preserve">Answer:</w:t>
-      </w:r>
-    </w:p>
-    <w:p>
-      <w:pPr>
-        <w:numPr>
-          <w:ilvl w:val="0"/>
-          <w:numId w:val="1001"/>
-        </w:numPr>
-      </w:pPr>
-      <w:r>
-        <w:t xml:space="preserve">Justification: Appendix A reports GPU type and software environment, but complete per-run wall-clock and aggregate compute-hour accounting is still being assembled for the submission artifact.</w:t>
-      </w:r>
-    </w:p>
-    <w:p>
-      <w:pPr>
-        <w:numPr>
-          <w:ilvl w:val="0"/>
-          <w:numId w:val="1001"/>
-        </w:numPr>
-      </w:pPr>
-      <w:r>
-        <w:t xml:space="preserve">Guidelines:</w:t>
-      </w:r>
-    </w:p>
-    <w:p>
-      <w:pPr>
-        <w:numPr>
-          <w:ilvl w:val="1"/>
-          <w:numId w:val="1010"/>
-        </w:numPr>
-      </w:pPr>
-      <w:r>
-        <w:t xml:space="preserve">The answer means that the paper does not include experiments.</w:t>
-      </w:r>
-    </w:p>
-    <w:p>
-      <w:pPr>
-        <w:numPr>
-          <w:ilvl w:val="1"/>
-          <w:numId w:val="1010"/>
-        </w:numPr>
-      </w:pPr>
-      <w:r>
-        <w:t xml:space="preserve">The paper should indicate the type of compute workers CPU or GPU, internal cluster, or cloud provider, including relevant memory and storage.</w:t>
-      </w:r>
-    </w:p>
-    <w:p>
-      <w:pPr>
-        <w:numPr>
-          <w:ilvl w:val="1"/>
-          <w:numId w:val="1010"/>
-        </w:numPr>
-      </w:pPr>
-      <w:r>
-        <w:t xml:space="preserve">The paper should provide the amount of compute required for each of the individual experimental runs as well as estimate the total compute.</w:t>
-      </w:r>
-    </w:p>
-    <w:p>
-      <w:pPr>
-        <w:numPr>
-          <w:ilvl w:val="1"/>
-          <w:numId w:val="1010"/>
-        </w:numPr>
-      </w:pPr>
-      <w:r>
-        <w:t xml:space="preserve">The paper should disclose whether the full research project required more compute than the experiments reported in the paper (e.g., preliminary or failed experiments that didn’t make it into the paper).</w:t>
-      </w:r>
-    </w:p>
-    <w:p>
-      <w:pPr>
-        <w:numPr>
-          <w:ilvl w:val="0"/>
-          <w:numId w:val="1001"/>
-        </w:numPr>
-      </w:pPr>
-      <w:r>
-        <w:rPr>
-          <w:b/>
-          <w:bCs/>
-        </w:rPr>
-        <w:t xml:space="preserve">Code of ethics</w:t>
-      </w:r>
-    </w:p>
-    <w:p>
-      <w:pPr>
-        <w:numPr>
-          <w:ilvl w:val="0"/>
-          <w:numId w:val="1001"/>
-        </w:numPr>
-      </w:pPr>
-      <w:r>
-        <w:t xml:space="preserve">Question: Does the research conducted in the paper conform, in every respect, with the NeurIPS Code of Ethics</w:t>
-      </w:r>
-      <w:r>
-        <w:t xml:space="preserve"> </w:t>
-      </w:r>
-      <w:hyperlink r:id="rId53">
-        <w:r>
-          <w:rPr>
-            <w:rStyle w:val="Hyperlink"/>
-          </w:rPr>
-          <w:t xml:space="preserve">https://neurips.cc/public/EthicsGuidelines</w:t>
-        </w:r>
-      </w:hyperlink>
-      <w:r>
-        <w:t xml:space="preserve">?</w:t>
-      </w:r>
-    </w:p>
-    <w:p>
-      <w:pPr>
-        <w:numPr>
-          <w:ilvl w:val="0"/>
-          <w:numId w:val="1001"/>
-        </w:numPr>
-      </w:pPr>
-      <w:r>
-        <w:t xml:space="preserve">Answer:</w:t>
-      </w:r>
-    </w:p>
-    <w:p>
-      <w:pPr>
-        <w:numPr>
-          <w:ilvl w:val="0"/>
-          <w:numId w:val="1001"/>
-        </w:numPr>
-      </w:pPr>
-      <w:r>
-        <w:t xml:space="preserve">Justification: The experiments use public robot-policy checkpoints and simulation benchmarks, involve no people or personal data, and report negative and failed intervention results rather than selectively discarding them.</w:t>
-      </w:r>
-    </w:p>
-    <w:p>
-      <w:pPr>
-        <w:numPr>
-          <w:ilvl w:val="0"/>
-          <w:numId w:val="1001"/>
-        </w:numPr>
-      </w:pPr>
-      <w:r>
-        <w:t xml:space="preserve">Guidelines:</w:t>
-      </w:r>
-    </w:p>
-    <w:p>
-      <w:pPr>
-        <w:numPr>
-          <w:ilvl w:val="1"/>
-          <w:numId w:val="1011"/>
-        </w:numPr>
-      </w:pPr>
-      <w:r>
-        <w:t xml:space="preserve">The answer means that the authors have not reviewed the NeurIPS Code of Ethics.</w:t>
-      </w:r>
-    </w:p>
-    <w:p>
-      <w:pPr>
-        <w:numPr>
-          <w:ilvl w:val="1"/>
-          <w:numId w:val="1011"/>
-        </w:numPr>
-      </w:pPr>
-      <w:r>
-        <w:t xml:space="preserve">If the authors answer , they should explain the special circumstances that require a deviation from the Code of Ethics.</w:t>
-      </w:r>
-    </w:p>
-    <w:p>
-      <w:pPr>
-        <w:numPr>
-          <w:ilvl w:val="1"/>
-          <w:numId w:val="1011"/>
-        </w:numPr>
-      </w:pPr>
-      <w:r>
-        <w:t xml:space="preserve">The authors should make sure to preserve anonymity (e.g., if there is a special consideration due to laws or regulations in their jurisdiction).</w:t>
-      </w:r>
-    </w:p>
-    <w:p>
-      <w:pPr>
-        <w:numPr>
-          <w:ilvl w:val="0"/>
-          <w:numId w:val="1001"/>
-        </w:numPr>
-      </w:pPr>
-      <w:r>
-        <w:rPr>
-          <w:b/>
-          <w:bCs/>
-        </w:rPr>
-        <w:t xml:space="preserve">Broader impacts</w:t>
-      </w:r>
-    </w:p>
-    <w:p>
-      <w:pPr>
-        <w:numPr>
-          <w:ilvl w:val="0"/>
-          <w:numId w:val="1001"/>
-        </w:numPr>
-      </w:pPr>
-      <w:r>
-        <w:t xml:space="preserve">Question: Does the paper discuss both potential positive societal impacts and negative societal impacts of the work performed?</w:t>
-      </w:r>
-    </w:p>
-    <w:p>
-      <w:pPr>
-        <w:numPr>
-          <w:ilvl w:val="0"/>
-          <w:numId w:val="1001"/>
-        </w:numPr>
-      </w:pPr>
-      <w:r>
-        <w:t xml:space="preserve">Answer:</w:t>
-      </w:r>
-    </w:p>
-    <w:p>
-      <w:pPr>
-        <w:numPr>
-          <w:ilvl w:val="0"/>
-          <w:numId w:val="1001"/>
-        </w:numPr>
-      </w:pPr>
-      <w:r>
-        <w:t xml:space="preserve">Justification: The Discussion and Limitations section discusses auditability benefits, action-redirection misuse, false confidence from narrow simulation, and corresponding validation and safety-monitoring needs.</w:t>
-      </w:r>
-    </w:p>
-    <w:p>
-      <w:pPr>
-        <w:numPr>
-          <w:ilvl w:val="0"/>
-          <w:numId w:val="1001"/>
-        </w:numPr>
-      </w:pPr>
-      <w:r>
-        <w:t xml:space="preserve">Guidelines:</w:t>
-      </w:r>
-    </w:p>
-    <w:p>
-      <w:pPr>
-        <w:numPr>
-          <w:ilvl w:val="1"/>
-          <w:numId w:val="1012"/>
-        </w:numPr>
-      </w:pPr>
-      <w:r>
-        <w:t xml:space="preserve">The answer means that there is no societal impact of the work performed.</w:t>
-      </w:r>
-    </w:p>
-    <w:p>
-      <w:pPr>
-        <w:numPr>
-          <w:ilvl w:val="1"/>
-          <w:numId w:val="1012"/>
-        </w:numPr>
-      </w:pPr>
-      <w:r>
-        <w:t xml:space="preserve">If the authors answer or , they should explain why their work has no societal impact or why the paper does not address societal impact.</w:t>
-      </w:r>
-    </w:p>
-    <w:p>
-      <w:pPr>
-        <w:numPr>
-          <w:ilvl w:val="1"/>
-          <w:numId w:val="1012"/>
-        </w:numPr>
-      </w:pPr>
-      <w:r>
-        <w:t xml:space="preserve">Examples of negative societal impacts include potential malicious or unintended uses (e.g., disinformation, generating fake profiles, surveillance), fairness considerations (e.g., deployment of technologies that could make decisions that unfairly impact specific groups), privacy considerations, and security considerations.</w:t>
-      </w:r>
-    </w:p>
-    <w:p>
-      <w:pPr>
-        <w:numPr>
-          <w:ilvl w:val="1"/>
-          <w:numId w:val="1012"/>
-        </w:numPr>
-      </w:pPr>
-      <w:r>
-        <w:t xml:space="preserve">The conference expects that many papers will be foundational research and not tied to particular applications, let alone deployments. However, if there is a direct path to any negative applications, the authors should point it out. For example, it is legitimate to point out that an improvement in the quality of generative models could be used to generate Deepfakes for disinformation. On the other hand, it is not needed to point out that a generic algorithm for optimizing neural networks could enable people to train models that generate Deepfakes faster.</w:t>
-      </w:r>
-    </w:p>
-    <w:p>
-      <w:pPr>
-        <w:numPr>
-          <w:ilvl w:val="1"/>
-          <w:numId w:val="1012"/>
-        </w:numPr>
-      </w:pPr>
-      <w:r>
-        <w:t xml:space="preserve">The authors should consider possible harms that could arise when the technology is being used as intended and functioning correctly, harms that could arise when the technology is being used as intended but gives incorrect results, and harms following from (intentional or unintentional) misuse of the technology.</w:t>
-      </w:r>
-    </w:p>
-    <w:p>
-      <w:pPr>
-        <w:numPr>
-          <w:ilvl w:val="1"/>
-          <w:numId w:val="1012"/>
-        </w:numPr>
-      </w:pPr>
-      <w:r>
-        <w:t xml:space="preserve">If there are negative societal impacts, the authors could also discuss possible mitigation strategies (e.g., gated release of models, providing defenses in addition to attacks, mechanisms for monitoring misuse, mechanisms to monitor how a system learns from feedback over time, improving the efficiency and accessibility of ML).</w:t>
-      </w:r>
-    </w:p>
-    <w:p>
-      <w:pPr>
-        <w:numPr>
-          <w:ilvl w:val="0"/>
-          <w:numId w:val="1001"/>
-        </w:numPr>
-      </w:pPr>
-      <w:r>
-        <w:rPr>
-          <w:b/>
-          <w:bCs/>
-        </w:rPr>
-        <w:t xml:space="preserve">Safeguards</w:t>
-      </w:r>
-    </w:p>
-    <w:p>
-      <w:pPr>
-        <w:numPr>
-          <w:ilvl w:val="0"/>
-          <w:numId w:val="1001"/>
-        </w:numPr>
-      </w:pPr>
-      <w:r>
-        <w:t xml:space="preserve">Question: Does the paper describe safeguards that have been put in place for responsible release of data or models that have a high risk for misuse (e.g., pre-trained language models, image generators, or scraped datasets)?</w:t>
-      </w:r>
-    </w:p>
-    <w:p>
-      <w:pPr>
-        <w:numPr>
-          <w:ilvl w:val="0"/>
-          <w:numId w:val="1001"/>
-        </w:numPr>
-      </w:pPr>
-      <w:r>
-        <w:t xml:space="preserve">Answer:</w:t>
-      </w:r>
-    </w:p>
-    <w:p>
-      <w:pPr>
-        <w:numPr>
-          <w:ilvl w:val="0"/>
-          <w:numId w:val="1001"/>
-        </w:numPr>
-      </w:pPr>
-      <w:r>
-        <w:t xml:space="preserve">Justification: This work does not release a new high-risk pretrained model or scraped dataset; it analyzes existing robot policies in simulation.</w:t>
-      </w:r>
-    </w:p>
-    <w:p>
-      <w:pPr>
-        <w:numPr>
-          <w:ilvl w:val="0"/>
-          <w:numId w:val="1001"/>
-        </w:numPr>
-      </w:pPr>
-      <w:r>
-        <w:t xml:space="preserve">Guidelines:</w:t>
-      </w:r>
-    </w:p>
-    <w:p>
-      <w:pPr>
-        <w:numPr>
-          <w:ilvl w:val="1"/>
-          <w:numId w:val="1013"/>
-        </w:numPr>
-      </w:pPr>
-      <w:r>
-        <w:t xml:space="preserve">The answer means that the paper poses no such risks.</w:t>
-      </w:r>
-    </w:p>
-    <w:p>
-      <w:pPr>
-        <w:numPr>
-          <w:ilvl w:val="1"/>
-          <w:numId w:val="1013"/>
-        </w:numPr>
-      </w:pPr>
-      <w:r>
-        <w:t xml:space="preserve">Released models that have a high risk for misuse or dual-use should be released with necessary safeguards to allow for controlled use of the model, for example by requiring that users adhere to usage guidelines or restrictions to access the model or implementing safety filters.</w:t>
-      </w:r>
-    </w:p>
-    <w:p>
-      <w:pPr>
-        <w:numPr>
-          <w:ilvl w:val="1"/>
-          <w:numId w:val="1013"/>
-        </w:numPr>
-      </w:pPr>
-      <w:r>
-        <w:t xml:space="preserve">Datasets that have been scraped from the Internet could pose safety risks. The authors should describe how they avoided releasing unsafe images.</w:t>
-      </w:r>
-    </w:p>
-    <w:p>
-      <w:pPr>
-        <w:numPr>
-          <w:ilvl w:val="1"/>
-          <w:numId w:val="1013"/>
-        </w:numPr>
-      </w:pPr>
-      <w:r>
-        <w:t xml:space="preserve">We recognize that providing effective safeguards is challenging, and many papers do not require this, but we encourage authors to take this into account and make a best faith effort.</w:t>
-      </w:r>
-    </w:p>
-    <w:p>
-      <w:pPr>
-        <w:numPr>
-          <w:ilvl w:val="0"/>
-          <w:numId w:val="1001"/>
-        </w:numPr>
-      </w:pPr>
-      <w:r>
-        <w:rPr>
-          <w:b/>
-          <w:bCs/>
-        </w:rPr>
-        <w:t xml:space="preserve">Licenses for existing assets</w:t>
-      </w:r>
-    </w:p>
-    <w:p>
-      <w:pPr>
-        <w:numPr>
-          <w:ilvl w:val="0"/>
-          <w:numId w:val="1001"/>
-        </w:numPr>
-      </w:pPr>
-      <w:r>
-        <w:t xml:space="preserve">Question: Are the creators or original owners of assets (e.g., code, data, models), used in the paper, properly credited and are the license and terms of use explicitly mentioned and properly respected?</w:t>
-      </w:r>
-    </w:p>
-    <w:p>
-      <w:pPr>
-        <w:numPr>
-          <w:ilvl w:val="0"/>
-          <w:numId w:val="1001"/>
-        </w:numPr>
-      </w:pPr>
-      <w:r>
-        <w:t xml:space="preserve">Answer:</w:t>
-      </w:r>
-    </w:p>
-    <w:p>
-      <w:pPr>
-        <w:numPr>
-          <w:ilvl w:val="0"/>
-          <w:numId w:val="1001"/>
-        </w:numPr>
-      </w:pPr>
-      <w:r>
-        <w:t xml:space="preserve">Justification: Existing assets are cited and exact source revisions are recorded, but an explicit license inventory for every upstream code and benchmark asset remains to be added before submission.</w:t>
-      </w:r>
-    </w:p>
-    <w:p>
-      <w:pPr>
-        <w:numPr>
-          <w:ilvl w:val="0"/>
-          <w:numId w:val="1001"/>
-        </w:numPr>
-      </w:pPr>
-      <w:r>
-        <w:t xml:space="preserve">Guidelines:</w:t>
-      </w:r>
-    </w:p>
-    <w:p>
-      <w:pPr>
-        <w:numPr>
-          <w:ilvl w:val="1"/>
-          <w:numId w:val="1014"/>
-        </w:numPr>
-      </w:pPr>
-      <w:r>
-        <w:t xml:space="preserve">The answer means that the paper does not use existing assets.</w:t>
-      </w:r>
-    </w:p>
-    <w:p>
-      <w:pPr>
-        <w:numPr>
-          <w:ilvl w:val="1"/>
-          <w:numId w:val="1014"/>
-        </w:numPr>
-      </w:pPr>
-      <w:r>
-        <w:t xml:space="preserve">The authors should cite the original paper that produced the code package or dataset.</w:t>
-      </w:r>
-    </w:p>
-    <w:p>
-      <w:pPr>
-        <w:numPr>
-          <w:ilvl w:val="1"/>
-          <w:numId w:val="1014"/>
-        </w:numPr>
-      </w:pPr>
-      <w:r>
-        <w:t xml:space="preserve">The authors should state which version of the asset is used and, if possible, include a URL.</w:t>
-      </w:r>
-    </w:p>
-    <w:p>
-      <w:pPr>
-        <w:numPr>
-          <w:ilvl w:val="1"/>
-          <w:numId w:val="1014"/>
-        </w:numPr>
-      </w:pPr>
-      <w:r>
-        <w:t xml:space="preserve">The name of the license (e.g., CC-BY 4.0) should be included for each asset.</w:t>
-      </w:r>
-    </w:p>
-    <w:p>
-      <w:pPr>
-        <w:numPr>
-          <w:ilvl w:val="1"/>
-          <w:numId w:val="1014"/>
-        </w:numPr>
-      </w:pPr>
-      <w:r>
-        <w:t xml:space="preserve">For scraped data from a particular source (e.g., website), the copyright and terms of service of that source should be provided.</w:t>
-      </w:r>
-    </w:p>
-    <w:p>
-      <w:pPr>
-        <w:numPr>
-          <w:ilvl w:val="1"/>
-          <w:numId w:val="1014"/>
-        </w:numPr>
-      </w:pPr>
-      <w:r>
-        <w:t xml:space="preserve">If assets are released, the license, copyright information, and terms of use in the package should be provided. For popular datasets,</w:t>
-      </w:r>
-      <w:r>
-        <w:t xml:space="preserve"> </w:t>
-      </w:r>
-      <w:hyperlink r:id="rId54">
-        <w:r>
-          <w:rPr>
-            <w:rStyle w:val="Hyperlink"/>
-          </w:rPr>
-          <w:t xml:space="preserve">paperswithcode.com/datasets</w:t>
-        </w:r>
-      </w:hyperlink>
-      <w:r>
-        <w:t xml:space="preserve"> </w:t>
-      </w:r>
-      <w:r>
-        <w:t xml:space="preserve">has curated licenses for some datasets. Their licensing guide can help determine the license of a dataset.</w:t>
-      </w:r>
-    </w:p>
-    <w:p>
-      <w:pPr>
-        <w:numPr>
-          <w:ilvl w:val="1"/>
-          <w:numId w:val="1014"/>
-        </w:numPr>
-      </w:pPr>
-      <w:r>
-        <w:t xml:space="preserve">For existing datasets that are re-packaged, both the original license and the license of the derived asset (if it has changed) should be provided.</w:t>
-      </w:r>
-    </w:p>
-    <w:p>
-      <w:pPr>
-        <w:numPr>
-          <w:ilvl w:val="1"/>
-          <w:numId w:val="1014"/>
-        </w:numPr>
-      </w:pPr>
-      <w:r>
-        <w:t xml:space="preserve">If this information is not available online, the authors are encouraged to reach out to the asset’s creators.</w:t>
-      </w:r>
-    </w:p>
-    <w:p>
-      <w:pPr>
-        <w:numPr>
-          <w:ilvl w:val="0"/>
-          <w:numId w:val="1001"/>
-        </w:numPr>
-      </w:pPr>
-      <w:r>
-        <w:rPr>
-          <w:b/>
-          <w:bCs/>
-        </w:rPr>
-        <w:t xml:space="preserve">New assets</w:t>
-      </w:r>
-    </w:p>
-    <w:p>
-      <w:pPr>
-        <w:numPr>
-          <w:ilvl w:val="0"/>
-          <w:numId w:val="1001"/>
-        </w:numPr>
-      </w:pPr>
-      <w:r>
-        <w:t xml:space="preserve">Question: Are new assets introduced in the paper well documented and is the documentation provided alongside the assets?</w:t>
-      </w:r>
-    </w:p>
-    <w:p>
-      <w:pPr>
-        <w:numPr>
-          <w:ilvl w:val="0"/>
-          <w:numId w:val="1001"/>
-        </w:numPr>
-      </w:pPr>
-      <w:r>
-        <w:t xml:space="preserve">Answer:</w:t>
-      </w:r>
-    </w:p>
-    <w:p>
-      <w:pPr>
-        <w:numPr>
-          <w:ilvl w:val="0"/>
-          <w:numId w:val="1001"/>
-        </w:numPr>
-      </w:pPr>
-      <w:r>
-        <w:t xml:space="preserve">Justification: New intervention code and result manifests are documented in the working artifact, but the anonymized release package and its final license are not yet attached to this draft.</w:t>
-      </w:r>
-    </w:p>
-    <w:p>
-      <w:pPr>
-        <w:numPr>
-          <w:ilvl w:val="0"/>
-          <w:numId w:val="1001"/>
-        </w:numPr>
-      </w:pPr>
-      <w:r>
-        <w:t xml:space="preserve">Guidelines:</w:t>
-      </w:r>
-    </w:p>
-    <w:p>
-      <w:pPr>
-        <w:numPr>
-          <w:ilvl w:val="1"/>
-          <w:numId w:val="1015"/>
-        </w:numPr>
-      </w:pPr>
-      <w:r>
-        <w:t xml:space="preserve">The answer means that the paper does not release new assets.</w:t>
-      </w:r>
-    </w:p>
-    <w:p>
-      <w:pPr>
-        <w:numPr>
-          <w:ilvl w:val="1"/>
-          <w:numId w:val="1015"/>
-        </w:numPr>
-      </w:pPr>
-      <w:r>
-        <w:t xml:space="preserve">Researchers should communicate the details of the dataset/code/model as part of their submissions via structured templates. This includes details about training, license, limitations, etc.</w:t>
-      </w:r>
-    </w:p>
-    <w:p>
-      <w:pPr>
-        <w:numPr>
-          <w:ilvl w:val="1"/>
-          <w:numId w:val="1015"/>
-        </w:numPr>
-      </w:pPr>
-      <w:r>
-        <w:t xml:space="preserve">The paper should discuss whether and how consent was obtained from people whose asset is used.</w:t>
-      </w:r>
-    </w:p>
-    <w:p>
-      <w:pPr>
-        <w:numPr>
-          <w:ilvl w:val="1"/>
-          <w:numId w:val="1015"/>
-        </w:numPr>
-      </w:pPr>
-      <w:r>
-        <w:t xml:space="preserve">At submission time, remember to anonymize your assets (if applicable). You can either create an anonymized URL or include an anonymized zip file.</w:t>
-      </w:r>
-    </w:p>
-    <w:p>
-      <w:pPr>
-        <w:numPr>
-          <w:ilvl w:val="0"/>
-          <w:numId w:val="1001"/>
-        </w:numPr>
-      </w:pPr>
-      <w:r>
-        <w:rPr>
-          <w:b/>
-          <w:bCs/>
-        </w:rPr>
-        <w:t xml:space="preserve">Crowdsourcing and research with human subjects</w:t>
-      </w:r>
-    </w:p>
-    <w:p>
-      <w:pPr>
-        <w:numPr>
-          <w:ilvl w:val="0"/>
-          <w:numId w:val="1001"/>
-        </w:numPr>
-      </w:pPr>
-      <w:r>
-        <w:t xml:space="preserve">Question: For crowdsourcing experiments and research with human subjects, does the paper include the full text of instructions given to participants and screenshots, if applicable, as well as details about compensation (if any)?</w:t>
-      </w:r>
-    </w:p>
-    <w:p>
-      <w:pPr>
-        <w:numPr>
-          <w:ilvl w:val="0"/>
-          <w:numId w:val="1001"/>
-        </w:numPr>
-      </w:pPr>
-      <w:r>
-        <w:t xml:space="preserve">Answer:</w:t>
-      </w:r>
-    </w:p>
-    <w:p>
-      <w:pPr>
-        <w:numPr>
-          <w:ilvl w:val="0"/>
-          <w:numId w:val="1001"/>
-        </w:numPr>
-      </w:pPr>
-      <w:r>
-        <w:t xml:space="preserve">Justification: The research contains no crowdsourcing and no human participants.</w:t>
-      </w:r>
-    </w:p>
-    <w:p>
-      <w:pPr>
-        <w:numPr>
-          <w:ilvl w:val="0"/>
-          <w:numId w:val="1001"/>
-        </w:numPr>
-      </w:pPr>
-      <w:r>
-        <w:t xml:space="preserve">Guidelines:</w:t>
-      </w:r>
-    </w:p>
-    <w:p>
-      <w:pPr>
-        <w:numPr>
-          <w:ilvl w:val="1"/>
-          <w:numId w:val="1016"/>
-        </w:numPr>
-      </w:pPr>
-      <w:r>
-        <w:t xml:space="preserve">The answer means that the paper does not involve crowdsourcing nor research with human subjects.</w:t>
-      </w:r>
-    </w:p>
-    <w:p>
-      <w:pPr>
-        <w:numPr>
-          <w:ilvl w:val="1"/>
-          <w:numId w:val="1016"/>
-        </w:numPr>
-      </w:pPr>
-      <w:r>
-        <w:t xml:space="preserve">Including this information in the supplemental material is fine, but if the main contribution of the paper involves human subjects, then as much detail as possible should be included in the main paper.</w:t>
-      </w:r>
-    </w:p>
-    <w:p>
-      <w:pPr>
-        <w:numPr>
-          <w:ilvl w:val="1"/>
-          <w:numId w:val="1016"/>
-        </w:numPr>
-      </w:pPr>
-      <w:r>
-        <w:t xml:space="preserve">According to the NeurIPS Code of Ethics, workers involved in data collection, curation, or other labor should be paid at least the minimum wage in the country of the data collector.</w:t>
-      </w:r>
-    </w:p>
-    <w:p>
-      <w:pPr>
-        <w:numPr>
-          <w:ilvl w:val="0"/>
-          <w:numId w:val="1001"/>
-        </w:numPr>
-      </w:pPr>
-      <w:r>
-        <w:rPr>
-          <w:b/>
-          <w:bCs/>
-        </w:rPr>
-        <w:t xml:space="preserve">Institutional review board (IRB) approvals or equivalent for research with human subjects</w:t>
-      </w:r>
-    </w:p>
-    <w:p>
-      <w:pPr>
-        <w:numPr>
-          <w:ilvl w:val="0"/>
-          <w:numId w:val="1001"/>
-        </w:numPr>
-      </w:pPr>
-      <w:r>
-        <w:t xml:space="preserve">Question: Does the paper describe potential risks incurred by study participants, whether such risks were disclosed to the subjects, and whether Institutional Review Board (IRB) approvals (or an equivalent approval/review based on the requirements of your country or institution) were obtained?</w:t>
-      </w:r>
-    </w:p>
-    <w:p>
-      <w:pPr>
-        <w:numPr>
-          <w:ilvl w:val="0"/>
-          <w:numId w:val="1001"/>
-        </w:numPr>
-      </w:pPr>
-      <w:r>
-        <w:t xml:space="preserve">Answer:</w:t>
-      </w:r>
-    </w:p>
-    <w:p>
-      <w:pPr>
-        <w:numPr>
-          <w:ilvl w:val="0"/>
-          <w:numId w:val="1001"/>
-        </w:numPr>
-      </w:pPr>
-      <w:r>
-        <w:t xml:space="preserve">Justification: The research contains no human-subject data collection or interaction.</w:t>
-      </w:r>
-    </w:p>
-    <w:p>
-      <w:pPr>
-        <w:numPr>
-          <w:ilvl w:val="0"/>
-          <w:numId w:val="1001"/>
-        </w:numPr>
-      </w:pPr>
-      <w:r>
-        <w:t xml:space="preserve">Guidelines:</w:t>
-      </w:r>
-    </w:p>
-    <w:p>
-      <w:pPr>
-        <w:numPr>
-          <w:ilvl w:val="1"/>
-          <w:numId w:val="1017"/>
-        </w:numPr>
-      </w:pPr>
-      <w:r>
-        <w:t xml:space="preserve">The answer means that the paper does not involve crowdsourcing nor research with human subjects.</w:t>
-      </w:r>
-    </w:p>
-    <w:p>
-      <w:pPr>
-        <w:numPr>
-          <w:ilvl w:val="1"/>
-          <w:numId w:val="1017"/>
-        </w:numPr>
-      </w:pPr>
-      <w:r>
-        <w:t xml:space="preserve">Depending on the country in which research is conducted, IRB approval (or equivalent) may be required for any human subjects research. If you obtained IRB approval, you should clearly state this in the paper.</w:t>
-      </w:r>
-    </w:p>
-    <w:p>
-      <w:pPr>
-        <w:numPr>
-          <w:ilvl w:val="1"/>
-          <w:numId w:val="1017"/>
-        </w:numPr>
-      </w:pPr>
-      <w:r>
-        <w:t xml:space="preserve">We recognize that the procedures for this may vary significantly between institutions and locations, and we expect authors to adhere to the NeurIPS Code of Ethics and the guidelines for their institution.</w:t>
-      </w:r>
-    </w:p>
-    <w:p>
-      <w:pPr>
-        <w:numPr>
-          <w:ilvl w:val="1"/>
-          <w:numId w:val="1017"/>
-        </w:numPr>
-      </w:pPr>
-      <w:r>
-        <w:t xml:space="preserve">For initial submissions, do not include any information that would break anonymity (if applicable), such as the institution conducting the review.</w:t>
-      </w:r>
-    </w:p>
-    <w:p>
-      <w:pPr>
-        <w:numPr>
-          <w:ilvl w:val="0"/>
-          <w:numId w:val="1001"/>
-        </w:numPr>
-      </w:pPr>
-      <w:r>
-        <w:rPr>
-          <w:b/>
-          <w:bCs/>
-        </w:rPr>
-        <w:t xml:space="preserve">Declaration of LLM usage</w:t>
-      </w:r>
-    </w:p>
-    <w:p>
-      <w:pPr>
-        <w:numPr>
-          <w:ilvl w:val="0"/>
-          <w:numId w:val="1001"/>
-        </w:numPr>
-      </w:pPr>
-      <w:r>
-        <w:t xml:space="preserve">Question: Does the paper describe the usage of LLMs if it is an important, original, or non-standard component of the core methods in this research? Note that if the LLM is used only for writing, editing, or formatting purposes and does</w:t>
-      </w:r>
-      <w:r>
-        <w:t xml:space="preserve"> </w:t>
-      </w:r>
-      <w:r>
-        <w:rPr>
-          <w:i/>
-          <w:iCs/>
-        </w:rPr>
-        <w:t xml:space="preserve">not</w:t>
-      </w:r>
-      <w:r>
-        <w:t xml:space="preserve"> </w:t>
-      </w:r>
-      <w:r>
-        <w:t xml:space="preserve">impact the core methodology, scientific rigor, or originality of the research, declaration is not required.</w:t>
-      </w:r>
-    </w:p>
-    <w:p>
-      <w:pPr>
-        <w:numPr>
-          <w:ilvl w:val="0"/>
-          <w:numId w:val="1001"/>
-        </w:numPr>
-      </w:pPr>
-      <w:r>
-        <w:t xml:space="preserve">Answer:</w:t>
-      </w:r>
-    </w:p>
-    <w:p>
-      <w:pPr>
-        <w:numPr>
-          <w:ilvl w:val="0"/>
-          <w:numId w:val="1001"/>
-        </w:numPr>
-      </w:pPr>
-      <w:r>
-        <w:t xml:space="preserve">Justification: Language models were used only for writing and formatting assistance, not as a component of the experimental method or scientific evaluation.</w:t>
-      </w:r>
-    </w:p>
-    <w:p>
-      <w:pPr>
-        <w:numPr>
-          <w:ilvl w:val="0"/>
-          <w:numId w:val="1001"/>
-        </w:numPr>
-      </w:pPr>
-      <w:r>
-        <w:t xml:space="preserve">Guidelines:</w:t>
-      </w:r>
-    </w:p>
-    <w:p>
-      <w:pPr>
-        <w:numPr>
-          <w:ilvl w:val="1"/>
-          <w:numId w:val="1018"/>
-        </w:numPr>
-      </w:pPr>
-      <w:r>
-        <w:t xml:space="preserve">The answer means that the core method development in this research does not involve LLMs as any important, original, or non-standard components.</w:t>
-      </w:r>
-    </w:p>
-    <w:p>
-      <w:pPr>
-        <w:numPr>
-          <w:ilvl w:val="1"/>
-          <w:numId w:val="1018"/>
-        </w:numPr>
-      </w:pPr>
-      <w:r>
-        <w:t xml:space="preserve">Please refer to our LLM policy in the NeurIPS handbook for what should or should not be described.</w:t>
-      </w:r>
-    </w:p>
-    <w:bookmarkStart w:id="103" w:name="refs"/>
-    <w:bookmarkStart w:id="56" w:name="ref-du2023unipi"/>
+    <w:bookmarkStart w:id="99" w:name="refs"/>
+    <w:bookmarkStart w:id="52" w:name="ref-du2023unipi"/>
     <w:p>
       <w:pPr>
         <w:pStyle w:val="Bibliography"/>
@@ -8593,7 +6623,7 @@
       <w:r>
         <w:t xml:space="preserve"> </w:t>
       </w:r>
-      <w:hyperlink r:id="rId55">
+      <w:hyperlink r:id="rId51">
         <w:r>
           <w:rPr>
             <w:rStyle w:val="Hyperlink"/>
@@ -8605,8 +6635,8 @@
         <w:t xml:space="preserve">.</w:t>
       </w:r>
     </w:p>
-    <w:bookmarkEnd w:id="56"/>
-    <w:bookmarkStart w:id="58" w:name="ref-du2024videolanguage"/>
+    <w:bookmarkEnd w:id="52"/>
+    <w:bookmarkStart w:id="54" w:name="ref-du2024videolanguage"/>
     <w:p>
       <w:pPr>
         <w:pStyle w:val="Bibliography"/>
@@ -8636,7 +6666,7 @@
       <w:r>
         <w:t xml:space="preserve"> </w:t>
       </w:r>
-      <w:hyperlink r:id="rId57">
+      <w:hyperlink r:id="rId53">
         <w:r>
           <w:rPr>
             <w:rStyle w:val="Hyperlink"/>
@@ -8648,8 +6678,8 @@
         <w:t xml:space="preserve">.</w:t>
       </w:r>
     </w:p>
-    <w:bookmarkEnd w:id="58"/>
-    <w:bookmarkStart w:id="60" w:name="ref-ebert2018visualforesight"/>
+    <w:bookmarkEnd w:id="54"/>
+    <w:bookmarkStart w:id="56" w:name="ref-ebert2018visualforesight"/>
     <w:p>
       <w:pPr>
         <w:pStyle w:val="Bibliography"/>
@@ -8679,7 +6709,7 @@
       <w:r>
         <w:t xml:space="preserve"> </w:t>
       </w:r>
-      <w:hyperlink r:id="rId59">
+      <w:hyperlink r:id="rId55">
         <w:r>
           <w:rPr>
             <w:rStyle w:val="Hyperlink"/>
@@ -8691,8 +6721,8 @@
         <w:t xml:space="preserve">.</w:t>
       </w:r>
     </w:p>
-    <w:bookmarkEnd w:id="60"/>
-    <w:bookmarkStart w:id="62" w:name="ref-field2007clusterbootstrap"/>
+    <w:bookmarkEnd w:id="56"/>
+    <w:bookmarkStart w:id="58" w:name="ref-field2007clusterbootstrap"/>
     <w:p>
       <w:pPr>
         <w:pStyle w:val="Bibliography"/>
@@ -8725,7 +6755,7 @@
       <w:r>
         <w:t xml:space="preserve"> </w:t>
       </w:r>
-      <w:hyperlink r:id="rId61">
+      <w:hyperlink r:id="rId57">
         <w:r>
           <w:rPr>
             <w:rStyle w:val="Hyperlink"/>
@@ -8737,8 +6767,8 @@
         <w:t xml:space="preserve">.</w:t>
       </w:r>
     </w:p>
-    <w:bookmarkEnd w:id="62"/>
-    <w:bookmarkStart w:id="64" w:name="ref-goldowskydill2023pathpatching"/>
+    <w:bookmarkEnd w:id="58"/>
+    <w:bookmarkStart w:id="60" w:name="ref-goldowskydill2023pathpatching"/>
     <w:p>
       <w:pPr>
         <w:pStyle w:val="Bibliography"/>
@@ -8762,7 +6792,7 @@
       <w:r>
         <w:t xml:space="preserve"> </w:t>
       </w:r>
-      <w:hyperlink r:id="rId63">
+      <w:hyperlink r:id="rId59">
         <w:r>
           <w:rPr>
             <w:rStyle w:val="Hyperlink"/>
@@ -8774,8 +6804,8 @@
         <w:t xml:space="preserve">.</w:t>
       </w:r>
     </w:p>
-    <w:bookmarkEnd w:id="64"/>
-    <w:bookmarkStart w:id="66" w:name="ref-guo2024pad"/>
+    <w:bookmarkEnd w:id="60"/>
+    <w:bookmarkStart w:id="62" w:name="ref-guo2024pad"/>
     <w:p>
       <w:pPr>
         <w:pStyle w:val="Bibliography"/>
@@ -8808,7 +6838,7 @@
       <w:r>
         <w:t xml:space="preserve"> </w:t>
       </w:r>
-      <w:hyperlink r:id="rId65">
+      <w:hyperlink r:id="rId61">
         <w:r>
           <w:rPr>
             <w:rStyle w:val="Hyperlink"/>
@@ -8820,8 +6850,8 @@
         <w:t xml:space="preserve">.</w:t>
       </w:r>
     </w:p>
-    <w:bookmarkEnd w:id="66"/>
-    <w:bookmarkStart w:id="68" w:name="ref-hu2025vpp"/>
+    <w:bookmarkEnd w:id="62"/>
+    <w:bookmarkStart w:id="64" w:name="ref-hu2025vpp"/>
     <w:p>
       <w:pPr>
         <w:pStyle w:val="Bibliography"/>
@@ -8851,7 +6881,7 @@
       <w:r>
         <w:t xml:space="preserve"> </w:t>
       </w:r>
-      <w:hyperlink r:id="rId67">
+      <w:hyperlink r:id="rId63">
         <w:r>
           <w:rPr>
             <w:rStyle w:val="Hyperlink"/>
@@ -8863,8 +6893,8 @@
         <w:t xml:space="preserve">.</w:t>
       </w:r>
     </w:p>
-    <w:bookmarkEnd w:id="68"/>
-    <w:bookmarkStart w:id="70" w:name="ref-kim2026cosmospolicy"/>
+    <w:bookmarkEnd w:id="64"/>
+    <w:bookmarkStart w:id="66" w:name="ref-kim2026cosmospolicy"/>
     <w:p>
       <w:pPr>
         <w:pStyle w:val="Bibliography"/>
@@ -8900,7 +6930,7 @@
       <w:r>
         <w:t xml:space="preserve"> </w:t>
       </w:r>
-      <w:hyperlink r:id="rId69">
+      <w:hyperlink r:id="rId65">
         <w:r>
           <w:rPr>
             <w:rStyle w:val="Hyperlink"/>
@@ -8912,8 +6942,8 @@
         <w:t xml:space="preserve">.</w:t>
       </w:r>
     </w:p>
-    <w:bookmarkEnd w:id="70"/>
-    <w:bookmarkStart w:id="72" w:name="ref-lakens2017equivalence"/>
+    <w:bookmarkEnd w:id="66"/>
+    <w:bookmarkStart w:id="68" w:name="ref-lakens2017equivalence"/>
     <w:p>
       <w:pPr>
         <w:pStyle w:val="Bibliography"/>
@@ -8946,7 +6976,7 @@
       <w:r>
         <w:t xml:space="preserve"> </w:t>
       </w:r>
-      <w:hyperlink r:id="rId71">
+      <w:hyperlink r:id="rId67">
         <w:r>
           <w:rPr>
             <w:rStyle w:val="Hyperlink"/>
@@ -8958,8 +6988,8 @@
         <w:t xml:space="preserve">.</w:t>
       </w:r>
     </w:p>
-    <w:bookmarkEnd w:id="72"/>
-    <w:bookmarkStart w:id="74" w:name="ref-li2025uva"/>
+    <w:bookmarkEnd w:id="68"/>
+    <w:bookmarkStart w:id="70" w:name="ref-li2025uva"/>
     <w:p>
       <w:pPr>
         <w:pStyle w:val="Bibliography"/>
@@ -8983,7 +7013,7 @@
       <w:r>
         <w:t xml:space="preserve"> </w:t>
       </w:r>
-      <w:hyperlink r:id="rId73">
+      <w:hyperlink r:id="rId69">
         <w:r>
           <w:rPr>
             <w:rStyle w:val="Hyperlink"/>
@@ -8995,8 +7025,8 @@
         <w:t xml:space="preserve">.</w:t>
       </w:r>
     </w:p>
-    <w:bookmarkEnd w:id="74"/>
-    <w:bookmarkStart w:id="76" w:name="ref-liu2023libero"/>
+    <w:bookmarkEnd w:id="70"/>
+    <w:bookmarkStart w:id="72" w:name="ref-liu2023libero"/>
     <w:p>
       <w:pPr>
         <w:pStyle w:val="Bibliography"/>
@@ -9035,7 +7065,7 @@
       <w:r>
         <w:t xml:space="preserve"> </w:t>
       </w:r>
-      <w:hyperlink r:id="rId75">
+      <w:hyperlink r:id="rId71">
         <w:r>
           <w:rPr>
             <w:rStyle w:val="Hyperlink"/>
@@ -9047,8 +7077,8 @@
         <w:t xml:space="preserve">.</w:t>
       </w:r>
     </w:p>
-    <w:bookmarkEnd w:id="76"/>
-    <w:bookmarkStart w:id="78" w:name="ref-meng2022rome"/>
+    <w:bookmarkEnd w:id="72"/>
+    <w:bookmarkStart w:id="74" w:name="ref-meng2022rome"/>
     <w:p>
       <w:pPr>
         <w:pStyle w:val="Bibliography"/>
@@ -9090,7 +7120,7 @@
       <w:r>
         <w:t xml:space="preserve"> </w:t>
       </w:r>
-      <w:hyperlink r:id="rId77">
+      <w:hyperlink r:id="rId73">
         <w:r>
           <w:rPr>
             <w:rStyle w:val="Hyperlink"/>
@@ -9102,8 +7132,8 @@
         <w:t xml:space="preserve">.</w:t>
       </w:r>
     </w:p>
-    <w:bookmarkEnd w:id="78"/>
-    <w:bookmarkStart w:id="80" w:name="ref-nasiriany2024robocasa"/>
+    <w:bookmarkEnd w:id="74"/>
+    <w:bookmarkStart w:id="76" w:name="ref-nasiriany2024robocasa"/>
     <w:p>
       <w:pPr>
         <w:pStyle w:val="Bibliography"/>
@@ -9142,7 +7172,7 @@
       <w:r>
         <w:t xml:space="preserve"> </w:t>
       </w:r>
-      <w:hyperlink r:id="rId79">
+      <w:hyperlink r:id="rId75">
         <w:r>
           <w:rPr>
             <w:rStyle w:val="Hyperlink"/>
@@ -9154,8 +7184,8 @@
         <w:t xml:space="preserve">.</w:t>
       </w:r>
     </w:p>
-    <w:bookmarkEnd w:id="80"/>
-    <w:bookmarkStart w:id="82" w:name="ref-nvidia2026cosmos3"/>
+    <w:bookmarkEnd w:id="76"/>
+    <w:bookmarkStart w:id="78" w:name="ref-nvidia2026cosmos3"/>
     <w:p>
       <w:pPr>
         <w:pStyle w:val="Bibliography"/>
@@ -9200,7 +7230,7 @@
       <w:r>
         <w:t xml:space="preserve"> </w:t>
       </w:r>
-      <w:hyperlink r:id="rId81">
+      <w:hyperlink r:id="rId77">
         <w:r>
           <w:rPr>
             <w:rStyle w:val="Hyperlink"/>
@@ -9212,8 +7242,8 @@
         <w:t xml:space="preserve">.</w:t>
       </w:r>
     </w:p>
-    <w:bookmarkEnd w:id="82"/>
-    <w:bookmarkStart w:id="84" w:name="ref-nvidia2026cosmos3droid"/>
+    <w:bookmarkEnd w:id="78"/>
+    <w:bookmarkStart w:id="80" w:name="ref-nvidia2026cosmos3droid"/>
     <w:p>
       <w:pPr>
         <w:pStyle w:val="Bibliography"/>
@@ -9237,7 +7267,7 @@
       <w:r>
         <w:t xml:space="preserve"> </w:t>
       </w:r>
-      <w:hyperlink r:id="rId83">
+      <w:hyperlink r:id="rId79">
         <w:r>
           <w:rPr>
             <w:rStyle w:val="Hyperlink"/>
@@ -9249,8 +7279,8 @@
         <w:t xml:space="preserve">.</w:t>
       </w:r>
     </w:p>
-    <w:bookmarkEnd w:id="84"/>
-    <w:bookmarkStart w:id="86" w:name="ref-qiu2026agra"/>
+    <w:bookmarkEnd w:id="80"/>
+    <w:bookmarkStart w:id="82" w:name="ref-qiu2026agra"/>
     <w:p>
       <w:pPr>
         <w:pStyle w:val="Bibliography"/>
@@ -9274,7 +7304,7 @@
       <w:r>
         <w:t xml:space="preserve"> </w:t>
       </w:r>
-      <w:hyperlink r:id="rId85">
+      <w:hyperlink r:id="rId81">
         <w:r>
           <w:rPr>
             <w:rStyle w:val="Hyperlink"/>
@@ -9286,8 +7316,8 @@
         <w:t xml:space="preserve">.</w:t>
       </w:r>
     </w:p>
-    <w:bookmarkEnd w:id="86"/>
-    <w:bookmarkStart w:id="88" w:name="ref-vaidyanathan2026multiplemediators"/>
+    <w:bookmarkEnd w:id="82"/>
+    <w:bookmarkStart w:id="84" w:name="ref-vaidyanathan2026multiplemediators"/>
     <w:p>
       <w:pPr>
         <w:pStyle w:val="Bibliography"/>
@@ -9311,7 +7341,7 @@
       <w:r>
         <w:t xml:space="preserve"> </w:t>
       </w:r>
-      <w:hyperlink r:id="rId87">
+      <w:hyperlink r:id="rId83">
         <w:r>
           <w:rPr>
             <w:rStyle w:val="Hyperlink"/>
@@ -9323,8 +7353,8 @@
         <w:t xml:space="preserve">.</w:t>
       </w:r>
     </w:p>
-    <w:bookmarkEnd w:id="88"/>
-    <w:bookmarkStart w:id="90" w:name="ref-vig2020causalmediation"/>
+    <w:bookmarkEnd w:id="84"/>
+    <w:bookmarkStart w:id="86" w:name="ref-vig2020causalmediation"/>
     <w:p>
       <w:pPr>
         <w:pStyle w:val="Bibliography"/>
@@ -9357,7 +7387,7 @@
       <w:r>
         <w:t xml:space="preserve"> </w:t>
       </w:r>
-      <w:hyperlink r:id="rId89">
+      <w:hyperlink r:id="rId85">
         <w:r>
           <w:rPr>
             <w:rStyle w:val="Hyperlink"/>
@@ -9369,8 +7399,8 @@
         <w:t xml:space="preserve">.</w:t>
       </w:r>
     </w:p>
-    <w:bookmarkEnd w:id="90"/>
-    <w:bookmarkStart w:id="92" w:name="ref-yang2026robolab"/>
+    <w:bookmarkEnd w:id="86"/>
+    <w:bookmarkStart w:id="88" w:name="ref-yang2026robolab"/>
     <w:p>
       <w:pPr>
         <w:pStyle w:val="Bibliography"/>
@@ -9409,7 +7439,7 @@
       <w:r>
         <w:t xml:space="preserve"> </w:t>
       </w:r>
-      <w:hyperlink r:id="rId91">
+      <w:hyperlink r:id="rId87">
         <w:r>
           <w:rPr>
             <w:rStyle w:val="Hyperlink"/>
@@ -9421,8 +7451,8 @@
         <w:t xml:space="preserve">.</w:t>
       </w:r>
     </w:p>
-    <w:bookmarkEnd w:id="92"/>
-    <w:bookmarkStart w:id="94" w:name="ref-ye2026dreamzero"/>
+    <w:bookmarkEnd w:id="88"/>
+    <w:bookmarkStart w:id="90" w:name="ref-ye2026dreamzero"/>
     <w:p>
       <w:pPr>
         <w:pStyle w:val="Bibliography"/>
@@ -9446,7 +7476,7 @@
       <w:r>
         <w:t xml:space="preserve"> </w:t>
       </w:r>
-      <w:hyperlink r:id="rId93">
+      <w:hyperlink r:id="rId89">
         <w:r>
           <w:rPr>
             <w:rStyle w:val="Hyperlink"/>
@@ -9458,8 +7488,8 @@
         <w:t xml:space="preserve">.</w:t>
       </w:r>
     </w:p>
-    <w:bookmarkEnd w:id="94"/>
-    <w:bookmarkStart w:id="96" w:name="ref-yuan2026fastwam"/>
+    <w:bookmarkEnd w:id="90"/>
+    <w:bookmarkStart w:id="92" w:name="ref-yuan2026fastwam"/>
     <w:p>
       <w:pPr>
         <w:pStyle w:val="Bibliography"/>
@@ -9487,7 +7517,7 @@
       <w:r>
         <w:t xml:space="preserve"> </w:t>
       </w:r>
-      <w:hyperlink r:id="rId95">
+      <w:hyperlink r:id="rId91">
         <w:r>
           <w:rPr>
             <w:rStyle w:val="Hyperlink"/>
@@ -9499,8 +7529,8 @@
         <w:t xml:space="preserve">.</w:t>
       </w:r>
     </w:p>
-    <w:bookmarkEnd w:id="96"/>
-    <w:bookmarkStart w:id="98" w:name="ref-zhang2026rift"/>
+    <w:bookmarkEnd w:id="92"/>
+    <w:bookmarkStart w:id="94" w:name="ref-zhang2026rift"/>
     <w:p>
       <w:pPr>
         <w:pStyle w:val="Bibliography"/>
@@ -9552,7 +7582,7 @@
       <w:r>
         <w:t xml:space="preserve"> </w:t>
       </w:r>
-      <w:hyperlink r:id="rId97">
+      <w:hyperlink r:id="rId93">
         <w:r>
           <w:rPr>
             <w:rStyle w:val="Hyperlink"/>
@@ -9564,8 +7594,8 @@
         <w:t xml:space="preserve">.</w:t>
       </w:r>
     </w:p>
-    <w:bookmarkEnd w:id="98"/>
-    <w:bookmarkStart w:id="100" w:name="ref-zhang2024activationpatching"/>
+    <w:bookmarkEnd w:id="94"/>
+    <w:bookmarkStart w:id="96" w:name="ref-zhang2024activationpatching"/>
     <w:p>
       <w:pPr>
         <w:pStyle w:val="Bibliography"/>
@@ -9595,7 +7625,7 @@
       <w:r>
         <w:t xml:space="preserve"> </w:t>
       </w:r>
-      <w:hyperlink r:id="rId99">
+      <w:hyperlink r:id="rId95">
         <w:r>
           <w:rPr>
             <w:rStyle w:val="Hyperlink"/>
@@ -9607,8 +7637,8 @@
         <w:t xml:space="preserve">.</w:t>
       </w:r>
     </w:p>
-    <w:bookmarkEnd w:id="100"/>
-    <w:bookmarkStart w:id="102" w:name="ref-zhao2026fasterwam"/>
+    <w:bookmarkEnd w:id="96"/>
+    <w:bookmarkStart w:id="98" w:name="ref-zhao2026fasterwam"/>
     <w:p>
       <w:pPr>
         <w:pStyle w:val="Bibliography"/>
@@ -9639,7 +7669,7 @@
       <w:r>
         <w:t xml:space="preserve"> </w:t>
       </w:r>
-      <w:hyperlink r:id="rId101">
+      <w:hyperlink r:id="rId97">
         <w:r>
           <w:rPr>
             <w:rStyle w:val="Hyperlink"/>
@@ -9651,9 +7681,9 @@
         <w:t xml:space="preserve">.</w:t>
       </w:r>
     </w:p>
-    <w:bookmarkEnd w:id="102"/>
-    <w:bookmarkEnd w:id="103"/>
-    <w:bookmarkEnd w:id="104"/>
+    <w:bookmarkEnd w:id="98"/>
+    <w:bookmarkEnd w:id="99"/>
+    <w:bookmarkEnd w:id="100"/>
     <w:sectPr>
       <w:footnotePr>
         <w:numRestart w:val="eachSect"/>
@@ -9764,304 +7794,8 @@
       </w:pPr>
     </w:lvl>
   </w:abstractNum>
-  <w:abstractNum w:abstractNumId="99201">
-    <w:nsid w:val="00A99201"/>
-    <w:multiLevelType w:val="multilevel"/>
-    <w:lvl w:ilvl="0">
-      <w:start w:val="1"/>
-      <w:numFmt w:val="decimal"/>
-      <w:lvlText w:val="%1."/>
-      <w:lvlJc w:val="left"/>
-      <w:pPr>
-        <w:ind w:left="720" w:hanging="360"/>
-      </w:pPr>
-    </w:lvl>
-    <w:lvl w:ilvl="1">
-      <w:start w:val="1"/>
-      <w:numFmt w:val="lowerLetter"/>
-      <w:lvlText w:val="%2."/>
-      <w:lvlJc w:val="left"/>
-      <w:pPr>
-        <w:ind w:left="1440" w:hanging="360"/>
-      </w:pPr>
-    </w:lvl>
-    <w:lvl w:ilvl="2">
-      <w:start w:val="1"/>
-      <w:numFmt w:val="lowerRoman"/>
-      <w:lvlText w:val="%3."/>
-      <w:lvlJc w:val="left"/>
-      <w:pPr>
-        <w:ind w:left="2160" w:hanging="360"/>
-      </w:pPr>
-    </w:lvl>
-    <w:lvl w:ilvl="3">
-      <w:start w:val="1"/>
-      <w:numFmt w:val="decimal"/>
-      <w:lvlText w:val="%4."/>
-      <w:lvlJc w:val="left"/>
-      <w:pPr>
-        <w:ind w:left="2880" w:hanging="360"/>
-      </w:pPr>
-    </w:lvl>
-    <w:lvl w:ilvl="4">
-      <w:start w:val="1"/>
-      <w:numFmt w:val="lowerLetter"/>
-      <w:lvlText w:val="%5."/>
-      <w:lvlJc w:val="left"/>
-      <w:pPr>
-        <w:ind w:left="3600" w:hanging="360"/>
-      </w:pPr>
-    </w:lvl>
-    <w:lvl w:ilvl="5">
-      <w:start w:val="1"/>
-      <w:numFmt w:val="lowerRoman"/>
-      <w:lvlText w:val="%6."/>
-      <w:lvlJc w:val="left"/>
-      <w:pPr>
-        <w:ind w:left="4320" w:hanging="360"/>
-      </w:pPr>
-    </w:lvl>
-    <w:lvl w:ilvl="6">
-      <w:start w:val="1"/>
-      <w:numFmt w:val="decimal"/>
-      <w:lvlText w:val="%7."/>
-      <w:lvlJc w:val="left"/>
-      <w:pPr>
-        <w:ind w:left="5040" w:hanging="360"/>
-      </w:pPr>
-    </w:lvl>
-    <w:lvl w:ilvl="7">
-      <w:start w:val="1"/>
-      <w:numFmt w:val="lowerLetter"/>
-      <w:lvlText w:val="%8."/>
-      <w:lvlJc w:val="left"/>
-      <w:pPr>
-        <w:ind w:left="5760" w:hanging="360"/>
-      </w:pPr>
-    </w:lvl>
-    <w:lvl w:ilvl="8">
-      <w:start w:val="1"/>
-      <w:numFmt w:val="lowerRoman"/>
-      <w:lvlText w:val="%9."/>
-      <w:lvlJc w:val="left"/>
-      <w:pPr>
-        <w:ind w:left="6480" w:hanging="360"/>
-      </w:pPr>
-    </w:lvl>
-  </w:abstractNum>
-  <w:abstractNum w:abstractNumId="991">
-    <w:nsid w:val="0000A991"/>
-    <w:multiLevelType w:val="multilevel"/>
-    <w:lvl w:ilvl="0">
-      <w:numFmt w:val="bullet"/>
-      <w:lvlText w:val=""/>
-      <w:lvlJc w:val="left"/>
-      <w:pPr>
-        <w:ind w:left="720" w:hanging="360"/>
-      </w:pPr>
-      <w:rPr>
-        <w:rFonts w:ascii="Symbol" w:hAnsi="Symbol" w:cs="Symbol" w:hint="default"/>
-      </w:rPr>
-    </w:lvl>
-    <w:lvl w:ilvl="1">
-      <w:numFmt w:val="bullet"/>
-      <w:lvlText w:val="o"/>
-      <w:lvlJc w:val="left"/>
-      <w:pPr>
-        <w:ind w:left="1440" w:hanging="360"/>
-      </w:pPr>
-      <w:rPr>
-        <w:rFonts w:ascii="Courier New" w:hAnsi="Courier New" w:cs="Courier New" w:hint="default"/>
-      </w:rPr>
-    </w:lvl>
-    <w:lvl w:ilvl="2">
-      <w:numFmt w:val="bullet"/>
-      <w:lvlText w:val=""/>
-      <w:lvlJc w:val="left"/>
-      <w:pPr>
-        <w:ind w:left="2160" w:hanging="360"/>
-      </w:pPr>
-      <w:rPr>
-        <w:rFonts w:ascii="Wingdings" w:hAnsi="Wingdings" w:cs="Wingdings" w:hint="default"/>
-      </w:rPr>
-    </w:lvl>
-    <w:lvl w:ilvl="3">
-      <w:numFmt w:val="bullet"/>
-      <w:lvlText w:val=""/>
-      <w:lvlJc w:val="left"/>
-      <w:pPr>
-        <w:ind w:left="2880" w:hanging="360"/>
-      </w:pPr>
-      <w:rPr>
-        <w:rFonts w:ascii="Symbol" w:hAnsi="Symbol" w:cs="Symbol" w:hint="default"/>
-      </w:rPr>
-    </w:lvl>
-    <w:lvl w:ilvl="4">
-      <w:numFmt w:val="bullet"/>
-      <w:lvlText w:val="o"/>
-      <w:lvlJc w:val="left"/>
-      <w:pPr>
-        <w:ind w:left="3600" w:hanging="360"/>
-      </w:pPr>
-      <w:rPr>
-        <w:rFonts w:ascii="Courier New" w:hAnsi="Courier New" w:cs="Courier New" w:hint="default"/>
-      </w:rPr>
-    </w:lvl>
-    <w:lvl w:ilvl="5">
-      <w:numFmt w:val="bullet"/>
-      <w:lvlText w:val=""/>
-      <w:lvlJc w:val="left"/>
-      <w:pPr>
-        <w:ind w:left="4320" w:hanging="360"/>
-      </w:pPr>
-      <w:rPr>
-        <w:rFonts w:ascii="Wingdings" w:hAnsi="Wingdings" w:cs="Wingdings" w:hint="default"/>
-      </w:rPr>
-    </w:lvl>
-    <w:lvl w:ilvl="6">
-      <w:numFmt w:val="bullet"/>
-      <w:lvlText w:val=""/>
-      <w:lvlJc w:val="left"/>
-      <w:pPr>
-        <w:ind w:left="5040" w:hanging="360"/>
-      </w:pPr>
-      <w:rPr>
-        <w:rFonts w:ascii="Symbol" w:hAnsi="Symbol" w:cs="Symbol" w:hint="default"/>
-      </w:rPr>
-    </w:lvl>
-    <w:lvl w:ilvl="7">
-      <w:numFmt w:val="bullet"/>
-      <w:lvlText w:val="o"/>
-      <w:lvlJc w:val="left"/>
-      <w:pPr>
-        <w:ind w:left="5760" w:hanging="360"/>
-      </w:pPr>
-      <w:rPr>
-        <w:rFonts w:ascii="Courier New" w:hAnsi="Courier New" w:cs="Courier New" w:hint="default"/>
-      </w:rPr>
-    </w:lvl>
-    <w:lvl w:ilvl="8">
-      <w:numFmt w:val="bullet"/>
-      <w:lvlText w:val=""/>
-      <w:lvlJc w:val="left"/>
-      <w:pPr>
-        <w:ind w:left="6480" w:hanging="360"/>
-      </w:pPr>
-      <w:rPr>
-        <w:rFonts w:ascii="Wingdings" w:hAnsi="Wingdings" w:cs="Wingdings" w:hint="default"/>
-      </w:rPr>
-    </w:lvl>
-  </w:abstractNum>
   <w:num w:numId="1000">
     <w:abstractNumId w:val="990"/>
-  </w:num>
-  <w:num w:numId="1001">
-    <w:abstractNumId w:val="99201"/>
-    <w:lvlOverride w:ilvl="0">
-      <w:startOverride w:val="1"/>
-    </w:lvlOverride>
-    <w:lvlOverride w:ilvl="1">
-      <w:startOverride w:val="1"/>
-    </w:lvlOverride>
-    <w:lvlOverride w:ilvl="2">
-      <w:startOverride w:val="1"/>
-    </w:lvlOverride>
-    <w:lvlOverride w:ilvl="3">
-      <w:startOverride w:val="1"/>
-    </w:lvlOverride>
-    <w:lvlOverride w:ilvl="4">
-      <w:startOverride w:val="1"/>
-    </w:lvlOverride>
-    <w:lvlOverride w:ilvl="5">
-      <w:startOverride w:val="1"/>
-    </w:lvlOverride>
-    <w:lvlOverride w:ilvl="6">
-      <w:startOverride w:val="1"/>
-    </w:lvlOverride>
-    <w:lvlOverride w:ilvl="7">
-      <w:startOverride w:val="1"/>
-    </w:lvlOverride>
-    <w:lvlOverride w:ilvl="8">
-      <w:startOverride w:val="1"/>
-    </w:lvlOverride>
-  </w:num>
-  <w:num w:numId="1002">
-    <w:abstractNumId w:val="991"/>
-  </w:num>
-  <w:num w:numId="1003">
-    <w:abstractNumId w:val="991"/>
-  </w:num>
-  <w:num w:numId="1004">
-    <w:abstractNumId w:val="991"/>
-  </w:num>
-  <w:num w:numId="1005">
-    <w:abstractNumId w:val="991"/>
-  </w:num>
-  <w:num w:numId="1006">
-    <w:abstractNumId w:val="99201"/>
-    <w:lvlOverride w:ilvl="0">
-      <w:startOverride w:val="1"/>
-    </w:lvlOverride>
-    <w:lvlOverride w:ilvl="1">
-      <w:startOverride w:val="1"/>
-    </w:lvlOverride>
-    <w:lvlOverride w:ilvl="2">
-      <w:startOverride w:val="1"/>
-    </w:lvlOverride>
-    <w:lvlOverride w:ilvl="3">
-      <w:startOverride w:val="1"/>
-    </w:lvlOverride>
-    <w:lvlOverride w:ilvl="4">
-      <w:startOverride w:val="1"/>
-    </w:lvlOverride>
-    <w:lvlOverride w:ilvl="5">
-      <w:startOverride w:val="1"/>
-    </w:lvlOverride>
-    <w:lvlOverride w:ilvl="6">
-      <w:startOverride w:val="1"/>
-    </w:lvlOverride>
-    <w:lvlOverride w:ilvl="7">
-      <w:startOverride w:val="1"/>
-    </w:lvlOverride>
-    <w:lvlOverride w:ilvl="8">
-      <w:startOverride w:val="1"/>
-    </w:lvlOverride>
-  </w:num>
-  <w:num w:numId="1007">
-    <w:abstractNumId w:val="991"/>
-  </w:num>
-  <w:num w:numId="1008">
-    <w:abstractNumId w:val="991"/>
-  </w:num>
-  <w:num w:numId="1009">
-    <w:abstractNumId w:val="991"/>
-  </w:num>
-  <w:num w:numId="1010">
-    <w:abstractNumId w:val="991"/>
-  </w:num>
-  <w:num w:numId="1011">
-    <w:abstractNumId w:val="991"/>
-  </w:num>
-  <w:num w:numId="1012">
-    <w:abstractNumId w:val="991"/>
-  </w:num>
-  <w:num w:numId="1013">
-    <w:abstractNumId w:val="991"/>
-  </w:num>
-  <w:num w:numId="1014">
-    <w:abstractNumId w:val="991"/>
-  </w:num>
-  <w:num w:numId="1015">
-    <w:abstractNumId w:val="991"/>
-  </w:num>
-  <w:num w:numId="1016">
-    <w:abstractNumId w:val="991"/>
-  </w:num>
-  <w:num w:numId="1017">
-    <w:abstractNumId w:val="991"/>
-  </w:num>
-  <w:num w:numId="1018">
-    <w:abstractNumId w:val="991"/>
   </w:num>
 </w:numbering>
 </file>

--- a/output/imagined_futures_neurips2026.docx
+++ b/output/imagined_futures_neurips2026.docx
@@ -1986,7 +1986,7 @@
     </w:p>
     <w:bookmarkEnd w:id="23"/>
     <w:bookmarkEnd w:id="24"/>
-    <w:bookmarkStart w:id="45" w:name="sec:results"/>
+    <w:bookmarkStart w:id="44" w:name="sec:results"/>
     <w:p>
       <w:pPr>
         <w:pStyle w:val="Heading1"/>
@@ -4648,7 +4648,7 @@
     </w:p>
     <w:bookmarkEnd w:id="31"/>
     <w:bookmarkEnd w:id="32"/>
-    <w:bookmarkStart w:id="36" w:name="sec:content"/>
+    <w:bookmarkStart w:id="35" w:name="sec:content"/>
     <w:p>
       <w:pPr>
         <w:pStyle w:val="Heading2"/>
@@ -5050,7 +5050,7 @@
       </w:r>
     </w:p>
     <w:bookmarkEnd w:id="33"/>
-    <w:bookmarkStart w:id="35" w:name="cosmos-3.-2"/>
+    <w:bookmarkStart w:id="34" w:name="cosmos-3.-2"/>
     <w:p>
       <w:pPr>
         <w:pStyle w:val="Heading4"/>
@@ -5107,7 +5107,7 @@
       <w:r>
         <w:t xml:space="preserve">equivalence region (Table </w:t>
       </w:r>
-      <w:hyperlink w:anchor="tab:content">
+      <w:hyperlink w:anchor="tab:mechanisms">
         <w:r>
           <w:rPr>
             <w:rStyle w:val="Hyperlink"/>
@@ -5189,365 +5189,9 @@
         <w:t xml:space="preserve">. Neither factor alone recreates a meaningful fraction of the roughly one-unit whole-future effect. The useful signal may be distributed across the image, require robot–object coherence, depend on camera or temporal structure, or interact nonlinearly with masking and tokenization. Hybrid videos may also be off distribution. The experiment establishes insufficiency of each isolated pixel factor, not irrelevance of robot or object information and not joint necessity.</w:t>
       </w:r>
     </w:p>
-    <w:bookmarkStart w:id="34" w:name="tab:content"/>
-    <w:p>
-      <w:pPr>
-        <w:pStyle w:val="TableCaption"/>
-      </w:pPr>
-      <w:r>
-        <w:t xml:space="preserve">Cosmos 3 isolated content factors across ten states. Each row is a main effect in the disjoint</w:t>
-      </w:r>
-      <w:r>
-        <w:t xml:space="preserve"> </w:t>
-      </w:r>
-      <m:oMath>
-        <m:r>
-          <m:t>2</m:t>
-        </m:r>
-        <m:r>
-          <m:rPr>
-            <m:sty m:val="p"/>
-          </m:rPr>
-          <m:t>×</m:t>
-        </m:r>
-        <m:r>
-          <m:t>2</m:t>
-        </m:r>
-      </m:oMath>
-      <w:r>
-        <w:t xml:space="preserve"> </w:t>
-      </w:r>
-      <w:r>
-        <w:t xml:space="preserve">pixel transplant. Every 95% state-bootstrap CI is contained within the prespecified equivalence region.</w:t>
-      </w:r>
-    </w:p>
-    <w:tbl>
-      <w:tblPr>
-        <w:tblStyle w:val="Table"/>
-        <w:tblW w:type="auto" w:w="0"/>
-        <w:tblLook w:firstRow="1" w:lastRow="0" w:firstColumn="0" w:lastColumn="0" w:noHBand="0" w:noVBand="0" w:val="0020"/>
-        <w:tblCaption w:val="Cosmos 3 isolated content factors across ten states. Each row is a main effect in the disjoint 2\times2 pixel transplant. Every 95% state-bootstrap CI is contained within the prespecified equivalence region."/>
-      </w:tblPr>
-      <w:tblGrid>
-        <w:gridCol w:w="1980"/>
-        <w:gridCol w:w="1980"/>
-        <w:gridCol w:w="1980"/>
-        <w:gridCol w:w="1980"/>
-      </w:tblGrid>
-      <w:tr>
-        <w:trPr>
-          <w:tblHeader w:val="on"/>
-        </w:trPr>
-        <w:tc>
-          <w:tcPr/>
-          <w:p>
-            <w:pPr>
-              <w:pStyle w:val="Compact"/>
-              <w:jc w:val="left"/>
-            </w:pPr>
-            <w:r>
-              <w:t xml:space="preserve">Factor</w:t>
-            </w:r>
-          </w:p>
-        </w:tc>
-        <w:tc>
-          <w:tcPr/>
-          <w:p>
-            <w:pPr>
-              <w:pStyle w:val="Compact"/>
-              <w:jc w:val="left"/>
-            </w:pPr>
-            <w:r>
-              <w:t xml:space="preserve">Outcome</w:t>
-            </w:r>
-          </w:p>
-        </w:tc>
-        <w:tc>
-          <w:tcPr/>
-          <w:p>
-            <w:pPr>
-              <w:pStyle w:val="Compact"/>
-              <w:jc w:val="center"/>
-            </w:pPr>
-            <w:r>
-              <w:t xml:space="preserve">Effect [95% CI]</w:t>
-            </w:r>
-          </w:p>
-        </w:tc>
-        <w:tc>
-          <w:tcPr/>
-          <w:p>
-            <w:pPr>
-              <w:pStyle w:val="Compact"/>
-              <w:jc w:val="center"/>
-            </w:pPr>
-            <w:r>
-              <w:t xml:space="preserve">Equivalent to zero</w:t>
-            </w:r>
-          </w:p>
-        </w:tc>
-      </w:tr>
-      <w:tr>
-        <w:tc>
-          <w:tcPr/>
-          <w:p>
-            <w:pPr>
-              <w:pStyle w:val="Compact"/>
-              <w:jc w:val="left"/>
-            </w:pPr>
-            <w:r>
-              <w:t xml:space="preserve">Robot pixels</w:t>
-            </w:r>
-          </w:p>
-        </w:tc>
-        <w:tc>
-          <w:tcPr/>
-          <w:p>
-            <w:pPr>
-              <w:pStyle w:val="Compact"/>
-              <w:jc w:val="left"/>
-            </w:pPr>
-            <w:r>
-              <w:t xml:space="preserve">Action</w:t>
-            </w:r>
-          </w:p>
-        </w:tc>
-        <w:tc>
-          <w:tcPr/>
-          <w:p>
-            <w:pPr>
-              <w:pStyle w:val="Compact"/>
-              <w:jc w:val="center"/>
-            </w:pPr>
-            <w:r>
-              <w:t xml:space="preserve">0.0022 [</w:t>
-            </w:r>
-            <m:oMath>
-              <m:r>
-                <m:rPr>
-                  <m:sty m:val="p"/>
-                </m:rPr>
-                <m:t>−</m:t>
-              </m:r>
-              <m:r>
-                <m:t>0.0016</m:t>
-              </m:r>
-            </m:oMath>
-            <w:r>
-              <w:t xml:space="preserve">, 0.0060]</w:t>
-            </w:r>
-          </w:p>
-        </w:tc>
-        <w:tc>
-          <w:tcPr/>
-          <w:p>
-            <w:pPr>
-              <w:pStyle w:val="Compact"/>
-              <w:jc w:val="center"/>
-            </w:pPr>
-            <w:r>
-              <w:t xml:space="preserve">Yes</w:t>
-            </w:r>
-          </w:p>
-        </w:tc>
-      </w:tr>
-      <w:tr>
-        <w:tc>
-          <w:tcPr/>
-          <w:p>
-            <w:pPr>
-              <w:pStyle w:val="Compact"/>
-              <w:jc w:val="left"/>
-            </w:pPr>
-            <w:r>
-              <w:t xml:space="preserve">Robot pixels</w:t>
-            </w:r>
-          </w:p>
-        </w:tc>
-        <w:tc>
-          <w:tcPr/>
-          <w:p>
-            <w:pPr>
-              <w:pStyle w:val="Compact"/>
-              <w:jc w:val="left"/>
-            </w:pPr>
-            <w:r>
-              <w:t xml:space="preserve">Endpoint</w:t>
-            </w:r>
-          </w:p>
-        </w:tc>
-        <w:tc>
-          <w:tcPr/>
-          <w:p>
-            <w:pPr>
-              <w:pStyle w:val="Compact"/>
-              <w:jc w:val="center"/>
-            </w:pPr>
-            <w:r>
-              <w:t xml:space="preserve">0.0102 [</w:t>
-            </w:r>
-            <m:oMath>
-              <m:r>
-                <m:rPr>
-                  <m:sty m:val="p"/>
-                </m:rPr>
-                <m:t>−</m:t>
-              </m:r>
-              <m:r>
-                <m:t>0.0067</m:t>
-              </m:r>
-            </m:oMath>
-            <w:r>
-              <w:t xml:space="preserve">, 0.0275]</w:t>
-            </w:r>
-          </w:p>
-        </w:tc>
-        <w:tc>
-          <w:tcPr/>
-          <w:p>
-            <w:pPr>
-              <w:pStyle w:val="Compact"/>
-              <w:jc w:val="center"/>
-            </w:pPr>
-            <w:r>
-              <w:t xml:space="preserve">Yes</w:t>
-            </w:r>
-          </w:p>
-        </w:tc>
-      </w:tr>
-      <w:tr>
-        <w:tc>
-          <w:tcPr/>
-          <w:p>
-            <w:pPr>
-              <w:pStyle w:val="Compact"/>
-              <w:jc w:val="left"/>
-            </w:pPr>
-            <w:r>
-              <w:t xml:space="preserve">Object pixels</w:t>
-            </w:r>
-          </w:p>
-        </w:tc>
-        <w:tc>
-          <w:tcPr/>
-          <w:p>
-            <w:pPr>
-              <w:pStyle w:val="Compact"/>
-              <w:jc w:val="left"/>
-            </w:pPr>
-            <w:r>
-              <w:t xml:space="preserve">Action</w:t>
-            </w:r>
-          </w:p>
-        </w:tc>
-        <w:tc>
-          <w:tcPr/>
-          <w:p>
-            <w:pPr>
-              <w:pStyle w:val="Compact"/>
-              <w:jc w:val="center"/>
-            </w:pPr>
-            <w:r>
-              <w:t xml:space="preserve">0.0061 [0.0009, 0.0119]</w:t>
-            </w:r>
-          </w:p>
-        </w:tc>
-        <w:tc>
-          <w:tcPr/>
-          <w:p>
-            <w:pPr>
-              <w:pStyle w:val="Compact"/>
-              <w:jc w:val="center"/>
-            </w:pPr>
-            <w:r>
-              <w:t xml:space="preserve">Yes</w:t>
-            </w:r>
-          </w:p>
-        </w:tc>
-      </w:tr>
-      <w:tr>
-        <w:tc>
-          <w:tcPr/>
-          <w:p>
-            <w:pPr>
-              <w:pStyle w:val="Compact"/>
-              <w:jc w:val="left"/>
-            </w:pPr>
-            <w:r>
-              <w:t xml:space="preserve">Object pixels</w:t>
-            </w:r>
-          </w:p>
-        </w:tc>
-        <w:tc>
-          <w:tcPr/>
-          <w:p>
-            <w:pPr>
-              <w:pStyle w:val="Compact"/>
-              <w:jc w:val="left"/>
-            </w:pPr>
-            <w:r>
-              <w:t xml:space="preserve">Endpoint</w:t>
-            </w:r>
-          </w:p>
-        </w:tc>
-        <w:tc>
-          <w:tcPr/>
-          <w:p>
-            <w:pPr>
-              <w:pStyle w:val="Compact"/>
-              <w:jc w:val="center"/>
-            </w:pPr>
-            <m:oMath>
-              <m:r>
-                <m:rPr>
-                  <m:sty m:val="p"/>
-                </m:rPr>
-                <m:t>−</m:t>
-              </m:r>
-              <m:r>
-                <m:t>0.0001</m:t>
-              </m:r>
-            </m:oMath>
-            <w:r>
-              <w:t xml:space="preserve"> </w:t>
-            </w:r>
-            <w:r>
-              <w:t xml:space="preserve">[</w:t>
-            </w:r>
-            <m:oMath>
-              <m:r>
-                <m:rPr>
-                  <m:sty m:val="p"/>
-                </m:rPr>
-                <m:t>−</m:t>
-              </m:r>
-              <m:r>
-                <m:t>0.0254</m:t>
-              </m:r>
-            </m:oMath>
-            <w:r>
-              <w:t xml:space="preserve">, 0.0239]</w:t>
-            </w:r>
-          </w:p>
-        </w:tc>
-        <w:tc>
-          <w:tcPr/>
-          <w:p>
-            <w:pPr>
-              <w:pStyle w:val="Compact"/>
-              <w:jc w:val="center"/>
-            </w:pPr>
-            <w:r>
-              <w:t xml:space="preserve">Yes</w:t>
-            </w:r>
-          </w:p>
-        </w:tc>
-      </w:tr>
-    </w:tbl>
     <w:bookmarkEnd w:id="34"/>
     <w:bookmarkEnd w:id="35"/>
-    <w:bookmarkEnd w:id="36"/>
-    <w:bookmarkStart w:id="44" w:name="sec:pathway"/>
+    <w:bookmarkStart w:id="43" w:name="sec:pathway"/>
     <w:p>
       <w:pPr>
         <w:pStyle w:val="Heading2"/>
@@ -5564,7 +5208,7 @@
         <w:t xml:space="preserve">Future-token attention provides an active route from generated futures to action. Population-level K/V replacement in Cosmos 3 gives the stronger of the two pathway tests.</w:t>
       </w:r>
     </w:p>
-    <w:bookmarkStart w:id="37" w:name="cosmos-policy.-3"/>
+    <w:bookmarkStart w:id="36" w:name="cosmos-policy.-3"/>
     <w:p>
       <w:pPr>
         <w:pStyle w:val="Heading4"/>
@@ -5737,8 +5381,8 @@
         <w:t xml:space="preserve">larger. Executed endpoints support the same bounded conclusion, although state counts and intervals are not available for this analysis. The late future-to-action edge is active, but it is neither the only nor the largest route through the block.</w:t>
       </w:r>
     </w:p>
-    <w:bookmarkEnd w:id="37"/>
-    <w:bookmarkStart w:id="43" w:name="cosmos-3.-3"/>
+    <w:bookmarkEnd w:id="36"/>
+    <w:bookmarkStart w:id="42" w:name="cosmos-3.-3"/>
     <w:p>
       <w:pPr>
         <w:pStyle w:val="Heading4"/>
@@ -5838,12 +5482,12 @@
       <w:r>
         <w:t xml:space="preserve">endpoint shift (Table </w:t>
       </w:r>
-      <w:hyperlink w:anchor="tab:pathway">
+      <w:hyperlink w:anchor="tab:mechanisms">
         <w:r>
           <w:rPr>
             <w:rStyle w:val="Hyperlink"/>
           </w:rPr>
-          <w:t xml:space="preserve">3</w:t>
+          <w:t xml:space="preserve">2</w:t>
         </w:r>
       </w:hyperlink>
       <w:r>
@@ -5894,246 +5538,931 @@
         <w:t xml:space="preserve">; all prespecified primary sign tests remain significant after Holm correction. Because token count and attention positions remain fixed, donor-specific information travels through this future-token K/V interface. The experiment does not identify every head or feature, exclude interacting unpatched routes, or establish a complete circuit.</w:t>
       </w:r>
     </w:p>
-    <w:bookmarkStart w:id="38" w:name="tab:pathway"/>
+    <w:bookmarkStart w:id="37" w:name="tab:mechanisms"/>
     <w:p>
       <w:pPr>
         <w:pStyle w:val="TableCaption"/>
-      </w:pPr>
-      <w:r>
-        <w:t xml:space="preserve">Cosmos 3 future-token pathway across 22 states. Each unpatched donor-minus-self effect is shown beside the reduction caused by replacing donor-future K/V with self-future K/V.</w:t>
-      </w:r>
-      <w:r>
-        <w:t xml:space="preserve"> </w:t>
-      </w:r>
-      <w:r>
-        <w:t xml:space="preserve">“Removed”</w:t>
-      </w:r>
-      <w:r>
-        <w:t xml:space="preserve"> </w:t>
-      </w:r>
-      <w:r>
-        <w:t xml:space="preserve">is the ratio of point estimates, not an independently estimated mediation proportion.</w:t>
+        <w:keepNext/>
+        <w:pageBreakBefore/>
+      </w:pPr>
+      <w:r>
+        <w:t xml:space="preserve">Two complementary Cosmos 3 mechanism tests in one table. For content sufficiency (10 states), the effect is donor steering recreated by isolated pixels;</w:t>
+      </w:r>
+      <w:r>
+        <w:t xml:space="preserve"> </w:t>
+      </w:r>
+      <w:r>
+        <w:t xml:space="preserve">“No”</w:t>
+      </w:r>
+      <w:r>
+        <w:t xml:space="preserve"> </w:t>
+      </w:r>
+      <w:r>
+        <w:t xml:space="preserve">means the entire interval lies within the prespecified</w:t>
+      </w:r>
+      <w:r>
+        <w:t xml:space="preserve"> </w:t>
+      </w:r>
+      <m:oMath>
+        <m:r>
+          <m:rPr>
+            <m:sty m:val="p"/>
+          </m:rPr>
+          <m:t>[</m:t>
+        </m:r>
+        <m:r>
+          <m:rPr>
+            <m:sty m:val="p"/>
+          </m:rPr>
+          <m:t>−</m:t>
+        </m:r>
+        <m:r>
+          <m:t>0.10</m:t>
+        </m:r>
+        <m:r>
+          <m:rPr>
+            <m:sty m:val="p"/>
+          </m:rPr>
+          <m:t>,</m:t>
+        </m:r>
+        <m:r>
+          <m:t>0.10</m:t>
+        </m:r>
+        <m:r>
+          <m:rPr>
+            <m:sty m:val="p"/>
+          </m:rPr>
+          <m:t>]</m:t>
+        </m:r>
+      </m:oMath>
+      <w:r>
+        <w:t xml:space="preserve"> </w:t>
+      </w:r>
+      <w:r>
+        <w:t xml:space="preserve">equivalence region. For pathway dependence (22 states), the effect is donor steering lost after replacing donor-future K/V with self-future K/V; percentages compare point estimates with unpatched steering. Isolated robot or object pixels are insufficient, while the complete future-token K/V interface carries most of the effect.</w:t>
       </w:r>
     </w:p>
     <w:tbl>
       <w:tblPr>
         <w:tblStyle w:val="Table"/>
         <w:tblW w:type="auto" w:w="0"/>
+        <w:tblLayout w:type="fixed"/>
         <w:tblLook w:firstRow="1" w:lastRow="0" w:firstColumn="0" w:lastColumn="0" w:noHBand="0" w:noVBand="0" w:val="0020"/>
-        <w:tblCaption w:val="Cosmos 3 future-token pathway across 22 states. Each unpatched donor-minus-self effect is shown beside the reduction caused by replacing donor-future K/V with self-future K/V. “Removed” is the ratio of point estimates, not an independently estimated mediation proportion."/>
+        <w:tblCaption w:val="Two complementary Cosmos 3 mechanism tests in one table. For content sufficiency (10 states), the effect is donor steering recreated by isolated pixels; “No” means the entire interval lies within the prespecified [-0.10,0.10] equivalence region. For pathway dependence (22 states), the effect is donor steering lost after replacing donor-future K/V with self-future K/V; percentages compare point estimates with unpatched steering. Isolated robot or object pixels are insufficient, while the complete future-token K/V interface carries most of the effect."/>
       </w:tblPr>
       <w:tblGrid>
-        <w:gridCol w:w="1980"/>
-        <w:gridCol w:w="1980"/>
-        <w:gridCol w:w="1980"/>
-        <w:gridCol w:w="1980"/>
+        <w:gridCol w:w="1584"/>
+        <w:gridCol w:w="1584"/>
+        <w:gridCol w:w="1584"/>
+        <w:gridCol w:w="1584"/>
+        <w:gridCol w:w="1584"/>
       </w:tblGrid>
       <w:tr>
         <w:trPr>
           <w:tblHeader w:val="on"/>
+          <w:cantSplit/>
         </w:trPr>
         <w:tc>
-          <w:tcPr/>
-          <w:p>
-            <w:pPr>
-              <w:pStyle w:val="Compact"/>
-              <w:jc w:val="left"/>
-            </w:pPr>
-            <w:r>
+          <w:tcPr>
+            <w:tcW w:type="dxa" w:w="2160"/>
+          </w:tcPr>
+          <w:p>
+            <w:pPr>
+              <w:pStyle w:val="Compact"/>
+              <w:spacing w:before="0" w:after="0" w:line="240" w:lineRule="auto"/>
+              <w:jc w:val="left"/>
+            </w:pPr>
+            <w:r>
+              <w:rPr>
+                <w:sz w:val="16"/>
+              </w:rPr>
+              <w:t xml:space="preserve">Question</w:t>
+            </w:r>
+          </w:p>
+        </w:tc>
+        <w:tc>
+          <w:tcPr>
+            <w:tcW w:type="dxa" w:w="2160"/>
+          </w:tcPr>
+          <w:p>
+            <w:pPr>
+              <w:pStyle w:val="Compact"/>
+              <w:spacing w:before="0" w:after="0" w:line="240" w:lineRule="auto"/>
+              <w:jc w:val="left"/>
+            </w:pPr>
+            <w:r>
+              <w:rPr>
+                <w:sz w:val="16"/>
+              </w:rPr>
+              <w:t xml:space="preserve">Intervention</w:t>
+            </w:r>
+          </w:p>
+        </w:tc>
+        <w:tc>
+          <w:tcPr>
+            <w:tcW w:type="dxa" w:w="1440"/>
+          </w:tcPr>
+          <w:p>
+            <w:pPr>
+              <w:pStyle w:val="Compact"/>
+              <w:spacing w:before="0" w:after="0" w:line="240" w:lineRule="auto"/>
+              <w:jc w:val="left"/>
+            </w:pPr>
+            <w:r>
+              <w:rPr>
+                <w:sz w:val="16"/>
+              </w:rPr>
               <w:t xml:space="preserve">Outcome</w:t>
             </w:r>
           </w:p>
         </w:tc>
         <w:tc>
-          <w:tcPr/>
-          <w:p>
-            <w:pPr>
-              <w:pStyle w:val="Compact"/>
-              <w:jc w:val="center"/>
-            </w:pPr>
-            <w:r>
-              <w:t xml:space="preserve">Unpatched steering</w:t>
-            </w:r>
-          </w:p>
-        </w:tc>
-        <w:tc>
-          <w:tcPr/>
-          <w:p>
-            <w:pPr>
-              <w:pStyle w:val="Compact"/>
-              <w:jc w:val="center"/>
-            </w:pPr>
-            <w:r>
-              <w:t xml:space="preserve">K/V replacement loss</w:t>
-            </w:r>
-          </w:p>
-        </w:tc>
-        <w:tc>
-          <w:tcPr/>
-          <w:p>
-            <w:pPr>
-              <w:pStyle w:val="Compact"/>
-              <w:jc w:val="center"/>
-            </w:pPr>
-            <w:r>
-              <w:t xml:space="preserve">Point estimate removed</w:t>
+          <w:tcPr>
+            <w:tcW w:type="dxa" w:w="2376"/>
+          </w:tcPr>
+          <w:p>
+            <w:pPr>
+              <w:pStyle w:val="Compact"/>
+              <w:spacing w:before="0" w:after="0" w:line="240" w:lineRule="auto"/>
+              <w:jc w:val="left"/>
+            </w:pPr>
+            <w:r>
+              <w:rPr>
+                <w:sz w:val="16"/>
+              </w:rPr>
+              <w:t xml:space="preserve">Effect [95% CI]</w:t>
+            </w:r>
+          </w:p>
+        </w:tc>
+        <w:tc>
+          <w:tcPr>
+            <w:tcW w:type="dxa" w:w="1224"/>
+          </w:tcPr>
+          <w:p>
+            <w:pPr>
+              <w:pStyle w:val="Compact"/>
+              <w:spacing w:before="0" w:after="0" w:line="240" w:lineRule="auto"/>
+              <w:jc w:val="left"/>
+            </w:pPr>
+            <w:r>
+              <w:rPr>
+                <w:sz w:val="16"/>
+              </w:rPr>
+              <w:t xml:space="preserve">Answer</w:t>
             </w:r>
           </w:p>
         </w:tc>
       </w:tr>
       <w:tr>
-        <w:tc>
-          <w:tcPr/>
-          <w:p>
-            <w:pPr>
-              <w:pStyle w:val="Compact"/>
-              <w:jc w:val="left"/>
-            </w:pPr>
-            <w:r>
-              <w:t xml:space="preserve">Predicted action</w:t>
-            </w:r>
-          </w:p>
-        </w:tc>
-        <w:tc>
-          <w:tcPr/>
-          <w:p>
-            <w:pPr>
-              <w:pStyle w:val="Compact"/>
-              <w:jc w:val="center"/>
-            </w:pPr>
-            <w:r>
-              <w:t xml:space="preserve">0.992 [0.972, 1.010]</w:t>
-            </w:r>
-          </w:p>
-        </w:tc>
-        <w:tc>
-          <w:tcPr/>
-          <w:p>
-            <w:pPr>
-              <w:pStyle w:val="Compact"/>
-              <w:jc w:val="center"/>
-            </w:pPr>
-            <w:r>
-              <w:t xml:space="preserve">0.877 [0.842, 0.910]</w:t>
-            </w:r>
-          </w:p>
-        </w:tc>
-        <w:tc>
-          <w:tcPr/>
-          <w:p>
-            <w:pPr>
-              <w:pStyle w:val="Compact"/>
-              <w:jc w:val="center"/>
-            </w:pPr>
-            <w:r>
-              <w:t xml:space="preserve">88%</w:t>
+        <w:trPr>
+          <w:cantSplit/>
+        </w:trPr>
+        <w:tc>
+          <w:tcPr>
+            <w:tcW w:type="dxa" w:w="2160"/>
+          </w:tcPr>
+          <w:p>
+            <w:pPr>
+              <w:pStyle w:val="Compact"/>
+              <w:spacing w:before="0" w:after="0" w:line="240" w:lineRule="auto"/>
+              <w:jc w:val="left"/>
+            </w:pPr>
+            <w:r>
+              <w:rPr>
+                <w:sz w:val="16"/>
+              </w:rPr>
+              <w:t xml:space="preserve">Content sufficient?</w:t>
+            </w:r>
+          </w:p>
+        </w:tc>
+        <w:tc>
+          <w:tcPr>
+            <w:tcW w:type="dxa" w:w="2160"/>
+          </w:tcPr>
+          <w:p>
+            <w:pPr>
+              <w:pStyle w:val="Compact"/>
+              <w:spacing w:before="0" w:after="0" w:line="240" w:lineRule="auto"/>
+              <w:jc w:val="left"/>
+            </w:pPr>
+            <w:r>
+              <w:rPr>
+                <w:sz w:val="16"/>
+              </w:rPr>
+              <w:t xml:space="preserve">Robot pixels</w:t>
+            </w:r>
+          </w:p>
+        </w:tc>
+        <w:tc>
+          <w:tcPr>
+            <w:tcW w:type="dxa" w:w="1440"/>
+          </w:tcPr>
+          <w:p>
+            <w:pPr>
+              <w:pStyle w:val="Compact"/>
+              <w:spacing w:before="0" w:after="0" w:line="240" w:lineRule="auto"/>
+              <w:jc w:val="left"/>
+            </w:pPr>
+            <w:r>
+              <w:rPr>
+                <w:sz w:val="16"/>
+              </w:rPr>
+              <w:t xml:space="preserve">Action</w:t>
+            </w:r>
+          </w:p>
+        </w:tc>
+        <w:tc>
+          <w:tcPr>
+            <w:tcW w:type="dxa" w:w="2376"/>
+          </w:tcPr>
+          <w:p>
+            <w:pPr>
+              <w:pStyle w:val="Compact"/>
+              <w:spacing w:before="0" w:after="0" w:line="240" w:lineRule="auto"/>
+              <w:jc w:val="left"/>
+            </w:pPr>
+            <w:r>
+              <w:rPr>
+                <w:sz w:val="16"/>
+              </w:rPr>
+              <w:t xml:space="preserve">0.0022 [</w:t>
+            </w:r>
+            <m:oMath>
+              <m:r>
+                <m:rPr>
+                  <m:sty m:val="p"/>
+                </m:rPr>
+                <m:t>−</m:t>
+              </m:r>
+              <m:r>
+                <m:t>0.0016</m:t>
+              </m:r>
+            </m:oMath>
+            <w:r>
+              <w:rPr>
+                <w:sz w:val="16"/>
+              </w:rPr>
+              <w:t xml:space="preserve">, 0.0060]</w:t>
+            </w:r>
+          </w:p>
+        </w:tc>
+        <w:tc>
+          <w:tcPr>
+            <w:tcW w:type="dxa" w:w="1224"/>
+          </w:tcPr>
+          <w:p>
+            <w:pPr>
+              <w:pStyle w:val="Compact"/>
+              <w:spacing w:before="0" w:after="0" w:line="240" w:lineRule="auto"/>
+              <w:jc w:val="left"/>
+            </w:pPr>
+            <w:r>
+              <w:rPr>
+                <w:b/>
+                <w:bCs/>
+                <w:sz w:val="16"/>
+              </w:rPr>
+              <w:t xml:space="preserve">No</w:t>
             </w:r>
           </w:p>
         </w:tc>
       </w:tr>
       <w:tr>
-        <w:tc>
-          <w:tcPr/>
-          <w:p>
-            <w:pPr>
-              <w:pStyle w:val="Compact"/>
-              <w:jc w:val="left"/>
-            </w:pPr>
-            <w:r>
-              <w:t xml:space="preserve">Executed action</w:t>
-            </w:r>
-          </w:p>
-        </w:tc>
-        <w:tc>
-          <w:tcPr/>
-          <w:p>
-            <w:pPr>
-              <w:pStyle w:val="Compact"/>
-              <w:jc w:val="center"/>
-            </w:pPr>
-            <w:r>
-              <w:t xml:space="preserve">0.983 [0.890, 1.064]</w:t>
-            </w:r>
-          </w:p>
-        </w:tc>
-        <w:tc>
-          <w:tcPr/>
-          <w:p>
-            <w:pPr>
-              <w:pStyle w:val="Compact"/>
-              <w:jc w:val="center"/>
-            </w:pPr>
-            <w:r>
-              <w:t xml:space="preserve">0.814 [0.723, 0.900]</w:t>
-            </w:r>
-          </w:p>
-        </w:tc>
-        <w:tc>
-          <w:tcPr/>
-          <w:p>
-            <w:pPr>
-              <w:pStyle w:val="Compact"/>
-              <w:jc w:val="center"/>
-            </w:pPr>
-            <w:r>
-              <w:t xml:space="preserve">83%</w:t>
+        <w:trPr>
+          <w:cantSplit/>
+        </w:trPr>
+        <w:tc>
+          <w:tcPr>
+            <w:tcW w:type="dxa" w:w="2160"/>
+          </w:tcPr>
+          <w:p>
+            <w:pPr>
+              <w:pStyle w:val="Compact"/>
+              <w:spacing w:before="0" w:after="0" w:line="240" w:lineRule="auto"/>
+              <w:jc w:val="left"/>
+            </w:pPr>
+            <w:r>
+              <w:rPr>
+                <w:sz w:val="16"/>
+              </w:rPr>
+              <w:t xml:space="preserve">Content sufficient?</w:t>
+            </w:r>
+          </w:p>
+        </w:tc>
+        <w:tc>
+          <w:tcPr>
+            <w:tcW w:type="dxa" w:w="2160"/>
+          </w:tcPr>
+          <w:p>
+            <w:pPr>
+              <w:pStyle w:val="Compact"/>
+              <w:spacing w:before="0" w:after="0" w:line="240" w:lineRule="auto"/>
+              <w:jc w:val="left"/>
+            </w:pPr>
+            <w:r>
+              <w:rPr>
+                <w:sz w:val="16"/>
+              </w:rPr>
+              <w:t xml:space="preserve">Robot pixels</w:t>
+            </w:r>
+          </w:p>
+        </w:tc>
+        <w:tc>
+          <w:tcPr>
+            <w:tcW w:type="dxa" w:w="1440"/>
+          </w:tcPr>
+          <w:p>
+            <w:pPr>
+              <w:pStyle w:val="Compact"/>
+              <w:spacing w:before="0" w:after="0" w:line="240" w:lineRule="auto"/>
+              <w:jc w:val="left"/>
+            </w:pPr>
+            <w:r>
+              <w:rPr>
+                <w:sz w:val="16"/>
+              </w:rPr>
+              <w:t xml:space="preserve">Endpoint</w:t>
+            </w:r>
+          </w:p>
+        </w:tc>
+        <w:tc>
+          <w:tcPr>
+            <w:tcW w:type="dxa" w:w="2376"/>
+          </w:tcPr>
+          <w:p>
+            <w:pPr>
+              <w:pStyle w:val="Compact"/>
+              <w:spacing w:before="0" w:after="0" w:line="240" w:lineRule="auto"/>
+              <w:jc w:val="left"/>
+            </w:pPr>
+            <w:r>
+              <w:rPr>
+                <w:sz w:val="16"/>
+              </w:rPr>
+              <w:t xml:space="preserve">0.0102 [</w:t>
+            </w:r>
+            <m:oMath>
+              <m:r>
+                <m:rPr>
+                  <m:sty m:val="p"/>
+                </m:rPr>
+                <m:t>−</m:t>
+              </m:r>
+              <m:r>
+                <m:t>0.0067</m:t>
+              </m:r>
+            </m:oMath>
+            <w:r>
+              <w:rPr>
+                <w:sz w:val="16"/>
+              </w:rPr>
+              <w:t xml:space="preserve">, 0.0275]</w:t>
+            </w:r>
+          </w:p>
+        </w:tc>
+        <w:tc>
+          <w:tcPr>
+            <w:tcW w:type="dxa" w:w="1224"/>
+          </w:tcPr>
+          <w:p>
+            <w:pPr>
+              <w:pStyle w:val="Compact"/>
+              <w:spacing w:before="0" w:after="0" w:line="240" w:lineRule="auto"/>
+              <w:jc w:val="left"/>
+            </w:pPr>
+            <w:r>
+              <w:rPr>
+                <w:b/>
+                <w:bCs/>
+                <w:sz w:val="16"/>
+              </w:rPr>
+              <w:t xml:space="preserve">No</w:t>
             </w:r>
           </w:p>
         </w:tc>
       </w:tr>
       <w:tr>
-        <w:tc>
-          <w:tcPr/>
-          <w:p>
-            <w:pPr>
-              <w:pStyle w:val="Compact"/>
-              <w:jc w:val="left"/>
-            </w:pPr>
-            <w:r>
+        <w:trPr>
+          <w:cantSplit/>
+        </w:trPr>
+        <w:tc>
+          <w:tcPr>
+            <w:tcW w:type="dxa" w:w="2160"/>
+          </w:tcPr>
+          <w:p>
+            <w:pPr>
+              <w:pStyle w:val="Compact"/>
+              <w:spacing w:before="0" w:after="0" w:line="240" w:lineRule="auto"/>
+              <w:jc w:val="left"/>
+            </w:pPr>
+            <w:r>
+              <w:rPr>
+                <w:sz w:val="16"/>
+              </w:rPr>
+              <w:t xml:space="preserve">Content sufficient?</w:t>
+            </w:r>
+          </w:p>
+        </w:tc>
+        <w:tc>
+          <w:tcPr>
+            <w:tcW w:type="dxa" w:w="2160"/>
+          </w:tcPr>
+          <w:p>
+            <w:pPr>
+              <w:pStyle w:val="Compact"/>
+              <w:spacing w:before="0" w:after="0" w:line="240" w:lineRule="auto"/>
+              <w:jc w:val="left"/>
+            </w:pPr>
+            <w:r>
+              <w:rPr>
+                <w:sz w:val="16"/>
+              </w:rPr>
+              <w:t xml:space="preserve">Object pixels</w:t>
+            </w:r>
+          </w:p>
+        </w:tc>
+        <w:tc>
+          <w:tcPr>
+            <w:tcW w:type="dxa" w:w="1440"/>
+          </w:tcPr>
+          <w:p>
+            <w:pPr>
+              <w:pStyle w:val="Compact"/>
+              <w:spacing w:before="0" w:after="0" w:line="240" w:lineRule="auto"/>
+              <w:jc w:val="left"/>
+            </w:pPr>
+            <w:r>
+              <w:rPr>
+                <w:sz w:val="16"/>
+              </w:rPr>
+              <w:t xml:space="preserve">Action</w:t>
+            </w:r>
+          </w:p>
+        </w:tc>
+        <w:tc>
+          <w:tcPr>
+            <w:tcW w:type="dxa" w:w="2376"/>
+          </w:tcPr>
+          <w:p>
+            <w:pPr>
+              <w:pStyle w:val="Compact"/>
+              <w:spacing w:before="0" w:after="0" w:line="240" w:lineRule="auto"/>
+              <w:jc w:val="left"/>
+            </w:pPr>
+            <w:r>
+              <w:rPr>
+                <w:sz w:val="16"/>
+              </w:rPr>
+              <w:t xml:space="preserve">0.0061 [0.0009, 0.0119]</w:t>
+            </w:r>
+          </w:p>
+        </w:tc>
+        <w:tc>
+          <w:tcPr>
+            <w:tcW w:type="dxa" w:w="1224"/>
+          </w:tcPr>
+          <w:p>
+            <w:pPr>
+              <w:pStyle w:val="Compact"/>
+              <w:spacing w:before="0" w:after="0" w:line="240" w:lineRule="auto"/>
+              <w:jc w:val="left"/>
+            </w:pPr>
+            <w:r>
+              <w:rPr>
+                <w:b/>
+                <w:bCs/>
+                <w:sz w:val="16"/>
+              </w:rPr>
+              <w:t xml:space="preserve">No</w:t>
+            </w:r>
+          </w:p>
+        </w:tc>
+      </w:tr>
+      <w:tr>
+        <w:trPr>
+          <w:cantSplit/>
+        </w:trPr>
+        <w:tc>
+          <w:tcPr>
+            <w:tcW w:type="dxa" w:w="2160"/>
+          </w:tcPr>
+          <w:p>
+            <w:pPr>
+              <w:pStyle w:val="Compact"/>
+              <w:spacing w:before="0" w:after="0" w:line="240" w:lineRule="auto"/>
+              <w:jc w:val="left"/>
+            </w:pPr>
+            <w:r>
+              <w:rPr>
+                <w:sz w:val="16"/>
+              </w:rPr>
+              <w:t xml:space="preserve">Content sufficient?</w:t>
+            </w:r>
+          </w:p>
+        </w:tc>
+        <w:tc>
+          <w:tcPr>
+            <w:tcW w:type="dxa" w:w="2160"/>
+          </w:tcPr>
+          <w:p>
+            <w:pPr>
+              <w:pStyle w:val="Compact"/>
+              <w:spacing w:before="0" w:after="0" w:line="240" w:lineRule="auto"/>
+              <w:jc w:val="left"/>
+            </w:pPr>
+            <w:r>
+              <w:rPr>
+                <w:sz w:val="16"/>
+              </w:rPr>
+              <w:t xml:space="preserve">Object pixels</w:t>
+            </w:r>
+          </w:p>
+        </w:tc>
+        <w:tc>
+          <w:tcPr>
+            <w:tcW w:type="dxa" w:w="1440"/>
+          </w:tcPr>
+          <w:p>
+            <w:pPr>
+              <w:pStyle w:val="Compact"/>
+              <w:spacing w:before="0" w:after="0" w:line="240" w:lineRule="auto"/>
+              <w:jc w:val="left"/>
+            </w:pPr>
+            <w:r>
+              <w:rPr>
+                <w:sz w:val="16"/>
+              </w:rPr>
+              <w:t xml:space="preserve">Endpoint</w:t>
+            </w:r>
+          </w:p>
+        </w:tc>
+        <w:tc>
+          <w:tcPr>
+            <w:tcW w:type="dxa" w:w="2376"/>
+          </w:tcPr>
+          <w:p>
+            <w:pPr>
+              <w:pStyle w:val="Compact"/>
+              <w:spacing w:before="0" w:after="0" w:line="240" w:lineRule="auto"/>
+              <w:jc w:val="left"/>
+            </w:pPr>
+            <m:oMath>
+              <m:r>
+                <m:rPr>
+                  <m:sty m:val="p"/>
+                </m:rPr>
+                <m:t>−</m:t>
+              </m:r>
+              <m:r>
+                <m:t>0.0001</m:t>
+              </m:r>
+            </m:oMath>
+            <w:r>
+              <w:rPr>
+                <w:sz w:val="16"/>
+              </w:rPr>
+              <w:t xml:space="preserve"> </w:t>
+            </w:r>
+            <w:r>
+              <w:rPr>
+                <w:sz w:val="16"/>
+              </w:rPr>
+              <w:t xml:space="preserve">[</w:t>
+            </w:r>
+            <m:oMath>
+              <m:r>
+                <m:rPr>
+                  <m:sty m:val="p"/>
+                </m:rPr>
+                <m:t>−</m:t>
+              </m:r>
+              <m:r>
+                <m:t>0.0254</m:t>
+              </m:r>
+            </m:oMath>
+            <w:r>
+              <w:rPr>
+                <w:sz w:val="16"/>
+              </w:rPr>
+              <w:t xml:space="preserve">, 0.0239]</w:t>
+            </w:r>
+          </w:p>
+        </w:tc>
+        <w:tc>
+          <w:tcPr>
+            <w:tcW w:type="dxa" w:w="1224"/>
+          </w:tcPr>
+          <w:p>
+            <w:pPr>
+              <w:pStyle w:val="Compact"/>
+              <w:spacing w:before="0" w:after="0" w:line="240" w:lineRule="auto"/>
+              <w:jc w:val="left"/>
+            </w:pPr>
+            <w:r>
+              <w:rPr>
+                <w:b/>
+                <w:bCs/>
+                <w:sz w:val="16"/>
+              </w:rPr>
+              <w:t xml:space="preserve">No</w:t>
+            </w:r>
+          </w:p>
+        </w:tc>
+      </w:tr>
+      <w:tr>
+        <w:trPr>
+          <w:cantSplit/>
+        </w:trPr>
+        <w:tc>
+          <w:tcPr>
+            <w:tcW w:type="dxa" w:w="2160"/>
+          </w:tcPr>
+          <w:p>
+            <w:pPr>
+              <w:pStyle w:val="Compact"/>
+              <w:spacing w:before="0" w:after="0" w:line="240" w:lineRule="auto"/>
+              <w:jc w:val="left"/>
+            </w:pPr>
+            <w:r>
+              <w:rPr>
+                <w:sz w:val="16"/>
+              </w:rPr>
+              <w:t xml:space="preserve">Future K/V carries effect?</w:t>
+            </w:r>
+          </w:p>
+        </w:tc>
+        <w:tc>
+          <w:tcPr>
+            <w:tcW w:type="dxa" w:w="2160"/>
+          </w:tcPr>
+          <w:p>
+            <w:pPr>
+              <w:pStyle w:val="Compact"/>
+              <w:spacing w:before="0" w:after="0" w:line="240" w:lineRule="auto"/>
+              <w:jc w:val="left"/>
+            </w:pPr>
+            <w:r>
+              <w:rPr>
+                <w:sz w:val="16"/>
+              </w:rPr>
+              <w:t xml:space="preserve">Self K/V replacement</w:t>
+            </w:r>
+          </w:p>
+        </w:tc>
+        <w:tc>
+          <w:tcPr>
+            <w:tcW w:type="dxa" w:w="1440"/>
+          </w:tcPr>
+          <w:p>
+            <w:pPr>
+              <w:pStyle w:val="Compact"/>
+              <w:spacing w:before="0" w:after="0" w:line="240" w:lineRule="auto"/>
+              <w:jc w:val="left"/>
+            </w:pPr>
+            <w:r>
+              <w:rPr>
+                <w:sz w:val="16"/>
+              </w:rPr>
+              <w:t xml:space="preserve">Predicted action</w:t>
+            </w:r>
+          </w:p>
+        </w:tc>
+        <w:tc>
+          <w:tcPr>
+            <w:tcW w:type="dxa" w:w="2376"/>
+          </w:tcPr>
+          <w:p>
+            <w:pPr>
+              <w:pStyle w:val="Compact"/>
+              <w:spacing w:before="0" w:after="0" w:line="240" w:lineRule="auto"/>
+              <w:jc w:val="left"/>
+            </w:pPr>
+            <w:r>
+              <w:rPr>
+                <w:sz w:val="16"/>
+              </w:rPr>
+              <w:t xml:space="preserve">0.877 [0.842, 0.910]</w:t>
+            </w:r>
+          </w:p>
+        </w:tc>
+        <w:tc>
+          <w:tcPr>
+            <w:tcW w:type="dxa" w:w="1224"/>
+          </w:tcPr>
+          <w:p>
+            <w:pPr>
+              <w:pStyle w:val="Compact"/>
+              <w:spacing w:before="0" w:after="0" w:line="240" w:lineRule="auto"/>
+              <w:jc w:val="left"/>
+            </w:pPr>
+            <w:r>
+              <w:rPr>
+                <w:b/>
+                <w:bCs/>
+                <w:sz w:val="16"/>
+              </w:rPr>
+              <w:t xml:space="preserve">Yes (88%)</w:t>
+            </w:r>
+          </w:p>
+        </w:tc>
+      </w:tr>
+      <w:tr>
+        <w:trPr>
+          <w:cantSplit/>
+        </w:trPr>
+        <w:tc>
+          <w:tcPr>
+            <w:tcW w:type="dxa" w:w="2160"/>
+          </w:tcPr>
+          <w:p>
+            <w:pPr>
+              <w:pStyle w:val="Compact"/>
+              <w:spacing w:before="0" w:after="0" w:line="240" w:lineRule="auto"/>
+              <w:jc w:val="left"/>
+            </w:pPr>
+            <w:r>
+              <w:rPr>
+                <w:sz w:val="16"/>
+              </w:rPr>
+              <w:t xml:space="preserve">Future K/V carries effect?</w:t>
+            </w:r>
+          </w:p>
+        </w:tc>
+        <w:tc>
+          <w:tcPr>
+            <w:tcW w:type="dxa" w:w="2160"/>
+          </w:tcPr>
+          <w:p>
+            <w:pPr>
+              <w:pStyle w:val="Compact"/>
+              <w:spacing w:before="0" w:after="0" w:line="240" w:lineRule="auto"/>
+              <w:jc w:val="left"/>
+            </w:pPr>
+            <w:r>
+              <w:rPr>
+                <w:sz w:val="16"/>
+              </w:rPr>
+              <w:t xml:space="preserve">Self K/V replacement</w:t>
+            </w:r>
+          </w:p>
+        </w:tc>
+        <w:tc>
+          <w:tcPr>
+            <w:tcW w:type="dxa" w:w="1440"/>
+          </w:tcPr>
+          <w:p>
+            <w:pPr>
+              <w:pStyle w:val="Compact"/>
+              <w:spacing w:before="0" w:after="0" w:line="240" w:lineRule="auto"/>
+              <w:jc w:val="left"/>
+            </w:pPr>
+            <w:r>
+              <w:rPr>
+                <w:sz w:val="16"/>
+              </w:rPr>
+              <w:t xml:space="preserve">Executed action</w:t>
+            </w:r>
+          </w:p>
+        </w:tc>
+        <w:tc>
+          <w:tcPr>
+            <w:tcW w:type="dxa" w:w="2376"/>
+          </w:tcPr>
+          <w:p>
+            <w:pPr>
+              <w:pStyle w:val="Compact"/>
+              <w:spacing w:before="0" w:after="0" w:line="240" w:lineRule="auto"/>
+              <w:jc w:val="left"/>
+            </w:pPr>
+            <w:r>
+              <w:rPr>
+                <w:sz w:val="16"/>
+              </w:rPr>
+              <w:t xml:space="preserve">0.814 [0.723, 0.900]</w:t>
+            </w:r>
+          </w:p>
+        </w:tc>
+        <w:tc>
+          <w:tcPr>
+            <w:tcW w:type="dxa" w:w="1224"/>
+          </w:tcPr>
+          <w:p>
+            <w:pPr>
+              <w:pStyle w:val="Compact"/>
+              <w:spacing w:before="0" w:after="0" w:line="240" w:lineRule="auto"/>
+              <w:jc w:val="left"/>
+            </w:pPr>
+            <w:r>
+              <w:rPr>
+                <w:b/>
+                <w:bCs/>
+                <w:sz w:val="16"/>
+              </w:rPr>
+              <w:t xml:space="preserve">Yes (83%)</w:t>
+            </w:r>
+          </w:p>
+        </w:tc>
+      </w:tr>
+      <w:tr>
+        <w:trPr>
+          <w:cantSplit/>
+        </w:trPr>
+        <w:tc>
+          <w:tcPr>
+            <w:tcW w:type="dxa" w:w="2160"/>
+          </w:tcPr>
+          <w:p>
+            <w:pPr>
+              <w:pStyle w:val="Compact"/>
+              <w:spacing w:before="0" w:after="0" w:line="240" w:lineRule="auto"/>
+              <w:jc w:val="left"/>
+            </w:pPr>
+            <w:r>
+              <w:rPr>
+                <w:sz w:val="16"/>
+              </w:rPr>
+              <w:t xml:space="preserve">Future K/V carries effect?</w:t>
+            </w:r>
+          </w:p>
+        </w:tc>
+        <w:tc>
+          <w:tcPr>
+            <w:tcW w:type="dxa" w:w="2160"/>
+          </w:tcPr>
+          <w:p>
+            <w:pPr>
+              <w:pStyle w:val="Compact"/>
+              <w:spacing w:before="0" w:after="0" w:line="240" w:lineRule="auto"/>
+              <w:jc w:val="left"/>
+            </w:pPr>
+            <w:r>
+              <w:rPr>
+                <w:sz w:val="16"/>
+              </w:rPr>
+              <w:t xml:space="preserve">Self K/V replacement</w:t>
+            </w:r>
+          </w:p>
+        </w:tc>
+        <w:tc>
+          <w:tcPr>
+            <w:tcW w:type="dxa" w:w="1440"/>
+          </w:tcPr>
+          <w:p>
+            <w:pPr>
+              <w:pStyle w:val="Compact"/>
+              <w:spacing w:before="0" w:after="0" w:line="240" w:lineRule="auto"/>
+              <w:jc w:val="left"/>
+            </w:pPr>
+            <w:r>
+              <w:rPr>
+                <w:sz w:val="16"/>
+              </w:rPr>
               <w:t xml:space="preserve">Executed endpoint</w:t>
             </w:r>
           </w:p>
         </w:tc>
         <w:tc>
-          <w:tcPr/>
-          <w:p>
-            <w:pPr>
-              <w:pStyle w:val="Compact"/>
-              <w:jc w:val="center"/>
-            </w:pPr>
-            <w:r>
-              <w:t xml:space="preserve">1.003 [0.950, 1.050]</w:t>
-            </w:r>
-          </w:p>
-        </w:tc>
-        <w:tc>
-          <w:tcPr/>
-          <w:p>
-            <w:pPr>
-              <w:pStyle w:val="Compact"/>
-              <w:jc w:val="center"/>
-            </w:pPr>
-            <w:r>
+          <w:tcPr>
+            <w:tcW w:type="dxa" w:w="2376"/>
+          </w:tcPr>
+          <w:p>
+            <w:pPr>
+              <w:pStyle w:val="Compact"/>
+              <w:spacing w:before="0" w:after="0" w:line="240" w:lineRule="auto"/>
+              <w:jc w:val="left"/>
+            </w:pPr>
+            <w:r>
+              <w:rPr>
+                <w:sz w:val="16"/>
+              </w:rPr>
               <w:t xml:space="preserve">0.851 [0.766, 0.922]</w:t>
             </w:r>
           </w:p>
         </w:tc>
         <w:tc>
-          <w:tcPr/>
-          <w:p>
-            <w:pPr>
-              <w:pStyle w:val="Compact"/>
-              <w:jc w:val="center"/>
-            </w:pPr>
-            <w:r>
-              <w:t xml:space="preserve">85%</w:t>
+          <w:tcPr>
+            <w:tcW w:type="dxa" w:w="1224"/>
+          </w:tcPr>
+          <w:p>
+            <w:pPr>
+              <w:pStyle w:val="Compact"/>
+              <w:spacing w:before="0" w:after="0" w:line="240" w:lineRule="auto"/>
+              <w:jc w:val="left"/>
+            </w:pPr>
+            <w:r>
+              <w:rPr>
+                <w:b/>
+                <w:bCs/>
+                <w:sz w:val="16"/>
+              </w:rPr>
+              <w:t xml:space="preserve">Yes (85%)</w:t>
             </w:r>
           </w:p>
         </w:tc>
       </w:tr>
     </w:tbl>
-    <w:bookmarkEnd w:id="38"/>
-    <w:bookmarkStart w:id="42" w:name="fig:mechanisms"/>
+    <w:bookmarkEnd w:id="37"/>
+    <w:bookmarkStart w:id="41" w:name="fig:mechanisms"/>
     <w:p>
       <w:pPr>
         <w:pStyle w:val="CaptionedFigure"/>
@@ -6143,18 +6472,18 @@
           <wp:inline>
             <wp:extent cx="5334000" cy="1924272"/>
             <wp:effectExtent b="0" l="0" r="0" t="0"/>
-            <wp:docPr descr="" title="" id="40" name="Picture"/>
+            <wp:docPr descr="" title="" id="39" name="Picture"/>
             <a:graphic>
               <a:graphicData uri="http://schemas.openxmlformats.org/drawingml/2006/picture">
                 <pic:pic>
                   <pic:nvPicPr>
-                    <pic:cNvPr descr="figures/pathway_results.png" id="41" name="Picture"/>
+                    <pic:cNvPr descr="figures/pathway_results.png" id="40" name="Picture"/>
                     <pic:cNvPicPr>
                       <a:picLocks noChangeArrowheads="1" noChangeAspect="1"/>
                     </pic:cNvPicPr>
                   </pic:nvPicPr>
                   <pic:blipFill>
-                    <a:blip r:embed="rId39"/>
+                    <a:blip r:embed="rId38"/>
                     <a:stretch>
                       <a:fillRect/>
                     </a:stretch>
@@ -6189,17 +6518,111 @@
         <w:t xml:space="preserve">What carries the effect? Orange denotes donor-future steering, gray denotes isolated pixel-factor effects, and blue denotes the fraction removed by restoring self-future K/V. (a) In Cosmos Policy, the wrist-video future reproduces most of the whole-future action effect; future proprioception reproduces none. (b) In Cosmos 3, neither robot-only nor object-only pixels reproduce the whole-future effect; the shaded band is the prespecified equivalence region. (c) Replacing the donor-future K/V pathway with self-future K/V removes 83–88% of donor steering.</w:t>
       </w:r>
     </w:p>
+    <w:bookmarkEnd w:id="41"/>
     <w:bookmarkEnd w:id="42"/>
     <w:bookmarkEnd w:id="43"/>
     <w:bookmarkEnd w:id="44"/>
+    <w:bookmarkStart w:id="47" w:name="sec:discussion"/>
+    <w:p>
+      <w:pPr>
+        <w:pStyle w:val="Heading1"/>
+      </w:pPr>
+      <w:r>
+        <w:t xml:space="preserve">Discussion and Limitations</w:t>
+      </w:r>
+    </w:p>
+    <w:p>
+      <w:pPr>
+        <w:pStyle w:val="FirstParagraph"/>
+      </w:pPr>
+      <w:r>
+        <w:t xml:space="preserve">Across both WAM generations, transplanting a coherent future predicts which alternative action the model will approach. The associated simulator endpoint moves in the same direction. RIFT established that behavior depends on an organized future interface; our result adds content-specific sufficiency by showing that a policy-native alternative predicts the signed direction of the change. The two checkpoints, however, do not appear to rely on the same content.</w:t>
+      </w:r>
+    </w:p>
+    <w:p>
+      <w:pPr>
+        <w:pStyle w:val="BodyText"/>
+      </w:pPr>
+      <w:r>
+        <w:t xml:space="preserve">Cosmos Policy’s early-state pattern resembles an inverse-dynamics interface conditioned on visible robot motion. That account does not transfer cleanly to Cosmos 3: strong whole-future steering coexists with negligible robot-only and object-only pixel effects. Usable content may instead depend on architecture, surrounding context, or distributed feature interactions. The pathway experiments locate where some of this influence travels. Cosmos Policy identifies an active late attention edge, while Cosmos 3 shows across 22 states that future-token K/V carries most of the donor-directed shift.</w:t>
+      </w:r>
+    </w:p>
+    <w:p>
+      <w:pPr>
+        <w:pStyle w:val="BodyText"/>
+      </w:pPr>
+      <w:r>
+        <w:t xml:space="preserve">This evidence is narrower than planning. A planning claim would require evidence that the policy generates alternatives, predicts their outcomes, compares them using a goal, cost, or value, and selects accordingly. We do not test that sequence, and no screened pair retained a stable success/failure label across continuation seeds. Here,</w:t>
+      </w:r>
+      <w:r>
+        <w:t xml:space="preserve"> </w:t>
+      </w:r>
+      <w:r>
+        <w:t xml:space="preserve">“future”</w:t>
+      </w:r>
+      <w:r>
+        <w:t xml:space="preserve"> </w:t>
+      </w:r>
+      <w:r>
+        <w:t xml:space="preserve">and</w:t>
+      </w:r>
+      <w:r>
+        <w:t xml:space="preserve"> </w:t>
+      </w:r>
+      <w:r>
+        <w:t xml:space="preserve">“imagined”</w:t>
+      </w:r>
+      <w:r>
+        <w:t xml:space="preserve"> </w:t>
+      </w:r>
+      <w:r>
+        <w:t xml:space="preserve">describe generated representations, not deliberation. Our claim is that these direct policies condition action on coherent futures, not that WAMs generally plan over task consequences.</w:t>
+      </w:r>
+    </w:p>
+    <w:bookmarkStart w:id="45" w:name="limitations."/>
+    <w:p>
+      <w:pPr>
+        <w:pStyle w:val="Heading4"/>
+      </w:pPr>
+      <w:r>
+        <w:t xml:space="preserve">Limitations.</w:t>
+      </w:r>
+    </w:p>
+    <w:p>
+      <w:pPr>
+        <w:pStyle w:val="FirstParagraph"/>
+      </w:pPr>
+      <w:r>
+        <w:t xml:space="preserve">All interventions are in simulation and cover two checkpoints, six RoboLab tasks, and LIBERO-Long. Cosmos Policy’s strongest result uses one first-query state per task, while later estimates use different physical states and therefore cannot isolate elapsed time. Its natural content analysis contains only four states, and rendered hybrids may be outside the policy’s native future distribution. Cosmos 3 completed 22 of 24 frozen population states and 10 of 12 factor states; the two population omissions resulted from short source videos and were not replaced. Pixel masks may miss distributed semantic features or induce nonlinear changes, so negligible isolated effects do not establish joint necessity. Key removal changes attention normalization, and K/V replacement can interact with unpatched routes. We do not demonstrate task-success mediation or recover a full circuit.</w:t>
+      </w:r>
+    </w:p>
     <w:bookmarkEnd w:id="45"/>
-    <w:bookmarkStart w:id="48" w:name="sec:discussion"/>
+    <w:bookmarkStart w:id="46" w:name="broader-impact."/>
+    <w:p>
+      <w:pPr>
+        <w:pStyle w:val="Heading4"/>
+      </w:pPr>
+      <w:r>
+        <w:t xml:space="preserve">Broader impact.</w:t>
+      </w:r>
+    </w:p>
+    <w:p>
+      <w:pPr>
+        <w:pStyle w:val="FirstParagraph"/>
+      </w:pPr>
+      <w:r>
+        <w:t xml:space="preserve">Mechanistic tests can help distinguish plausible-looking predictions from representations that actually control behavior. The same interfaces could also redirect robot actions or create false confidence if validated on narrow state distributions. Use beyond simulation would require broader coverage, physical safety constraints, and monitoring outside the intervention metric.</w:t>
+      </w:r>
+    </w:p>
+    <w:bookmarkEnd w:id="46"/>
+    <w:bookmarkEnd w:id="47"/>
+    <w:bookmarkStart w:id="48" w:name="conclusion"/>
     <w:p>
       <w:pPr>
         <w:pStyle w:val="Heading1"/>
       </w:pPr>
       <w:r>
-        <w:t xml:space="preserve">Discussion and Limitations</w:t>
+        <w:t xml:space="preserve">Conclusion</w:t>
       </w:r>
     </w:p>
     <w:p>
@@ -6207,105 +6630,11 @@
         <w:pStyle w:val="FirstParagraph"/>
       </w:pPr>
       <w:r>
-        <w:t xml:space="preserve">Across both WAM generations, transplanting a coherent future predicts which alternative action the model will approach. The associated simulator endpoint moves in the same direction. RIFT established that behavior depends on an organized future interface; our result adds content-specific sufficiency by showing that a policy-native alternative predicts the signed direction of the change. The two checkpoints, however, do not appear to rely on the same content.</w:t>
-      </w:r>
-    </w:p>
-    <w:p>
-      <w:pPr>
-        <w:pStyle w:val="BodyText"/>
-      </w:pPr>
-      <w:r>
-        <w:t xml:space="preserve">Cosmos Policy’s early-state pattern resembles an inverse-dynamics interface conditioned on visible robot motion. That account does not transfer cleanly to Cosmos 3: strong whole-future steering coexists with negligible robot-only and object-only pixel effects. Usable content may instead depend on architecture, surrounding context, or distributed feature interactions. The pathway experiments locate where some of this influence travels. Cosmos Policy identifies an active late attention edge, while Cosmos 3 shows across 22 states that future-token K/V carries most of the donor-directed shift.</w:t>
-      </w:r>
-    </w:p>
-    <w:p>
-      <w:pPr>
-        <w:pStyle w:val="BodyText"/>
-      </w:pPr>
-      <w:r>
-        <w:t xml:space="preserve">This evidence is narrower than planning. A planning claim would require evidence that the policy generates alternatives, predicts their outcomes, compares them using a goal, cost, or value, and selects accordingly. We do not test that sequence, and no screened pair retained a stable success/failure label across continuation seeds. Here,</w:t>
-      </w:r>
-      <w:r>
-        <w:t xml:space="preserve"> </w:t>
-      </w:r>
-      <w:r>
-        <w:t xml:space="preserve">“future”</w:t>
-      </w:r>
-      <w:r>
-        <w:t xml:space="preserve"> </w:t>
-      </w:r>
-      <w:r>
-        <w:t xml:space="preserve">and</w:t>
-      </w:r>
-      <w:r>
-        <w:t xml:space="preserve"> </w:t>
-      </w:r>
-      <w:r>
-        <w:t xml:space="preserve">“imagined”</w:t>
-      </w:r>
-      <w:r>
-        <w:t xml:space="preserve"> </w:t>
-      </w:r>
-      <w:r>
-        <w:t xml:space="preserve">describe generated representations, not deliberation. Our claim is that these direct policies condition action on coherent futures, not that WAMs generally plan over task consequences.</w:t>
-      </w:r>
-    </w:p>
-    <w:bookmarkStart w:id="46" w:name="limitations."/>
-    <w:p>
-      <w:pPr>
-        <w:pStyle w:val="Heading4"/>
-      </w:pPr>
-      <w:r>
-        <w:t xml:space="preserve">Limitations.</w:t>
-      </w:r>
-    </w:p>
-    <w:p>
-      <w:pPr>
-        <w:pStyle w:val="FirstParagraph"/>
-      </w:pPr>
-      <w:r>
-        <w:t xml:space="preserve">All interventions are in simulation and cover two checkpoints, six RoboLab tasks, and LIBERO-Long. Cosmos Policy’s strongest result uses one first-query state per task, while later estimates use different physical states and therefore cannot isolate elapsed time. Its natural content analysis contains only four states, and rendered hybrids may be outside the policy’s native future distribution. Cosmos 3 completed 22 of 24 frozen population states and 10 of 12 factor states; the two population omissions resulted from short source videos and were not replaced. Pixel masks may miss distributed semantic features or induce nonlinear changes, so negligible isolated effects do not establish joint necessity. Key removal changes attention normalization, and K/V replacement can interact with unpatched routes. We do not demonstrate task-success mediation or recover a full circuit.</w:t>
-      </w:r>
-    </w:p>
-    <w:bookmarkEnd w:id="46"/>
-    <w:bookmarkStart w:id="47" w:name="broader-impact."/>
-    <w:p>
-      <w:pPr>
-        <w:pStyle w:val="Heading4"/>
-      </w:pPr>
-      <w:r>
-        <w:t xml:space="preserve">Broader impact.</w:t>
-      </w:r>
-    </w:p>
-    <w:p>
-      <w:pPr>
-        <w:pStyle w:val="FirstParagraph"/>
-      </w:pPr>
-      <w:r>
-        <w:t xml:space="preserve">Mechanistic tests can help distinguish plausible-looking predictions from representations that actually control behavior. The same interfaces could also redirect robot actions or create false confidence if validated on narrow state distributions. Use beyond simulation would require broader coverage, physical safety constraints, and monitoring outside the intervention metric.</w:t>
-      </w:r>
-    </w:p>
-    <w:bookmarkEnd w:id="47"/>
+        <w:t xml:space="preserve">The central result is directional: we do not merely damage a model’s future and observe that behavior changes; we supply a different coherent future and find that behavior follows that particular alternative. Cosmos 3 shows this across 22 sampled states, with future-token K/V carrying most of the action and endpoint shift. Cosmos Policy shows a related, more state-dependent effect dominated by visual robot-motion information, while neither isolated robot nor object pixels reproduce Cosmos 3’s whole-future effect. These models use generated futures to condition action. Whether they compare alternative predicted outcomes in order to plan remains unanswered.</w:t>
+      </w:r>
+    </w:p>
     <w:bookmarkEnd w:id="48"/>
-    <w:bookmarkStart w:id="49" w:name="conclusion"/>
-    <w:p>
-      <w:pPr>
-        <w:pStyle w:val="Heading1"/>
-      </w:pPr>
-      <w:r>
-        <w:t xml:space="preserve">Conclusion</w:t>
-      </w:r>
-    </w:p>
-    <w:p>
-      <w:pPr>
-        <w:pStyle w:val="FirstParagraph"/>
-      </w:pPr>
-      <w:r>
-        <w:t xml:space="preserve">The central result is directional: we do not merely damage a model’s future and observe that behavior changes; we supply a different coherent future and find that behavior follows that particular alternative. Cosmos 3 shows this across 22 sampled states, with future-token K/V carrying most of the action and endpoint shift. Cosmos Policy shows a related, more state-dependent effect dominated by visual robot-motion information, while neither isolated robot nor object pixels reproduce Cosmos 3’s whole-future effect. These models use generated futures to condition action. Whether they compare alternative predicted outcomes in order to plan remains unanswered.</w:t>
-      </w:r>
-    </w:p>
-    <w:bookmarkEnd w:id="49"/>
-    <w:bookmarkStart w:id="50" w:name="app:reproducibility"/>
+    <w:bookmarkStart w:id="49" w:name="app:reproducibility"/>
     <w:p>
       <w:pPr>
         <w:pStyle w:val="Heading1"/>
@@ -6414,8 +6743,8 @@
         <w:t xml:space="preserve">. Endpoint evaluation reconstructs the environment, restores the saved state, and replays the observation prefix. Separate controls test token layout, sampler wrapping, cache record and replay, self replacement, and the action-coordinate boundary. Complete timing and aggregate compute accounting remain to be added before submission.</w:t>
       </w:r>
     </w:p>
-    <w:bookmarkEnd w:id="50"/>
-    <w:bookmarkStart w:id="100" w:name="app:additional"/>
+    <w:bookmarkEnd w:id="49"/>
+    <w:bookmarkStart w:id="99" w:name="app:additional"/>
     <w:p>
       <w:pPr>
         <w:pStyle w:val="Heading1"/>
@@ -6589,8 +6918,8 @@
         <w:t xml:space="preserve">), positive in 6/6 states; action steering is smaller and does not reliably exceed the Gaussian control. In the Cosmos 3 population, the two missing frozen states ended after 21 and 29 actions, before producing the 33-frame source video. Neither was replaced. The prespecified minimum of 20 states across five tasks and the factor-study minimum of ten states across five tasks were both met across six tasks.</w:t>
       </w:r>
     </w:p>
-    <w:bookmarkStart w:id="99" w:name="refs"/>
-    <w:bookmarkStart w:id="52" w:name="ref-du2023unipi"/>
+    <w:bookmarkStart w:id="98" w:name="refs"/>
+    <w:bookmarkStart w:id="51" w:name="ref-du2023unipi"/>
     <w:p>
       <w:pPr>
         <w:pStyle w:val="Bibliography"/>
@@ -6623,7 +6952,7 @@
       <w:r>
         <w:t xml:space="preserve"> </w:t>
       </w:r>
-      <w:hyperlink r:id="rId51">
+      <w:hyperlink r:id="rId50">
         <w:r>
           <w:rPr>
             <w:rStyle w:val="Hyperlink"/>
@@ -6635,8 +6964,8 @@
         <w:t xml:space="preserve">.</w:t>
       </w:r>
     </w:p>
-    <w:bookmarkEnd w:id="52"/>
-    <w:bookmarkStart w:id="54" w:name="ref-du2024videolanguage"/>
+    <w:bookmarkEnd w:id="51"/>
+    <w:bookmarkStart w:id="53" w:name="ref-du2024videolanguage"/>
     <w:p>
       <w:pPr>
         <w:pStyle w:val="Bibliography"/>
@@ -6666,7 +6995,7 @@
       <w:r>
         <w:t xml:space="preserve"> </w:t>
       </w:r>
-      <w:hyperlink r:id="rId53">
+      <w:hyperlink r:id="rId52">
         <w:r>
           <w:rPr>
             <w:rStyle w:val="Hyperlink"/>
@@ -6678,8 +7007,8 @@
         <w:t xml:space="preserve">.</w:t>
       </w:r>
     </w:p>
-    <w:bookmarkEnd w:id="54"/>
-    <w:bookmarkStart w:id="56" w:name="ref-ebert2018visualforesight"/>
+    <w:bookmarkEnd w:id="53"/>
+    <w:bookmarkStart w:id="55" w:name="ref-ebert2018visualforesight"/>
     <w:p>
       <w:pPr>
         <w:pStyle w:val="Bibliography"/>
@@ -6709,7 +7038,7 @@
       <w:r>
         <w:t xml:space="preserve"> </w:t>
       </w:r>
-      <w:hyperlink r:id="rId55">
+      <w:hyperlink r:id="rId54">
         <w:r>
           <w:rPr>
             <w:rStyle w:val="Hyperlink"/>
@@ -6721,8 +7050,8 @@
         <w:t xml:space="preserve">.</w:t>
       </w:r>
     </w:p>
-    <w:bookmarkEnd w:id="56"/>
-    <w:bookmarkStart w:id="58" w:name="ref-field2007clusterbootstrap"/>
+    <w:bookmarkEnd w:id="55"/>
+    <w:bookmarkStart w:id="57" w:name="ref-field2007clusterbootstrap"/>
     <w:p>
       <w:pPr>
         <w:pStyle w:val="Bibliography"/>
@@ -6755,7 +7084,7 @@
       <w:r>
         <w:t xml:space="preserve"> </w:t>
       </w:r>
-      <w:hyperlink r:id="rId57">
+      <w:hyperlink r:id="rId56">
         <w:r>
           <w:rPr>
             <w:rStyle w:val="Hyperlink"/>
@@ -6767,8 +7096,8 @@
         <w:t xml:space="preserve">.</w:t>
       </w:r>
     </w:p>
-    <w:bookmarkEnd w:id="58"/>
-    <w:bookmarkStart w:id="60" w:name="ref-goldowskydill2023pathpatching"/>
+    <w:bookmarkEnd w:id="57"/>
+    <w:bookmarkStart w:id="59" w:name="ref-goldowskydill2023pathpatching"/>
     <w:p>
       <w:pPr>
         <w:pStyle w:val="Bibliography"/>
@@ -6792,7 +7121,7 @@
       <w:r>
         <w:t xml:space="preserve"> </w:t>
       </w:r>
-      <w:hyperlink r:id="rId59">
+      <w:hyperlink r:id="rId58">
         <w:r>
           <w:rPr>
             <w:rStyle w:val="Hyperlink"/>
@@ -6804,8 +7133,8 @@
         <w:t xml:space="preserve">.</w:t>
       </w:r>
     </w:p>
-    <w:bookmarkEnd w:id="60"/>
-    <w:bookmarkStart w:id="62" w:name="ref-guo2024pad"/>
+    <w:bookmarkEnd w:id="59"/>
+    <w:bookmarkStart w:id="61" w:name="ref-guo2024pad"/>
     <w:p>
       <w:pPr>
         <w:pStyle w:val="Bibliography"/>
@@ -6838,7 +7167,7 @@
       <w:r>
         <w:t xml:space="preserve"> </w:t>
       </w:r>
-      <w:hyperlink r:id="rId61">
+      <w:hyperlink r:id="rId60">
         <w:r>
           <w:rPr>
             <w:rStyle w:val="Hyperlink"/>
@@ -6850,8 +7179,8 @@
         <w:t xml:space="preserve">.</w:t>
       </w:r>
     </w:p>
-    <w:bookmarkEnd w:id="62"/>
-    <w:bookmarkStart w:id="64" w:name="ref-hu2025vpp"/>
+    <w:bookmarkEnd w:id="61"/>
+    <w:bookmarkStart w:id="63" w:name="ref-hu2025vpp"/>
     <w:p>
       <w:pPr>
         <w:pStyle w:val="Bibliography"/>
@@ -6881,7 +7210,7 @@
       <w:r>
         <w:t xml:space="preserve"> </w:t>
       </w:r>
-      <w:hyperlink r:id="rId63">
+      <w:hyperlink r:id="rId62">
         <w:r>
           <w:rPr>
             <w:rStyle w:val="Hyperlink"/>
@@ -6893,8 +7222,8 @@
         <w:t xml:space="preserve">.</w:t>
       </w:r>
     </w:p>
-    <w:bookmarkEnd w:id="64"/>
-    <w:bookmarkStart w:id="66" w:name="ref-kim2026cosmospolicy"/>
+    <w:bookmarkEnd w:id="63"/>
+    <w:bookmarkStart w:id="65" w:name="ref-kim2026cosmospolicy"/>
     <w:p>
       <w:pPr>
         <w:pStyle w:val="Bibliography"/>
@@ -6930,7 +7259,7 @@
       <w:r>
         <w:t xml:space="preserve"> </w:t>
       </w:r>
-      <w:hyperlink r:id="rId65">
+      <w:hyperlink r:id="rId64">
         <w:r>
           <w:rPr>
             <w:rStyle w:val="Hyperlink"/>
@@ -6942,8 +7271,8 @@
         <w:t xml:space="preserve">.</w:t>
       </w:r>
     </w:p>
-    <w:bookmarkEnd w:id="66"/>
-    <w:bookmarkStart w:id="68" w:name="ref-lakens2017equivalence"/>
+    <w:bookmarkEnd w:id="65"/>
+    <w:bookmarkStart w:id="67" w:name="ref-lakens2017equivalence"/>
     <w:p>
       <w:pPr>
         <w:pStyle w:val="Bibliography"/>
@@ -6976,7 +7305,7 @@
       <w:r>
         <w:t xml:space="preserve"> </w:t>
       </w:r>
-      <w:hyperlink r:id="rId67">
+      <w:hyperlink r:id="rId66">
         <w:r>
           <w:rPr>
             <w:rStyle w:val="Hyperlink"/>
@@ -6988,8 +7317,8 @@
         <w:t xml:space="preserve">.</w:t>
       </w:r>
     </w:p>
-    <w:bookmarkEnd w:id="68"/>
-    <w:bookmarkStart w:id="70" w:name="ref-li2025uva"/>
+    <w:bookmarkEnd w:id="67"/>
+    <w:bookmarkStart w:id="69" w:name="ref-li2025uva"/>
     <w:p>
       <w:pPr>
         <w:pStyle w:val="Bibliography"/>
@@ -7013,7 +7342,7 @@
       <w:r>
         <w:t xml:space="preserve"> </w:t>
       </w:r>
-      <w:hyperlink r:id="rId69">
+      <w:hyperlink r:id="rId68">
         <w:r>
           <w:rPr>
             <w:rStyle w:val="Hyperlink"/>
@@ -7025,8 +7354,8 @@
         <w:t xml:space="preserve">.</w:t>
       </w:r>
     </w:p>
-    <w:bookmarkEnd w:id="70"/>
-    <w:bookmarkStart w:id="72" w:name="ref-liu2023libero"/>
+    <w:bookmarkEnd w:id="69"/>
+    <w:bookmarkStart w:id="71" w:name="ref-liu2023libero"/>
     <w:p>
       <w:pPr>
         <w:pStyle w:val="Bibliography"/>
@@ -7065,7 +7394,7 @@
       <w:r>
         <w:t xml:space="preserve"> </w:t>
       </w:r>
-      <w:hyperlink r:id="rId71">
+      <w:hyperlink r:id="rId70">
         <w:r>
           <w:rPr>
             <w:rStyle w:val="Hyperlink"/>
@@ -7077,8 +7406,8 @@
         <w:t xml:space="preserve">.</w:t>
       </w:r>
     </w:p>
-    <w:bookmarkEnd w:id="72"/>
-    <w:bookmarkStart w:id="74" w:name="ref-meng2022rome"/>
+    <w:bookmarkEnd w:id="71"/>
+    <w:bookmarkStart w:id="73" w:name="ref-meng2022rome"/>
     <w:p>
       <w:pPr>
         <w:pStyle w:val="Bibliography"/>
@@ -7120,7 +7449,7 @@
       <w:r>
         <w:t xml:space="preserve"> </w:t>
       </w:r>
-      <w:hyperlink r:id="rId73">
+      <w:hyperlink r:id="rId72">
         <w:r>
           <w:rPr>
             <w:rStyle w:val="Hyperlink"/>
@@ -7132,8 +7461,8 @@
         <w:t xml:space="preserve">.</w:t>
       </w:r>
     </w:p>
-    <w:bookmarkEnd w:id="74"/>
-    <w:bookmarkStart w:id="76" w:name="ref-nasiriany2024robocasa"/>
+    <w:bookmarkEnd w:id="73"/>
+    <w:bookmarkStart w:id="75" w:name="ref-nasiriany2024robocasa"/>
     <w:p>
       <w:pPr>
         <w:pStyle w:val="Bibliography"/>
@@ -7172,7 +7501,7 @@
       <w:r>
         <w:t xml:space="preserve"> </w:t>
       </w:r>
-      <w:hyperlink r:id="rId75">
+      <w:hyperlink r:id="rId74">
         <w:r>
           <w:rPr>
             <w:rStyle w:val="Hyperlink"/>
@@ -7184,8 +7513,8 @@
         <w:t xml:space="preserve">.</w:t>
       </w:r>
     </w:p>
-    <w:bookmarkEnd w:id="76"/>
-    <w:bookmarkStart w:id="78" w:name="ref-nvidia2026cosmos3"/>
+    <w:bookmarkEnd w:id="75"/>
+    <w:bookmarkStart w:id="77" w:name="ref-nvidia2026cosmos3"/>
     <w:p>
       <w:pPr>
         <w:pStyle w:val="Bibliography"/>
@@ -7230,7 +7559,7 @@
       <w:r>
         <w:t xml:space="preserve"> </w:t>
       </w:r>
-      <w:hyperlink r:id="rId77">
+      <w:hyperlink r:id="rId76">
         <w:r>
           <w:rPr>
             <w:rStyle w:val="Hyperlink"/>
@@ -7242,8 +7571,8 @@
         <w:t xml:space="preserve">.</w:t>
       </w:r>
     </w:p>
-    <w:bookmarkEnd w:id="78"/>
-    <w:bookmarkStart w:id="80" w:name="ref-nvidia2026cosmos3droid"/>
+    <w:bookmarkEnd w:id="77"/>
+    <w:bookmarkStart w:id="79" w:name="ref-nvidia2026cosmos3droid"/>
     <w:p>
       <w:pPr>
         <w:pStyle w:val="Bibliography"/>
@@ -7267,7 +7596,7 @@
       <w:r>
         <w:t xml:space="preserve"> </w:t>
       </w:r>
-      <w:hyperlink r:id="rId79">
+      <w:hyperlink r:id="rId78">
         <w:r>
           <w:rPr>
             <w:rStyle w:val="Hyperlink"/>
@@ -7279,8 +7608,8 @@
         <w:t xml:space="preserve">.</w:t>
       </w:r>
     </w:p>
-    <w:bookmarkEnd w:id="80"/>
-    <w:bookmarkStart w:id="82" w:name="ref-qiu2026agra"/>
+    <w:bookmarkEnd w:id="79"/>
+    <w:bookmarkStart w:id="81" w:name="ref-qiu2026agra"/>
     <w:p>
       <w:pPr>
         <w:pStyle w:val="Bibliography"/>
@@ -7304,7 +7633,7 @@
       <w:r>
         <w:t xml:space="preserve"> </w:t>
       </w:r>
-      <w:hyperlink r:id="rId81">
+      <w:hyperlink r:id="rId80">
         <w:r>
           <w:rPr>
             <w:rStyle w:val="Hyperlink"/>
@@ -7316,8 +7645,8 @@
         <w:t xml:space="preserve">.</w:t>
       </w:r>
     </w:p>
-    <w:bookmarkEnd w:id="82"/>
-    <w:bookmarkStart w:id="84" w:name="ref-vaidyanathan2026multiplemediators"/>
+    <w:bookmarkEnd w:id="81"/>
+    <w:bookmarkStart w:id="83" w:name="ref-vaidyanathan2026multiplemediators"/>
     <w:p>
       <w:pPr>
         <w:pStyle w:val="Bibliography"/>
@@ -7341,7 +7670,7 @@
       <w:r>
         <w:t xml:space="preserve"> </w:t>
       </w:r>
-      <w:hyperlink r:id="rId83">
+      <w:hyperlink r:id="rId82">
         <w:r>
           <w:rPr>
             <w:rStyle w:val="Hyperlink"/>
@@ -7353,8 +7682,8 @@
         <w:t xml:space="preserve">.</w:t>
       </w:r>
     </w:p>
-    <w:bookmarkEnd w:id="84"/>
-    <w:bookmarkStart w:id="86" w:name="ref-vig2020causalmediation"/>
+    <w:bookmarkEnd w:id="83"/>
+    <w:bookmarkStart w:id="85" w:name="ref-vig2020causalmediation"/>
     <w:p>
       <w:pPr>
         <w:pStyle w:val="Bibliography"/>
@@ -7387,7 +7716,7 @@
       <w:r>
         <w:t xml:space="preserve"> </w:t>
       </w:r>
-      <w:hyperlink r:id="rId85">
+      <w:hyperlink r:id="rId84">
         <w:r>
           <w:rPr>
             <w:rStyle w:val="Hyperlink"/>
@@ -7399,8 +7728,8 @@
         <w:t xml:space="preserve">.</w:t>
       </w:r>
     </w:p>
-    <w:bookmarkEnd w:id="86"/>
-    <w:bookmarkStart w:id="88" w:name="ref-yang2026robolab"/>
+    <w:bookmarkEnd w:id="85"/>
+    <w:bookmarkStart w:id="87" w:name="ref-yang2026robolab"/>
     <w:p>
       <w:pPr>
         <w:pStyle w:val="Bibliography"/>
@@ -7439,7 +7768,7 @@
       <w:r>
         <w:t xml:space="preserve"> </w:t>
       </w:r>
-      <w:hyperlink r:id="rId87">
+      <w:hyperlink r:id="rId86">
         <w:r>
           <w:rPr>
             <w:rStyle w:val="Hyperlink"/>
@@ -7451,8 +7780,8 @@
         <w:t xml:space="preserve">.</w:t>
       </w:r>
     </w:p>
-    <w:bookmarkEnd w:id="88"/>
-    <w:bookmarkStart w:id="90" w:name="ref-ye2026dreamzero"/>
+    <w:bookmarkEnd w:id="87"/>
+    <w:bookmarkStart w:id="89" w:name="ref-ye2026dreamzero"/>
     <w:p>
       <w:pPr>
         <w:pStyle w:val="Bibliography"/>
@@ -7476,7 +7805,7 @@
       <w:r>
         <w:t xml:space="preserve"> </w:t>
       </w:r>
-      <w:hyperlink r:id="rId89">
+      <w:hyperlink r:id="rId88">
         <w:r>
           <w:rPr>
             <w:rStyle w:val="Hyperlink"/>
@@ -7488,8 +7817,8 @@
         <w:t xml:space="preserve">.</w:t>
       </w:r>
     </w:p>
-    <w:bookmarkEnd w:id="90"/>
-    <w:bookmarkStart w:id="92" w:name="ref-yuan2026fastwam"/>
+    <w:bookmarkEnd w:id="89"/>
+    <w:bookmarkStart w:id="91" w:name="ref-yuan2026fastwam"/>
     <w:p>
       <w:pPr>
         <w:pStyle w:val="Bibliography"/>
@@ -7517,7 +7846,7 @@
       <w:r>
         <w:t xml:space="preserve"> </w:t>
       </w:r>
-      <w:hyperlink r:id="rId91">
+      <w:hyperlink r:id="rId90">
         <w:r>
           <w:rPr>
             <w:rStyle w:val="Hyperlink"/>
@@ -7529,8 +7858,8 @@
         <w:t xml:space="preserve">.</w:t>
       </w:r>
     </w:p>
-    <w:bookmarkEnd w:id="92"/>
-    <w:bookmarkStart w:id="94" w:name="ref-zhang2026rift"/>
+    <w:bookmarkEnd w:id="91"/>
+    <w:bookmarkStart w:id="93" w:name="ref-zhang2026rift"/>
     <w:p>
       <w:pPr>
         <w:pStyle w:val="Bibliography"/>
@@ -7582,7 +7911,7 @@
       <w:r>
         <w:t xml:space="preserve"> </w:t>
       </w:r>
-      <w:hyperlink r:id="rId93">
+      <w:hyperlink r:id="rId92">
         <w:r>
           <w:rPr>
             <w:rStyle w:val="Hyperlink"/>
@@ -7594,8 +7923,8 @@
         <w:t xml:space="preserve">.</w:t>
       </w:r>
     </w:p>
-    <w:bookmarkEnd w:id="94"/>
-    <w:bookmarkStart w:id="96" w:name="ref-zhang2024activationpatching"/>
+    <w:bookmarkEnd w:id="93"/>
+    <w:bookmarkStart w:id="95" w:name="ref-zhang2024activationpatching"/>
     <w:p>
       <w:pPr>
         <w:pStyle w:val="Bibliography"/>
@@ -7625,7 +7954,7 @@
       <w:r>
         <w:t xml:space="preserve"> </w:t>
       </w:r>
-      <w:hyperlink r:id="rId95">
+      <w:hyperlink r:id="rId94">
         <w:r>
           <w:rPr>
             <w:rStyle w:val="Hyperlink"/>
@@ -7637,8 +7966,8 @@
         <w:t xml:space="preserve">.</w:t>
       </w:r>
     </w:p>
-    <w:bookmarkEnd w:id="96"/>
-    <w:bookmarkStart w:id="98" w:name="ref-zhao2026fasterwam"/>
+    <w:bookmarkEnd w:id="95"/>
+    <w:bookmarkStart w:id="97" w:name="ref-zhao2026fasterwam"/>
     <w:p>
       <w:pPr>
         <w:pStyle w:val="Bibliography"/>
@@ -7669,7 +7998,7 @@
       <w:r>
         <w:t xml:space="preserve"> </w:t>
       </w:r>
-      <w:hyperlink r:id="rId97">
+      <w:hyperlink r:id="rId96">
         <w:r>
           <w:rPr>
             <w:rStyle w:val="Hyperlink"/>
@@ -7681,9 +8010,9 @@
         <w:t xml:space="preserve">.</w:t>
       </w:r>
     </w:p>
+    <w:bookmarkEnd w:id="97"/>
     <w:bookmarkEnd w:id="98"/>
     <w:bookmarkEnd w:id="99"/>
-    <w:bookmarkEnd w:id="100"/>
     <w:sectPr>
       <w:footnotePr>
         <w:numRestart w:val="eachSect"/>

--- a/output/imagined_futures_neurips2026.docx
+++ b/output/imagined_futures_neurips2026.docx
@@ -2215,7 +2215,7 @@
         <w:pageBreakBefore/>
       </w:pPr>
       <w:r>
-        <w:t xml:space="preserve">Method and controls on one scale. Each row reports donor-directed projection after inserting the named future: 0 is the self-future result and 1 is the paired donor behavior. Within each model–source–outcome block, bold marks the largest estimate, always the paired donor (ours). The paired donor exceeds the strongest available control in all five comparisons. Control projections are reconstructed within independent unit before bootstrapping.</w:t>
+        <w:t xml:space="preserve">Method and controls on one scale. Each row reports donor-directed projection after inserting the named future: 0 is the self-future result and 1 is the paired donor behavior. Within each model–source–outcome block, bold marks the largest estimate, always the paired donor. The paired donor exceeds the strongest available control in all five comparisons. Control projections are reconstructed within independent unit before bootstrapping.</w:t>
       </w:r>
     </w:p>
     <w:tbl>
@@ -2224,7 +2224,7 @@
         <w:tblW w:type="auto" w:w="0"/>
         <w:tblLayout w:type="fixed"/>
         <w:tblLook w:firstRow="1" w:lastRow="0" w:firstColumn="0" w:lastColumn="0" w:noHBand="0" w:noVBand="0" w:val="0020"/>
-        <w:tblCaption w:val="Method and controls on one scale. Each row reports donor-directed projection after inserting the named future: 0 is the self-future result and 1 is the paired donor behavior. Within each model–source–outcome block, bold marks the largest estimate, always the paired donor (ours). The paired donor exceeds the strongest available control in all five comparisons. Control projections are reconstructed within independent unit before bootstrapping."/>
+        <w:tblCaption w:val="Method and controls on one scale. Each row reports donor-directed projection after inserting the named future: 0 is the self-future result and 1 is the paired donor behavior. Within each model–source–outcome block, bold marks the largest estimate, always the paired donor. The paired donor exceeds the strongest available control in all five comparisons. Control projections are reconstructed within independent unit before bootstrapping."/>
       </w:tblPr>
       <w:tblGrid>
         <w:gridCol w:w="1584"/>
@@ -2593,7 +2593,7 @@
                 <w:bCs/>
                 <w:sz w:val="16"/>
               </w:rPr>
-              <w:t xml:space="preserve">Paired donor (ours)</w:t>
+              <w:t xml:space="preserve">Paired donor</w:t>
             </w:r>
           </w:p>
         </w:tc>
@@ -2977,7 +2977,7 @@
                 <w:bCs/>
                 <w:sz w:val="16"/>
               </w:rPr>
-              <w:t xml:space="preserve">Paired donor (ours)</w:t>
+              <w:t xml:space="preserve">Paired donor</w:t>
             </w:r>
           </w:p>
         </w:tc>
@@ -3171,7 +3171,7 @@
                 <w:bCs/>
                 <w:sz w:val="16"/>
               </w:rPr>
-              <w:t xml:space="preserve">Paired donor (ours)</w:t>
+              <w:t xml:space="preserve">Paired donor</w:t>
             </w:r>
           </w:p>
         </w:tc>
@@ -3667,7 +3667,7 @@
                 <w:bCs/>
                 <w:sz w:val="16"/>
               </w:rPr>
-              <w:t xml:space="preserve">Paired donor (ours)</w:t>
+              <w:t xml:space="preserve">Paired donor</w:t>
             </w:r>
           </w:p>
         </w:tc>
@@ -4163,7 +4163,7 @@
                 <w:bCs/>
                 <w:sz w:val="16"/>
               </w:rPr>
-              <w:t xml:space="preserve">Paired donor (ours)</w:t>
+              <w:t xml:space="preserve">Paired donor</w:t>
             </w:r>
           </w:p>
         </w:tc>
@@ -4620,7 +4620,7 @@
         <w:pStyle w:val="ImageCaption"/>
       </w:pPr>
       <w:r>
-        <w:t xml:space="preserve">Paired donor versus the strongest available control, separated by model. Each row is one future-source–outcome comparison. Gray circles show the strongest control; orange diamonds show the paired donor (ours); thin lines connect the two means. Row labels report the paired donor-minus-control advantage. Whiskers show 95% state-bootstrap intervals. All five paired-advantage intervals exclude zero; Table </w:t>
+        <w:t xml:space="preserve">Paired donor versus the strongest available control, separated by model. Each row is one future-source–outcome comparison. Gray circles show the strongest control; orange diamonds show the paired donor; thin lines connect the two means. Row labels report the paired donor-minus-control advantage. Whiskers show 95% state-bootstrap intervals. All five paired-advantage intervals exclude zero; Table </w:t>
       </w:r>
       <w:hyperlink w:anchor="tab:directionality">
         <w:r>

--- a/output/imagined_futures_neurips2026.docx
+++ b/output/imagined_futures_neurips2026.docx
@@ -141,7 +141,7 @@
         <w:t xml:space="preserve">)</w:t>
       </w:r>
       <w:r>
-        <w:t xml:space="preserve">. It is tempting to read this architecture literally: the model predicts what may happen, then acts on that prediction. Joint generation does not establish such a computation. The action could be generated through a direct observation-to-action route while a plausible video is produced alongside it.</w:t>
+        <w:t xml:space="preserve">. Joint generation, however, does not imply that the action computation uses the generated future. The policy could map the current observation and instruction directly to an action while producing a plausible future as an auxiliary output.</w:t>
       </w:r>
     </w:p>
     <w:p>
@@ -149,7 +149,46 @@
         <w:pStyle w:val="BodyText"/>
       </w:pPr>
       <w:r>
-        <w:t xml:space="preserve">This leaves at least four hypotheses about the future’s role: an epiphenomenal output with no functional role; a generic workspace whose presence matters but whose specific content does not; a content-specific action interface; or a representation of consequences used to compare actions. The third role includes an inverse-dynamics-like computation in which a prospective robot pose specifies the action needed to produce it</w:t>
+        <w:t xml:space="preserve">We distinguish four mechanistically different—and potentially coexisting—roles for future representations. First, they may be</w:t>
+      </w:r>
+      <w:r>
+        <w:t xml:space="preserve"> </w:t>
+      </w:r>
+      <w:r>
+        <w:rPr>
+          <w:i/>
+          <w:iCs/>
+        </w:rPr>
+        <w:t xml:space="preserve">epiphenomenal</w:t>
+      </w:r>
+      <w:r>
+        <w:t xml:space="preserve">: changing them has no causal effect on action. Second, they may provide a</w:t>
+      </w:r>
+      <w:r>
+        <w:t xml:space="preserve"> </w:t>
+      </w:r>
+      <w:r>
+        <w:rPr>
+          <w:i/>
+          <w:iCs/>
+        </w:rPr>
+        <w:t xml:space="preserve">nonspecific computational workspace</w:t>
+      </w:r>
+      <w:r>
+        <w:t xml:space="preserve">: activity at future-token positions is necessary, but the represented future does not determine the direction of the action change. Third, their semantic content may</w:t>
+      </w:r>
+      <w:r>
+        <w:t xml:space="preserve"> </w:t>
+      </w:r>
+      <w:r>
+        <w:rPr>
+          <w:i/>
+          <w:iCs/>
+        </w:rPr>
+        <w:t xml:space="preserve">parameterize action</w:t>
+      </w:r>
+      <w:r>
+        <w:t xml:space="preserve">, for example through an inverse-dynamics-like mapping from a prospective robot pose to the action that would realize it</w:t>
       </w:r>
       <w:r>
         <w:t xml:space="preserve"> </w:t>
@@ -183,7 +222,7 @@
         <w:t xml:space="preserve">)</w:t>
       </w:r>
       <w:r>
-        <w:t xml:space="preserve">. The fourth more closely resembles explicit visual planning: generate alternatives, predict their outcomes, score them with a cost or learned heuristic, and select among them</w:t>
+        <w:t xml:space="preserve">. Fourth, they may encode consequences that are evaluated to select among candidate actions</w:t>
       </w:r>
       <w:r>
         <w:t xml:space="preserve"> </w:t>
@@ -217,7 +256,7 @@
         <w:t xml:space="preserve">)</w:t>
       </w:r>
       <w:r>
-        <w:t xml:space="preserve">. We study Cosmos Policy’s direct-policy mode and the diffusion-generator component of Cosmos3-Nano-Policy-DROID. Neither evaluated inference procedure generates and scores multiple candidate actions before acting; Cosmos Policy’s separate best-of-</w:t>
+        <w:t xml:space="preserve">. Only the fourth role entails outcome-based planning; the third establishes content-specific future use but does not, by itself, show that the model compares predicted outcomes. We study Cosmos Policy’s direct-policy mode and the diffusion-generator component of Cosmos3-Nano-Policy-DROID. Neither evaluated inference procedure generates and scores multiple candidate actions before acting; Cosmos Policy’s separate best-of-</w:t>
       </w:r>
       <m:oMath>
         <m:r>
@@ -294,7 +333,7 @@
       <w:r>
         <w:drawing>
           <wp:inline>
-            <wp:extent cx="5139690" cy="3116580"/>
+            <wp:extent cx="5334000" cy="2222500"/>
             <wp:effectExtent b="0" l="0" r="0" t="0"/>
             <wp:docPr descr="" title="" id="10" name="Picture"/>
             <a:graphic>
@@ -315,7 +354,7 @@
                   <pic:spPr bwMode="auto">
                     <a:xfrm>
                       <a:off x="0" y="0"/>
-                      <a:ext cx="5139690" cy="3116580"/>
+                      <a:ext cx="5334000" cy="2222500"/>
                     </a:xfrm>
                     <a:prstGeom prst="rect">
                       <a:avLst/>

--- a/output/imagined_futures_neurips2026.docx
+++ b/output/imagined_futures_neurips2026.docx
@@ -2025,7 +2025,7 @@
     </w:p>
     <w:bookmarkEnd w:id="23"/>
     <w:bookmarkEnd w:id="24"/>
-    <w:bookmarkStart w:id="44" w:name="sec:results"/>
+    <w:bookmarkStart w:id="45" w:name="sec:results"/>
     <w:p>
       <w:pPr>
         <w:pStyle w:val="Heading1"/>
@@ -4687,7 +4687,7 @@
     </w:p>
     <w:bookmarkEnd w:id="31"/>
     <w:bookmarkEnd w:id="32"/>
-    <w:bookmarkStart w:id="35" w:name="sec:content"/>
+    <w:bookmarkStart w:id="36" w:name="sec:content"/>
     <w:p>
       <w:pPr>
         <w:pStyle w:val="Heading2"/>
@@ -5089,7 +5089,7 @@
       </w:r>
     </w:p>
     <w:bookmarkEnd w:id="33"/>
-    <w:bookmarkStart w:id="34" w:name="cosmos-3.-2"/>
+    <w:bookmarkStart w:id="35" w:name="cosmos-3.-2"/>
     <w:p>
       <w:pPr>
         <w:pStyle w:val="Heading4"/>
@@ -5146,7 +5146,7 @@
       <w:r>
         <w:t xml:space="preserve">equivalence region (Table </w:t>
       </w:r>
-      <w:hyperlink w:anchor="tab:mechanisms">
+      <w:hyperlink w:anchor="tab:content_factors">
         <w:r>
           <w:rPr>
             <w:rStyle w:val="Hyperlink"/>
@@ -5228,9 +5228,319 @@
         <w:t xml:space="preserve">. Neither factor alone recreates a meaningful fraction of the roughly one-unit whole-future effect. The useful signal may be distributed across the image, require robot–object coherence, depend on camera or temporal structure, or interact nonlinearly with masking and tokenization. Hybrid videos may also be off distribution. The experiment establishes insufficiency of each isolated pixel factor, not irrelevance of robot or object information and not joint necessity.</w:t>
       </w:r>
     </w:p>
+    <w:bookmarkStart w:id="34" w:name="tab:content_factors"/>
+    <w:p>
+      <w:pPr>
+        <w:pStyle w:val="TableCaption"/>
+        <w:keepNext/>
+        <w:pageBreakBefore/>
+      </w:pPr>
+      <w:r>
+        <w:t xml:space="preserve">Cosmos 3 isolated-content interventions across 10 states from six tasks. Entries are mean donor-directed projections with 95% state-bootstrap intervals; 0 denotes the recipient and 1 the paired donor. Robot and object masks are disjoint. The prespecified practical-equivalence region is</w:t>
+      </w:r>
+      <w:r>
+        <w:t xml:space="preserve"> </w:t>
+      </w:r>
+      <m:oMath>
+        <m:r>
+          <m:rPr>
+            <m:sty m:val="p"/>
+          </m:rPr>
+          <m:t>[</m:t>
+        </m:r>
+        <m:r>
+          <m:rPr>
+            <m:sty m:val="p"/>
+          </m:rPr>
+          <m:t>−</m:t>
+        </m:r>
+        <m:r>
+          <m:t>0.10</m:t>
+        </m:r>
+        <m:r>
+          <m:rPr>
+            <m:sty m:val="p"/>
+          </m:rPr>
+          <m:t>,</m:t>
+        </m:r>
+        <m:r>
+          <m:t>0.10</m:t>
+        </m:r>
+        <m:r>
+          <m:rPr>
+            <m:sty m:val="p"/>
+          </m:rPr>
+          <m:t>]</m:t>
+        </m:r>
+      </m:oMath>
+      <w:r>
+        <w:t xml:space="preserve">.</w:t>
+      </w:r>
+    </w:p>
+    <w:tbl>
+      <w:tblPr>
+        <w:tblStyle w:val="Table"/>
+        <w:tblW w:type="auto" w:w="0"/>
+        <w:tblLayout w:type="fixed"/>
+        <w:tblLook w:firstRow="1" w:lastRow="0" w:firstColumn="0" w:lastColumn="0" w:noHBand="0" w:noVBand="0" w:val="0020"/>
+        <w:tblCaption w:val="Cosmos 3 isolated-content interventions across 10 states from six tasks. Entries are mean donor-directed projections with 95% state-bootstrap intervals; 0 denotes the recipient and 1 the paired donor. Robot and object masks are disjoint. The prespecified practical-equivalence region is [-0.10,0.10]."/>
+      </w:tblPr>
+      <w:tblGrid>
+        <w:gridCol w:w="2640"/>
+        <w:gridCol w:w="2640"/>
+        <w:gridCol w:w="2640"/>
+      </w:tblGrid>
+      <w:tr>
+        <w:trPr>
+          <w:tblHeader w:val="on"/>
+          <w:cantSplit/>
+        </w:trPr>
+        <w:tc>
+          <w:tcPr>
+            <w:tcW w:type="dxa" w:w="2160"/>
+          </w:tcPr>
+          <w:p>
+            <w:pPr>
+              <w:pStyle w:val="Compact"/>
+              <w:spacing w:before="0" w:after="0" w:line="240" w:lineRule="auto"/>
+              <w:jc w:val="left"/>
+            </w:pPr>
+            <w:r>
+              <w:rPr>
+                <w:sz w:val="16"/>
+              </w:rPr>
+              <w:t xml:space="preserve">Donor pixels inserted</w:t>
+            </w:r>
+          </w:p>
+        </w:tc>
+        <w:tc>
+          <w:tcPr>
+            <w:tcW w:type="dxa" w:w="3600"/>
+          </w:tcPr>
+          <w:p>
+            <w:pPr>
+              <w:pStyle w:val="Compact"/>
+              <w:spacing w:before="0" w:after="0" w:line="240" w:lineRule="auto"/>
+              <w:jc w:val="center"/>
+            </w:pPr>
+            <w:r>
+              <w:rPr>
+                <w:sz w:val="16"/>
+              </w:rPr>
+              <w:t xml:space="preserve">Action projection [95% CI]</w:t>
+            </w:r>
+          </w:p>
+        </w:tc>
+        <w:tc>
+          <w:tcPr>
+            <w:tcW w:type="dxa" w:w="3600"/>
+          </w:tcPr>
+          <w:p>
+            <w:pPr>
+              <w:pStyle w:val="Compact"/>
+              <w:spacing w:before="0" w:after="0" w:line="240" w:lineRule="auto"/>
+              <w:jc w:val="center"/>
+            </w:pPr>
+            <w:r>
+              <w:rPr>
+                <w:sz w:val="16"/>
+              </w:rPr>
+              <w:t xml:space="preserve">Endpoint projection [95% CI]</w:t>
+            </w:r>
+          </w:p>
+        </w:tc>
+      </w:tr>
+      <w:tr>
+        <w:trPr>
+          <w:cantSplit/>
+        </w:trPr>
+        <w:tc>
+          <w:tcPr>
+            <w:tcW w:type="dxa" w:w="2160"/>
+          </w:tcPr>
+          <w:p>
+            <w:pPr>
+              <w:pStyle w:val="Compact"/>
+              <w:spacing w:before="0" w:after="0" w:line="240" w:lineRule="auto"/>
+              <w:jc w:val="left"/>
+            </w:pPr>
+            <w:r>
+              <w:rPr>
+                <w:sz w:val="16"/>
+              </w:rPr>
+              <w:t xml:space="preserve">Robot only</w:t>
+            </w:r>
+          </w:p>
+        </w:tc>
+        <w:tc>
+          <w:tcPr>
+            <w:tcW w:type="dxa" w:w="3600"/>
+          </w:tcPr>
+          <w:p>
+            <w:pPr>
+              <w:pStyle w:val="Compact"/>
+              <w:spacing w:before="0" w:after="0" w:line="240" w:lineRule="auto"/>
+              <w:jc w:val="center"/>
+            </w:pPr>
+            <w:r>
+              <w:rPr>
+                <w:sz w:val="16"/>
+              </w:rPr>
+              <w:t xml:space="preserve">0.0022 [</w:t>
+            </w:r>
+            <m:oMath>
+              <m:r>
+                <m:rPr>
+                  <m:sty m:val="p"/>
+                </m:rPr>
+                <m:t>−</m:t>
+              </m:r>
+              <m:r>
+                <m:t>0.0016</m:t>
+              </m:r>
+            </m:oMath>
+            <w:r>
+              <w:rPr>
+                <w:sz w:val="16"/>
+              </w:rPr>
+              <w:t xml:space="preserve">, 0.0060]</w:t>
+            </w:r>
+          </w:p>
+        </w:tc>
+        <w:tc>
+          <w:tcPr>
+            <w:tcW w:type="dxa" w:w="3600"/>
+          </w:tcPr>
+          <w:p>
+            <w:pPr>
+              <w:pStyle w:val="Compact"/>
+              <w:spacing w:before="0" w:after="0" w:line="240" w:lineRule="auto"/>
+              <w:jc w:val="center"/>
+            </w:pPr>
+            <w:r>
+              <w:rPr>
+                <w:sz w:val="16"/>
+              </w:rPr>
+              <w:t xml:space="preserve">0.0102 [</w:t>
+            </w:r>
+            <m:oMath>
+              <m:r>
+                <m:rPr>
+                  <m:sty m:val="p"/>
+                </m:rPr>
+                <m:t>−</m:t>
+              </m:r>
+              <m:r>
+                <m:t>0.0067</m:t>
+              </m:r>
+            </m:oMath>
+            <w:r>
+              <w:rPr>
+                <w:sz w:val="16"/>
+              </w:rPr>
+              <w:t xml:space="preserve">, 0.0275]</w:t>
+            </w:r>
+          </w:p>
+        </w:tc>
+      </w:tr>
+      <w:tr>
+        <w:trPr>
+          <w:cantSplit/>
+        </w:trPr>
+        <w:tc>
+          <w:tcPr>
+            <w:tcW w:type="dxa" w:w="2160"/>
+          </w:tcPr>
+          <w:p>
+            <w:pPr>
+              <w:pStyle w:val="Compact"/>
+              <w:spacing w:before="0" w:after="0" w:line="240" w:lineRule="auto"/>
+              <w:jc w:val="left"/>
+            </w:pPr>
+            <w:r>
+              <w:rPr>
+                <w:sz w:val="16"/>
+              </w:rPr>
+              <w:t xml:space="preserve">Object only</w:t>
+            </w:r>
+          </w:p>
+        </w:tc>
+        <w:tc>
+          <w:tcPr>
+            <w:tcW w:type="dxa" w:w="3600"/>
+          </w:tcPr>
+          <w:p>
+            <w:pPr>
+              <w:pStyle w:val="Compact"/>
+              <w:spacing w:before="0" w:after="0" w:line="240" w:lineRule="auto"/>
+              <w:jc w:val="center"/>
+            </w:pPr>
+            <w:r>
+              <w:rPr>
+                <w:sz w:val="16"/>
+              </w:rPr>
+              <w:t xml:space="preserve">0.0061 [0.0009, 0.0119]</w:t>
+            </w:r>
+          </w:p>
+        </w:tc>
+        <w:tc>
+          <w:tcPr>
+            <w:tcW w:type="dxa" w:w="3600"/>
+          </w:tcPr>
+          <w:p>
+            <w:pPr>
+              <w:pStyle w:val="Compact"/>
+              <w:spacing w:before="0" w:after="0" w:line="240" w:lineRule="auto"/>
+              <w:jc w:val="center"/>
+            </w:pPr>
+            <m:oMath>
+              <m:r>
+                <m:rPr>
+                  <m:sty m:val="p"/>
+                </m:rPr>
+                <m:t>−</m:t>
+              </m:r>
+              <m:r>
+                <m:t>0.0001</m:t>
+              </m:r>
+            </m:oMath>
+            <w:r>
+              <w:rPr>
+                <w:sz w:val="16"/>
+              </w:rPr>
+              <w:t xml:space="preserve"> </w:t>
+            </w:r>
+            <w:r>
+              <w:rPr>
+                <w:sz w:val="16"/>
+              </w:rPr>
+              <w:t xml:space="preserve">[</w:t>
+            </w:r>
+            <m:oMath>
+              <m:r>
+                <m:rPr>
+                  <m:sty m:val="p"/>
+                </m:rPr>
+                <m:t>−</m:t>
+              </m:r>
+              <m:r>
+                <m:t>0.0254</m:t>
+              </m:r>
+            </m:oMath>
+            <w:r>
+              <w:rPr>
+                <w:sz w:val="16"/>
+              </w:rPr>
+              <w:t xml:space="preserve">, 0.0239]</w:t>
+            </w:r>
+          </w:p>
+        </w:tc>
+      </w:tr>
+    </w:tbl>
     <w:bookmarkEnd w:id="34"/>
     <w:bookmarkEnd w:id="35"/>
-    <w:bookmarkStart w:id="43" w:name="sec:pathway"/>
+    <w:bookmarkEnd w:id="36"/>
+    <w:bookmarkStart w:id="44" w:name="sec:pathway"/>
     <w:p>
       <w:pPr>
         <w:pStyle w:val="Heading2"/>
@@ -5247,7 +5557,7 @@
         <w:t xml:space="preserve">Future-token attention provides an active route from generated futures to action. Population-level K/V replacement in Cosmos 3 gives the stronger of the two pathway tests.</w:t>
       </w:r>
     </w:p>
-    <w:bookmarkStart w:id="36" w:name="cosmos-policy.-3"/>
+    <w:bookmarkStart w:id="37" w:name="cosmos-policy.-3"/>
     <w:p>
       <w:pPr>
         <w:pStyle w:val="Heading4"/>
@@ -5420,8 +5730,8 @@
         <w:t xml:space="preserve">larger. Executed endpoints support the same bounded conclusion, although state counts and intervals are not available for this analysis. The late future-to-action edge is active, but it is neither the only nor the largest route through the block.</w:t>
       </w:r>
     </w:p>
-    <w:bookmarkEnd w:id="36"/>
-    <w:bookmarkStart w:id="42" w:name="cosmos-3.-3"/>
+    <w:bookmarkEnd w:id="37"/>
+    <w:bookmarkStart w:id="43" w:name="cosmos-3.-3"/>
     <w:p>
       <w:pPr>
         <w:pStyle w:val="Heading4"/>
@@ -5521,12 +5831,12 @@
       <w:r>
         <w:t xml:space="preserve">endpoint shift (Table </w:t>
       </w:r>
-      <w:hyperlink w:anchor="tab:mechanisms">
+      <w:hyperlink w:anchor="tab:kv_pathway">
         <w:r>
           <w:rPr>
             <w:rStyle w:val="Hyperlink"/>
           </w:rPr>
-          <w:t xml:space="preserve">2</w:t>
+          <w:t xml:space="preserve">3</w:t>
         </w:r>
       </w:hyperlink>
       <w:r>
@@ -5577,68 +5887,14 @@
         <w:t xml:space="preserve">; all prespecified primary sign tests remain significant after Holm correction. Because token count and attention positions remain fixed, donor-specific information travels through this future-token K/V interface. The experiment does not identify every head or feature, exclude interacting unpatched routes, or establish a complete circuit.</w:t>
       </w:r>
     </w:p>
-    <w:bookmarkStart w:id="37" w:name="tab:mechanisms"/>
+    <w:bookmarkStart w:id="38" w:name="tab:kv_pathway"/>
     <w:p>
       <w:pPr>
         <w:pStyle w:val="TableCaption"/>
         <w:keepNext/>
-        <w:pageBreakBefore/>
-      </w:pPr>
-      <w:r>
-        <w:t xml:space="preserve">Two complementary Cosmos 3 mechanism tests in one table. For content sufficiency (10 states), the effect is donor steering recreated by isolated pixels;</w:t>
-      </w:r>
-      <w:r>
-        <w:t xml:space="preserve"> </w:t>
-      </w:r>
-      <w:r>
-        <w:t xml:space="preserve">“No”</w:t>
-      </w:r>
-      <w:r>
-        <w:t xml:space="preserve"> </w:t>
-      </w:r>
-      <w:r>
-        <w:t xml:space="preserve">means the entire interval lies within the prespecified</w:t>
-      </w:r>
-      <w:r>
-        <w:t xml:space="preserve"> </w:t>
-      </w:r>
-      <m:oMath>
-        <m:r>
-          <m:rPr>
-            <m:sty m:val="p"/>
-          </m:rPr>
-          <m:t>[</m:t>
-        </m:r>
-        <m:r>
-          <m:rPr>
-            <m:sty m:val="p"/>
-          </m:rPr>
-          <m:t>−</m:t>
-        </m:r>
-        <m:r>
-          <m:t>0.10</m:t>
-        </m:r>
-        <m:r>
-          <m:rPr>
-            <m:sty m:val="p"/>
-          </m:rPr>
-          <m:t>,</m:t>
-        </m:r>
-        <m:r>
-          <m:t>0.10</m:t>
-        </m:r>
-        <m:r>
-          <m:rPr>
-            <m:sty m:val="p"/>
-          </m:rPr>
-          <m:t>]</m:t>
-        </m:r>
-      </m:oMath>
-      <w:r>
-        <w:t xml:space="preserve"> </w:t>
-      </w:r>
-      <w:r>
-        <w:t xml:space="preserve">equivalence region. For pathway dependence (22 states), the effect is donor steering lost after replacing donor-future K/V with self-future K/V; percentages compare point estimates with unpatched steering. Isolated robot or object pixels are insufficient, while the complete future-token K/V interface carries most of the effect.</w:t>
+      </w:pPr>
+      <w:r>
+        <w:t xml:space="preserve">Cosmos 3 future-token pathway intervention across 22 states from six tasks. Donor steering is the unpatched donor-directed projection. Replacement loss is the reduction in that projection after replacing donor-future K/V with self-future K/V; intervals are 95% state-bootstrap intervals. Relative reduction is the replacement-loss point estimate divided by unpatched donor steering.</w:t>
       </w:r>
     </w:p>
     <w:tbl>
@@ -5647,14 +5903,13 @@
         <w:tblW w:type="auto" w:w="0"/>
         <w:tblLayout w:type="fixed"/>
         <w:tblLook w:firstRow="1" w:lastRow="0" w:firstColumn="0" w:lastColumn="0" w:noHBand="0" w:noVBand="0" w:val="0020"/>
-        <w:tblCaption w:val="Two complementary Cosmos 3 mechanism tests in one table. For content sufficiency (10 states), the effect is donor steering recreated by isolated pixels; “No” means the entire interval lies within the prespecified [-0.10,0.10] equivalence region. For pathway dependence (22 states), the effect is donor steering lost after replacing donor-future K/V with self-future K/V; percentages compare point estimates with unpatched steering. Isolated robot or object pixels are insufficient, while the complete future-token K/V interface carries most of the effect."/>
+        <w:tblCaption w:val="Cosmos 3 future-token pathway intervention across 22 states from six tasks. Donor steering is the unpatched donor-directed projection. Replacement loss is the reduction in that projection after replacing donor-future K/V with self-future K/V; intervals are 95% state-bootstrap intervals. Relative reduction is the replacement-loss point estimate divided by unpatched donor steering."/>
       </w:tblPr>
       <w:tblGrid>
-        <w:gridCol w:w="1584"/>
-        <w:gridCol w:w="1584"/>
-        <w:gridCol w:w="1584"/>
-        <w:gridCol w:w="1584"/>
-        <w:gridCol w:w="1584"/>
+        <w:gridCol w:w="1980"/>
+        <w:gridCol w:w="1980"/>
+        <w:gridCol w:w="1980"/>
+        <w:gridCol w:w="1980"/>
       </w:tblGrid>
       <w:tr>
         <w:trPr>
@@ -5663,43 +5918,7 @@
         </w:trPr>
         <w:tc>
           <w:tcPr>
-            <w:tcW w:type="dxa" w:w="2160"/>
-          </w:tcPr>
-          <w:p>
-            <w:pPr>
-              <w:pStyle w:val="Compact"/>
-              <w:spacing w:before="0" w:after="0" w:line="240" w:lineRule="auto"/>
-              <w:jc w:val="left"/>
-            </w:pPr>
-            <w:r>
-              <w:rPr>
-                <w:sz w:val="16"/>
-              </w:rPr>
-              <w:t xml:space="preserve">Question</w:t>
-            </w:r>
-          </w:p>
-        </w:tc>
-        <w:tc>
-          <w:tcPr>
-            <w:tcW w:type="dxa" w:w="2160"/>
-          </w:tcPr>
-          <w:p>
-            <w:pPr>
-              <w:pStyle w:val="Compact"/>
-              <w:spacing w:before="0" w:after="0" w:line="240" w:lineRule="auto"/>
-              <w:jc w:val="left"/>
-            </w:pPr>
-            <w:r>
-              <w:rPr>
-                <w:sz w:val="16"/>
-              </w:rPr>
-              <w:t xml:space="preserve">Intervention</w:t>
-            </w:r>
-          </w:p>
-        </w:tc>
-        <w:tc>
-          <w:tcPr>
-            <w:tcW w:type="dxa" w:w="1440"/>
+            <w:tcW w:type="dxa" w:w="1944"/>
           </w:tcPr>
           <w:p>
             <w:pPr>
@@ -5717,37 +5936,55 @@
         </w:tc>
         <w:tc>
           <w:tcPr>
-            <w:tcW w:type="dxa" w:w="2376"/>
-          </w:tcPr>
-          <w:p>
-            <w:pPr>
-              <w:pStyle w:val="Compact"/>
-              <w:spacing w:before="0" w:after="0" w:line="240" w:lineRule="auto"/>
-              <w:jc w:val="left"/>
-            </w:pPr>
-            <w:r>
-              <w:rPr>
-                <w:sz w:val="16"/>
-              </w:rPr>
-              <w:t xml:space="preserve">Effect [95% CI]</w:t>
-            </w:r>
-          </w:p>
-        </w:tc>
-        <w:tc>
-          <w:tcPr>
-            <w:tcW w:type="dxa" w:w="1224"/>
-          </w:tcPr>
-          <w:p>
-            <w:pPr>
-              <w:pStyle w:val="Compact"/>
-              <w:spacing w:before="0" w:after="0" w:line="240" w:lineRule="auto"/>
-              <w:jc w:val="left"/>
-            </w:pPr>
-            <w:r>
-              <w:rPr>
-                <w:sz w:val="16"/>
-              </w:rPr>
-              <w:t xml:space="preserve">Answer</w:t>
+            <w:tcW w:type="dxa" w:w="1728"/>
+          </w:tcPr>
+          <w:p>
+            <w:pPr>
+              <w:pStyle w:val="Compact"/>
+              <w:spacing w:before="0" w:after="0" w:line="240" w:lineRule="auto"/>
+              <w:jc w:val="center"/>
+            </w:pPr>
+            <w:r>
+              <w:rPr>
+                <w:sz w:val="16"/>
+              </w:rPr>
+              <w:t xml:space="preserve">Donor steering</w:t>
+            </w:r>
+          </w:p>
+        </w:tc>
+        <w:tc>
+          <w:tcPr>
+            <w:tcW w:type="dxa" w:w="3816"/>
+          </w:tcPr>
+          <w:p>
+            <w:pPr>
+              <w:pStyle w:val="Compact"/>
+              <w:spacing w:before="0" w:after="0" w:line="240" w:lineRule="auto"/>
+              <w:jc w:val="center"/>
+            </w:pPr>
+            <w:r>
+              <w:rPr>
+                <w:sz w:val="16"/>
+              </w:rPr>
+              <w:t xml:space="preserve">Replacement loss [95% CI]</w:t>
+            </w:r>
+          </w:p>
+        </w:tc>
+        <w:tc>
+          <w:tcPr>
+            <w:tcW w:type="dxa" w:w="1872"/>
+          </w:tcPr>
+          <w:p>
+            <w:pPr>
+              <w:pStyle w:val="Compact"/>
+              <w:spacing w:before="0" w:after="0" w:line="240" w:lineRule="auto"/>
+              <w:jc w:val="center"/>
+            </w:pPr>
+            <w:r>
+              <w:rPr>
+                <w:sz w:val="16"/>
+              </w:rPr>
+              <w:t xml:space="preserve">Relative reduction</w:t>
             </w:r>
           </w:p>
         </w:tc>
@@ -5758,110 +5995,73 @@
         </w:trPr>
         <w:tc>
           <w:tcPr>
-            <w:tcW w:type="dxa" w:w="2160"/>
-          </w:tcPr>
-          <w:p>
-            <w:pPr>
-              <w:pStyle w:val="Compact"/>
-              <w:spacing w:before="0" w:after="0" w:line="240" w:lineRule="auto"/>
-              <w:jc w:val="left"/>
-            </w:pPr>
-            <w:r>
-              <w:rPr>
-                <w:sz w:val="16"/>
-              </w:rPr>
-              <w:t xml:space="preserve">Content sufficient?</w:t>
-            </w:r>
-          </w:p>
-        </w:tc>
-        <w:tc>
-          <w:tcPr>
-            <w:tcW w:type="dxa" w:w="2160"/>
-          </w:tcPr>
-          <w:p>
-            <w:pPr>
-              <w:pStyle w:val="Compact"/>
-              <w:spacing w:before="0" w:after="0" w:line="240" w:lineRule="auto"/>
-              <w:jc w:val="left"/>
-            </w:pPr>
-            <w:r>
-              <w:rPr>
-                <w:sz w:val="16"/>
-              </w:rPr>
-              <w:t xml:space="preserve">Robot pixels</w:t>
-            </w:r>
-          </w:p>
-        </w:tc>
-        <w:tc>
-          <w:tcPr>
-            <w:tcW w:type="dxa" w:w="1440"/>
-          </w:tcPr>
-          <w:p>
-            <w:pPr>
-              <w:pStyle w:val="Compact"/>
-              <w:spacing w:before="0" w:after="0" w:line="240" w:lineRule="auto"/>
-              <w:jc w:val="left"/>
-            </w:pPr>
-            <w:r>
-              <w:rPr>
-                <w:sz w:val="16"/>
-              </w:rPr>
-              <w:t xml:space="preserve">Action</w:t>
-            </w:r>
-          </w:p>
-        </w:tc>
-        <w:tc>
-          <w:tcPr>
-            <w:tcW w:type="dxa" w:w="2376"/>
-          </w:tcPr>
-          <w:p>
-            <w:pPr>
-              <w:pStyle w:val="Compact"/>
-              <w:spacing w:before="0" w:after="0" w:line="240" w:lineRule="auto"/>
-              <w:jc w:val="left"/>
-            </w:pPr>
-            <w:r>
-              <w:rPr>
-                <w:sz w:val="16"/>
-              </w:rPr>
-              <w:t xml:space="preserve">0.0022 [</w:t>
-            </w:r>
-            <m:oMath>
-              <m:r>
-                <m:rPr>
-                  <m:sty m:val="p"/>
-                </m:rPr>
-                <m:t>−</m:t>
-              </m:r>
-              <m:r>
-                <m:t>0.0016</m:t>
-              </m:r>
-            </m:oMath>
-            <w:r>
-              <w:rPr>
-                <w:sz w:val="16"/>
-              </w:rPr>
-              <w:t xml:space="preserve">, 0.0060]</w:t>
-            </w:r>
-          </w:p>
-        </w:tc>
-        <w:tc>
-          <w:tcPr>
-            <w:tcW w:type="dxa" w:w="1224"/>
-          </w:tcPr>
-          <w:p>
-            <w:pPr>
-              <w:pStyle w:val="Compact"/>
-              <w:spacing w:before="0" w:after="0" w:line="240" w:lineRule="auto"/>
-              <w:jc w:val="left"/>
-            </w:pPr>
-            <w:r>
-              <w:rPr>
-                <w:b/>
-                <w:bCs/>
-                <w:sz w:val="16"/>
-              </w:rPr>
-              <w:t xml:space="preserve">No</w:t>
+            <w:tcW w:type="dxa" w:w="1944"/>
+          </w:tcPr>
+          <w:p>
+            <w:pPr>
+              <w:pStyle w:val="Compact"/>
+              <w:spacing w:before="0" w:after="0" w:line="240" w:lineRule="auto"/>
+              <w:jc w:val="left"/>
+            </w:pPr>
+            <w:r>
+              <w:rPr>
+                <w:sz w:val="16"/>
+              </w:rPr>
+              <w:t xml:space="preserve">Predicted action</w:t>
+            </w:r>
+          </w:p>
+        </w:tc>
+        <w:tc>
+          <w:tcPr>
+            <w:tcW w:type="dxa" w:w="1728"/>
+          </w:tcPr>
+          <w:p>
+            <w:pPr>
+              <w:pStyle w:val="Compact"/>
+              <w:spacing w:before="0" w:after="0" w:line="240" w:lineRule="auto"/>
+              <w:jc w:val="center"/>
+            </w:pPr>
+            <w:r>
+              <w:rPr>
+                <w:sz w:val="16"/>
+              </w:rPr>
+              <w:t xml:space="preserve">0.992</w:t>
+            </w:r>
+          </w:p>
+        </w:tc>
+        <w:tc>
+          <w:tcPr>
+            <w:tcW w:type="dxa" w:w="3816"/>
+          </w:tcPr>
+          <w:p>
+            <w:pPr>
+              <w:pStyle w:val="Compact"/>
+              <w:spacing w:before="0" w:after="0" w:line="240" w:lineRule="auto"/>
+              <w:jc w:val="center"/>
+            </w:pPr>
+            <w:r>
+              <w:rPr>
+                <w:sz w:val="16"/>
+              </w:rPr>
+              <w:t xml:space="preserve">0.877 [0.842, 0.910]</w:t>
+            </w:r>
+          </w:p>
+        </w:tc>
+        <w:tc>
+          <w:tcPr>
+            <w:tcW w:type="dxa" w:w="1872"/>
+          </w:tcPr>
+          <w:p>
+            <w:pPr>
+              <w:pStyle w:val="Compact"/>
+              <w:spacing w:before="0" w:after="0" w:line="240" w:lineRule="auto"/>
+              <w:jc w:val="center"/>
+            </w:pPr>
+            <w:r>
+              <w:rPr>
+                <w:sz w:val="16"/>
+              </w:rPr>
+              <w:t xml:space="preserve">88%</w:t>
             </w:r>
           </w:p>
         </w:tc>
@@ -5872,110 +6072,73 @@
         </w:trPr>
         <w:tc>
           <w:tcPr>
-            <w:tcW w:type="dxa" w:w="2160"/>
-          </w:tcPr>
-          <w:p>
-            <w:pPr>
-              <w:pStyle w:val="Compact"/>
-              <w:spacing w:before="0" w:after="0" w:line="240" w:lineRule="auto"/>
-              <w:jc w:val="left"/>
-            </w:pPr>
-            <w:r>
-              <w:rPr>
-                <w:sz w:val="16"/>
-              </w:rPr>
-              <w:t xml:space="preserve">Content sufficient?</w:t>
-            </w:r>
-          </w:p>
-        </w:tc>
-        <w:tc>
-          <w:tcPr>
-            <w:tcW w:type="dxa" w:w="2160"/>
-          </w:tcPr>
-          <w:p>
-            <w:pPr>
-              <w:pStyle w:val="Compact"/>
-              <w:spacing w:before="0" w:after="0" w:line="240" w:lineRule="auto"/>
-              <w:jc w:val="left"/>
-            </w:pPr>
-            <w:r>
-              <w:rPr>
-                <w:sz w:val="16"/>
-              </w:rPr>
-              <w:t xml:space="preserve">Robot pixels</w:t>
-            </w:r>
-          </w:p>
-        </w:tc>
-        <w:tc>
-          <w:tcPr>
-            <w:tcW w:type="dxa" w:w="1440"/>
-          </w:tcPr>
-          <w:p>
-            <w:pPr>
-              <w:pStyle w:val="Compact"/>
-              <w:spacing w:before="0" w:after="0" w:line="240" w:lineRule="auto"/>
-              <w:jc w:val="left"/>
-            </w:pPr>
-            <w:r>
-              <w:rPr>
-                <w:sz w:val="16"/>
-              </w:rPr>
-              <w:t xml:space="preserve">Endpoint</w:t>
-            </w:r>
-          </w:p>
-        </w:tc>
-        <w:tc>
-          <w:tcPr>
-            <w:tcW w:type="dxa" w:w="2376"/>
-          </w:tcPr>
-          <w:p>
-            <w:pPr>
-              <w:pStyle w:val="Compact"/>
-              <w:spacing w:before="0" w:after="0" w:line="240" w:lineRule="auto"/>
-              <w:jc w:val="left"/>
-            </w:pPr>
-            <w:r>
-              <w:rPr>
-                <w:sz w:val="16"/>
-              </w:rPr>
-              <w:t xml:space="preserve">0.0102 [</w:t>
-            </w:r>
-            <m:oMath>
-              <m:r>
-                <m:rPr>
-                  <m:sty m:val="p"/>
-                </m:rPr>
-                <m:t>−</m:t>
-              </m:r>
-              <m:r>
-                <m:t>0.0067</m:t>
-              </m:r>
-            </m:oMath>
-            <w:r>
-              <w:rPr>
-                <w:sz w:val="16"/>
-              </w:rPr>
-              <w:t xml:space="preserve">, 0.0275]</w:t>
-            </w:r>
-          </w:p>
-        </w:tc>
-        <w:tc>
-          <w:tcPr>
-            <w:tcW w:type="dxa" w:w="1224"/>
-          </w:tcPr>
-          <w:p>
-            <w:pPr>
-              <w:pStyle w:val="Compact"/>
-              <w:spacing w:before="0" w:after="0" w:line="240" w:lineRule="auto"/>
-              <w:jc w:val="left"/>
-            </w:pPr>
-            <w:r>
-              <w:rPr>
-                <w:b/>
-                <w:bCs/>
-                <w:sz w:val="16"/>
-              </w:rPr>
-              <w:t xml:space="preserve">No</w:t>
+            <w:tcW w:type="dxa" w:w="1944"/>
+          </w:tcPr>
+          <w:p>
+            <w:pPr>
+              <w:pStyle w:val="Compact"/>
+              <w:spacing w:before="0" w:after="0" w:line="240" w:lineRule="auto"/>
+              <w:jc w:val="left"/>
+            </w:pPr>
+            <w:r>
+              <w:rPr>
+                <w:sz w:val="16"/>
+              </w:rPr>
+              <w:t xml:space="preserve">Executed action</w:t>
+            </w:r>
+          </w:p>
+        </w:tc>
+        <w:tc>
+          <w:tcPr>
+            <w:tcW w:type="dxa" w:w="1728"/>
+          </w:tcPr>
+          <w:p>
+            <w:pPr>
+              <w:pStyle w:val="Compact"/>
+              <w:spacing w:before="0" w:after="0" w:line="240" w:lineRule="auto"/>
+              <w:jc w:val="center"/>
+            </w:pPr>
+            <w:r>
+              <w:rPr>
+                <w:sz w:val="16"/>
+              </w:rPr>
+              <w:t xml:space="preserve">0.983</w:t>
+            </w:r>
+          </w:p>
+        </w:tc>
+        <w:tc>
+          <w:tcPr>
+            <w:tcW w:type="dxa" w:w="3816"/>
+          </w:tcPr>
+          <w:p>
+            <w:pPr>
+              <w:pStyle w:val="Compact"/>
+              <w:spacing w:before="0" w:after="0" w:line="240" w:lineRule="auto"/>
+              <w:jc w:val="center"/>
+            </w:pPr>
+            <w:r>
+              <w:rPr>
+                <w:sz w:val="16"/>
+              </w:rPr>
+              <w:t xml:space="preserve">0.814 [0.723, 0.900]</w:t>
+            </w:r>
+          </w:p>
+        </w:tc>
+        <w:tc>
+          <w:tcPr>
+            <w:tcW w:type="dxa" w:w="1872"/>
+          </w:tcPr>
+          <w:p>
+            <w:pPr>
+              <w:pStyle w:val="Compact"/>
+              <w:spacing w:before="0" w:after="0" w:line="240" w:lineRule="auto"/>
+              <w:jc w:val="center"/>
+            </w:pPr>
+            <w:r>
+              <w:rPr>
+                <w:sz w:val="16"/>
+              </w:rPr>
+              <w:t xml:space="preserve">83%</w:t>
             </w:r>
           </w:p>
         </w:tc>
@@ -5986,465 +6149,7 @@
         </w:trPr>
         <w:tc>
           <w:tcPr>
-            <w:tcW w:type="dxa" w:w="2160"/>
-          </w:tcPr>
-          <w:p>
-            <w:pPr>
-              <w:pStyle w:val="Compact"/>
-              <w:spacing w:before="0" w:after="0" w:line="240" w:lineRule="auto"/>
-              <w:jc w:val="left"/>
-            </w:pPr>
-            <w:r>
-              <w:rPr>
-                <w:sz w:val="16"/>
-              </w:rPr>
-              <w:t xml:space="preserve">Content sufficient?</w:t>
-            </w:r>
-          </w:p>
-        </w:tc>
-        <w:tc>
-          <w:tcPr>
-            <w:tcW w:type="dxa" w:w="2160"/>
-          </w:tcPr>
-          <w:p>
-            <w:pPr>
-              <w:pStyle w:val="Compact"/>
-              <w:spacing w:before="0" w:after="0" w:line="240" w:lineRule="auto"/>
-              <w:jc w:val="left"/>
-            </w:pPr>
-            <w:r>
-              <w:rPr>
-                <w:sz w:val="16"/>
-              </w:rPr>
-              <w:t xml:space="preserve">Object pixels</w:t>
-            </w:r>
-          </w:p>
-        </w:tc>
-        <w:tc>
-          <w:tcPr>
-            <w:tcW w:type="dxa" w:w="1440"/>
-          </w:tcPr>
-          <w:p>
-            <w:pPr>
-              <w:pStyle w:val="Compact"/>
-              <w:spacing w:before="0" w:after="0" w:line="240" w:lineRule="auto"/>
-              <w:jc w:val="left"/>
-            </w:pPr>
-            <w:r>
-              <w:rPr>
-                <w:sz w:val="16"/>
-              </w:rPr>
-              <w:t xml:space="preserve">Action</w:t>
-            </w:r>
-          </w:p>
-        </w:tc>
-        <w:tc>
-          <w:tcPr>
-            <w:tcW w:type="dxa" w:w="2376"/>
-          </w:tcPr>
-          <w:p>
-            <w:pPr>
-              <w:pStyle w:val="Compact"/>
-              <w:spacing w:before="0" w:after="0" w:line="240" w:lineRule="auto"/>
-              <w:jc w:val="left"/>
-            </w:pPr>
-            <w:r>
-              <w:rPr>
-                <w:sz w:val="16"/>
-              </w:rPr>
-              <w:t xml:space="preserve">0.0061 [0.0009, 0.0119]</w:t>
-            </w:r>
-          </w:p>
-        </w:tc>
-        <w:tc>
-          <w:tcPr>
-            <w:tcW w:type="dxa" w:w="1224"/>
-          </w:tcPr>
-          <w:p>
-            <w:pPr>
-              <w:pStyle w:val="Compact"/>
-              <w:spacing w:before="0" w:after="0" w:line="240" w:lineRule="auto"/>
-              <w:jc w:val="left"/>
-            </w:pPr>
-            <w:r>
-              <w:rPr>
-                <w:b/>
-                <w:bCs/>
-                <w:sz w:val="16"/>
-              </w:rPr>
-              <w:t xml:space="preserve">No</w:t>
-            </w:r>
-          </w:p>
-        </w:tc>
-      </w:tr>
-      <w:tr>
-        <w:trPr>
-          <w:cantSplit/>
-        </w:trPr>
-        <w:tc>
-          <w:tcPr>
-            <w:tcW w:type="dxa" w:w="2160"/>
-          </w:tcPr>
-          <w:p>
-            <w:pPr>
-              <w:pStyle w:val="Compact"/>
-              <w:spacing w:before="0" w:after="0" w:line="240" w:lineRule="auto"/>
-              <w:jc w:val="left"/>
-            </w:pPr>
-            <w:r>
-              <w:rPr>
-                <w:sz w:val="16"/>
-              </w:rPr>
-              <w:t xml:space="preserve">Content sufficient?</w:t>
-            </w:r>
-          </w:p>
-        </w:tc>
-        <w:tc>
-          <w:tcPr>
-            <w:tcW w:type="dxa" w:w="2160"/>
-          </w:tcPr>
-          <w:p>
-            <w:pPr>
-              <w:pStyle w:val="Compact"/>
-              <w:spacing w:before="0" w:after="0" w:line="240" w:lineRule="auto"/>
-              <w:jc w:val="left"/>
-            </w:pPr>
-            <w:r>
-              <w:rPr>
-                <w:sz w:val="16"/>
-              </w:rPr>
-              <w:t xml:space="preserve">Object pixels</w:t>
-            </w:r>
-          </w:p>
-        </w:tc>
-        <w:tc>
-          <w:tcPr>
-            <w:tcW w:type="dxa" w:w="1440"/>
-          </w:tcPr>
-          <w:p>
-            <w:pPr>
-              <w:pStyle w:val="Compact"/>
-              <w:spacing w:before="0" w:after="0" w:line="240" w:lineRule="auto"/>
-              <w:jc w:val="left"/>
-            </w:pPr>
-            <w:r>
-              <w:rPr>
-                <w:sz w:val="16"/>
-              </w:rPr>
-              <w:t xml:space="preserve">Endpoint</w:t>
-            </w:r>
-          </w:p>
-        </w:tc>
-        <w:tc>
-          <w:tcPr>
-            <w:tcW w:type="dxa" w:w="2376"/>
-          </w:tcPr>
-          <w:p>
-            <w:pPr>
-              <w:pStyle w:val="Compact"/>
-              <w:spacing w:before="0" w:after="0" w:line="240" w:lineRule="auto"/>
-              <w:jc w:val="left"/>
-            </w:pPr>
-            <m:oMath>
-              <m:r>
-                <m:rPr>
-                  <m:sty m:val="p"/>
-                </m:rPr>
-                <m:t>−</m:t>
-              </m:r>
-              <m:r>
-                <m:t>0.0001</m:t>
-              </m:r>
-            </m:oMath>
-            <w:r>
-              <w:rPr>
-                <w:sz w:val="16"/>
-              </w:rPr>
-              <w:t xml:space="preserve"> </w:t>
-            </w:r>
-            <w:r>
-              <w:rPr>
-                <w:sz w:val="16"/>
-              </w:rPr>
-              <w:t xml:space="preserve">[</w:t>
-            </w:r>
-            <m:oMath>
-              <m:r>
-                <m:rPr>
-                  <m:sty m:val="p"/>
-                </m:rPr>
-                <m:t>−</m:t>
-              </m:r>
-              <m:r>
-                <m:t>0.0254</m:t>
-              </m:r>
-            </m:oMath>
-            <w:r>
-              <w:rPr>
-                <w:sz w:val="16"/>
-              </w:rPr>
-              <w:t xml:space="preserve">, 0.0239]</w:t>
-            </w:r>
-          </w:p>
-        </w:tc>
-        <w:tc>
-          <w:tcPr>
-            <w:tcW w:type="dxa" w:w="1224"/>
-          </w:tcPr>
-          <w:p>
-            <w:pPr>
-              <w:pStyle w:val="Compact"/>
-              <w:spacing w:before="0" w:after="0" w:line="240" w:lineRule="auto"/>
-              <w:jc w:val="left"/>
-            </w:pPr>
-            <w:r>
-              <w:rPr>
-                <w:b/>
-                <w:bCs/>
-                <w:sz w:val="16"/>
-              </w:rPr>
-              <w:t xml:space="preserve">No</w:t>
-            </w:r>
-          </w:p>
-        </w:tc>
-      </w:tr>
-      <w:tr>
-        <w:trPr>
-          <w:cantSplit/>
-        </w:trPr>
-        <w:tc>
-          <w:tcPr>
-            <w:tcW w:type="dxa" w:w="2160"/>
-          </w:tcPr>
-          <w:p>
-            <w:pPr>
-              <w:pStyle w:val="Compact"/>
-              <w:spacing w:before="0" w:after="0" w:line="240" w:lineRule="auto"/>
-              <w:jc w:val="left"/>
-            </w:pPr>
-            <w:r>
-              <w:rPr>
-                <w:sz w:val="16"/>
-              </w:rPr>
-              <w:t xml:space="preserve">Future K/V carries effect?</w:t>
-            </w:r>
-          </w:p>
-        </w:tc>
-        <w:tc>
-          <w:tcPr>
-            <w:tcW w:type="dxa" w:w="2160"/>
-          </w:tcPr>
-          <w:p>
-            <w:pPr>
-              <w:pStyle w:val="Compact"/>
-              <w:spacing w:before="0" w:after="0" w:line="240" w:lineRule="auto"/>
-              <w:jc w:val="left"/>
-            </w:pPr>
-            <w:r>
-              <w:rPr>
-                <w:sz w:val="16"/>
-              </w:rPr>
-              <w:t xml:space="preserve">Self K/V replacement</w:t>
-            </w:r>
-          </w:p>
-        </w:tc>
-        <w:tc>
-          <w:tcPr>
-            <w:tcW w:type="dxa" w:w="1440"/>
-          </w:tcPr>
-          <w:p>
-            <w:pPr>
-              <w:pStyle w:val="Compact"/>
-              <w:spacing w:before="0" w:after="0" w:line="240" w:lineRule="auto"/>
-              <w:jc w:val="left"/>
-            </w:pPr>
-            <w:r>
-              <w:rPr>
-                <w:sz w:val="16"/>
-              </w:rPr>
-              <w:t xml:space="preserve">Predicted action</w:t>
-            </w:r>
-          </w:p>
-        </w:tc>
-        <w:tc>
-          <w:tcPr>
-            <w:tcW w:type="dxa" w:w="2376"/>
-          </w:tcPr>
-          <w:p>
-            <w:pPr>
-              <w:pStyle w:val="Compact"/>
-              <w:spacing w:before="0" w:after="0" w:line="240" w:lineRule="auto"/>
-              <w:jc w:val="left"/>
-            </w:pPr>
-            <w:r>
-              <w:rPr>
-                <w:sz w:val="16"/>
-              </w:rPr>
-              <w:t xml:space="preserve">0.877 [0.842, 0.910]</w:t>
-            </w:r>
-          </w:p>
-        </w:tc>
-        <w:tc>
-          <w:tcPr>
-            <w:tcW w:type="dxa" w:w="1224"/>
-          </w:tcPr>
-          <w:p>
-            <w:pPr>
-              <w:pStyle w:val="Compact"/>
-              <w:spacing w:before="0" w:after="0" w:line="240" w:lineRule="auto"/>
-              <w:jc w:val="left"/>
-            </w:pPr>
-            <w:r>
-              <w:rPr>
-                <w:b/>
-                <w:bCs/>
-                <w:sz w:val="16"/>
-              </w:rPr>
-              <w:t xml:space="preserve">Yes (88%)</w:t>
-            </w:r>
-          </w:p>
-        </w:tc>
-      </w:tr>
-      <w:tr>
-        <w:trPr>
-          <w:cantSplit/>
-        </w:trPr>
-        <w:tc>
-          <w:tcPr>
-            <w:tcW w:type="dxa" w:w="2160"/>
-          </w:tcPr>
-          <w:p>
-            <w:pPr>
-              <w:pStyle w:val="Compact"/>
-              <w:spacing w:before="0" w:after="0" w:line="240" w:lineRule="auto"/>
-              <w:jc w:val="left"/>
-            </w:pPr>
-            <w:r>
-              <w:rPr>
-                <w:sz w:val="16"/>
-              </w:rPr>
-              <w:t xml:space="preserve">Future K/V carries effect?</w:t>
-            </w:r>
-          </w:p>
-        </w:tc>
-        <w:tc>
-          <w:tcPr>
-            <w:tcW w:type="dxa" w:w="2160"/>
-          </w:tcPr>
-          <w:p>
-            <w:pPr>
-              <w:pStyle w:val="Compact"/>
-              <w:spacing w:before="0" w:after="0" w:line="240" w:lineRule="auto"/>
-              <w:jc w:val="left"/>
-            </w:pPr>
-            <w:r>
-              <w:rPr>
-                <w:sz w:val="16"/>
-              </w:rPr>
-              <w:t xml:space="preserve">Self K/V replacement</w:t>
-            </w:r>
-          </w:p>
-        </w:tc>
-        <w:tc>
-          <w:tcPr>
-            <w:tcW w:type="dxa" w:w="1440"/>
-          </w:tcPr>
-          <w:p>
-            <w:pPr>
-              <w:pStyle w:val="Compact"/>
-              <w:spacing w:before="0" w:after="0" w:line="240" w:lineRule="auto"/>
-              <w:jc w:val="left"/>
-            </w:pPr>
-            <w:r>
-              <w:rPr>
-                <w:sz w:val="16"/>
-              </w:rPr>
-              <w:t xml:space="preserve">Executed action</w:t>
-            </w:r>
-          </w:p>
-        </w:tc>
-        <w:tc>
-          <w:tcPr>
-            <w:tcW w:type="dxa" w:w="2376"/>
-          </w:tcPr>
-          <w:p>
-            <w:pPr>
-              <w:pStyle w:val="Compact"/>
-              <w:spacing w:before="0" w:after="0" w:line="240" w:lineRule="auto"/>
-              <w:jc w:val="left"/>
-            </w:pPr>
-            <w:r>
-              <w:rPr>
-                <w:sz w:val="16"/>
-              </w:rPr>
-              <w:t xml:space="preserve">0.814 [0.723, 0.900]</w:t>
-            </w:r>
-          </w:p>
-        </w:tc>
-        <w:tc>
-          <w:tcPr>
-            <w:tcW w:type="dxa" w:w="1224"/>
-          </w:tcPr>
-          <w:p>
-            <w:pPr>
-              <w:pStyle w:val="Compact"/>
-              <w:spacing w:before="0" w:after="0" w:line="240" w:lineRule="auto"/>
-              <w:jc w:val="left"/>
-            </w:pPr>
-            <w:r>
-              <w:rPr>
-                <w:b/>
-                <w:bCs/>
-                <w:sz w:val="16"/>
-              </w:rPr>
-              <w:t xml:space="preserve">Yes (83%)</w:t>
-            </w:r>
-          </w:p>
-        </w:tc>
-      </w:tr>
-      <w:tr>
-        <w:trPr>
-          <w:cantSplit/>
-        </w:trPr>
-        <w:tc>
-          <w:tcPr>
-            <w:tcW w:type="dxa" w:w="2160"/>
-          </w:tcPr>
-          <w:p>
-            <w:pPr>
-              <w:pStyle w:val="Compact"/>
-              <w:spacing w:before="0" w:after="0" w:line="240" w:lineRule="auto"/>
-              <w:jc w:val="left"/>
-            </w:pPr>
-            <w:r>
-              <w:rPr>
-                <w:sz w:val="16"/>
-              </w:rPr>
-              <w:t xml:space="preserve">Future K/V carries effect?</w:t>
-            </w:r>
-          </w:p>
-        </w:tc>
-        <w:tc>
-          <w:tcPr>
-            <w:tcW w:type="dxa" w:w="2160"/>
-          </w:tcPr>
-          <w:p>
-            <w:pPr>
-              <w:pStyle w:val="Compact"/>
-              <w:spacing w:before="0" w:after="0" w:line="240" w:lineRule="auto"/>
-              <w:jc w:val="left"/>
-            </w:pPr>
-            <w:r>
-              <w:rPr>
-                <w:sz w:val="16"/>
-              </w:rPr>
-              <w:t xml:space="preserve">Self K/V replacement</w:t>
-            </w:r>
-          </w:p>
-        </w:tc>
-        <w:tc>
-          <w:tcPr>
-            <w:tcW w:type="dxa" w:w="1440"/>
+            <w:tcW w:type="dxa" w:w="1944"/>
           </w:tcPr>
           <w:p>
             <w:pPr>
@@ -6462,13 +6167,31 @@
         </w:tc>
         <w:tc>
           <w:tcPr>
-            <w:tcW w:type="dxa" w:w="2376"/>
-          </w:tcPr>
-          <w:p>
-            <w:pPr>
-              <w:pStyle w:val="Compact"/>
-              <w:spacing w:before="0" w:after="0" w:line="240" w:lineRule="auto"/>
-              <w:jc w:val="left"/>
+            <w:tcW w:type="dxa" w:w="1728"/>
+          </w:tcPr>
+          <w:p>
+            <w:pPr>
+              <w:pStyle w:val="Compact"/>
+              <w:spacing w:before="0" w:after="0" w:line="240" w:lineRule="auto"/>
+              <w:jc w:val="center"/>
+            </w:pPr>
+            <w:r>
+              <w:rPr>
+                <w:sz w:val="16"/>
+              </w:rPr>
+              <w:t xml:space="preserve">1.003</w:t>
+            </w:r>
+          </w:p>
+        </w:tc>
+        <w:tc>
+          <w:tcPr>
+            <w:tcW w:type="dxa" w:w="3816"/>
+          </w:tcPr>
+          <w:p>
+            <w:pPr>
+              <w:pStyle w:val="Compact"/>
+              <w:spacing w:before="0" w:after="0" w:line="240" w:lineRule="auto"/>
+              <w:jc w:val="center"/>
             </w:pPr>
             <w:r>
               <w:rPr>
@@ -6480,28 +6203,26 @@
         </w:tc>
         <w:tc>
           <w:tcPr>
-            <w:tcW w:type="dxa" w:w="1224"/>
-          </w:tcPr>
-          <w:p>
-            <w:pPr>
-              <w:pStyle w:val="Compact"/>
-              <w:spacing w:before="0" w:after="0" w:line="240" w:lineRule="auto"/>
-              <w:jc w:val="left"/>
-            </w:pPr>
-            <w:r>
-              <w:rPr>
-                <w:b/>
-                <w:bCs/>
-                <w:sz w:val="16"/>
-              </w:rPr>
-              <w:t xml:space="preserve">Yes (85%)</w:t>
+            <w:tcW w:type="dxa" w:w="1872"/>
+          </w:tcPr>
+          <w:p>
+            <w:pPr>
+              <w:pStyle w:val="Compact"/>
+              <w:spacing w:before="0" w:after="0" w:line="240" w:lineRule="auto"/>
+              <w:jc w:val="center"/>
+            </w:pPr>
+            <w:r>
+              <w:rPr>
+                <w:sz w:val="16"/>
+              </w:rPr>
+              <w:t xml:space="preserve">85%</w:t>
             </w:r>
           </w:p>
         </w:tc>
       </w:tr>
     </w:tbl>
-    <w:bookmarkEnd w:id="37"/>
-    <w:bookmarkStart w:id="41" w:name="fig:mechanisms"/>
+    <w:bookmarkEnd w:id="38"/>
+    <w:bookmarkStart w:id="42" w:name="fig:mechanisms"/>
     <w:p>
       <w:pPr>
         <w:pStyle w:val="CaptionedFigure"/>
@@ -6511,18 +6232,18 @@
           <wp:inline>
             <wp:extent cx="5334000" cy="1924272"/>
             <wp:effectExtent b="0" l="0" r="0" t="0"/>
-            <wp:docPr descr="" title="" id="39" name="Picture"/>
+            <wp:docPr descr="" title="" id="40" name="Picture"/>
             <a:graphic>
               <a:graphicData uri="http://schemas.openxmlformats.org/drawingml/2006/picture">
                 <pic:pic>
                   <pic:nvPicPr>
-                    <pic:cNvPr descr="figures/pathway_results.png" id="40" name="Picture"/>
+                    <pic:cNvPr descr="figures/pathway_results.png" id="41" name="Picture"/>
                     <pic:cNvPicPr>
                       <a:picLocks noChangeArrowheads="1" noChangeAspect="1"/>
                     </pic:cNvPicPr>
                   </pic:nvPicPr>
                   <pic:blipFill>
-                    <a:blip r:embed="rId38"/>
+                    <a:blip r:embed="rId39"/>
                     <a:stretch>
                       <a:fillRect/>
                     </a:stretch>
@@ -6557,11 +6278,11 @@
         <w:t xml:space="preserve">What carries the effect? Orange denotes donor-future steering, gray denotes isolated pixel-factor effects, and blue denotes the fraction removed by restoring self-future K/V. (a) In Cosmos Policy, the wrist-video future reproduces most of the whole-future action effect; future proprioception reproduces none. (b) In Cosmos 3, neither robot-only nor object-only pixels reproduce the whole-future effect; the shaded band is the prespecified equivalence region. (c) Replacing the donor-future K/V pathway with self-future K/V removes 83–88% of donor steering.</w:t>
       </w:r>
     </w:p>
-    <w:bookmarkEnd w:id="41"/>
     <w:bookmarkEnd w:id="42"/>
     <w:bookmarkEnd w:id="43"/>
     <w:bookmarkEnd w:id="44"/>
-    <w:bookmarkStart w:id="47" w:name="sec:discussion"/>
+    <w:bookmarkEnd w:id="45"/>
+    <w:bookmarkStart w:id="48" w:name="sec:discussion"/>
     <w:p>
       <w:pPr>
         <w:pStyle w:val="Heading1"/>
@@ -6618,7 +6339,7 @@
         <w:t xml:space="preserve">describe generated representations, not deliberation. Our claim is that these direct policies condition action on coherent futures, not that WAMs generally plan over task consequences.</w:t>
       </w:r>
     </w:p>
-    <w:bookmarkStart w:id="45" w:name="limitations."/>
+    <w:bookmarkStart w:id="46" w:name="limitations."/>
     <w:p>
       <w:pPr>
         <w:pStyle w:val="Heading4"/>
@@ -6635,8 +6356,8 @@
         <w:t xml:space="preserve">All interventions are in simulation and cover two checkpoints, six RoboLab tasks, and LIBERO-Long. Cosmos Policy’s strongest result uses one first-query state per task, while later estimates use different physical states and therefore cannot isolate elapsed time. Its natural content analysis contains only four states, and rendered hybrids may be outside the policy’s native future distribution. Cosmos 3 completed 22 of 24 frozen population states and 10 of 12 factor states; the two population omissions resulted from short source videos and were not replaced. Pixel masks may miss distributed semantic features or induce nonlinear changes, so negligible isolated effects do not establish joint necessity. Key removal changes attention normalization, and K/V replacement can interact with unpatched routes. We do not demonstrate task-success mediation or recover a full circuit.</w:t>
       </w:r>
     </w:p>
-    <w:bookmarkEnd w:id="45"/>
-    <w:bookmarkStart w:id="46" w:name="broader-impact."/>
+    <w:bookmarkEnd w:id="46"/>
+    <w:bookmarkStart w:id="47" w:name="broader-impact."/>
     <w:p>
       <w:pPr>
         <w:pStyle w:val="Heading4"/>
@@ -6653,9 +6374,9 @@
         <w:t xml:space="preserve">Mechanistic tests can help distinguish plausible-looking predictions from representations that actually control behavior. The same interfaces could also redirect robot actions or create false confidence if validated on narrow state distributions. Use beyond simulation would require broader coverage, physical safety constraints, and monitoring outside the intervention metric.</w:t>
       </w:r>
     </w:p>
-    <w:bookmarkEnd w:id="46"/>
     <w:bookmarkEnd w:id="47"/>
-    <w:bookmarkStart w:id="48" w:name="conclusion"/>
+    <w:bookmarkEnd w:id="48"/>
+    <w:bookmarkStart w:id="49" w:name="conclusion"/>
     <w:p>
       <w:pPr>
         <w:pStyle w:val="Heading1"/>
@@ -6672,8 +6393,8 @@
         <w:t xml:space="preserve">The central result is directional: we do not merely damage a model’s future and observe that behavior changes; we supply a different coherent future and find that behavior follows that particular alternative. Cosmos 3 shows this across 22 sampled states, with future-token K/V carrying most of the action and endpoint shift. Cosmos Policy shows a related, more state-dependent effect dominated by visual robot-motion information, while neither isolated robot nor object pixels reproduce Cosmos 3’s whole-future effect. These models use generated futures to condition action. Whether they compare alternative predicted outcomes in order to plan remains unanswered.</w:t>
       </w:r>
     </w:p>
-    <w:bookmarkEnd w:id="48"/>
-    <w:bookmarkStart w:id="49" w:name="app:reproducibility"/>
+    <w:bookmarkEnd w:id="49"/>
+    <w:bookmarkStart w:id="50" w:name="app:reproducibility"/>
     <w:p>
       <w:pPr>
         <w:pStyle w:val="Heading1"/>
@@ -6782,8 +6503,8 @@
         <w:t xml:space="preserve">. Endpoint evaluation reconstructs the environment, restores the saved state, and replays the observation prefix. Separate controls test token layout, sampler wrapping, cache record and replay, self replacement, and the action-coordinate boundary. Complete timing and aggregate compute accounting remain to be added before submission.</w:t>
       </w:r>
     </w:p>
-    <w:bookmarkEnd w:id="49"/>
-    <w:bookmarkStart w:id="99" w:name="app:additional"/>
+    <w:bookmarkEnd w:id="50"/>
+    <w:bookmarkStart w:id="100" w:name="app:additional"/>
     <w:p>
       <w:pPr>
         <w:pStyle w:val="Heading1"/>
@@ -6957,8 +6678,8 @@
         <w:t xml:space="preserve">), positive in 6/6 states; action steering is smaller and does not reliably exceed the Gaussian control. In the Cosmos 3 population, the two missing frozen states ended after 21 and 29 actions, before producing the 33-frame source video. Neither was replaced. The prespecified minimum of 20 states across five tasks and the factor-study minimum of ten states across five tasks were both met across six tasks.</w:t>
       </w:r>
     </w:p>
-    <w:bookmarkStart w:id="98" w:name="refs"/>
-    <w:bookmarkStart w:id="51" w:name="ref-du2023unipi"/>
+    <w:bookmarkStart w:id="99" w:name="refs"/>
+    <w:bookmarkStart w:id="52" w:name="ref-du2023unipi"/>
     <w:p>
       <w:pPr>
         <w:pStyle w:val="Bibliography"/>
@@ -6991,7 +6712,7 @@
       <w:r>
         <w:t xml:space="preserve"> </w:t>
       </w:r>
-      <w:hyperlink r:id="rId50">
+      <w:hyperlink r:id="rId51">
         <w:r>
           <w:rPr>
             <w:rStyle w:val="Hyperlink"/>
@@ -7003,8 +6724,8 @@
         <w:t xml:space="preserve">.</w:t>
       </w:r>
     </w:p>
-    <w:bookmarkEnd w:id="51"/>
-    <w:bookmarkStart w:id="53" w:name="ref-du2024videolanguage"/>
+    <w:bookmarkEnd w:id="52"/>
+    <w:bookmarkStart w:id="54" w:name="ref-du2024videolanguage"/>
     <w:p>
       <w:pPr>
         <w:pStyle w:val="Bibliography"/>
@@ -7034,7 +6755,7 @@
       <w:r>
         <w:t xml:space="preserve"> </w:t>
       </w:r>
-      <w:hyperlink r:id="rId52">
+      <w:hyperlink r:id="rId53">
         <w:r>
           <w:rPr>
             <w:rStyle w:val="Hyperlink"/>
@@ -7046,8 +6767,8 @@
         <w:t xml:space="preserve">.</w:t>
       </w:r>
     </w:p>
-    <w:bookmarkEnd w:id="53"/>
-    <w:bookmarkStart w:id="55" w:name="ref-ebert2018visualforesight"/>
+    <w:bookmarkEnd w:id="54"/>
+    <w:bookmarkStart w:id="56" w:name="ref-ebert2018visualforesight"/>
     <w:p>
       <w:pPr>
         <w:pStyle w:val="Bibliography"/>
@@ -7077,7 +6798,7 @@
       <w:r>
         <w:t xml:space="preserve"> </w:t>
       </w:r>
-      <w:hyperlink r:id="rId54">
+      <w:hyperlink r:id="rId55">
         <w:r>
           <w:rPr>
             <w:rStyle w:val="Hyperlink"/>
@@ -7089,8 +6810,8 @@
         <w:t xml:space="preserve">.</w:t>
       </w:r>
     </w:p>
-    <w:bookmarkEnd w:id="55"/>
-    <w:bookmarkStart w:id="57" w:name="ref-field2007clusterbootstrap"/>
+    <w:bookmarkEnd w:id="56"/>
+    <w:bookmarkStart w:id="58" w:name="ref-field2007clusterbootstrap"/>
     <w:p>
       <w:pPr>
         <w:pStyle w:val="Bibliography"/>
@@ -7123,7 +6844,7 @@
       <w:r>
         <w:t xml:space="preserve"> </w:t>
       </w:r>
-      <w:hyperlink r:id="rId56">
+      <w:hyperlink r:id="rId57">
         <w:r>
           <w:rPr>
             <w:rStyle w:val="Hyperlink"/>
@@ -7135,8 +6856,8 @@
         <w:t xml:space="preserve">.</w:t>
       </w:r>
     </w:p>
-    <w:bookmarkEnd w:id="57"/>
-    <w:bookmarkStart w:id="59" w:name="ref-goldowskydill2023pathpatching"/>
+    <w:bookmarkEnd w:id="58"/>
+    <w:bookmarkStart w:id="60" w:name="ref-goldowskydill2023pathpatching"/>
     <w:p>
       <w:pPr>
         <w:pStyle w:val="Bibliography"/>
@@ -7160,7 +6881,7 @@
       <w:r>
         <w:t xml:space="preserve"> </w:t>
       </w:r>
-      <w:hyperlink r:id="rId58">
+      <w:hyperlink r:id="rId59">
         <w:r>
           <w:rPr>
             <w:rStyle w:val="Hyperlink"/>
@@ -7172,8 +6893,8 @@
         <w:t xml:space="preserve">.</w:t>
       </w:r>
     </w:p>
-    <w:bookmarkEnd w:id="59"/>
-    <w:bookmarkStart w:id="61" w:name="ref-guo2024pad"/>
+    <w:bookmarkEnd w:id="60"/>
+    <w:bookmarkStart w:id="62" w:name="ref-guo2024pad"/>
     <w:p>
       <w:pPr>
         <w:pStyle w:val="Bibliography"/>
@@ -7206,7 +6927,7 @@
       <w:r>
         <w:t xml:space="preserve"> </w:t>
       </w:r>
-      <w:hyperlink r:id="rId60">
+      <w:hyperlink r:id="rId61">
         <w:r>
           <w:rPr>
             <w:rStyle w:val="Hyperlink"/>
@@ -7218,8 +6939,8 @@
         <w:t xml:space="preserve">.</w:t>
       </w:r>
     </w:p>
-    <w:bookmarkEnd w:id="61"/>
-    <w:bookmarkStart w:id="63" w:name="ref-hu2025vpp"/>
+    <w:bookmarkEnd w:id="62"/>
+    <w:bookmarkStart w:id="64" w:name="ref-hu2025vpp"/>
     <w:p>
       <w:pPr>
         <w:pStyle w:val="Bibliography"/>
@@ -7249,7 +6970,7 @@
       <w:r>
         <w:t xml:space="preserve"> </w:t>
       </w:r>
-      <w:hyperlink r:id="rId62">
+      <w:hyperlink r:id="rId63">
         <w:r>
           <w:rPr>
             <w:rStyle w:val="Hyperlink"/>
@@ -7261,8 +6982,8 @@
         <w:t xml:space="preserve">.</w:t>
       </w:r>
     </w:p>
-    <w:bookmarkEnd w:id="63"/>
-    <w:bookmarkStart w:id="65" w:name="ref-kim2026cosmospolicy"/>
+    <w:bookmarkEnd w:id="64"/>
+    <w:bookmarkStart w:id="66" w:name="ref-kim2026cosmospolicy"/>
     <w:p>
       <w:pPr>
         <w:pStyle w:val="Bibliography"/>
@@ -7298,7 +7019,7 @@
       <w:r>
         <w:t xml:space="preserve"> </w:t>
       </w:r>
-      <w:hyperlink r:id="rId64">
+      <w:hyperlink r:id="rId65">
         <w:r>
           <w:rPr>
             <w:rStyle w:val="Hyperlink"/>
@@ -7310,8 +7031,8 @@
         <w:t xml:space="preserve">.</w:t>
       </w:r>
     </w:p>
-    <w:bookmarkEnd w:id="65"/>
-    <w:bookmarkStart w:id="67" w:name="ref-lakens2017equivalence"/>
+    <w:bookmarkEnd w:id="66"/>
+    <w:bookmarkStart w:id="68" w:name="ref-lakens2017equivalence"/>
     <w:p>
       <w:pPr>
         <w:pStyle w:val="Bibliography"/>
@@ -7344,7 +7065,7 @@
       <w:r>
         <w:t xml:space="preserve"> </w:t>
       </w:r>
-      <w:hyperlink r:id="rId66">
+      <w:hyperlink r:id="rId67">
         <w:r>
           <w:rPr>
             <w:rStyle w:val="Hyperlink"/>
@@ -7356,8 +7077,8 @@
         <w:t xml:space="preserve">.</w:t>
       </w:r>
     </w:p>
-    <w:bookmarkEnd w:id="67"/>
-    <w:bookmarkStart w:id="69" w:name="ref-li2025uva"/>
+    <w:bookmarkEnd w:id="68"/>
+    <w:bookmarkStart w:id="70" w:name="ref-li2025uva"/>
     <w:p>
       <w:pPr>
         <w:pStyle w:val="Bibliography"/>
@@ -7381,7 +7102,7 @@
       <w:r>
         <w:t xml:space="preserve"> </w:t>
       </w:r>
-      <w:hyperlink r:id="rId68">
+      <w:hyperlink r:id="rId69">
         <w:r>
           <w:rPr>
             <w:rStyle w:val="Hyperlink"/>
@@ -7393,8 +7114,8 @@
         <w:t xml:space="preserve">.</w:t>
       </w:r>
     </w:p>
-    <w:bookmarkEnd w:id="69"/>
-    <w:bookmarkStart w:id="71" w:name="ref-liu2023libero"/>
+    <w:bookmarkEnd w:id="70"/>
+    <w:bookmarkStart w:id="72" w:name="ref-liu2023libero"/>
     <w:p>
       <w:pPr>
         <w:pStyle w:val="Bibliography"/>
@@ -7433,7 +7154,7 @@
       <w:r>
         <w:t xml:space="preserve"> </w:t>
       </w:r>
-      <w:hyperlink r:id="rId70">
+      <w:hyperlink r:id="rId71">
         <w:r>
           <w:rPr>
             <w:rStyle w:val="Hyperlink"/>
@@ -7445,8 +7166,8 @@
         <w:t xml:space="preserve">.</w:t>
       </w:r>
     </w:p>
-    <w:bookmarkEnd w:id="71"/>
-    <w:bookmarkStart w:id="73" w:name="ref-meng2022rome"/>
+    <w:bookmarkEnd w:id="72"/>
+    <w:bookmarkStart w:id="74" w:name="ref-meng2022rome"/>
     <w:p>
       <w:pPr>
         <w:pStyle w:val="Bibliography"/>
@@ -7488,7 +7209,7 @@
       <w:r>
         <w:t xml:space="preserve"> </w:t>
       </w:r>
-      <w:hyperlink r:id="rId72">
+      <w:hyperlink r:id="rId73">
         <w:r>
           <w:rPr>
             <w:rStyle w:val="Hyperlink"/>
@@ -7500,8 +7221,8 @@
         <w:t xml:space="preserve">.</w:t>
       </w:r>
     </w:p>
-    <w:bookmarkEnd w:id="73"/>
-    <w:bookmarkStart w:id="75" w:name="ref-nasiriany2024robocasa"/>
+    <w:bookmarkEnd w:id="74"/>
+    <w:bookmarkStart w:id="76" w:name="ref-nasiriany2024robocasa"/>
     <w:p>
       <w:pPr>
         <w:pStyle w:val="Bibliography"/>
@@ -7540,7 +7261,7 @@
       <w:r>
         <w:t xml:space="preserve"> </w:t>
       </w:r>
-      <w:hyperlink r:id="rId74">
+      <w:hyperlink r:id="rId75">
         <w:r>
           <w:rPr>
             <w:rStyle w:val="Hyperlink"/>
@@ -7552,8 +7273,8 @@
         <w:t xml:space="preserve">.</w:t>
       </w:r>
     </w:p>
-    <w:bookmarkEnd w:id="75"/>
-    <w:bookmarkStart w:id="77" w:name="ref-nvidia2026cosmos3"/>
+    <w:bookmarkEnd w:id="76"/>
+    <w:bookmarkStart w:id="78" w:name="ref-nvidia2026cosmos3"/>
     <w:p>
       <w:pPr>
         <w:pStyle w:val="Bibliography"/>
@@ -7598,7 +7319,7 @@
       <w:r>
         <w:t xml:space="preserve"> </w:t>
       </w:r>
-      <w:hyperlink r:id="rId76">
+      <w:hyperlink r:id="rId77">
         <w:r>
           <w:rPr>
             <w:rStyle w:val="Hyperlink"/>
@@ -7610,8 +7331,8 @@
         <w:t xml:space="preserve">.</w:t>
       </w:r>
     </w:p>
-    <w:bookmarkEnd w:id="77"/>
-    <w:bookmarkStart w:id="79" w:name="ref-nvidia2026cosmos3droid"/>
+    <w:bookmarkEnd w:id="78"/>
+    <w:bookmarkStart w:id="80" w:name="ref-nvidia2026cosmos3droid"/>
     <w:p>
       <w:pPr>
         <w:pStyle w:val="Bibliography"/>
@@ -7635,7 +7356,7 @@
       <w:r>
         <w:t xml:space="preserve"> </w:t>
       </w:r>
-      <w:hyperlink r:id="rId78">
+      <w:hyperlink r:id="rId79">
         <w:r>
           <w:rPr>
             <w:rStyle w:val="Hyperlink"/>
@@ -7647,8 +7368,8 @@
         <w:t xml:space="preserve">.</w:t>
       </w:r>
     </w:p>
-    <w:bookmarkEnd w:id="79"/>
-    <w:bookmarkStart w:id="81" w:name="ref-qiu2026agra"/>
+    <w:bookmarkEnd w:id="80"/>
+    <w:bookmarkStart w:id="82" w:name="ref-qiu2026agra"/>
     <w:p>
       <w:pPr>
         <w:pStyle w:val="Bibliography"/>
@@ -7672,7 +7393,7 @@
       <w:r>
         <w:t xml:space="preserve"> </w:t>
       </w:r>
-      <w:hyperlink r:id="rId80">
+      <w:hyperlink r:id="rId81">
         <w:r>
           <w:rPr>
             <w:rStyle w:val="Hyperlink"/>
@@ -7684,8 +7405,8 @@
         <w:t xml:space="preserve">.</w:t>
       </w:r>
     </w:p>
-    <w:bookmarkEnd w:id="81"/>
-    <w:bookmarkStart w:id="83" w:name="ref-vaidyanathan2026multiplemediators"/>
+    <w:bookmarkEnd w:id="82"/>
+    <w:bookmarkStart w:id="84" w:name="ref-vaidyanathan2026multiplemediators"/>
     <w:p>
       <w:pPr>
         <w:pStyle w:val="Bibliography"/>
@@ -7709,7 +7430,7 @@
       <w:r>
         <w:t xml:space="preserve"> </w:t>
       </w:r>
-      <w:hyperlink r:id="rId82">
+      <w:hyperlink r:id="rId83">
         <w:r>
           <w:rPr>
             <w:rStyle w:val="Hyperlink"/>
@@ -7721,8 +7442,8 @@
         <w:t xml:space="preserve">.</w:t>
       </w:r>
     </w:p>
-    <w:bookmarkEnd w:id="83"/>
-    <w:bookmarkStart w:id="85" w:name="ref-vig2020causalmediation"/>
+    <w:bookmarkEnd w:id="84"/>
+    <w:bookmarkStart w:id="86" w:name="ref-vig2020causalmediation"/>
     <w:p>
       <w:pPr>
         <w:pStyle w:val="Bibliography"/>
@@ -7755,7 +7476,7 @@
       <w:r>
         <w:t xml:space="preserve"> </w:t>
       </w:r>
-      <w:hyperlink r:id="rId84">
+      <w:hyperlink r:id="rId85">
         <w:r>
           <w:rPr>
             <w:rStyle w:val="Hyperlink"/>
@@ -7767,8 +7488,8 @@
         <w:t xml:space="preserve">.</w:t>
       </w:r>
     </w:p>
-    <w:bookmarkEnd w:id="85"/>
-    <w:bookmarkStart w:id="87" w:name="ref-yang2026robolab"/>
+    <w:bookmarkEnd w:id="86"/>
+    <w:bookmarkStart w:id="88" w:name="ref-yang2026robolab"/>
     <w:p>
       <w:pPr>
         <w:pStyle w:val="Bibliography"/>
@@ -7807,7 +7528,7 @@
       <w:r>
         <w:t xml:space="preserve"> </w:t>
       </w:r>
-      <w:hyperlink r:id="rId86">
+      <w:hyperlink r:id="rId87">
         <w:r>
           <w:rPr>
             <w:rStyle w:val="Hyperlink"/>
@@ -7819,8 +7540,8 @@
         <w:t xml:space="preserve">.</w:t>
       </w:r>
     </w:p>
-    <w:bookmarkEnd w:id="87"/>
-    <w:bookmarkStart w:id="89" w:name="ref-ye2026dreamzero"/>
+    <w:bookmarkEnd w:id="88"/>
+    <w:bookmarkStart w:id="90" w:name="ref-ye2026dreamzero"/>
     <w:p>
       <w:pPr>
         <w:pStyle w:val="Bibliography"/>
@@ -7844,7 +7565,7 @@
       <w:r>
         <w:t xml:space="preserve"> </w:t>
       </w:r>
-      <w:hyperlink r:id="rId88">
+      <w:hyperlink r:id="rId89">
         <w:r>
           <w:rPr>
             <w:rStyle w:val="Hyperlink"/>
@@ -7856,8 +7577,8 @@
         <w:t xml:space="preserve">.</w:t>
       </w:r>
     </w:p>
-    <w:bookmarkEnd w:id="89"/>
-    <w:bookmarkStart w:id="91" w:name="ref-yuan2026fastwam"/>
+    <w:bookmarkEnd w:id="90"/>
+    <w:bookmarkStart w:id="92" w:name="ref-yuan2026fastwam"/>
     <w:p>
       <w:pPr>
         <w:pStyle w:val="Bibliography"/>
@@ -7885,7 +7606,7 @@
       <w:r>
         <w:t xml:space="preserve"> </w:t>
       </w:r>
-      <w:hyperlink r:id="rId90">
+      <w:hyperlink r:id="rId91">
         <w:r>
           <w:rPr>
             <w:rStyle w:val="Hyperlink"/>
@@ -7897,8 +7618,8 @@
         <w:t xml:space="preserve">.</w:t>
       </w:r>
     </w:p>
-    <w:bookmarkEnd w:id="91"/>
-    <w:bookmarkStart w:id="93" w:name="ref-zhang2026rift"/>
+    <w:bookmarkEnd w:id="92"/>
+    <w:bookmarkStart w:id="94" w:name="ref-zhang2026rift"/>
     <w:p>
       <w:pPr>
         <w:pStyle w:val="Bibliography"/>
@@ -7950,7 +7671,7 @@
       <w:r>
         <w:t xml:space="preserve"> </w:t>
       </w:r>
-      <w:hyperlink r:id="rId92">
+      <w:hyperlink r:id="rId93">
         <w:r>
           <w:rPr>
             <w:rStyle w:val="Hyperlink"/>
@@ -7962,8 +7683,8 @@
         <w:t xml:space="preserve">.</w:t>
       </w:r>
     </w:p>
-    <w:bookmarkEnd w:id="93"/>
-    <w:bookmarkStart w:id="95" w:name="ref-zhang2024activationpatching"/>
+    <w:bookmarkEnd w:id="94"/>
+    <w:bookmarkStart w:id="96" w:name="ref-zhang2024activationpatching"/>
     <w:p>
       <w:pPr>
         <w:pStyle w:val="Bibliography"/>
@@ -7993,7 +7714,7 @@
       <w:r>
         <w:t xml:space="preserve"> </w:t>
       </w:r>
-      <w:hyperlink r:id="rId94">
+      <w:hyperlink r:id="rId95">
         <w:r>
           <w:rPr>
             <w:rStyle w:val="Hyperlink"/>
@@ -8005,8 +7726,8 @@
         <w:t xml:space="preserve">.</w:t>
       </w:r>
     </w:p>
-    <w:bookmarkEnd w:id="95"/>
-    <w:bookmarkStart w:id="97" w:name="ref-zhao2026fasterwam"/>
+    <w:bookmarkEnd w:id="96"/>
+    <w:bookmarkStart w:id="98" w:name="ref-zhao2026fasterwam"/>
     <w:p>
       <w:pPr>
         <w:pStyle w:val="Bibliography"/>
@@ -8037,7 +7758,7 @@
       <w:r>
         <w:t xml:space="preserve"> </w:t>
       </w:r>
-      <w:hyperlink r:id="rId96">
+      <w:hyperlink r:id="rId97">
         <w:r>
           <w:rPr>
             <w:rStyle w:val="Hyperlink"/>
@@ -8049,9 +7770,9 @@
         <w:t xml:space="preserve">.</w:t>
       </w:r>
     </w:p>
-    <w:bookmarkEnd w:id="97"/>
     <w:bookmarkEnd w:id="98"/>
     <w:bookmarkEnd w:id="99"/>
+    <w:bookmarkEnd w:id="100"/>
     <w:sectPr>
       <w:footnotePr>
         <w:numRestart w:val="eachSect"/>

--- a/output/imagined_futures_neurips2026.docx
+++ b/output/imagined_futures_neurips2026.docx
@@ -149,46 +149,7 @@
         <w:pStyle w:val="BodyText"/>
       </w:pPr>
       <w:r>
-        <w:t xml:space="preserve">We distinguish four mechanistically different—and potentially coexisting—roles for future representations. First, they may be</w:t>
-      </w:r>
-      <w:r>
-        <w:t xml:space="preserve"> </w:t>
-      </w:r>
-      <w:r>
-        <w:rPr>
-          <w:i/>
-          <w:iCs/>
-        </w:rPr>
-        <w:t xml:space="preserve">epiphenomenal</w:t>
-      </w:r>
-      <w:r>
-        <w:t xml:space="preserve">: changing them has no causal effect on action. Second, they may provide a</w:t>
-      </w:r>
-      <w:r>
-        <w:t xml:space="preserve"> </w:t>
-      </w:r>
-      <w:r>
-        <w:rPr>
-          <w:i/>
-          <w:iCs/>
-        </w:rPr>
-        <w:t xml:space="preserve">nonspecific computational workspace</w:t>
-      </w:r>
-      <w:r>
-        <w:t xml:space="preserve">: activity at future-token positions is necessary, but the represented future does not determine the direction of the action change. Third, their semantic content may</w:t>
-      </w:r>
-      <w:r>
-        <w:t xml:space="preserve"> </w:t>
-      </w:r>
-      <w:r>
-        <w:rPr>
-          <w:i/>
-          <w:iCs/>
-        </w:rPr>
-        <w:t xml:space="preserve">parameterize action</w:t>
-      </w:r>
-      <w:r>
-        <w:t xml:space="preserve">, for example through an inverse-dynamics-like mapping from a prospective robot pose to the action that would realize it</w:t>
+        <w:t xml:space="preserve">Future representations could serve many roles. They may be auxiliary outputs with no causal effect on action, a general computational workspace whose disruption affects execution regardless of the represented content, a content-specific action input such as a prospective robot pose used for inverse dynamics</w:t>
       </w:r>
       <w:r>
         <w:t xml:space="preserve"> </w:t>
@@ -222,7 +183,7 @@
         <w:t xml:space="preserve">)</w:t>
       </w:r>
       <w:r>
-        <w:t xml:space="preserve">. Fourth, they may encode consequences that are evaluated to select among candidate actions</w:t>
+        <w:t xml:space="preserve">, or a representation of predicted consequences used to evaluate candidate actions</w:t>
       </w:r>
       <w:r>
         <w:t xml:space="preserve"> </w:t>
@@ -256,7 +217,7 @@
         <w:t xml:space="preserve">)</w:t>
       </w:r>
       <w:r>
-        <w:t xml:space="preserve">. Only the fourth role entails outcome-based planning; the third establishes content-specific future use but does not, by itself, show that the model compares predicted outcomes. We study Cosmos Policy’s direct-policy mode and the diffusion-generator component of Cosmos3-Nano-Policy-DROID. Neither evaluated inference procedure generates and scores multiple candidate actions before acting; Cosmos Policy’s separate best-of-</w:t>
+        <w:t xml:space="preserve">. These examples are neither exhaustive nor mutually exclusive. In particular, content-specific action conditioning would not by itself show that the model compares predicted outcomes. We study Cosmos Policy’s direct-policy mode and the diffusion-generator component of Cosmos3-Nano-Policy-DROID. Neither evaluated inference procedure generates and scores multiple candidate actions before acting; Cosmos Policy’s separate best-of-</w:t>
       </w:r>
       <m:oMath>
         <m:r>
@@ -295,7 +256,7 @@
         <w:t xml:space="preserve">)</w:t>
       </w:r>
       <w:r>
-        <w:t xml:space="preserve">. Masking the future read or editing values stored at future positions changes closed-loop trajectories and task success across several WAMs. Such destructive tests establish that the future channel is necessary or behaviorally sensitive. They do not establish that its semantic content controls a particular alternative: a damaged representation can move an action in any direction.</w:t>
+        <w:t xml:space="preserve">. Masking the future read or editing values stored at future positions changes closed-loop trajectories and task success across several WAMs. These destructive interventions establish dependence on the future channel, but do not show that the represented future determines the direction of the resulting action change: damaging the representation can alter an action arbitrarily. RIFT therefore does not distinguish content-independent computational dependence from content-specific use.</w:t>
       </w:r>
     </w:p>
     <w:p>
